--- a/day_1/Topic 1.docx
+++ b/day_1/Topic 1.docx
@@ -3567,25 +3567,23 @@
       <w:pPr>
         <w:spacing w:after="0" w:line="240" w:lineRule="auto"/>
       </w:pPr>
-      <w:proofErr w:type="gramStart"/>
-      <w:r>
-        <w:rPr>
-          <w:b/>
-          <w:bCs/>
-        </w:rPr>
-        <w:t>Decoder</w:t>
-      </w:r>
-      <w:r>
-        <w:rPr>
-          <w:b/>
-          <w:bCs/>
-        </w:rPr>
-        <w:t xml:space="preserve"> :</w:t>
+      <w:r>
+        <w:rPr>
+          <w:b/>
+          <w:bCs/>
+        </w:rPr>
+        <w:t>Decoder:</w:t>
+      </w:r>
+      <w:r>
+        <w:rPr>
+          <w:b/>
+          <w:bCs/>
+        </w:rPr>
+        <w:t xml:space="preserve"> </w:t>
       </w:r>
       <w:r>
         <w:t>Generate</w:t>
       </w:r>
-      <w:proofErr w:type="gramEnd"/>
       <w:r>
         <w:t xml:space="preserve"> information.</w:t>
       </w:r>
@@ -3661,141 +3659,6 @@
       </w:r>
       <w:r>
         <w:t>Copilot</w:t>
-      </w:r>
-    </w:p>
-    <w:p>
-      <w:pPr>
-        <w:spacing w:after="0" w:line="240" w:lineRule="auto"/>
-      </w:pPr>
-      <w:r>
-        <w:pict w14:anchorId="51790B13">
-          <v:rect id="_x0000_i1240" style="width:0;height:1.5pt" o:hralign="center" o:hrstd="t" o:hr="t" fillcolor="#a0a0a0" stroked="f"/>
-        </w:pict>
-      </w:r>
-    </w:p>
-    <w:p>
-      <w:pPr>
-        <w:spacing w:after="0" w:line="240" w:lineRule="auto"/>
-        <w:rPr>
-          <w:b/>
-          <w:bCs/>
-        </w:rPr>
-      </w:pPr>
-      <w:r>
-        <w:rPr>
-          <w:b/>
-          <w:bCs/>
-        </w:rPr>
-        <w:t>Why Transformers Changed AI</w:t>
-      </w:r>
-    </w:p>
-    <w:p>
-      <w:pPr>
-        <w:spacing w:after="0" w:line="240" w:lineRule="auto"/>
-        <w:rPr>
-          <w:b/>
-          <w:bCs/>
-        </w:rPr>
-      </w:pPr>
-      <w:r>
-        <w:rPr>
-          <w:b/>
-          <w:bCs/>
-        </w:rPr>
-        <w:t>Parallel Processing</w:t>
-      </w:r>
-      <w:r>
-        <w:rPr>
-          <w:b/>
-          <w:bCs/>
-        </w:rPr>
-        <w:t xml:space="preserve"> </w:t>
-      </w:r>
-    </w:p>
-    <w:p>
-      <w:pPr>
-        <w:spacing w:after="0" w:line="240" w:lineRule="auto"/>
-      </w:pPr>
-      <w:r>
-        <w:t>RNN:</w:t>
-      </w:r>
-      <w:r>
-        <w:t xml:space="preserve"> </w:t>
-      </w:r>
-      <w:r>
-        <w:t>Sequential.</w:t>
-      </w:r>
-      <w:r>
-        <w:t xml:space="preserve"> </w:t>
-      </w:r>
-      <w:r>
-        <w:t xml:space="preserve">Word1 </w:t>
-      </w:r>
-      <w:r>
-        <w:rPr>
-          <w:b/>
-          <w:bCs/>
-        </w:rPr>
-        <w:t xml:space="preserve">→ </w:t>
-      </w:r>
-      <w:r>
-        <w:t xml:space="preserve">Word2 </w:t>
-      </w:r>
-      <w:r>
-        <w:rPr>
-          <w:b/>
-          <w:bCs/>
-        </w:rPr>
-        <w:t>→</w:t>
-      </w:r>
-      <w:r>
-        <w:t>Word3</w:t>
-      </w:r>
-    </w:p>
-    <w:p>
-      <w:pPr>
-        <w:spacing w:after="0" w:line="240" w:lineRule="auto"/>
-      </w:pPr>
-      <w:r>
-        <w:t>Transformer:</w:t>
-      </w:r>
-      <w:r>
-        <w:t xml:space="preserve"> </w:t>
-      </w:r>
-      <w:r>
-        <w:t>Word1</w:t>
-      </w:r>
-      <w:r>
-        <w:t xml:space="preserve">, </w:t>
-      </w:r>
-      <w:r>
-        <w:t>Word2</w:t>
-      </w:r>
-      <w:r>
-        <w:t xml:space="preserve">, </w:t>
-      </w:r>
-      <w:r>
-        <w:t>Word3</w:t>
-      </w:r>
-      <w:r>
-        <w:t xml:space="preserve">, </w:t>
-      </w:r>
-      <w:r>
-        <w:t>Word4</w:t>
-      </w:r>
-    </w:p>
-    <w:p>
-      <w:pPr>
-        <w:spacing w:after="0" w:line="240" w:lineRule="auto"/>
-      </w:pPr>
-      <w:r>
-        <w:t>Processed together</w:t>
-      </w:r>
-      <w:r>
-        <w:t xml:space="preserve">, </w:t>
-      </w:r>
-      <w:r>
-        <w:t>Much faster on GPUs.</w:t>
       </w:r>
     </w:p>
     <w:p>
@@ -3839,11 +3702,9 @@
       <w:r>
         <w:t>Example:</w:t>
       </w:r>
-    </w:p>
-    <w:p>
-      <w:pPr>
-        <w:spacing w:after="0" w:line="240" w:lineRule="auto"/>
-      </w:pPr>
+      <w:r>
+        <w:t xml:space="preserve"> </w:t>
+      </w:r>
       <w:r>
         <w:t>Page 1</w:t>
       </w:r>
@@ -4136,34 +3997,2435 @@
           <w:b/>
           <w:bCs/>
         </w:rPr>
+        <w:t>A Transformer is an attention-based neural network architecture that processes input in parallel and learns relationships between all elements of the input using self-attention. It overcomes the limitations of RNNs and LSTMs in handling long-range dependencies and forms the foundation of modern LLMs such as GPT, ChatGPT, Copilot, Gemini, and Claude. The key components are embeddings, positional encoding, multi-head self-attention, feed-forward networks, and stacked encoder/decoder layers.</w:t>
+      </w:r>
+    </w:p>
+    <w:p>
+      <w:pPr>
+        <w:spacing w:after="0" w:line="240" w:lineRule="auto"/>
+      </w:pPr>
+      <w:r>
+        <w:t>That's the level of explanation expected from a Lead Engineer, Solution Architect, or AI/ML Lead.</w:t>
+      </w:r>
+    </w:p>
+    <w:p>
+      <w:pPr>
+        <w:spacing w:after="0" w:line="240" w:lineRule="auto"/>
+      </w:pPr>
+      <w:r>
         <w:lastRenderedPageBreak/>
-        <w:t>A Transformer is an attention-based neural network architecture that processes input in parallel and learns relationships between all elements of the input using self-attention. It overcomes the limitations of RNNs and LSTMs in handling long-range dependencies and forms the foundation of modern LLMs such as GPT, ChatGPT, Copilot, Gemini, and Claude. The key components are embeddings, positional encoding, multi-head self-attention, feed-forward networks, and stacked encoder/decoder layers.</w:t>
-      </w:r>
-    </w:p>
-    <w:p>
-      <w:pPr>
-        <w:spacing w:after="0" w:line="240" w:lineRule="auto"/>
-      </w:pPr>
-      <w:r>
-        <w:t>That's the level of explanation expected from a Lead Engineer, Solution Architect, or AI/ML Lead.</w:t>
-      </w:r>
-    </w:p>
-    <w:p>
-      <w:pPr>
-        <w:spacing w:after="0" w:line="240" w:lineRule="auto"/>
-      </w:pPr>
-    </w:p>
-    <w:p>
-      <w:pPr>
-        <w:spacing w:after="0" w:line="240" w:lineRule="auto"/>
-        <w:rPr>
-          <w:b/>
-          <w:bCs/>
-          <w:sz w:val="40"/>
-          <w:szCs w:val="40"/>
-          <w:u w:val="single"/>
-        </w:rPr>
-      </w:pPr>
+        <w:pict w14:anchorId="1DFE0471">
+          <v:rect id="_x0000_i1881" style="width:0;height:1.5pt" o:hralign="center" o:hrstd="t" o:hr="t" fillcolor="#a0a0a0" stroked="f"/>
+        </w:pict>
+      </w:r>
+    </w:p>
+    <w:p>
+      <w:pPr>
+        <w:spacing w:after="0" w:line="240" w:lineRule="auto"/>
+        <w:rPr>
+          <w:b/>
+          <w:bCs/>
+        </w:rPr>
+      </w:pPr>
+      <w:r>
+        <w:rPr>
+          <w:b/>
+          <w:bCs/>
+        </w:rPr>
+        <w:t>1. Tokenization</w:t>
+      </w:r>
+    </w:p>
+    <w:p>
+      <w:pPr>
+        <w:spacing w:after="0" w:line="240" w:lineRule="auto"/>
+        <w:rPr>
+          <w:b/>
+          <w:bCs/>
+        </w:rPr>
+      </w:pPr>
+      <w:r>
+        <w:rPr>
+          <w:b/>
+          <w:bCs/>
+        </w:rPr>
+        <w:t>Technologies Used Today</w:t>
+      </w:r>
+    </w:p>
+    <w:p>
+      <w:pPr>
+        <w:spacing w:after="0" w:line="240" w:lineRule="auto"/>
+      </w:pPr>
+      <w:r>
+        <w:rPr>
+          <w:b/>
+          <w:bCs/>
+        </w:rPr>
+        <w:t>GPT Models</w:t>
+      </w:r>
+      <w:r>
+        <w:rPr>
+          <w:b/>
+          <w:bCs/>
+        </w:rPr>
+        <w:t xml:space="preserve">: </w:t>
+      </w:r>
+      <w:r>
+        <w:t>BPE (Byte Pair Encoding</w:t>
+      </w:r>
+      <w:proofErr w:type="gramStart"/>
+      <w:r>
+        <w:t>)</w:t>
+      </w:r>
+      <w:r>
+        <w:t xml:space="preserve">,  </w:t>
+      </w:r>
+      <w:proofErr w:type="spellStart"/>
+      <w:r>
+        <w:t>tiktoken</w:t>
+      </w:r>
+      <w:proofErr w:type="spellEnd"/>
+      <w:proofErr w:type="gramEnd"/>
+    </w:p>
+    <w:p>
+      <w:pPr>
+        <w:spacing w:after="0" w:line="240" w:lineRule="auto"/>
+      </w:pPr>
+      <w:r>
+        <w:rPr>
+          <w:b/>
+          <w:bCs/>
+        </w:rPr>
+        <w:t>Llama</w:t>
+      </w:r>
+      <w:r>
+        <w:rPr>
+          <w:b/>
+          <w:bCs/>
+        </w:rPr>
+        <w:t xml:space="preserve">: </w:t>
+      </w:r>
+      <w:r>
+        <w:t>Sentence Piece</w:t>
+      </w:r>
+    </w:p>
+    <w:p>
+      <w:pPr>
+        <w:spacing w:after="0" w:line="240" w:lineRule="auto"/>
+      </w:pPr>
+      <w:r>
+        <w:rPr>
+          <w:b/>
+          <w:bCs/>
+        </w:rPr>
+        <w:t>Gemini</w:t>
+      </w:r>
+      <w:r>
+        <w:rPr>
+          <w:b/>
+          <w:bCs/>
+        </w:rPr>
+        <w:t xml:space="preserve">: </w:t>
+      </w:r>
+      <w:r>
+        <w:t>Sentence Piece</w:t>
+      </w:r>
+      <w:r>
+        <w:t xml:space="preserve"> variants</w:t>
+      </w:r>
+    </w:p>
+    <w:p>
+      <w:pPr>
+        <w:spacing w:after="0" w:line="240" w:lineRule="auto"/>
+      </w:pPr>
+      <w:r>
+        <w:rPr>
+          <w:b/>
+          <w:bCs/>
+        </w:rPr>
+        <w:t>Claude</w:t>
+      </w:r>
+      <w:r>
+        <w:rPr>
+          <w:b/>
+          <w:bCs/>
+        </w:rPr>
+        <w:t xml:space="preserve">: </w:t>
+      </w:r>
+      <w:r>
+        <w:t>Proprietary tokenizer</w:t>
+      </w:r>
+    </w:p>
+    <w:p>
+      <w:pPr>
+        <w:spacing w:after="0" w:line="240" w:lineRule="auto"/>
+      </w:pPr>
+      <w:r>
+        <w:pict w14:anchorId="34FD122F">
+          <v:rect id="_x0000_i1882" style="width:0;height:1.5pt" o:hralign="center" o:hrstd="t" o:hr="t" fillcolor="#a0a0a0" stroked="f"/>
+        </w:pict>
+      </w:r>
+    </w:p>
+    <w:p>
+      <w:pPr>
+        <w:spacing w:after="0" w:line="240" w:lineRule="auto"/>
+        <w:rPr>
+          <w:b/>
+          <w:bCs/>
+        </w:rPr>
+      </w:pPr>
+      <w:r>
+        <w:rPr>
+          <w:b/>
+          <w:bCs/>
+        </w:rPr>
+        <w:t>2. Embeddings</w:t>
+      </w:r>
+    </w:p>
+    <w:p>
+      <w:pPr>
+        <w:spacing w:after="0" w:line="240" w:lineRule="auto"/>
+        <w:rPr>
+          <w:b/>
+          <w:bCs/>
+        </w:rPr>
+      </w:pPr>
+      <w:r>
+        <w:rPr>
+          <w:b/>
+          <w:bCs/>
+        </w:rPr>
+        <w:t>Technologies Used</w:t>
+      </w:r>
+    </w:p>
+    <w:p>
+      <w:pPr>
+        <w:spacing w:after="0" w:line="240" w:lineRule="auto"/>
+      </w:pPr>
+      <w:r>
+        <w:t>Traditional:</w:t>
+      </w:r>
+      <w:r>
+        <w:t xml:space="preserve"> </w:t>
+      </w:r>
+      <w:r>
+        <w:t>Word2Vec</w:t>
+      </w:r>
+      <w:r>
+        <w:t xml:space="preserve">, </w:t>
+      </w:r>
+      <w:proofErr w:type="spellStart"/>
+      <w:r>
+        <w:t>GloVe</w:t>
+      </w:r>
+      <w:proofErr w:type="spellEnd"/>
+      <w:r>
+        <w:t xml:space="preserve">, </w:t>
+      </w:r>
+      <w:proofErr w:type="spellStart"/>
+      <w:r>
+        <w:t>FastText</w:t>
+      </w:r>
+      <w:proofErr w:type="spellEnd"/>
+    </w:p>
+    <w:p>
+      <w:pPr>
+        <w:spacing w:after="0" w:line="240" w:lineRule="auto"/>
+      </w:pPr>
+      <w:r>
+        <w:t>Modern LLMs:</w:t>
+      </w:r>
+      <w:r>
+        <w:t xml:space="preserve"> </w:t>
+      </w:r>
+      <w:r>
+        <w:t>Learned Embeddings</w:t>
+      </w:r>
+      <w:r>
+        <w:t xml:space="preserve">, </w:t>
+      </w:r>
+      <w:r>
+        <w:t>Transformer Embeddings</w:t>
+      </w:r>
+    </w:p>
+    <w:p>
+      <w:pPr>
+        <w:spacing w:after="0" w:line="240" w:lineRule="auto"/>
+      </w:pPr>
+      <w:r>
+        <w:t>Examples:</w:t>
+      </w:r>
+    </w:p>
+    <w:p>
+      <w:pPr>
+        <w:numPr>
+          <w:ilvl w:val="0"/>
+          <w:numId w:val="13"/>
+        </w:numPr>
+        <w:spacing w:after="0" w:line="240" w:lineRule="auto"/>
+      </w:pPr>
+      <w:r>
+        <w:t>GPT Embeddings</w:t>
+      </w:r>
+    </w:p>
+    <w:p>
+      <w:pPr>
+        <w:numPr>
+          <w:ilvl w:val="0"/>
+          <w:numId w:val="13"/>
+        </w:numPr>
+        <w:spacing w:after="0" w:line="240" w:lineRule="auto"/>
+      </w:pPr>
+      <w:r>
+        <w:t>OpenAI text-embedding models</w:t>
+      </w:r>
+    </w:p>
+    <w:p>
+      <w:pPr>
+        <w:numPr>
+          <w:ilvl w:val="0"/>
+          <w:numId w:val="13"/>
+        </w:numPr>
+        <w:spacing w:after="0" w:line="240" w:lineRule="auto"/>
+      </w:pPr>
+      <w:r>
+        <w:t>BERT Embeddings</w:t>
+      </w:r>
+    </w:p>
+    <w:p>
+      <w:pPr>
+        <w:numPr>
+          <w:ilvl w:val="0"/>
+          <w:numId w:val="13"/>
+        </w:numPr>
+        <w:spacing w:after="0" w:line="240" w:lineRule="auto"/>
+      </w:pPr>
+      <w:r>
+        <w:t>Llama Embeddings</w:t>
+      </w:r>
+    </w:p>
+    <w:p>
+      <w:pPr>
+        <w:spacing w:after="0" w:line="240" w:lineRule="auto"/>
+      </w:pPr>
+      <w:r>
+        <w:t>Embedding dimensions:</w:t>
+      </w:r>
+      <w:r>
+        <w:t xml:space="preserve"> </w:t>
+      </w:r>
+      <w:r>
+        <w:t>768</w:t>
+      </w:r>
+      <w:r>
+        <w:t>,</w:t>
+      </w:r>
+      <w:r>
+        <w:t>1024</w:t>
+      </w:r>
+      <w:r>
+        <w:t xml:space="preserve">, </w:t>
+      </w:r>
+      <w:r>
+        <w:t>2048</w:t>
+      </w:r>
+      <w:r>
+        <w:t xml:space="preserve">, </w:t>
+      </w:r>
+      <w:r>
+        <w:t>4096+</w:t>
+      </w:r>
+    </w:p>
+    <w:p>
+      <w:pPr>
+        <w:spacing w:after="0" w:line="240" w:lineRule="auto"/>
+      </w:pPr>
+      <w:r>
+        <w:pict w14:anchorId="6BAF5237">
+          <v:rect id="_x0000_i1883" style="width:0;height:1.5pt" o:hralign="center" o:hrstd="t" o:hr="t" fillcolor="#a0a0a0" stroked="f"/>
+        </w:pict>
+      </w:r>
+    </w:p>
+    <w:p>
+      <w:pPr>
+        <w:spacing w:after="0" w:line="240" w:lineRule="auto"/>
+        <w:rPr>
+          <w:b/>
+          <w:bCs/>
+        </w:rPr>
+      </w:pPr>
+      <w:r>
+        <w:rPr>
+          <w:b/>
+          <w:bCs/>
+        </w:rPr>
+        <w:t>3. Positional Encoding</w:t>
+      </w:r>
+    </w:p>
+    <w:p>
+      <w:pPr>
+        <w:spacing w:after="0" w:line="240" w:lineRule="auto"/>
+        <w:rPr>
+          <w:b/>
+          <w:bCs/>
+        </w:rPr>
+      </w:pPr>
+      <w:r>
+        <w:rPr>
+          <w:b/>
+          <w:bCs/>
+        </w:rPr>
+        <w:t>Purpose</w:t>
+      </w:r>
+    </w:p>
+    <w:p>
+      <w:pPr>
+        <w:spacing w:after="0" w:line="240" w:lineRule="auto"/>
+      </w:pPr>
+      <w:r>
+        <w:t>Tell model where words appear.</w:t>
+      </w:r>
+    </w:p>
+    <w:p>
+      <w:pPr>
+        <w:spacing w:after="0" w:line="240" w:lineRule="auto"/>
+      </w:pPr>
+      <w:r>
+        <w:t>Without position:</w:t>
+      </w:r>
+      <w:r>
+        <w:t xml:space="preserve"> </w:t>
+      </w:r>
+      <w:proofErr w:type="gramStart"/>
+      <w:r>
+        <w:t>Man</w:t>
+      </w:r>
+      <w:proofErr w:type="gramEnd"/>
+      <w:r>
+        <w:t xml:space="preserve"> bites dog</w:t>
+      </w:r>
+      <w:r>
+        <w:t xml:space="preserve"> vs </w:t>
+      </w:r>
+      <w:r>
+        <w:t>Dog bites man</w:t>
+      </w:r>
+    </w:p>
+    <w:p>
+      <w:pPr>
+        <w:spacing w:after="0" w:line="240" w:lineRule="auto"/>
+      </w:pPr>
+      <w:r>
+        <w:t>look identical.</w:t>
+      </w:r>
+    </w:p>
+    <w:p>
+      <w:pPr>
+        <w:spacing w:after="0" w:line="240" w:lineRule="auto"/>
+      </w:pPr>
+      <w:r>
+        <w:pict w14:anchorId="3FF1EA36">
+          <v:rect id="_x0000_i1884" style="width:0;height:1.5pt" o:hralign="center" o:hrstd="t" o:hr="t" fillcolor="#a0a0a0" stroked="f"/>
+        </w:pict>
+      </w:r>
+    </w:p>
+    <w:p>
+      <w:pPr>
+        <w:spacing w:after="0" w:line="240" w:lineRule="auto"/>
+        <w:rPr>
+          <w:b/>
+          <w:bCs/>
+        </w:rPr>
+      </w:pPr>
+      <w:r>
+        <w:rPr>
+          <w:b/>
+          <w:bCs/>
+        </w:rPr>
+        <w:t>Older Method</w:t>
+      </w:r>
+    </w:p>
+    <w:p>
+      <w:pPr>
+        <w:spacing w:after="0" w:line="240" w:lineRule="auto"/>
+      </w:pPr>
+      <w:r>
+        <w:t>Original Transformer:</w:t>
+      </w:r>
+    </w:p>
+    <w:p>
+      <w:pPr>
+        <w:spacing w:after="0" w:line="240" w:lineRule="auto"/>
+      </w:pPr>
+      <w:r>
+        <w:t>Sinusoidal Positional Encoding</w:t>
+      </w:r>
+    </w:p>
+    <w:p>
+      <w:pPr>
+        <w:spacing w:after="0" w:line="240" w:lineRule="auto"/>
+      </w:pPr>
+      <w:r>
+        <w:t xml:space="preserve">Paper </w:t>
+      </w:r>
+      <w:proofErr w:type="gramStart"/>
+      <w:r>
+        <w:t>uses:</w:t>
+      </w:r>
+      <w:proofErr w:type="gramEnd"/>
+      <w:r>
+        <w:t xml:space="preserve"> </w:t>
+      </w:r>
+      <w:r>
+        <w:t>sin(</w:t>
+      </w:r>
+      <w:proofErr w:type="gramStart"/>
+      <w:r>
+        <w:t>)</w:t>
+      </w:r>
+      <w:r>
+        <w:t>,</w:t>
+      </w:r>
+      <w:r>
+        <w:t>cos</w:t>
+      </w:r>
+      <w:proofErr w:type="gramEnd"/>
+      <w:r>
+        <w:t>()</w:t>
+      </w:r>
+    </w:p>
+    <w:p>
+      <w:pPr>
+        <w:spacing w:after="0" w:line="240" w:lineRule="auto"/>
+      </w:pPr>
+      <w:r>
+        <w:t>mathematical encoding.</w:t>
+      </w:r>
+    </w:p>
+    <w:p>
+      <w:pPr>
+        <w:spacing w:after="0" w:line="240" w:lineRule="auto"/>
+        <w:rPr>
+          <w:b/>
+          <w:bCs/>
+        </w:rPr>
+      </w:pPr>
+      <w:r>
+        <w:rPr>
+          <w:b/>
+          <w:bCs/>
+        </w:rPr>
+        <w:t>Modern Methods</w:t>
+      </w:r>
+    </w:p>
+    <w:p>
+      <w:pPr>
+        <w:spacing w:after="0" w:line="240" w:lineRule="auto"/>
+      </w:pPr>
+      <w:proofErr w:type="gramStart"/>
+      <w:r>
+        <w:rPr>
+          <w:b/>
+          <w:bCs/>
+        </w:rPr>
+        <w:t>GPT</w:t>
+      </w:r>
+      <w:r>
+        <w:rPr>
+          <w:b/>
+          <w:bCs/>
+        </w:rPr>
+        <w:t xml:space="preserve"> :</w:t>
+      </w:r>
+      <w:proofErr w:type="gramEnd"/>
+      <w:r>
+        <w:rPr>
+          <w:b/>
+          <w:bCs/>
+        </w:rPr>
+        <w:t xml:space="preserve"> </w:t>
+      </w:r>
+      <w:r>
+        <w:t>Learned Positional Embeddings</w:t>
+      </w:r>
+    </w:p>
+    <w:p>
+      <w:pPr>
+        <w:spacing w:after="0" w:line="240" w:lineRule="auto"/>
+      </w:pPr>
+      <w:r>
+        <w:rPr>
+          <w:b/>
+          <w:bCs/>
+        </w:rPr>
+        <w:t>Llama</w:t>
+      </w:r>
+      <w:r>
+        <w:rPr>
+          <w:b/>
+          <w:bCs/>
+        </w:rPr>
+        <w:t xml:space="preserve">: </w:t>
+      </w:r>
+      <w:proofErr w:type="spellStart"/>
+      <w:r>
+        <w:t>RoPE</w:t>
+      </w:r>
+      <w:proofErr w:type="spellEnd"/>
+      <w:r>
+        <w:t xml:space="preserve"> </w:t>
+      </w:r>
+      <w:r>
+        <w:t>(Rotary Position Embedding)</w:t>
+      </w:r>
+    </w:p>
+    <w:p>
+      <w:pPr>
+        <w:spacing w:after="0" w:line="240" w:lineRule="auto"/>
+      </w:pPr>
+      <w:r>
+        <w:rPr>
+          <w:b/>
+          <w:bCs/>
+        </w:rPr>
+        <w:t>Gemini</w:t>
+      </w:r>
+      <w:r>
+        <w:rPr>
+          <w:b/>
+          <w:bCs/>
+        </w:rPr>
+        <w:t xml:space="preserve">: </w:t>
+      </w:r>
+      <w:r>
+        <w:t>Advanced Rotary Variants</w:t>
+      </w:r>
+    </w:p>
+    <w:p>
+      <w:pPr>
+        <w:spacing w:after="0" w:line="240" w:lineRule="auto"/>
+      </w:pPr>
+      <w:r>
+        <w:rPr>
+          <w:b/>
+          <w:bCs/>
+        </w:rPr>
+        <w:t>Claude</w:t>
+      </w:r>
+      <w:r>
+        <w:rPr>
+          <w:b/>
+          <w:bCs/>
+        </w:rPr>
+        <w:t xml:space="preserve">: </w:t>
+      </w:r>
+      <w:r>
+        <w:t>Rotary-based approaches</w:t>
+      </w:r>
+    </w:p>
+    <w:p>
+      <w:pPr>
+        <w:spacing w:after="0" w:line="240" w:lineRule="auto"/>
+      </w:pPr>
+      <w:r>
+        <w:t>Today's most popular:</w:t>
+      </w:r>
+      <w:r>
+        <w:t xml:space="preserve"> </w:t>
+      </w:r>
+      <w:proofErr w:type="spellStart"/>
+      <w:r>
+        <w:t>RoPE</w:t>
+      </w:r>
+      <w:proofErr w:type="spellEnd"/>
+    </w:p>
+    <w:p>
+      <w:pPr>
+        <w:spacing w:after="0" w:line="240" w:lineRule="auto"/>
+      </w:pPr>
+      <w:r>
+        <w:pict w14:anchorId="72F61861">
+          <v:rect id="_x0000_i1886" style="width:0;height:1.5pt" o:hralign="center" o:hrstd="t" o:hr="t" fillcolor="#a0a0a0" stroked="f"/>
+        </w:pict>
+      </w:r>
+    </w:p>
+    <w:p>
+      <w:pPr>
+        <w:spacing w:after="0" w:line="240" w:lineRule="auto"/>
+        <w:rPr>
+          <w:b/>
+          <w:bCs/>
+        </w:rPr>
+      </w:pPr>
+      <w:r>
+        <w:rPr>
+          <w:b/>
+          <w:bCs/>
+        </w:rPr>
+        <w:t>4. Multi-Head Attention</w:t>
+      </w:r>
+    </w:p>
+    <w:p>
+      <w:pPr>
+        <w:spacing w:after="0" w:line="240" w:lineRule="auto"/>
+      </w:pPr>
+      <w:r>
+        <w:t>This is the heart of LLMs.</w:t>
+      </w:r>
+    </w:p>
+    <w:p>
+      <w:pPr>
+        <w:spacing w:after="0" w:line="240" w:lineRule="auto"/>
+        <w:rPr>
+          <w:b/>
+          <w:bCs/>
+        </w:rPr>
+      </w:pPr>
+      <w:r>
+        <w:rPr>
+          <w:b/>
+          <w:bCs/>
+        </w:rPr>
+        <w:t>Core Concepts</w:t>
+      </w:r>
+    </w:p>
+    <w:p>
+      <w:pPr>
+        <w:spacing w:after="0" w:line="240" w:lineRule="auto"/>
+      </w:pPr>
+      <w:r>
+        <w:t>Every token generates:</w:t>
+      </w:r>
+      <w:r>
+        <w:t xml:space="preserve"> </w:t>
+      </w:r>
+      <w:r>
+        <w:t>Query (Q)</w:t>
+      </w:r>
+      <w:r>
+        <w:t xml:space="preserve">, </w:t>
+      </w:r>
+      <w:r>
+        <w:t>Key (K)</w:t>
+      </w:r>
+      <w:r>
+        <w:t xml:space="preserve">, </w:t>
+      </w:r>
+      <w:r>
+        <w:t>Value (V)</w:t>
+      </w:r>
+    </w:p>
+    <w:p>
+      <w:pPr>
+        <w:spacing w:after="0" w:line="240" w:lineRule="auto"/>
+      </w:pPr>
+      <w:r>
+        <w:t>Example:</w:t>
+      </w:r>
+      <w:r>
+        <w:t xml:space="preserve"> </w:t>
+      </w:r>
+      <w:r>
+        <w:t>The hood failed because it was thin.</w:t>
+      </w:r>
+    </w:p>
+    <w:p>
+      <w:pPr>
+        <w:spacing w:after="0" w:line="240" w:lineRule="auto"/>
+      </w:pPr>
+      <w:r>
+        <w:t>For word:</w:t>
+      </w:r>
+      <w:r>
+        <w:t xml:space="preserve"> </w:t>
+      </w:r>
+      <w:r>
+        <w:t>it</w:t>
+      </w:r>
+    </w:p>
+    <w:p>
+      <w:pPr>
+        <w:spacing w:after="0" w:line="240" w:lineRule="auto"/>
+      </w:pPr>
+      <w:r>
+        <w:t xml:space="preserve">Attention </w:t>
+      </w:r>
+      <w:proofErr w:type="gramStart"/>
+      <w:r>
+        <w:t>finds:</w:t>
+      </w:r>
+      <w:proofErr w:type="gramEnd"/>
+      <w:r>
+        <w:t xml:space="preserve"> </w:t>
+      </w:r>
+      <w:r>
+        <w:t>hood</w:t>
+      </w:r>
+      <w:r>
+        <w:t xml:space="preserve"> </w:t>
+      </w:r>
+      <w:r>
+        <w:t>as most relevant.</w:t>
+      </w:r>
+    </w:p>
+    <w:p>
+      <w:pPr>
+        <w:spacing w:after="0" w:line="240" w:lineRule="auto"/>
+      </w:pPr>
+      <w:r>
+        <w:pict w14:anchorId="6612354D">
+          <v:rect id="_x0000_i1887" style="width:0;height:1.5pt" o:hralign="center" o:hrstd="t" o:hr="t" fillcolor="#a0a0a0" stroked="f"/>
+        </w:pict>
+      </w:r>
+    </w:p>
+    <w:p>
+      <w:pPr>
+        <w:spacing w:after="0" w:line="240" w:lineRule="auto"/>
+      </w:pPr>
+      <w:r>
+        <w:rPr>
+          <w:b/>
+          <w:bCs/>
+        </w:rPr>
+        <w:t>Technologies Used</w:t>
+      </w:r>
+      <w:r>
+        <w:rPr>
+          <w:b/>
+          <w:bCs/>
+        </w:rPr>
+        <w:t xml:space="preserve"> </w:t>
+      </w:r>
+      <w:r>
+        <w:rPr>
+          <w:b/>
+          <w:bCs/>
+        </w:rPr>
+        <w:t>Original</w:t>
+      </w:r>
+      <w:proofErr w:type="gramStart"/>
+      <w:r>
+        <w:rPr>
+          <w:b/>
+          <w:bCs/>
+        </w:rPr>
+        <w:t xml:space="preserve">:  </w:t>
+      </w:r>
+      <w:r>
+        <w:t>Scaled</w:t>
+      </w:r>
+      <w:proofErr w:type="gramEnd"/>
+      <w:r>
+        <w:t xml:space="preserve"> Dot Product Attention</w:t>
+      </w:r>
+    </w:p>
+    <w:p>
+      <w:pPr>
+        <w:spacing w:after="0" w:line="240" w:lineRule="auto"/>
+      </w:pPr>
+      <w:r>
+        <w:pict w14:anchorId="6393B2BF">
+          <v:rect id="_x0000_i1888" style="width:0;height:1.5pt" o:hralign="center" o:hrstd="t" o:hr="t" fillcolor="#a0a0a0" stroked="f"/>
+        </w:pict>
+      </w:r>
+    </w:p>
+    <w:p>
+      <w:pPr>
+        <w:spacing w:after="0" w:line="240" w:lineRule="auto"/>
+        <w:rPr>
+          <w:b/>
+          <w:bCs/>
+        </w:rPr>
+      </w:pPr>
+      <w:r>
+        <w:rPr>
+          <w:b/>
+          <w:bCs/>
+        </w:rPr>
+        <w:t>Modern Optimizations</w:t>
+      </w:r>
+      <w:r>
+        <w:rPr>
+          <w:b/>
+          <w:bCs/>
+        </w:rPr>
+        <w:t xml:space="preserve"> </w:t>
+      </w:r>
+      <w:r>
+        <w:rPr>
+          <w:b/>
+          <w:bCs/>
+        </w:rPr>
+        <w:t>Flash Attention</w:t>
+      </w:r>
+    </w:p>
+    <w:p>
+      <w:pPr>
+        <w:spacing w:after="0" w:line="240" w:lineRule="auto"/>
+      </w:pPr>
+      <w:r>
+        <w:t>Very popular now.</w:t>
+      </w:r>
+    </w:p>
+    <w:p>
+      <w:pPr>
+        <w:spacing w:after="0" w:line="240" w:lineRule="auto"/>
+      </w:pPr>
+      <w:r>
+        <w:lastRenderedPageBreak/>
+        <w:t>Used to reduce GPU memory.</w:t>
+      </w:r>
+    </w:p>
+    <w:p>
+      <w:pPr>
+        <w:spacing w:after="0" w:line="240" w:lineRule="auto"/>
+      </w:pPr>
+      <w:r>
+        <w:t>Companies:</w:t>
+      </w:r>
+      <w:r>
+        <w:t xml:space="preserve"> </w:t>
+      </w:r>
+      <w:r>
+        <w:t>OpenAI</w:t>
+      </w:r>
+      <w:r>
+        <w:t xml:space="preserve">, </w:t>
+      </w:r>
+      <w:r>
+        <w:t>Anthropic</w:t>
+      </w:r>
+      <w:r>
+        <w:t xml:space="preserve">, </w:t>
+      </w:r>
+      <w:proofErr w:type="spellStart"/>
+      <w:r>
+        <w:t>MetaMistral</w:t>
+      </w:r>
+      <w:proofErr w:type="spellEnd"/>
+    </w:p>
+    <w:p>
+      <w:pPr>
+        <w:spacing w:after="0" w:line="240" w:lineRule="auto"/>
+      </w:pPr>
+      <w:r>
+        <w:t>Benefits:</w:t>
+      </w:r>
+      <w:r>
+        <w:t xml:space="preserve"> </w:t>
+      </w:r>
+      <w:r>
+        <w:t>Faster</w:t>
+      </w:r>
+      <w:r>
+        <w:t xml:space="preserve">, </w:t>
+      </w:r>
+      <w:r>
+        <w:t>Less memory</w:t>
+      </w:r>
+      <w:r>
+        <w:t xml:space="preserve">, </w:t>
+      </w:r>
+      <w:proofErr w:type="gramStart"/>
+      <w:r>
+        <w:t>Longer</w:t>
+      </w:r>
+      <w:proofErr w:type="gramEnd"/>
+      <w:r>
+        <w:t xml:space="preserve"> context windows</w:t>
+      </w:r>
+    </w:p>
+    <w:p>
+      <w:pPr>
+        <w:spacing w:after="0" w:line="240" w:lineRule="auto"/>
+      </w:pPr>
+      <w:r>
+        <w:pict w14:anchorId="343D392E">
+          <v:rect id="_x0000_i1889" style="width:0;height:1.5pt" o:hralign="center" o:hrstd="t" o:hr="t" fillcolor="#a0a0a0" stroked="f"/>
+        </w:pict>
+      </w:r>
+    </w:p>
+    <w:p>
+      <w:pPr>
+        <w:spacing w:after="0" w:line="240" w:lineRule="auto"/>
+        <w:rPr>
+          <w:b/>
+          <w:bCs/>
+        </w:rPr>
+      </w:pPr>
+      <w:r>
+        <w:rPr>
+          <w:b/>
+          <w:bCs/>
+        </w:rPr>
+        <w:t>Multi Query Attention (MQA)</w:t>
+      </w:r>
+    </w:p>
+    <w:p>
+      <w:pPr>
+        <w:spacing w:after="0" w:line="240" w:lineRule="auto"/>
+      </w:pPr>
+      <w:r>
+        <w:t>Used in:</w:t>
+      </w:r>
+      <w:r>
+        <w:t xml:space="preserve"> </w:t>
+      </w:r>
+      <w:r>
+        <w:t>Gemini</w:t>
+      </w:r>
+      <w:r>
+        <w:t xml:space="preserve">, </w:t>
+      </w:r>
+      <w:r>
+        <w:t>Claude</w:t>
+      </w:r>
+    </w:p>
+    <w:p>
+      <w:pPr>
+        <w:spacing w:after="0" w:line="240" w:lineRule="auto"/>
+      </w:pPr>
+      <w:r>
+        <w:t>Makes inference faster.</w:t>
+      </w:r>
+    </w:p>
+    <w:p>
+      <w:pPr>
+        <w:spacing w:after="0" w:line="240" w:lineRule="auto"/>
+      </w:pPr>
+      <w:r>
+        <w:pict w14:anchorId="2BC773DA">
+          <v:rect id="_x0000_i1890" style="width:0;height:1.5pt" o:hralign="center" o:hrstd="t" o:hr="t" fillcolor="#a0a0a0" stroked="f"/>
+        </w:pict>
+      </w:r>
+    </w:p>
+    <w:p>
+      <w:pPr>
+        <w:spacing w:after="0" w:line="240" w:lineRule="auto"/>
+        <w:rPr>
+          <w:b/>
+          <w:bCs/>
+        </w:rPr>
+      </w:pPr>
+      <w:r>
+        <w:rPr>
+          <w:b/>
+          <w:bCs/>
+        </w:rPr>
+        <w:t>Grouped Query Attention (GQA)</w:t>
+      </w:r>
+    </w:p>
+    <w:p>
+      <w:pPr>
+        <w:spacing w:after="0" w:line="240" w:lineRule="auto"/>
+      </w:pPr>
+      <w:r>
+        <w:t>Used in:</w:t>
+      </w:r>
+      <w:r>
+        <w:t xml:space="preserve"> </w:t>
+      </w:r>
+      <w:r>
+        <w:t>Llama 3</w:t>
+      </w:r>
+      <w:r>
+        <w:t xml:space="preserve">, </w:t>
+      </w:r>
+      <w:r>
+        <w:t>Gemma</w:t>
+      </w:r>
+      <w:r>
+        <w:t xml:space="preserve">, </w:t>
+      </w:r>
+      <w:r>
+        <w:t>Mistral</w:t>
+      </w:r>
+    </w:p>
+    <w:p>
+      <w:pPr>
+        <w:spacing w:after="0" w:line="240" w:lineRule="auto"/>
+      </w:pPr>
+      <w:proofErr w:type="gramStart"/>
+      <w:r>
+        <w:t>Current industry favorite</w:t>
+      </w:r>
+      <w:proofErr w:type="gramEnd"/>
+      <w:r>
+        <w:t>.</w:t>
+      </w:r>
+    </w:p>
+    <w:p>
+      <w:pPr>
+        <w:spacing w:after="0" w:line="240" w:lineRule="auto"/>
+      </w:pPr>
+      <w:r>
+        <w:pict w14:anchorId="1DB43961">
+          <v:rect id="_x0000_i1891" style="width:0;height:1.5pt" o:hralign="center" o:hrstd="t" o:hr="t" fillcolor="#a0a0a0" stroked="f"/>
+        </w:pict>
+      </w:r>
+    </w:p>
+    <w:p>
+      <w:pPr>
+        <w:spacing w:after="0" w:line="240" w:lineRule="auto"/>
+        <w:rPr>
+          <w:b/>
+          <w:bCs/>
+        </w:rPr>
+      </w:pPr>
+      <w:r>
+        <w:rPr>
+          <w:b/>
+          <w:bCs/>
+        </w:rPr>
+        <w:t>5. Feed Forward Network (FFN)</w:t>
+      </w:r>
+    </w:p>
+    <w:p>
+      <w:pPr>
+        <w:spacing w:after="0" w:line="240" w:lineRule="auto"/>
+        <w:rPr>
+          <w:b/>
+          <w:bCs/>
+        </w:rPr>
+      </w:pPr>
+      <w:r>
+        <w:rPr>
+          <w:b/>
+          <w:bCs/>
+        </w:rPr>
+        <w:t>Purpose</w:t>
+      </w:r>
+    </w:p>
+    <w:p>
+      <w:pPr>
+        <w:spacing w:after="0" w:line="240" w:lineRule="auto"/>
+      </w:pPr>
+      <w:r>
+        <w:t>After attention finds important information,</w:t>
+      </w:r>
+      <w:r>
+        <w:t xml:space="preserve"> </w:t>
+      </w:r>
+      <w:r>
+        <w:t>FFN</w:t>
+      </w:r>
+      <w:r>
+        <w:t xml:space="preserve"> learns deeper patterns.</w:t>
+      </w:r>
+    </w:p>
+    <w:p>
+      <w:pPr>
+        <w:spacing w:after="0" w:line="240" w:lineRule="auto"/>
+      </w:pPr>
+      <w:r>
+        <w:t>Attention</w:t>
+      </w:r>
+      <w:r>
+        <w:t xml:space="preserve"> </w:t>
+      </w:r>
+      <w:r>
+        <w:rPr>
+          <w:b/>
+          <w:bCs/>
+        </w:rPr>
+        <w:t>→</w:t>
+      </w:r>
+      <w:r>
+        <w:rPr>
+          <w:b/>
+          <w:bCs/>
+        </w:rPr>
+        <w:t xml:space="preserve"> </w:t>
+      </w:r>
+      <w:r>
+        <w:t>FFN</w:t>
+      </w:r>
+      <w:r>
+        <w:t xml:space="preserve"> </w:t>
+      </w:r>
+      <w:r>
+        <w:rPr>
+          <w:b/>
+          <w:bCs/>
+        </w:rPr>
+        <w:t>→</w:t>
+      </w:r>
+      <w:r>
+        <w:t>Better Representation</w:t>
+      </w:r>
+    </w:p>
+    <w:p>
+      <w:pPr>
+        <w:spacing w:after="0" w:line="240" w:lineRule="auto"/>
+        <w:rPr>
+          <w:b/>
+          <w:bCs/>
+        </w:rPr>
+      </w:pPr>
+      <w:r>
+        <w:rPr>
+          <w:b/>
+          <w:bCs/>
+        </w:rPr>
+        <w:t>Traditional</w:t>
+      </w:r>
+      <w:r>
+        <w:rPr>
+          <w:b/>
+          <w:bCs/>
+        </w:rPr>
+        <w:t xml:space="preserve"> </w:t>
+      </w:r>
+    </w:p>
+    <w:p>
+      <w:pPr>
+        <w:spacing w:after="0" w:line="240" w:lineRule="auto"/>
+      </w:pPr>
+      <w:r>
+        <w:t>Linear</w:t>
+      </w:r>
+      <w:r>
+        <w:t xml:space="preserve"> </w:t>
+      </w:r>
+      <w:r>
+        <w:rPr>
+          <w:b/>
+          <w:bCs/>
+        </w:rPr>
+        <w:t xml:space="preserve">→ </w:t>
+      </w:r>
+      <w:proofErr w:type="spellStart"/>
+      <w:r>
+        <w:t>ReLU</w:t>
+      </w:r>
+      <w:proofErr w:type="spellEnd"/>
+      <w:r>
+        <w:t xml:space="preserve"> </w:t>
+      </w:r>
+      <w:r>
+        <w:rPr>
+          <w:b/>
+          <w:bCs/>
+        </w:rPr>
+        <w:t>→</w:t>
+      </w:r>
+      <w:r>
+        <w:t>Linear</w:t>
+      </w:r>
+    </w:p>
+    <w:p>
+      <w:pPr>
+        <w:spacing w:after="0" w:line="240" w:lineRule="auto"/>
+      </w:pPr>
+      <w:r>
+        <w:pict w14:anchorId="69C0E62A">
+          <v:rect id="_x0000_i1893" style="width:0;height:1.5pt" o:hralign="center" o:hrstd="t" o:hr="t" fillcolor="#a0a0a0" stroked="f"/>
+        </w:pict>
+      </w:r>
+    </w:p>
+    <w:p>
+      <w:pPr>
+        <w:spacing w:after="0" w:line="240" w:lineRule="auto"/>
+        <w:rPr>
+          <w:b/>
+          <w:bCs/>
+        </w:rPr>
+      </w:pPr>
+      <w:r>
+        <w:rPr>
+          <w:b/>
+          <w:bCs/>
+        </w:rPr>
+        <w:t>Modern</w:t>
+      </w:r>
+    </w:p>
+    <w:p>
+      <w:pPr>
+        <w:spacing w:after="0" w:line="240" w:lineRule="auto"/>
+        <w:rPr>
+          <w:b/>
+          <w:bCs/>
+        </w:rPr>
+      </w:pPr>
+      <w:r>
+        <w:rPr>
+          <w:b/>
+          <w:bCs/>
+        </w:rPr>
+        <w:t>GELU</w:t>
+      </w:r>
+    </w:p>
+    <w:p>
+      <w:pPr>
+        <w:spacing w:after="0" w:line="240" w:lineRule="auto"/>
+      </w:pPr>
+      <w:r>
+        <w:t>Used in:</w:t>
+      </w:r>
+      <w:r>
+        <w:t xml:space="preserve"> </w:t>
+      </w:r>
+      <w:r>
+        <w:t>BERT</w:t>
+      </w:r>
+      <w:r>
+        <w:t xml:space="preserve">, </w:t>
+      </w:r>
+      <w:r>
+        <w:t>GPT</w:t>
+      </w:r>
+    </w:p>
+    <w:p>
+      <w:pPr>
+        <w:spacing w:after="0" w:line="240" w:lineRule="auto"/>
+        <w:rPr>
+          <w:b/>
+          <w:bCs/>
+        </w:rPr>
+      </w:pPr>
+      <w:proofErr w:type="spellStart"/>
+      <w:r>
+        <w:rPr>
+          <w:b/>
+          <w:bCs/>
+        </w:rPr>
+        <w:t>SwiGLU</w:t>
+      </w:r>
+      <w:proofErr w:type="spellEnd"/>
+    </w:p>
+    <w:p>
+      <w:pPr>
+        <w:spacing w:after="0" w:line="240" w:lineRule="auto"/>
+      </w:pPr>
+      <w:r>
+        <w:t>Used in:</w:t>
+      </w:r>
+      <w:r>
+        <w:t xml:space="preserve"> </w:t>
+      </w:r>
+      <w:r>
+        <w:t>Llama</w:t>
+      </w:r>
+      <w:r>
+        <w:t xml:space="preserve">, </w:t>
+      </w:r>
+      <w:r>
+        <w:t>Gemma</w:t>
+      </w:r>
+      <w:r>
+        <w:t xml:space="preserve">, </w:t>
+      </w:r>
+      <w:r>
+        <w:t>Mistral</w:t>
+      </w:r>
+      <w:r>
+        <w:t xml:space="preserve">, </w:t>
+      </w:r>
+    </w:p>
+    <w:p>
+      <w:pPr>
+        <w:spacing w:after="0" w:line="240" w:lineRule="auto"/>
+      </w:pPr>
+      <w:r>
+        <w:t>Current industry trend:</w:t>
+      </w:r>
+      <w:r>
+        <w:t xml:space="preserve"> </w:t>
+      </w:r>
+      <w:proofErr w:type="spellStart"/>
+      <w:r>
+        <w:t>SwiGLU</w:t>
+      </w:r>
+      <w:proofErr w:type="spellEnd"/>
+    </w:p>
+    <w:p>
+      <w:pPr>
+        <w:spacing w:after="0" w:line="240" w:lineRule="auto"/>
+      </w:pPr>
+      <w:r>
+        <w:t>because it performs better.</w:t>
+      </w:r>
+    </w:p>
+    <w:p>
+      <w:pPr>
+        <w:spacing w:after="0" w:line="240" w:lineRule="auto"/>
+      </w:pPr>
+      <w:r>
+        <w:pict w14:anchorId="284ABD4A">
+          <v:rect id="_x0000_i1894" style="width:0;height:1.5pt" o:hralign="center" o:hrstd="t" o:hr="t" fillcolor="#a0a0a0" stroked="f"/>
+        </w:pict>
+      </w:r>
+    </w:p>
+    <w:p>
+      <w:pPr>
+        <w:spacing w:after="0" w:line="240" w:lineRule="auto"/>
+        <w:rPr>
+          <w:b/>
+          <w:bCs/>
+        </w:rPr>
+      </w:pPr>
+      <w:r>
+        <w:rPr>
+          <w:b/>
+          <w:bCs/>
+        </w:rPr>
+        <w:t>6. Normalization</w:t>
+      </w:r>
+      <w:r>
+        <w:rPr>
+          <w:b/>
+          <w:bCs/>
+        </w:rPr>
+        <w:t xml:space="preserve"> </w:t>
+      </w:r>
+      <w:r>
+        <w:rPr>
+          <w:b/>
+          <w:bCs/>
+        </w:rPr>
+        <w:t>Purpose</w:t>
+      </w:r>
+    </w:p>
+    <w:p>
+      <w:pPr>
+        <w:spacing w:after="0" w:line="240" w:lineRule="auto"/>
+      </w:pPr>
+      <w:r>
+        <w:t>Keep training stable.</w:t>
+      </w:r>
+    </w:p>
+    <w:p>
+      <w:pPr>
+        <w:spacing w:after="0" w:line="240" w:lineRule="auto"/>
+      </w:pPr>
+      <w:r>
+        <w:t>Without normalization:</w:t>
+      </w:r>
+    </w:p>
+    <w:p>
+      <w:pPr>
+        <w:spacing w:after="0" w:line="240" w:lineRule="auto"/>
+      </w:pPr>
+      <w:r>
+        <w:t>Training becomes unstable.</w:t>
+      </w:r>
+    </w:p>
+    <w:p>
+      <w:pPr>
+        <w:spacing w:after="0" w:line="240" w:lineRule="auto"/>
+      </w:pPr>
+    </w:p>
+    <w:p>
+      <w:pPr>
+        <w:spacing w:after="0" w:line="240" w:lineRule="auto"/>
+        <w:rPr>
+          <w:b/>
+          <w:bCs/>
+        </w:rPr>
+      </w:pPr>
+      <w:r>
+        <w:rPr>
+          <w:b/>
+          <w:bCs/>
+        </w:rPr>
+        <w:t>Older</w:t>
+      </w:r>
+    </w:p>
+    <w:p>
+      <w:pPr>
+        <w:spacing w:after="0" w:line="240" w:lineRule="auto"/>
+      </w:pPr>
+      <w:proofErr w:type="spellStart"/>
+      <w:r>
+        <w:t>BatchNorm</w:t>
+      </w:r>
+      <w:proofErr w:type="spellEnd"/>
+    </w:p>
+    <w:p>
+      <w:pPr>
+        <w:spacing w:after="0" w:line="240" w:lineRule="auto"/>
+      </w:pPr>
+      <w:r>
+        <w:t>Not commonly used in Transformers.</w:t>
+      </w:r>
+    </w:p>
+    <w:p>
+      <w:pPr>
+        <w:spacing w:after="0" w:line="240" w:lineRule="auto"/>
+      </w:pPr>
+      <w:r>
+        <w:pict w14:anchorId="50C3E1A2">
+          <v:rect id="_x0000_i1896" style="width:0;height:1.5pt" o:hralign="center" o:hrstd="t" o:hr="t" fillcolor="#a0a0a0" stroked="f"/>
+        </w:pict>
+      </w:r>
+    </w:p>
+    <w:p>
+      <w:pPr>
+        <w:spacing w:after="0" w:line="240" w:lineRule="auto"/>
+        <w:rPr>
+          <w:b/>
+          <w:bCs/>
+        </w:rPr>
+      </w:pPr>
+      <w:r>
+        <w:rPr>
+          <w:b/>
+          <w:bCs/>
+        </w:rPr>
+        <w:t>Current</w:t>
+      </w:r>
+    </w:p>
+    <w:p>
+      <w:pPr>
+        <w:spacing w:after="0" w:line="240" w:lineRule="auto"/>
+      </w:pPr>
+      <w:proofErr w:type="spellStart"/>
+      <w:r>
+        <w:t>LayerNorm</w:t>
+      </w:r>
+      <w:proofErr w:type="spellEnd"/>
+    </w:p>
+    <w:p>
+      <w:pPr>
+        <w:spacing w:after="0" w:line="240" w:lineRule="auto"/>
+      </w:pPr>
+      <w:r>
+        <w:t>Used in:</w:t>
+      </w:r>
+      <w:r>
+        <w:t xml:space="preserve"> </w:t>
+      </w:r>
+      <w:r>
+        <w:t>BERT</w:t>
+      </w:r>
+      <w:r>
+        <w:t xml:space="preserve">, </w:t>
+      </w:r>
+      <w:r>
+        <w:t>GPT</w:t>
+      </w:r>
+    </w:p>
+    <w:p>
+      <w:pPr>
+        <w:spacing w:after="0" w:line="240" w:lineRule="auto"/>
+      </w:pPr>
+      <w:r>
+        <w:pict w14:anchorId="05B3DEAB">
+          <v:rect id="_x0000_i1897" style="width:0;height:1.5pt" o:hralign="center" o:hrstd="t" o:hr="t" fillcolor="#a0a0a0" stroked="f"/>
+        </w:pict>
+      </w:r>
+    </w:p>
+    <w:p>
+      <w:pPr>
+        <w:spacing w:after="0" w:line="240" w:lineRule="auto"/>
+        <w:rPr>
+          <w:b/>
+          <w:bCs/>
+        </w:rPr>
+      </w:pPr>
+      <w:r>
+        <w:rPr>
+          <w:b/>
+          <w:bCs/>
+        </w:rPr>
+        <w:t>New Trend</w:t>
+      </w:r>
+    </w:p>
+    <w:p>
+      <w:pPr>
+        <w:spacing w:after="0" w:line="240" w:lineRule="auto"/>
+      </w:pPr>
+      <w:proofErr w:type="spellStart"/>
+      <w:r>
+        <w:t>RMSNorm</w:t>
+      </w:r>
+      <w:proofErr w:type="spellEnd"/>
+    </w:p>
+    <w:p>
+      <w:pPr>
+        <w:spacing w:after="0" w:line="240" w:lineRule="auto"/>
+      </w:pPr>
+      <w:r>
+        <w:t xml:space="preserve">Used </w:t>
+      </w:r>
+      <w:proofErr w:type="spellStart"/>
+      <w:proofErr w:type="gramStart"/>
+      <w:r>
+        <w:t>in:Llama</w:t>
+      </w:r>
+      <w:proofErr w:type="spellEnd"/>
+      <w:proofErr w:type="gramEnd"/>
+      <w:r>
+        <w:t xml:space="preserve">, </w:t>
+      </w:r>
+      <w:r>
+        <w:t>Gemma</w:t>
+      </w:r>
+      <w:r>
+        <w:t xml:space="preserve">, </w:t>
+      </w:r>
+      <w:r>
+        <w:t>Mistral</w:t>
+      </w:r>
+    </w:p>
+    <w:p>
+      <w:pPr>
+        <w:spacing w:after="0" w:line="240" w:lineRule="auto"/>
+      </w:pPr>
+      <w:r>
+        <w:t>More efficient.</w:t>
+      </w:r>
+    </w:p>
+    <w:p>
+      <w:pPr>
+        <w:spacing w:after="0" w:line="240" w:lineRule="auto"/>
+      </w:pPr>
+      <w:r>
+        <w:pict w14:anchorId="6071FF4A">
+          <v:rect id="_x0000_i1898" style="width:0;height:1.5pt" o:hralign="center" o:hrstd="t" o:hr="t" fillcolor="#a0a0a0" stroked="f"/>
+        </w:pict>
+      </w:r>
+    </w:p>
+    <w:p>
+      <w:pPr>
+        <w:spacing w:after="0" w:line="240" w:lineRule="auto"/>
+        <w:rPr>
+          <w:b/>
+          <w:bCs/>
+        </w:rPr>
+      </w:pPr>
+      <w:r>
+        <w:rPr>
+          <w:b/>
+          <w:bCs/>
+        </w:rPr>
+        <w:t>7. Residual Connections</w:t>
+      </w:r>
+    </w:p>
+    <w:p>
+      <w:pPr>
+        <w:spacing w:after="0" w:line="240" w:lineRule="auto"/>
+        <w:rPr>
+          <w:b/>
+          <w:bCs/>
+        </w:rPr>
+      </w:pPr>
+      <w:r>
+        <w:rPr>
+          <w:b/>
+          <w:bCs/>
+        </w:rPr>
+        <w:t>Purpose</w:t>
+      </w:r>
+    </w:p>
+    <w:p>
+      <w:pPr>
+        <w:spacing w:after="0" w:line="240" w:lineRule="auto"/>
+      </w:pPr>
+      <w:r>
+        <w:t>Avoid information loss.</w:t>
+      </w:r>
+    </w:p>
+    <w:p>
+      <w:pPr>
+        <w:spacing w:after="0" w:line="240" w:lineRule="auto"/>
+      </w:pPr>
+      <w:r>
+        <w:t>Instead of:</w:t>
+      </w:r>
+      <w:r>
+        <w:t xml:space="preserve"> </w:t>
+      </w:r>
+      <w:r>
+        <w:t>Output</w:t>
+      </w:r>
+    </w:p>
+    <w:p>
+      <w:pPr>
+        <w:spacing w:after="0" w:line="240" w:lineRule="auto"/>
+      </w:pPr>
+      <w:r>
+        <w:lastRenderedPageBreak/>
+        <w:t>Transformer uses:</w:t>
+      </w:r>
+    </w:p>
+    <w:p>
+      <w:pPr>
+        <w:spacing w:after="0" w:line="240" w:lineRule="auto"/>
+      </w:pPr>
+      <w:r>
+        <w:t>Input + Output</w:t>
+      </w:r>
+    </w:p>
+    <w:p>
+      <w:pPr>
+        <w:spacing w:after="0" w:line="240" w:lineRule="auto"/>
+      </w:pPr>
+      <w:r>
+        <w:t xml:space="preserve">This helps very deep </w:t>
+      </w:r>
+      <w:proofErr w:type="gramStart"/>
+      <w:r>
+        <w:t>models</w:t>
+      </w:r>
+      <w:proofErr w:type="gramEnd"/>
+      <w:r>
+        <w:t xml:space="preserve"> train.</w:t>
+      </w:r>
+    </w:p>
+    <w:p>
+      <w:pPr>
+        <w:spacing w:after="0" w:line="240" w:lineRule="auto"/>
+      </w:pPr>
+      <w:r>
+        <w:t>Used by:</w:t>
+      </w:r>
+      <w:r>
+        <w:t xml:space="preserve"> </w:t>
+      </w:r>
+      <w:r>
+        <w:t>GPT</w:t>
+      </w:r>
+      <w:r>
+        <w:t xml:space="preserve">, </w:t>
+      </w:r>
+      <w:r>
+        <w:t>Claude</w:t>
+      </w:r>
+      <w:r>
+        <w:t xml:space="preserve">, </w:t>
+      </w:r>
+      <w:r>
+        <w:t>Gemini</w:t>
+      </w:r>
+      <w:r>
+        <w:t xml:space="preserve">, </w:t>
+      </w:r>
+      <w:r>
+        <w:t>Llama</w:t>
+      </w:r>
+    </w:p>
+    <w:p>
+      <w:pPr>
+        <w:spacing w:after="0" w:line="240" w:lineRule="auto"/>
+      </w:pPr>
+      <w:r>
+        <w:t>All modern LLMs</w:t>
+      </w:r>
+    </w:p>
+    <w:p>
+      <w:pPr>
+        <w:spacing w:after="0" w:line="240" w:lineRule="auto"/>
+      </w:pPr>
+      <w:r>
+        <w:pict w14:anchorId="105BAA6E">
+          <v:rect id="_x0000_i1899" style="width:0;height:1.5pt" o:hralign="center" o:hrstd="t" o:hr="t" fillcolor="#a0a0a0" stroked="f"/>
+        </w:pict>
+      </w:r>
+    </w:p>
+    <w:p>
+      <w:pPr>
+        <w:spacing w:after="0" w:line="240" w:lineRule="auto"/>
+        <w:rPr>
+          <w:b/>
+          <w:bCs/>
+        </w:rPr>
+      </w:pPr>
+      <w:r>
+        <w:rPr>
+          <w:b/>
+          <w:bCs/>
+        </w:rPr>
+        <w:t>8. Output Layer</w:t>
+      </w:r>
+    </w:p>
+    <w:p>
+      <w:pPr>
+        <w:spacing w:after="0" w:line="240" w:lineRule="auto"/>
+        <w:rPr>
+          <w:b/>
+          <w:bCs/>
+        </w:rPr>
+      </w:pPr>
+      <w:r>
+        <w:rPr>
+          <w:b/>
+          <w:bCs/>
+        </w:rPr>
+        <w:t>Purpose</w:t>
+      </w:r>
+    </w:p>
+    <w:p>
+      <w:pPr>
+        <w:spacing w:after="0" w:line="240" w:lineRule="auto"/>
+      </w:pPr>
+      <w:r>
+        <w:t>Predict next token.</w:t>
+      </w:r>
+    </w:p>
+    <w:p>
+      <w:pPr>
+        <w:spacing w:after="0" w:line="240" w:lineRule="auto"/>
+      </w:pPr>
+      <w:r>
+        <w:t>Example:</w:t>
+      </w:r>
+    </w:p>
+    <w:p>
+      <w:pPr>
+        <w:spacing w:after="0" w:line="240" w:lineRule="auto"/>
+      </w:pPr>
+      <w:r>
+        <w:t>"The hood design"</w:t>
+      </w:r>
+      <w:r>
+        <w:t xml:space="preserve"> </w:t>
+      </w:r>
+      <w:r>
+        <w:rPr>
+          <w:b/>
+          <w:bCs/>
+        </w:rPr>
+        <w:t>→</w:t>
+      </w:r>
+      <w:r>
+        <w:rPr>
+          <w:b/>
+          <w:bCs/>
+        </w:rPr>
+        <w:t xml:space="preserve"> </w:t>
+      </w:r>
+      <w:r>
+        <w:t>Possible next words</w:t>
+      </w:r>
+    </w:p>
+    <w:p>
+      <w:pPr>
+        <w:spacing w:after="0" w:line="240" w:lineRule="auto"/>
+      </w:pPr>
+      <w:r>
+        <w:t>failed     0.65</w:t>
+      </w:r>
+    </w:p>
+    <w:p>
+      <w:pPr>
+        <w:spacing w:after="0" w:line="240" w:lineRule="auto"/>
+      </w:pPr>
+      <w:r>
+        <w:t>passed     0.20</w:t>
+      </w:r>
+    </w:p>
+    <w:p>
+      <w:pPr>
+        <w:spacing w:after="0" w:line="240" w:lineRule="auto"/>
+      </w:pPr>
+      <w:r>
+        <w:t>improved   0.10</w:t>
+      </w:r>
+    </w:p>
+    <w:p>
+      <w:pPr>
+        <w:spacing w:after="0" w:line="240" w:lineRule="auto"/>
+      </w:pPr>
+      <w:r>
+        <w:pict w14:anchorId="27A5EAB2">
+          <v:rect id="_x0000_i1900" style="width:0;height:1.5pt" o:hralign="center" o:hrstd="t" o:hr="t" fillcolor="#a0a0a0" stroked="f"/>
+        </w:pict>
+      </w:r>
+    </w:p>
+    <w:p>
+      <w:pPr>
+        <w:spacing w:after="0" w:line="240" w:lineRule="auto"/>
+        <w:rPr>
+          <w:b/>
+          <w:bCs/>
+        </w:rPr>
+      </w:pPr>
+      <w:r>
+        <w:rPr>
+          <w:b/>
+          <w:bCs/>
+        </w:rPr>
+        <w:t>Technologies</w:t>
+      </w:r>
+    </w:p>
+    <w:p>
+      <w:pPr>
+        <w:spacing w:after="0" w:line="240" w:lineRule="auto"/>
+        <w:rPr>
+          <w:b/>
+          <w:bCs/>
+        </w:rPr>
+      </w:pPr>
+      <w:proofErr w:type="spellStart"/>
+      <w:r>
+        <w:rPr>
+          <w:b/>
+          <w:bCs/>
+        </w:rPr>
+        <w:t>Softmax</w:t>
+      </w:r>
+      <w:proofErr w:type="spellEnd"/>
+    </w:p>
+    <w:p>
+      <w:pPr>
+        <w:spacing w:after="0" w:line="240" w:lineRule="auto"/>
+      </w:pPr>
+      <w:r>
+        <w:t>Still standard.</w:t>
+      </w:r>
+      <w:r>
+        <w:t xml:space="preserve"> </w:t>
+      </w:r>
+      <w:proofErr w:type="gramStart"/>
+      <w:r>
+        <w:t>Converts</w:t>
+      </w:r>
+      <w:proofErr w:type="gramEnd"/>
+      <w:r>
+        <w:t xml:space="preserve"> outputs to probabilities.</w:t>
+      </w:r>
+    </w:p>
+    <w:p>
+      <w:pPr>
+        <w:spacing w:after="0" w:line="240" w:lineRule="auto"/>
+      </w:pPr>
+      <w:r>
+        <w:pict w14:anchorId="23297300">
+          <v:rect id="_x0000_i1901" style="width:0;height:1.5pt" o:hralign="center" o:hrstd="t" o:hr="t" fillcolor="#a0a0a0" stroked="f"/>
+        </w:pict>
+      </w:r>
+    </w:p>
+    <w:p>
+      <w:pPr>
+        <w:spacing w:after="0" w:line="240" w:lineRule="auto"/>
+        <w:rPr>
+          <w:b/>
+          <w:bCs/>
+        </w:rPr>
+      </w:pPr>
+      <w:r>
+        <w:rPr>
+          <w:b/>
+          <w:bCs/>
+        </w:rPr>
+        <w:t>Sampling Methods</w:t>
+      </w:r>
+    </w:p>
+    <w:p>
+      <w:pPr>
+        <w:spacing w:after="0" w:line="240" w:lineRule="auto"/>
+      </w:pPr>
+      <w:r>
+        <w:t>Not all models choose highest probability.</w:t>
+      </w:r>
+    </w:p>
+    <w:p>
+      <w:pPr>
+        <w:spacing w:after="0" w:line="240" w:lineRule="auto"/>
+      </w:pPr>
+      <w:r>
+        <w:t>Current methods:</w:t>
+      </w:r>
+    </w:p>
+    <w:p>
+      <w:pPr>
+        <w:spacing w:after="0" w:line="240" w:lineRule="auto"/>
+        <w:rPr>
+          <w:b/>
+          <w:bCs/>
+        </w:rPr>
+      </w:pPr>
+      <w:r>
+        <w:rPr>
+          <w:b/>
+          <w:bCs/>
+        </w:rPr>
+        <w:t>Greedy Search</w:t>
+      </w:r>
+    </w:p>
+    <w:p>
+      <w:pPr>
+        <w:spacing w:after="0" w:line="240" w:lineRule="auto"/>
+      </w:pPr>
+      <w:r>
+        <w:t>Take highest probability</w:t>
+      </w:r>
+    </w:p>
+    <w:p>
+      <w:pPr>
+        <w:spacing w:after="0" w:line="240" w:lineRule="auto"/>
+        <w:rPr>
+          <w:b/>
+          <w:bCs/>
+        </w:rPr>
+      </w:pPr>
+      <w:proofErr w:type="gramStart"/>
+      <w:r>
+        <w:rPr>
+          <w:b/>
+          <w:bCs/>
+        </w:rPr>
+        <w:t>Top-K</w:t>
+      </w:r>
+      <w:proofErr w:type="gramEnd"/>
+      <w:r>
+        <w:rPr>
+          <w:b/>
+          <w:bCs/>
+        </w:rPr>
+        <w:t xml:space="preserve"> Sampling</w:t>
+      </w:r>
+    </w:p>
+    <w:p>
+      <w:pPr>
+        <w:spacing w:after="0" w:line="240" w:lineRule="auto"/>
+      </w:pPr>
+      <w:r>
+        <w:t>Select from top K words</w:t>
+      </w:r>
+    </w:p>
+    <w:p>
+      <w:pPr>
+        <w:spacing w:after="0" w:line="240" w:lineRule="auto"/>
+        <w:rPr>
+          <w:b/>
+          <w:bCs/>
+        </w:rPr>
+      </w:pPr>
+      <w:proofErr w:type="gramStart"/>
+      <w:r>
+        <w:rPr>
+          <w:b/>
+          <w:bCs/>
+        </w:rPr>
+        <w:t>Top-P</w:t>
+      </w:r>
+      <w:proofErr w:type="gramEnd"/>
+      <w:r>
+        <w:rPr>
+          <w:b/>
+          <w:bCs/>
+        </w:rPr>
+        <w:t xml:space="preserve"> (Nucleus)</w:t>
+      </w:r>
+    </w:p>
+    <w:p>
+      <w:pPr>
+        <w:spacing w:after="0" w:line="240" w:lineRule="auto"/>
+      </w:pPr>
+      <w:r>
+        <w:t>Most common today.</w:t>
+      </w:r>
+    </w:p>
+    <w:p>
+      <w:pPr>
+        <w:spacing w:after="0" w:line="240" w:lineRule="auto"/>
+      </w:pPr>
+      <w:r>
+        <w:t>Used by:</w:t>
+      </w:r>
+      <w:r>
+        <w:t xml:space="preserve"> </w:t>
+      </w:r>
+      <w:r>
+        <w:t>ChatGPT</w:t>
+      </w:r>
+      <w:r>
+        <w:t xml:space="preserve">, </w:t>
+      </w:r>
+      <w:r>
+        <w:t>Claude</w:t>
+      </w:r>
+      <w:r>
+        <w:t xml:space="preserve">, </w:t>
+      </w:r>
+      <w:r>
+        <w:t>Gemini</w:t>
+      </w:r>
+      <w:r>
+        <w:t xml:space="preserve">, </w:t>
+      </w:r>
+      <w:r>
+        <w:t>Llama</w:t>
+      </w:r>
+    </w:p>
+    <w:p>
+      <w:pPr>
+        <w:spacing w:after="0" w:line="240" w:lineRule="auto"/>
+        <w:rPr>
+          <w:b/>
+          <w:bCs/>
+        </w:rPr>
+      </w:pPr>
+      <w:r>
+        <w:rPr>
+          <w:b/>
+          <w:bCs/>
+        </w:rPr>
+        <w:t>Temperature</w:t>
+      </w:r>
+    </w:p>
+    <w:p>
+      <w:pPr>
+        <w:spacing w:after="0" w:line="240" w:lineRule="auto"/>
+      </w:pPr>
+      <w:r>
+        <w:t>Controls creativity.</w:t>
+      </w:r>
+    </w:p>
+    <w:p>
+      <w:pPr>
+        <w:spacing w:after="0" w:line="240" w:lineRule="auto"/>
+      </w:pPr>
+      <w:r>
+        <w:t>Low Temperature</w:t>
+      </w:r>
+      <w:r>
+        <w:t xml:space="preserve"> </w:t>
+      </w:r>
+      <w:r>
+        <w:rPr>
+          <w:b/>
+          <w:bCs/>
+        </w:rPr>
+        <w:t>→</w:t>
+      </w:r>
+      <w:r>
+        <w:rPr>
+          <w:b/>
+          <w:bCs/>
+        </w:rPr>
+        <w:t xml:space="preserve"> </w:t>
+      </w:r>
+      <w:r>
+        <w:t>More deterministic</w:t>
+      </w:r>
+      <w:r>
+        <w:rPr>
+          <w:b/>
+          <w:bCs/>
+        </w:rPr>
+        <w:t>→</w:t>
+      </w:r>
+      <w:r>
+        <w:rPr>
+          <w:b/>
+          <w:bCs/>
+        </w:rPr>
+        <w:t xml:space="preserve"> </w:t>
+      </w:r>
+      <w:r>
+        <w:t>High Temperature</w:t>
+      </w:r>
+      <w:r>
+        <w:t xml:space="preserve"> </w:t>
+      </w:r>
+      <w:r>
+        <w:rPr>
+          <w:b/>
+          <w:bCs/>
+        </w:rPr>
+        <w:t>→</w:t>
+      </w:r>
+      <w:r>
+        <w:rPr>
+          <w:b/>
+          <w:bCs/>
+        </w:rPr>
+        <w:t xml:space="preserve"> </w:t>
+      </w:r>
+      <w:r>
+        <w:t>More creative</w:t>
+      </w:r>
+    </w:p>
+    <w:p>
+      <w:pPr>
+        <w:spacing w:after="0" w:line="240" w:lineRule="auto"/>
+      </w:pPr>
+      <w:r>
+        <w:pict w14:anchorId="082D93A8">
+          <v:rect id="_x0000_i1902" style="width:0;height:1.5pt" o:hralign="center" o:hrstd="t" o:hr="t" fillcolor="#a0a0a0" stroked="f"/>
+        </w:pict>
+      </w:r>
+    </w:p>
+    <w:p>
+      <w:pPr>
+        <w:spacing w:after="0" w:line="240" w:lineRule="auto"/>
+        <w:rPr>
+          <w:b/>
+          <w:bCs/>
+        </w:rPr>
+      </w:pPr>
+      <w:r>
+        <w:rPr>
+          <w:b/>
+          <w:bCs/>
+        </w:rPr>
+        <w:t>What is used in modern models like GPT-4, Claude, Gemini, Llama?</w:t>
+      </w:r>
+    </w:p>
+    <w:p>
+      <w:pPr>
+        <w:spacing w:after="0" w:line="240" w:lineRule="auto"/>
+      </w:pPr>
+      <w:r>
+        <w:t>A simplified stack looks like:</w:t>
+      </w:r>
+    </w:p>
+    <w:p>
+      <w:pPr>
+        <w:spacing w:after="0" w:line="240" w:lineRule="auto"/>
+        <w:jc w:val="right"/>
+      </w:pPr>
+      <w:r>
+        <w:t>Tokenizer</w:t>
+      </w:r>
+      <w:r>
+        <w:rPr>
+          <w:b/>
+          <w:bCs/>
+        </w:rPr>
+        <w:t xml:space="preserve">→ </w:t>
+      </w:r>
+      <w:r>
+        <w:t>Embeddings</w:t>
+      </w:r>
+      <w:r>
+        <w:rPr>
+          <w:b/>
+          <w:bCs/>
+        </w:rPr>
+        <w:t xml:space="preserve">→ </w:t>
+      </w:r>
+      <w:proofErr w:type="spellStart"/>
+      <w:r>
+        <w:t>RoPE</w:t>
+      </w:r>
+      <w:proofErr w:type="spellEnd"/>
+      <w:r>
+        <w:t xml:space="preserve"> </w:t>
+      </w:r>
+      <w:r>
+        <w:rPr>
+          <w:b/>
+          <w:bCs/>
+        </w:rPr>
+        <w:t>→</w:t>
+      </w:r>
+      <w:r>
+        <w:rPr>
+          <w:b/>
+          <w:bCs/>
+        </w:rPr>
+        <w:t xml:space="preserve"> </w:t>
+      </w:r>
+      <w:r>
+        <w:t>Flash Attention</w:t>
+      </w:r>
+      <w:r>
+        <w:t xml:space="preserve"> </w:t>
+      </w:r>
+      <w:r>
+        <w:rPr>
+          <w:b/>
+          <w:bCs/>
+        </w:rPr>
+        <w:t>→</w:t>
+      </w:r>
+      <w:r>
+        <w:rPr>
+          <w:b/>
+          <w:bCs/>
+        </w:rPr>
+        <w:t xml:space="preserve"> </w:t>
+      </w:r>
+      <w:r>
+        <w:t>GQA/MQA</w:t>
+      </w:r>
+      <w:r>
+        <w:t xml:space="preserve"> </w:t>
+      </w:r>
+      <w:r>
+        <w:rPr>
+          <w:b/>
+          <w:bCs/>
+        </w:rPr>
+        <w:t>→</w:t>
+      </w:r>
+      <w:proofErr w:type="spellStart"/>
+      <w:r>
+        <w:t>SwiGLU</w:t>
+      </w:r>
+      <w:proofErr w:type="spellEnd"/>
+      <w:r>
+        <w:t xml:space="preserve"> FFN</w:t>
+      </w:r>
+      <w:r>
+        <w:t xml:space="preserve"> </w:t>
+      </w:r>
+      <w:r>
+        <w:rPr>
+          <w:b/>
+          <w:bCs/>
+        </w:rPr>
+        <w:t>→</w:t>
+      </w:r>
+      <w:r>
+        <w:rPr>
+          <w:b/>
+          <w:bCs/>
+        </w:rPr>
+        <w:t xml:space="preserve"> </w:t>
+      </w:r>
+      <w:proofErr w:type="spellStart"/>
+      <w:r>
+        <w:t>RMSNorm</w:t>
+      </w:r>
+      <w:proofErr w:type="spellEnd"/>
+      <w:r>
+        <w:rPr>
+          <w:b/>
+          <w:bCs/>
+        </w:rPr>
+        <w:t xml:space="preserve">→ </w:t>
+      </w:r>
+      <w:r>
+        <w:t>Residual Connections</w:t>
+      </w:r>
+      <w:proofErr w:type="gramStart"/>
+      <w:r>
+        <w:rPr>
+          <w:b/>
+          <w:bCs/>
+        </w:rPr>
+        <w:t xml:space="preserve">→ </w:t>
+      </w:r>
+      <w:r>
+        <w:rPr>
+          <w:b/>
+          <w:bCs/>
+        </w:rPr>
+        <w:t xml:space="preserve"> </w:t>
+      </w:r>
+      <w:proofErr w:type="spellStart"/>
+      <w:r>
+        <w:t>Softmax</w:t>
+      </w:r>
+      <w:proofErr w:type="spellEnd"/>
+      <w:proofErr w:type="gramEnd"/>
+      <w:r>
+        <w:t xml:space="preserve"> </w:t>
+      </w:r>
+      <w:r>
+        <w:rPr>
+          <w:b/>
+          <w:bCs/>
+        </w:rPr>
+        <w:t xml:space="preserve">→ </w:t>
+      </w:r>
+      <w:proofErr w:type="gramStart"/>
+      <w:r>
+        <w:t>Top-P</w:t>
+      </w:r>
+      <w:proofErr w:type="gramEnd"/>
+      <w:r>
+        <w:t xml:space="preserve"> Sampling</w:t>
+      </w:r>
+    </w:p>
+    <w:p>
+      <w:pPr>
+        <w:spacing w:after="0" w:line="240" w:lineRule="auto"/>
+        <w:rPr>
+          <w:b/>
+          <w:bCs/>
+        </w:rPr>
+      </w:pPr>
+      <w:r>
+        <w:rPr>
+          <w:b/>
+          <w:bCs/>
+        </w:rPr>
+        <w:t>Architect/Lead-Level Takeaway</w:t>
+      </w:r>
+    </w:p>
+    <w:p>
+      <w:pPr>
+        <w:spacing w:after="0" w:line="240" w:lineRule="auto"/>
+      </w:pPr>
+      <w:r>
+        <w:rPr>
+          <w:b/>
+          <w:bCs/>
+        </w:rPr>
+        <w:t>If someone asks:</w:t>
+      </w:r>
+      <w:r>
+        <w:t xml:space="preserve"> </w:t>
+      </w:r>
+      <w:r>
+        <w:t>"What modern techniques are used inside Transformers today?"</w:t>
+      </w:r>
+    </w:p>
+    <w:p>
+      <w:pPr>
+        <w:spacing w:after="0" w:line="240" w:lineRule="auto"/>
+      </w:pPr>
+      <w:r>
+        <w:rPr>
+          <w:b/>
+          <w:bCs/>
+        </w:rPr>
+        <w:t>A strong answer is</w:t>
+      </w:r>
+      <w:r>
+        <w:t>:</w:t>
+      </w:r>
+      <w:r>
+        <w:t xml:space="preserve"> </w:t>
+      </w:r>
+      <w:r>
+        <w:t>Modern Transformers use tokenization (BPE/</w:t>
+      </w:r>
+      <w:proofErr w:type="spellStart"/>
+      <w:r>
+        <w:t>SentencePiece</w:t>
+      </w:r>
+      <w:proofErr w:type="spellEnd"/>
+      <w:r>
+        <w:t>), learned embeddings, Rotary Positional Embeddings (</w:t>
+      </w:r>
+      <w:proofErr w:type="spellStart"/>
+      <w:r>
+        <w:t>RoPE</w:t>
+      </w:r>
+      <w:proofErr w:type="spellEnd"/>
+      <w:r>
+        <w:t xml:space="preserve">), Flash Attention with GQA/MQA optimizations, </w:t>
+      </w:r>
+      <w:proofErr w:type="spellStart"/>
+      <w:r>
+        <w:t>SwiGLU</w:t>
+      </w:r>
+      <w:proofErr w:type="spellEnd"/>
+      <w:r>
+        <w:t xml:space="preserve"> feed-forward networks, </w:t>
+      </w:r>
+      <w:proofErr w:type="spellStart"/>
+      <w:r>
+        <w:t>RMSNorm</w:t>
+      </w:r>
+      <w:proofErr w:type="spellEnd"/>
+      <w:r>
+        <w:t xml:space="preserve"> normalization, residual connections, and </w:t>
+      </w:r>
+      <w:proofErr w:type="gramStart"/>
+      <w:r>
+        <w:t>Top-P</w:t>
+      </w:r>
+      <w:proofErr w:type="gramEnd"/>
+      <w:r>
+        <w:t xml:space="preserve"> sampling for generation. These improvements enable large models such as GPT, Gemini, Claude, and Llama to be faster, more memory efficient, and capable of handling long context windows.</w:t>
+      </w:r>
     </w:p>
     <w:sectPr>
       <w:pgSz w:w="12240" w:h="15840"/>
@@ -4178,6 +6440,304 @@
 <file path=word/numbering.xml><?xml version="1.0" encoding="utf-8"?>
 <w:numbering xmlns:wpc="http://schemas.microsoft.com/office/word/2010/wordprocessingCanvas" xmlns:cx="http://schemas.microsoft.com/office/drawing/2014/chartex" xmlns:cx1="http://schemas.microsoft.com/office/drawing/2015/9/8/chartex" xmlns:cx2="http://schemas.microsoft.com/office/drawing/2015/10/21/chartex" xmlns:cx3="http://schemas.microsoft.com/office/drawing/2016/5/9/chartex" xmlns:cx4="http://schemas.microsoft.com/office/drawing/2016/5/10/chartex" xmlns:cx5="http://schemas.microsoft.com/office/drawing/2016/5/11/chartex" xmlns:cx6="http://schemas.microsoft.com/office/drawing/2016/5/12/chartex" xmlns:cx7="http://schemas.microsoft.com/office/drawing/2016/5/13/chartex" xmlns:cx8="http://schemas.microsoft.com/office/drawing/2016/5/14/chartex" xmlns:mc="http://schemas.openxmlformats.org/markup-compatibility/2006" xmlns:aink="http://schemas.microsoft.com/office/drawing/2016/ink" xmlns:am3d="http://schemas.microsoft.com/office/drawing/2017/model3d" xmlns:o="urn:schemas-microsoft-com:office:office" xmlns:oel="http://schemas.microsoft.com/office/2019/extlst" xmlns:r="http://schemas.openxmlformats.org/officeDocument/2006/relationships" xmlns:m="http://schemas.openxmlformats.org/officeDocument/2006/math" xmlns:v="urn:schemas-microsoft-com:vml" xmlns:wp14="http://schemas.microsoft.com/office/word/2010/wordprocessingDrawing" xmlns:wp="http://schemas.openxmlformats.org/drawingml/2006/wordprocessingDrawing" xmlns:w10="urn:schemas-microsoft-com:office:word" xmlns:w="http://schemas.openxmlformats.org/wordprocessingml/2006/main" xmlns:w14="http://schemas.microsoft.com/office/word/2010/wordml" xmlns:w15="http://schemas.microsoft.com/office/word/2012/wordml" xmlns:w16cex="http://schemas.microsoft.com/office/word/2018/wordml/cex" xmlns:w16cid="http://schemas.microsoft.com/office/word/2016/wordml/cid" xmlns:w16="http://schemas.microsoft.com/office/word/2018/wordml" xmlns:w16du="http://schemas.microsoft.com/office/word/2023/wordml/word16du" xmlns:w16sdtdh="http://schemas.microsoft.com/office/word/2020/wordml/sdtdatahash" xmlns:w16sdtfl="http://schemas.microsoft.com/office/word/2024/wordml/sdtformatlock" xmlns:w16se="http://schemas.microsoft.com/office/word/2015/wordml/symex" xmlns:wpg="http://schemas.microsoft.com/office/word/2010/wordprocessingGroup" xmlns:wpi="http://schemas.microsoft.com/office/word/2010/wordprocessingInk" xmlns:wne="http://schemas.microsoft.com/office/word/2006/wordml" xmlns:wps="http://schemas.microsoft.com/office/word/2010/wordprocessingShape" mc:Ignorable="w14 w15 w16se w16cid w16 w16cex w16sdtdh w16sdtfl w16du wp14">
   <w:abstractNum w:abstractNumId="0" w15:restartNumberingAfterBreak="0">
+    <w:nsid w:val="14F4178C"/>
+    <w:multiLevelType w:val="multilevel"/>
+    <w:tmpl w:val="31B421BE"/>
+    <w:lvl w:ilvl="0">
+      <w:start w:val="1"/>
+      <w:numFmt w:val="bullet"/>
+      <w:lvlText w:val=""/>
+      <w:lvlJc w:val="left"/>
+      <w:pPr>
+        <w:tabs>
+          <w:tab w:val="num" w:pos="720"/>
+        </w:tabs>
+        <w:ind w:left="720" w:hanging="360"/>
+      </w:pPr>
+      <w:rPr>
+        <w:rFonts w:ascii="Symbol" w:hAnsi="Symbol" w:hint="default"/>
+        <w:sz w:val="20"/>
+      </w:rPr>
+    </w:lvl>
+    <w:lvl w:ilvl="1" w:tentative="1">
+      <w:start w:val="1"/>
+      <w:numFmt w:val="bullet"/>
+      <w:lvlText w:val="o"/>
+      <w:lvlJc w:val="left"/>
+      <w:pPr>
+        <w:tabs>
+          <w:tab w:val="num" w:pos="1440"/>
+        </w:tabs>
+        <w:ind w:left="1440" w:hanging="360"/>
+      </w:pPr>
+      <w:rPr>
+        <w:rFonts w:ascii="Courier New" w:hAnsi="Courier New" w:hint="default"/>
+        <w:sz w:val="20"/>
+      </w:rPr>
+    </w:lvl>
+    <w:lvl w:ilvl="2" w:tentative="1">
+      <w:start w:val="1"/>
+      <w:numFmt w:val="bullet"/>
+      <w:lvlText w:val=""/>
+      <w:lvlJc w:val="left"/>
+      <w:pPr>
+        <w:tabs>
+          <w:tab w:val="num" w:pos="2160"/>
+        </w:tabs>
+        <w:ind w:left="2160" w:hanging="360"/>
+      </w:pPr>
+      <w:rPr>
+        <w:rFonts w:ascii="Wingdings" w:hAnsi="Wingdings" w:hint="default"/>
+        <w:sz w:val="20"/>
+      </w:rPr>
+    </w:lvl>
+    <w:lvl w:ilvl="3" w:tentative="1">
+      <w:start w:val="1"/>
+      <w:numFmt w:val="bullet"/>
+      <w:lvlText w:val=""/>
+      <w:lvlJc w:val="left"/>
+      <w:pPr>
+        <w:tabs>
+          <w:tab w:val="num" w:pos="2880"/>
+        </w:tabs>
+        <w:ind w:left="2880" w:hanging="360"/>
+      </w:pPr>
+      <w:rPr>
+        <w:rFonts w:ascii="Wingdings" w:hAnsi="Wingdings" w:hint="default"/>
+        <w:sz w:val="20"/>
+      </w:rPr>
+    </w:lvl>
+    <w:lvl w:ilvl="4" w:tentative="1">
+      <w:start w:val="1"/>
+      <w:numFmt w:val="bullet"/>
+      <w:lvlText w:val=""/>
+      <w:lvlJc w:val="left"/>
+      <w:pPr>
+        <w:tabs>
+          <w:tab w:val="num" w:pos="3600"/>
+        </w:tabs>
+        <w:ind w:left="3600" w:hanging="360"/>
+      </w:pPr>
+      <w:rPr>
+        <w:rFonts w:ascii="Wingdings" w:hAnsi="Wingdings" w:hint="default"/>
+        <w:sz w:val="20"/>
+      </w:rPr>
+    </w:lvl>
+    <w:lvl w:ilvl="5" w:tentative="1">
+      <w:start w:val="1"/>
+      <w:numFmt w:val="bullet"/>
+      <w:lvlText w:val=""/>
+      <w:lvlJc w:val="left"/>
+      <w:pPr>
+        <w:tabs>
+          <w:tab w:val="num" w:pos="4320"/>
+        </w:tabs>
+        <w:ind w:left="4320" w:hanging="360"/>
+      </w:pPr>
+      <w:rPr>
+        <w:rFonts w:ascii="Wingdings" w:hAnsi="Wingdings" w:hint="default"/>
+        <w:sz w:val="20"/>
+      </w:rPr>
+    </w:lvl>
+    <w:lvl w:ilvl="6" w:tentative="1">
+      <w:start w:val="1"/>
+      <w:numFmt w:val="bullet"/>
+      <w:lvlText w:val=""/>
+      <w:lvlJc w:val="left"/>
+      <w:pPr>
+        <w:tabs>
+          <w:tab w:val="num" w:pos="5040"/>
+        </w:tabs>
+        <w:ind w:left="5040" w:hanging="360"/>
+      </w:pPr>
+      <w:rPr>
+        <w:rFonts w:ascii="Wingdings" w:hAnsi="Wingdings" w:hint="default"/>
+        <w:sz w:val="20"/>
+      </w:rPr>
+    </w:lvl>
+    <w:lvl w:ilvl="7" w:tentative="1">
+      <w:start w:val="1"/>
+      <w:numFmt w:val="bullet"/>
+      <w:lvlText w:val=""/>
+      <w:lvlJc w:val="left"/>
+      <w:pPr>
+        <w:tabs>
+          <w:tab w:val="num" w:pos="5760"/>
+        </w:tabs>
+        <w:ind w:left="5760" w:hanging="360"/>
+      </w:pPr>
+      <w:rPr>
+        <w:rFonts w:ascii="Wingdings" w:hAnsi="Wingdings" w:hint="default"/>
+        <w:sz w:val="20"/>
+      </w:rPr>
+    </w:lvl>
+    <w:lvl w:ilvl="8" w:tentative="1">
+      <w:start w:val="1"/>
+      <w:numFmt w:val="bullet"/>
+      <w:lvlText w:val=""/>
+      <w:lvlJc w:val="left"/>
+      <w:pPr>
+        <w:tabs>
+          <w:tab w:val="num" w:pos="6480"/>
+        </w:tabs>
+        <w:ind w:left="6480" w:hanging="360"/>
+      </w:pPr>
+      <w:rPr>
+        <w:rFonts w:ascii="Wingdings" w:hAnsi="Wingdings" w:hint="default"/>
+        <w:sz w:val="20"/>
+      </w:rPr>
+    </w:lvl>
+  </w:abstractNum>
+  <w:abstractNum w:abstractNumId="1" w15:restartNumberingAfterBreak="0">
+    <w:nsid w:val="20297940"/>
+    <w:multiLevelType w:val="multilevel"/>
+    <w:tmpl w:val="CB10B63A"/>
+    <w:lvl w:ilvl="0">
+      <w:start w:val="1"/>
+      <w:numFmt w:val="bullet"/>
+      <w:lvlText w:val=""/>
+      <w:lvlJc w:val="left"/>
+      <w:pPr>
+        <w:tabs>
+          <w:tab w:val="num" w:pos="720"/>
+        </w:tabs>
+        <w:ind w:left="720" w:hanging="360"/>
+      </w:pPr>
+      <w:rPr>
+        <w:rFonts w:ascii="Symbol" w:hAnsi="Symbol" w:hint="default"/>
+        <w:sz w:val="20"/>
+      </w:rPr>
+    </w:lvl>
+    <w:lvl w:ilvl="1" w:tentative="1">
+      <w:start w:val="1"/>
+      <w:numFmt w:val="bullet"/>
+      <w:lvlText w:val="o"/>
+      <w:lvlJc w:val="left"/>
+      <w:pPr>
+        <w:tabs>
+          <w:tab w:val="num" w:pos="1440"/>
+        </w:tabs>
+        <w:ind w:left="1440" w:hanging="360"/>
+      </w:pPr>
+      <w:rPr>
+        <w:rFonts w:ascii="Courier New" w:hAnsi="Courier New" w:hint="default"/>
+        <w:sz w:val="20"/>
+      </w:rPr>
+    </w:lvl>
+    <w:lvl w:ilvl="2" w:tentative="1">
+      <w:start w:val="1"/>
+      <w:numFmt w:val="bullet"/>
+      <w:lvlText w:val=""/>
+      <w:lvlJc w:val="left"/>
+      <w:pPr>
+        <w:tabs>
+          <w:tab w:val="num" w:pos="2160"/>
+        </w:tabs>
+        <w:ind w:left="2160" w:hanging="360"/>
+      </w:pPr>
+      <w:rPr>
+        <w:rFonts w:ascii="Wingdings" w:hAnsi="Wingdings" w:hint="default"/>
+        <w:sz w:val="20"/>
+      </w:rPr>
+    </w:lvl>
+    <w:lvl w:ilvl="3" w:tentative="1">
+      <w:start w:val="1"/>
+      <w:numFmt w:val="bullet"/>
+      <w:lvlText w:val=""/>
+      <w:lvlJc w:val="left"/>
+      <w:pPr>
+        <w:tabs>
+          <w:tab w:val="num" w:pos="2880"/>
+        </w:tabs>
+        <w:ind w:left="2880" w:hanging="360"/>
+      </w:pPr>
+      <w:rPr>
+        <w:rFonts w:ascii="Wingdings" w:hAnsi="Wingdings" w:hint="default"/>
+        <w:sz w:val="20"/>
+      </w:rPr>
+    </w:lvl>
+    <w:lvl w:ilvl="4" w:tentative="1">
+      <w:start w:val="1"/>
+      <w:numFmt w:val="bullet"/>
+      <w:lvlText w:val=""/>
+      <w:lvlJc w:val="left"/>
+      <w:pPr>
+        <w:tabs>
+          <w:tab w:val="num" w:pos="3600"/>
+        </w:tabs>
+        <w:ind w:left="3600" w:hanging="360"/>
+      </w:pPr>
+      <w:rPr>
+        <w:rFonts w:ascii="Wingdings" w:hAnsi="Wingdings" w:hint="default"/>
+        <w:sz w:val="20"/>
+      </w:rPr>
+    </w:lvl>
+    <w:lvl w:ilvl="5" w:tentative="1">
+      <w:start w:val="1"/>
+      <w:numFmt w:val="bullet"/>
+      <w:lvlText w:val=""/>
+      <w:lvlJc w:val="left"/>
+      <w:pPr>
+        <w:tabs>
+          <w:tab w:val="num" w:pos="4320"/>
+        </w:tabs>
+        <w:ind w:left="4320" w:hanging="360"/>
+      </w:pPr>
+      <w:rPr>
+        <w:rFonts w:ascii="Wingdings" w:hAnsi="Wingdings" w:hint="default"/>
+        <w:sz w:val="20"/>
+      </w:rPr>
+    </w:lvl>
+    <w:lvl w:ilvl="6" w:tentative="1">
+      <w:start w:val="1"/>
+      <w:numFmt w:val="bullet"/>
+      <w:lvlText w:val=""/>
+      <w:lvlJc w:val="left"/>
+      <w:pPr>
+        <w:tabs>
+          <w:tab w:val="num" w:pos="5040"/>
+        </w:tabs>
+        <w:ind w:left="5040" w:hanging="360"/>
+      </w:pPr>
+      <w:rPr>
+        <w:rFonts w:ascii="Wingdings" w:hAnsi="Wingdings" w:hint="default"/>
+        <w:sz w:val="20"/>
+      </w:rPr>
+    </w:lvl>
+    <w:lvl w:ilvl="7" w:tentative="1">
+      <w:start w:val="1"/>
+      <w:numFmt w:val="bullet"/>
+      <w:lvlText w:val=""/>
+      <w:lvlJc w:val="left"/>
+      <w:pPr>
+        <w:tabs>
+          <w:tab w:val="num" w:pos="5760"/>
+        </w:tabs>
+        <w:ind w:left="5760" w:hanging="360"/>
+      </w:pPr>
+      <w:rPr>
+        <w:rFonts w:ascii="Wingdings" w:hAnsi="Wingdings" w:hint="default"/>
+        <w:sz w:val="20"/>
+      </w:rPr>
+    </w:lvl>
+    <w:lvl w:ilvl="8" w:tentative="1">
+      <w:start w:val="1"/>
+      <w:numFmt w:val="bullet"/>
+      <w:lvlText w:val=""/>
+      <w:lvlJc w:val="left"/>
+      <w:pPr>
+        <w:tabs>
+          <w:tab w:val="num" w:pos="6480"/>
+        </w:tabs>
+        <w:ind w:left="6480" w:hanging="360"/>
+      </w:pPr>
+      <w:rPr>
+        <w:rFonts w:ascii="Wingdings" w:hAnsi="Wingdings" w:hint="default"/>
+        <w:sz w:val="20"/>
+      </w:rPr>
+    </w:lvl>
+  </w:abstractNum>
+  <w:abstractNum w:abstractNumId="2" w15:restartNumberingAfterBreak="0">
     <w:nsid w:val="272F61E1"/>
     <w:multiLevelType w:val="multilevel"/>
     <w:tmpl w:val="6C243E7C"/>
@@ -4326,7 +6886,7 @@
       </w:rPr>
     </w:lvl>
   </w:abstractNum>
-  <w:abstractNum w:abstractNumId="1" w15:restartNumberingAfterBreak="0">
+  <w:abstractNum w:abstractNumId="3" w15:restartNumberingAfterBreak="0">
     <w:nsid w:val="29486DB3"/>
     <w:multiLevelType w:val="multilevel"/>
     <w:tmpl w:val="76AABD4C"/>
@@ -4475,7 +7035,7 @@
       </w:rPr>
     </w:lvl>
   </w:abstractNum>
-  <w:abstractNum w:abstractNumId="2" w15:restartNumberingAfterBreak="0">
+  <w:abstractNum w:abstractNumId="4" w15:restartNumberingAfterBreak="0">
     <w:nsid w:val="2AE71B39"/>
     <w:multiLevelType w:val="multilevel"/>
     <w:tmpl w:val="2348FBEA"/>
@@ -4624,7 +7184,7 @@
       </w:rPr>
     </w:lvl>
   </w:abstractNum>
-  <w:abstractNum w:abstractNumId="3" w15:restartNumberingAfterBreak="0">
+  <w:abstractNum w:abstractNumId="5" w15:restartNumberingAfterBreak="0">
     <w:nsid w:val="31A249BA"/>
     <w:multiLevelType w:val="multilevel"/>
     <w:tmpl w:val="71B46316"/>
@@ -4773,7 +7333,7 @@
       </w:rPr>
     </w:lvl>
   </w:abstractNum>
-  <w:abstractNum w:abstractNumId="4" w15:restartNumberingAfterBreak="0">
+  <w:abstractNum w:abstractNumId="6" w15:restartNumberingAfterBreak="0">
     <w:nsid w:val="34607C51"/>
     <w:multiLevelType w:val="multilevel"/>
     <w:tmpl w:val="E03CFB12"/>
@@ -4922,7 +7482,156 @@
       </w:rPr>
     </w:lvl>
   </w:abstractNum>
-  <w:abstractNum w:abstractNumId="5" w15:restartNumberingAfterBreak="0">
+  <w:abstractNum w:abstractNumId="7" w15:restartNumberingAfterBreak="0">
+    <w:nsid w:val="396F2566"/>
+    <w:multiLevelType w:val="multilevel"/>
+    <w:tmpl w:val="F3A80AC8"/>
+    <w:lvl w:ilvl="0">
+      <w:start w:val="1"/>
+      <w:numFmt w:val="bullet"/>
+      <w:lvlText w:val=""/>
+      <w:lvlJc w:val="left"/>
+      <w:pPr>
+        <w:tabs>
+          <w:tab w:val="num" w:pos="720"/>
+        </w:tabs>
+        <w:ind w:left="720" w:hanging="360"/>
+      </w:pPr>
+      <w:rPr>
+        <w:rFonts w:ascii="Symbol" w:hAnsi="Symbol" w:hint="default"/>
+        <w:sz w:val="20"/>
+      </w:rPr>
+    </w:lvl>
+    <w:lvl w:ilvl="1" w:tentative="1">
+      <w:start w:val="1"/>
+      <w:numFmt w:val="bullet"/>
+      <w:lvlText w:val="o"/>
+      <w:lvlJc w:val="left"/>
+      <w:pPr>
+        <w:tabs>
+          <w:tab w:val="num" w:pos="1440"/>
+        </w:tabs>
+        <w:ind w:left="1440" w:hanging="360"/>
+      </w:pPr>
+      <w:rPr>
+        <w:rFonts w:ascii="Courier New" w:hAnsi="Courier New" w:hint="default"/>
+        <w:sz w:val="20"/>
+      </w:rPr>
+    </w:lvl>
+    <w:lvl w:ilvl="2" w:tentative="1">
+      <w:start w:val="1"/>
+      <w:numFmt w:val="bullet"/>
+      <w:lvlText w:val=""/>
+      <w:lvlJc w:val="left"/>
+      <w:pPr>
+        <w:tabs>
+          <w:tab w:val="num" w:pos="2160"/>
+        </w:tabs>
+        <w:ind w:left="2160" w:hanging="360"/>
+      </w:pPr>
+      <w:rPr>
+        <w:rFonts w:ascii="Wingdings" w:hAnsi="Wingdings" w:hint="default"/>
+        <w:sz w:val="20"/>
+      </w:rPr>
+    </w:lvl>
+    <w:lvl w:ilvl="3" w:tentative="1">
+      <w:start w:val="1"/>
+      <w:numFmt w:val="bullet"/>
+      <w:lvlText w:val=""/>
+      <w:lvlJc w:val="left"/>
+      <w:pPr>
+        <w:tabs>
+          <w:tab w:val="num" w:pos="2880"/>
+        </w:tabs>
+        <w:ind w:left="2880" w:hanging="360"/>
+      </w:pPr>
+      <w:rPr>
+        <w:rFonts w:ascii="Wingdings" w:hAnsi="Wingdings" w:hint="default"/>
+        <w:sz w:val="20"/>
+      </w:rPr>
+    </w:lvl>
+    <w:lvl w:ilvl="4" w:tentative="1">
+      <w:start w:val="1"/>
+      <w:numFmt w:val="bullet"/>
+      <w:lvlText w:val=""/>
+      <w:lvlJc w:val="left"/>
+      <w:pPr>
+        <w:tabs>
+          <w:tab w:val="num" w:pos="3600"/>
+        </w:tabs>
+        <w:ind w:left="3600" w:hanging="360"/>
+      </w:pPr>
+      <w:rPr>
+        <w:rFonts w:ascii="Wingdings" w:hAnsi="Wingdings" w:hint="default"/>
+        <w:sz w:val="20"/>
+      </w:rPr>
+    </w:lvl>
+    <w:lvl w:ilvl="5" w:tentative="1">
+      <w:start w:val="1"/>
+      <w:numFmt w:val="bullet"/>
+      <w:lvlText w:val=""/>
+      <w:lvlJc w:val="left"/>
+      <w:pPr>
+        <w:tabs>
+          <w:tab w:val="num" w:pos="4320"/>
+        </w:tabs>
+        <w:ind w:left="4320" w:hanging="360"/>
+      </w:pPr>
+      <w:rPr>
+        <w:rFonts w:ascii="Wingdings" w:hAnsi="Wingdings" w:hint="default"/>
+        <w:sz w:val="20"/>
+      </w:rPr>
+    </w:lvl>
+    <w:lvl w:ilvl="6" w:tentative="1">
+      <w:start w:val="1"/>
+      <w:numFmt w:val="bullet"/>
+      <w:lvlText w:val=""/>
+      <w:lvlJc w:val="left"/>
+      <w:pPr>
+        <w:tabs>
+          <w:tab w:val="num" w:pos="5040"/>
+        </w:tabs>
+        <w:ind w:left="5040" w:hanging="360"/>
+      </w:pPr>
+      <w:rPr>
+        <w:rFonts w:ascii="Wingdings" w:hAnsi="Wingdings" w:hint="default"/>
+        <w:sz w:val="20"/>
+      </w:rPr>
+    </w:lvl>
+    <w:lvl w:ilvl="7" w:tentative="1">
+      <w:start w:val="1"/>
+      <w:numFmt w:val="bullet"/>
+      <w:lvlText w:val=""/>
+      <w:lvlJc w:val="left"/>
+      <w:pPr>
+        <w:tabs>
+          <w:tab w:val="num" w:pos="5760"/>
+        </w:tabs>
+        <w:ind w:left="5760" w:hanging="360"/>
+      </w:pPr>
+      <w:rPr>
+        <w:rFonts w:ascii="Wingdings" w:hAnsi="Wingdings" w:hint="default"/>
+        <w:sz w:val="20"/>
+      </w:rPr>
+    </w:lvl>
+    <w:lvl w:ilvl="8" w:tentative="1">
+      <w:start w:val="1"/>
+      <w:numFmt w:val="bullet"/>
+      <w:lvlText w:val=""/>
+      <w:lvlJc w:val="left"/>
+      <w:pPr>
+        <w:tabs>
+          <w:tab w:val="num" w:pos="6480"/>
+        </w:tabs>
+        <w:ind w:left="6480" w:hanging="360"/>
+      </w:pPr>
+      <w:rPr>
+        <w:rFonts w:ascii="Wingdings" w:hAnsi="Wingdings" w:hint="default"/>
+        <w:sz w:val="20"/>
+      </w:rPr>
+    </w:lvl>
+  </w:abstractNum>
+  <w:abstractNum w:abstractNumId="8" w15:restartNumberingAfterBreak="0">
     <w:nsid w:val="45883DB9"/>
     <w:multiLevelType w:val="multilevel"/>
     <w:tmpl w:val="6C12574A"/>
@@ -5071,7 +7780,156 @@
       </w:rPr>
     </w:lvl>
   </w:abstractNum>
-  <w:abstractNum w:abstractNumId="6" w15:restartNumberingAfterBreak="0">
+  <w:abstractNum w:abstractNumId="9" w15:restartNumberingAfterBreak="0">
+    <w:nsid w:val="47902DD3"/>
+    <w:multiLevelType w:val="multilevel"/>
+    <w:tmpl w:val="7D9A08B4"/>
+    <w:lvl w:ilvl="0">
+      <w:start w:val="1"/>
+      <w:numFmt w:val="bullet"/>
+      <w:lvlText w:val=""/>
+      <w:lvlJc w:val="left"/>
+      <w:pPr>
+        <w:tabs>
+          <w:tab w:val="num" w:pos="720"/>
+        </w:tabs>
+        <w:ind w:left="720" w:hanging="360"/>
+      </w:pPr>
+      <w:rPr>
+        <w:rFonts w:ascii="Symbol" w:hAnsi="Symbol" w:hint="default"/>
+        <w:sz w:val="20"/>
+      </w:rPr>
+    </w:lvl>
+    <w:lvl w:ilvl="1" w:tentative="1">
+      <w:start w:val="1"/>
+      <w:numFmt w:val="bullet"/>
+      <w:lvlText w:val="o"/>
+      <w:lvlJc w:val="left"/>
+      <w:pPr>
+        <w:tabs>
+          <w:tab w:val="num" w:pos="1440"/>
+        </w:tabs>
+        <w:ind w:left="1440" w:hanging="360"/>
+      </w:pPr>
+      <w:rPr>
+        <w:rFonts w:ascii="Courier New" w:hAnsi="Courier New" w:hint="default"/>
+        <w:sz w:val="20"/>
+      </w:rPr>
+    </w:lvl>
+    <w:lvl w:ilvl="2" w:tentative="1">
+      <w:start w:val="1"/>
+      <w:numFmt w:val="bullet"/>
+      <w:lvlText w:val=""/>
+      <w:lvlJc w:val="left"/>
+      <w:pPr>
+        <w:tabs>
+          <w:tab w:val="num" w:pos="2160"/>
+        </w:tabs>
+        <w:ind w:left="2160" w:hanging="360"/>
+      </w:pPr>
+      <w:rPr>
+        <w:rFonts w:ascii="Wingdings" w:hAnsi="Wingdings" w:hint="default"/>
+        <w:sz w:val="20"/>
+      </w:rPr>
+    </w:lvl>
+    <w:lvl w:ilvl="3" w:tentative="1">
+      <w:start w:val="1"/>
+      <w:numFmt w:val="bullet"/>
+      <w:lvlText w:val=""/>
+      <w:lvlJc w:val="left"/>
+      <w:pPr>
+        <w:tabs>
+          <w:tab w:val="num" w:pos="2880"/>
+        </w:tabs>
+        <w:ind w:left="2880" w:hanging="360"/>
+      </w:pPr>
+      <w:rPr>
+        <w:rFonts w:ascii="Wingdings" w:hAnsi="Wingdings" w:hint="default"/>
+        <w:sz w:val="20"/>
+      </w:rPr>
+    </w:lvl>
+    <w:lvl w:ilvl="4" w:tentative="1">
+      <w:start w:val="1"/>
+      <w:numFmt w:val="bullet"/>
+      <w:lvlText w:val=""/>
+      <w:lvlJc w:val="left"/>
+      <w:pPr>
+        <w:tabs>
+          <w:tab w:val="num" w:pos="3600"/>
+        </w:tabs>
+        <w:ind w:left="3600" w:hanging="360"/>
+      </w:pPr>
+      <w:rPr>
+        <w:rFonts w:ascii="Wingdings" w:hAnsi="Wingdings" w:hint="default"/>
+        <w:sz w:val="20"/>
+      </w:rPr>
+    </w:lvl>
+    <w:lvl w:ilvl="5" w:tentative="1">
+      <w:start w:val="1"/>
+      <w:numFmt w:val="bullet"/>
+      <w:lvlText w:val=""/>
+      <w:lvlJc w:val="left"/>
+      <w:pPr>
+        <w:tabs>
+          <w:tab w:val="num" w:pos="4320"/>
+        </w:tabs>
+        <w:ind w:left="4320" w:hanging="360"/>
+      </w:pPr>
+      <w:rPr>
+        <w:rFonts w:ascii="Wingdings" w:hAnsi="Wingdings" w:hint="default"/>
+        <w:sz w:val="20"/>
+      </w:rPr>
+    </w:lvl>
+    <w:lvl w:ilvl="6" w:tentative="1">
+      <w:start w:val="1"/>
+      <w:numFmt w:val="bullet"/>
+      <w:lvlText w:val=""/>
+      <w:lvlJc w:val="left"/>
+      <w:pPr>
+        <w:tabs>
+          <w:tab w:val="num" w:pos="5040"/>
+        </w:tabs>
+        <w:ind w:left="5040" w:hanging="360"/>
+      </w:pPr>
+      <w:rPr>
+        <w:rFonts w:ascii="Wingdings" w:hAnsi="Wingdings" w:hint="default"/>
+        <w:sz w:val="20"/>
+      </w:rPr>
+    </w:lvl>
+    <w:lvl w:ilvl="7" w:tentative="1">
+      <w:start w:val="1"/>
+      <w:numFmt w:val="bullet"/>
+      <w:lvlText w:val=""/>
+      <w:lvlJc w:val="left"/>
+      <w:pPr>
+        <w:tabs>
+          <w:tab w:val="num" w:pos="5760"/>
+        </w:tabs>
+        <w:ind w:left="5760" w:hanging="360"/>
+      </w:pPr>
+      <w:rPr>
+        <w:rFonts w:ascii="Wingdings" w:hAnsi="Wingdings" w:hint="default"/>
+        <w:sz w:val="20"/>
+      </w:rPr>
+    </w:lvl>
+    <w:lvl w:ilvl="8" w:tentative="1">
+      <w:start w:val="1"/>
+      <w:numFmt w:val="bullet"/>
+      <w:lvlText w:val=""/>
+      <w:lvlJc w:val="left"/>
+      <w:pPr>
+        <w:tabs>
+          <w:tab w:val="num" w:pos="6480"/>
+        </w:tabs>
+        <w:ind w:left="6480" w:hanging="360"/>
+      </w:pPr>
+      <w:rPr>
+        <w:rFonts w:ascii="Wingdings" w:hAnsi="Wingdings" w:hint="default"/>
+        <w:sz w:val="20"/>
+      </w:rPr>
+    </w:lvl>
+  </w:abstractNum>
+  <w:abstractNum w:abstractNumId="10" w15:restartNumberingAfterBreak="0">
     <w:nsid w:val="5FB27AEC"/>
     <w:multiLevelType w:val="multilevel"/>
     <w:tmpl w:val="F17E1AC4"/>
@@ -5220,7 +8078,156 @@
       </w:rPr>
     </w:lvl>
   </w:abstractNum>
-  <w:abstractNum w:abstractNumId="7" w15:restartNumberingAfterBreak="0">
+  <w:abstractNum w:abstractNumId="11" w15:restartNumberingAfterBreak="0">
+    <w:nsid w:val="64252290"/>
+    <w:multiLevelType w:val="multilevel"/>
+    <w:tmpl w:val="5DD2D0A6"/>
+    <w:lvl w:ilvl="0">
+      <w:start w:val="1"/>
+      <w:numFmt w:val="bullet"/>
+      <w:lvlText w:val=""/>
+      <w:lvlJc w:val="left"/>
+      <w:pPr>
+        <w:tabs>
+          <w:tab w:val="num" w:pos="720"/>
+        </w:tabs>
+        <w:ind w:left="720" w:hanging="360"/>
+      </w:pPr>
+      <w:rPr>
+        <w:rFonts w:ascii="Symbol" w:hAnsi="Symbol" w:hint="default"/>
+        <w:sz w:val="20"/>
+      </w:rPr>
+    </w:lvl>
+    <w:lvl w:ilvl="1" w:tentative="1">
+      <w:start w:val="1"/>
+      <w:numFmt w:val="bullet"/>
+      <w:lvlText w:val="o"/>
+      <w:lvlJc w:val="left"/>
+      <w:pPr>
+        <w:tabs>
+          <w:tab w:val="num" w:pos="1440"/>
+        </w:tabs>
+        <w:ind w:left="1440" w:hanging="360"/>
+      </w:pPr>
+      <w:rPr>
+        <w:rFonts w:ascii="Courier New" w:hAnsi="Courier New" w:hint="default"/>
+        <w:sz w:val="20"/>
+      </w:rPr>
+    </w:lvl>
+    <w:lvl w:ilvl="2" w:tentative="1">
+      <w:start w:val="1"/>
+      <w:numFmt w:val="bullet"/>
+      <w:lvlText w:val=""/>
+      <w:lvlJc w:val="left"/>
+      <w:pPr>
+        <w:tabs>
+          <w:tab w:val="num" w:pos="2160"/>
+        </w:tabs>
+        <w:ind w:left="2160" w:hanging="360"/>
+      </w:pPr>
+      <w:rPr>
+        <w:rFonts w:ascii="Wingdings" w:hAnsi="Wingdings" w:hint="default"/>
+        <w:sz w:val="20"/>
+      </w:rPr>
+    </w:lvl>
+    <w:lvl w:ilvl="3" w:tentative="1">
+      <w:start w:val="1"/>
+      <w:numFmt w:val="bullet"/>
+      <w:lvlText w:val=""/>
+      <w:lvlJc w:val="left"/>
+      <w:pPr>
+        <w:tabs>
+          <w:tab w:val="num" w:pos="2880"/>
+        </w:tabs>
+        <w:ind w:left="2880" w:hanging="360"/>
+      </w:pPr>
+      <w:rPr>
+        <w:rFonts w:ascii="Wingdings" w:hAnsi="Wingdings" w:hint="default"/>
+        <w:sz w:val="20"/>
+      </w:rPr>
+    </w:lvl>
+    <w:lvl w:ilvl="4" w:tentative="1">
+      <w:start w:val="1"/>
+      <w:numFmt w:val="bullet"/>
+      <w:lvlText w:val=""/>
+      <w:lvlJc w:val="left"/>
+      <w:pPr>
+        <w:tabs>
+          <w:tab w:val="num" w:pos="3600"/>
+        </w:tabs>
+        <w:ind w:left="3600" w:hanging="360"/>
+      </w:pPr>
+      <w:rPr>
+        <w:rFonts w:ascii="Wingdings" w:hAnsi="Wingdings" w:hint="default"/>
+        <w:sz w:val="20"/>
+      </w:rPr>
+    </w:lvl>
+    <w:lvl w:ilvl="5" w:tentative="1">
+      <w:start w:val="1"/>
+      <w:numFmt w:val="bullet"/>
+      <w:lvlText w:val=""/>
+      <w:lvlJc w:val="left"/>
+      <w:pPr>
+        <w:tabs>
+          <w:tab w:val="num" w:pos="4320"/>
+        </w:tabs>
+        <w:ind w:left="4320" w:hanging="360"/>
+      </w:pPr>
+      <w:rPr>
+        <w:rFonts w:ascii="Wingdings" w:hAnsi="Wingdings" w:hint="default"/>
+        <w:sz w:val="20"/>
+      </w:rPr>
+    </w:lvl>
+    <w:lvl w:ilvl="6" w:tentative="1">
+      <w:start w:val="1"/>
+      <w:numFmt w:val="bullet"/>
+      <w:lvlText w:val=""/>
+      <w:lvlJc w:val="left"/>
+      <w:pPr>
+        <w:tabs>
+          <w:tab w:val="num" w:pos="5040"/>
+        </w:tabs>
+        <w:ind w:left="5040" w:hanging="360"/>
+      </w:pPr>
+      <w:rPr>
+        <w:rFonts w:ascii="Wingdings" w:hAnsi="Wingdings" w:hint="default"/>
+        <w:sz w:val="20"/>
+      </w:rPr>
+    </w:lvl>
+    <w:lvl w:ilvl="7" w:tentative="1">
+      <w:start w:val="1"/>
+      <w:numFmt w:val="bullet"/>
+      <w:lvlText w:val=""/>
+      <w:lvlJc w:val="left"/>
+      <w:pPr>
+        <w:tabs>
+          <w:tab w:val="num" w:pos="5760"/>
+        </w:tabs>
+        <w:ind w:left="5760" w:hanging="360"/>
+      </w:pPr>
+      <w:rPr>
+        <w:rFonts w:ascii="Wingdings" w:hAnsi="Wingdings" w:hint="default"/>
+        <w:sz w:val="20"/>
+      </w:rPr>
+    </w:lvl>
+    <w:lvl w:ilvl="8" w:tentative="1">
+      <w:start w:val="1"/>
+      <w:numFmt w:val="bullet"/>
+      <w:lvlText w:val=""/>
+      <w:lvlJc w:val="left"/>
+      <w:pPr>
+        <w:tabs>
+          <w:tab w:val="num" w:pos="6480"/>
+        </w:tabs>
+        <w:ind w:left="6480" w:hanging="360"/>
+      </w:pPr>
+      <w:rPr>
+        <w:rFonts w:ascii="Wingdings" w:hAnsi="Wingdings" w:hint="default"/>
+        <w:sz w:val="20"/>
+      </w:rPr>
+    </w:lvl>
+  </w:abstractNum>
+  <w:abstractNum w:abstractNumId="12" w15:restartNumberingAfterBreak="0">
     <w:nsid w:val="6D257A35"/>
     <w:multiLevelType w:val="multilevel"/>
     <w:tmpl w:val="3A68022A"/>
@@ -5370,28 +8377,43 @@
     </w:lvl>
   </w:abstractNum>
   <w:num w:numId="1" w16cid:durableId="1025866894">
-    <w:abstractNumId w:val="7"/>
+    <w:abstractNumId w:val="12"/>
   </w:num>
   <w:num w:numId="2" w16cid:durableId="1148202411">
+    <w:abstractNumId w:val="6"/>
+  </w:num>
+  <w:num w:numId="3" w16cid:durableId="1384207143">
+    <w:abstractNumId w:val="3"/>
+  </w:num>
+  <w:num w:numId="4" w16cid:durableId="285428638">
+    <w:abstractNumId w:val="8"/>
+  </w:num>
+  <w:num w:numId="5" w16cid:durableId="944462162">
+    <w:abstractNumId w:val="2"/>
+  </w:num>
+  <w:num w:numId="6" w16cid:durableId="721247482">
+    <w:abstractNumId w:val="10"/>
+  </w:num>
+  <w:num w:numId="7" w16cid:durableId="1779762857">
+    <w:abstractNumId w:val="5"/>
+  </w:num>
+  <w:num w:numId="8" w16cid:durableId="1833135035">
     <w:abstractNumId w:val="4"/>
   </w:num>
-  <w:num w:numId="3" w16cid:durableId="1384207143">
+  <w:num w:numId="9" w16cid:durableId="833378108">
     <w:abstractNumId w:val="1"/>
   </w:num>
-  <w:num w:numId="4" w16cid:durableId="285428638">
-    <w:abstractNumId w:val="5"/>
+  <w:num w:numId="10" w16cid:durableId="189881795">
+    <w:abstractNumId w:val="11"/>
   </w:num>
-  <w:num w:numId="5" w16cid:durableId="944462162">
+  <w:num w:numId="11" w16cid:durableId="390006007">
+    <w:abstractNumId w:val="9"/>
+  </w:num>
+  <w:num w:numId="12" w16cid:durableId="2830353">
     <w:abstractNumId w:val="0"/>
   </w:num>
-  <w:num w:numId="6" w16cid:durableId="721247482">
-    <w:abstractNumId w:val="6"/>
-  </w:num>
-  <w:num w:numId="7" w16cid:durableId="1779762857">
-    <w:abstractNumId w:val="3"/>
-  </w:num>
-  <w:num w:numId="8" w16cid:durableId="1833135035">
-    <w:abstractNumId w:val="2"/>
+  <w:num w:numId="13" w16cid:durableId="1900313661">
+    <w:abstractNumId w:val="7"/>
   </w:num>
 </w:numbering>
 </file>

--- a/day_1/Topic 1.docx
+++ b/day_1/Topic 1.docx
@@ -22770,6 +22770,5920 @@
         </w:rPr>
         <w:t>This is the framework I recommend remembering for interviews and real-world GenAI projects.</w:t>
       </w:r>
+    </w:p>
+    <w:p>
+      <w:pPr>
+        <w:spacing w:after="0" w:line="240" w:lineRule="auto"/>
+        <w:rPr>
+          <w:sz w:val="22"/>
+          <w:szCs w:val="22"/>
+        </w:rPr>
+      </w:pPr>
+      <w:r>
+        <w:rPr>
+          <w:sz w:val="22"/>
+          <w:szCs w:val="22"/>
+        </w:rPr>
+        <w:pict w14:anchorId="66A35E18">
+          <v:rect id="_x0000_i2501" style="width:0;height:1.5pt" o:hrstd="t" o:hr="t" fillcolor="#a0a0a0" stroked="f"/>
+        </w:pict>
+      </w:r>
+    </w:p>
+    <w:p>
+      <w:pPr>
+        <w:spacing w:after="0" w:line="240" w:lineRule="auto"/>
+        <w:rPr>
+          <w:b/>
+          <w:bCs/>
+          <w:sz w:val="36"/>
+          <w:szCs w:val="36"/>
+          <w:u w:val="single"/>
+        </w:rPr>
+      </w:pPr>
+      <w:r>
+        <w:rPr>
+          <w:b/>
+          <w:bCs/>
+          <w:sz w:val="36"/>
+          <w:szCs w:val="36"/>
+          <w:u w:val="single"/>
+        </w:rPr>
+        <w:t xml:space="preserve">Topic </w:t>
+      </w:r>
+      <w:r>
+        <w:rPr>
+          <w:b/>
+          <w:bCs/>
+          <w:sz w:val="36"/>
+          <w:szCs w:val="36"/>
+          <w:u w:val="single"/>
+        </w:rPr>
+        <w:t>6</w:t>
+      </w:r>
+      <w:r>
+        <w:rPr>
+          <w:b/>
+          <w:bCs/>
+          <w:sz w:val="36"/>
+          <w:szCs w:val="36"/>
+          <w:u w:val="single"/>
+        </w:rPr>
+        <w:t xml:space="preserve">: </w:t>
+      </w:r>
+      <w:r>
+        <w:rPr>
+          <w:b/>
+          <w:bCs/>
+          <w:sz w:val="36"/>
+          <w:szCs w:val="36"/>
+          <w:u w:val="single"/>
+        </w:rPr>
+        <w:t>Embeddings</w:t>
+      </w:r>
+      <w:r>
+        <w:rPr>
+          <w:b/>
+          <w:bCs/>
+          <w:sz w:val="36"/>
+          <w:szCs w:val="36"/>
+          <w:u w:val="single"/>
+        </w:rPr>
+        <w:t>:</w:t>
+      </w:r>
+    </w:p>
+    <w:p>
+      <w:pPr>
+        <w:spacing w:after="0" w:line="240" w:lineRule="auto"/>
+        <w:rPr>
+          <w:b/>
+          <w:bCs/>
+          <w:sz w:val="22"/>
+          <w:szCs w:val="22"/>
+        </w:rPr>
+      </w:pPr>
+      <w:r>
+        <w:rPr>
+          <w:b/>
+          <w:bCs/>
+          <w:sz w:val="22"/>
+          <w:szCs w:val="22"/>
+        </w:rPr>
+        <w:t>1. What Are Embeddings?</w:t>
+      </w:r>
+    </w:p>
+    <w:p>
+      <w:pPr>
+        <w:spacing w:after="0" w:line="240" w:lineRule="auto"/>
+        <w:rPr>
+          <w:sz w:val="22"/>
+          <w:szCs w:val="22"/>
+        </w:rPr>
+      </w:pPr>
+      <w:r>
+        <w:rPr>
+          <w:sz w:val="22"/>
+          <w:szCs w:val="22"/>
+        </w:rPr>
+        <w:t xml:space="preserve">Embeddings are </w:t>
+      </w:r>
+      <w:r>
+        <w:rPr>
+          <w:b/>
+          <w:bCs/>
+          <w:sz w:val="22"/>
+          <w:szCs w:val="22"/>
+        </w:rPr>
+        <w:t>dense numerical vector representations</w:t>
+      </w:r>
+      <w:r>
+        <w:rPr>
+          <w:sz w:val="22"/>
+          <w:szCs w:val="22"/>
+        </w:rPr>
+        <w:t xml:space="preserve"> of data (text, image, audio, code, documents) that capture semantic meaning.</w:t>
+      </w:r>
+    </w:p>
+    <w:p>
+      <w:pPr>
+        <w:spacing w:after="0" w:line="240" w:lineRule="auto"/>
+        <w:rPr>
+          <w:sz w:val="22"/>
+          <w:szCs w:val="22"/>
+        </w:rPr>
+      </w:pPr>
+      <w:r>
+        <w:rPr>
+          <w:sz w:val="22"/>
+          <w:szCs w:val="22"/>
+        </w:rPr>
+        <w:t>Instead of storing words as IDs:</w:t>
+      </w:r>
+    </w:p>
+    <w:p>
+      <w:pPr>
+        <w:spacing w:after="0" w:line="240" w:lineRule="auto"/>
+        <w:rPr>
+          <w:sz w:val="22"/>
+          <w:szCs w:val="22"/>
+        </w:rPr>
+      </w:pPr>
+      <w:r>
+        <w:rPr>
+          <w:sz w:val="22"/>
+          <w:szCs w:val="22"/>
+        </w:rPr>
+        <w:t>Hood = 1254</w:t>
+      </w:r>
+    </w:p>
+    <w:p>
+      <w:pPr>
+        <w:spacing w:after="0" w:line="240" w:lineRule="auto"/>
+        <w:rPr>
+          <w:sz w:val="22"/>
+          <w:szCs w:val="22"/>
+        </w:rPr>
+      </w:pPr>
+      <w:r>
+        <w:rPr>
+          <w:sz w:val="22"/>
+          <w:szCs w:val="22"/>
+        </w:rPr>
+        <w:t>Crash = 8421</w:t>
+      </w:r>
+    </w:p>
+    <w:p>
+      <w:pPr>
+        <w:spacing w:after="0" w:line="240" w:lineRule="auto"/>
+        <w:rPr>
+          <w:sz w:val="22"/>
+          <w:szCs w:val="22"/>
+        </w:rPr>
+      </w:pPr>
+      <w:r>
+        <w:rPr>
+          <w:sz w:val="22"/>
+          <w:szCs w:val="22"/>
+        </w:rPr>
+        <w:t>Vehicle = 645</w:t>
+      </w:r>
+    </w:p>
+    <w:p>
+      <w:pPr>
+        <w:spacing w:after="0" w:line="240" w:lineRule="auto"/>
+        <w:rPr>
+          <w:sz w:val="22"/>
+          <w:szCs w:val="22"/>
+        </w:rPr>
+      </w:pPr>
+      <w:r>
+        <w:rPr>
+          <w:sz w:val="22"/>
+          <w:szCs w:val="22"/>
+        </w:rPr>
+        <w:t>we convert them into vectors:</w:t>
+      </w:r>
+    </w:p>
+    <w:p>
+      <w:pPr>
+        <w:spacing w:after="0" w:line="240" w:lineRule="auto"/>
+        <w:rPr>
+          <w:sz w:val="22"/>
+          <w:szCs w:val="22"/>
+        </w:rPr>
+      </w:pPr>
+      <w:r>
+        <w:rPr>
+          <w:sz w:val="22"/>
+          <w:szCs w:val="22"/>
+        </w:rPr>
+        <w:t>Hood    → [0.42, -1.23, 0.78, ...]</w:t>
+      </w:r>
+    </w:p>
+    <w:p>
+      <w:pPr>
+        <w:spacing w:after="0" w:line="240" w:lineRule="auto"/>
+        <w:rPr>
+          <w:sz w:val="22"/>
+          <w:szCs w:val="22"/>
+        </w:rPr>
+      </w:pPr>
+      <w:r>
+        <w:rPr>
+          <w:sz w:val="22"/>
+          <w:szCs w:val="22"/>
+        </w:rPr>
+        <w:t>Vehicle → [0.38, -1.10, 0.82, ...]</w:t>
+      </w:r>
+    </w:p>
+    <w:p>
+      <w:pPr>
+        <w:spacing w:after="0" w:line="240" w:lineRule="auto"/>
+        <w:rPr>
+          <w:sz w:val="22"/>
+          <w:szCs w:val="22"/>
+        </w:rPr>
+      </w:pPr>
+      <w:r>
+        <w:rPr>
+          <w:sz w:val="22"/>
+          <w:szCs w:val="22"/>
+        </w:rPr>
+        <w:t>Crash   → [1.92, 0.44, -0.11, ...]</w:t>
+      </w:r>
+    </w:p>
+    <w:p>
+      <w:pPr>
+        <w:spacing w:after="0" w:line="240" w:lineRule="auto"/>
+        <w:rPr>
+          <w:sz w:val="22"/>
+          <w:szCs w:val="22"/>
+        </w:rPr>
+      </w:pPr>
+      <w:r>
+        <w:rPr>
+          <w:sz w:val="22"/>
+          <w:szCs w:val="22"/>
+        </w:rPr>
+        <w:t>These vectors allow mathematical comparison of meaning.</w:t>
+      </w:r>
+    </w:p>
+    <w:p>
+      <w:pPr>
+        <w:spacing w:after="0" w:line="240" w:lineRule="auto"/>
+        <w:rPr>
+          <w:sz w:val="22"/>
+          <w:szCs w:val="22"/>
+        </w:rPr>
+      </w:pPr>
+      <w:r>
+        <w:rPr>
+          <w:sz w:val="22"/>
+          <w:szCs w:val="22"/>
+        </w:rPr>
+        <w:pict w14:anchorId="2F79A08C">
+          <v:rect id="_x0000_i2970" style="width:0;height:1.5pt" o:hralign="center" o:hrstd="t" o:hr="t" fillcolor="#a0a0a0" stroked="f"/>
+        </w:pict>
+      </w:r>
+    </w:p>
+    <w:p>
+      <w:pPr>
+        <w:spacing w:after="0" w:line="240" w:lineRule="auto"/>
+        <w:rPr>
+          <w:b/>
+          <w:bCs/>
+          <w:sz w:val="22"/>
+          <w:szCs w:val="22"/>
+        </w:rPr>
+      </w:pPr>
+      <w:r>
+        <w:rPr>
+          <w:b/>
+          <w:bCs/>
+          <w:sz w:val="22"/>
+          <w:szCs w:val="22"/>
+        </w:rPr>
+        <w:t>Why Do We Need Embeddings?</w:t>
+      </w:r>
+    </w:p>
+    <w:p>
+      <w:pPr>
+        <w:spacing w:after="0" w:line="240" w:lineRule="auto"/>
+        <w:rPr>
+          <w:sz w:val="22"/>
+          <w:szCs w:val="22"/>
+        </w:rPr>
+      </w:pPr>
+      <w:r>
+        <w:rPr>
+          <w:sz w:val="22"/>
+          <w:szCs w:val="22"/>
+        </w:rPr>
+        <w:t>Computers cannot understand:</w:t>
+      </w:r>
+    </w:p>
+    <w:p>
+      <w:pPr>
+        <w:spacing w:after="0" w:line="240" w:lineRule="auto"/>
+        <w:rPr>
+          <w:sz w:val="22"/>
+          <w:szCs w:val="22"/>
+        </w:rPr>
+      </w:pPr>
+      <w:r>
+        <w:rPr>
+          <w:sz w:val="22"/>
+          <w:szCs w:val="22"/>
+        </w:rPr>
+        <w:t>H</w:t>
+      </w:r>
+      <w:r>
+        <w:rPr>
+          <w:sz w:val="22"/>
+          <w:szCs w:val="22"/>
+        </w:rPr>
+        <w:t>ood</w:t>
+      </w:r>
+      <w:r>
+        <w:rPr>
+          <w:sz w:val="22"/>
+          <w:szCs w:val="22"/>
+        </w:rPr>
+        <w:t xml:space="preserve">, </w:t>
+      </w:r>
+      <w:r>
+        <w:rPr>
+          <w:sz w:val="22"/>
+          <w:szCs w:val="22"/>
+        </w:rPr>
+        <w:t>bonnet</w:t>
+      </w:r>
+      <w:r>
+        <w:rPr>
+          <w:sz w:val="22"/>
+          <w:szCs w:val="22"/>
+        </w:rPr>
+        <w:t xml:space="preserve">, </w:t>
+      </w:r>
+      <w:r>
+        <w:rPr>
+          <w:sz w:val="22"/>
+          <w:szCs w:val="22"/>
+        </w:rPr>
+        <w:t>vehicle</w:t>
+      </w:r>
+      <w:r>
+        <w:rPr>
+          <w:sz w:val="22"/>
+          <w:szCs w:val="22"/>
+        </w:rPr>
+        <w:t xml:space="preserve">, </w:t>
+      </w:r>
+      <w:r>
+        <w:rPr>
+          <w:sz w:val="22"/>
+          <w:szCs w:val="22"/>
+        </w:rPr>
+        <w:t>automobile</w:t>
+      </w:r>
+      <w:r>
+        <w:rPr>
+          <w:sz w:val="22"/>
+          <w:szCs w:val="22"/>
+        </w:rPr>
+        <w:t xml:space="preserve">, </w:t>
+      </w:r>
+      <w:r>
+        <w:rPr>
+          <w:sz w:val="22"/>
+          <w:szCs w:val="22"/>
+        </w:rPr>
+        <w:t>car</w:t>
+      </w:r>
+    </w:p>
+    <w:p>
+      <w:pPr>
+        <w:spacing w:after="0" w:line="240" w:lineRule="auto"/>
+        <w:rPr>
+          <w:sz w:val="22"/>
+          <w:szCs w:val="22"/>
+        </w:rPr>
+      </w:pPr>
+      <w:r>
+        <w:rPr>
+          <w:sz w:val="22"/>
+          <w:szCs w:val="22"/>
+        </w:rPr>
+        <w:t>as related concepts.</w:t>
+      </w:r>
+    </w:p>
+    <w:p>
+      <w:pPr>
+        <w:spacing w:after="0" w:line="240" w:lineRule="auto"/>
+        <w:rPr>
+          <w:sz w:val="22"/>
+          <w:szCs w:val="22"/>
+        </w:rPr>
+      </w:pPr>
+      <w:r>
+        <w:rPr>
+          <w:sz w:val="22"/>
+          <w:szCs w:val="22"/>
+        </w:rPr>
+        <w:t>Embeddings transform meaning into geometry.</w:t>
+      </w:r>
+    </w:p>
+    <w:p>
+      <w:pPr>
+        <w:spacing w:after="0" w:line="240" w:lineRule="auto"/>
+        <w:rPr>
+          <w:sz w:val="22"/>
+          <w:szCs w:val="22"/>
+        </w:rPr>
+      </w:pPr>
+      <w:r>
+        <w:rPr>
+          <w:sz w:val="22"/>
+          <w:szCs w:val="22"/>
+        </w:rPr>
+        <w:t>Car -------- Vehicle</w:t>
+      </w:r>
+    </w:p>
+    <w:p>
+      <w:pPr>
+        <w:spacing w:after="0" w:line="240" w:lineRule="auto"/>
+        <w:rPr>
+          <w:sz w:val="22"/>
+          <w:szCs w:val="22"/>
+        </w:rPr>
+      </w:pPr>
+      <w:r>
+        <w:rPr>
+          <w:sz w:val="22"/>
+          <w:szCs w:val="22"/>
+        </w:rPr>
+        <w:t>Hood ---- Bonnet</w:t>
+      </w:r>
+    </w:p>
+    <w:p>
+      <w:pPr>
+        <w:spacing w:after="0" w:line="240" w:lineRule="auto"/>
+        <w:rPr>
+          <w:sz w:val="22"/>
+          <w:szCs w:val="22"/>
+        </w:rPr>
+      </w:pPr>
+      <w:r>
+        <w:rPr>
+          <w:sz w:val="22"/>
+          <w:szCs w:val="22"/>
+        </w:rPr>
+        <w:t>Crash --- Collision</w:t>
+      </w:r>
+    </w:p>
+    <w:p>
+      <w:pPr>
+        <w:spacing w:after="0" w:line="240" w:lineRule="auto"/>
+        <w:rPr>
+          <w:sz w:val="22"/>
+          <w:szCs w:val="22"/>
+        </w:rPr>
+      </w:pPr>
+      <w:r>
+        <w:rPr>
+          <w:sz w:val="22"/>
+          <w:szCs w:val="22"/>
+        </w:rPr>
+        <w:t>Similar concepts become close together in vector space.</w:t>
+      </w:r>
+    </w:p>
+    <w:p>
+      <w:pPr>
+        <w:spacing w:after="0" w:line="240" w:lineRule="auto"/>
+        <w:rPr>
+          <w:sz w:val="22"/>
+          <w:szCs w:val="22"/>
+        </w:rPr>
+      </w:pPr>
+      <w:r>
+        <w:rPr>
+          <w:sz w:val="22"/>
+          <w:szCs w:val="22"/>
+        </w:rPr>
+        <w:pict w14:anchorId="6810EFD3">
+          <v:rect id="_x0000_i2971" style="width:0;height:1.5pt" o:hralign="center" o:hrstd="t" o:hr="t" fillcolor="#a0a0a0" stroked="f"/>
+        </w:pict>
+      </w:r>
+    </w:p>
+    <w:p>
+      <w:pPr>
+        <w:spacing w:after="0" w:line="240" w:lineRule="auto"/>
+        <w:rPr>
+          <w:b/>
+          <w:bCs/>
+          <w:sz w:val="22"/>
+          <w:szCs w:val="22"/>
+        </w:rPr>
+      </w:pPr>
+      <w:r>
+        <w:rPr>
+          <w:b/>
+          <w:bCs/>
+          <w:sz w:val="22"/>
+          <w:szCs w:val="22"/>
+        </w:rPr>
+        <w:t>Intuition: Engineering Analogy</w:t>
+      </w:r>
+    </w:p>
+    <w:p>
+      <w:pPr>
+        <w:spacing w:after="0" w:line="240" w:lineRule="auto"/>
+        <w:rPr>
+          <w:sz w:val="22"/>
+          <w:szCs w:val="22"/>
+        </w:rPr>
+      </w:pPr>
+      <w:r>
+        <w:rPr>
+          <w:sz w:val="22"/>
+          <w:szCs w:val="22"/>
+        </w:rPr>
+        <w:t>Imagine CAD designs.</w:t>
+      </w:r>
+    </w:p>
+    <w:p>
+      <w:pPr>
+        <w:spacing w:after="0" w:line="240" w:lineRule="auto"/>
+        <w:rPr>
+          <w:sz w:val="22"/>
+          <w:szCs w:val="22"/>
+        </w:rPr>
+      </w:pPr>
+      <w:r>
+        <w:rPr>
+          <w:sz w:val="22"/>
+          <w:szCs w:val="22"/>
+        </w:rPr>
+        <w:t>Each design has attributes:</w:t>
+      </w:r>
+    </w:p>
+    <w:p>
+      <w:pPr>
+        <w:spacing w:after="0" w:line="240" w:lineRule="auto"/>
+        <w:rPr>
+          <w:sz w:val="22"/>
+          <w:szCs w:val="22"/>
+        </w:rPr>
+      </w:pPr>
+      <w:r>
+        <w:rPr>
+          <w:sz w:val="22"/>
+          <w:szCs w:val="22"/>
+        </w:rPr>
+        <w:t>Weight</w:t>
+      </w:r>
+      <w:r>
+        <w:rPr>
+          <w:sz w:val="22"/>
+          <w:szCs w:val="22"/>
+        </w:rPr>
+        <w:t xml:space="preserve">, </w:t>
+      </w:r>
+      <w:r>
+        <w:rPr>
+          <w:sz w:val="22"/>
+          <w:szCs w:val="22"/>
+        </w:rPr>
+        <w:t>Thickness</w:t>
+      </w:r>
+      <w:r>
+        <w:rPr>
+          <w:sz w:val="22"/>
+          <w:szCs w:val="22"/>
+        </w:rPr>
+        <w:t xml:space="preserve">, </w:t>
+      </w:r>
+      <w:r>
+        <w:rPr>
+          <w:sz w:val="22"/>
+          <w:szCs w:val="22"/>
+        </w:rPr>
+        <w:t>Cost</w:t>
+      </w:r>
+      <w:r>
+        <w:rPr>
+          <w:sz w:val="22"/>
+          <w:szCs w:val="22"/>
+        </w:rPr>
+        <w:t xml:space="preserve">, </w:t>
+      </w:r>
+      <w:r>
+        <w:rPr>
+          <w:sz w:val="22"/>
+          <w:szCs w:val="22"/>
+        </w:rPr>
+        <w:t>Strength</w:t>
+      </w:r>
+      <w:r>
+        <w:rPr>
+          <w:sz w:val="22"/>
+          <w:szCs w:val="22"/>
+        </w:rPr>
+        <w:t xml:space="preserve">, </w:t>
+      </w:r>
+      <w:r>
+        <w:rPr>
+          <w:sz w:val="22"/>
+          <w:szCs w:val="22"/>
+        </w:rPr>
+        <w:t>Stiffness</w:t>
+      </w:r>
+    </w:p>
+    <w:p>
+      <w:pPr>
+        <w:spacing w:after="0" w:line="240" w:lineRule="auto"/>
+        <w:rPr>
+          <w:sz w:val="22"/>
+          <w:szCs w:val="22"/>
+        </w:rPr>
+      </w:pPr>
+      <w:r>
+        <w:rPr>
+          <w:sz w:val="22"/>
+          <w:szCs w:val="22"/>
+        </w:rPr>
+        <w:t>Every design becomes a point in multidimensional space.</w:t>
+      </w:r>
+    </w:p>
+    <w:p>
+      <w:pPr>
+        <w:spacing w:after="0" w:line="240" w:lineRule="auto"/>
+        <w:rPr>
+          <w:sz w:val="22"/>
+          <w:szCs w:val="22"/>
+        </w:rPr>
+      </w:pPr>
+      <w:r>
+        <w:rPr>
+          <w:sz w:val="22"/>
+          <w:szCs w:val="22"/>
+        </w:rPr>
+        <w:t>Similarly:</w:t>
+      </w:r>
+      <w:r>
+        <w:rPr>
+          <w:sz w:val="22"/>
+          <w:szCs w:val="22"/>
+        </w:rPr>
+        <w:t xml:space="preserve"> </w:t>
+      </w:r>
+      <w:r>
+        <w:rPr>
+          <w:sz w:val="22"/>
+          <w:szCs w:val="22"/>
+        </w:rPr>
+        <w:t>Words</w:t>
+      </w:r>
+      <w:r>
+        <w:rPr>
+          <w:sz w:val="22"/>
+          <w:szCs w:val="22"/>
+        </w:rPr>
+        <w:t xml:space="preserve">, </w:t>
+      </w:r>
+      <w:r>
+        <w:rPr>
+          <w:sz w:val="22"/>
+          <w:szCs w:val="22"/>
+        </w:rPr>
+        <w:t>Sentences</w:t>
+      </w:r>
+      <w:r>
+        <w:rPr>
+          <w:sz w:val="22"/>
+          <w:szCs w:val="22"/>
+        </w:rPr>
+        <w:t xml:space="preserve">, </w:t>
+      </w:r>
+      <w:r>
+        <w:rPr>
+          <w:sz w:val="22"/>
+          <w:szCs w:val="22"/>
+        </w:rPr>
+        <w:t>Documents</w:t>
+      </w:r>
+    </w:p>
+    <w:p>
+      <w:pPr>
+        <w:spacing w:after="0" w:line="240" w:lineRule="auto"/>
+        <w:rPr>
+          <w:sz w:val="22"/>
+          <w:szCs w:val="22"/>
+        </w:rPr>
+      </w:pPr>
+      <w:r>
+        <w:rPr>
+          <w:sz w:val="22"/>
+          <w:szCs w:val="22"/>
+        </w:rPr>
+        <w:t>become points in semantic space.</w:t>
+      </w:r>
+    </w:p>
+    <w:p>
+      <w:pPr>
+        <w:spacing w:after="0" w:line="240" w:lineRule="auto"/>
+        <w:rPr>
+          <w:sz w:val="22"/>
+          <w:szCs w:val="22"/>
+        </w:rPr>
+      </w:pPr>
+      <w:r>
+        <w:rPr>
+          <w:sz w:val="22"/>
+          <w:szCs w:val="22"/>
+        </w:rPr>
+        <w:t>Words with similar meanings occupy nearby positions.</w:t>
+      </w:r>
+    </w:p>
+    <w:p>
+      <w:pPr>
+        <w:spacing w:after="0" w:line="240" w:lineRule="auto"/>
+        <w:rPr>
+          <w:sz w:val="22"/>
+          <w:szCs w:val="22"/>
+        </w:rPr>
+      </w:pPr>
+      <w:r>
+        <w:rPr>
+          <w:sz w:val="22"/>
+          <w:szCs w:val="22"/>
+        </w:rPr>
+        <w:pict w14:anchorId="6CCD711A">
+          <v:rect id="_x0000_i2972" style="width:0;height:1.5pt" o:hralign="center" o:hrstd="t" o:hr="t" fillcolor="#a0a0a0" stroked="f"/>
+        </w:pict>
+      </w:r>
+    </w:p>
+    <w:p>
+      <w:pPr>
+        <w:spacing w:after="0" w:line="240" w:lineRule="auto"/>
+        <w:rPr>
+          <w:b/>
+          <w:bCs/>
+          <w:sz w:val="22"/>
+          <w:szCs w:val="22"/>
+        </w:rPr>
+      </w:pPr>
+      <w:r>
+        <w:rPr>
+          <w:b/>
+          <w:bCs/>
+          <w:sz w:val="22"/>
+          <w:szCs w:val="22"/>
+        </w:rPr>
+        <w:t>Embedding Pipeline</w:t>
+      </w:r>
+    </w:p>
+    <w:p>
+      <w:pPr>
+        <w:spacing w:after="0" w:line="240" w:lineRule="auto"/>
+        <w:rPr>
+          <w:sz w:val="22"/>
+          <w:szCs w:val="22"/>
+        </w:rPr>
+      </w:pPr>
+      <w:r>
+        <w:rPr>
+          <w:sz w:val="22"/>
+          <w:szCs w:val="22"/>
+        </w:rPr>
+        <w:t>Text</w:t>
+      </w:r>
+      <w:r>
+        <w:rPr>
+          <w:sz w:val="22"/>
+          <w:szCs w:val="22"/>
+        </w:rPr>
+        <w:t xml:space="preserve"> </w:t>
+      </w:r>
+      <w:r>
+        <w:rPr>
+          <w:b/>
+          <w:bCs/>
+          <w:sz w:val="22"/>
+          <w:szCs w:val="22"/>
+        </w:rPr>
+        <w:t>→</w:t>
+      </w:r>
+      <w:r>
+        <w:rPr>
+          <w:b/>
+          <w:bCs/>
+          <w:sz w:val="22"/>
+          <w:szCs w:val="22"/>
+        </w:rPr>
+        <w:t xml:space="preserve"> </w:t>
+      </w:r>
+      <w:r>
+        <w:rPr>
+          <w:sz w:val="22"/>
+          <w:szCs w:val="22"/>
+        </w:rPr>
+        <w:t>Tokenizer</w:t>
+      </w:r>
+      <w:r>
+        <w:rPr>
+          <w:sz w:val="22"/>
+          <w:szCs w:val="22"/>
+        </w:rPr>
+        <w:t xml:space="preserve"> </w:t>
+      </w:r>
+      <w:r>
+        <w:rPr>
+          <w:b/>
+          <w:bCs/>
+          <w:sz w:val="22"/>
+          <w:szCs w:val="22"/>
+        </w:rPr>
+        <w:t>→</w:t>
+      </w:r>
+      <w:r>
+        <w:rPr>
+          <w:b/>
+          <w:bCs/>
+          <w:sz w:val="22"/>
+          <w:szCs w:val="22"/>
+        </w:rPr>
+        <w:t xml:space="preserve"> </w:t>
+      </w:r>
+      <w:r>
+        <w:rPr>
+          <w:sz w:val="22"/>
+          <w:szCs w:val="22"/>
+        </w:rPr>
+        <w:t>Token IDs</w:t>
+      </w:r>
+      <w:r>
+        <w:rPr>
+          <w:sz w:val="22"/>
+          <w:szCs w:val="22"/>
+        </w:rPr>
+        <w:t xml:space="preserve"> </w:t>
+      </w:r>
+      <w:r>
+        <w:rPr>
+          <w:b/>
+          <w:bCs/>
+          <w:sz w:val="22"/>
+          <w:szCs w:val="22"/>
+        </w:rPr>
+        <w:t>→</w:t>
+      </w:r>
+      <w:r>
+        <w:rPr>
+          <w:b/>
+          <w:bCs/>
+          <w:sz w:val="22"/>
+          <w:szCs w:val="22"/>
+        </w:rPr>
+        <w:t xml:space="preserve"> </w:t>
+      </w:r>
+      <w:r>
+        <w:rPr>
+          <w:sz w:val="22"/>
+          <w:szCs w:val="22"/>
+        </w:rPr>
+        <w:t>Embedding Layer</w:t>
+      </w:r>
+      <w:r>
+        <w:rPr>
+          <w:sz w:val="22"/>
+          <w:szCs w:val="22"/>
+        </w:rPr>
+        <w:t xml:space="preserve"> </w:t>
+      </w:r>
+      <w:r>
+        <w:rPr>
+          <w:b/>
+          <w:bCs/>
+          <w:sz w:val="22"/>
+          <w:szCs w:val="22"/>
+        </w:rPr>
+        <w:t>→</w:t>
+      </w:r>
+      <w:r>
+        <w:rPr>
+          <w:b/>
+          <w:bCs/>
+          <w:sz w:val="22"/>
+          <w:szCs w:val="22"/>
+        </w:rPr>
+        <w:t xml:space="preserve"> </w:t>
+      </w:r>
+      <w:r>
+        <w:rPr>
+          <w:sz w:val="22"/>
+          <w:szCs w:val="22"/>
+        </w:rPr>
+        <w:t>Vector Representation</w:t>
+      </w:r>
+      <w:r>
+        <w:rPr>
+          <w:sz w:val="22"/>
+          <w:szCs w:val="22"/>
+        </w:rPr>
+        <w:t xml:space="preserve"> </w:t>
+      </w:r>
+      <w:r>
+        <w:rPr>
+          <w:b/>
+          <w:bCs/>
+          <w:sz w:val="22"/>
+          <w:szCs w:val="22"/>
+        </w:rPr>
+        <w:t>→</w:t>
+      </w:r>
+      <w:r>
+        <w:rPr>
+          <w:b/>
+          <w:bCs/>
+          <w:sz w:val="22"/>
+          <w:szCs w:val="22"/>
+        </w:rPr>
+        <w:t xml:space="preserve"> </w:t>
+      </w:r>
+      <w:r>
+        <w:rPr>
+          <w:sz w:val="22"/>
+          <w:szCs w:val="22"/>
+        </w:rPr>
+        <w:t>Transformer</w:t>
+      </w:r>
+    </w:p>
+    <w:p>
+      <w:pPr>
+        <w:spacing w:after="0" w:line="240" w:lineRule="auto"/>
+        <w:rPr>
+          <w:sz w:val="22"/>
+          <w:szCs w:val="22"/>
+        </w:rPr>
+      </w:pPr>
+      <w:r>
+        <w:rPr>
+          <w:sz w:val="22"/>
+          <w:szCs w:val="22"/>
+        </w:rPr>
+        <w:t>Example:</w:t>
+      </w:r>
+    </w:p>
+    <w:p>
+      <w:pPr>
+        <w:spacing w:after="0" w:line="240" w:lineRule="auto"/>
+        <w:rPr>
+          <w:sz w:val="22"/>
+          <w:szCs w:val="22"/>
+        </w:rPr>
+      </w:pPr>
+      <w:r>
+        <w:rPr>
+          <w:sz w:val="22"/>
+          <w:szCs w:val="22"/>
+        </w:rPr>
+        <w:t>Vehicle Hood</w:t>
+      </w:r>
+    </w:p>
+    <w:p>
+      <w:pPr>
+        <w:spacing w:after="0" w:line="240" w:lineRule="auto"/>
+        <w:rPr>
+          <w:sz w:val="22"/>
+          <w:szCs w:val="22"/>
+        </w:rPr>
+      </w:pPr>
+      <w:r>
+        <w:rPr>
+          <w:sz w:val="22"/>
+          <w:szCs w:val="22"/>
+        </w:rPr>
+        <w:t>↓</w:t>
+      </w:r>
+    </w:p>
+    <w:p>
+      <w:pPr>
+        <w:spacing w:after="0" w:line="240" w:lineRule="auto"/>
+        <w:rPr>
+          <w:sz w:val="22"/>
+          <w:szCs w:val="22"/>
+        </w:rPr>
+      </w:pPr>
+      <w:r>
+        <w:rPr>
+          <w:sz w:val="22"/>
+          <w:szCs w:val="22"/>
+        </w:rPr>
+        <w:t>Tokens:</w:t>
+      </w:r>
+    </w:p>
+    <w:p>
+      <w:pPr>
+        <w:spacing w:after="0" w:line="240" w:lineRule="auto"/>
+        <w:rPr>
+          <w:sz w:val="22"/>
+          <w:szCs w:val="22"/>
+        </w:rPr>
+      </w:pPr>
+      <w:r>
+        <w:rPr>
+          <w:sz w:val="22"/>
+          <w:szCs w:val="22"/>
+        </w:rPr>
+        <w:t>[5134, 8821]</w:t>
+      </w:r>
+    </w:p>
+    <w:p>
+      <w:pPr>
+        <w:spacing w:after="0" w:line="240" w:lineRule="auto"/>
+        <w:rPr>
+          <w:sz w:val="22"/>
+          <w:szCs w:val="22"/>
+        </w:rPr>
+      </w:pPr>
+      <w:r>
+        <w:rPr>
+          <w:sz w:val="22"/>
+          <w:szCs w:val="22"/>
+        </w:rPr>
+        <w:t>↓</w:t>
+      </w:r>
+    </w:p>
+    <w:p>
+      <w:pPr>
+        <w:spacing w:after="0" w:line="240" w:lineRule="auto"/>
+        <w:rPr>
+          <w:sz w:val="22"/>
+          <w:szCs w:val="22"/>
+        </w:rPr>
+      </w:pPr>
+      <w:r>
+        <w:rPr>
+          <w:sz w:val="22"/>
+          <w:szCs w:val="22"/>
+        </w:rPr>
+        <w:t>Embeddings:</w:t>
+      </w:r>
+    </w:p>
+    <w:p>
+      <w:pPr>
+        <w:spacing w:after="0" w:line="240" w:lineRule="auto"/>
+        <w:rPr>
+          <w:sz w:val="22"/>
+          <w:szCs w:val="22"/>
+        </w:rPr>
+      </w:pPr>
+      <w:r>
+        <w:rPr>
+          <w:sz w:val="22"/>
+          <w:szCs w:val="22"/>
+        </w:rPr>
+        <w:t>[0.52, -1.3, 0.91...]</w:t>
+      </w:r>
+      <w:r>
+        <w:rPr>
+          <w:sz w:val="22"/>
+          <w:szCs w:val="22"/>
+        </w:rPr>
+        <w:t xml:space="preserve">, </w:t>
+      </w:r>
+      <w:r>
+        <w:rPr>
+          <w:sz w:val="22"/>
+          <w:szCs w:val="22"/>
+        </w:rPr>
+        <w:t>[0.11, 0.87, -0.52...]</w:t>
+      </w:r>
+    </w:p>
+    <w:p>
+      <w:pPr>
+        <w:spacing w:after="0" w:line="240" w:lineRule="auto"/>
+        <w:rPr>
+          <w:sz w:val="22"/>
+          <w:szCs w:val="22"/>
+        </w:rPr>
+      </w:pPr>
+      <w:r>
+        <w:rPr>
+          <w:sz w:val="22"/>
+          <w:szCs w:val="22"/>
+        </w:rPr>
+        <w:pict w14:anchorId="2078F187">
+          <v:rect id="_x0000_i2973" style="width:0;height:1.5pt" o:hralign="center" o:hrstd="t" o:hr="t" fillcolor="#a0a0a0" stroked="f"/>
+        </w:pict>
+      </w:r>
+    </w:p>
+    <w:p>
+      <w:pPr>
+        <w:spacing w:after="0" w:line="240" w:lineRule="auto"/>
+        <w:rPr>
+          <w:b/>
+          <w:bCs/>
+          <w:sz w:val="22"/>
+          <w:szCs w:val="22"/>
+        </w:rPr>
+      </w:pPr>
+      <w:r>
+        <w:rPr>
+          <w:b/>
+          <w:bCs/>
+          <w:sz w:val="22"/>
+          <w:szCs w:val="22"/>
+        </w:rPr>
+        <w:t>Types of Embeddings</w:t>
+      </w:r>
+    </w:p>
+    <w:p>
+      <w:pPr>
+        <w:spacing w:after="0" w:line="240" w:lineRule="auto"/>
+        <w:rPr>
+          <w:b/>
+          <w:bCs/>
+          <w:sz w:val="22"/>
+          <w:szCs w:val="22"/>
+        </w:rPr>
+      </w:pPr>
+      <w:r>
+        <w:rPr>
+          <w:b/>
+          <w:bCs/>
+          <w:sz w:val="22"/>
+          <w:szCs w:val="22"/>
+        </w:rPr>
+        <w:t>1. Token Embeddings</w:t>
+      </w:r>
+    </w:p>
+    <w:p>
+      <w:pPr>
+        <w:spacing w:after="0" w:line="240" w:lineRule="auto"/>
+        <w:rPr>
+          <w:sz w:val="22"/>
+          <w:szCs w:val="22"/>
+        </w:rPr>
+      </w:pPr>
+      <w:r>
+        <w:rPr>
+          <w:sz w:val="22"/>
+          <w:szCs w:val="22"/>
+        </w:rPr>
+        <w:t>Represent individual tokens.</w:t>
+      </w:r>
+    </w:p>
+    <w:p>
+      <w:pPr>
+        <w:spacing w:after="0" w:line="240" w:lineRule="auto"/>
+        <w:rPr>
+          <w:sz w:val="22"/>
+          <w:szCs w:val="22"/>
+        </w:rPr>
+      </w:pPr>
+      <w:r>
+        <w:rPr>
+          <w:sz w:val="22"/>
+          <w:szCs w:val="22"/>
+        </w:rPr>
+        <w:t>Example:</w:t>
+      </w:r>
+      <w:r>
+        <w:rPr>
+          <w:sz w:val="22"/>
+          <w:szCs w:val="22"/>
+        </w:rPr>
+        <w:t xml:space="preserve"> </w:t>
+      </w:r>
+      <w:r>
+        <w:rPr>
+          <w:sz w:val="22"/>
+          <w:szCs w:val="22"/>
+        </w:rPr>
+        <w:t>Hood</w:t>
+      </w:r>
+      <w:r>
+        <w:rPr>
+          <w:sz w:val="22"/>
+          <w:szCs w:val="22"/>
+        </w:rPr>
+        <w:t xml:space="preserve">, </w:t>
+      </w:r>
+      <w:r>
+        <w:rPr>
+          <w:sz w:val="22"/>
+          <w:szCs w:val="22"/>
+        </w:rPr>
+        <w:t>Vehicle</w:t>
+      </w:r>
+      <w:r>
+        <w:rPr>
+          <w:sz w:val="22"/>
+          <w:szCs w:val="22"/>
+        </w:rPr>
+        <w:t xml:space="preserve">, </w:t>
+      </w:r>
+      <w:r>
+        <w:rPr>
+          <w:sz w:val="22"/>
+          <w:szCs w:val="22"/>
+        </w:rPr>
+        <w:t>Crash</w:t>
+      </w:r>
+    </w:p>
+    <w:p>
+      <w:pPr>
+        <w:spacing w:after="0" w:line="240" w:lineRule="auto"/>
+        <w:rPr>
+          <w:sz w:val="22"/>
+          <w:szCs w:val="22"/>
+        </w:rPr>
+      </w:pPr>
+      <w:r>
+        <w:rPr>
+          <w:sz w:val="22"/>
+          <w:szCs w:val="22"/>
+        </w:rPr>
+        <w:t>Each token gets its own vector.</w:t>
+      </w:r>
+    </w:p>
+    <w:p>
+      <w:pPr>
+        <w:spacing w:after="0" w:line="240" w:lineRule="auto"/>
+        <w:rPr>
+          <w:sz w:val="22"/>
+          <w:szCs w:val="22"/>
+        </w:rPr>
+      </w:pPr>
+      <w:r>
+        <w:rPr>
+          <w:sz w:val="22"/>
+          <w:szCs w:val="22"/>
+        </w:rPr>
+        <w:t>Used inside Transformer models.</w:t>
+      </w:r>
+    </w:p>
+    <w:p>
+      <w:pPr>
+        <w:spacing w:after="0" w:line="240" w:lineRule="auto"/>
+        <w:rPr>
+          <w:sz w:val="22"/>
+          <w:szCs w:val="22"/>
+        </w:rPr>
+      </w:pPr>
+      <w:r>
+        <w:rPr>
+          <w:sz w:val="22"/>
+          <w:szCs w:val="22"/>
+        </w:rPr>
+        <w:pict w14:anchorId="5AD67DEA">
+          <v:rect id="_x0000_i2974" style="width:0;height:1.5pt" o:hralign="center" o:hrstd="t" o:hr="t" fillcolor="#a0a0a0" stroked="f"/>
+        </w:pict>
+      </w:r>
+    </w:p>
+    <w:p>
+      <w:pPr>
+        <w:spacing w:after="0" w:line="240" w:lineRule="auto"/>
+        <w:rPr>
+          <w:b/>
+          <w:bCs/>
+          <w:sz w:val="22"/>
+          <w:szCs w:val="22"/>
+        </w:rPr>
+      </w:pPr>
+      <w:r>
+        <w:rPr>
+          <w:b/>
+          <w:bCs/>
+          <w:sz w:val="22"/>
+          <w:szCs w:val="22"/>
+        </w:rPr>
+        <w:t>2. Sentence Embeddings</w:t>
+      </w:r>
+    </w:p>
+    <w:p>
+      <w:pPr>
+        <w:spacing w:after="0" w:line="240" w:lineRule="auto"/>
+        <w:rPr>
+          <w:sz w:val="22"/>
+          <w:szCs w:val="22"/>
+        </w:rPr>
+      </w:pPr>
+      <w:r>
+        <w:rPr>
+          <w:sz w:val="22"/>
+          <w:szCs w:val="22"/>
+        </w:rPr>
+        <w:t>Convert an entire sentence into one vector.</w:t>
+      </w:r>
+    </w:p>
+    <w:p>
+      <w:pPr>
+        <w:spacing w:after="0" w:line="240" w:lineRule="auto"/>
+        <w:rPr>
+          <w:sz w:val="22"/>
+          <w:szCs w:val="22"/>
+        </w:rPr>
+      </w:pPr>
+      <w:r>
+        <w:rPr>
+          <w:sz w:val="22"/>
+          <w:szCs w:val="22"/>
+        </w:rPr>
+        <w:t>Example:</w:t>
+      </w:r>
+    </w:p>
+    <w:p>
+      <w:pPr>
+        <w:spacing w:after="0" w:line="240" w:lineRule="auto"/>
+        <w:rPr>
+          <w:sz w:val="22"/>
+          <w:szCs w:val="22"/>
+        </w:rPr>
+      </w:pPr>
+      <w:r>
+        <w:rPr>
+          <w:sz w:val="22"/>
+          <w:szCs w:val="22"/>
+        </w:rPr>
+        <w:t>"The hood failed in crash testing"</w:t>
+      </w:r>
+      <w:r>
+        <w:rPr>
+          <w:sz w:val="22"/>
+          <w:szCs w:val="22"/>
+        </w:rPr>
+        <w:t xml:space="preserve"> </w:t>
+      </w:r>
+    </w:p>
+    <w:p>
+      <w:pPr>
+        <w:spacing w:after="0" w:line="240" w:lineRule="auto"/>
+        <w:rPr>
+          <w:sz w:val="22"/>
+          <w:szCs w:val="22"/>
+        </w:rPr>
+      </w:pPr>
+      <w:r>
+        <w:rPr>
+          <w:sz w:val="22"/>
+          <w:szCs w:val="22"/>
+        </w:rPr>
+        <w:t>↓</w:t>
+      </w:r>
+    </w:p>
+    <w:p>
+      <w:pPr>
+        <w:spacing w:after="0" w:line="240" w:lineRule="auto"/>
+        <w:rPr>
+          <w:sz w:val="22"/>
+          <w:szCs w:val="22"/>
+        </w:rPr>
+      </w:pPr>
+      <w:r>
+        <w:rPr>
+          <w:sz w:val="22"/>
+          <w:szCs w:val="22"/>
+        </w:rPr>
+        <w:t>One vector:</w:t>
+      </w:r>
+    </w:p>
+    <w:p>
+      <w:pPr>
+        <w:spacing w:after="0" w:line="240" w:lineRule="auto"/>
+        <w:rPr>
+          <w:sz w:val="22"/>
+          <w:szCs w:val="22"/>
+        </w:rPr>
+      </w:pPr>
+      <w:r>
+        <w:rPr>
+          <w:sz w:val="22"/>
+          <w:szCs w:val="22"/>
+        </w:rPr>
+        <w:t>[0.63, -0.11, 0.91...]</w:t>
+      </w:r>
+    </w:p>
+    <w:p>
+      <w:pPr>
+        <w:spacing w:after="0" w:line="240" w:lineRule="auto"/>
+        <w:rPr>
+          <w:sz w:val="22"/>
+          <w:szCs w:val="22"/>
+        </w:rPr>
+      </w:pPr>
+      <w:r>
+        <w:rPr>
+          <w:sz w:val="22"/>
+          <w:szCs w:val="22"/>
+        </w:rPr>
+        <w:t>Used for:</w:t>
+      </w:r>
+    </w:p>
+    <w:p>
+      <w:pPr>
+        <w:numPr>
+          <w:ilvl w:val="0"/>
+          <w:numId w:val="17"/>
+        </w:numPr>
+        <w:spacing w:after="0" w:line="240" w:lineRule="auto"/>
+        <w:rPr>
+          <w:sz w:val="22"/>
+          <w:szCs w:val="22"/>
+        </w:rPr>
+      </w:pPr>
+      <w:r>
+        <w:rPr>
+          <w:sz w:val="22"/>
+          <w:szCs w:val="22"/>
+        </w:rPr>
+        <w:t>Semantic search</w:t>
+      </w:r>
+    </w:p>
+    <w:p>
+      <w:pPr>
+        <w:numPr>
+          <w:ilvl w:val="0"/>
+          <w:numId w:val="17"/>
+        </w:numPr>
+        <w:spacing w:after="0" w:line="240" w:lineRule="auto"/>
+        <w:rPr>
+          <w:sz w:val="22"/>
+          <w:szCs w:val="22"/>
+        </w:rPr>
+      </w:pPr>
+      <w:r>
+        <w:rPr>
+          <w:sz w:val="22"/>
+          <w:szCs w:val="22"/>
+        </w:rPr>
+        <w:t>Similarity</w:t>
+      </w:r>
+    </w:p>
+    <w:p>
+      <w:pPr>
+        <w:numPr>
+          <w:ilvl w:val="0"/>
+          <w:numId w:val="17"/>
+        </w:numPr>
+        <w:spacing w:after="0" w:line="240" w:lineRule="auto"/>
+        <w:rPr>
+          <w:sz w:val="22"/>
+          <w:szCs w:val="22"/>
+        </w:rPr>
+      </w:pPr>
+      <w:r>
+        <w:rPr>
+          <w:sz w:val="22"/>
+          <w:szCs w:val="22"/>
+        </w:rPr>
+        <w:t>RAG</w:t>
+      </w:r>
+    </w:p>
+    <w:p>
+      <w:pPr>
+        <w:spacing w:after="0" w:line="240" w:lineRule="auto"/>
+        <w:rPr>
+          <w:sz w:val="22"/>
+          <w:szCs w:val="22"/>
+        </w:rPr>
+      </w:pPr>
+      <w:r>
+        <w:rPr>
+          <w:sz w:val="22"/>
+          <w:szCs w:val="22"/>
+        </w:rPr>
+        <w:pict w14:anchorId="71A96AD9">
+          <v:rect id="_x0000_i2975" style="width:0;height:1.5pt" o:hralign="center" o:hrstd="t" o:hr="t" fillcolor="#a0a0a0" stroked="f"/>
+        </w:pict>
+      </w:r>
+    </w:p>
+    <w:p>
+      <w:pPr>
+        <w:spacing w:after="0" w:line="240" w:lineRule="auto"/>
+        <w:rPr>
+          <w:b/>
+          <w:bCs/>
+          <w:sz w:val="22"/>
+          <w:szCs w:val="22"/>
+        </w:rPr>
+      </w:pPr>
+      <w:r>
+        <w:rPr>
+          <w:b/>
+          <w:bCs/>
+          <w:sz w:val="22"/>
+          <w:szCs w:val="22"/>
+        </w:rPr>
+        <w:t>3. Document Embeddings</w:t>
+      </w:r>
+    </w:p>
+    <w:p>
+      <w:pPr>
+        <w:spacing w:after="0" w:line="240" w:lineRule="auto"/>
+        <w:rPr>
+          <w:sz w:val="22"/>
+          <w:szCs w:val="22"/>
+        </w:rPr>
+      </w:pPr>
+      <w:r>
+        <w:rPr>
+          <w:sz w:val="22"/>
+          <w:szCs w:val="22"/>
+        </w:rPr>
+        <w:t>Represent entire documents.</w:t>
+      </w:r>
+    </w:p>
+    <w:p>
+      <w:pPr>
+        <w:spacing w:after="0" w:line="240" w:lineRule="auto"/>
+        <w:rPr>
+          <w:sz w:val="22"/>
+          <w:szCs w:val="22"/>
+        </w:rPr>
+      </w:pPr>
+      <w:r>
+        <w:rPr>
+          <w:sz w:val="22"/>
+          <w:szCs w:val="22"/>
+        </w:rPr>
+        <w:t>Example:</w:t>
+      </w:r>
+    </w:p>
+    <w:p>
+      <w:pPr>
+        <w:spacing w:after="0" w:line="240" w:lineRule="auto"/>
+        <w:rPr>
+          <w:sz w:val="22"/>
+          <w:szCs w:val="22"/>
+        </w:rPr>
+      </w:pPr>
+      <w:r>
+        <w:rPr>
+          <w:sz w:val="22"/>
+          <w:szCs w:val="22"/>
+        </w:rPr>
+        <w:t>100-page CAE report</w:t>
+      </w:r>
+    </w:p>
+    <w:p>
+      <w:pPr>
+        <w:spacing w:after="0" w:line="240" w:lineRule="auto"/>
+        <w:rPr>
+          <w:sz w:val="22"/>
+          <w:szCs w:val="22"/>
+        </w:rPr>
+      </w:pPr>
+      <w:r>
+        <w:rPr>
+          <w:sz w:val="22"/>
+          <w:szCs w:val="22"/>
+        </w:rPr>
+        <w:t>↓</w:t>
+      </w:r>
+    </w:p>
+    <w:p>
+      <w:pPr>
+        <w:spacing w:after="0" w:line="240" w:lineRule="auto"/>
+        <w:rPr>
+          <w:sz w:val="22"/>
+          <w:szCs w:val="22"/>
+        </w:rPr>
+      </w:pPr>
+      <w:r>
+        <w:rPr>
+          <w:sz w:val="22"/>
+          <w:szCs w:val="22"/>
+        </w:rPr>
+        <w:t>Single vector.</w:t>
+      </w:r>
+    </w:p>
+    <w:p>
+      <w:pPr>
+        <w:spacing w:after="0" w:line="240" w:lineRule="auto"/>
+        <w:rPr>
+          <w:sz w:val="22"/>
+          <w:szCs w:val="22"/>
+        </w:rPr>
+      </w:pPr>
+      <w:r>
+        <w:rPr>
+          <w:sz w:val="22"/>
+          <w:szCs w:val="22"/>
+        </w:rPr>
+        <w:t>Useful for:</w:t>
+      </w:r>
+    </w:p>
+    <w:p>
+      <w:pPr>
+        <w:numPr>
+          <w:ilvl w:val="0"/>
+          <w:numId w:val="18"/>
+        </w:numPr>
+        <w:spacing w:after="0" w:line="240" w:lineRule="auto"/>
+        <w:rPr>
+          <w:sz w:val="22"/>
+          <w:szCs w:val="22"/>
+        </w:rPr>
+      </w:pPr>
+      <w:r>
+        <w:rPr>
+          <w:sz w:val="22"/>
+          <w:szCs w:val="22"/>
+        </w:rPr>
+        <w:t>Search</w:t>
+      </w:r>
+    </w:p>
+    <w:p>
+      <w:pPr>
+        <w:numPr>
+          <w:ilvl w:val="0"/>
+          <w:numId w:val="18"/>
+        </w:numPr>
+        <w:spacing w:after="0" w:line="240" w:lineRule="auto"/>
+        <w:rPr>
+          <w:sz w:val="22"/>
+          <w:szCs w:val="22"/>
+        </w:rPr>
+      </w:pPr>
+      <w:r>
+        <w:rPr>
+          <w:sz w:val="22"/>
+          <w:szCs w:val="22"/>
+        </w:rPr>
+        <w:t>Recommendation</w:t>
+      </w:r>
+    </w:p>
+    <w:p>
+      <w:pPr>
+        <w:numPr>
+          <w:ilvl w:val="0"/>
+          <w:numId w:val="18"/>
+        </w:numPr>
+        <w:spacing w:after="0" w:line="240" w:lineRule="auto"/>
+        <w:rPr>
+          <w:sz w:val="22"/>
+          <w:szCs w:val="22"/>
+        </w:rPr>
+      </w:pPr>
+      <w:r>
+        <w:rPr>
+          <w:sz w:val="22"/>
+          <w:szCs w:val="22"/>
+        </w:rPr>
+        <w:t>Classification</w:t>
+      </w:r>
+    </w:p>
+    <w:p>
+      <w:pPr>
+        <w:spacing w:after="0" w:line="240" w:lineRule="auto"/>
+        <w:rPr>
+          <w:sz w:val="22"/>
+          <w:szCs w:val="22"/>
+        </w:rPr>
+      </w:pPr>
+      <w:r>
+        <w:rPr>
+          <w:sz w:val="22"/>
+          <w:szCs w:val="22"/>
+        </w:rPr>
+        <w:pict w14:anchorId="0B74F5CE">
+          <v:rect id="_x0000_i2976" style="width:0;height:1.5pt" o:hralign="center" o:hrstd="t" o:hr="t" fillcolor="#a0a0a0" stroked="f"/>
+        </w:pict>
+      </w:r>
+    </w:p>
+    <w:p>
+      <w:pPr>
+        <w:spacing w:after="0" w:line="240" w:lineRule="auto"/>
+        <w:rPr>
+          <w:b/>
+          <w:bCs/>
+          <w:sz w:val="22"/>
+          <w:szCs w:val="22"/>
+        </w:rPr>
+      </w:pPr>
+      <w:r>
+        <w:rPr>
+          <w:b/>
+          <w:bCs/>
+          <w:sz w:val="22"/>
+          <w:szCs w:val="22"/>
+        </w:rPr>
+        <w:t>How Are Embeddings Learned?</w:t>
+      </w:r>
+    </w:p>
+    <w:p>
+      <w:pPr>
+        <w:spacing w:after="0" w:line="240" w:lineRule="auto"/>
+        <w:rPr>
+          <w:sz w:val="22"/>
+          <w:szCs w:val="22"/>
+        </w:rPr>
+      </w:pPr>
+      <w:r>
+        <w:rPr>
+          <w:sz w:val="22"/>
+          <w:szCs w:val="22"/>
+        </w:rPr>
+        <w:t>During training:</w:t>
+      </w:r>
+    </w:p>
+    <w:p>
+      <w:pPr>
+        <w:spacing w:after="0" w:line="240" w:lineRule="auto"/>
+        <w:rPr>
+          <w:sz w:val="22"/>
+          <w:szCs w:val="22"/>
+        </w:rPr>
+      </w:pPr>
+      <w:r>
+        <w:rPr>
+          <w:sz w:val="22"/>
+          <w:szCs w:val="22"/>
+        </w:rPr>
+        <w:t>Predict Next Token</w:t>
+      </w:r>
+      <w:r>
+        <w:rPr>
+          <w:sz w:val="22"/>
+          <w:szCs w:val="22"/>
+        </w:rPr>
+        <w:t xml:space="preserve"> </w:t>
+      </w:r>
+      <w:r>
+        <w:rPr>
+          <w:b/>
+          <w:bCs/>
+          <w:sz w:val="22"/>
+          <w:szCs w:val="22"/>
+        </w:rPr>
+        <w:t>→</w:t>
+      </w:r>
+      <w:r>
+        <w:rPr>
+          <w:b/>
+          <w:bCs/>
+          <w:sz w:val="22"/>
+          <w:szCs w:val="22"/>
+        </w:rPr>
+        <w:t xml:space="preserve"> </w:t>
+      </w:r>
+      <w:r>
+        <w:rPr>
+          <w:sz w:val="22"/>
+          <w:szCs w:val="22"/>
+        </w:rPr>
+        <w:t>Calculate Error</w:t>
+      </w:r>
+      <w:r>
+        <w:rPr>
+          <w:sz w:val="22"/>
+          <w:szCs w:val="22"/>
+        </w:rPr>
+        <w:t xml:space="preserve"> </w:t>
+      </w:r>
+      <w:r>
+        <w:rPr>
+          <w:b/>
+          <w:bCs/>
+          <w:sz w:val="22"/>
+          <w:szCs w:val="22"/>
+        </w:rPr>
+        <w:t>→</w:t>
+      </w:r>
+      <w:r>
+        <w:rPr>
+          <w:b/>
+          <w:bCs/>
+          <w:sz w:val="22"/>
+          <w:szCs w:val="22"/>
+        </w:rPr>
+        <w:t xml:space="preserve"> </w:t>
+      </w:r>
+      <w:r>
+        <w:rPr>
+          <w:sz w:val="22"/>
+          <w:szCs w:val="22"/>
+        </w:rPr>
+        <w:t>Update Embeddings</w:t>
+      </w:r>
+    </w:p>
+    <w:p>
+      <w:pPr>
+        <w:spacing w:after="0" w:line="240" w:lineRule="auto"/>
+        <w:rPr>
+          <w:sz w:val="22"/>
+          <w:szCs w:val="22"/>
+        </w:rPr>
+      </w:pPr>
+      <w:r>
+        <w:rPr>
+          <w:sz w:val="22"/>
+          <w:szCs w:val="22"/>
+        </w:rPr>
+        <w:t>Over billions of examples, words with similar contexts develop similar vectors.</w:t>
+      </w:r>
+    </w:p>
+    <w:p>
+      <w:pPr>
+        <w:spacing w:after="0" w:line="240" w:lineRule="auto"/>
+        <w:rPr>
+          <w:sz w:val="22"/>
+          <w:szCs w:val="22"/>
+        </w:rPr>
+      </w:pPr>
+      <w:r>
+        <w:rPr>
+          <w:sz w:val="22"/>
+          <w:szCs w:val="22"/>
+        </w:rPr>
+        <w:t>Example:</w:t>
+      </w:r>
+      <w:r>
+        <w:rPr>
+          <w:sz w:val="22"/>
+          <w:szCs w:val="22"/>
+        </w:rPr>
+        <w:t xml:space="preserve"> </w:t>
+      </w:r>
+      <w:r>
+        <w:rPr>
+          <w:sz w:val="22"/>
+          <w:szCs w:val="22"/>
+        </w:rPr>
+        <w:t>car</w:t>
+      </w:r>
+      <w:r>
+        <w:rPr>
+          <w:sz w:val="22"/>
+          <w:szCs w:val="22"/>
+        </w:rPr>
+        <w:t xml:space="preserve">, </w:t>
+      </w:r>
+      <w:r>
+        <w:rPr>
+          <w:sz w:val="22"/>
+          <w:szCs w:val="22"/>
+        </w:rPr>
+        <w:t>vehicle</w:t>
+      </w:r>
+      <w:r>
+        <w:rPr>
+          <w:sz w:val="22"/>
+          <w:szCs w:val="22"/>
+        </w:rPr>
+        <w:t xml:space="preserve">, </w:t>
+      </w:r>
+      <w:r>
+        <w:rPr>
+          <w:sz w:val="22"/>
+          <w:szCs w:val="22"/>
+        </w:rPr>
+        <w:t>automobile</w:t>
+      </w:r>
+    </w:p>
+    <w:p>
+      <w:pPr>
+        <w:spacing w:after="0" w:line="240" w:lineRule="auto"/>
+        <w:rPr>
+          <w:sz w:val="22"/>
+          <w:szCs w:val="22"/>
+        </w:rPr>
+      </w:pPr>
+      <w:r>
+        <w:rPr>
+          <w:sz w:val="22"/>
+          <w:szCs w:val="22"/>
+        </w:rPr>
+        <w:t>frequently appear in similar contexts.</w:t>
+      </w:r>
+    </w:p>
+    <w:p>
+      <w:pPr>
+        <w:spacing w:after="0" w:line="240" w:lineRule="auto"/>
+        <w:rPr>
+          <w:sz w:val="22"/>
+          <w:szCs w:val="22"/>
+        </w:rPr>
+      </w:pPr>
+      <w:r>
+        <w:rPr>
+          <w:sz w:val="22"/>
+          <w:szCs w:val="22"/>
+        </w:rPr>
+        <w:t>Eventually their vectors become nearby.</w:t>
+      </w:r>
+    </w:p>
+    <w:p>
+      <w:pPr>
+        <w:spacing w:after="0" w:line="240" w:lineRule="auto"/>
+        <w:rPr>
+          <w:sz w:val="22"/>
+          <w:szCs w:val="22"/>
+        </w:rPr>
+      </w:pPr>
+      <w:r>
+        <w:rPr>
+          <w:sz w:val="22"/>
+          <w:szCs w:val="22"/>
+        </w:rPr>
+        <w:pict w14:anchorId="210693C3">
+          <v:rect id="_x0000_i2977" style="width:0;height:1.5pt" o:hralign="center" o:hrstd="t" o:hr="t" fillcolor="#a0a0a0" stroked="f"/>
+        </w:pict>
+      </w:r>
+    </w:p>
+    <w:p>
+      <w:pPr>
+        <w:spacing w:after="0" w:line="240" w:lineRule="auto"/>
+        <w:rPr>
+          <w:b/>
+          <w:bCs/>
+          <w:sz w:val="22"/>
+          <w:szCs w:val="22"/>
+        </w:rPr>
+      </w:pPr>
+      <w:r>
+        <w:rPr>
+          <w:b/>
+          <w:bCs/>
+          <w:sz w:val="22"/>
+          <w:szCs w:val="22"/>
+        </w:rPr>
+        <w:t>Embedding Dimensions</w:t>
+      </w:r>
+    </w:p>
+    <w:p>
+      <w:pPr>
+        <w:spacing w:after="0" w:line="240" w:lineRule="auto"/>
+        <w:rPr>
+          <w:sz w:val="22"/>
+          <w:szCs w:val="22"/>
+        </w:rPr>
+      </w:pPr>
+      <w:r>
+        <w:rPr>
+          <w:sz w:val="22"/>
+          <w:szCs w:val="22"/>
+        </w:rPr>
+        <w:lastRenderedPageBreak/>
+        <w:t>Embeddings have many dimensions:</w:t>
+      </w:r>
+    </w:p>
+    <w:p>
+      <w:pPr>
+        <w:spacing w:after="0" w:line="240" w:lineRule="auto"/>
+        <w:rPr>
+          <w:sz w:val="22"/>
+          <w:szCs w:val="22"/>
+        </w:rPr>
+      </w:pPr>
+      <w:r>
+        <w:rPr>
+          <w:sz w:val="22"/>
+          <w:szCs w:val="22"/>
+        </w:rPr>
+        <w:t>128</w:t>
+      </w:r>
+    </w:p>
+    <w:p>
+      <w:pPr>
+        <w:spacing w:after="0" w:line="240" w:lineRule="auto"/>
+        <w:rPr>
+          <w:sz w:val="22"/>
+          <w:szCs w:val="22"/>
+        </w:rPr>
+      </w:pPr>
+      <w:r>
+        <w:rPr>
+          <w:sz w:val="22"/>
+          <w:szCs w:val="22"/>
+        </w:rPr>
+        <w:t>256</w:t>
+      </w:r>
+    </w:p>
+    <w:p>
+      <w:pPr>
+        <w:spacing w:after="0" w:line="240" w:lineRule="auto"/>
+        <w:rPr>
+          <w:sz w:val="22"/>
+          <w:szCs w:val="22"/>
+        </w:rPr>
+      </w:pPr>
+      <w:r>
+        <w:rPr>
+          <w:sz w:val="22"/>
+          <w:szCs w:val="22"/>
+        </w:rPr>
+        <w:t>768</w:t>
+      </w:r>
+    </w:p>
+    <w:p>
+      <w:pPr>
+        <w:spacing w:after="0" w:line="240" w:lineRule="auto"/>
+        <w:rPr>
+          <w:sz w:val="22"/>
+          <w:szCs w:val="22"/>
+        </w:rPr>
+      </w:pPr>
+      <w:r>
+        <w:rPr>
+          <w:sz w:val="22"/>
+          <w:szCs w:val="22"/>
+        </w:rPr>
+        <w:t>1024</w:t>
+      </w:r>
+    </w:p>
+    <w:p>
+      <w:pPr>
+        <w:spacing w:after="0" w:line="240" w:lineRule="auto"/>
+        <w:rPr>
+          <w:sz w:val="22"/>
+          <w:szCs w:val="22"/>
+        </w:rPr>
+      </w:pPr>
+      <w:r>
+        <w:rPr>
+          <w:sz w:val="22"/>
+          <w:szCs w:val="22"/>
+        </w:rPr>
+        <w:t>1536</w:t>
+      </w:r>
+    </w:p>
+    <w:p>
+      <w:pPr>
+        <w:spacing w:after="0" w:line="240" w:lineRule="auto"/>
+        <w:rPr>
+          <w:sz w:val="22"/>
+          <w:szCs w:val="22"/>
+        </w:rPr>
+      </w:pPr>
+      <w:r>
+        <w:rPr>
+          <w:sz w:val="22"/>
+          <w:szCs w:val="22"/>
+        </w:rPr>
+        <w:t>3072</w:t>
+      </w:r>
+    </w:p>
+    <w:p>
+      <w:pPr>
+        <w:spacing w:after="0" w:line="240" w:lineRule="auto"/>
+        <w:rPr>
+          <w:sz w:val="22"/>
+          <w:szCs w:val="22"/>
+        </w:rPr>
+      </w:pPr>
+      <w:r>
+        <w:rPr>
+          <w:sz w:val="22"/>
+          <w:szCs w:val="22"/>
+        </w:rPr>
+        <w:t>4096</w:t>
+      </w:r>
+    </w:p>
+    <w:p>
+      <w:pPr>
+        <w:spacing w:after="0" w:line="240" w:lineRule="auto"/>
+        <w:rPr>
+          <w:sz w:val="22"/>
+          <w:szCs w:val="22"/>
+        </w:rPr>
+      </w:pPr>
+      <w:r>
+        <w:rPr>
+          <w:sz w:val="22"/>
+          <w:szCs w:val="22"/>
+        </w:rPr>
+        <w:t>Example:</w:t>
+      </w:r>
+    </w:p>
+    <w:p>
+      <w:pPr>
+        <w:spacing w:after="0" w:line="240" w:lineRule="auto"/>
+        <w:rPr>
+          <w:sz w:val="22"/>
+          <w:szCs w:val="22"/>
+        </w:rPr>
+      </w:pPr>
+      <w:r>
+        <w:rPr>
+          <w:sz w:val="22"/>
+          <w:szCs w:val="22"/>
+        </w:rPr>
+        <w:t>OpenAI text-embedding models</w:t>
+      </w:r>
+      <w:r>
+        <w:rPr>
+          <w:sz w:val="22"/>
+          <w:szCs w:val="22"/>
+        </w:rPr>
+        <w:t xml:space="preserve"> </w:t>
+      </w:r>
+      <w:r>
+        <w:rPr>
+          <w:sz w:val="22"/>
+          <w:szCs w:val="22"/>
+        </w:rPr>
+        <w:t>≈ 1536+ dimensions</w:t>
+      </w:r>
+    </w:p>
+    <w:p>
+      <w:pPr>
+        <w:spacing w:after="0" w:line="240" w:lineRule="auto"/>
+        <w:rPr>
+          <w:sz w:val="22"/>
+          <w:szCs w:val="22"/>
+        </w:rPr>
+      </w:pPr>
+      <w:r>
+        <w:rPr>
+          <w:sz w:val="22"/>
+          <w:szCs w:val="22"/>
+        </w:rPr>
+        <w:t>Higher dimensions:</w:t>
+      </w:r>
+    </w:p>
+    <w:p>
+      <w:pPr>
+        <w:spacing w:after="0" w:line="240" w:lineRule="auto"/>
+        <w:rPr>
+          <w:b/>
+          <w:bCs/>
+          <w:sz w:val="22"/>
+          <w:szCs w:val="22"/>
+        </w:rPr>
+      </w:pPr>
+      <w:r>
+        <w:rPr>
+          <w:b/>
+          <w:bCs/>
+          <w:sz w:val="22"/>
+          <w:szCs w:val="22"/>
+        </w:rPr>
+        <w:t>Advantages</w:t>
+      </w:r>
+    </w:p>
+    <w:p>
+      <w:pPr>
+        <w:spacing w:after="0" w:line="240" w:lineRule="auto"/>
+        <w:rPr>
+          <w:sz w:val="22"/>
+          <w:szCs w:val="22"/>
+        </w:rPr>
+      </w:pPr>
+      <w:r>
+        <w:rPr>
+          <w:sz w:val="22"/>
+          <w:szCs w:val="22"/>
+        </w:rPr>
+        <w:t>More information</w:t>
+      </w:r>
+      <w:r>
+        <w:rPr>
+          <w:sz w:val="22"/>
+          <w:szCs w:val="22"/>
+        </w:rPr>
+        <w:t xml:space="preserve">, </w:t>
+      </w:r>
+      <w:r>
+        <w:rPr>
+          <w:sz w:val="22"/>
+          <w:szCs w:val="22"/>
+        </w:rPr>
+        <w:t>better</w:t>
+      </w:r>
+      <w:r>
+        <w:rPr>
+          <w:sz w:val="22"/>
+          <w:szCs w:val="22"/>
+        </w:rPr>
+        <w:t xml:space="preserve"> semantic representation</w:t>
+      </w:r>
+    </w:p>
+    <w:p>
+      <w:pPr>
+        <w:spacing w:after="0" w:line="240" w:lineRule="auto"/>
+        <w:rPr>
+          <w:b/>
+          <w:bCs/>
+          <w:sz w:val="22"/>
+          <w:szCs w:val="22"/>
+        </w:rPr>
+      </w:pPr>
+      <w:r>
+        <w:rPr>
+          <w:b/>
+          <w:bCs/>
+          <w:sz w:val="22"/>
+          <w:szCs w:val="22"/>
+        </w:rPr>
+        <w:t>Disadvantages</w:t>
+      </w:r>
+    </w:p>
+    <w:p>
+      <w:pPr>
+        <w:spacing w:after="0" w:line="240" w:lineRule="auto"/>
+        <w:rPr>
+          <w:sz w:val="22"/>
+          <w:szCs w:val="22"/>
+        </w:rPr>
+      </w:pPr>
+      <w:r>
+        <w:rPr>
+          <w:sz w:val="22"/>
+          <w:szCs w:val="22"/>
+        </w:rPr>
+        <w:t>Higher storage</w:t>
+      </w:r>
+      <w:r>
+        <w:rPr>
+          <w:sz w:val="22"/>
+          <w:szCs w:val="22"/>
+        </w:rPr>
+        <w:t xml:space="preserve">, </w:t>
+      </w:r>
+      <w:r>
+        <w:rPr>
+          <w:sz w:val="22"/>
+          <w:szCs w:val="22"/>
+        </w:rPr>
+        <w:t xml:space="preserve">More </w:t>
+      </w:r>
+      <w:r>
+        <w:rPr>
+          <w:sz w:val="22"/>
+          <w:szCs w:val="22"/>
+        </w:rPr>
+        <w:t>computing</w:t>
+      </w:r>
+      <w:r>
+        <w:rPr>
+          <w:sz w:val="22"/>
+          <w:szCs w:val="22"/>
+        </w:rPr>
+        <w:t xml:space="preserve">, </w:t>
+      </w:r>
+      <w:r>
+        <w:rPr>
+          <w:sz w:val="22"/>
+          <w:szCs w:val="22"/>
+        </w:rPr>
+        <w:t>Slower search</w:t>
+      </w:r>
+    </w:p>
+    <w:p>
+      <w:pPr>
+        <w:spacing w:after="0" w:line="240" w:lineRule="auto"/>
+        <w:rPr>
+          <w:sz w:val="22"/>
+          <w:szCs w:val="22"/>
+        </w:rPr>
+      </w:pPr>
+      <w:r>
+        <w:rPr>
+          <w:sz w:val="22"/>
+          <w:szCs w:val="22"/>
+        </w:rPr>
+        <w:pict w14:anchorId="145F74F6">
+          <v:rect id="_x0000_i2978" style="width:0;height:1.5pt" o:hralign="center" o:hrstd="t" o:hr="t" fillcolor="#a0a0a0" stroked="f"/>
+        </w:pict>
+      </w:r>
+    </w:p>
+    <w:p>
+      <w:pPr>
+        <w:spacing w:after="0" w:line="240" w:lineRule="auto"/>
+        <w:rPr>
+          <w:b/>
+          <w:bCs/>
+          <w:sz w:val="22"/>
+          <w:szCs w:val="22"/>
+        </w:rPr>
+      </w:pPr>
+      <w:r>
+        <w:rPr>
+          <w:b/>
+          <w:bCs/>
+          <w:sz w:val="22"/>
+          <w:szCs w:val="22"/>
+        </w:rPr>
+        <w:t>Semantic Similarity</w:t>
+      </w:r>
+    </w:p>
+    <w:p>
+      <w:pPr>
+        <w:spacing w:after="0" w:line="240" w:lineRule="auto"/>
+        <w:rPr>
+          <w:sz w:val="22"/>
+          <w:szCs w:val="22"/>
+        </w:rPr>
+      </w:pPr>
+      <w:r>
+        <w:rPr>
+          <w:sz w:val="22"/>
+          <w:szCs w:val="22"/>
+        </w:rPr>
+        <w:t xml:space="preserve">This is the most </w:t>
+      </w:r>
+      <w:r>
+        <w:rPr>
+          <w:sz w:val="22"/>
+          <w:szCs w:val="22"/>
+        </w:rPr>
+        <w:t>common</w:t>
+      </w:r>
+      <w:r>
+        <w:rPr>
+          <w:sz w:val="22"/>
+          <w:szCs w:val="22"/>
+        </w:rPr>
+        <w:t xml:space="preserve"> case.</w:t>
+      </w:r>
+    </w:p>
+    <w:p>
+      <w:pPr>
+        <w:spacing w:after="0" w:line="240" w:lineRule="auto"/>
+        <w:rPr>
+          <w:sz w:val="22"/>
+          <w:szCs w:val="22"/>
+        </w:rPr>
+      </w:pPr>
+      <w:r>
+        <w:rPr>
+          <w:sz w:val="22"/>
+          <w:szCs w:val="22"/>
+        </w:rPr>
+        <w:t>Query:</w:t>
+      </w:r>
+      <w:r>
+        <w:rPr>
+          <w:sz w:val="22"/>
+          <w:szCs w:val="22"/>
+        </w:rPr>
+        <w:t xml:space="preserve"> </w:t>
+      </w:r>
+      <w:r>
+        <w:rPr>
+          <w:sz w:val="22"/>
+          <w:szCs w:val="22"/>
+        </w:rPr>
+        <w:t>Frontal crash issue</w:t>
+      </w:r>
+    </w:p>
+    <w:p>
+      <w:pPr>
+        <w:spacing w:after="0" w:line="240" w:lineRule="auto"/>
+        <w:rPr>
+          <w:sz w:val="22"/>
+          <w:szCs w:val="22"/>
+        </w:rPr>
+      </w:pPr>
+      <w:r>
+        <w:rPr>
+          <w:sz w:val="22"/>
+          <w:szCs w:val="22"/>
+        </w:rPr>
+        <w:t>Document:</w:t>
+      </w:r>
+      <w:r>
+        <w:rPr>
+          <w:sz w:val="22"/>
+          <w:szCs w:val="22"/>
+        </w:rPr>
+        <w:t xml:space="preserve"> </w:t>
+      </w:r>
+      <w:r>
+        <w:rPr>
+          <w:sz w:val="22"/>
+          <w:szCs w:val="22"/>
+        </w:rPr>
+        <w:t>Front impact failure analysis</w:t>
+      </w:r>
+    </w:p>
+    <w:p>
+      <w:pPr>
+        <w:spacing w:after="0" w:line="240" w:lineRule="auto"/>
+        <w:rPr>
+          <w:sz w:val="22"/>
+          <w:szCs w:val="22"/>
+        </w:rPr>
+      </w:pPr>
+      <w:r>
+        <w:rPr>
+          <w:sz w:val="22"/>
+          <w:szCs w:val="22"/>
+        </w:rPr>
+        <w:t>Exact words differ.</w:t>
+      </w:r>
+    </w:p>
+    <w:p>
+      <w:pPr>
+        <w:spacing w:after="0" w:line="240" w:lineRule="auto"/>
+        <w:rPr>
+          <w:sz w:val="22"/>
+          <w:szCs w:val="22"/>
+        </w:rPr>
+      </w:pPr>
+      <w:r>
+        <w:rPr>
+          <w:sz w:val="22"/>
+          <w:szCs w:val="22"/>
+        </w:rPr>
+        <w:t>Meaning is similar.</w:t>
+      </w:r>
+    </w:p>
+    <w:p>
+      <w:pPr>
+        <w:spacing w:after="0" w:line="240" w:lineRule="auto"/>
+        <w:rPr>
+          <w:sz w:val="22"/>
+          <w:szCs w:val="22"/>
+        </w:rPr>
+      </w:pPr>
+      <w:r>
+        <w:rPr>
+          <w:sz w:val="22"/>
+          <w:szCs w:val="22"/>
+        </w:rPr>
+        <w:t>Embedding search finds the match.</w:t>
+      </w:r>
+    </w:p>
+    <w:p>
+      <w:pPr>
+        <w:spacing w:after="0" w:line="240" w:lineRule="auto"/>
+        <w:rPr>
+          <w:sz w:val="22"/>
+          <w:szCs w:val="22"/>
+        </w:rPr>
+      </w:pPr>
+      <w:r>
+        <w:rPr>
+          <w:sz w:val="22"/>
+          <w:szCs w:val="22"/>
+        </w:rPr>
+        <w:t>Traditional keyword search often misses this.</w:t>
+      </w:r>
+    </w:p>
+    <w:p>
+      <w:pPr>
+        <w:spacing w:after="0" w:line="240" w:lineRule="auto"/>
+        <w:rPr>
+          <w:sz w:val="22"/>
+          <w:szCs w:val="22"/>
+        </w:rPr>
+      </w:pPr>
+      <w:r>
+        <w:rPr>
+          <w:sz w:val="22"/>
+          <w:szCs w:val="22"/>
+        </w:rPr>
+        <w:pict w14:anchorId="2D16C208">
+          <v:rect id="_x0000_i2979" style="width:0;height:1.5pt" o:hralign="center" o:hrstd="t" o:hr="t" fillcolor="#a0a0a0" stroked="f"/>
+        </w:pict>
+      </w:r>
+    </w:p>
+    <w:p>
+      <w:pPr>
+        <w:spacing w:after="0" w:line="240" w:lineRule="auto"/>
+        <w:rPr>
+          <w:b/>
+          <w:bCs/>
+          <w:sz w:val="22"/>
+          <w:szCs w:val="22"/>
+        </w:rPr>
+      </w:pPr>
+      <w:r>
+        <w:rPr>
+          <w:b/>
+          <w:bCs/>
+          <w:sz w:val="22"/>
+          <w:szCs w:val="22"/>
+        </w:rPr>
+        <w:t>Cosine Similarity</w:t>
+      </w:r>
+    </w:p>
+    <w:p>
+      <w:pPr>
+        <w:spacing w:after="0" w:line="240" w:lineRule="auto"/>
+        <w:rPr>
+          <w:sz w:val="22"/>
+          <w:szCs w:val="22"/>
+        </w:rPr>
+      </w:pPr>
+      <w:r>
+        <w:rPr>
+          <w:sz w:val="22"/>
+          <w:szCs w:val="22"/>
+        </w:rPr>
+        <w:t>Most vector databases use:</w:t>
+      </w:r>
+    </w:p>
+    <w:p>
+      <w:pPr>
+        <w:spacing w:after="0" w:line="240" w:lineRule="auto"/>
+        <w:rPr>
+          <w:sz w:val="22"/>
+          <w:szCs w:val="22"/>
+        </w:rPr>
+      </w:pPr>
+      <w:r>
+        <w:rPr>
+          <w:sz w:val="22"/>
+          <w:szCs w:val="22"/>
+        </w:rPr>
+        <w:t>Cosine Similarity</w:t>
+      </w:r>
+    </w:p>
+    <w:p>
+      <w:pPr>
+        <w:spacing w:after="0" w:line="240" w:lineRule="auto"/>
+        <w:rPr>
+          <w:sz w:val="22"/>
+          <w:szCs w:val="22"/>
+        </w:rPr>
+      </w:pPr>
+      <w:r>
+        <w:rPr>
+          <w:sz w:val="22"/>
+          <w:szCs w:val="22"/>
+        </w:rPr>
+        <w:t>Measures angle between vectors.</w:t>
+      </w:r>
+    </w:p>
+    <w:p>
+      <w:pPr>
+        <w:spacing w:after="0" w:line="240" w:lineRule="auto"/>
+        <w:rPr>
+          <w:sz w:val="22"/>
+          <w:szCs w:val="22"/>
+        </w:rPr>
+      </w:pPr>
+      <w:r>
+        <w:rPr>
+          <w:sz w:val="22"/>
+          <w:szCs w:val="22"/>
+        </w:rPr>
+        <w:t>1.0 → Identical</w:t>
+      </w:r>
+    </w:p>
+    <w:p>
+      <w:pPr>
+        <w:spacing w:after="0" w:line="240" w:lineRule="auto"/>
+        <w:rPr>
+          <w:sz w:val="22"/>
+          <w:szCs w:val="22"/>
+        </w:rPr>
+      </w:pPr>
+      <w:r>
+        <w:rPr>
+          <w:sz w:val="22"/>
+          <w:szCs w:val="22"/>
+        </w:rPr>
+        <w:t>0.8 → Very Similar</w:t>
+      </w:r>
+    </w:p>
+    <w:p>
+      <w:pPr>
+        <w:spacing w:after="0" w:line="240" w:lineRule="auto"/>
+        <w:rPr>
+          <w:sz w:val="22"/>
+          <w:szCs w:val="22"/>
+        </w:rPr>
+      </w:pPr>
+      <w:r>
+        <w:rPr>
+          <w:sz w:val="22"/>
+          <w:szCs w:val="22"/>
+        </w:rPr>
+        <w:t>0.5 → Somewhat Similar</w:t>
+      </w:r>
+    </w:p>
+    <w:p>
+      <w:pPr>
+        <w:spacing w:after="0" w:line="240" w:lineRule="auto"/>
+        <w:rPr>
+          <w:sz w:val="22"/>
+          <w:szCs w:val="22"/>
+        </w:rPr>
+      </w:pPr>
+      <w:r>
+        <w:rPr>
+          <w:sz w:val="22"/>
+          <w:szCs w:val="22"/>
+        </w:rPr>
+        <w:t>0.0 → Unrelated</w:t>
+      </w:r>
+    </w:p>
+    <w:p>
+      <w:pPr>
+        <w:spacing w:after="0" w:line="240" w:lineRule="auto"/>
+        <w:rPr>
+          <w:sz w:val="22"/>
+          <w:szCs w:val="22"/>
+        </w:rPr>
+      </w:pPr>
+      <w:r>
+        <w:rPr>
+          <w:sz w:val="22"/>
+          <w:szCs w:val="22"/>
+        </w:rPr>
+        <w:t>Example:</w:t>
+      </w:r>
+      <w:r>
+        <w:rPr>
+          <w:sz w:val="22"/>
+          <w:szCs w:val="22"/>
+        </w:rPr>
+        <w:t xml:space="preserve"> </w:t>
+      </w:r>
+      <w:r>
+        <w:rPr>
+          <w:sz w:val="22"/>
+          <w:szCs w:val="22"/>
+        </w:rPr>
+        <w:t>Hood</w:t>
+      </w:r>
+      <w:r>
+        <w:rPr>
+          <w:sz w:val="22"/>
+          <w:szCs w:val="22"/>
+        </w:rPr>
+        <w:t xml:space="preserve">, </w:t>
+      </w:r>
+      <w:r>
+        <w:rPr>
+          <w:sz w:val="22"/>
+          <w:szCs w:val="22"/>
+        </w:rPr>
+        <w:t>Bonnet</w:t>
+      </w:r>
+    </w:p>
+    <w:p>
+      <w:pPr>
+        <w:spacing w:after="0" w:line="240" w:lineRule="auto"/>
+        <w:rPr>
+          <w:sz w:val="22"/>
+          <w:szCs w:val="22"/>
+        </w:rPr>
+      </w:pPr>
+      <w:r>
+        <w:rPr>
+          <w:sz w:val="22"/>
+          <w:szCs w:val="22"/>
+        </w:rPr>
+        <w:t>Similarity = 0.92</w:t>
+      </w:r>
+    </w:p>
+    <w:p>
+      <w:pPr>
+        <w:spacing w:after="0" w:line="240" w:lineRule="auto"/>
+        <w:rPr>
+          <w:sz w:val="22"/>
+          <w:szCs w:val="22"/>
+        </w:rPr>
+      </w:pPr>
+      <w:r>
+        <w:rPr>
+          <w:sz w:val="22"/>
+          <w:szCs w:val="22"/>
+        </w:rPr>
+        <w:t>High semantic relationship.</w:t>
+      </w:r>
+    </w:p>
+    <w:p>
+      <w:pPr>
+        <w:spacing w:after="0" w:line="240" w:lineRule="auto"/>
+        <w:rPr>
+          <w:sz w:val="22"/>
+          <w:szCs w:val="22"/>
+        </w:rPr>
+      </w:pPr>
+      <w:r>
+        <w:rPr>
+          <w:sz w:val="22"/>
+          <w:szCs w:val="22"/>
+        </w:rPr>
+        <w:pict w14:anchorId="5D1E7D61">
+          <v:rect id="_x0000_i2980" style="width:0;height:1.5pt" o:hralign="center" o:hrstd="t" o:hr="t" fillcolor="#a0a0a0" stroked="f"/>
+        </w:pict>
+      </w:r>
+    </w:p>
+    <w:p>
+      <w:pPr>
+        <w:spacing w:after="0" w:line="240" w:lineRule="auto"/>
+        <w:rPr>
+          <w:b/>
+          <w:bCs/>
+          <w:sz w:val="22"/>
+          <w:szCs w:val="22"/>
+        </w:rPr>
+      </w:pPr>
+      <w:r>
+        <w:rPr>
+          <w:b/>
+          <w:bCs/>
+          <w:sz w:val="22"/>
+          <w:szCs w:val="22"/>
+        </w:rPr>
+        <w:t>Embeddings in RAG</w:t>
+      </w:r>
+    </w:p>
+    <w:p>
+      <w:pPr>
+        <w:spacing w:after="0" w:line="240" w:lineRule="auto"/>
+        <w:rPr>
+          <w:sz w:val="22"/>
+          <w:szCs w:val="22"/>
+        </w:rPr>
+      </w:pPr>
+      <w:r>
+        <w:rPr>
+          <w:sz w:val="22"/>
+          <w:szCs w:val="22"/>
+        </w:rPr>
+        <w:t>Most important enterprise use case.</w:t>
+      </w:r>
+    </w:p>
+    <w:p>
+      <w:pPr>
+        <w:spacing w:after="0" w:line="240" w:lineRule="auto"/>
+        <w:rPr>
+          <w:sz w:val="22"/>
+          <w:szCs w:val="22"/>
+        </w:rPr>
+      </w:pPr>
+      <w:r>
+        <w:rPr>
+          <w:sz w:val="22"/>
+          <w:szCs w:val="22"/>
+        </w:rPr>
+        <w:t xml:space="preserve">Without </w:t>
+      </w:r>
+      <w:r>
+        <w:rPr>
+          <w:sz w:val="22"/>
+          <w:szCs w:val="22"/>
+        </w:rPr>
+        <w:t>embedding</w:t>
+      </w:r>
+      <w:r>
+        <w:rPr>
+          <w:sz w:val="22"/>
+          <w:szCs w:val="22"/>
+        </w:rPr>
+        <w:t>:</w:t>
+      </w:r>
+    </w:p>
+    <w:p>
+      <w:pPr>
+        <w:spacing w:after="0" w:line="240" w:lineRule="auto"/>
+        <w:rPr>
+          <w:sz w:val="22"/>
+          <w:szCs w:val="22"/>
+        </w:rPr>
+      </w:pPr>
+      <w:r>
+        <w:rPr>
+          <w:sz w:val="22"/>
+          <w:szCs w:val="22"/>
+        </w:rPr>
+        <w:t>Question</w:t>
+      </w:r>
+      <w:r>
+        <w:rPr>
+          <w:sz w:val="22"/>
+          <w:szCs w:val="22"/>
+        </w:rPr>
+        <w:t xml:space="preserve"> </w:t>
+      </w:r>
+      <w:r>
+        <w:rPr>
+          <w:b/>
+          <w:bCs/>
+          <w:sz w:val="22"/>
+          <w:szCs w:val="22"/>
+        </w:rPr>
+        <w:t>→</w:t>
+      </w:r>
+      <w:r>
+        <w:rPr>
+          <w:b/>
+          <w:bCs/>
+          <w:sz w:val="22"/>
+          <w:szCs w:val="22"/>
+        </w:rPr>
+        <w:t xml:space="preserve"> </w:t>
+      </w:r>
+      <w:r>
+        <w:rPr>
+          <w:sz w:val="22"/>
+          <w:szCs w:val="22"/>
+        </w:rPr>
+        <w:t>Keyword Search</w:t>
+      </w:r>
+    </w:p>
+    <w:p>
+      <w:pPr>
+        <w:spacing w:after="0" w:line="240" w:lineRule="auto"/>
+        <w:rPr>
+          <w:sz w:val="22"/>
+          <w:szCs w:val="22"/>
+        </w:rPr>
+      </w:pPr>
+      <w:r>
+        <w:rPr>
+          <w:sz w:val="22"/>
+          <w:szCs w:val="22"/>
+        </w:rPr>
+        <w:t>With embeddings:</w:t>
+      </w:r>
+    </w:p>
+    <w:p>
+      <w:pPr>
+        <w:spacing w:after="0" w:line="240" w:lineRule="auto"/>
+        <w:rPr>
+          <w:sz w:val="22"/>
+          <w:szCs w:val="22"/>
+        </w:rPr>
+      </w:pPr>
+      <w:r>
+        <w:rPr>
+          <w:sz w:val="22"/>
+          <w:szCs w:val="22"/>
+        </w:rPr>
+        <w:t>Question</w:t>
+      </w:r>
+      <w:r>
+        <w:rPr>
+          <w:sz w:val="22"/>
+          <w:szCs w:val="22"/>
+        </w:rPr>
+        <w:t xml:space="preserve"> </w:t>
+      </w:r>
+      <w:r>
+        <w:rPr>
+          <w:b/>
+          <w:bCs/>
+          <w:sz w:val="22"/>
+          <w:szCs w:val="22"/>
+        </w:rPr>
+        <w:t>→</w:t>
+      </w:r>
+      <w:r>
+        <w:rPr>
+          <w:b/>
+          <w:bCs/>
+          <w:sz w:val="22"/>
+          <w:szCs w:val="22"/>
+        </w:rPr>
+        <w:t xml:space="preserve"> </w:t>
+      </w:r>
+      <w:r>
+        <w:rPr>
+          <w:sz w:val="22"/>
+          <w:szCs w:val="22"/>
+        </w:rPr>
+        <w:t>Embedding</w:t>
+      </w:r>
+      <w:r>
+        <w:rPr>
+          <w:sz w:val="22"/>
+          <w:szCs w:val="22"/>
+        </w:rPr>
+        <w:t xml:space="preserve"> </w:t>
+      </w:r>
+      <w:r>
+        <w:rPr>
+          <w:b/>
+          <w:bCs/>
+          <w:sz w:val="22"/>
+          <w:szCs w:val="22"/>
+        </w:rPr>
+        <w:t>→</w:t>
+      </w:r>
+      <w:r>
+        <w:rPr>
+          <w:b/>
+          <w:bCs/>
+          <w:sz w:val="22"/>
+          <w:szCs w:val="22"/>
+        </w:rPr>
+        <w:t xml:space="preserve"> </w:t>
+      </w:r>
+      <w:r>
+        <w:rPr>
+          <w:sz w:val="22"/>
+          <w:szCs w:val="22"/>
+        </w:rPr>
+        <w:t>Vector Search</w:t>
+      </w:r>
+      <w:r>
+        <w:rPr>
+          <w:sz w:val="22"/>
+          <w:szCs w:val="22"/>
+        </w:rPr>
+        <w:t xml:space="preserve"> </w:t>
+      </w:r>
+      <w:r>
+        <w:rPr>
+          <w:b/>
+          <w:bCs/>
+          <w:sz w:val="22"/>
+          <w:szCs w:val="22"/>
+        </w:rPr>
+        <w:t>→</w:t>
+      </w:r>
+      <w:r>
+        <w:rPr>
+          <w:sz w:val="22"/>
+          <w:szCs w:val="22"/>
+        </w:rPr>
+        <w:t>Relevant Chunks</w:t>
+      </w:r>
+      <w:r>
+        <w:rPr>
+          <w:sz w:val="22"/>
+          <w:szCs w:val="22"/>
+        </w:rPr>
+        <w:t xml:space="preserve"> </w:t>
+      </w:r>
+      <w:r>
+        <w:rPr>
+          <w:b/>
+          <w:bCs/>
+          <w:sz w:val="22"/>
+          <w:szCs w:val="22"/>
+        </w:rPr>
+        <w:t>→</w:t>
+      </w:r>
+      <w:r>
+        <w:rPr>
+          <w:b/>
+          <w:bCs/>
+          <w:sz w:val="22"/>
+          <w:szCs w:val="22"/>
+        </w:rPr>
+        <w:t xml:space="preserve"> </w:t>
+      </w:r>
+      <w:r>
+        <w:rPr>
+          <w:sz w:val="22"/>
+          <w:szCs w:val="22"/>
+        </w:rPr>
+        <w:t>LLM</w:t>
+      </w:r>
+    </w:p>
+    <w:p>
+      <w:pPr>
+        <w:spacing w:after="0" w:line="240" w:lineRule="auto"/>
+        <w:rPr>
+          <w:sz w:val="22"/>
+          <w:szCs w:val="22"/>
+        </w:rPr>
+      </w:pPr>
+      <w:r>
+        <w:rPr>
+          <w:sz w:val="22"/>
+          <w:szCs w:val="22"/>
+        </w:rPr>
+        <w:pict w14:anchorId="75BCCF39">
+          <v:rect id="_x0000_i2981" style="width:0;height:1.5pt" o:hralign="center" o:hrstd="t" o:hr="t" fillcolor="#a0a0a0" stroked="f"/>
+        </w:pict>
+      </w:r>
+    </w:p>
+    <w:p>
+      <w:pPr>
+        <w:spacing w:after="0" w:line="240" w:lineRule="auto"/>
+        <w:rPr>
+          <w:b/>
+          <w:bCs/>
+          <w:sz w:val="22"/>
+          <w:szCs w:val="22"/>
+        </w:rPr>
+      </w:pPr>
+      <w:r>
+        <w:rPr>
+          <w:b/>
+          <w:bCs/>
+          <w:sz w:val="22"/>
+          <w:szCs w:val="22"/>
+        </w:rPr>
+        <w:t>Example: Automotive RAG</w:t>
+      </w:r>
+    </w:p>
+    <w:p>
+      <w:pPr>
+        <w:spacing w:after="0" w:line="240" w:lineRule="auto"/>
+        <w:rPr>
+          <w:sz w:val="22"/>
+          <w:szCs w:val="22"/>
+        </w:rPr>
+      </w:pPr>
+      <w:r>
+        <w:rPr>
+          <w:sz w:val="22"/>
+          <w:szCs w:val="22"/>
+        </w:rPr>
+        <w:t>Documents:</w:t>
+      </w:r>
+      <w:r>
+        <w:rPr>
+          <w:sz w:val="22"/>
+          <w:szCs w:val="22"/>
+        </w:rPr>
+        <w:t xml:space="preserve"> </w:t>
+      </w:r>
+      <w:r>
+        <w:rPr>
+          <w:sz w:val="22"/>
+          <w:szCs w:val="22"/>
+        </w:rPr>
+        <w:t>Crash Reports</w:t>
+      </w:r>
+      <w:r>
+        <w:rPr>
+          <w:sz w:val="22"/>
+          <w:szCs w:val="22"/>
+        </w:rPr>
+        <w:t xml:space="preserve">, </w:t>
+      </w:r>
+      <w:r>
+        <w:rPr>
+          <w:sz w:val="22"/>
+          <w:szCs w:val="22"/>
+        </w:rPr>
+        <w:t>CAE Results</w:t>
+      </w:r>
+      <w:r>
+        <w:rPr>
+          <w:sz w:val="22"/>
+          <w:szCs w:val="22"/>
+        </w:rPr>
+        <w:t xml:space="preserve">, </w:t>
+      </w:r>
+      <w:r>
+        <w:rPr>
+          <w:sz w:val="22"/>
+          <w:szCs w:val="22"/>
+        </w:rPr>
+        <w:t>Design</w:t>
+      </w:r>
+      <w:r>
+        <w:rPr>
+          <w:sz w:val="22"/>
+          <w:szCs w:val="22"/>
+        </w:rPr>
+        <w:t xml:space="preserve">, </w:t>
+      </w:r>
+      <w:r>
+        <w:rPr>
+          <w:sz w:val="22"/>
+          <w:szCs w:val="22"/>
+        </w:rPr>
+        <w:t>Guidelines</w:t>
+      </w:r>
+      <w:r>
+        <w:rPr>
+          <w:sz w:val="22"/>
+          <w:szCs w:val="22"/>
+        </w:rPr>
+        <w:t xml:space="preserve">, </w:t>
+      </w:r>
+      <w:r>
+        <w:rPr>
+          <w:sz w:val="22"/>
+          <w:szCs w:val="22"/>
+        </w:rPr>
+        <w:t>Test Reports</w:t>
+      </w:r>
+    </w:p>
+    <w:p>
+      <w:pPr>
+        <w:spacing w:after="0" w:line="240" w:lineRule="auto"/>
+        <w:rPr>
+          <w:sz w:val="22"/>
+          <w:szCs w:val="22"/>
+        </w:rPr>
+      </w:pPr>
+      <w:r>
+        <w:rPr>
+          <w:sz w:val="22"/>
+          <w:szCs w:val="22"/>
+        </w:rPr>
+        <w:t>User asks:</w:t>
+      </w:r>
+    </w:p>
+    <w:p>
+      <w:pPr>
+        <w:spacing w:after="0" w:line="240" w:lineRule="auto"/>
+        <w:rPr>
+          <w:sz w:val="22"/>
+          <w:szCs w:val="22"/>
+        </w:rPr>
+      </w:pPr>
+      <w:r>
+        <w:rPr>
+          <w:sz w:val="22"/>
+          <w:szCs w:val="22"/>
+        </w:rPr>
+        <w:t>Why did hood design A fail?</w:t>
+      </w:r>
+    </w:p>
+    <w:p>
+      <w:pPr>
+        <w:spacing w:after="0" w:line="240" w:lineRule="auto"/>
+        <w:rPr>
+          <w:sz w:val="22"/>
+          <w:szCs w:val="22"/>
+        </w:rPr>
+      </w:pPr>
+      <w:r>
+        <w:rPr>
+          <w:sz w:val="22"/>
+          <w:szCs w:val="22"/>
+        </w:rPr>
+        <w:t>System:</w:t>
+      </w:r>
+    </w:p>
+    <w:p>
+      <w:pPr>
+        <w:spacing w:after="0" w:line="240" w:lineRule="auto"/>
+        <w:rPr>
+          <w:sz w:val="22"/>
+          <w:szCs w:val="22"/>
+        </w:rPr>
+      </w:pPr>
+      <w:r>
+        <w:rPr>
+          <w:sz w:val="22"/>
+          <w:szCs w:val="22"/>
+        </w:rPr>
+        <w:t>Question</w:t>
+      </w:r>
+      <w:r>
+        <w:rPr>
+          <w:sz w:val="22"/>
+          <w:szCs w:val="22"/>
+        </w:rPr>
+        <w:t xml:space="preserve"> </w:t>
+      </w:r>
+      <w:r>
+        <w:rPr>
+          <w:b/>
+          <w:bCs/>
+          <w:sz w:val="22"/>
+          <w:szCs w:val="22"/>
+        </w:rPr>
+        <w:t>→</w:t>
+      </w:r>
+      <w:r>
+        <w:rPr>
+          <w:b/>
+          <w:bCs/>
+          <w:sz w:val="22"/>
+          <w:szCs w:val="22"/>
+        </w:rPr>
+        <w:t xml:space="preserve"> </w:t>
+      </w:r>
+      <w:r>
+        <w:rPr>
+          <w:sz w:val="22"/>
+          <w:szCs w:val="22"/>
+        </w:rPr>
+        <w:t>Embedding</w:t>
+      </w:r>
+      <w:r>
+        <w:rPr>
+          <w:sz w:val="22"/>
+          <w:szCs w:val="22"/>
+        </w:rPr>
+        <w:t xml:space="preserve"> </w:t>
+      </w:r>
+      <w:r>
+        <w:rPr>
+          <w:b/>
+          <w:bCs/>
+          <w:sz w:val="22"/>
+          <w:szCs w:val="22"/>
+        </w:rPr>
+        <w:t>→</w:t>
+      </w:r>
+      <w:r>
+        <w:rPr>
+          <w:b/>
+          <w:bCs/>
+          <w:sz w:val="22"/>
+          <w:szCs w:val="22"/>
+        </w:rPr>
+        <w:t xml:space="preserve"> </w:t>
+      </w:r>
+      <w:r>
+        <w:rPr>
+          <w:sz w:val="22"/>
+          <w:szCs w:val="22"/>
+        </w:rPr>
+        <w:t>Vector Search</w:t>
+      </w:r>
+      <w:r>
+        <w:rPr>
+          <w:sz w:val="22"/>
+          <w:szCs w:val="22"/>
+        </w:rPr>
+        <w:t xml:space="preserve"> </w:t>
+      </w:r>
+      <w:r>
+        <w:rPr>
+          <w:b/>
+          <w:bCs/>
+          <w:sz w:val="22"/>
+          <w:szCs w:val="22"/>
+        </w:rPr>
+        <w:t>→</w:t>
+      </w:r>
+      <w:r>
+        <w:rPr>
+          <w:b/>
+          <w:bCs/>
+          <w:sz w:val="22"/>
+          <w:szCs w:val="22"/>
+        </w:rPr>
+        <w:t xml:space="preserve"> </w:t>
+      </w:r>
+      <w:r>
+        <w:rPr>
+          <w:sz w:val="22"/>
+          <w:szCs w:val="22"/>
+        </w:rPr>
+        <w:t>Most Relevant Chunks</w:t>
+      </w:r>
+      <w:r>
+        <w:rPr>
+          <w:sz w:val="22"/>
+          <w:szCs w:val="22"/>
+        </w:rPr>
+        <w:t xml:space="preserve"> </w:t>
+      </w:r>
+      <w:r>
+        <w:rPr>
+          <w:b/>
+          <w:bCs/>
+          <w:sz w:val="22"/>
+          <w:szCs w:val="22"/>
+        </w:rPr>
+        <w:t>→</w:t>
+      </w:r>
+      <w:r>
+        <w:rPr>
+          <w:b/>
+          <w:bCs/>
+          <w:sz w:val="22"/>
+          <w:szCs w:val="22"/>
+        </w:rPr>
+        <w:t xml:space="preserve"> </w:t>
+      </w:r>
+      <w:r>
+        <w:rPr>
+          <w:sz w:val="22"/>
+          <w:szCs w:val="22"/>
+        </w:rPr>
+        <w:t>LLM</w:t>
+      </w:r>
+      <w:r>
+        <w:rPr>
+          <w:sz w:val="22"/>
+          <w:szCs w:val="22"/>
+        </w:rPr>
+        <w:t xml:space="preserve"> </w:t>
+      </w:r>
+      <w:r>
+        <w:rPr>
+          <w:b/>
+          <w:bCs/>
+          <w:sz w:val="22"/>
+          <w:szCs w:val="22"/>
+        </w:rPr>
+        <w:t>→</w:t>
+      </w:r>
+      <w:r>
+        <w:rPr>
+          <w:b/>
+          <w:bCs/>
+          <w:sz w:val="22"/>
+          <w:szCs w:val="22"/>
+        </w:rPr>
+        <w:t xml:space="preserve"> </w:t>
+      </w:r>
+      <w:r>
+        <w:rPr>
+          <w:sz w:val="22"/>
+          <w:szCs w:val="22"/>
+        </w:rPr>
+        <w:t>Answer</w:t>
+      </w:r>
+    </w:p>
+    <w:p>
+      <w:pPr>
+        <w:spacing w:after="0" w:line="240" w:lineRule="auto"/>
+        <w:rPr>
+          <w:sz w:val="22"/>
+          <w:szCs w:val="22"/>
+        </w:rPr>
+      </w:pPr>
+      <w:r>
+        <w:rPr>
+          <w:sz w:val="22"/>
+          <w:szCs w:val="22"/>
+        </w:rPr>
+        <w:t xml:space="preserve">This is how enterprise </w:t>
+      </w:r>
+      <w:proofErr w:type="gramStart"/>
+      <w:r>
+        <w:rPr>
+          <w:sz w:val="22"/>
+          <w:szCs w:val="22"/>
+        </w:rPr>
+        <w:t>copilots</w:t>
+      </w:r>
+      <w:proofErr w:type="gramEnd"/>
+      <w:r>
+        <w:rPr>
+          <w:sz w:val="22"/>
+          <w:szCs w:val="22"/>
+        </w:rPr>
+        <w:t xml:space="preserve"> work.</w:t>
+      </w:r>
+    </w:p>
+    <w:p>
+      <w:pPr>
+        <w:spacing w:after="0" w:line="240" w:lineRule="auto"/>
+        <w:rPr>
+          <w:sz w:val="22"/>
+          <w:szCs w:val="22"/>
+        </w:rPr>
+      </w:pPr>
+      <w:r>
+        <w:rPr>
+          <w:sz w:val="22"/>
+          <w:szCs w:val="22"/>
+        </w:rPr>
+        <w:pict w14:anchorId="6766A781">
+          <v:rect id="_x0000_i2982" style="width:0;height:1.5pt" o:hralign="center" o:hrstd="t" o:hr="t" fillcolor="#a0a0a0" stroked="f"/>
+        </w:pict>
+      </w:r>
+    </w:p>
+    <w:p>
+      <w:pPr>
+        <w:spacing w:after="0" w:line="240" w:lineRule="auto"/>
+        <w:rPr>
+          <w:b/>
+          <w:bCs/>
+          <w:sz w:val="22"/>
+          <w:szCs w:val="22"/>
+        </w:rPr>
+      </w:pPr>
+      <w:r>
+        <w:rPr>
+          <w:b/>
+          <w:bCs/>
+          <w:sz w:val="22"/>
+          <w:szCs w:val="22"/>
+        </w:rPr>
+        <w:t>Popular Embedding Models</w:t>
+      </w:r>
+    </w:p>
+    <w:p>
+      <w:pPr>
+        <w:spacing w:after="0" w:line="240" w:lineRule="auto"/>
+        <w:rPr>
+          <w:b/>
+          <w:bCs/>
+          <w:sz w:val="22"/>
+          <w:szCs w:val="22"/>
+        </w:rPr>
+      </w:pPr>
+      <w:r>
+        <w:rPr>
+          <w:b/>
+          <w:bCs/>
+          <w:sz w:val="22"/>
+          <w:szCs w:val="22"/>
+        </w:rPr>
+        <w:t>OpenAI</w:t>
+      </w:r>
+    </w:p>
+    <w:p>
+      <w:pPr>
+        <w:spacing w:after="0" w:line="240" w:lineRule="auto"/>
+        <w:rPr>
+          <w:sz w:val="22"/>
+          <w:szCs w:val="22"/>
+        </w:rPr>
+      </w:pPr>
+      <w:r>
+        <w:rPr>
+          <w:sz w:val="22"/>
+          <w:szCs w:val="22"/>
+        </w:rPr>
+        <w:t>text-embedding-3-small</w:t>
+      </w:r>
+    </w:p>
+    <w:p>
+      <w:pPr>
+        <w:spacing w:after="0" w:line="240" w:lineRule="auto"/>
+        <w:rPr>
+          <w:sz w:val="22"/>
+          <w:szCs w:val="22"/>
+        </w:rPr>
+      </w:pPr>
+      <w:r>
+        <w:rPr>
+          <w:sz w:val="22"/>
+          <w:szCs w:val="22"/>
+        </w:rPr>
+        <w:t>text-embedding-3-large</w:t>
+      </w:r>
+    </w:p>
+    <w:p>
+      <w:pPr>
+        <w:spacing w:after="0" w:line="240" w:lineRule="auto"/>
+        <w:rPr>
+          <w:sz w:val="22"/>
+          <w:szCs w:val="22"/>
+        </w:rPr>
+      </w:pPr>
+      <w:r>
+        <w:rPr>
+          <w:sz w:val="22"/>
+          <w:szCs w:val="22"/>
+        </w:rPr>
+        <w:pict w14:anchorId="6834EBFC">
+          <v:rect id="_x0000_i2983" style="width:0;height:1.5pt" o:hralign="center" o:hrstd="t" o:hr="t" fillcolor="#a0a0a0" stroked="f"/>
+        </w:pict>
+      </w:r>
+    </w:p>
+    <w:p>
+      <w:pPr>
+        <w:spacing w:after="0" w:line="240" w:lineRule="auto"/>
+        <w:rPr>
+          <w:b/>
+          <w:bCs/>
+          <w:sz w:val="22"/>
+          <w:szCs w:val="22"/>
+        </w:rPr>
+      </w:pPr>
+      <w:r>
+        <w:rPr>
+          <w:b/>
+          <w:bCs/>
+          <w:sz w:val="22"/>
+          <w:szCs w:val="22"/>
+        </w:rPr>
+        <w:t>Microsoft</w:t>
+      </w:r>
+    </w:p>
+    <w:p>
+      <w:pPr>
+        <w:spacing w:after="0" w:line="240" w:lineRule="auto"/>
+        <w:rPr>
+          <w:sz w:val="22"/>
+          <w:szCs w:val="22"/>
+        </w:rPr>
+      </w:pPr>
+      <w:r>
+        <w:rPr>
+          <w:sz w:val="22"/>
+          <w:szCs w:val="22"/>
+        </w:rPr>
+        <w:t>Azure OpenAI Embeddings</w:t>
+      </w:r>
+    </w:p>
+    <w:p>
+      <w:pPr>
+        <w:spacing w:after="0" w:line="240" w:lineRule="auto"/>
+        <w:rPr>
+          <w:sz w:val="22"/>
+          <w:szCs w:val="22"/>
+        </w:rPr>
+      </w:pPr>
+      <w:r>
+        <w:rPr>
+          <w:sz w:val="22"/>
+          <w:szCs w:val="22"/>
+        </w:rPr>
+        <w:pict w14:anchorId="514E0082">
+          <v:rect id="_x0000_i2984" style="width:0;height:1.5pt" o:hralign="center" o:hrstd="t" o:hr="t" fillcolor="#a0a0a0" stroked="f"/>
+        </w:pict>
+      </w:r>
+    </w:p>
+    <w:p>
+      <w:pPr>
+        <w:spacing w:after="0" w:line="240" w:lineRule="auto"/>
+        <w:rPr>
+          <w:b/>
+          <w:bCs/>
+          <w:sz w:val="22"/>
+          <w:szCs w:val="22"/>
+        </w:rPr>
+      </w:pPr>
+      <w:r>
+        <w:rPr>
+          <w:b/>
+          <w:bCs/>
+          <w:sz w:val="22"/>
+          <w:szCs w:val="22"/>
+        </w:rPr>
+        <w:t>Open Source</w:t>
+      </w:r>
+    </w:p>
+    <w:p>
+      <w:pPr>
+        <w:spacing w:after="0" w:line="240" w:lineRule="auto"/>
+        <w:rPr>
+          <w:sz w:val="22"/>
+          <w:szCs w:val="22"/>
+        </w:rPr>
+      </w:pPr>
+      <w:r>
+        <w:rPr>
+          <w:sz w:val="22"/>
+          <w:szCs w:val="22"/>
+        </w:rPr>
+        <w:t>BGE</w:t>
+      </w:r>
+    </w:p>
+    <w:p>
+      <w:pPr>
+        <w:spacing w:after="0" w:line="240" w:lineRule="auto"/>
+        <w:rPr>
+          <w:sz w:val="22"/>
+          <w:szCs w:val="22"/>
+        </w:rPr>
+      </w:pPr>
+      <w:r>
+        <w:rPr>
+          <w:sz w:val="22"/>
+          <w:szCs w:val="22"/>
+        </w:rPr>
+        <w:t>E5</w:t>
+      </w:r>
+    </w:p>
+    <w:p>
+      <w:pPr>
+        <w:spacing w:after="0" w:line="240" w:lineRule="auto"/>
+        <w:rPr>
+          <w:sz w:val="22"/>
+          <w:szCs w:val="22"/>
+        </w:rPr>
+      </w:pPr>
+      <w:r>
+        <w:rPr>
+          <w:sz w:val="22"/>
+          <w:szCs w:val="22"/>
+        </w:rPr>
+        <w:t>Sentence Transformers</w:t>
+      </w:r>
+    </w:p>
+    <w:p>
+      <w:pPr>
+        <w:spacing w:after="0" w:line="240" w:lineRule="auto"/>
+        <w:rPr>
+          <w:sz w:val="22"/>
+          <w:szCs w:val="22"/>
+        </w:rPr>
+      </w:pPr>
+      <w:r>
+        <w:rPr>
+          <w:sz w:val="22"/>
+          <w:szCs w:val="22"/>
+        </w:rPr>
+        <w:t>Instructor XL</w:t>
+      </w:r>
+    </w:p>
+    <w:p>
+      <w:pPr>
+        <w:spacing w:after="0" w:line="240" w:lineRule="auto"/>
+        <w:rPr>
+          <w:sz w:val="22"/>
+          <w:szCs w:val="22"/>
+        </w:rPr>
+      </w:pPr>
+      <w:r>
+        <w:rPr>
+          <w:sz w:val="22"/>
+          <w:szCs w:val="22"/>
+        </w:rPr>
+        <w:t>Popular for enterprise deployments.</w:t>
+      </w:r>
+    </w:p>
+    <w:p>
+      <w:pPr>
+        <w:spacing w:after="0" w:line="240" w:lineRule="auto"/>
+        <w:rPr>
+          <w:sz w:val="22"/>
+          <w:szCs w:val="22"/>
+        </w:rPr>
+      </w:pPr>
+      <w:r>
+        <w:rPr>
+          <w:sz w:val="22"/>
+          <w:szCs w:val="22"/>
+        </w:rPr>
+        <w:pict w14:anchorId="38764C86">
+          <v:rect id="_x0000_i2985" style="width:0;height:1.5pt" o:hralign="center" o:hrstd="t" o:hr="t" fillcolor="#a0a0a0" stroked="f"/>
+        </w:pict>
+      </w:r>
+    </w:p>
+    <w:p>
+      <w:pPr>
+        <w:spacing w:after="0" w:line="240" w:lineRule="auto"/>
+        <w:rPr>
+          <w:b/>
+          <w:bCs/>
+          <w:sz w:val="22"/>
+          <w:szCs w:val="22"/>
+        </w:rPr>
+      </w:pPr>
+      <w:r>
+        <w:rPr>
+          <w:b/>
+          <w:bCs/>
+          <w:sz w:val="22"/>
+          <w:szCs w:val="22"/>
+        </w:rPr>
+        <w:t>Vector Databases</w:t>
+      </w:r>
+    </w:p>
+    <w:p>
+      <w:pPr>
+        <w:spacing w:after="0" w:line="240" w:lineRule="auto"/>
+        <w:rPr>
+          <w:sz w:val="22"/>
+          <w:szCs w:val="22"/>
+        </w:rPr>
+      </w:pPr>
+      <w:r>
+        <w:rPr>
+          <w:sz w:val="22"/>
+          <w:szCs w:val="22"/>
+        </w:rPr>
+        <w:t>Embeddings are stored in vector databases.</w:t>
+      </w:r>
+    </w:p>
+    <w:p>
+      <w:pPr>
+        <w:spacing w:after="0" w:line="240" w:lineRule="auto"/>
+        <w:rPr>
+          <w:sz w:val="22"/>
+          <w:szCs w:val="22"/>
+        </w:rPr>
+      </w:pPr>
+      <w:r>
+        <w:rPr>
+          <w:sz w:val="22"/>
+          <w:szCs w:val="22"/>
+        </w:rPr>
+        <w:t>Examples:</w:t>
+      </w:r>
+      <w:r>
+        <w:rPr>
+          <w:sz w:val="22"/>
+          <w:szCs w:val="22"/>
+        </w:rPr>
+        <w:t xml:space="preserve"> </w:t>
+      </w:r>
+      <w:r>
+        <w:rPr>
+          <w:sz w:val="22"/>
+          <w:szCs w:val="22"/>
+        </w:rPr>
+        <w:t>Azure AI Search</w:t>
+      </w:r>
+      <w:r>
+        <w:rPr>
+          <w:sz w:val="22"/>
+          <w:szCs w:val="22"/>
+        </w:rPr>
+        <w:t xml:space="preserve">, </w:t>
+      </w:r>
+      <w:r>
+        <w:rPr>
+          <w:sz w:val="22"/>
+          <w:szCs w:val="22"/>
+        </w:rPr>
+        <w:t>Pinecone</w:t>
+      </w:r>
+      <w:r>
+        <w:rPr>
+          <w:sz w:val="22"/>
+          <w:szCs w:val="22"/>
+        </w:rPr>
+        <w:t xml:space="preserve">, </w:t>
+      </w:r>
+      <w:r>
+        <w:rPr>
+          <w:sz w:val="22"/>
+          <w:szCs w:val="22"/>
+        </w:rPr>
+        <w:t>FAISS</w:t>
+      </w:r>
+      <w:r>
+        <w:rPr>
+          <w:sz w:val="22"/>
+          <w:szCs w:val="22"/>
+        </w:rPr>
+        <w:t xml:space="preserve">, </w:t>
+      </w:r>
+      <w:proofErr w:type="spellStart"/>
+      <w:r>
+        <w:rPr>
+          <w:sz w:val="22"/>
+          <w:szCs w:val="22"/>
+        </w:rPr>
+        <w:t>Weaviate</w:t>
+      </w:r>
+      <w:proofErr w:type="spellEnd"/>
+      <w:r>
+        <w:rPr>
+          <w:sz w:val="22"/>
+          <w:szCs w:val="22"/>
+        </w:rPr>
+        <w:t xml:space="preserve">, </w:t>
+      </w:r>
+      <w:r>
+        <w:rPr>
+          <w:sz w:val="22"/>
+          <w:szCs w:val="22"/>
+        </w:rPr>
+        <w:t>Chroma</w:t>
+      </w:r>
+      <w:r>
+        <w:rPr>
+          <w:sz w:val="22"/>
+          <w:szCs w:val="22"/>
+        </w:rPr>
+        <w:t xml:space="preserve">, </w:t>
+      </w:r>
+      <w:r>
+        <w:rPr>
+          <w:sz w:val="22"/>
+          <w:szCs w:val="22"/>
+        </w:rPr>
+        <w:t>Milvus</w:t>
+      </w:r>
+    </w:p>
+    <w:p>
+      <w:pPr>
+        <w:spacing w:after="0" w:line="240" w:lineRule="auto"/>
+        <w:rPr>
+          <w:sz w:val="22"/>
+          <w:szCs w:val="22"/>
+        </w:rPr>
+      </w:pPr>
+      <w:r>
+        <w:rPr>
+          <w:sz w:val="22"/>
+          <w:szCs w:val="22"/>
+        </w:rPr>
+        <w:pict w14:anchorId="2D628D98">
+          <v:rect id="_x0000_i2986" style="width:0;height:1.5pt" o:hralign="center" o:hrstd="t" o:hr="t" fillcolor="#a0a0a0" stroked="f"/>
+        </w:pict>
+      </w:r>
+    </w:p>
+    <w:p>
+      <w:pPr>
+        <w:spacing w:after="0" w:line="240" w:lineRule="auto"/>
+        <w:rPr>
+          <w:b/>
+          <w:bCs/>
+          <w:sz w:val="22"/>
+          <w:szCs w:val="22"/>
+        </w:rPr>
+      </w:pPr>
+      <w:r>
+        <w:rPr>
+          <w:b/>
+          <w:bCs/>
+          <w:sz w:val="22"/>
+          <w:szCs w:val="22"/>
+        </w:rPr>
+        <w:t>Embeddings vs Keywords</w:t>
+      </w:r>
+    </w:p>
+    <w:p>
+      <w:pPr>
+        <w:spacing w:after="0" w:line="240" w:lineRule="auto"/>
+        <w:rPr>
+          <w:b/>
+          <w:bCs/>
+          <w:sz w:val="22"/>
+          <w:szCs w:val="22"/>
+        </w:rPr>
+      </w:pPr>
+      <w:r>
+        <w:rPr>
+          <w:b/>
+          <w:bCs/>
+          <w:sz w:val="22"/>
+          <w:szCs w:val="22"/>
+        </w:rPr>
+        <w:t>Keyword Search</w:t>
+      </w:r>
+    </w:p>
+    <w:p>
+      <w:pPr>
+        <w:spacing w:after="0" w:line="240" w:lineRule="auto"/>
+        <w:rPr>
+          <w:sz w:val="22"/>
+          <w:szCs w:val="22"/>
+        </w:rPr>
+      </w:pPr>
+      <w:r>
+        <w:rPr>
+          <w:sz w:val="22"/>
+          <w:szCs w:val="22"/>
+        </w:rPr>
+        <w:t>Search:</w:t>
+      </w:r>
+    </w:p>
+    <w:p>
+      <w:pPr>
+        <w:spacing w:after="0" w:line="240" w:lineRule="auto"/>
+        <w:rPr>
+          <w:sz w:val="22"/>
+          <w:szCs w:val="22"/>
+        </w:rPr>
+      </w:pPr>
+      <w:r>
+        <w:rPr>
+          <w:sz w:val="22"/>
+          <w:szCs w:val="22"/>
+        </w:rPr>
+        <w:t>hood failure</w:t>
+      </w:r>
+    </w:p>
+    <w:p>
+      <w:pPr>
+        <w:spacing w:after="0" w:line="240" w:lineRule="auto"/>
+        <w:rPr>
+          <w:sz w:val="22"/>
+          <w:szCs w:val="22"/>
+        </w:rPr>
+      </w:pPr>
+      <w:r>
+        <w:rPr>
+          <w:sz w:val="22"/>
+          <w:szCs w:val="22"/>
+        </w:rPr>
+        <w:t>Finds exact words.</w:t>
+      </w:r>
+    </w:p>
+    <w:p>
+      <w:pPr>
+        <w:spacing w:after="0" w:line="240" w:lineRule="auto"/>
+        <w:rPr>
+          <w:sz w:val="22"/>
+          <w:szCs w:val="22"/>
+        </w:rPr>
+      </w:pPr>
+      <w:r>
+        <w:rPr>
+          <w:sz w:val="22"/>
+          <w:szCs w:val="22"/>
+        </w:rPr>
+        <w:pict w14:anchorId="38DEBCB0">
+          <v:rect id="_x0000_i2987" style="width:0;height:1.5pt" o:hralign="center" o:hrstd="t" o:hr="t" fillcolor="#a0a0a0" stroked="f"/>
+        </w:pict>
+      </w:r>
+    </w:p>
+    <w:p>
+      <w:pPr>
+        <w:spacing w:after="0" w:line="240" w:lineRule="auto"/>
+        <w:rPr>
+          <w:b/>
+          <w:bCs/>
+          <w:sz w:val="22"/>
+          <w:szCs w:val="22"/>
+        </w:rPr>
+      </w:pPr>
+      <w:r>
+        <w:rPr>
+          <w:b/>
+          <w:bCs/>
+          <w:sz w:val="22"/>
+          <w:szCs w:val="22"/>
+        </w:rPr>
+        <w:t>Embedding Search</w:t>
+      </w:r>
+    </w:p>
+    <w:p>
+      <w:pPr>
+        <w:spacing w:after="0" w:line="240" w:lineRule="auto"/>
+        <w:rPr>
+          <w:sz w:val="22"/>
+          <w:szCs w:val="22"/>
+        </w:rPr>
+      </w:pPr>
+      <w:r>
+        <w:rPr>
+          <w:sz w:val="22"/>
+          <w:szCs w:val="22"/>
+        </w:rPr>
+        <w:t>Search:</w:t>
+      </w:r>
+    </w:p>
+    <w:p>
+      <w:pPr>
+        <w:spacing w:after="0" w:line="240" w:lineRule="auto"/>
+        <w:rPr>
+          <w:sz w:val="22"/>
+          <w:szCs w:val="22"/>
+        </w:rPr>
+      </w:pPr>
+      <w:r>
+        <w:rPr>
+          <w:sz w:val="22"/>
+          <w:szCs w:val="22"/>
+        </w:rPr>
+        <w:t>structural front-end collapse</w:t>
+      </w:r>
+    </w:p>
+    <w:p>
+      <w:pPr>
+        <w:spacing w:after="0" w:line="240" w:lineRule="auto"/>
+        <w:rPr>
+          <w:sz w:val="22"/>
+          <w:szCs w:val="22"/>
+        </w:rPr>
+      </w:pPr>
+      <w:r>
+        <w:rPr>
+          <w:sz w:val="22"/>
+          <w:szCs w:val="22"/>
+        </w:rPr>
+        <w:t>Can return:</w:t>
+      </w:r>
+    </w:p>
+    <w:p>
+      <w:pPr>
+        <w:spacing w:after="0" w:line="240" w:lineRule="auto"/>
+        <w:rPr>
+          <w:sz w:val="22"/>
+          <w:szCs w:val="22"/>
+        </w:rPr>
+      </w:pPr>
+      <w:r>
+        <w:rPr>
+          <w:sz w:val="22"/>
+          <w:szCs w:val="22"/>
+        </w:rPr>
+        <w:t>hood deformation</w:t>
+      </w:r>
+    </w:p>
+    <w:p>
+      <w:pPr>
+        <w:spacing w:after="0" w:line="240" w:lineRule="auto"/>
+        <w:rPr>
+          <w:sz w:val="22"/>
+          <w:szCs w:val="22"/>
+        </w:rPr>
+      </w:pPr>
+      <w:r>
+        <w:rPr>
+          <w:sz w:val="22"/>
+          <w:szCs w:val="22"/>
+        </w:rPr>
+        <w:t>framework damage</w:t>
+      </w:r>
+    </w:p>
+    <w:p>
+      <w:pPr>
+        <w:spacing w:after="0" w:line="240" w:lineRule="auto"/>
+        <w:rPr>
+          <w:sz w:val="22"/>
+          <w:szCs w:val="22"/>
+        </w:rPr>
+      </w:pPr>
+      <w:r>
+        <w:rPr>
+          <w:sz w:val="22"/>
+          <w:szCs w:val="22"/>
+        </w:rPr>
+        <w:t>front structure failure</w:t>
+      </w:r>
+    </w:p>
+    <w:p>
+      <w:pPr>
+        <w:spacing w:after="0" w:line="240" w:lineRule="auto"/>
+        <w:rPr>
+          <w:sz w:val="22"/>
+          <w:szCs w:val="22"/>
+        </w:rPr>
+      </w:pPr>
+      <w:r>
+        <w:rPr>
+          <w:sz w:val="22"/>
+          <w:szCs w:val="22"/>
+        </w:rPr>
+        <w:t>because meanings are similar.</w:t>
+      </w:r>
+    </w:p>
+    <w:p>
+      <w:pPr>
+        <w:spacing w:after="0" w:line="240" w:lineRule="auto"/>
+        <w:rPr>
+          <w:sz w:val="22"/>
+          <w:szCs w:val="22"/>
+        </w:rPr>
+      </w:pPr>
+      <w:r>
+        <w:rPr>
+          <w:sz w:val="22"/>
+          <w:szCs w:val="22"/>
+        </w:rPr>
+        <w:pict w14:anchorId="53F975D1">
+          <v:rect id="_x0000_i2988" style="width:0;height:1.5pt" o:hralign="center" o:hrstd="t" o:hr="t" fillcolor="#a0a0a0" stroked="f"/>
+        </w:pict>
+      </w:r>
+    </w:p>
+    <w:p>
+      <w:pPr>
+        <w:spacing w:after="0" w:line="240" w:lineRule="auto"/>
+        <w:rPr>
+          <w:b/>
+          <w:bCs/>
+          <w:sz w:val="22"/>
+          <w:szCs w:val="22"/>
+        </w:rPr>
+      </w:pPr>
+      <w:r>
+        <w:rPr>
+          <w:b/>
+          <w:bCs/>
+          <w:sz w:val="22"/>
+          <w:szCs w:val="22"/>
+        </w:rPr>
+        <w:t>Production Considerations</w:t>
+      </w:r>
+    </w:p>
+    <w:p>
+      <w:pPr>
+        <w:spacing w:after="0" w:line="240" w:lineRule="auto"/>
+        <w:rPr>
+          <w:b/>
+          <w:bCs/>
+          <w:sz w:val="22"/>
+          <w:szCs w:val="22"/>
+        </w:rPr>
+      </w:pPr>
+      <w:r>
+        <w:rPr>
+          <w:b/>
+          <w:bCs/>
+          <w:sz w:val="22"/>
+          <w:szCs w:val="22"/>
+        </w:rPr>
+        <w:t>Trade-Offs</w:t>
+      </w:r>
+    </w:p>
+    <w:p>
+      <w:pPr>
+        <w:spacing w:after="0" w:line="240" w:lineRule="auto"/>
+        <w:rPr>
+          <w:sz w:val="22"/>
+          <w:szCs w:val="22"/>
+        </w:rPr>
+      </w:pPr>
+      <w:r>
+        <w:rPr>
+          <w:b/>
+          <w:bCs/>
+          <w:sz w:val="22"/>
+          <w:szCs w:val="22"/>
+        </w:rPr>
+        <w:t>Higher-dimensional embeddings</w:t>
+      </w:r>
+      <w:r>
+        <w:rPr>
+          <w:sz w:val="22"/>
+          <w:szCs w:val="22"/>
+        </w:rPr>
+        <w:t xml:space="preserve"> improve semantic understanding but increase storage, memory, and vector-search latency.</w:t>
+      </w:r>
+    </w:p>
+    <w:p>
+      <w:pPr>
+        <w:spacing w:after="0" w:line="240" w:lineRule="auto"/>
+        <w:rPr>
+          <w:sz w:val="22"/>
+          <w:szCs w:val="22"/>
+        </w:rPr>
+      </w:pPr>
+      <w:r>
+        <w:rPr>
+          <w:b/>
+          <w:bCs/>
+          <w:sz w:val="22"/>
+          <w:szCs w:val="22"/>
+        </w:rPr>
+        <w:t>Embedding generation cost</w:t>
+      </w:r>
+      <w:r>
+        <w:rPr>
+          <w:sz w:val="22"/>
+          <w:szCs w:val="22"/>
+        </w:rPr>
+        <w:t xml:space="preserve"> grows with document volume. Millions of documents may require significant preprocessing and re-indexing costs.</w:t>
+      </w:r>
+    </w:p>
+    <w:p>
+      <w:pPr>
+        <w:spacing w:after="0" w:line="240" w:lineRule="auto"/>
+        <w:rPr>
+          <w:b/>
+          <w:bCs/>
+          <w:sz w:val="22"/>
+          <w:szCs w:val="22"/>
+        </w:rPr>
+      </w:pPr>
+      <w:r>
+        <w:rPr>
+          <w:b/>
+          <w:bCs/>
+          <w:sz w:val="22"/>
+          <w:szCs w:val="22"/>
+        </w:rPr>
+        <w:t>Common Failure Modes</w:t>
+      </w:r>
+    </w:p>
+    <w:p>
+      <w:pPr>
+        <w:spacing w:after="0" w:line="240" w:lineRule="auto"/>
+        <w:rPr>
+          <w:sz w:val="22"/>
+          <w:szCs w:val="22"/>
+        </w:rPr>
+      </w:pPr>
+      <w:r>
+        <w:rPr>
+          <w:sz w:val="22"/>
+          <w:szCs w:val="22"/>
+        </w:rPr>
+        <w:t>Poor chunking</w:t>
+      </w:r>
+      <w:r>
+        <w:rPr>
+          <w:sz w:val="22"/>
+          <w:szCs w:val="22"/>
+        </w:rPr>
+        <w:t xml:space="preserve"> </w:t>
+      </w:r>
+      <w:r>
+        <w:rPr>
+          <w:b/>
+          <w:bCs/>
+          <w:sz w:val="22"/>
+          <w:szCs w:val="22"/>
+        </w:rPr>
+        <w:t>→</w:t>
+      </w:r>
+      <w:r>
+        <w:rPr>
+          <w:b/>
+          <w:bCs/>
+          <w:sz w:val="22"/>
+          <w:szCs w:val="22"/>
+        </w:rPr>
+        <w:t xml:space="preserve"> </w:t>
+      </w:r>
+      <w:r>
+        <w:rPr>
+          <w:sz w:val="22"/>
+          <w:szCs w:val="22"/>
+        </w:rPr>
+        <w:t>Poor retrieval</w:t>
+      </w:r>
+      <w:r>
+        <w:rPr>
+          <w:sz w:val="22"/>
+          <w:szCs w:val="22"/>
+        </w:rPr>
+        <w:t xml:space="preserve"> </w:t>
+      </w:r>
+      <w:r>
+        <w:rPr>
+          <w:b/>
+          <w:bCs/>
+          <w:sz w:val="22"/>
+          <w:szCs w:val="22"/>
+        </w:rPr>
+        <w:t>→</w:t>
+      </w:r>
+      <w:r>
+        <w:rPr>
+          <w:b/>
+          <w:bCs/>
+          <w:sz w:val="22"/>
+          <w:szCs w:val="22"/>
+        </w:rPr>
+        <w:t xml:space="preserve"> </w:t>
+      </w:r>
+      <w:r>
+        <w:rPr>
+          <w:sz w:val="22"/>
+          <w:szCs w:val="22"/>
+        </w:rPr>
+        <w:t>Wrong embedding model</w:t>
+      </w:r>
+      <w:r>
+        <w:rPr>
+          <w:sz w:val="22"/>
+          <w:szCs w:val="22"/>
+        </w:rPr>
+        <w:t xml:space="preserve"> </w:t>
+      </w:r>
+      <w:r>
+        <w:rPr>
+          <w:b/>
+          <w:bCs/>
+          <w:sz w:val="22"/>
+          <w:szCs w:val="22"/>
+        </w:rPr>
+        <w:t>→</w:t>
+      </w:r>
+      <w:r>
+        <w:rPr>
+          <w:b/>
+          <w:bCs/>
+          <w:sz w:val="22"/>
+          <w:szCs w:val="22"/>
+        </w:rPr>
+        <w:t xml:space="preserve"> </w:t>
+      </w:r>
+      <w:r>
+        <w:rPr>
+          <w:sz w:val="22"/>
+          <w:szCs w:val="22"/>
+        </w:rPr>
+        <w:t>Irrelevant search results</w:t>
+      </w:r>
+      <w:r>
+        <w:rPr>
+          <w:sz w:val="22"/>
+          <w:szCs w:val="22"/>
+        </w:rPr>
+        <w:t xml:space="preserve"> </w:t>
+      </w:r>
+      <w:r>
+        <w:rPr>
+          <w:b/>
+          <w:bCs/>
+          <w:sz w:val="22"/>
+          <w:szCs w:val="22"/>
+        </w:rPr>
+        <w:t>→</w:t>
+      </w:r>
+      <w:r>
+        <w:rPr>
+          <w:sz w:val="22"/>
+          <w:szCs w:val="22"/>
+        </w:rPr>
+        <w:t>Domain mismatch</w:t>
+      </w:r>
+      <w:r>
+        <w:rPr>
+          <w:sz w:val="22"/>
+          <w:szCs w:val="22"/>
+        </w:rPr>
+        <w:t xml:space="preserve"> </w:t>
+      </w:r>
+      <w:r>
+        <w:rPr>
+          <w:b/>
+          <w:bCs/>
+          <w:sz w:val="22"/>
+          <w:szCs w:val="22"/>
+        </w:rPr>
+        <w:t>→</w:t>
+      </w:r>
+      <w:r>
+        <w:rPr>
+          <w:b/>
+          <w:bCs/>
+          <w:sz w:val="22"/>
+          <w:szCs w:val="22"/>
+        </w:rPr>
+        <w:t xml:space="preserve"> </w:t>
+      </w:r>
+      <w:r>
+        <w:rPr>
+          <w:sz w:val="22"/>
+          <w:szCs w:val="22"/>
+        </w:rPr>
+        <w:t>Low semantic accuracy</w:t>
+      </w:r>
+    </w:p>
+    <w:p>
+      <w:pPr>
+        <w:spacing w:after="0" w:line="240" w:lineRule="auto"/>
+        <w:rPr>
+          <w:sz w:val="22"/>
+          <w:szCs w:val="22"/>
+        </w:rPr>
+      </w:pPr>
+      <w:r>
+        <w:rPr>
+          <w:sz w:val="22"/>
+          <w:szCs w:val="22"/>
+        </w:rPr>
+        <w:t>Example:</w:t>
+      </w:r>
+    </w:p>
+    <w:p>
+      <w:pPr>
+        <w:spacing w:after="0" w:line="240" w:lineRule="auto"/>
+        <w:rPr>
+          <w:sz w:val="22"/>
+          <w:szCs w:val="22"/>
+        </w:rPr>
+      </w:pPr>
+      <w:r>
+        <w:rPr>
+          <w:sz w:val="22"/>
+          <w:szCs w:val="22"/>
+        </w:rPr>
+        <w:t>A general-purpose embedding model may not understand automotive terms like:</w:t>
+      </w:r>
+    </w:p>
+    <w:p>
+      <w:pPr>
+        <w:spacing w:after="0" w:line="240" w:lineRule="auto"/>
+        <w:rPr>
+          <w:sz w:val="22"/>
+          <w:szCs w:val="22"/>
+        </w:rPr>
+      </w:pPr>
+      <w:r>
+        <w:rPr>
+          <w:sz w:val="22"/>
+          <w:szCs w:val="22"/>
+        </w:rPr>
+        <w:t>BIW</w:t>
+      </w:r>
+      <w:r>
+        <w:rPr>
+          <w:sz w:val="22"/>
+          <w:szCs w:val="22"/>
+        </w:rPr>
+        <w:t xml:space="preserve">, </w:t>
+      </w:r>
+      <w:r>
+        <w:rPr>
+          <w:sz w:val="22"/>
+          <w:szCs w:val="22"/>
+        </w:rPr>
+        <w:t>NVH</w:t>
+      </w:r>
+      <w:r>
+        <w:rPr>
+          <w:sz w:val="22"/>
+          <w:szCs w:val="22"/>
+        </w:rPr>
+        <w:t xml:space="preserve">, </w:t>
+      </w:r>
+      <w:r>
+        <w:rPr>
+          <w:sz w:val="22"/>
+          <w:szCs w:val="22"/>
+        </w:rPr>
+        <w:t>Crashworthiness</w:t>
+      </w:r>
+    </w:p>
+    <w:p>
+      <w:pPr>
+        <w:spacing w:after="0" w:line="240" w:lineRule="auto"/>
+        <w:rPr>
+          <w:sz w:val="22"/>
+          <w:szCs w:val="22"/>
+        </w:rPr>
+      </w:pPr>
+      <w:r>
+        <w:rPr>
+          <w:sz w:val="22"/>
+          <w:szCs w:val="22"/>
+        </w:rPr>
+        <w:lastRenderedPageBreak/>
+        <w:t>as effectively as a domain-tuned model.</w:t>
+      </w:r>
+    </w:p>
+    <w:p>
+      <w:pPr>
+        <w:spacing w:after="0" w:line="240" w:lineRule="auto"/>
+        <w:rPr>
+          <w:b/>
+          <w:bCs/>
+          <w:sz w:val="22"/>
+          <w:szCs w:val="22"/>
+        </w:rPr>
+      </w:pPr>
+      <w:r>
+        <w:rPr>
+          <w:b/>
+          <w:bCs/>
+          <w:sz w:val="22"/>
+          <w:szCs w:val="22"/>
+        </w:rPr>
+        <w:t>Security Considerations</w:t>
+      </w:r>
+    </w:p>
+    <w:p>
+      <w:pPr>
+        <w:numPr>
+          <w:ilvl w:val="0"/>
+          <w:numId w:val="19"/>
+        </w:numPr>
+        <w:spacing w:after="0" w:line="240" w:lineRule="auto"/>
+        <w:rPr>
+          <w:sz w:val="22"/>
+          <w:szCs w:val="22"/>
+        </w:rPr>
+      </w:pPr>
+      <w:r>
+        <w:rPr>
+          <w:sz w:val="22"/>
+          <w:szCs w:val="22"/>
+        </w:rPr>
+        <w:t>Vector databases may expose sensitive company knowledge.</w:t>
+      </w:r>
+    </w:p>
+    <w:p>
+      <w:pPr>
+        <w:numPr>
+          <w:ilvl w:val="0"/>
+          <w:numId w:val="19"/>
+        </w:numPr>
+        <w:spacing w:after="0" w:line="240" w:lineRule="auto"/>
+        <w:rPr>
+          <w:sz w:val="22"/>
+          <w:szCs w:val="22"/>
+        </w:rPr>
+      </w:pPr>
+      <w:r>
+        <w:rPr>
+          <w:sz w:val="22"/>
+          <w:szCs w:val="22"/>
+        </w:rPr>
+        <w:t>Embeddings can indirectly encode confidential information.</w:t>
+      </w:r>
+    </w:p>
+    <w:p>
+      <w:pPr>
+        <w:numPr>
+          <w:ilvl w:val="0"/>
+          <w:numId w:val="19"/>
+        </w:numPr>
+        <w:spacing w:after="0" w:line="240" w:lineRule="auto"/>
+        <w:rPr>
+          <w:sz w:val="22"/>
+          <w:szCs w:val="22"/>
+        </w:rPr>
+      </w:pPr>
+      <w:r>
+        <w:rPr>
+          <w:sz w:val="22"/>
+          <w:szCs w:val="22"/>
+        </w:rPr>
+        <w:t>Apply RBAC, encryption, and document-level access control.</w:t>
+      </w:r>
+    </w:p>
+    <w:p>
+      <w:pPr>
+        <w:spacing w:after="0" w:line="240" w:lineRule="auto"/>
+        <w:rPr>
+          <w:b/>
+          <w:bCs/>
+          <w:sz w:val="22"/>
+          <w:szCs w:val="22"/>
+        </w:rPr>
+      </w:pPr>
+      <w:r>
+        <w:rPr>
+          <w:b/>
+          <w:bCs/>
+          <w:sz w:val="22"/>
+          <w:szCs w:val="22"/>
+        </w:rPr>
+        <w:t>Scalability Considerations</w:t>
+      </w:r>
+    </w:p>
+    <w:p>
+      <w:pPr>
+        <w:spacing w:after="0" w:line="240" w:lineRule="auto"/>
+        <w:rPr>
+          <w:sz w:val="22"/>
+          <w:szCs w:val="22"/>
+        </w:rPr>
+      </w:pPr>
+      <w:r>
+        <w:rPr>
+          <w:sz w:val="22"/>
+          <w:szCs w:val="22"/>
+        </w:rPr>
+        <w:t>10K documents</w:t>
+      </w:r>
+    </w:p>
+    <w:p>
+      <w:pPr>
+        <w:spacing w:after="0" w:line="240" w:lineRule="auto"/>
+        <w:rPr>
+          <w:sz w:val="22"/>
+          <w:szCs w:val="22"/>
+        </w:rPr>
+      </w:pPr>
+      <w:r>
+        <w:rPr>
+          <w:sz w:val="22"/>
+          <w:szCs w:val="22"/>
+        </w:rPr>
+        <w:t>Simple vector search works.</w:t>
+      </w:r>
+    </w:p>
+    <w:p>
+      <w:pPr>
+        <w:spacing w:after="0" w:line="240" w:lineRule="auto"/>
+        <w:rPr>
+          <w:sz w:val="22"/>
+          <w:szCs w:val="22"/>
+        </w:rPr>
+      </w:pPr>
+      <w:r>
+        <w:rPr>
+          <w:sz w:val="22"/>
+          <w:szCs w:val="22"/>
+        </w:rPr>
+        <w:t>100M documents</w:t>
+      </w:r>
+    </w:p>
+    <w:p>
+      <w:pPr>
+        <w:spacing w:after="0" w:line="240" w:lineRule="auto"/>
+        <w:rPr>
+          <w:sz w:val="22"/>
+          <w:szCs w:val="22"/>
+        </w:rPr>
+      </w:pPr>
+      <w:r>
+        <w:rPr>
+          <w:sz w:val="22"/>
+          <w:szCs w:val="22"/>
+        </w:rPr>
+        <w:t>Need ANN indexing:</w:t>
+      </w:r>
+    </w:p>
+    <w:p>
+      <w:pPr>
+        <w:spacing w:after="0" w:line="240" w:lineRule="auto"/>
+        <w:rPr>
+          <w:sz w:val="22"/>
+          <w:szCs w:val="22"/>
+        </w:rPr>
+      </w:pPr>
+      <w:r>
+        <w:rPr>
+          <w:sz w:val="22"/>
+          <w:szCs w:val="22"/>
+        </w:rPr>
+        <w:t>HNSW</w:t>
+      </w:r>
+    </w:p>
+    <w:p>
+      <w:pPr>
+        <w:spacing w:after="0" w:line="240" w:lineRule="auto"/>
+        <w:rPr>
+          <w:sz w:val="22"/>
+          <w:szCs w:val="22"/>
+        </w:rPr>
+      </w:pPr>
+      <w:r>
+        <w:rPr>
+          <w:sz w:val="22"/>
+          <w:szCs w:val="22"/>
+        </w:rPr>
+        <w:t>IVF</w:t>
+      </w:r>
+    </w:p>
+    <w:p>
+      <w:pPr>
+        <w:spacing w:after="0" w:line="240" w:lineRule="auto"/>
+        <w:rPr>
+          <w:sz w:val="22"/>
+          <w:szCs w:val="22"/>
+        </w:rPr>
+      </w:pPr>
+      <w:r>
+        <w:rPr>
+          <w:sz w:val="22"/>
+          <w:szCs w:val="22"/>
+        </w:rPr>
+        <w:t>PQ</w:t>
+      </w:r>
+    </w:p>
+    <w:p>
+      <w:pPr>
+        <w:spacing w:after="0" w:line="240" w:lineRule="auto"/>
+        <w:rPr>
+          <w:sz w:val="22"/>
+          <w:szCs w:val="22"/>
+        </w:rPr>
+      </w:pPr>
+      <w:r>
+        <w:rPr>
+          <w:sz w:val="22"/>
+          <w:szCs w:val="22"/>
+        </w:rPr>
+        <w:t>for fast retrieval.</w:t>
+      </w:r>
+    </w:p>
+    <w:p>
+      <w:pPr>
+        <w:spacing w:after="0" w:line="240" w:lineRule="auto"/>
+        <w:rPr>
+          <w:sz w:val="22"/>
+          <w:szCs w:val="22"/>
+        </w:rPr>
+      </w:pPr>
+      <w:r>
+        <w:rPr>
+          <w:sz w:val="22"/>
+          <w:szCs w:val="22"/>
+        </w:rPr>
+        <w:pict w14:anchorId="2429B083">
+          <v:rect id="_x0000_i2989" style="width:0;height:1.5pt" o:hralign="center" o:hrstd="t" o:hr="t" fillcolor="#a0a0a0" stroked="f"/>
+        </w:pict>
+      </w:r>
+    </w:p>
+    <w:p>
+      <w:pPr>
+        <w:spacing w:after="0" w:line="240" w:lineRule="auto"/>
+        <w:rPr>
+          <w:b/>
+          <w:bCs/>
+          <w:sz w:val="22"/>
+          <w:szCs w:val="22"/>
+        </w:rPr>
+      </w:pPr>
+      <w:r>
+        <w:rPr>
+          <w:b/>
+          <w:bCs/>
+          <w:sz w:val="22"/>
+          <w:szCs w:val="22"/>
+        </w:rPr>
+        <w:t>Architect Perspective</w:t>
+      </w:r>
+    </w:p>
+    <w:p>
+      <w:pPr>
+        <w:spacing w:after="0" w:line="240" w:lineRule="auto"/>
+        <w:rPr>
+          <w:sz w:val="22"/>
+          <w:szCs w:val="22"/>
+        </w:rPr>
+      </w:pPr>
+      <w:r>
+        <w:rPr>
+          <w:sz w:val="22"/>
+          <w:szCs w:val="22"/>
+        </w:rPr>
+        <w:t xml:space="preserve">Embeddings are </w:t>
+      </w:r>
+      <w:r>
+        <w:rPr>
+          <w:sz w:val="22"/>
+          <w:szCs w:val="22"/>
+        </w:rPr>
+        <w:t>for</w:t>
+      </w:r>
+      <w:r>
+        <w:rPr>
+          <w:sz w:val="22"/>
+          <w:szCs w:val="22"/>
+        </w:rPr>
+        <w:t xml:space="preserve"> LLMs.</w:t>
+      </w:r>
+    </w:p>
+    <w:p>
+      <w:pPr>
+        <w:spacing w:after="0" w:line="240" w:lineRule="auto"/>
+        <w:rPr>
+          <w:sz w:val="22"/>
+          <w:szCs w:val="22"/>
+        </w:rPr>
+      </w:pPr>
+      <w:r>
+        <w:rPr>
+          <w:sz w:val="22"/>
+          <w:szCs w:val="22"/>
+        </w:rPr>
+        <w:t>Used in:</w:t>
+      </w:r>
+    </w:p>
+    <w:p>
+      <w:pPr>
+        <w:spacing w:after="0" w:line="240" w:lineRule="auto"/>
+        <w:rPr>
+          <w:b/>
+          <w:bCs/>
+          <w:sz w:val="22"/>
+          <w:szCs w:val="22"/>
+        </w:rPr>
+      </w:pPr>
+      <w:r>
+        <w:rPr>
+          <w:b/>
+          <w:bCs/>
+          <w:sz w:val="22"/>
+          <w:szCs w:val="22"/>
+        </w:rPr>
+        <w:t>Search</w:t>
+      </w:r>
+    </w:p>
+    <w:p>
+      <w:pPr>
+        <w:spacing w:after="0" w:line="240" w:lineRule="auto"/>
+        <w:rPr>
+          <w:sz w:val="22"/>
+          <w:szCs w:val="22"/>
+        </w:rPr>
+      </w:pPr>
+      <w:r>
+        <w:rPr>
+          <w:sz w:val="22"/>
+          <w:szCs w:val="22"/>
+        </w:rPr>
+        <w:t>Semantic Search</w:t>
+      </w:r>
+    </w:p>
+    <w:p>
+      <w:pPr>
+        <w:spacing w:after="0" w:line="240" w:lineRule="auto"/>
+        <w:rPr>
+          <w:b/>
+          <w:bCs/>
+          <w:sz w:val="22"/>
+          <w:szCs w:val="22"/>
+        </w:rPr>
+      </w:pPr>
+      <w:r>
+        <w:rPr>
+          <w:b/>
+          <w:bCs/>
+          <w:sz w:val="22"/>
+          <w:szCs w:val="22"/>
+        </w:rPr>
+        <w:t>Recommendation</w:t>
+      </w:r>
+    </w:p>
+    <w:p>
+      <w:pPr>
+        <w:spacing w:after="0" w:line="240" w:lineRule="auto"/>
+        <w:rPr>
+          <w:sz w:val="22"/>
+          <w:szCs w:val="22"/>
+        </w:rPr>
+      </w:pPr>
+      <w:r>
+        <w:rPr>
+          <w:sz w:val="22"/>
+          <w:szCs w:val="22"/>
+        </w:rPr>
+        <w:t>Similar products</w:t>
+      </w:r>
+    </w:p>
+    <w:p>
+      <w:pPr>
+        <w:spacing w:after="0" w:line="240" w:lineRule="auto"/>
+        <w:rPr>
+          <w:sz w:val="22"/>
+          <w:szCs w:val="22"/>
+        </w:rPr>
+      </w:pPr>
+      <w:r>
+        <w:rPr>
+          <w:sz w:val="22"/>
+          <w:szCs w:val="22"/>
+        </w:rPr>
+        <w:t>Similar designs</w:t>
+      </w:r>
+    </w:p>
+    <w:p>
+      <w:pPr>
+        <w:spacing w:after="0" w:line="240" w:lineRule="auto"/>
+        <w:rPr>
+          <w:b/>
+          <w:bCs/>
+          <w:sz w:val="22"/>
+          <w:szCs w:val="22"/>
+        </w:rPr>
+      </w:pPr>
+      <w:r>
+        <w:rPr>
+          <w:b/>
+          <w:bCs/>
+          <w:sz w:val="22"/>
+          <w:szCs w:val="22"/>
+        </w:rPr>
+        <w:t>Classification</w:t>
+      </w:r>
+    </w:p>
+    <w:p>
+      <w:pPr>
+        <w:spacing w:after="0" w:line="240" w:lineRule="auto"/>
+        <w:rPr>
+          <w:sz w:val="22"/>
+          <w:szCs w:val="22"/>
+        </w:rPr>
+      </w:pPr>
+      <w:r>
+        <w:rPr>
+          <w:sz w:val="22"/>
+          <w:szCs w:val="22"/>
+        </w:rPr>
+        <w:t>Defect categorization</w:t>
+      </w:r>
+    </w:p>
+    <w:p>
+      <w:pPr>
+        <w:spacing w:after="0" w:line="240" w:lineRule="auto"/>
+        <w:rPr>
+          <w:b/>
+          <w:bCs/>
+          <w:sz w:val="22"/>
+          <w:szCs w:val="22"/>
+        </w:rPr>
+      </w:pPr>
+      <w:r>
+        <w:rPr>
+          <w:b/>
+          <w:bCs/>
+          <w:sz w:val="22"/>
+          <w:szCs w:val="22"/>
+        </w:rPr>
+        <w:t>Clustering</w:t>
+      </w:r>
+    </w:p>
+    <w:p>
+      <w:pPr>
+        <w:spacing w:after="0" w:line="240" w:lineRule="auto"/>
+        <w:rPr>
+          <w:sz w:val="22"/>
+          <w:szCs w:val="22"/>
+        </w:rPr>
+      </w:pPr>
+      <w:r>
+        <w:rPr>
+          <w:sz w:val="22"/>
+          <w:szCs w:val="22"/>
+        </w:rPr>
+        <w:t>Grouping similar engineering reports</w:t>
+      </w:r>
+    </w:p>
+    <w:p>
+      <w:pPr>
+        <w:spacing w:after="0" w:line="240" w:lineRule="auto"/>
+        <w:rPr>
+          <w:b/>
+          <w:bCs/>
+          <w:sz w:val="22"/>
+          <w:szCs w:val="22"/>
+        </w:rPr>
+      </w:pPr>
+      <w:r>
+        <w:rPr>
+          <w:b/>
+          <w:bCs/>
+          <w:sz w:val="22"/>
+          <w:szCs w:val="22"/>
+        </w:rPr>
+        <w:t>RAG</w:t>
+      </w:r>
+    </w:p>
+    <w:p>
+      <w:pPr>
+        <w:spacing w:after="0" w:line="240" w:lineRule="auto"/>
+        <w:rPr>
+          <w:sz w:val="22"/>
+          <w:szCs w:val="22"/>
+        </w:rPr>
+      </w:pPr>
+      <w:r>
+        <w:rPr>
+          <w:sz w:val="22"/>
+          <w:szCs w:val="22"/>
+        </w:rPr>
+        <w:t>Enterprise Copilots</w:t>
+      </w:r>
+    </w:p>
+    <w:p>
+      <w:pPr>
+        <w:spacing w:after="0" w:line="240" w:lineRule="auto"/>
+        <w:rPr>
+          <w:sz w:val="22"/>
+          <w:szCs w:val="22"/>
+        </w:rPr>
+      </w:pPr>
+      <w:r>
+        <w:rPr>
+          <w:sz w:val="22"/>
+          <w:szCs w:val="22"/>
+        </w:rPr>
+        <w:t>Knowledge Assistants</w:t>
+      </w:r>
+    </w:p>
+    <w:p>
+      <w:pPr>
+        <w:spacing w:after="0" w:line="240" w:lineRule="auto"/>
+        <w:rPr>
+          <w:sz w:val="22"/>
+          <w:szCs w:val="22"/>
+        </w:rPr>
+      </w:pPr>
+      <w:r>
+        <w:rPr>
+          <w:sz w:val="22"/>
+          <w:szCs w:val="22"/>
+        </w:rPr>
+        <w:pict w14:anchorId="6E656668">
+          <v:rect id="_x0000_i2990" style="width:0;height:1.5pt" o:hralign="center" o:hrstd="t" o:hr="t" fillcolor="#a0a0a0" stroked="f"/>
+        </w:pict>
+      </w:r>
+    </w:p>
+    <w:p>
+      <w:pPr>
+        <w:spacing w:after="0" w:line="240" w:lineRule="auto"/>
+        <w:rPr>
+          <w:b/>
+          <w:bCs/>
+          <w:sz w:val="22"/>
+          <w:szCs w:val="22"/>
+        </w:rPr>
+      </w:pPr>
+      <w:r>
+        <w:rPr>
+          <w:b/>
+          <w:bCs/>
+          <w:sz w:val="22"/>
+          <w:szCs w:val="22"/>
+        </w:rPr>
+        <w:t>Interview Questions</w:t>
+      </w:r>
+    </w:p>
+    <w:p>
+      <w:pPr>
+        <w:spacing w:after="0" w:line="240" w:lineRule="auto"/>
+        <w:rPr>
+          <w:b/>
+          <w:bCs/>
+          <w:sz w:val="22"/>
+          <w:szCs w:val="22"/>
+        </w:rPr>
+      </w:pPr>
+      <w:r>
+        <w:rPr>
+          <w:b/>
+          <w:bCs/>
+          <w:sz w:val="22"/>
+          <w:szCs w:val="22"/>
+        </w:rPr>
+        <w:t>1. What is an embedding?</w:t>
+      </w:r>
+    </w:p>
+    <w:p>
+      <w:pPr>
+        <w:spacing w:after="0" w:line="240" w:lineRule="auto"/>
+        <w:rPr>
+          <w:sz w:val="22"/>
+          <w:szCs w:val="22"/>
+        </w:rPr>
+      </w:pPr>
+      <w:r>
+        <w:rPr>
+          <w:b/>
+          <w:bCs/>
+          <w:sz w:val="22"/>
+          <w:szCs w:val="22"/>
+        </w:rPr>
+        <w:t>Answer:</w:t>
+      </w:r>
+      <w:r>
+        <w:rPr>
+          <w:sz w:val="22"/>
+          <w:szCs w:val="22"/>
+        </w:rPr>
+        <w:t xml:space="preserve"> A dense vector representation that captures semantic meaning and allows similarity computation.</w:t>
+      </w:r>
+    </w:p>
+    <w:p>
+      <w:pPr>
+        <w:spacing w:after="0" w:line="240" w:lineRule="auto"/>
+        <w:rPr>
+          <w:sz w:val="22"/>
+          <w:szCs w:val="22"/>
+        </w:rPr>
+      </w:pPr>
+      <w:r>
+        <w:rPr>
+          <w:sz w:val="22"/>
+          <w:szCs w:val="22"/>
+        </w:rPr>
+        <w:pict w14:anchorId="4316954C">
+          <v:rect id="_x0000_i2991" style="width:0;height:1.5pt" o:hralign="center" o:hrstd="t" o:hr="t" fillcolor="#a0a0a0" stroked="f"/>
+        </w:pict>
+      </w:r>
+    </w:p>
+    <w:p>
+      <w:pPr>
+        <w:spacing w:after="0" w:line="240" w:lineRule="auto"/>
+        <w:rPr>
+          <w:b/>
+          <w:bCs/>
+          <w:sz w:val="22"/>
+          <w:szCs w:val="22"/>
+        </w:rPr>
+      </w:pPr>
+      <w:r>
+        <w:rPr>
+          <w:b/>
+          <w:bCs/>
+          <w:sz w:val="22"/>
+          <w:szCs w:val="22"/>
+        </w:rPr>
+        <w:t>2. Why are embeddings needed in LLMs?</w:t>
+      </w:r>
+    </w:p>
+    <w:p>
+      <w:pPr>
+        <w:spacing w:after="0" w:line="240" w:lineRule="auto"/>
+        <w:rPr>
+          <w:sz w:val="22"/>
+          <w:szCs w:val="22"/>
+        </w:rPr>
+      </w:pPr>
+      <w:r>
+        <w:rPr>
+          <w:b/>
+          <w:bCs/>
+          <w:sz w:val="22"/>
+          <w:szCs w:val="22"/>
+        </w:rPr>
+        <w:t>Answer:</w:t>
+      </w:r>
+      <w:r>
+        <w:rPr>
+          <w:sz w:val="22"/>
+          <w:szCs w:val="22"/>
+        </w:rPr>
+        <w:t xml:space="preserve"> Neural networks operate on numbers, not text. Embeddings convert tokens into meaningful numerical representations.</w:t>
+      </w:r>
+    </w:p>
+    <w:p>
+      <w:pPr>
+        <w:spacing w:after="0" w:line="240" w:lineRule="auto"/>
+        <w:rPr>
+          <w:sz w:val="22"/>
+          <w:szCs w:val="22"/>
+        </w:rPr>
+      </w:pPr>
+      <w:r>
+        <w:rPr>
+          <w:sz w:val="22"/>
+          <w:szCs w:val="22"/>
+        </w:rPr>
+        <w:pict w14:anchorId="546A65A4">
+          <v:rect id="_x0000_i2992" style="width:0;height:1.5pt" o:hralign="center" o:hrstd="t" o:hr="t" fillcolor="#a0a0a0" stroked="f"/>
+        </w:pict>
+      </w:r>
+    </w:p>
+    <w:p>
+      <w:pPr>
+        <w:spacing w:after="0" w:line="240" w:lineRule="auto"/>
+        <w:rPr>
+          <w:b/>
+          <w:bCs/>
+          <w:sz w:val="22"/>
+          <w:szCs w:val="22"/>
+        </w:rPr>
+      </w:pPr>
+      <w:r>
+        <w:rPr>
+          <w:b/>
+          <w:bCs/>
+          <w:sz w:val="22"/>
+          <w:szCs w:val="22"/>
+        </w:rPr>
+        <w:t>3. What is cosine similarity?</w:t>
+      </w:r>
+    </w:p>
+    <w:p>
+      <w:pPr>
+        <w:spacing w:after="0" w:line="240" w:lineRule="auto"/>
+        <w:rPr>
+          <w:sz w:val="22"/>
+          <w:szCs w:val="22"/>
+        </w:rPr>
+      </w:pPr>
+      <w:r>
+        <w:rPr>
+          <w:b/>
+          <w:bCs/>
+          <w:sz w:val="22"/>
+          <w:szCs w:val="22"/>
+        </w:rPr>
+        <w:t>Answer:</w:t>
+      </w:r>
+      <w:r>
+        <w:rPr>
+          <w:sz w:val="22"/>
+          <w:szCs w:val="22"/>
+        </w:rPr>
+        <w:t xml:space="preserve"> A metric used to measure similarity between vectors based on their angle.</w:t>
+      </w:r>
+    </w:p>
+    <w:p>
+      <w:pPr>
+        <w:spacing w:after="0" w:line="240" w:lineRule="auto"/>
+        <w:rPr>
+          <w:sz w:val="22"/>
+          <w:szCs w:val="22"/>
+        </w:rPr>
+      </w:pPr>
+      <w:r>
+        <w:rPr>
+          <w:sz w:val="22"/>
+          <w:szCs w:val="22"/>
+        </w:rPr>
+        <w:pict w14:anchorId="10CA2709">
+          <v:rect id="_x0000_i2993" style="width:0;height:1.5pt" o:hralign="center" o:hrstd="t" o:hr="t" fillcolor="#a0a0a0" stroked="f"/>
+        </w:pict>
+      </w:r>
+    </w:p>
+    <w:p>
+      <w:pPr>
+        <w:spacing w:after="0" w:line="240" w:lineRule="auto"/>
+        <w:rPr>
+          <w:b/>
+          <w:bCs/>
+          <w:sz w:val="22"/>
+          <w:szCs w:val="22"/>
+        </w:rPr>
+      </w:pPr>
+      <w:r>
+        <w:rPr>
+          <w:b/>
+          <w:bCs/>
+          <w:sz w:val="22"/>
+          <w:szCs w:val="22"/>
+        </w:rPr>
+        <w:t>4. Why are embeddings important for RAG?</w:t>
+      </w:r>
+    </w:p>
+    <w:p>
+      <w:pPr>
+        <w:spacing w:after="0" w:line="240" w:lineRule="auto"/>
+        <w:rPr>
+          <w:sz w:val="22"/>
+          <w:szCs w:val="22"/>
+        </w:rPr>
+      </w:pPr>
+      <w:r>
+        <w:rPr>
+          <w:b/>
+          <w:bCs/>
+          <w:sz w:val="22"/>
+          <w:szCs w:val="22"/>
+        </w:rPr>
+        <w:t>Answer:</w:t>
+      </w:r>
+      <w:r>
+        <w:rPr>
+          <w:sz w:val="22"/>
+          <w:szCs w:val="22"/>
+        </w:rPr>
+        <w:t xml:space="preserve"> They enable semantic retrieval of relevant documents rather than simple keyword matching.</w:t>
+      </w:r>
+    </w:p>
+    <w:p>
+      <w:pPr>
+        <w:spacing w:after="0" w:line="240" w:lineRule="auto"/>
+        <w:rPr>
+          <w:sz w:val="22"/>
+          <w:szCs w:val="22"/>
+        </w:rPr>
+      </w:pPr>
+      <w:r>
+        <w:rPr>
+          <w:sz w:val="22"/>
+          <w:szCs w:val="22"/>
+        </w:rPr>
+        <w:pict w14:anchorId="364851AC">
+          <v:rect id="_x0000_i2994" style="width:0;height:1.5pt" o:hralign="center" o:hrstd="t" o:hr="t" fillcolor="#a0a0a0" stroked="f"/>
+        </w:pict>
+      </w:r>
+    </w:p>
+    <w:p>
+      <w:pPr>
+        <w:spacing w:after="0" w:line="240" w:lineRule="auto"/>
+        <w:rPr>
+          <w:b/>
+          <w:bCs/>
+          <w:sz w:val="22"/>
+          <w:szCs w:val="22"/>
+        </w:rPr>
+      </w:pPr>
+      <w:r>
+        <w:rPr>
+          <w:b/>
+          <w:bCs/>
+          <w:sz w:val="22"/>
+          <w:szCs w:val="22"/>
+        </w:rPr>
+        <w:t>5. What factors affect embedding quality?</w:t>
+      </w:r>
+    </w:p>
+    <w:p>
+      <w:pPr>
+        <w:spacing w:after="0" w:line="240" w:lineRule="auto"/>
+        <w:rPr>
+          <w:sz w:val="22"/>
+          <w:szCs w:val="22"/>
+        </w:rPr>
+      </w:pPr>
+      <w:r>
+        <w:rPr>
+          <w:b/>
+          <w:bCs/>
+          <w:sz w:val="22"/>
+          <w:szCs w:val="22"/>
+        </w:rPr>
+        <w:t>Answer:</w:t>
+      </w:r>
+    </w:p>
+    <w:p>
+      <w:pPr>
+        <w:spacing w:after="0" w:line="240" w:lineRule="auto"/>
+        <w:rPr>
+          <w:sz w:val="22"/>
+          <w:szCs w:val="22"/>
+        </w:rPr>
+      </w:pPr>
+      <w:r>
+        <w:rPr>
+          <w:sz w:val="22"/>
+          <w:szCs w:val="22"/>
+        </w:rPr>
+        <w:t>Training data</w:t>
+      </w:r>
+    </w:p>
+    <w:p>
+      <w:pPr>
+        <w:spacing w:after="0" w:line="240" w:lineRule="auto"/>
+        <w:rPr>
+          <w:sz w:val="22"/>
+          <w:szCs w:val="22"/>
+        </w:rPr>
+      </w:pPr>
+      <w:r>
+        <w:rPr>
+          <w:sz w:val="22"/>
+          <w:szCs w:val="22"/>
+        </w:rPr>
+        <w:t>Embedding model</w:t>
+      </w:r>
+    </w:p>
+    <w:p>
+      <w:pPr>
+        <w:spacing w:after="0" w:line="240" w:lineRule="auto"/>
+        <w:rPr>
+          <w:sz w:val="22"/>
+          <w:szCs w:val="22"/>
+        </w:rPr>
+      </w:pPr>
+      <w:r>
+        <w:rPr>
+          <w:sz w:val="22"/>
+          <w:szCs w:val="22"/>
+        </w:rPr>
+        <w:t>Chunking strategy</w:t>
+      </w:r>
+    </w:p>
+    <w:p>
+      <w:pPr>
+        <w:spacing w:after="0" w:line="240" w:lineRule="auto"/>
+        <w:rPr>
+          <w:sz w:val="22"/>
+          <w:szCs w:val="22"/>
+        </w:rPr>
+      </w:pPr>
+      <w:r>
+        <w:rPr>
+          <w:sz w:val="22"/>
+          <w:szCs w:val="22"/>
+        </w:rPr>
+        <w:t xml:space="preserve">Domain </w:t>
+      </w:r>
+      <w:r>
+        <w:rPr>
+          <w:sz w:val="22"/>
+          <w:szCs w:val="22"/>
+        </w:rPr>
+        <w:t>specifically</w:t>
+      </w:r>
+    </w:p>
+    <w:p>
+      <w:pPr>
+        <w:spacing w:after="0" w:line="240" w:lineRule="auto"/>
+        <w:rPr>
+          <w:sz w:val="22"/>
+          <w:szCs w:val="22"/>
+        </w:rPr>
+      </w:pPr>
+      <w:r>
+        <w:rPr>
+          <w:sz w:val="22"/>
+          <w:szCs w:val="22"/>
+        </w:rPr>
+        <w:t>Vector dimension</w:t>
+      </w:r>
+    </w:p>
+    <w:p>
+      <w:pPr>
+        <w:spacing w:after="0" w:line="240" w:lineRule="auto"/>
+        <w:rPr>
+          <w:sz w:val="22"/>
+          <w:szCs w:val="22"/>
+        </w:rPr>
+      </w:pPr>
+      <w:r>
+        <w:rPr>
+          <w:sz w:val="22"/>
+          <w:szCs w:val="22"/>
+        </w:rPr>
+        <w:pict w14:anchorId="0F71FF51">
+          <v:rect id="_x0000_i2995" style="width:0;height:1.5pt" o:hralign="center" o:hrstd="t" o:hr="t" fillcolor="#a0a0a0" stroked="f"/>
+        </w:pict>
+      </w:r>
+    </w:p>
+    <w:p>
+      <w:pPr>
+        <w:spacing w:after="0" w:line="240" w:lineRule="auto"/>
+        <w:rPr>
+          <w:b/>
+          <w:bCs/>
+          <w:sz w:val="22"/>
+          <w:szCs w:val="22"/>
+        </w:rPr>
+      </w:pPr>
+      <w:r>
+        <w:rPr>
+          <w:b/>
+          <w:bCs/>
+          <w:sz w:val="22"/>
+          <w:szCs w:val="22"/>
+        </w:rPr>
+        <w:t>Enterprise Scenario</w:t>
+      </w:r>
+    </w:p>
+    <w:p>
+      <w:pPr>
+        <w:spacing w:after="0" w:line="240" w:lineRule="auto"/>
+        <w:rPr>
+          <w:b/>
+          <w:bCs/>
+          <w:sz w:val="22"/>
+          <w:szCs w:val="22"/>
+        </w:rPr>
+      </w:pPr>
+      <w:r>
+        <w:rPr>
+          <w:b/>
+          <w:bCs/>
+          <w:sz w:val="22"/>
+          <w:szCs w:val="22"/>
+        </w:rPr>
+        <w:t>Scenario</w:t>
+      </w:r>
+    </w:p>
+    <w:p>
+      <w:pPr>
+        <w:spacing w:after="0" w:line="240" w:lineRule="auto"/>
+        <w:rPr>
+          <w:sz w:val="22"/>
+          <w:szCs w:val="22"/>
+        </w:rPr>
+      </w:pPr>
+      <w:r>
+        <w:rPr>
+          <w:sz w:val="22"/>
+          <w:szCs w:val="22"/>
+        </w:rPr>
+        <w:t>Mahindra wants an Engineering Copilot.</w:t>
+      </w:r>
+    </w:p>
+    <w:p>
+      <w:pPr>
+        <w:spacing w:after="0" w:line="240" w:lineRule="auto"/>
+        <w:rPr>
+          <w:sz w:val="22"/>
+          <w:szCs w:val="22"/>
+        </w:rPr>
+      </w:pPr>
+      <w:r>
+        <w:rPr>
+          <w:sz w:val="22"/>
+          <w:szCs w:val="22"/>
+        </w:rPr>
+        <w:t>Data Sources:</w:t>
+      </w:r>
+    </w:p>
+    <w:p>
+      <w:pPr>
+        <w:spacing w:after="0" w:line="240" w:lineRule="auto"/>
+        <w:rPr>
+          <w:sz w:val="22"/>
+          <w:szCs w:val="22"/>
+        </w:rPr>
+      </w:pPr>
+      <w:r>
+        <w:rPr>
+          <w:sz w:val="22"/>
+          <w:szCs w:val="22"/>
+        </w:rPr>
+        <w:t>CAE Reports</w:t>
+      </w:r>
+    </w:p>
+    <w:p>
+      <w:pPr>
+        <w:spacing w:after="0" w:line="240" w:lineRule="auto"/>
+        <w:rPr>
+          <w:sz w:val="22"/>
+          <w:szCs w:val="22"/>
+        </w:rPr>
+      </w:pPr>
+      <w:r>
+        <w:rPr>
+          <w:sz w:val="22"/>
+          <w:szCs w:val="22"/>
+        </w:rPr>
+        <w:t>Test Reports</w:t>
+      </w:r>
+    </w:p>
+    <w:p>
+      <w:pPr>
+        <w:spacing w:after="0" w:line="240" w:lineRule="auto"/>
+        <w:rPr>
+          <w:sz w:val="22"/>
+          <w:szCs w:val="22"/>
+        </w:rPr>
+      </w:pPr>
+      <w:r>
+        <w:rPr>
+          <w:sz w:val="22"/>
+          <w:szCs w:val="22"/>
+        </w:rPr>
+        <w:t>Lessons Learned</w:t>
+      </w:r>
+    </w:p>
+    <w:p>
+      <w:pPr>
+        <w:spacing w:after="0" w:line="240" w:lineRule="auto"/>
+        <w:rPr>
+          <w:sz w:val="22"/>
+          <w:szCs w:val="22"/>
+        </w:rPr>
+      </w:pPr>
+      <w:r>
+        <w:rPr>
+          <w:sz w:val="22"/>
+          <w:szCs w:val="22"/>
+        </w:rPr>
+        <w:t>Design Standards</w:t>
+      </w:r>
+    </w:p>
+    <w:p>
+      <w:pPr>
+        <w:spacing w:after="0" w:line="240" w:lineRule="auto"/>
+        <w:rPr>
+          <w:b/>
+          <w:bCs/>
+          <w:sz w:val="22"/>
+          <w:szCs w:val="22"/>
+        </w:rPr>
+      </w:pPr>
+      <w:r>
+        <w:rPr>
+          <w:b/>
+          <w:bCs/>
+          <w:sz w:val="22"/>
+          <w:szCs w:val="22"/>
+        </w:rPr>
+        <w:t>Why Use Embeddings?</w:t>
+      </w:r>
+    </w:p>
+    <w:p>
+      <w:pPr>
+        <w:spacing w:after="0" w:line="240" w:lineRule="auto"/>
+        <w:rPr>
+          <w:sz w:val="22"/>
+          <w:szCs w:val="22"/>
+        </w:rPr>
+      </w:pPr>
+      <w:r>
+        <w:rPr>
+          <w:sz w:val="22"/>
+          <w:szCs w:val="22"/>
+        </w:rPr>
+        <w:t>Users ask:</w:t>
+      </w:r>
+    </w:p>
+    <w:p>
+      <w:pPr>
+        <w:spacing w:after="0" w:line="240" w:lineRule="auto"/>
+        <w:rPr>
+          <w:sz w:val="22"/>
+          <w:szCs w:val="22"/>
+        </w:rPr>
+      </w:pPr>
+      <w:r>
+        <w:rPr>
+          <w:sz w:val="22"/>
+          <w:szCs w:val="22"/>
+        </w:rPr>
+        <w:t>Show similar hood failure cases.</w:t>
+      </w:r>
+    </w:p>
+    <w:p>
+      <w:pPr>
+        <w:spacing w:after="0" w:line="240" w:lineRule="auto"/>
+        <w:rPr>
+          <w:sz w:val="22"/>
+          <w:szCs w:val="22"/>
+        </w:rPr>
+      </w:pPr>
+      <w:r>
+        <w:rPr>
+          <w:sz w:val="22"/>
+          <w:szCs w:val="22"/>
+        </w:rPr>
+        <w:t>Keyword search fails because terminology varies across projects.</w:t>
+      </w:r>
+    </w:p>
+    <w:p>
+      <w:pPr>
+        <w:spacing w:after="0" w:line="240" w:lineRule="auto"/>
+        <w:rPr>
+          <w:sz w:val="22"/>
+          <w:szCs w:val="22"/>
+        </w:rPr>
+      </w:pPr>
+      <w:r>
+        <w:rPr>
+          <w:sz w:val="22"/>
+          <w:szCs w:val="22"/>
+        </w:rPr>
+        <w:t>Embedding search understands meaning and retrieves semantically related reports.</w:t>
+      </w:r>
+    </w:p>
+    <w:p>
+      <w:pPr>
+        <w:spacing w:after="0" w:line="240" w:lineRule="auto"/>
+        <w:rPr>
+          <w:b/>
+          <w:bCs/>
+          <w:sz w:val="22"/>
+          <w:szCs w:val="22"/>
+        </w:rPr>
+      </w:pPr>
+      <w:r>
+        <w:rPr>
+          <w:b/>
+          <w:bCs/>
+          <w:sz w:val="22"/>
+          <w:szCs w:val="22"/>
+        </w:rPr>
+        <w:t>Why Not Use Only Large Context Windows?</w:t>
+      </w:r>
+    </w:p>
+    <w:p>
+      <w:pPr>
+        <w:spacing w:after="0" w:line="240" w:lineRule="auto"/>
+        <w:rPr>
+          <w:sz w:val="22"/>
+          <w:szCs w:val="22"/>
+        </w:rPr>
+      </w:pPr>
+      <w:r>
+        <w:rPr>
+          <w:sz w:val="22"/>
+          <w:szCs w:val="22"/>
+        </w:rPr>
+        <w:t>100,000 reports</w:t>
+      </w:r>
+    </w:p>
+    <w:p>
+      <w:pPr>
+        <w:spacing w:after="0" w:line="240" w:lineRule="auto"/>
+        <w:rPr>
+          <w:sz w:val="22"/>
+          <w:szCs w:val="22"/>
+        </w:rPr>
+      </w:pPr>
+      <w:r>
+        <w:rPr>
+          <w:sz w:val="22"/>
+          <w:szCs w:val="22"/>
+        </w:rPr>
+        <w:t>cannot fit into a model context.</w:t>
+      </w:r>
+    </w:p>
+    <w:p>
+      <w:pPr>
+        <w:spacing w:after="0" w:line="240" w:lineRule="auto"/>
+        <w:rPr>
+          <w:sz w:val="22"/>
+          <w:szCs w:val="22"/>
+        </w:rPr>
+      </w:pPr>
+      <w:r>
+        <w:rPr>
+          <w:sz w:val="22"/>
+          <w:szCs w:val="22"/>
+        </w:rPr>
+        <w:t>Even a large context window becomes:</w:t>
+      </w:r>
+    </w:p>
+    <w:p>
+      <w:pPr>
+        <w:numPr>
+          <w:ilvl w:val="0"/>
+          <w:numId w:val="20"/>
+        </w:numPr>
+        <w:spacing w:after="0" w:line="240" w:lineRule="auto"/>
+        <w:rPr>
+          <w:sz w:val="22"/>
+          <w:szCs w:val="22"/>
+        </w:rPr>
+      </w:pPr>
+      <w:r>
+        <w:rPr>
+          <w:sz w:val="22"/>
+          <w:szCs w:val="22"/>
+        </w:rPr>
+        <w:t>Expensive</w:t>
+      </w:r>
+    </w:p>
+    <w:p>
+      <w:pPr>
+        <w:numPr>
+          <w:ilvl w:val="0"/>
+          <w:numId w:val="20"/>
+        </w:numPr>
+        <w:spacing w:after="0" w:line="240" w:lineRule="auto"/>
+        <w:rPr>
+          <w:sz w:val="22"/>
+          <w:szCs w:val="22"/>
+        </w:rPr>
+      </w:pPr>
+      <w:r>
+        <w:rPr>
+          <w:sz w:val="22"/>
+          <w:szCs w:val="22"/>
+        </w:rPr>
+        <w:t>Slow</w:t>
+      </w:r>
+    </w:p>
+    <w:p>
+      <w:pPr>
+        <w:numPr>
+          <w:ilvl w:val="0"/>
+          <w:numId w:val="20"/>
+        </w:numPr>
+        <w:spacing w:after="0" w:line="240" w:lineRule="auto"/>
+        <w:rPr>
+          <w:sz w:val="22"/>
+          <w:szCs w:val="22"/>
+        </w:rPr>
+      </w:pPr>
+      <w:r>
+        <w:rPr>
+          <w:sz w:val="22"/>
+          <w:szCs w:val="22"/>
+        </w:rPr>
+        <w:t>Hard to scale</w:t>
+      </w:r>
+    </w:p>
+    <w:p>
+      <w:pPr>
+        <w:spacing w:after="0" w:line="240" w:lineRule="auto"/>
+        <w:rPr>
+          <w:b/>
+          <w:bCs/>
+          <w:sz w:val="22"/>
+          <w:szCs w:val="22"/>
+        </w:rPr>
+      </w:pPr>
+      <w:r>
+        <w:rPr>
+          <w:b/>
+          <w:bCs/>
+          <w:sz w:val="22"/>
+          <w:szCs w:val="22"/>
+        </w:rPr>
+        <w:t>Why Choose Embeddings + RAG?</w:t>
+      </w:r>
+    </w:p>
+    <w:p>
+      <w:pPr>
+        <w:spacing w:after="0" w:line="240" w:lineRule="auto"/>
+        <w:rPr>
+          <w:sz w:val="22"/>
+          <w:szCs w:val="22"/>
+        </w:rPr>
+      </w:pPr>
+      <w:r>
+        <w:rPr>
+          <w:sz w:val="22"/>
+          <w:szCs w:val="22"/>
+        </w:rPr>
+        <w:t>Fast Retrieval</w:t>
+      </w:r>
+    </w:p>
+    <w:p>
+      <w:pPr>
+        <w:spacing w:after="0" w:line="240" w:lineRule="auto"/>
+        <w:rPr>
+          <w:sz w:val="22"/>
+          <w:szCs w:val="22"/>
+        </w:rPr>
+      </w:pPr>
+      <w:r>
+        <w:rPr>
+          <w:sz w:val="22"/>
+          <w:szCs w:val="22"/>
+        </w:rPr>
+        <w:t>Low Cost</w:t>
+      </w:r>
+    </w:p>
+    <w:p>
+      <w:pPr>
+        <w:spacing w:after="0" w:line="240" w:lineRule="auto"/>
+        <w:rPr>
+          <w:sz w:val="22"/>
+          <w:szCs w:val="22"/>
+        </w:rPr>
+      </w:pPr>
+      <w:r>
+        <w:rPr>
+          <w:sz w:val="22"/>
+          <w:szCs w:val="22"/>
+        </w:rPr>
+        <w:t>Scalable</w:t>
+      </w:r>
+    </w:p>
+    <w:p>
+      <w:pPr>
+        <w:spacing w:after="0" w:line="240" w:lineRule="auto"/>
+        <w:rPr>
+          <w:sz w:val="22"/>
+          <w:szCs w:val="22"/>
+        </w:rPr>
+      </w:pPr>
+      <w:r>
+        <w:rPr>
+          <w:sz w:val="22"/>
+          <w:szCs w:val="22"/>
+        </w:rPr>
+        <w:t>Enterprise-friendly</w:t>
+      </w:r>
+    </w:p>
+    <w:p>
+      <w:pPr>
+        <w:spacing w:after="0" w:line="240" w:lineRule="auto"/>
+        <w:rPr>
+          <w:sz w:val="22"/>
+          <w:szCs w:val="22"/>
+        </w:rPr>
+      </w:pPr>
+      <w:r>
+        <w:rPr>
+          <w:sz w:val="22"/>
+          <w:szCs w:val="22"/>
+        </w:rPr>
+        <w:t>Access Control</w:t>
+      </w:r>
+    </w:p>
+    <w:p>
+      <w:pPr>
+        <w:spacing w:after="0" w:line="240" w:lineRule="auto"/>
+        <w:rPr>
+          <w:sz w:val="22"/>
+          <w:szCs w:val="22"/>
+        </w:rPr>
+      </w:pPr>
+      <w:r>
+        <w:rPr>
+          <w:sz w:val="22"/>
+          <w:szCs w:val="22"/>
+        </w:rPr>
+        <w:t>This is why nearly every production enterprise GenAI solution uses:</w:t>
+      </w:r>
+    </w:p>
+    <w:p>
+      <w:pPr>
+        <w:spacing w:after="0" w:line="240" w:lineRule="auto"/>
+        <w:rPr>
+          <w:sz w:val="22"/>
+          <w:szCs w:val="22"/>
+        </w:rPr>
+      </w:pPr>
+      <w:r>
+        <w:rPr>
+          <w:sz w:val="22"/>
+          <w:szCs w:val="22"/>
+        </w:rPr>
+        <w:t>Embeddings +</w:t>
+      </w:r>
+      <w:r>
+        <w:rPr>
+          <w:sz w:val="22"/>
+          <w:szCs w:val="22"/>
+        </w:rPr>
+        <w:t xml:space="preserve"> </w:t>
+      </w:r>
+      <w:r>
+        <w:rPr>
+          <w:sz w:val="22"/>
+          <w:szCs w:val="22"/>
+        </w:rPr>
+        <w:t>Vector Database +</w:t>
+      </w:r>
+      <w:r>
+        <w:rPr>
+          <w:sz w:val="22"/>
+          <w:szCs w:val="22"/>
+        </w:rPr>
+        <w:t xml:space="preserve"> </w:t>
+      </w:r>
+      <w:r>
+        <w:rPr>
+          <w:sz w:val="22"/>
+          <w:szCs w:val="22"/>
+        </w:rPr>
+        <w:t>RAG +LLM</w:t>
+      </w:r>
+    </w:p>
+    <w:p>
+      <w:pPr>
+        <w:spacing w:after="0" w:line="240" w:lineRule="auto"/>
+        <w:rPr>
+          <w:sz w:val="22"/>
+          <w:szCs w:val="22"/>
+        </w:rPr>
+      </w:pPr>
+      <w:r>
+        <w:rPr>
+          <w:sz w:val="22"/>
+          <w:szCs w:val="22"/>
+        </w:rPr>
+        <w:t>instead of sending all documents directly into the context window.</w:t>
+      </w:r>
+    </w:p>
+    <w:p>
+      <w:pPr>
+        <w:spacing w:after="0" w:line="240" w:lineRule="auto"/>
+        <w:rPr>
+          <w:sz w:val="22"/>
+          <w:szCs w:val="22"/>
+        </w:rPr>
+      </w:pPr>
     </w:p>
     <w:p>
       <w:pPr>
@@ -22942,9 +28856,9 @@
     </w:lvl>
   </w:abstractNum>
   <w:abstractNum w:abstractNumId="1" w15:restartNumberingAfterBreak="0">
-    <w:nsid w:val="20297940"/>
+    <w:nsid w:val="1B070AC7"/>
     <w:multiLevelType w:val="multilevel"/>
-    <w:tmpl w:val="CB10B63A"/>
+    <w:tmpl w:val="3A181C8A"/>
     <w:lvl w:ilvl="0">
       <w:start w:val="1"/>
       <w:numFmt w:val="bullet"/>
@@ -23091,9 +29005,9 @@
     </w:lvl>
   </w:abstractNum>
   <w:abstractNum w:abstractNumId="2" w15:restartNumberingAfterBreak="0">
-    <w:nsid w:val="272F61E1"/>
+    <w:nsid w:val="20297940"/>
     <w:multiLevelType w:val="multilevel"/>
-    <w:tmpl w:val="6C243E7C"/>
+    <w:tmpl w:val="CB10B63A"/>
     <w:lvl w:ilvl="0">
       <w:start w:val="1"/>
       <w:numFmt w:val="bullet"/>
@@ -23240,9 +29154,9 @@
     </w:lvl>
   </w:abstractNum>
   <w:abstractNum w:abstractNumId="3" w15:restartNumberingAfterBreak="0">
-    <w:nsid w:val="29486DB3"/>
+    <w:nsid w:val="22BB291A"/>
     <w:multiLevelType w:val="multilevel"/>
-    <w:tmpl w:val="76AABD4C"/>
+    <w:tmpl w:val="2DB00570"/>
     <w:lvl w:ilvl="0">
       <w:start w:val="1"/>
       <w:numFmt w:val="bullet"/>
@@ -23389,9 +29303,9 @@
     </w:lvl>
   </w:abstractNum>
   <w:abstractNum w:abstractNumId="4" w15:restartNumberingAfterBreak="0">
-    <w:nsid w:val="2AE71B39"/>
+    <w:nsid w:val="272F61E1"/>
     <w:multiLevelType w:val="multilevel"/>
-    <w:tmpl w:val="2348FBEA"/>
+    <w:tmpl w:val="6C243E7C"/>
     <w:lvl w:ilvl="0">
       <w:start w:val="1"/>
       <w:numFmt w:val="bullet"/>
@@ -23538,9 +29452,9 @@
     </w:lvl>
   </w:abstractNum>
   <w:abstractNum w:abstractNumId="5" w15:restartNumberingAfterBreak="0">
-    <w:nsid w:val="2EB9375B"/>
+    <w:nsid w:val="29486DB3"/>
     <w:multiLevelType w:val="multilevel"/>
-    <w:tmpl w:val="AD60D506"/>
+    <w:tmpl w:val="76AABD4C"/>
     <w:lvl w:ilvl="0">
       <w:start w:val="1"/>
       <w:numFmt w:val="bullet"/>
@@ -23687,9 +29601,9 @@
     </w:lvl>
   </w:abstractNum>
   <w:abstractNum w:abstractNumId="6" w15:restartNumberingAfterBreak="0">
-    <w:nsid w:val="31A249BA"/>
+    <w:nsid w:val="2AE71B39"/>
     <w:multiLevelType w:val="multilevel"/>
-    <w:tmpl w:val="71B46316"/>
+    <w:tmpl w:val="2348FBEA"/>
     <w:lvl w:ilvl="0">
       <w:start w:val="1"/>
       <w:numFmt w:val="bullet"/>
@@ -23836,9 +29750,9 @@
     </w:lvl>
   </w:abstractNum>
   <w:abstractNum w:abstractNumId="7" w15:restartNumberingAfterBreak="0">
-    <w:nsid w:val="34607C51"/>
+    <w:nsid w:val="2EB9375B"/>
     <w:multiLevelType w:val="multilevel"/>
-    <w:tmpl w:val="E03CFB12"/>
+    <w:tmpl w:val="AD60D506"/>
     <w:lvl w:ilvl="0">
       <w:start w:val="1"/>
       <w:numFmt w:val="bullet"/>
@@ -23985,9 +29899,9 @@
     </w:lvl>
   </w:abstractNum>
   <w:abstractNum w:abstractNumId="8" w15:restartNumberingAfterBreak="0">
-    <w:nsid w:val="396F2566"/>
+    <w:nsid w:val="31A249BA"/>
     <w:multiLevelType w:val="multilevel"/>
-    <w:tmpl w:val="F3A80AC8"/>
+    <w:tmpl w:val="71B46316"/>
     <w:lvl w:ilvl="0">
       <w:start w:val="1"/>
       <w:numFmt w:val="bullet"/>
@@ -24134,9 +30048,9 @@
     </w:lvl>
   </w:abstractNum>
   <w:abstractNum w:abstractNumId="9" w15:restartNumberingAfterBreak="0">
-    <w:nsid w:val="45883DB9"/>
+    <w:nsid w:val="34607C51"/>
     <w:multiLevelType w:val="multilevel"/>
-    <w:tmpl w:val="6C12574A"/>
+    <w:tmpl w:val="E03CFB12"/>
     <w:lvl w:ilvl="0">
       <w:start w:val="1"/>
       <w:numFmt w:val="bullet"/>
@@ -24283,9 +30197,9 @@
     </w:lvl>
   </w:abstractNum>
   <w:abstractNum w:abstractNumId="10" w15:restartNumberingAfterBreak="0">
-    <w:nsid w:val="47902DD3"/>
+    <w:nsid w:val="396F2566"/>
     <w:multiLevelType w:val="multilevel"/>
-    <w:tmpl w:val="7D9A08B4"/>
+    <w:tmpl w:val="F3A80AC8"/>
     <w:lvl w:ilvl="0">
       <w:start w:val="1"/>
       <w:numFmt w:val="bullet"/>
@@ -24432,9 +30346,9 @@
     </w:lvl>
   </w:abstractNum>
   <w:abstractNum w:abstractNumId="11" w15:restartNumberingAfterBreak="0">
-    <w:nsid w:val="5FB27AEC"/>
+    <w:nsid w:val="3AE2431F"/>
     <w:multiLevelType w:val="multilevel"/>
-    <w:tmpl w:val="F17E1AC4"/>
+    <w:tmpl w:val="6BC4BB62"/>
     <w:lvl w:ilvl="0">
       <w:start w:val="1"/>
       <w:numFmt w:val="bullet"/>
@@ -24581,9 +30495,9 @@
     </w:lvl>
   </w:abstractNum>
   <w:abstractNum w:abstractNumId="12" w15:restartNumberingAfterBreak="0">
-    <w:nsid w:val="64252290"/>
+    <w:nsid w:val="45883DB9"/>
     <w:multiLevelType w:val="multilevel"/>
-    <w:tmpl w:val="5DD2D0A6"/>
+    <w:tmpl w:val="6C12574A"/>
     <w:lvl w:ilvl="0">
       <w:start w:val="1"/>
       <w:numFmt w:val="bullet"/>
@@ -24730,9 +30644,9 @@
     </w:lvl>
   </w:abstractNum>
   <w:abstractNum w:abstractNumId="13" w15:restartNumberingAfterBreak="0">
-    <w:nsid w:val="6D257A35"/>
+    <w:nsid w:val="47902DD3"/>
     <w:multiLevelType w:val="multilevel"/>
-    <w:tmpl w:val="3A68022A"/>
+    <w:tmpl w:val="7D9A08B4"/>
     <w:lvl w:ilvl="0">
       <w:start w:val="1"/>
       <w:numFmt w:val="bullet"/>
@@ -24879,9 +30793,9 @@
     </w:lvl>
   </w:abstractNum>
   <w:abstractNum w:abstractNumId="14" w15:restartNumberingAfterBreak="0">
-    <w:nsid w:val="70F2409D"/>
+    <w:nsid w:val="4E0F6DD4"/>
     <w:multiLevelType w:val="multilevel"/>
-    <w:tmpl w:val="104EC99C"/>
+    <w:tmpl w:val="4BCE77EC"/>
     <w:lvl w:ilvl="0">
       <w:start w:val="1"/>
       <w:numFmt w:val="bullet"/>
@@ -25028,9 +30942,9 @@
     </w:lvl>
   </w:abstractNum>
   <w:abstractNum w:abstractNumId="15" w15:restartNumberingAfterBreak="0">
-    <w:nsid w:val="7C994A0B"/>
+    <w:nsid w:val="5FB27AEC"/>
     <w:multiLevelType w:val="multilevel"/>
-    <w:tmpl w:val="82E85BD8"/>
+    <w:tmpl w:val="F17E1AC4"/>
     <w:lvl w:ilvl="0">
       <w:start w:val="1"/>
       <w:numFmt w:val="bullet"/>
@@ -25176,53 +31090,661 @@
       </w:rPr>
     </w:lvl>
   </w:abstractNum>
+  <w:abstractNum w:abstractNumId="16" w15:restartNumberingAfterBreak="0">
+    <w:nsid w:val="64252290"/>
+    <w:multiLevelType w:val="multilevel"/>
+    <w:tmpl w:val="5DD2D0A6"/>
+    <w:lvl w:ilvl="0">
+      <w:start w:val="1"/>
+      <w:numFmt w:val="bullet"/>
+      <w:lvlText w:val=""/>
+      <w:lvlJc w:val="left"/>
+      <w:pPr>
+        <w:tabs>
+          <w:tab w:val="num" w:pos="720"/>
+        </w:tabs>
+        <w:ind w:left="720" w:hanging="360"/>
+      </w:pPr>
+      <w:rPr>
+        <w:rFonts w:ascii="Symbol" w:hAnsi="Symbol" w:hint="default"/>
+        <w:sz w:val="20"/>
+      </w:rPr>
+    </w:lvl>
+    <w:lvl w:ilvl="1" w:tentative="1">
+      <w:start w:val="1"/>
+      <w:numFmt w:val="bullet"/>
+      <w:lvlText w:val="o"/>
+      <w:lvlJc w:val="left"/>
+      <w:pPr>
+        <w:tabs>
+          <w:tab w:val="num" w:pos="1440"/>
+        </w:tabs>
+        <w:ind w:left="1440" w:hanging="360"/>
+      </w:pPr>
+      <w:rPr>
+        <w:rFonts w:ascii="Courier New" w:hAnsi="Courier New" w:hint="default"/>
+        <w:sz w:val="20"/>
+      </w:rPr>
+    </w:lvl>
+    <w:lvl w:ilvl="2" w:tentative="1">
+      <w:start w:val="1"/>
+      <w:numFmt w:val="bullet"/>
+      <w:lvlText w:val=""/>
+      <w:lvlJc w:val="left"/>
+      <w:pPr>
+        <w:tabs>
+          <w:tab w:val="num" w:pos="2160"/>
+        </w:tabs>
+        <w:ind w:left="2160" w:hanging="360"/>
+      </w:pPr>
+      <w:rPr>
+        <w:rFonts w:ascii="Wingdings" w:hAnsi="Wingdings" w:hint="default"/>
+        <w:sz w:val="20"/>
+      </w:rPr>
+    </w:lvl>
+    <w:lvl w:ilvl="3" w:tentative="1">
+      <w:start w:val="1"/>
+      <w:numFmt w:val="bullet"/>
+      <w:lvlText w:val=""/>
+      <w:lvlJc w:val="left"/>
+      <w:pPr>
+        <w:tabs>
+          <w:tab w:val="num" w:pos="2880"/>
+        </w:tabs>
+        <w:ind w:left="2880" w:hanging="360"/>
+      </w:pPr>
+      <w:rPr>
+        <w:rFonts w:ascii="Wingdings" w:hAnsi="Wingdings" w:hint="default"/>
+        <w:sz w:val="20"/>
+      </w:rPr>
+    </w:lvl>
+    <w:lvl w:ilvl="4" w:tentative="1">
+      <w:start w:val="1"/>
+      <w:numFmt w:val="bullet"/>
+      <w:lvlText w:val=""/>
+      <w:lvlJc w:val="left"/>
+      <w:pPr>
+        <w:tabs>
+          <w:tab w:val="num" w:pos="3600"/>
+        </w:tabs>
+        <w:ind w:left="3600" w:hanging="360"/>
+      </w:pPr>
+      <w:rPr>
+        <w:rFonts w:ascii="Wingdings" w:hAnsi="Wingdings" w:hint="default"/>
+        <w:sz w:val="20"/>
+      </w:rPr>
+    </w:lvl>
+    <w:lvl w:ilvl="5" w:tentative="1">
+      <w:start w:val="1"/>
+      <w:numFmt w:val="bullet"/>
+      <w:lvlText w:val=""/>
+      <w:lvlJc w:val="left"/>
+      <w:pPr>
+        <w:tabs>
+          <w:tab w:val="num" w:pos="4320"/>
+        </w:tabs>
+        <w:ind w:left="4320" w:hanging="360"/>
+      </w:pPr>
+      <w:rPr>
+        <w:rFonts w:ascii="Wingdings" w:hAnsi="Wingdings" w:hint="default"/>
+        <w:sz w:val="20"/>
+      </w:rPr>
+    </w:lvl>
+    <w:lvl w:ilvl="6" w:tentative="1">
+      <w:start w:val="1"/>
+      <w:numFmt w:val="bullet"/>
+      <w:lvlText w:val=""/>
+      <w:lvlJc w:val="left"/>
+      <w:pPr>
+        <w:tabs>
+          <w:tab w:val="num" w:pos="5040"/>
+        </w:tabs>
+        <w:ind w:left="5040" w:hanging="360"/>
+      </w:pPr>
+      <w:rPr>
+        <w:rFonts w:ascii="Wingdings" w:hAnsi="Wingdings" w:hint="default"/>
+        <w:sz w:val="20"/>
+      </w:rPr>
+    </w:lvl>
+    <w:lvl w:ilvl="7" w:tentative="1">
+      <w:start w:val="1"/>
+      <w:numFmt w:val="bullet"/>
+      <w:lvlText w:val=""/>
+      <w:lvlJc w:val="left"/>
+      <w:pPr>
+        <w:tabs>
+          <w:tab w:val="num" w:pos="5760"/>
+        </w:tabs>
+        <w:ind w:left="5760" w:hanging="360"/>
+      </w:pPr>
+      <w:rPr>
+        <w:rFonts w:ascii="Wingdings" w:hAnsi="Wingdings" w:hint="default"/>
+        <w:sz w:val="20"/>
+      </w:rPr>
+    </w:lvl>
+    <w:lvl w:ilvl="8" w:tentative="1">
+      <w:start w:val="1"/>
+      <w:numFmt w:val="bullet"/>
+      <w:lvlText w:val=""/>
+      <w:lvlJc w:val="left"/>
+      <w:pPr>
+        <w:tabs>
+          <w:tab w:val="num" w:pos="6480"/>
+        </w:tabs>
+        <w:ind w:left="6480" w:hanging="360"/>
+      </w:pPr>
+      <w:rPr>
+        <w:rFonts w:ascii="Wingdings" w:hAnsi="Wingdings" w:hint="default"/>
+        <w:sz w:val="20"/>
+      </w:rPr>
+    </w:lvl>
+  </w:abstractNum>
+  <w:abstractNum w:abstractNumId="17" w15:restartNumberingAfterBreak="0">
+    <w:nsid w:val="6D257A35"/>
+    <w:multiLevelType w:val="multilevel"/>
+    <w:tmpl w:val="3A68022A"/>
+    <w:lvl w:ilvl="0">
+      <w:start w:val="1"/>
+      <w:numFmt w:val="bullet"/>
+      <w:lvlText w:val=""/>
+      <w:lvlJc w:val="left"/>
+      <w:pPr>
+        <w:tabs>
+          <w:tab w:val="num" w:pos="720"/>
+        </w:tabs>
+        <w:ind w:left="720" w:hanging="360"/>
+      </w:pPr>
+      <w:rPr>
+        <w:rFonts w:ascii="Symbol" w:hAnsi="Symbol" w:hint="default"/>
+        <w:sz w:val="20"/>
+      </w:rPr>
+    </w:lvl>
+    <w:lvl w:ilvl="1" w:tentative="1">
+      <w:start w:val="1"/>
+      <w:numFmt w:val="bullet"/>
+      <w:lvlText w:val="o"/>
+      <w:lvlJc w:val="left"/>
+      <w:pPr>
+        <w:tabs>
+          <w:tab w:val="num" w:pos="1440"/>
+        </w:tabs>
+        <w:ind w:left="1440" w:hanging="360"/>
+      </w:pPr>
+      <w:rPr>
+        <w:rFonts w:ascii="Courier New" w:hAnsi="Courier New" w:hint="default"/>
+        <w:sz w:val="20"/>
+      </w:rPr>
+    </w:lvl>
+    <w:lvl w:ilvl="2" w:tentative="1">
+      <w:start w:val="1"/>
+      <w:numFmt w:val="bullet"/>
+      <w:lvlText w:val=""/>
+      <w:lvlJc w:val="left"/>
+      <w:pPr>
+        <w:tabs>
+          <w:tab w:val="num" w:pos="2160"/>
+        </w:tabs>
+        <w:ind w:left="2160" w:hanging="360"/>
+      </w:pPr>
+      <w:rPr>
+        <w:rFonts w:ascii="Wingdings" w:hAnsi="Wingdings" w:hint="default"/>
+        <w:sz w:val="20"/>
+      </w:rPr>
+    </w:lvl>
+    <w:lvl w:ilvl="3" w:tentative="1">
+      <w:start w:val="1"/>
+      <w:numFmt w:val="bullet"/>
+      <w:lvlText w:val=""/>
+      <w:lvlJc w:val="left"/>
+      <w:pPr>
+        <w:tabs>
+          <w:tab w:val="num" w:pos="2880"/>
+        </w:tabs>
+        <w:ind w:left="2880" w:hanging="360"/>
+      </w:pPr>
+      <w:rPr>
+        <w:rFonts w:ascii="Wingdings" w:hAnsi="Wingdings" w:hint="default"/>
+        <w:sz w:val="20"/>
+      </w:rPr>
+    </w:lvl>
+    <w:lvl w:ilvl="4" w:tentative="1">
+      <w:start w:val="1"/>
+      <w:numFmt w:val="bullet"/>
+      <w:lvlText w:val=""/>
+      <w:lvlJc w:val="left"/>
+      <w:pPr>
+        <w:tabs>
+          <w:tab w:val="num" w:pos="3600"/>
+        </w:tabs>
+        <w:ind w:left="3600" w:hanging="360"/>
+      </w:pPr>
+      <w:rPr>
+        <w:rFonts w:ascii="Wingdings" w:hAnsi="Wingdings" w:hint="default"/>
+        <w:sz w:val="20"/>
+      </w:rPr>
+    </w:lvl>
+    <w:lvl w:ilvl="5" w:tentative="1">
+      <w:start w:val="1"/>
+      <w:numFmt w:val="bullet"/>
+      <w:lvlText w:val=""/>
+      <w:lvlJc w:val="left"/>
+      <w:pPr>
+        <w:tabs>
+          <w:tab w:val="num" w:pos="4320"/>
+        </w:tabs>
+        <w:ind w:left="4320" w:hanging="360"/>
+      </w:pPr>
+      <w:rPr>
+        <w:rFonts w:ascii="Wingdings" w:hAnsi="Wingdings" w:hint="default"/>
+        <w:sz w:val="20"/>
+      </w:rPr>
+    </w:lvl>
+    <w:lvl w:ilvl="6" w:tentative="1">
+      <w:start w:val="1"/>
+      <w:numFmt w:val="bullet"/>
+      <w:lvlText w:val=""/>
+      <w:lvlJc w:val="left"/>
+      <w:pPr>
+        <w:tabs>
+          <w:tab w:val="num" w:pos="5040"/>
+        </w:tabs>
+        <w:ind w:left="5040" w:hanging="360"/>
+      </w:pPr>
+      <w:rPr>
+        <w:rFonts w:ascii="Wingdings" w:hAnsi="Wingdings" w:hint="default"/>
+        <w:sz w:val="20"/>
+      </w:rPr>
+    </w:lvl>
+    <w:lvl w:ilvl="7" w:tentative="1">
+      <w:start w:val="1"/>
+      <w:numFmt w:val="bullet"/>
+      <w:lvlText w:val=""/>
+      <w:lvlJc w:val="left"/>
+      <w:pPr>
+        <w:tabs>
+          <w:tab w:val="num" w:pos="5760"/>
+        </w:tabs>
+        <w:ind w:left="5760" w:hanging="360"/>
+      </w:pPr>
+      <w:rPr>
+        <w:rFonts w:ascii="Wingdings" w:hAnsi="Wingdings" w:hint="default"/>
+        <w:sz w:val="20"/>
+      </w:rPr>
+    </w:lvl>
+    <w:lvl w:ilvl="8" w:tentative="1">
+      <w:start w:val="1"/>
+      <w:numFmt w:val="bullet"/>
+      <w:lvlText w:val=""/>
+      <w:lvlJc w:val="left"/>
+      <w:pPr>
+        <w:tabs>
+          <w:tab w:val="num" w:pos="6480"/>
+        </w:tabs>
+        <w:ind w:left="6480" w:hanging="360"/>
+      </w:pPr>
+      <w:rPr>
+        <w:rFonts w:ascii="Wingdings" w:hAnsi="Wingdings" w:hint="default"/>
+        <w:sz w:val="20"/>
+      </w:rPr>
+    </w:lvl>
+  </w:abstractNum>
+  <w:abstractNum w:abstractNumId="18" w15:restartNumberingAfterBreak="0">
+    <w:nsid w:val="70F2409D"/>
+    <w:multiLevelType w:val="multilevel"/>
+    <w:tmpl w:val="104EC99C"/>
+    <w:lvl w:ilvl="0">
+      <w:start w:val="1"/>
+      <w:numFmt w:val="bullet"/>
+      <w:lvlText w:val=""/>
+      <w:lvlJc w:val="left"/>
+      <w:pPr>
+        <w:tabs>
+          <w:tab w:val="num" w:pos="720"/>
+        </w:tabs>
+        <w:ind w:left="720" w:hanging="360"/>
+      </w:pPr>
+      <w:rPr>
+        <w:rFonts w:ascii="Symbol" w:hAnsi="Symbol" w:hint="default"/>
+        <w:sz w:val="20"/>
+      </w:rPr>
+    </w:lvl>
+    <w:lvl w:ilvl="1" w:tentative="1">
+      <w:start w:val="1"/>
+      <w:numFmt w:val="bullet"/>
+      <w:lvlText w:val="o"/>
+      <w:lvlJc w:val="left"/>
+      <w:pPr>
+        <w:tabs>
+          <w:tab w:val="num" w:pos="1440"/>
+        </w:tabs>
+        <w:ind w:left="1440" w:hanging="360"/>
+      </w:pPr>
+      <w:rPr>
+        <w:rFonts w:ascii="Courier New" w:hAnsi="Courier New" w:hint="default"/>
+        <w:sz w:val="20"/>
+      </w:rPr>
+    </w:lvl>
+    <w:lvl w:ilvl="2" w:tentative="1">
+      <w:start w:val="1"/>
+      <w:numFmt w:val="bullet"/>
+      <w:lvlText w:val=""/>
+      <w:lvlJc w:val="left"/>
+      <w:pPr>
+        <w:tabs>
+          <w:tab w:val="num" w:pos="2160"/>
+        </w:tabs>
+        <w:ind w:left="2160" w:hanging="360"/>
+      </w:pPr>
+      <w:rPr>
+        <w:rFonts w:ascii="Wingdings" w:hAnsi="Wingdings" w:hint="default"/>
+        <w:sz w:val="20"/>
+      </w:rPr>
+    </w:lvl>
+    <w:lvl w:ilvl="3" w:tentative="1">
+      <w:start w:val="1"/>
+      <w:numFmt w:val="bullet"/>
+      <w:lvlText w:val=""/>
+      <w:lvlJc w:val="left"/>
+      <w:pPr>
+        <w:tabs>
+          <w:tab w:val="num" w:pos="2880"/>
+        </w:tabs>
+        <w:ind w:left="2880" w:hanging="360"/>
+      </w:pPr>
+      <w:rPr>
+        <w:rFonts w:ascii="Wingdings" w:hAnsi="Wingdings" w:hint="default"/>
+        <w:sz w:val="20"/>
+      </w:rPr>
+    </w:lvl>
+    <w:lvl w:ilvl="4" w:tentative="1">
+      <w:start w:val="1"/>
+      <w:numFmt w:val="bullet"/>
+      <w:lvlText w:val=""/>
+      <w:lvlJc w:val="left"/>
+      <w:pPr>
+        <w:tabs>
+          <w:tab w:val="num" w:pos="3600"/>
+        </w:tabs>
+        <w:ind w:left="3600" w:hanging="360"/>
+      </w:pPr>
+      <w:rPr>
+        <w:rFonts w:ascii="Wingdings" w:hAnsi="Wingdings" w:hint="default"/>
+        <w:sz w:val="20"/>
+      </w:rPr>
+    </w:lvl>
+    <w:lvl w:ilvl="5" w:tentative="1">
+      <w:start w:val="1"/>
+      <w:numFmt w:val="bullet"/>
+      <w:lvlText w:val=""/>
+      <w:lvlJc w:val="left"/>
+      <w:pPr>
+        <w:tabs>
+          <w:tab w:val="num" w:pos="4320"/>
+        </w:tabs>
+        <w:ind w:left="4320" w:hanging="360"/>
+      </w:pPr>
+      <w:rPr>
+        <w:rFonts w:ascii="Wingdings" w:hAnsi="Wingdings" w:hint="default"/>
+        <w:sz w:val="20"/>
+      </w:rPr>
+    </w:lvl>
+    <w:lvl w:ilvl="6" w:tentative="1">
+      <w:start w:val="1"/>
+      <w:numFmt w:val="bullet"/>
+      <w:lvlText w:val=""/>
+      <w:lvlJc w:val="left"/>
+      <w:pPr>
+        <w:tabs>
+          <w:tab w:val="num" w:pos="5040"/>
+        </w:tabs>
+        <w:ind w:left="5040" w:hanging="360"/>
+      </w:pPr>
+      <w:rPr>
+        <w:rFonts w:ascii="Wingdings" w:hAnsi="Wingdings" w:hint="default"/>
+        <w:sz w:val="20"/>
+      </w:rPr>
+    </w:lvl>
+    <w:lvl w:ilvl="7" w:tentative="1">
+      <w:start w:val="1"/>
+      <w:numFmt w:val="bullet"/>
+      <w:lvlText w:val=""/>
+      <w:lvlJc w:val="left"/>
+      <w:pPr>
+        <w:tabs>
+          <w:tab w:val="num" w:pos="5760"/>
+        </w:tabs>
+        <w:ind w:left="5760" w:hanging="360"/>
+      </w:pPr>
+      <w:rPr>
+        <w:rFonts w:ascii="Wingdings" w:hAnsi="Wingdings" w:hint="default"/>
+        <w:sz w:val="20"/>
+      </w:rPr>
+    </w:lvl>
+    <w:lvl w:ilvl="8" w:tentative="1">
+      <w:start w:val="1"/>
+      <w:numFmt w:val="bullet"/>
+      <w:lvlText w:val=""/>
+      <w:lvlJc w:val="left"/>
+      <w:pPr>
+        <w:tabs>
+          <w:tab w:val="num" w:pos="6480"/>
+        </w:tabs>
+        <w:ind w:left="6480" w:hanging="360"/>
+      </w:pPr>
+      <w:rPr>
+        <w:rFonts w:ascii="Wingdings" w:hAnsi="Wingdings" w:hint="default"/>
+        <w:sz w:val="20"/>
+      </w:rPr>
+    </w:lvl>
+  </w:abstractNum>
+  <w:abstractNum w:abstractNumId="19" w15:restartNumberingAfterBreak="0">
+    <w:nsid w:val="7C994A0B"/>
+    <w:multiLevelType w:val="multilevel"/>
+    <w:tmpl w:val="82E85BD8"/>
+    <w:lvl w:ilvl="0">
+      <w:start w:val="1"/>
+      <w:numFmt w:val="bullet"/>
+      <w:lvlText w:val=""/>
+      <w:lvlJc w:val="left"/>
+      <w:pPr>
+        <w:tabs>
+          <w:tab w:val="num" w:pos="720"/>
+        </w:tabs>
+        <w:ind w:left="720" w:hanging="360"/>
+      </w:pPr>
+      <w:rPr>
+        <w:rFonts w:ascii="Symbol" w:hAnsi="Symbol" w:hint="default"/>
+        <w:sz w:val="20"/>
+      </w:rPr>
+    </w:lvl>
+    <w:lvl w:ilvl="1" w:tentative="1">
+      <w:start w:val="1"/>
+      <w:numFmt w:val="bullet"/>
+      <w:lvlText w:val="o"/>
+      <w:lvlJc w:val="left"/>
+      <w:pPr>
+        <w:tabs>
+          <w:tab w:val="num" w:pos="1440"/>
+        </w:tabs>
+        <w:ind w:left="1440" w:hanging="360"/>
+      </w:pPr>
+      <w:rPr>
+        <w:rFonts w:ascii="Courier New" w:hAnsi="Courier New" w:hint="default"/>
+        <w:sz w:val="20"/>
+      </w:rPr>
+    </w:lvl>
+    <w:lvl w:ilvl="2" w:tentative="1">
+      <w:start w:val="1"/>
+      <w:numFmt w:val="bullet"/>
+      <w:lvlText w:val=""/>
+      <w:lvlJc w:val="left"/>
+      <w:pPr>
+        <w:tabs>
+          <w:tab w:val="num" w:pos="2160"/>
+        </w:tabs>
+        <w:ind w:left="2160" w:hanging="360"/>
+      </w:pPr>
+      <w:rPr>
+        <w:rFonts w:ascii="Wingdings" w:hAnsi="Wingdings" w:hint="default"/>
+        <w:sz w:val="20"/>
+      </w:rPr>
+    </w:lvl>
+    <w:lvl w:ilvl="3" w:tentative="1">
+      <w:start w:val="1"/>
+      <w:numFmt w:val="bullet"/>
+      <w:lvlText w:val=""/>
+      <w:lvlJc w:val="left"/>
+      <w:pPr>
+        <w:tabs>
+          <w:tab w:val="num" w:pos="2880"/>
+        </w:tabs>
+        <w:ind w:left="2880" w:hanging="360"/>
+      </w:pPr>
+      <w:rPr>
+        <w:rFonts w:ascii="Wingdings" w:hAnsi="Wingdings" w:hint="default"/>
+        <w:sz w:val="20"/>
+      </w:rPr>
+    </w:lvl>
+    <w:lvl w:ilvl="4" w:tentative="1">
+      <w:start w:val="1"/>
+      <w:numFmt w:val="bullet"/>
+      <w:lvlText w:val=""/>
+      <w:lvlJc w:val="left"/>
+      <w:pPr>
+        <w:tabs>
+          <w:tab w:val="num" w:pos="3600"/>
+        </w:tabs>
+        <w:ind w:left="3600" w:hanging="360"/>
+      </w:pPr>
+      <w:rPr>
+        <w:rFonts w:ascii="Wingdings" w:hAnsi="Wingdings" w:hint="default"/>
+        <w:sz w:val="20"/>
+      </w:rPr>
+    </w:lvl>
+    <w:lvl w:ilvl="5" w:tentative="1">
+      <w:start w:val="1"/>
+      <w:numFmt w:val="bullet"/>
+      <w:lvlText w:val=""/>
+      <w:lvlJc w:val="left"/>
+      <w:pPr>
+        <w:tabs>
+          <w:tab w:val="num" w:pos="4320"/>
+        </w:tabs>
+        <w:ind w:left="4320" w:hanging="360"/>
+      </w:pPr>
+      <w:rPr>
+        <w:rFonts w:ascii="Wingdings" w:hAnsi="Wingdings" w:hint="default"/>
+        <w:sz w:val="20"/>
+      </w:rPr>
+    </w:lvl>
+    <w:lvl w:ilvl="6" w:tentative="1">
+      <w:start w:val="1"/>
+      <w:numFmt w:val="bullet"/>
+      <w:lvlText w:val=""/>
+      <w:lvlJc w:val="left"/>
+      <w:pPr>
+        <w:tabs>
+          <w:tab w:val="num" w:pos="5040"/>
+        </w:tabs>
+        <w:ind w:left="5040" w:hanging="360"/>
+      </w:pPr>
+      <w:rPr>
+        <w:rFonts w:ascii="Wingdings" w:hAnsi="Wingdings" w:hint="default"/>
+        <w:sz w:val="20"/>
+      </w:rPr>
+    </w:lvl>
+    <w:lvl w:ilvl="7" w:tentative="1">
+      <w:start w:val="1"/>
+      <w:numFmt w:val="bullet"/>
+      <w:lvlText w:val=""/>
+      <w:lvlJc w:val="left"/>
+      <w:pPr>
+        <w:tabs>
+          <w:tab w:val="num" w:pos="5760"/>
+        </w:tabs>
+        <w:ind w:left="5760" w:hanging="360"/>
+      </w:pPr>
+      <w:rPr>
+        <w:rFonts w:ascii="Wingdings" w:hAnsi="Wingdings" w:hint="default"/>
+        <w:sz w:val="20"/>
+      </w:rPr>
+    </w:lvl>
+    <w:lvl w:ilvl="8" w:tentative="1">
+      <w:start w:val="1"/>
+      <w:numFmt w:val="bullet"/>
+      <w:lvlText w:val=""/>
+      <w:lvlJc w:val="left"/>
+      <w:pPr>
+        <w:tabs>
+          <w:tab w:val="num" w:pos="6480"/>
+        </w:tabs>
+        <w:ind w:left="6480" w:hanging="360"/>
+      </w:pPr>
+      <w:rPr>
+        <w:rFonts w:ascii="Wingdings" w:hAnsi="Wingdings" w:hint="default"/>
+        <w:sz w:val="20"/>
+      </w:rPr>
+    </w:lvl>
+  </w:abstractNum>
   <w:num w:numId="1" w16cid:durableId="1025866894">
-    <w:abstractNumId w:val="13"/>
+    <w:abstractNumId w:val="17"/>
   </w:num>
   <w:num w:numId="2" w16cid:durableId="1148202411">
-    <w:abstractNumId w:val="7"/>
+    <w:abstractNumId w:val="9"/>
   </w:num>
   <w:num w:numId="3" w16cid:durableId="1384207143">
-    <w:abstractNumId w:val="3"/>
+    <w:abstractNumId w:val="5"/>
   </w:num>
   <w:num w:numId="4" w16cid:durableId="285428638">
-    <w:abstractNumId w:val="9"/>
+    <w:abstractNumId w:val="12"/>
   </w:num>
   <w:num w:numId="5" w16cid:durableId="944462162">
+    <w:abstractNumId w:val="4"/>
+  </w:num>
+  <w:num w:numId="6" w16cid:durableId="721247482">
+    <w:abstractNumId w:val="15"/>
+  </w:num>
+  <w:num w:numId="7" w16cid:durableId="1779762857">
+    <w:abstractNumId w:val="8"/>
+  </w:num>
+  <w:num w:numId="8" w16cid:durableId="1833135035">
+    <w:abstractNumId w:val="6"/>
+  </w:num>
+  <w:num w:numId="9" w16cid:durableId="833378108">
     <w:abstractNumId w:val="2"/>
   </w:num>
-  <w:num w:numId="6" w16cid:durableId="721247482">
-    <w:abstractNumId w:val="11"/>
-  </w:num>
-  <w:num w:numId="7" w16cid:durableId="1779762857">
-    <w:abstractNumId w:val="6"/>
-  </w:num>
-  <w:num w:numId="8" w16cid:durableId="1833135035">
-    <w:abstractNumId w:val="4"/>
-  </w:num>
-  <w:num w:numId="9" w16cid:durableId="833378108">
-    <w:abstractNumId w:val="1"/>
-  </w:num>
   <w:num w:numId="10" w16cid:durableId="189881795">
-    <w:abstractNumId w:val="12"/>
+    <w:abstractNumId w:val="16"/>
   </w:num>
   <w:num w:numId="11" w16cid:durableId="390006007">
-    <w:abstractNumId w:val="10"/>
+    <w:abstractNumId w:val="13"/>
   </w:num>
   <w:num w:numId="12" w16cid:durableId="2830353">
     <w:abstractNumId w:val="0"/>
   </w:num>
   <w:num w:numId="13" w16cid:durableId="1900313661">
-    <w:abstractNumId w:val="8"/>
+    <w:abstractNumId w:val="10"/>
   </w:num>
   <w:num w:numId="14" w16cid:durableId="2065525387">
-    <w:abstractNumId w:val="15"/>
+    <w:abstractNumId w:val="19"/>
   </w:num>
   <w:num w:numId="15" w16cid:durableId="1628928791">
-    <w:abstractNumId w:val="5"/>
+    <w:abstractNumId w:val="7"/>
   </w:num>
   <w:num w:numId="16" w16cid:durableId="193537661">
+    <w:abstractNumId w:val="18"/>
+  </w:num>
+  <w:num w:numId="17" w16cid:durableId="119154401">
+    <w:abstractNumId w:val="11"/>
+  </w:num>
+  <w:num w:numId="18" w16cid:durableId="523711912">
     <w:abstractNumId w:val="14"/>
+  </w:num>
+  <w:num w:numId="19" w16cid:durableId="845902442">
+    <w:abstractNumId w:val="1"/>
+  </w:num>
+  <w:num w:numId="20" w16cid:durableId="1894346835">
+    <w:abstractNumId w:val="3"/>
   </w:num>
 </w:numbering>
 </file>

--- a/day_1/Topic 1.docx
+++ b/day_1/Topic 1.docx
@@ -28674,6 +28674,7306 @@
           <w:szCs w:val="22"/>
         </w:rPr>
         <w:t>instead of sending all documents directly into the context window.</w:t>
+      </w:r>
+    </w:p>
+    <w:p>
+      <w:pPr>
+        <w:spacing w:after="0" w:line="240" w:lineRule="auto"/>
+        <w:rPr>
+          <w:sz w:val="22"/>
+          <w:szCs w:val="22"/>
+        </w:rPr>
+      </w:pPr>
+      <w:r>
+        <w:rPr>
+          <w:sz w:val="22"/>
+          <w:szCs w:val="22"/>
+        </w:rPr>
+        <w:pict w14:anchorId="628433E7">
+          <v:rect id="_x0000_i3022" style="width:0;height:1.5pt" o:hrstd="t" o:hr="t" fillcolor="#a0a0a0" stroked="f"/>
+        </w:pict>
+      </w:r>
+    </w:p>
+    <w:p>
+      <w:pPr>
+        <w:spacing w:after="0" w:line="240" w:lineRule="auto"/>
+        <w:rPr>
+          <w:b/>
+          <w:bCs/>
+          <w:sz w:val="36"/>
+          <w:szCs w:val="36"/>
+          <w:u w:val="single"/>
+        </w:rPr>
+      </w:pPr>
+      <w:r>
+        <w:rPr>
+          <w:b/>
+          <w:bCs/>
+          <w:sz w:val="36"/>
+          <w:szCs w:val="36"/>
+          <w:u w:val="single"/>
+        </w:rPr>
+        <w:t xml:space="preserve">Topic </w:t>
+      </w:r>
+      <w:r>
+        <w:rPr>
+          <w:b/>
+          <w:bCs/>
+          <w:sz w:val="36"/>
+          <w:szCs w:val="36"/>
+          <w:u w:val="single"/>
+        </w:rPr>
+        <w:t>6</w:t>
+      </w:r>
+      <w:r>
+        <w:rPr>
+          <w:b/>
+          <w:bCs/>
+          <w:sz w:val="36"/>
+          <w:szCs w:val="36"/>
+          <w:u w:val="single"/>
+        </w:rPr>
+        <w:t xml:space="preserve">: </w:t>
+      </w:r>
+      <w:r>
+        <w:rPr>
+          <w:b/>
+          <w:bCs/>
+          <w:sz w:val="36"/>
+          <w:szCs w:val="36"/>
+          <w:u w:val="single"/>
+        </w:rPr>
+        <w:t>Semantic Search</w:t>
+      </w:r>
+      <w:r>
+        <w:rPr>
+          <w:b/>
+          <w:bCs/>
+          <w:sz w:val="36"/>
+          <w:szCs w:val="36"/>
+          <w:u w:val="single"/>
+        </w:rPr>
+        <w:t>:</w:t>
+      </w:r>
+    </w:p>
+    <w:p>
+      <w:pPr>
+        <w:spacing w:after="0" w:line="240" w:lineRule="auto"/>
+        <w:rPr>
+          <w:b/>
+          <w:bCs/>
+          <w:sz w:val="22"/>
+          <w:szCs w:val="22"/>
+        </w:rPr>
+      </w:pPr>
+      <w:r>
+        <w:rPr>
+          <w:b/>
+          <w:bCs/>
+          <w:sz w:val="22"/>
+          <w:szCs w:val="22"/>
+        </w:rPr>
+        <w:t>What is Semantic Search?</w:t>
+      </w:r>
+    </w:p>
+    <w:p>
+      <w:pPr>
+        <w:spacing w:after="0" w:line="240" w:lineRule="auto"/>
+        <w:rPr>
+          <w:sz w:val="22"/>
+          <w:szCs w:val="22"/>
+        </w:rPr>
+      </w:pPr>
+      <w:r>
+        <w:rPr>
+          <w:sz w:val="22"/>
+          <w:szCs w:val="22"/>
+        </w:rPr>
+        <w:t xml:space="preserve">Semantic Search finds information based on </w:t>
+      </w:r>
+      <w:r>
+        <w:rPr>
+          <w:b/>
+          <w:bCs/>
+          <w:sz w:val="22"/>
+          <w:szCs w:val="22"/>
+        </w:rPr>
+        <w:t>meaning</w:t>
+      </w:r>
+      <w:r>
+        <w:rPr>
+          <w:sz w:val="22"/>
+          <w:szCs w:val="22"/>
+        </w:rPr>
+        <w:t>, not exact keywords.</w:t>
+      </w:r>
+    </w:p>
+    <w:p>
+      <w:pPr>
+        <w:spacing w:after="0" w:line="240" w:lineRule="auto"/>
+        <w:rPr>
+          <w:b/>
+          <w:bCs/>
+          <w:sz w:val="22"/>
+          <w:szCs w:val="22"/>
+        </w:rPr>
+      </w:pPr>
+      <w:r>
+        <w:rPr>
+          <w:b/>
+          <w:bCs/>
+          <w:sz w:val="22"/>
+          <w:szCs w:val="22"/>
+        </w:rPr>
+        <w:t>Traditional Search</w:t>
+      </w:r>
+    </w:p>
+    <w:p>
+      <w:pPr>
+        <w:spacing w:after="0" w:line="240" w:lineRule="auto"/>
+        <w:rPr>
+          <w:sz w:val="22"/>
+          <w:szCs w:val="22"/>
+        </w:rPr>
+      </w:pPr>
+      <w:r>
+        <w:rPr>
+          <w:sz w:val="22"/>
+          <w:szCs w:val="22"/>
+        </w:rPr>
+        <w:t>Search query:</w:t>
+      </w:r>
+      <w:r>
+        <w:rPr>
+          <w:sz w:val="22"/>
+          <w:szCs w:val="22"/>
+        </w:rPr>
+        <w:t xml:space="preserve"> </w:t>
+      </w:r>
+      <w:r>
+        <w:rPr>
+          <w:sz w:val="22"/>
+          <w:szCs w:val="22"/>
+        </w:rPr>
+        <w:t>hood failure</w:t>
+      </w:r>
+    </w:p>
+    <w:p>
+      <w:pPr>
+        <w:spacing w:after="0" w:line="240" w:lineRule="auto"/>
+        <w:rPr>
+          <w:sz w:val="22"/>
+          <w:szCs w:val="22"/>
+        </w:rPr>
+      </w:pPr>
+      <w:r>
+        <w:rPr>
+          <w:sz w:val="22"/>
+          <w:szCs w:val="22"/>
+        </w:rPr>
+        <w:t>Document:</w:t>
+      </w:r>
+      <w:r>
+        <w:rPr>
+          <w:sz w:val="22"/>
+          <w:szCs w:val="22"/>
+        </w:rPr>
+        <w:t xml:space="preserve"> </w:t>
+      </w:r>
+      <w:r>
+        <w:rPr>
+          <w:sz w:val="22"/>
+          <w:szCs w:val="22"/>
+        </w:rPr>
+        <w:t>front structure collapse</w:t>
+      </w:r>
+    </w:p>
+    <w:p>
+      <w:pPr>
+        <w:spacing w:after="0" w:line="240" w:lineRule="auto"/>
+        <w:rPr>
+          <w:sz w:val="22"/>
+          <w:szCs w:val="22"/>
+        </w:rPr>
+      </w:pPr>
+      <w:r>
+        <w:rPr>
+          <w:sz w:val="22"/>
+          <w:szCs w:val="22"/>
+        </w:rPr>
+        <w:t>Keyword search may fail because the exact words don't match.</w:t>
+      </w:r>
+    </w:p>
+    <w:p>
+      <w:pPr>
+        <w:spacing w:after="0" w:line="240" w:lineRule="auto"/>
+        <w:rPr>
+          <w:sz w:val="22"/>
+          <w:szCs w:val="22"/>
+        </w:rPr>
+      </w:pPr>
+      <w:r>
+        <w:rPr>
+          <w:sz w:val="22"/>
+          <w:szCs w:val="22"/>
+        </w:rPr>
+        <w:pict w14:anchorId="1FD742A5">
+          <v:rect id="_x0000_i3295" style="width:0;height:1.5pt" o:hralign="center" o:hrstd="t" o:hr="t" fillcolor="#a0a0a0" stroked="f"/>
+        </w:pict>
+      </w:r>
+    </w:p>
+    <w:p>
+      <w:pPr>
+        <w:spacing w:after="0" w:line="240" w:lineRule="auto"/>
+        <w:rPr>
+          <w:b/>
+          <w:bCs/>
+          <w:sz w:val="22"/>
+          <w:szCs w:val="22"/>
+        </w:rPr>
+      </w:pPr>
+      <w:r>
+        <w:rPr>
+          <w:b/>
+          <w:bCs/>
+          <w:sz w:val="22"/>
+          <w:szCs w:val="22"/>
+        </w:rPr>
+        <w:lastRenderedPageBreak/>
+        <w:t>Semantic Search</w:t>
+      </w:r>
+    </w:p>
+    <w:p>
+      <w:pPr>
+        <w:spacing w:after="0" w:line="240" w:lineRule="auto"/>
+        <w:rPr>
+          <w:sz w:val="22"/>
+          <w:szCs w:val="22"/>
+        </w:rPr>
+      </w:pPr>
+      <w:r>
+        <w:rPr>
+          <w:sz w:val="22"/>
+          <w:szCs w:val="22"/>
+        </w:rPr>
+        <w:t>Query:</w:t>
+      </w:r>
+      <w:r>
+        <w:rPr>
+          <w:sz w:val="22"/>
+          <w:szCs w:val="22"/>
+        </w:rPr>
+        <w:t xml:space="preserve"> </w:t>
+      </w:r>
+      <w:r>
+        <w:rPr>
+          <w:sz w:val="22"/>
+          <w:szCs w:val="22"/>
+        </w:rPr>
+        <w:t>hood failure</w:t>
+      </w:r>
+    </w:p>
+    <w:p>
+      <w:pPr>
+        <w:spacing w:after="0" w:line="240" w:lineRule="auto"/>
+        <w:rPr>
+          <w:sz w:val="22"/>
+          <w:szCs w:val="22"/>
+        </w:rPr>
+      </w:pPr>
+      <w:r>
+        <w:rPr>
+          <w:sz w:val="22"/>
+          <w:szCs w:val="22"/>
+        </w:rPr>
+        <w:t>Document:</w:t>
+      </w:r>
+      <w:r>
+        <w:rPr>
+          <w:sz w:val="22"/>
+          <w:szCs w:val="22"/>
+        </w:rPr>
+        <w:t xml:space="preserve"> </w:t>
+      </w:r>
+      <w:r>
+        <w:rPr>
+          <w:sz w:val="22"/>
+          <w:szCs w:val="22"/>
+        </w:rPr>
+        <w:t>front-end structural deformation during impact</w:t>
+      </w:r>
+    </w:p>
+    <w:p>
+      <w:pPr>
+        <w:spacing w:after="0" w:line="240" w:lineRule="auto"/>
+        <w:rPr>
+          <w:sz w:val="22"/>
+          <w:szCs w:val="22"/>
+        </w:rPr>
+      </w:pPr>
+      <w:r>
+        <w:rPr>
+          <w:sz w:val="22"/>
+          <w:szCs w:val="22"/>
+        </w:rPr>
+        <w:t>Semantic search understands the meaning and retrieves the document.</w:t>
+      </w:r>
+    </w:p>
+    <w:p>
+      <w:pPr>
+        <w:spacing w:after="0" w:line="240" w:lineRule="auto"/>
+        <w:rPr>
+          <w:sz w:val="22"/>
+          <w:szCs w:val="22"/>
+        </w:rPr>
+      </w:pPr>
+      <w:r>
+        <w:rPr>
+          <w:sz w:val="22"/>
+          <w:szCs w:val="22"/>
+        </w:rPr>
+        <w:pict w14:anchorId="20248698">
+          <v:rect id="_x0000_i3296" style="width:0;height:1.5pt" o:hralign="center" o:hrstd="t" o:hr="t" fillcolor="#a0a0a0" stroked="f"/>
+        </w:pict>
+      </w:r>
+    </w:p>
+    <w:p>
+      <w:pPr>
+        <w:spacing w:after="0" w:line="240" w:lineRule="auto"/>
+        <w:rPr>
+          <w:b/>
+          <w:bCs/>
+          <w:sz w:val="22"/>
+          <w:szCs w:val="22"/>
+        </w:rPr>
+      </w:pPr>
+      <w:r>
+        <w:rPr>
+          <w:b/>
+          <w:bCs/>
+          <w:sz w:val="22"/>
+          <w:szCs w:val="22"/>
+        </w:rPr>
+        <w:t>Why Semantic Search Was Needed</w:t>
+      </w:r>
+    </w:p>
+    <w:p>
+      <w:pPr>
+        <w:spacing w:after="0" w:line="240" w:lineRule="auto"/>
+        <w:rPr>
+          <w:sz w:val="22"/>
+          <w:szCs w:val="22"/>
+        </w:rPr>
+      </w:pPr>
+      <w:r>
+        <w:rPr>
+          <w:sz w:val="22"/>
+          <w:szCs w:val="22"/>
+        </w:rPr>
+        <w:t>Traditional search works using:</w:t>
+      </w:r>
+    </w:p>
+    <w:p>
+      <w:pPr>
+        <w:spacing w:after="0" w:line="240" w:lineRule="auto"/>
+        <w:rPr>
+          <w:sz w:val="22"/>
+          <w:szCs w:val="22"/>
+        </w:rPr>
+      </w:pPr>
+      <w:r>
+        <w:rPr>
+          <w:sz w:val="22"/>
+          <w:szCs w:val="22"/>
+        </w:rPr>
+        <w:t>Word Matching</w:t>
+      </w:r>
+    </w:p>
+    <w:p>
+      <w:pPr>
+        <w:spacing w:after="0" w:line="240" w:lineRule="auto"/>
+        <w:rPr>
+          <w:sz w:val="22"/>
+          <w:szCs w:val="22"/>
+        </w:rPr>
+      </w:pPr>
+      <w:r>
+        <w:rPr>
+          <w:sz w:val="22"/>
+          <w:szCs w:val="22"/>
+        </w:rPr>
+        <w:t>Problems:</w:t>
+      </w:r>
+    </w:p>
+    <w:p>
+      <w:pPr>
+        <w:spacing w:after="0" w:line="240" w:lineRule="auto"/>
+        <w:rPr>
+          <w:sz w:val="22"/>
+          <w:szCs w:val="22"/>
+        </w:rPr>
+      </w:pPr>
+      <w:r>
+        <w:rPr>
+          <w:sz w:val="22"/>
+          <w:szCs w:val="22"/>
+        </w:rPr>
+        <w:t>car ≠ vehicle</w:t>
+      </w:r>
+    </w:p>
+    <w:p>
+      <w:pPr>
+        <w:spacing w:after="0" w:line="240" w:lineRule="auto"/>
+        <w:rPr>
+          <w:sz w:val="22"/>
+          <w:szCs w:val="22"/>
+        </w:rPr>
+      </w:pPr>
+      <w:r>
+        <w:rPr>
+          <w:sz w:val="22"/>
+          <w:szCs w:val="22"/>
+        </w:rPr>
+        <w:t>hood ≠ bonnet</w:t>
+      </w:r>
+    </w:p>
+    <w:p>
+      <w:pPr>
+        <w:spacing w:after="0" w:line="240" w:lineRule="auto"/>
+        <w:rPr>
+          <w:sz w:val="22"/>
+          <w:szCs w:val="22"/>
+        </w:rPr>
+      </w:pPr>
+      <w:r>
+        <w:rPr>
+          <w:sz w:val="22"/>
+          <w:szCs w:val="22"/>
+        </w:rPr>
+        <w:t>crash ≠ collision</w:t>
+      </w:r>
+    </w:p>
+    <w:p>
+      <w:pPr>
+        <w:spacing w:after="0" w:line="240" w:lineRule="auto"/>
+        <w:rPr>
+          <w:sz w:val="22"/>
+          <w:szCs w:val="22"/>
+        </w:rPr>
+      </w:pPr>
+      <w:r>
+        <w:rPr>
+          <w:sz w:val="22"/>
+          <w:szCs w:val="22"/>
+        </w:rPr>
+        <w:t>Humans know these are related.</w:t>
+      </w:r>
+    </w:p>
+    <w:p>
+      <w:pPr>
+        <w:spacing w:after="0" w:line="240" w:lineRule="auto"/>
+        <w:rPr>
+          <w:sz w:val="22"/>
+          <w:szCs w:val="22"/>
+        </w:rPr>
+      </w:pPr>
+      <w:r>
+        <w:rPr>
+          <w:sz w:val="22"/>
+          <w:szCs w:val="22"/>
+        </w:rPr>
+        <w:t>Keyword search does not.</w:t>
+      </w:r>
+    </w:p>
+    <w:p>
+      <w:pPr>
+        <w:spacing w:after="0" w:line="240" w:lineRule="auto"/>
+        <w:rPr>
+          <w:sz w:val="22"/>
+          <w:szCs w:val="22"/>
+        </w:rPr>
+      </w:pPr>
+      <w:r>
+        <w:rPr>
+          <w:sz w:val="22"/>
+          <w:szCs w:val="22"/>
+        </w:rPr>
+        <w:t>Semantic Search uses embeddings to understand meaning.</w:t>
+      </w:r>
+    </w:p>
+    <w:p>
+      <w:pPr>
+        <w:spacing w:after="0" w:line="240" w:lineRule="auto"/>
+        <w:rPr>
+          <w:sz w:val="22"/>
+          <w:szCs w:val="22"/>
+        </w:rPr>
+      </w:pPr>
+      <w:r>
+        <w:rPr>
+          <w:sz w:val="22"/>
+          <w:szCs w:val="22"/>
+        </w:rPr>
+        <w:pict w14:anchorId="344C26BF">
+          <v:rect id="_x0000_i3297" style="width:0;height:1.5pt" o:hralign="center" o:hrstd="t" o:hr="t" fillcolor="#a0a0a0" stroked="f"/>
+        </w:pict>
+      </w:r>
+    </w:p>
+    <w:p>
+      <w:pPr>
+        <w:spacing w:after="0" w:line="240" w:lineRule="auto"/>
+        <w:rPr>
+          <w:b/>
+          <w:bCs/>
+          <w:sz w:val="22"/>
+          <w:szCs w:val="22"/>
+        </w:rPr>
+      </w:pPr>
+      <w:r>
+        <w:rPr>
+          <w:b/>
+          <w:bCs/>
+          <w:sz w:val="22"/>
+          <w:szCs w:val="22"/>
+        </w:rPr>
+        <w:t>How Semantic Search Works</w:t>
+      </w:r>
+    </w:p>
+    <w:p>
+      <w:pPr>
+        <w:spacing w:after="0" w:line="240" w:lineRule="auto"/>
+        <w:rPr>
+          <w:b/>
+          <w:bCs/>
+          <w:sz w:val="22"/>
+          <w:szCs w:val="22"/>
+        </w:rPr>
+      </w:pPr>
+      <w:r>
+        <w:rPr>
+          <w:b/>
+          <w:bCs/>
+          <w:sz w:val="22"/>
+          <w:szCs w:val="22"/>
+        </w:rPr>
+        <w:t>Query</w:t>
+      </w:r>
+      <w:r>
+        <w:rPr>
+          <w:b/>
+          <w:bCs/>
+          <w:sz w:val="22"/>
+          <w:szCs w:val="22"/>
+        </w:rPr>
+        <w:t xml:space="preserve"> → </w:t>
+      </w:r>
+      <w:r>
+        <w:rPr>
+          <w:b/>
+          <w:bCs/>
+          <w:sz w:val="22"/>
+          <w:szCs w:val="22"/>
+        </w:rPr>
+        <w:t>Embedding Model</w:t>
+      </w:r>
+      <w:r>
+        <w:rPr>
+          <w:b/>
+          <w:bCs/>
+          <w:sz w:val="22"/>
+          <w:szCs w:val="22"/>
+        </w:rPr>
+        <w:t xml:space="preserve"> </w:t>
+      </w:r>
+      <w:r>
+        <w:rPr>
+          <w:b/>
+          <w:bCs/>
+          <w:sz w:val="22"/>
+          <w:szCs w:val="22"/>
+        </w:rPr>
+        <w:t>→</w:t>
+      </w:r>
+      <w:r>
+        <w:rPr>
+          <w:b/>
+          <w:bCs/>
+          <w:sz w:val="22"/>
+          <w:szCs w:val="22"/>
+        </w:rPr>
+        <w:t xml:space="preserve"> </w:t>
+      </w:r>
+      <w:r>
+        <w:rPr>
+          <w:b/>
+          <w:bCs/>
+          <w:sz w:val="22"/>
+          <w:szCs w:val="22"/>
+        </w:rPr>
+        <w:t>Query Vector</w:t>
+      </w:r>
+      <w:r>
+        <w:rPr>
+          <w:b/>
+          <w:bCs/>
+          <w:sz w:val="22"/>
+          <w:szCs w:val="22"/>
+        </w:rPr>
+        <w:t xml:space="preserve"> </w:t>
+      </w:r>
+      <w:r>
+        <w:rPr>
+          <w:b/>
+          <w:bCs/>
+          <w:sz w:val="22"/>
+          <w:szCs w:val="22"/>
+        </w:rPr>
+        <w:t>→</w:t>
+      </w:r>
+      <w:r>
+        <w:rPr>
+          <w:b/>
+          <w:bCs/>
+          <w:sz w:val="22"/>
+          <w:szCs w:val="22"/>
+        </w:rPr>
+        <w:t xml:space="preserve"> </w:t>
+      </w:r>
+      <w:r>
+        <w:rPr>
+          <w:b/>
+          <w:bCs/>
+          <w:sz w:val="22"/>
+          <w:szCs w:val="22"/>
+        </w:rPr>
+        <w:t>Vector Database</w:t>
+      </w:r>
+      <w:r>
+        <w:rPr>
+          <w:b/>
+          <w:bCs/>
+          <w:sz w:val="22"/>
+          <w:szCs w:val="22"/>
+        </w:rPr>
+        <w:t xml:space="preserve"> </w:t>
+      </w:r>
+      <w:r>
+        <w:rPr>
+          <w:b/>
+          <w:bCs/>
+          <w:sz w:val="22"/>
+          <w:szCs w:val="22"/>
+        </w:rPr>
+        <w:t>→</w:t>
+      </w:r>
+      <w:r>
+        <w:rPr>
+          <w:b/>
+          <w:bCs/>
+          <w:sz w:val="22"/>
+          <w:szCs w:val="22"/>
+        </w:rPr>
+        <w:t xml:space="preserve"> </w:t>
+      </w:r>
+      <w:r>
+        <w:rPr>
+          <w:b/>
+          <w:bCs/>
+          <w:sz w:val="22"/>
+          <w:szCs w:val="22"/>
+        </w:rPr>
+        <w:t>Similarity Search</w:t>
+      </w:r>
+      <w:r>
+        <w:rPr>
+          <w:b/>
+          <w:bCs/>
+          <w:sz w:val="22"/>
+          <w:szCs w:val="22"/>
+        </w:rPr>
+        <w:t xml:space="preserve"> </w:t>
+      </w:r>
+      <w:r>
+        <w:rPr>
+          <w:b/>
+          <w:bCs/>
+          <w:sz w:val="22"/>
+          <w:szCs w:val="22"/>
+        </w:rPr>
+        <w:t>→</w:t>
+      </w:r>
+      <w:r>
+        <w:rPr>
+          <w:b/>
+          <w:bCs/>
+          <w:sz w:val="22"/>
+          <w:szCs w:val="22"/>
+        </w:rPr>
+        <w:t xml:space="preserve"> </w:t>
+      </w:r>
+      <w:r>
+        <w:rPr>
+          <w:b/>
+          <w:bCs/>
+          <w:sz w:val="22"/>
+          <w:szCs w:val="22"/>
+        </w:rPr>
+        <w:t>Top Matching Documents</w:t>
+      </w:r>
+    </w:p>
+    <w:p>
+      <w:pPr>
+        <w:spacing w:after="0" w:line="240" w:lineRule="auto"/>
+        <w:rPr>
+          <w:sz w:val="22"/>
+          <w:szCs w:val="22"/>
+        </w:rPr>
+      </w:pPr>
+      <w:r>
+        <w:rPr>
+          <w:sz w:val="22"/>
+          <w:szCs w:val="22"/>
+        </w:rPr>
+        <w:pict w14:anchorId="687749B2">
+          <v:rect id="_x0000_i3298" style="width:0;height:1.5pt" o:hralign="center" o:hrstd="t" o:hr="t" fillcolor="#a0a0a0" stroked="f"/>
+        </w:pict>
+      </w:r>
+    </w:p>
+    <w:p>
+      <w:pPr>
+        <w:spacing w:after="0" w:line="240" w:lineRule="auto"/>
+        <w:rPr>
+          <w:b/>
+          <w:bCs/>
+          <w:sz w:val="22"/>
+          <w:szCs w:val="22"/>
+        </w:rPr>
+      </w:pPr>
+      <w:r>
+        <w:rPr>
+          <w:b/>
+          <w:bCs/>
+          <w:sz w:val="22"/>
+          <w:szCs w:val="22"/>
+        </w:rPr>
+        <w:t>Example</w:t>
+      </w:r>
+    </w:p>
+    <w:p>
+      <w:pPr>
+        <w:spacing w:after="0" w:line="240" w:lineRule="auto"/>
+        <w:rPr>
+          <w:sz w:val="22"/>
+          <w:szCs w:val="22"/>
+        </w:rPr>
+      </w:pPr>
+      <w:r>
+        <w:rPr>
+          <w:b/>
+          <w:bCs/>
+          <w:sz w:val="22"/>
+          <w:szCs w:val="22"/>
+        </w:rPr>
+        <w:t>Document 1:</w:t>
+      </w:r>
+      <w:r>
+        <w:rPr>
+          <w:sz w:val="22"/>
+          <w:szCs w:val="22"/>
+        </w:rPr>
+        <w:t xml:space="preserve"> </w:t>
+      </w:r>
+      <w:r>
+        <w:rPr>
+          <w:sz w:val="22"/>
+          <w:szCs w:val="22"/>
+        </w:rPr>
+        <w:t>Front impact structural failure</w:t>
+      </w:r>
+    </w:p>
+    <w:p>
+      <w:pPr>
+        <w:spacing w:after="0" w:line="240" w:lineRule="auto"/>
+        <w:rPr>
+          <w:sz w:val="22"/>
+          <w:szCs w:val="22"/>
+        </w:rPr>
+      </w:pPr>
+      <w:r>
+        <w:rPr>
+          <w:b/>
+          <w:bCs/>
+          <w:sz w:val="22"/>
+          <w:szCs w:val="22"/>
+        </w:rPr>
+        <w:t>Document 2:</w:t>
+      </w:r>
+      <w:r>
+        <w:rPr>
+          <w:sz w:val="22"/>
+          <w:szCs w:val="22"/>
+        </w:rPr>
+        <w:t xml:space="preserve"> </w:t>
+      </w:r>
+      <w:r>
+        <w:rPr>
+          <w:sz w:val="22"/>
+          <w:szCs w:val="22"/>
+        </w:rPr>
+        <w:t>Manufacturing cost reduction</w:t>
+      </w:r>
+    </w:p>
+    <w:p>
+      <w:pPr>
+        <w:spacing w:after="0" w:line="240" w:lineRule="auto"/>
+        <w:rPr>
+          <w:sz w:val="22"/>
+          <w:szCs w:val="22"/>
+        </w:rPr>
+      </w:pPr>
+      <w:r>
+        <w:rPr>
+          <w:b/>
+          <w:bCs/>
+          <w:sz w:val="22"/>
+          <w:szCs w:val="22"/>
+        </w:rPr>
+        <w:t>Query</w:t>
+      </w:r>
+      <w:r>
+        <w:rPr>
+          <w:sz w:val="22"/>
+          <w:szCs w:val="22"/>
+        </w:rPr>
+        <w:t>:</w:t>
+      </w:r>
+      <w:r>
+        <w:rPr>
+          <w:sz w:val="22"/>
+          <w:szCs w:val="22"/>
+        </w:rPr>
+        <w:t xml:space="preserve"> </w:t>
+      </w:r>
+      <w:r>
+        <w:rPr>
+          <w:sz w:val="22"/>
+          <w:szCs w:val="22"/>
+        </w:rPr>
+        <w:t>Crash performance issue</w:t>
+      </w:r>
+    </w:p>
+    <w:p>
+      <w:pPr>
+        <w:spacing w:after="0" w:line="240" w:lineRule="auto"/>
+        <w:rPr>
+          <w:sz w:val="22"/>
+          <w:szCs w:val="22"/>
+        </w:rPr>
+      </w:pPr>
+      <w:r>
+        <w:rPr>
+          <w:sz w:val="22"/>
+          <w:szCs w:val="22"/>
+        </w:rPr>
+        <w:t>Embedding vectors:</w:t>
+      </w:r>
+      <w:r>
+        <w:rPr>
+          <w:sz w:val="22"/>
+          <w:szCs w:val="22"/>
+        </w:rPr>
+        <w:t xml:space="preserve"> </w:t>
+      </w:r>
+      <w:r>
+        <w:rPr>
+          <w:b/>
+          <w:bCs/>
+          <w:sz w:val="22"/>
+          <w:szCs w:val="22"/>
+        </w:rPr>
+        <w:t>Query Vector</w:t>
+      </w:r>
+      <w:r>
+        <w:rPr>
+          <w:b/>
+          <w:bCs/>
+          <w:sz w:val="22"/>
+          <w:szCs w:val="22"/>
+        </w:rPr>
+        <w:t xml:space="preserve"> </w:t>
+      </w:r>
+      <w:r>
+        <w:rPr>
+          <w:b/>
+          <w:bCs/>
+          <w:sz w:val="22"/>
+          <w:szCs w:val="22"/>
+        </w:rPr>
+        <w:t>→</w:t>
+      </w:r>
+      <w:r>
+        <w:rPr>
+          <w:b/>
+          <w:bCs/>
+          <w:sz w:val="22"/>
+          <w:szCs w:val="22"/>
+        </w:rPr>
+        <w:t xml:space="preserve"> </w:t>
+      </w:r>
+      <w:r>
+        <w:rPr>
+          <w:b/>
+          <w:bCs/>
+          <w:sz w:val="22"/>
+          <w:szCs w:val="22"/>
+        </w:rPr>
+        <w:t>Most Similar</w:t>
+      </w:r>
+      <w:r>
+        <w:rPr>
+          <w:b/>
+          <w:bCs/>
+          <w:sz w:val="22"/>
+          <w:szCs w:val="22"/>
+        </w:rPr>
+        <w:t xml:space="preserve"> </w:t>
+      </w:r>
+      <w:r>
+        <w:rPr>
+          <w:b/>
+          <w:bCs/>
+          <w:sz w:val="22"/>
+          <w:szCs w:val="22"/>
+        </w:rPr>
+        <w:t>→Document 1</w:t>
+      </w:r>
+    </w:p>
+    <w:p>
+      <w:pPr>
+        <w:spacing w:after="0" w:line="240" w:lineRule="auto"/>
+        <w:rPr>
+          <w:sz w:val="22"/>
+          <w:szCs w:val="22"/>
+        </w:rPr>
+      </w:pPr>
+      <w:r>
+        <w:rPr>
+          <w:sz w:val="22"/>
+          <w:szCs w:val="22"/>
+        </w:rPr>
+        <w:t>Even though "crash" never appears in Document 1.</w:t>
+      </w:r>
+    </w:p>
+    <w:p>
+      <w:pPr>
+        <w:spacing w:after="0" w:line="240" w:lineRule="auto"/>
+        <w:rPr>
+          <w:sz w:val="22"/>
+          <w:szCs w:val="22"/>
+        </w:rPr>
+      </w:pPr>
+      <w:r>
+        <w:rPr>
+          <w:sz w:val="22"/>
+          <w:szCs w:val="22"/>
+        </w:rPr>
+        <w:pict w14:anchorId="43532979">
+          <v:rect id="_x0000_i3299" style="width:0;height:1.5pt" o:hralign="center" o:hrstd="t" o:hr="t" fillcolor="#a0a0a0" stroked="f"/>
+        </w:pict>
+      </w:r>
+    </w:p>
+    <w:p>
+      <w:pPr>
+        <w:spacing w:after="0" w:line="240" w:lineRule="auto"/>
+        <w:rPr>
+          <w:b/>
+          <w:bCs/>
+          <w:sz w:val="22"/>
+          <w:szCs w:val="22"/>
+        </w:rPr>
+      </w:pPr>
+      <w:r>
+        <w:rPr>
+          <w:b/>
+          <w:bCs/>
+          <w:sz w:val="22"/>
+          <w:szCs w:val="22"/>
+        </w:rPr>
+        <w:t>The Core Components</w:t>
+      </w:r>
+    </w:p>
+    <w:p>
+      <w:pPr>
+        <w:spacing w:after="0" w:line="240" w:lineRule="auto"/>
+        <w:rPr>
+          <w:b/>
+          <w:bCs/>
+          <w:sz w:val="22"/>
+          <w:szCs w:val="22"/>
+        </w:rPr>
+      </w:pPr>
+      <w:r>
+        <w:rPr>
+          <w:b/>
+          <w:bCs/>
+          <w:sz w:val="22"/>
+          <w:szCs w:val="22"/>
+        </w:rPr>
+        <w:t>1. Embedding Model</w:t>
+      </w:r>
+    </w:p>
+    <w:p>
+      <w:pPr>
+        <w:spacing w:after="0" w:line="240" w:lineRule="auto"/>
+        <w:rPr>
+          <w:sz w:val="22"/>
+          <w:szCs w:val="22"/>
+        </w:rPr>
+      </w:pPr>
+      <w:proofErr w:type="gramStart"/>
+      <w:r>
+        <w:rPr>
+          <w:sz w:val="22"/>
+          <w:szCs w:val="22"/>
+        </w:rPr>
+        <w:t>Converts</w:t>
+      </w:r>
+      <w:proofErr w:type="gramEnd"/>
+      <w:r>
+        <w:rPr>
+          <w:sz w:val="22"/>
+          <w:szCs w:val="22"/>
+        </w:rPr>
+        <w:t xml:space="preserve"> text to vectors.</w:t>
+      </w:r>
+    </w:p>
+    <w:p>
+      <w:pPr>
+        <w:spacing w:after="0" w:line="240" w:lineRule="auto"/>
+        <w:rPr>
+          <w:sz w:val="22"/>
+          <w:szCs w:val="22"/>
+        </w:rPr>
+      </w:pPr>
+      <w:r>
+        <w:rPr>
+          <w:sz w:val="22"/>
+          <w:szCs w:val="22"/>
+        </w:rPr>
+        <w:t>Examples:</w:t>
+      </w:r>
+      <w:r>
+        <w:rPr>
+          <w:sz w:val="22"/>
+          <w:szCs w:val="22"/>
+        </w:rPr>
+        <w:t xml:space="preserve"> </w:t>
+      </w:r>
+      <w:r>
+        <w:rPr>
+          <w:sz w:val="22"/>
+          <w:szCs w:val="22"/>
+        </w:rPr>
+        <w:t>OpenAI Embeddings</w:t>
+      </w:r>
+      <w:r>
+        <w:rPr>
+          <w:sz w:val="22"/>
+          <w:szCs w:val="22"/>
+        </w:rPr>
+        <w:t xml:space="preserve">, </w:t>
+      </w:r>
+      <w:r>
+        <w:rPr>
+          <w:sz w:val="22"/>
+          <w:szCs w:val="22"/>
+        </w:rPr>
+        <w:t>BGE</w:t>
+      </w:r>
+      <w:r>
+        <w:rPr>
+          <w:sz w:val="22"/>
+          <w:szCs w:val="22"/>
+        </w:rPr>
+        <w:t xml:space="preserve">, </w:t>
+      </w:r>
+      <w:r>
+        <w:rPr>
+          <w:sz w:val="22"/>
+          <w:szCs w:val="22"/>
+        </w:rPr>
+        <w:t>E5</w:t>
+      </w:r>
+      <w:r>
+        <w:rPr>
+          <w:sz w:val="22"/>
+          <w:szCs w:val="22"/>
+        </w:rPr>
+        <w:t xml:space="preserve">, </w:t>
+      </w:r>
+      <w:r>
+        <w:rPr>
+          <w:sz w:val="22"/>
+          <w:szCs w:val="22"/>
+        </w:rPr>
+        <w:t>Sentence Transformers</w:t>
+      </w:r>
+      <w:r>
+        <w:rPr>
+          <w:sz w:val="22"/>
+          <w:szCs w:val="22"/>
+        </w:rPr>
+        <w:t xml:space="preserve">, </w:t>
+      </w:r>
+      <w:r>
+        <w:rPr>
+          <w:sz w:val="22"/>
+          <w:szCs w:val="22"/>
+        </w:rPr>
+        <w:t>Azure OpenAI Embeddings</w:t>
+      </w:r>
+    </w:p>
+    <w:p>
+      <w:pPr>
+        <w:spacing w:after="0" w:line="240" w:lineRule="auto"/>
+        <w:rPr>
+          <w:sz w:val="22"/>
+          <w:szCs w:val="22"/>
+        </w:rPr>
+      </w:pPr>
+      <w:r>
+        <w:rPr>
+          <w:sz w:val="22"/>
+          <w:szCs w:val="22"/>
+        </w:rPr>
+        <w:pict w14:anchorId="686AF1CD">
+          <v:rect id="_x0000_i3300" style="width:0;height:1.5pt" o:hralign="center" o:hrstd="t" o:hr="t" fillcolor="#a0a0a0" stroked="f"/>
+        </w:pict>
+      </w:r>
+    </w:p>
+    <w:p>
+      <w:pPr>
+        <w:spacing w:after="0" w:line="240" w:lineRule="auto"/>
+        <w:rPr>
+          <w:b/>
+          <w:bCs/>
+          <w:sz w:val="22"/>
+          <w:szCs w:val="22"/>
+        </w:rPr>
+      </w:pPr>
+      <w:r>
+        <w:rPr>
+          <w:b/>
+          <w:bCs/>
+          <w:sz w:val="22"/>
+          <w:szCs w:val="22"/>
+        </w:rPr>
+        <w:t>2. Vector Database</w:t>
+      </w:r>
+    </w:p>
+    <w:p>
+      <w:pPr>
+        <w:spacing w:after="0" w:line="240" w:lineRule="auto"/>
+        <w:rPr>
+          <w:sz w:val="22"/>
+          <w:szCs w:val="22"/>
+        </w:rPr>
+      </w:pPr>
+      <w:r>
+        <w:rPr>
+          <w:sz w:val="22"/>
+          <w:szCs w:val="22"/>
+        </w:rPr>
+        <w:t>Stores embeddings.</w:t>
+      </w:r>
+    </w:p>
+    <w:p>
+      <w:pPr>
+        <w:spacing w:after="0" w:line="240" w:lineRule="auto"/>
+        <w:rPr>
+          <w:sz w:val="22"/>
+          <w:szCs w:val="22"/>
+        </w:rPr>
+      </w:pPr>
+      <w:r>
+        <w:rPr>
+          <w:sz w:val="22"/>
+          <w:szCs w:val="22"/>
+        </w:rPr>
+        <w:t>Examples:</w:t>
+      </w:r>
+      <w:r>
+        <w:rPr>
+          <w:sz w:val="22"/>
+          <w:szCs w:val="22"/>
+        </w:rPr>
+        <w:t xml:space="preserve"> </w:t>
+      </w:r>
+      <w:r>
+        <w:rPr>
+          <w:sz w:val="22"/>
+          <w:szCs w:val="22"/>
+        </w:rPr>
+        <w:t>Azure AI Search</w:t>
+      </w:r>
+      <w:r>
+        <w:rPr>
+          <w:sz w:val="22"/>
+          <w:szCs w:val="22"/>
+        </w:rPr>
+        <w:t xml:space="preserve">, </w:t>
+      </w:r>
+      <w:r>
+        <w:rPr>
+          <w:sz w:val="22"/>
+          <w:szCs w:val="22"/>
+        </w:rPr>
+        <w:t>Pinecone</w:t>
+      </w:r>
+      <w:r>
+        <w:rPr>
+          <w:sz w:val="22"/>
+          <w:szCs w:val="22"/>
+        </w:rPr>
+        <w:t xml:space="preserve">, </w:t>
+      </w:r>
+      <w:r>
+        <w:rPr>
+          <w:sz w:val="22"/>
+          <w:szCs w:val="22"/>
+        </w:rPr>
+        <w:t>FAISS</w:t>
+      </w:r>
+      <w:r>
+        <w:rPr>
+          <w:sz w:val="22"/>
+          <w:szCs w:val="22"/>
+        </w:rPr>
+        <w:t xml:space="preserve">, </w:t>
+      </w:r>
+      <w:r>
+        <w:rPr>
+          <w:sz w:val="22"/>
+          <w:szCs w:val="22"/>
+        </w:rPr>
+        <w:t>Milvus</w:t>
+      </w:r>
+      <w:r>
+        <w:rPr>
+          <w:sz w:val="22"/>
+          <w:szCs w:val="22"/>
+        </w:rPr>
+        <w:t xml:space="preserve">, </w:t>
+      </w:r>
+      <w:proofErr w:type="spellStart"/>
+      <w:r>
+        <w:rPr>
+          <w:sz w:val="22"/>
+          <w:szCs w:val="22"/>
+        </w:rPr>
+        <w:t>Weaviate</w:t>
+      </w:r>
+      <w:proofErr w:type="spellEnd"/>
+      <w:r>
+        <w:rPr>
+          <w:sz w:val="22"/>
+          <w:szCs w:val="22"/>
+        </w:rPr>
+        <w:t xml:space="preserve">, </w:t>
+      </w:r>
+      <w:r>
+        <w:rPr>
+          <w:sz w:val="22"/>
+          <w:szCs w:val="22"/>
+        </w:rPr>
+        <w:t>Chroma</w:t>
+      </w:r>
+    </w:p>
+    <w:p>
+      <w:pPr>
+        <w:spacing w:after="0" w:line="240" w:lineRule="auto"/>
+        <w:rPr>
+          <w:sz w:val="22"/>
+          <w:szCs w:val="22"/>
+        </w:rPr>
+      </w:pPr>
+      <w:r>
+        <w:rPr>
+          <w:sz w:val="22"/>
+          <w:szCs w:val="22"/>
+        </w:rPr>
+        <w:pict w14:anchorId="69CB466C">
+          <v:rect id="_x0000_i3301" style="width:0;height:1.5pt" o:hralign="center" o:hrstd="t" o:hr="t" fillcolor="#a0a0a0" stroked="f"/>
+        </w:pict>
+      </w:r>
+    </w:p>
+    <w:p>
+      <w:pPr>
+        <w:spacing w:after="0" w:line="240" w:lineRule="auto"/>
+        <w:rPr>
+          <w:b/>
+          <w:bCs/>
+          <w:sz w:val="22"/>
+          <w:szCs w:val="22"/>
+        </w:rPr>
+      </w:pPr>
+      <w:r>
+        <w:rPr>
+          <w:b/>
+          <w:bCs/>
+          <w:sz w:val="22"/>
+          <w:szCs w:val="22"/>
+        </w:rPr>
+        <w:t>3. Similarity Engine</w:t>
+      </w:r>
+    </w:p>
+    <w:p>
+      <w:pPr>
+        <w:spacing w:after="0" w:line="240" w:lineRule="auto"/>
+        <w:rPr>
+          <w:sz w:val="22"/>
+          <w:szCs w:val="22"/>
+        </w:rPr>
+      </w:pPr>
+      <w:r>
+        <w:rPr>
+          <w:sz w:val="22"/>
+          <w:szCs w:val="22"/>
+        </w:rPr>
+        <w:t>Measures distance between vectors.</w:t>
+      </w:r>
+    </w:p>
+    <w:p>
+      <w:pPr>
+        <w:spacing w:after="0" w:line="240" w:lineRule="auto"/>
+        <w:rPr>
+          <w:sz w:val="22"/>
+          <w:szCs w:val="22"/>
+        </w:rPr>
+      </w:pPr>
+      <w:r>
+        <w:rPr>
+          <w:sz w:val="22"/>
+          <w:szCs w:val="22"/>
+        </w:rPr>
+        <w:t>Common methods:</w:t>
+      </w:r>
+      <w:r>
+        <w:rPr>
+          <w:sz w:val="22"/>
+          <w:szCs w:val="22"/>
+        </w:rPr>
+        <w:t xml:space="preserve"> </w:t>
+      </w:r>
+      <w:r>
+        <w:rPr>
+          <w:sz w:val="22"/>
+          <w:szCs w:val="22"/>
+        </w:rPr>
+        <w:t>Cosine Similarity</w:t>
+      </w:r>
+      <w:r>
+        <w:rPr>
+          <w:sz w:val="22"/>
+          <w:szCs w:val="22"/>
+        </w:rPr>
+        <w:t xml:space="preserve">, </w:t>
+      </w:r>
+      <w:r>
+        <w:rPr>
+          <w:sz w:val="22"/>
+          <w:szCs w:val="22"/>
+        </w:rPr>
+        <w:t>Dot Product</w:t>
+      </w:r>
+      <w:r>
+        <w:rPr>
+          <w:sz w:val="22"/>
+          <w:szCs w:val="22"/>
+        </w:rPr>
+        <w:t xml:space="preserve">, </w:t>
+      </w:r>
+      <w:r>
+        <w:rPr>
+          <w:sz w:val="22"/>
+          <w:szCs w:val="22"/>
+        </w:rPr>
+        <w:t>Euclidean Distance</w:t>
+      </w:r>
+    </w:p>
+    <w:p>
+      <w:pPr>
+        <w:spacing w:after="0" w:line="240" w:lineRule="auto"/>
+        <w:rPr>
+          <w:sz w:val="22"/>
+          <w:szCs w:val="22"/>
+        </w:rPr>
+      </w:pPr>
+      <w:r>
+        <w:rPr>
+          <w:sz w:val="22"/>
+          <w:szCs w:val="22"/>
+        </w:rPr>
+        <w:t>Most popular:</w:t>
+      </w:r>
+      <w:r>
+        <w:rPr>
+          <w:sz w:val="22"/>
+          <w:szCs w:val="22"/>
+        </w:rPr>
+        <w:t xml:space="preserve"> </w:t>
+      </w:r>
+      <w:r>
+        <w:rPr>
+          <w:sz w:val="22"/>
+          <w:szCs w:val="22"/>
+        </w:rPr>
+        <w:t>Cosine Similarity</w:t>
+      </w:r>
+    </w:p>
+    <w:p>
+      <w:pPr>
+        <w:spacing w:after="0" w:line="240" w:lineRule="auto"/>
+        <w:rPr>
+          <w:sz w:val="22"/>
+          <w:szCs w:val="22"/>
+        </w:rPr>
+      </w:pPr>
+      <w:r>
+        <w:rPr>
+          <w:sz w:val="22"/>
+          <w:szCs w:val="22"/>
+        </w:rPr>
+        <w:pict w14:anchorId="36598E3A">
+          <v:rect id="_x0000_i3302" style="width:0;height:1.5pt" o:hralign="center" o:hrstd="t" o:hr="t" fillcolor="#a0a0a0" stroked="f"/>
+        </w:pict>
+      </w:r>
+    </w:p>
+    <w:p>
+      <w:pPr>
+        <w:spacing w:after="0" w:line="240" w:lineRule="auto"/>
+        <w:rPr>
+          <w:b/>
+          <w:bCs/>
+          <w:sz w:val="22"/>
+          <w:szCs w:val="22"/>
+        </w:rPr>
+      </w:pPr>
+      <w:r>
+        <w:rPr>
+          <w:b/>
+          <w:bCs/>
+          <w:sz w:val="22"/>
+          <w:szCs w:val="22"/>
+        </w:rPr>
+        <w:t>Semantic Search Pipeline</w:t>
+      </w:r>
+    </w:p>
+    <w:p>
+      <w:pPr>
+        <w:spacing w:after="0" w:line="240" w:lineRule="auto"/>
+        <w:rPr>
+          <w:b/>
+          <w:bCs/>
+          <w:sz w:val="22"/>
+          <w:szCs w:val="22"/>
+        </w:rPr>
+      </w:pPr>
+      <w:r>
+        <w:rPr>
+          <w:b/>
+          <w:bCs/>
+          <w:sz w:val="22"/>
+          <w:szCs w:val="22"/>
+        </w:rPr>
+        <w:t>Step 1</w:t>
+      </w:r>
+    </w:p>
+    <w:p>
+      <w:pPr>
+        <w:spacing w:after="0" w:line="240" w:lineRule="auto"/>
+        <w:rPr>
+          <w:sz w:val="22"/>
+          <w:szCs w:val="22"/>
+        </w:rPr>
+      </w:pPr>
+      <w:r>
+        <w:rPr>
+          <w:sz w:val="22"/>
+          <w:szCs w:val="22"/>
+        </w:rPr>
+        <w:t>Documents are loaded.</w:t>
+      </w:r>
+    </w:p>
+    <w:p>
+      <w:pPr>
+        <w:spacing w:after="0" w:line="240" w:lineRule="auto"/>
+        <w:rPr>
+          <w:sz w:val="22"/>
+          <w:szCs w:val="22"/>
+        </w:rPr>
+      </w:pPr>
+      <w:r>
+        <w:rPr>
+          <w:sz w:val="22"/>
+          <w:szCs w:val="22"/>
+        </w:rPr>
+        <w:t>CAE Reports</w:t>
+      </w:r>
+      <w:r>
+        <w:rPr>
+          <w:sz w:val="22"/>
+          <w:szCs w:val="22"/>
+        </w:rPr>
+        <w:t xml:space="preserve">, </w:t>
+      </w:r>
+      <w:r>
+        <w:rPr>
+          <w:sz w:val="22"/>
+          <w:szCs w:val="22"/>
+        </w:rPr>
+        <w:t>Design Standards</w:t>
+      </w:r>
+      <w:r>
+        <w:rPr>
+          <w:sz w:val="22"/>
+          <w:szCs w:val="22"/>
+        </w:rPr>
+        <w:t xml:space="preserve">, </w:t>
+      </w:r>
+      <w:r>
+        <w:rPr>
+          <w:sz w:val="22"/>
+          <w:szCs w:val="22"/>
+        </w:rPr>
+        <w:t>Lessons Learned</w:t>
+      </w:r>
+    </w:p>
+    <w:p>
+      <w:pPr>
+        <w:spacing w:after="0" w:line="240" w:lineRule="auto"/>
+        <w:rPr>
+          <w:sz w:val="22"/>
+          <w:szCs w:val="22"/>
+        </w:rPr>
+      </w:pPr>
+      <w:r>
+        <w:rPr>
+          <w:sz w:val="22"/>
+          <w:szCs w:val="22"/>
+        </w:rPr>
+        <w:pict w14:anchorId="24B21D9D">
+          <v:rect id="_x0000_i3303" style="width:0;height:1.5pt" o:hralign="center" o:hrstd="t" o:hr="t" fillcolor="#a0a0a0" stroked="f"/>
+        </w:pict>
+      </w:r>
+    </w:p>
+    <w:p>
+      <w:pPr>
+        <w:spacing w:after="0" w:line="240" w:lineRule="auto"/>
+        <w:rPr>
+          <w:b/>
+          <w:bCs/>
+          <w:sz w:val="22"/>
+          <w:szCs w:val="22"/>
+        </w:rPr>
+      </w:pPr>
+      <w:r>
+        <w:rPr>
+          <w:b/>
+          <w:bCs/>
+          <w:sz w:val="22"/>
+          <w:szCs w:val="22"/>
+        </w:rPr>
+        <w:t>Step 2</w:t>
+      </w:r>
+    </w:p>
+    <w:p>
+      <w:pPr>
+        <w:spacing w:after="0" w:line="240" w:lineRule="auto"/>
+        <w:rPr>
+          <w:sz w:val="22"/>
+          <w:szCs w:val="22"/>
+        </w:rPr>
+      </w:pPr>
+      <w:r>
+        <w:rPr>
+          <w:sz w:val="22"/>
+          <w:szCs w:val="22"/>
+        </w:rPr>
+        <w:t>Documents are chunked.</w:t>
+      </w:r>
+    </w:p>
+    <w:p>
+      <w:pPr>
+        <w:spacing w:after="0" w:line="240" w:lineRule="auto"/>
+        <w:rPr>
+          <w:sz w:val="22"/>
+          <w:szCs w:val="22"/>
+        </w:rPr>
+      </w:pPr>
+      <w:r>
+        <w:rPr>
+          <w:sz w:val="22"/>
+          <w:szCs w:val="22"/>
+        </w:rPr>
+        <w:t>Example:</w:t>
+      </w:r>
+    </w:p>
+    <w:p>
+      <w:pPr>
+        <w:spacing w:after="0" w:line="240" w:lineRule="auto"/>
+        <w:rPr>
+          <w:sz w:val="22"/>
+          <w:szCs w:val="22"/>
+        </w:rPr>
+      </w:pPr>
+      <w:r>
+        <w:rPr>
+          <w:sz w:val="22"/>
+          <w:szCs w:val="22"/>
+        </w:rPr>
+        <w:t>100-page report</w:t>
+      </w:r>
+      <w:r>
+        <w:rPr>
+          <w:sz w:val="22"/>
+          <w:szCs w:val="22"/>
+        </w:rPr>
+        <w:t xml:space="preserve"> </w:t>
+      </w:r>
+      <w:r>
+        <w:rPr>
+          <w:b/>
+          <w:bCs/>
+          <w:sz w:val="22"/>
+          <w:szCs w:val="22"/>
+        </w:rPr>
+        <w:t>→</w:t>
+      </w:r>
+      <w:r>
+        <w:t xml:space="preserve"> </w:t>
+      </w:r>
+      <w:r>
+        <w:rPr>
+          <w:sz w:val="22"/>
+          <w:szCs w:val="22"/>
+        </w:rPr>
+        <w:t>500 chunks</w:t>
+      </w:r>
+    </w:p>
+    <w:p>
+      <w:pPr>
+        <w:spacing w:after="0" w:line="240" w:lineRule="auto"/>
+        <w:rPr>
+          <w:sz w:val="22"/>
+          <w:szCs w:val="22"/>
+        </w:rPr>
+      </w:pPr>
+      <w:r>
+        <w:rPr>
+          <w:sz w:val="22"/>
+          <w:szCs w:val="22"/>
+        </w:rPr>
+        <w:pict w14:anchorId="6026E201">
+          <v:rect id="_x0000_i3304" style="width:0;height:1.5pt" o:hralign="center" o:hrstd="t" o:hr="t" fillcolor="#a0a0a0" stroked="f"/>
+        </w:pict>
+      </w:r>
+    </w:p>
+    <w:p>
+      <w:pPr>
+        <w:spacing w:after="0" w:line="240" w:lineRule="auto"/>
+        <w:rPr>
+          <w:b/>
+          <w:bCs/>
+          <w:sz w:val="22"/>
+          <w:szCs w:val="22"/>
+        </w:rPr>
+      </w:pPr>
+      <w:r>
+        <w:rPr>
+          <w:b/>
+          <w:bCs/>
+          <w:sz w:val="22"/>
+          <w:szCs w:val="22"/>
+        </w:rPr>
+        <w:t>Step 3</w:t>
+      </w:r>
+    </w:p>
+    <w:p>
+      <w:pPr>
+        <w:spacing w:after="0" w:line="240" w:lineRule="auto"/>
+        <w:rPr>
+          <w:sz w:val="22"/>
+          <w:szCs w:val="22"/>
+        </w:rPr>
+      </w:pPr>
+      <w:r>
+        <w:rPr>
+          <w:sz w:val="22"/>
+          <w:szCs w:val="22"/>
+        </w:rPr>
+        <w:t>Each chunk becomes an embedding.</w:t>
+      </w:r>
+    </w:p>
+    <w:p>
+      <w:pPr>
+        <w:spacing w:after="0" w:line="240" w:lineRule="auto"/>
+        <w:rPr>
+          <w:sz w:val="22"/>
+          <w:szCs w:val="22"/>
+        </w:rPr>
+      </w:pPr>
+      <w:r>
+        <w:rPr>
+          <w:sz w:val="22"/>
+          <w:szCs w:val="22"/>
+        </w:rPr>
+        <w:t>Chunk</w:t>
+      </w:r>
+      <w:r>
+        <w:rPr>
+          <w:sz w:val="22"/>
+          <w:szCs w:val="22"/>
+        </w:rPr>
+        <w:t xml:space="preserve"> </w:t>
+      </w:r>
+      <w:r>
+        <w:rPr>
+          <w:b/>
+          <w:bCs/>
+          <w:sz w:val="22"/>
+          <w:szCs w:val="22"/>
+        </w:rPr>
+        <w:t>→</w:t>
+      </w:r>
+      <w:r>
+        <w:rPr>
+          <w:b/>
+          <w:bCs/>
+          <w:sz w:val="22"/>
+          <w:szCs w:val="22"/>
+        </w:rPr>
+        <w:t xml:space="preserve"> </w:t>
+      </w:r>
+      <w:r>
+        <w:rPr>
+          <w:sz w:val="22"/>
+          <w:szCs w:val="22"/>
+        </w:rPr>
+        <w:t>Embedding</w:t>
+      </w:r>
+      <w:r>
+        <w:rPr>
+          <w:sz w:val="22"/>
+          <w:szCs w:val="22"/>
+        </w:rPr>
+        <w:t xml:space="preserve"> </w:t>
+      </w:r>
+      <w:r>
+        <w:rPr>
+          <w:b/>
+          <w:bCs/>
+          <w:sz w:val="22"/>
+          <w:szCs w:val="22"/>
+        </w:rPr>
+        <w:t>→</w:t>
+      </w:r>
+      <w:r>
+        <w:rPr>
+          <w:b/>
+          <w:bCs/>
+          <w:sz w:val="22"/>
+          <w:szCs w:val="22"/>
+        </w:rPr>
+        <w:t xml:space="preserve"> </w:t>
+      </w:r>
+      <w:r>
+        <w:rPr>
+          <w:sz w:val="22"/>
+          <w:szCs w:val="22"/>
+        </w:rPr>
+        <w:t>Vector</w:t>
+      </w:r>
+    </w:p>
+    <w:p>
+      <w:pPr>
+        <w:spacing w:after="0" w:line="240" w:lineRule="auto"/>
+        <w:rPr>
+          <w:sz w:val="22"/>
+          <w:szCs w:val="22"/>
+        </w:rPr>
+      </w:pPr>
+      <w:r>
+        <w:rPr>
+          <w:sz w:val="22"/>
+          <w:szCs w:val="22"/>
+        </w:rPr>
+        <w:pict w14:anchorId="4EB935A0">
+          <v:rect id="_x0000_i3305" style="width:0;height:1.5pt" o:hralign="center" o:hrstd="t" o:hr="t" fillcolor="#a0a0a0" stroked="f"/>
+        </w:pict>
+      </w:r>
+    </w:p>
+    <w:p>
+      <w:pPr>
+        <w:spacing w:after="0" w:line="240" w:lineRule="auto"/>
+        <w:rPr>
+          <w:b/>
+          <w:bCs/>
+          <w:sz w:val="22"/>
+          <w:szCs w:val="22"/>
+        </w:rPr>
+      </w:pPr>
+      <w:r>
+        <w:rPr>
+          <w:b/>
+          <w:bCs/>
+          <w:sz w:val="22"/>
+          <w:szCs w:val="22"/>
+        </w:rPr>
+        <w:t>Step 4</w:t>
+      </w:r>
+    </w:p>
+    <w:p>
+      <w:pPr>
+        <w:spacing w:after="0" w:line="240" w:lineRule="auto"/>
+        <w:rPr>
+          <w:sz w:val="22"/>
+          <w:szCs w:val="22"/>
+        </w:rPr>
+      </w:pPr>
+      <w:r>
+        <w:rPr>
+          <w:sz w:val="22"/>
+          <w:szCs w:val="22"/>
+        </w:rPr>
+        <w:t>Store vectors.</w:t>
+      </w:r>
+    </w:p>
+    <w:p>
+      <w:pPr>
+        <w:spacing w:after="0" w:line="240" w:lineRule="auto"/>
+        <w:rPr>
+          <w:sz w:val="22"/>
+          <w:szCs w:val="22"/>
+        </w:rPr>
+      </w:pPr>
+      <w:r>
+        <w:rPr>
+          <w:sz w:val="22"/>
+          <w:szCs w:val="22"/>
+        </w:rPr>
+        <w:t>Vector Database</w:t>
+      </w:r>
+    </w:p>
+    <w:p>
+      <w:pPr>
+        <w:spacing w:after="0" w:line="240" w:lineRule="auto"/>
+        <w:rPr>
+          <w:sz w:val="22"/>
+          <w:szCs w:val="22"/>
+        </w:rPr>
+      </w:pPr>
+      <w:r>
+        <w:rPr>
+          <w:sz w:val="22"/>
+          <w:szCs w:val="22"/>
+        </w:rPr>
+        <w:pict w14:anchorId="324B1F3B">
+          <v:rect id="_x0000_i3306" style="width:0;height:1.5pt" o:hralign="center" o:hrstd="t" o:hr="t" fillcolor="#a0a0a0" stroked="f"/>
+        </w:pict>
+      </w:r>
+    </w:p>
+    <w:p>
+      <w:pPr>
+        <w:spacing w:after="0" w:line="240" w:lineRule="auto"/>
+        <w:rPr>
+          <w:b/>
+          <w:bCs/>
+          <w:sz w:val="22"/>
+          <w:szCs w:val="22"/>
+        </w:rPr>
+      </w:pPr>
+      <w:r>
+        <w:rPr>
+          <w:b/>
+          <w:bCs/>
+          <w:sz w:val="22"/>
+          <w:szCs w:val="22"/>
+        </w:rPr>
+        <w:t>Step 5</w:t>
+      </w:r>
+    </w:p>
+    <w:p>
+      <w:pPr>
+        <w:spacing w:after="0" w:line="240" w:lineRule="auto"/>
+        <w:rPr>
+          <w:sz w:val="22"/>
+          <w:szCs w:val="22"/>
+        </w:rPr>
+      </w:pPr>
+      <w:r>
+        <w:rPr>
+          <w:sz w:val="22"/>
+          <w:szCs w:val="22"/>
+        </w:rPr>
+        <w:t>User asks a question.</w:t>
+      </w:r>
+    </w:p>
+    <w:p>
+      <w:pPr>
+        <w:spacing w:after="0" w:line="240" w:lineRule="auto"/>
+        <w:rPr>
+          <w:sz w:val="22"/>
+          <w:szCs w:val="22"/>
+        </w:rPr>
+      </w:pPr>
+      <w:r>
+        <w:rPr>
+          <w:sz w:val="22"/>
+          <w:szCs w:val="22"/>
+        </w:rPr>
+        <w:t>Why did the hood fail?</w:t>
+      </w:r>
+    </w:p>
+    <w:p>
+      <w:pPr>
+        <w:spacing w:after="0" w:line="240" w:lineRule="auto"/>
+        <w:rPr>
+          <w:sz w:val="22"/>
+          <w:szCs w:val="22"/>
+        </w:rPr>
+      </w:pPr>
+      <w:r>
+        <w:rPr>
+          <w:sz w:val="22"/>
+          <w:szCs w:val="22"/>
+        </w:rPr>
+        <w:pict w14:anchorId="06F9E7B0">
+          <v:rect id="_x0000_i3307" style="width:0;height:1.5pt" o:hralign="center" o:hrstd="t" o:hr="t" fillcolor="#a0a0a0" stroked="f"/>
+        </w:pict>
+      </w:r>
+    </w:p>
+    <w:p>
+      <w:pPr>
+        <w:spacing w:after="0" w:line="240" w:lineRule="auto"/>
+        <w:rPr>
+          <w:b/>
+          <w:bCs/>
+          <w:sz w:val="22"/>
+          <w:szCs w:val="22"/>
+        </w:rPr>
+      </w:pPr>
+      <w:r>
+        <w:rPr>
+          <w:b/>
+          <w:bCs/>
+          <w:sz w:val="22"/>
+          <w:szCs w:val="22"/>
+        </w:rPr>
+        <w:t>Step 6</w:t>
+      </w:r>
+    </w:p>
+    <w:p>
+      <w:pPr>
+        <w:spacing w:after="0" w:line="240" w:lineRule="auto"/>
+        <w:rPr>
+          <w:sz w:val="22"/>
+          <w:szCs w:val="22"/>
+        </w:rPr>
+      </w:pPr>
+      <w:r>
+        <w:rPr>
+          <w:sz w:val="22"/>
+          <w:szCs w:val="22"/>
+        </w:rPr>
+        <w:t xml:space="preserve">Question becomes </w:t>
+      </w:r>
+      <w:proofErr w:type="gramStart"/>
+      <w:r>
+        <w:rPr>
+          <w:sz w:val="22"/>
+          <w:szCs w:val="22"/>
+        </w:rPr>
+        <w:t>embedding</w:t>
+      </w:r>
+      <w:proofErr w:type="gramEnd"/>
+      <w:r>
+        <w:rPr>
+          <w:sz w:val="22"/>
+          <w:szCs w:val="22"/>
+        </w:rPr>
+        <w:t>.</w:t>
+      </w:r>
+    </w:p>
+    <w:p>
+      <w:pPr>
+        <w:spacing w:after="0" w:line="240" w:lineRule="auto"/>
+        <w:rPr>
+          <w:sz w:val="22"/>
+          <w:szCs w:val="22"/>
+        </w:rPr>
+      </w:pPr>
+      <w:r>
+        <w:rPr>
+          <w:sz w:val="22"/>
+          <w:szCs w:val="22"/>
+        </w:rPr>
+        <w:t>Question</w:t>
+      </w:r>
+      <w:r>
+        <w:rPr>
+          <w:sz w:val="22"/>
+          <w:szCs w:val="22"/>
+        </w:rPr>
+        <w:t xml:space="preserve"> </w:t>
+      </w:r>
+      <w:r>
+        <w:rPr>
+          <w:b/>
+          <w:bCs/>
+          <w:sz w:val="22"/>
+          <w:szCs w:val="22"/>
+        </w:rPr>
+        <w:t>→</w:t>
+      </w:r>
+      <w:r>
+        <w:rPr>
+          <w:b/>
+          <w:bCs/>
+          <w:sz w:val="22"/>
+          <w:szCs w:val="22"/>
+        </w:rPr>
+        <w:t xml:space="preserve"> </w:t>
+      </w:r>
+      <w:r>
+        <w:rPr>
+          <w:sz w:val="22"/>
+          <w:szCs w:val="22"/>
+        </w:rPr>
+        <w:t>Vector</w:t>
+      </w:r>
+    </w:p>
+    <w:p>
+      <w:pPr>
+        <w:spacing w:after="0" w:line="240" w:lineRule="auto"/>
+        <w:rPr>
+          <w:sz w:val="22"/>
+          <w:szCs w:val="22"/>
+        </w:rPr>
+      </w:pPr>
+      <w:r>
+        <w:rPr>
+          <w:sz w:val="22"/>
+          <w:szCs w:val="22"/>
+        </w:rPr>
+        <w:pict w14:anchorId="3C3A08D4">
+          <v:rect id="_x0000_i3308" style="width:0;height:1.5pt" o:hralign="center" o:hrstd="t" o:hr="t" fillcolor="#a0a0a0" stroked="f"/>
+        </w:pict>
+      </w:r>
+    </w:p>
+    <w:p>
+      <w:pPr>
+        <w:spacing w:after="0" w:line="240" w:lineRule="auto"/>
+        <w:rPr>
+          <w:b/>
+          <w:bCs/>
+          <w:sz w:val="22"/>
+          <w:szCs w:val="22"/>
+        </w:rPr>
+      </w:pPr>
+      <w:r>
+        <w:rPr>
+          <w:b/>
+          <w:bCs/>
+          <w:sz w:val="22"/>
+          <w:szCs w:val="22"/>
+        </w:rPr>
+        <w:t>Step 7</w:t>
+      </w:r>
+    </w:p>
+    <w:p>
+      <w:pPr>
+        <w:spacing w:after="0" w:line="240" w:lineRule="auto"/>
+        <w:rPr>
+          <w:sz w:val="22"/>
+          <w:szCs w:val="22"/>
+        </w:rPr>
+      </w:pPr>
+      <w:r>
+        <w:rPr>
+          <w:sz w:val="22"/>
+          <w:szCs w:val="22"/>
+        </w:rPr>
+        <w:t>Nearest vectors retrieved.</w:t>
+      </w:r>
+    </w:p>
+    <w:p>
+      <w:pPr>
+        <w:spacing w:after="0" w:line="240" w:lineRule="auto"/>
+        <w:rPr>
+          <w:sz w:val="22"/>
+          <w:szCs w:val="22"/>
+        </w:rPr>
+      </w:pPr>
+      <w:r>
+        <w:rPr>
+          <w:sz w:val="22"/>
+          <w:szCs w:val="22"/>
+        </w:rPr>
+        <w:t>Top 5 relevant chunks</w:t>
+      </w:r>
+    </w:p>
+    <w:p>
+      <w:pPr>
+        <w:spacing w:after="0" w:line="240" w:lineRule="auto"/>
+        <w:rPr>
+          <w:sz w:val="22"/>
+          <w:szCs w:val="22"/>
+        </w:rPr>
+      </w:pPr>
+      <w:r>
+        <w:rPr>
+          <w:sz w:val="22"/>
+          <w:szCs w:val="22"/>
+        </w:rPr>
+        <w:pict w14:anchorId="19718835">
+          <v:rect id="_x0000_i3309" style="width:0;height:1.5pt" o:hralign="center" o:hrstd="t" o:hr="t" fillcolor="#a0a0a0" stroked="f"/>
+        </w:pict>
+      </w:r>
+    </w:p>
+    <w:p>
+      <w:pPr>
+        <w:spacing w:after="0" w:line="240" w:lineRule="auto"/>
+        <w:rPr>
+          <w:b/>
+          <w:bCs/>
+          <w:sz w:val="22"/>
+          <w:szCs w:val="22"/>
+        </w:rPr>
+      </w:pPr>
+      <w:r>
+        <w:rPr>
+          <w:b/>
+          <w:bCs/>
+          <w:sz w:val="22"/>
+          <w:szCs w:val="22"/>
+        </w:rPr>
+        <w:t>Step 8</w:t>
+      </w:r>
+    </w:p>
+    <w:p>
+      <w:pPr>
+        <w:spacing w:after="0" w:line="240" w:lineRule="auto"/>
+        <w:rPr>
+          <w:sz w:val="22"/>
+          <w:szCs w:val="22"/>
+        </w:rPr>
+      </w:pPr>
+      <w:r>
+        <w:rPr>
+          <w:sz w:val="22"/>
+          <w:szCs w:val="22"/>
+        </w:rPr>
+        <w:t>Results sent to LLM.</w:t>
+      </w:r>
+    </w:p>
+    <w:p>
+      <w:pPr>
+        <w:spacing w:after="0" w:line="240" w:lineRule="auto"/>
+        <w:rPr>
+          <w:b/>
+          <w:bCs/>
+          <w:sz w:val="22"/>
+          <w:szCs w:val="22"/>
+        </w:rPr>
+      </w:pPr>
+      <w:r>
+        <w:rPr>
+          <w:b/>
+          <w:bCs/>
+          <w:sz w:val="22"/>
+          <w:szCs w:val="22"/>
+        </w:rPr>
+        <w:t>Retrieved Context</w:t>
+      </w:r>
+      <w:r>
+        <w:rPr>
+          <w:b/>
+          <w:bCs/>
+          <w:sz w:val="22"/>
+          <w:szCs w:val="22"/>
+        </w:rPr>
+        <w:t xml:space="preserve"> </w:t>
+      </w:r>
+      <w:r>
+        <w:rPr>
+          <w:b/>
+          <w:bCs/>
+          <w:sz w:val="22"/>
+          <w:szCs w:val="22"/>
+        </w:rPr>
+        <w:t>→</w:t>
+      </w:r>
+      <w:r>
+        <w:rPr>
+          <w:b/>
+          <w:bCs/>
+          <w:sz w:val="22"/>
+          <w:szCs w:val="22"/>
+        </w:rPr>
+        <w:t xml:space="preserve"> </w:t>
+      </w:r>
+      <w:r>
+        <w:rPr>
+          <w:b/>
+          <w:bCs/>
+          <w:sz w:val="22"/>
+          <w:szCs w:val="22"/>
+        </w:rPr>
+        <w:t>LLM</w:t>
+      </w:r>
+      <w:r>
+        <w:rPr>
+          <w:b/>
+          <w:bCs/>
+          <w:sz w:val="22"/>
+          <w:szCs w:val="22"/>
+        </w:rPr>
+        <w:t xml:space="preserve"> </w:t>
+      </w:r>
+      <w:r>
+        <w:rPr>
+          <w:b/>
+          <w:bCs/>
+          <w:sz w:val="22"/>
+          <w:szCs w:val="22"/>
+        </w:rPr>
+        <w:t>→</w:t>
+      </w:r>
+      <w:r>
+        <w:rPr>
+          <w:b/>
+          <w:bCs/>
+          <w:sz w:val="22"/>
+          <w:szCs w:val="22"/>
+        </w:rPr>
+        <w:t xml:space="preserve"> </w:t>
+      </w:r>
+      <w:r>
+        <w:rPr>
+          <w:b/>
+          <w:bCs/>
+          <w:sz w:val="22"/>
+          <w:szCs w:val="22"/>
+        </w:rPr>
+        <w:t>Answer</w:t>
+      </w:r>
+    </w:p>
+    <w:p>
+      <w:pPr>
+        <w:spacing w:after="0" w:line="240" w:lineRule="auto"/>
+        <w:rPr>
+          <w:sz w:val="22"/>
+          <w:szCs w:val="22"/>
+        </w:rPr>
+      </w:pPr>
+      <w:r>
+        <w:rPr>
+          <w:sz w:val="22"/>
+          <w:szCs w:val="22"/>
+        </w:rPr>
+        <w:t>This is the foundation of RAG.</w:t>
+      </w:r>
+    </w:p>
+    <w:p>
+      <w:pPr>
+        <w:spacing w:after="0" w:line="240" w:lineRule="auto"/>
+        <w:rPr>
+          <w:sz w:val="22"/>
+          <w:szCs w:val="22"/>
+        </w:rPr>
+      </w:pPr>
+      <w:r>
+        <w:rPr>
+          <w:sz w:val="22"/>
+          <w:szCs w:val="22"/>
+        </w:rPr>
+        <w:pict w14:anchorId="33830EE7">
+          <v:rect id="_x0000_i3310" style="width:0;height:1.5pt" o:hralign="center" o:hrstd="t" o:hr="t" fillcolor="#a0a0a0" stroked="f"/>
+        </w:pict>
+      </w:r>
+    </w:p>
+    <w:p>
+      <w:pPr>
+        <w:spacing w:after="0" w:line="240" w:lineRule="auto"/>
+        <w:rPr>
+          <w:b/>
+          <w:bCs/>
+          <w:sz w:val="22"/>
+          <w:szCs w:val="22"/>
+        </w:rPr>
+      </w:pPr>
+      <w:r>
+        <w:rPr>
+          <w:b/>
+          <w:bCs/>
+          <w:sz w:val="22"/>
+          <w:szCs w:val="22"/>
+        </w:rPr>
+        <w:t>Semantic Search vs Keyword Search</w:t>
+      </w:r>
+    </w:p>
+    <w:p>
+      <w:pPr>
+        <w:spacing w:after="0" w:line="240" w:lineRule="auto"/>
+        <w:rPr>
+          <w:b/>
+          <w:bCs/>
+          <w:sz w:val="22"/>
+          <w:szCs w:val="22"/>
+        </w:rPr>
+      </w:pPr>
+      <w:r>
+        <w:rPr>
+          <w:b/>
+          <w:bCs/>
+          <w:sz w:val="22"/>
+          <w:szCs w:val="22"/>
+        </w:rPr>
+        <w:t>Keyword Search</w:t>
+      </w:r>
+    </w:p>
+    <w:p>
+      <w:pPr>
+        <w:spacing w:after="0" w:line="240" w:lineRule="auto"/>
+        <w:rPr>
+          <w:sz w:val="22"/>
+          <w:szCs w:val="22"/>
+        </w:rPr>
+      </w:pPr>
+      <w:r>
+        <w:rPr>
+          <w:sz w:val="22"/>
+          <w:szCs w:val="22"/>
+        </w:rPr>
+        <w:t>Search:</w:t>
+      </w:r>
+      <w:r>
+        <w:rPr>
+          <w:sz w:val="22"/>
+          <w:szCs w:val="22"/>
+        </w:rPr>
+        <w:t xml:space="preserve"> </w:t>
+      </w:r>
+      <w:r>
+        <w:rPr>
+          <w:sz w:val="22"/>
+          <w:szCs w:val="22"/>
+        </w:rPr>
+        <w:t>hood failure</w:t>
+      </w:r>
+    </w:p>
+    <w:p>
+      <w:pPr>
+        <w:spacing w:after="0" w:line="240" w:lineRule="auto"/>
+        <w:rPr>
+          <w:sz w:val="22"/>
+          <w:szCs w:val="22"/>
+        </w:rPr>
+      </w:pPr>
+      <w:r>
+        <w:rPr>
+          <w:sz w:val="22"/>
+          <w:szCs w:val="22"/>
+        </w:rPr>
+        <w:t>Finds:</w:t>
+      </w:r>
+      <w:r>
+        <w:rPr>
+          <w:sz w:val="22"/>
+          <w:szCs w:val="22"/>
+        </w:rPr>
+        <w:t xml:space="preserve"> </w:t>
+      </w:r>
+      <w:r>
+        <w:rPr>
+          <w:sz w:val="22"/>
+          <w:szCs w:val="22"/>
+        </w:rPr>
+        <w:t>hood failure</w:t>
+      </w:r>
+      <w:r>
+        <w:rPr>
+          <w:sz w:val="22"/>
+          <w:szCs w:val="22"/>
+        </w:rPr>
+        <w:t xml:space="preserve">, </w:t>
+      </w:r>
+      <w:r>
+        <w:rPr>
+          <w:sz w:val="22"/>
+          <w:szCs w:val="22"/>
+        </w:rPr>
+        <w:t>hood failure analysis</w:t>
+      </w:r>
+    </w:p>
+    <w:p>
+      <w:pPr>
+        <w:spacing w:after="0" w:line="240" w:lineRule="auto"/>
+        <w:rPr>
+          <w:sz w:val="22"/>
+          <w:szCs w:val="22"/>
+        </w:rPr>
+      </w:pPr>
+      <w:r>
+        <w:rPr>
+          <w:sz w:val="22"/>
+          <w:szCs w:val="22"/>
+        </w:rPr>
+        <w:t>Misses:</w:t>
+      </w:r>
+      <w:r>
+        <w:rPr>
+          <w:sz w:val="22"/>
+          <w:szCs w:val="22"/>
+        </w:rPr>
+        <w:t xml:space="preserve"> </w:t>
+      </w:r>
+      <w:r>
+        <w:rPr>
+          <w:sz w:val="22"/>
+          <w:szCs w:val="22"/>
+        </w:rPr>
+        <w:t>bonnet collapse</w:t>
+      </w:r>
+      <w:r>
+        <w:rPr>
+          <w:sz w:val="22"/>
+          <w:szCs w:val="22"/>
+        </w:rPr>
+        <w:t xml:space="preserve">, </w:t>
+      </w:r>
+      <w:r>
+        <w:rPr>
+          <w:sz w:val="22"/>
+          <w:szCs w:val="22"/>
+        </w:rPr>
+        <w:t>front-end deformation</w:t>
+      </w:r>
+      <w:r>
+        <w:rPr>
+          <w:sz w:val="22"/>
+          <w:szCs w:val="22"/>
+        </w:rPr>
+        <w:t xml:space="preserve">, </w:t>
+      </w:r>
+      <w:r>
+        <w:rPr>
+          <w:sz w:val="22"/>
+          <w:szCs w:val="22"/>
+        </w:rPr>
+        <w:t>impact damage</w:t>
+      </w:r>
+    </w:p>
+    <w:p>
+      <w:pPr>
+        <w:spacing w:after="0" w:line="240" w:lineRule="auto"/>
+        <w:rPr>
+          <w:sz w:val="22"/>
+          <w:szCs w:val="22"/>
+        </w:rPr>
+      </w:pPr>
+      <w:r>
+        <w:rPr>
+          <w:sz w:val="22"/>
+          <w:szCs w:val="22"/>
+        </w:rPr>
+        <w:pict w14:anchorId="45DF8FDB">
+          <v:rect id="_x0000_i3311" style="width:0;height:1.5pt" o:hralign="center" o:hrstd="t" o:hr="t" fillcolor="#a0a0a0" stroked="f"/>
+        </w:pict>
+      </w:r>
+    </w:p>
+    <w:p>
+      <w:pPr>
+        <w:spacing w:after="0" w:line="240" w:lineRule="auto"/>
+        <w:rPr>
+          <w:b/>
+          <w:bCs/>
+          <w:sz w:val="22"/>
+          <w:szCs w:val="22"/>
+        </w:rPr>
+      </w:pPr>
+      <w:r>
+        <w:rPr>
+          <w:b/>
+          <w:bCs/>
+          <w:sz w:val="22"/>
+          <w:szCs w:val="22"/>
+        </w:rPr>
+        <w:t>Semantic Search</w:t>
+      </w:r>
+    </w:p>
+    <w:p>
+      <w:pPr>
+        <w:spacing w:after="0" w:line="240" w:lineRule="auto"/>
+        <w:rPr>
+          <w:sz w:val="22"/>
+          <w:szCs w:val="22"/>
+        </w:rPr>
+      </w:pPr>
+      <w:r>
+        <w:rPr>
+          <w:sz w:val="22"/>
+          <w:szCs w:val="22"/>
+        </w:rPr>
+        <w:t>Understands:</w:t>
+      </w:r>
+    </w:p>
+    <w:p>
+      <w:pPr>
+        <w:spacing w:after="0" w:line="240" w:lineRule="auto"/>
+        <w:rPr>
+          <w:sz w:val="22"/>
+          <w:szCs w:val="22"/>
+        </w:rPr>
+      </w:pPr>
+      <w:r>
+        <w:rPr>
+          <w:sz w:val="22"/>
+          <w:szCs w:val="22"/>
+        </w:rPr>
+        <w:t>hood</w:t>
+      </w:r>
+    </w:p>
+    <w:p>
+      <w:pPr>
+        <w:spacing w:after="0" w:line="240" w:lineRule="auto"/>
+        <w:rPr>
+          <w:sz w:val="22"/>
+          <w:szCs w:val="22"/>
+        </w:rPr>
+      </w:pPr>
+      <w:r>
+        <w:rPr>
+          <w:sz w:val="22"/>
+          <w:szCs w:val="22"/>
+        </w:rPr>
+        <w:t>bonnet</w:t>
+      </w:r>
+    </w:p>
+    <w:p>
+      <w:pPr>
+        <w:spacing w:after="0" w:line="240" w:lineRule="auto"/>
+        <w:rPr>
+          <w:sz w:val="22"/>
+          <w:szCs w:val="22"/>
+        </w:rPr>
+      </w:pPr>
+    </w:p>
+    <w:p>
+      <w:pPr>
+        <w:spacing w:after="0" w:line="240" w:lineRule="auto"/>
+        <w:rPr>
+          <w:sz w:val="22"/>
+          <w:szCs w:val="22"/>
+        </w:rPr>
+      </w:pPr>
+      <w:r>
+        <w:rPr>
+          <w:sz w:val="22"/>
+          <w:szCs w:val="22"/>
+        </w:rPr>
+        <w:t>failure</w:t>
+      </w:r>
+    </w:p>
+    <w:p>
+      <w:pPr>
+        <w:spacing w:after="0" w:line="240" w:lineRule="auto"/>
+        <w:rPr>
+          <w:sz w:val="22"/>
+          <w:szCs w:val="22"/>
+        </w:rPr>
+      </w:pPr>
+      <w:r>
+        <w:rPr>
+          <w:sz w:val="22"/>
+          <w:szCs w:val="22"/>
+        </w:rPr>
+        <w:t>collapse</w:t>
+      </w:r>
+    </w:p>
+    <w:p>
+      <w:pPr>
+        <w:spacing w:after="0" w:line="240" w:lineRule="auto"/>
+        <w:rPr>
+          <w:sz w:val="22"/>
+          <w:szCs w:val="22"/>
+        </w:rPr>
+      </w:pPr>
+    </w:p>
+    <w:p>
+      <w:pPr>
+        <w:spacing w:after="0" w:line="240" w:lineRule="auto"/>
+        <w:rPr>
+          <w:sz w:val="22"/>
+          <w:szCs w:val="22"/>
+        </w:rPr>
+      </w:pPr>
+      <w:r>
+        <w:rPr>
+          <w:sz w:val="22"/>
+          <w:szCs w:val="22"/>
+        </w:rPr>
+        <w:t>crash</w:t>
+      </w:r>
+    </w:p>
+    <w:p>
+      <w:pPr>
+        <w:spacing w:after="0" w:line="240" w:lineRule="auto"/>
+        <w:rPr>
+          <w:sz w:val="22"/>
+          <w:szCs w:val="22"/>
+        </w:rPr>
+      </w:pPr>
+      <w:r>
+        <w:rPr>
+          <w:sz w:val="22"/>
+          <w:szCs w:val="22"/>
+        </w:rPr>
+        <w:t>impact</w:t>
+      </w:r>
+    </w:p>
+    <w:p>
+      <w:pPr>
+        <w:spacing w:after="0" w:line="240" w:lineRule="auto"/>
+        <w:rPr>
+          <w:sz w:val="22"/>
+          <w:szCs w:val="22"/>
+        </w:rPr>
+      </w:pPr>
+      <w:r>
+        <w:rPr>
+          <w:sz w:val="22"/>
+          <w:szCs w:val="22"/>
+        </w:rPr>
+        <w:t>Retrieves conceptually related information.</w:t>
+      </w:r>
+    </w:p>
+    <w:p>
+      <w:pPr>
+        <w:spacing w:after="0" w:line="240" w:lineRule="auto"/>
+        <w:rPr>
+          <w:sz w:val="22"/>
+          <w:szCs w:val="22"/>
+        </w:rPr>
+      </w:pPr>
+      <w:r>
+        <w:rPr>
+          <w:sz w:val="22"/>
+          <w:szCs w:val="22"/>
+        </w:rPr>
+        <w:pict w14:anchorId="2C9E9987">
+          <v:rect id="_x0000_i3312" style="width:0;height:1.5pt" o:hralign="center" o:hrstd="t" o:hr="t" fillcolor="#a0a0a0" stroked="f"/>
+        </w:pict>
+      </w:r>
+    </w:p>
+    <w:p>
+      <w:pPr>
+        <w:spacing w:after="0" w:line="240" w:lineRule="auto"/>
+        <w:rPr>
+          <w:b/>
+          <w:bCs/>
+          <w:sz w:val="22"/>
+          <w:szCs w:val="22"/>
+        </w:rPr>
+      </w:pPr>
+      <w:r>
+        <w:rPr>
+          <w:b/>
+          <w:bCs/>
+          <w:sz w:val="22"/>
+          <w:szCs w:val="22"/>
+        </w:rPr>
+        <w:t>Hybrid Search (Industry Favorite)</w:t>
+      </w:r>
+    </w:p>
+    <w:p>
+      <w:pPr>
+        <w:spacing w:after="0" w:line="240" w:lineRule="auto"/>
+        <w:rPr>
+          <w:sz w:val="22"/>
+          <w:szCs w:val="22"/>
+        </w:rPr>
+      </w:pPr>
+      <w:r>
+        <w:rPr>
+          <w:sz w:val="22"/>
+          <w:szCs w:val="22"/>
+        </w:rPr>
+        <w:t>Most enterprises use:</w:t>
+      </w:r>
+    </w:p>
+    <w:p>
+      <w:pPr>
+        <w:spacing w:after="0" w:line="240" w:lineRule="auto"/>
+        <w:rPr>
+          <w:sz w:val="22"/>
+          <w:szCs w:val="22"/>
+        </w:rPr>
+      </w:pPr>
+      <w:r>
+        <w:rPr>
+          <w:sz w:val="22"/>
+          <w:szCs w:val="22"/>
+        </w:rPr>
+        <w:t>Keyword Search</w:t>
+      </w:r>
+      <w:r>
+        <w:rPr>
+          <w:sz w:val="22"/>
+          <w:szCs w:val="22"/>
+        </w:rPr>
+        <w:t xml:space="preserve"> </w:t>
+      </w:r>
+      <w:r>
+        <w:rPr>
+          <w:sz w:val="22"/>
+          <w:szCs w:val="22"/>
+        </w:rPr>
+        <w:t>+</w:t>
+      </w:r>
+      <w:r>
+        <w:rPr>
+          <w:sz w:val="22"/>
+          <w:szCs w:val="22"/>
+        </w:rPr>
+        <w:t xml:space="preserve"> </w:t>
+      </w:r>
+      <w:r>
+        <w:rPr>
+          <w:sz w:val="22"/>
+          <w:szCs w:val="22"/>
+        </w:rPr>
+        <w:t>Semantic Search</w:t>
+      </w:r>
+    </w:p>
+    <w:p>
+      <w:pPr>
+        <w:spacing w:after="0" w:line="240" w:lineRule="auto"/>
+        <w:rPr>
+          <w:sz w:val="22"/>
+          <w:szCs w:val="22"/>
+        </w:rPr>
+      </w:pPr>
+      <w:r>
+        <w:rPr>
+          <w:sz w:val="22"/>
+          <w:szCs w:val="22"/>
+        </w:rPr>
+        <w:lastRenderedPageBreak/>
+        <w:t>Why?</w:t>
+      </w:r>
+    </w:p>
+    <w:p>
+      <w:pPr>
+        <w:spacing w:after="0" w:line="240" w:lineRule="auto"/>
+        <w:rPr>
+          <w:sz w:val="22"/>
+          <w:szCs w:val="22"/>
+        </w:rPr>
+      </w:pPr>
+      <w:r>
+        <w:rPr>
+          <w:sz w:val="22"/>
+          <w:szCs w:val="22"/>
+        </w:rPr>
+        <w:t>Keyword search is excellent for:</w:t>
+      </w:r>
+    </w:p>
+    <w:p>
+      <w:pPr>
+        <w:spacing w:after="0" w:line="240" w:lineRule="auto"/>
+        <w:rPr>
+          <w:sz w:val="22"/>
+          <w:szCs w:val="22"/>
+        </w:rPr>
+      </w:pPr>
+      <w:r>
+        <w:rPr>
+          <w:sz w:val="22"/>
+          <w:szCs w:val="22"/>
+        </w:rPr>
+        <w:t>Part Numbers</w:t>
+      </w:r>
+    </w:p>
+    <w:p>
+      <w:pPr>
+        <w:spacing w:after="0" w:line="240" w:lineRule="auto"/>
+        <w:rPr>
+          <w:sz w:val="22"/>
+          <w:szCs w:val="22"/>
+        </w:rPr>
+      </w:pPr>
+      <w:r>
+        <w:rPr>
+          <w:sz w:val="22"/>
+          <w:szCs w:val="22"/>
+        </w:rPr>
+        <w:t>Error Codes</w:t>
+      </w:r>
+    </w:p>
+    <w:p>
+      <w:pPr>
+        <w:spacing w:after="0" w:line="240" w:lineRule="auto"/>
+        <w:rPr>
+          <w:sz w:val="22"/>
+          <w:szCs w:val="22"/>
+        </w:rPr>
+      </w:pPr>
+      <w:r>
+        <w:rPr>
+          <w:sz w:val="22"/>
+          <w:szCs w:val="22"/>
+        </w:rPr>
+        <w:t>Document IDs</w:t>
+      </w:r>
+    </w:p>
+    <w:p>
+      <w:pPr>
+        <w:spacing w:after="0" w:line="240" w:lineRule="auto"/>
+        <w:rPr>
+          <w:sz w:val="22"/>
+          <w:szCs w:val="22"/>
+        </w:rPr>
+      </w:pPr>
+      <w:r>
+        <w:rPr>
+          <w:sz w:val="22"/>
+          <w:szCs w:val="22"/>
+        </w:rPr>
+        <w:t>Semantic search is excellent for:</w:t>
+      </w:r>
+    </w:p>
+    <w:p>
+      <w:pPr>
+        <w:spacing w:after="0" w:line="240" w:lineRule="auto"/>
+        <w:rPr>
+          <w:sz w:val="22"/>
+          <w:szCs w:val="22"/>
+        </w:rPr>
+      </w:pPr>
+      <w:r>
+        <w:rPr>
+          <w:sz w:val="22"/>
+          <w:szCs w:val="22"/>
+        </w:rPr>
+        <w:t>Meaning</w:t>
+      </w:r>
+    </w:p>
+    <w:p>
+      <w:pPr>
+        <w:spacing w:after="0" w:line="240" w:lineRule="auto"/>
+        <w:rPr>
+          <w:sz w:val="22"/>
+          <w:szCs w:val="22"/>
+        </w:rPr>
+      </w:pPr>
+      <w:r>
+        <w:rPr>
+          <w:sz w:val="22"/>
+          <w:szCs w:val="22"/>
+        </w:rPr>
+        <w:t>Intent</w:t>
+      </w:r>
+    </w:p>
+    <w:p>
+      <w:pPr>
+        <w:spacing w:after="0" w:line="240" w:lineRule="auto"/>
+        <w:rPr>
+          <w:sz w:val="22"/>
+          <w:szCs w:val="22"/>
+        </w:rPr>
+      </w:pPr>
+      <w:r>
+        <w:rPr>
+          <w:sz w:val="22"/>
+          <w:szCs w:val="22"/>
+        </w:rPr>
+        <w:t>Knowledge Discovery</w:t>
+      </w:r>
+    </w:p>
+    <w:p>
+      <w:pPr>
+        <w:spacing w:after="0" w:line="240" w:lineRule="auto"/>
+        <w:rPr>
+          <w:sz w:val="22"/>
+          <w:szCs w:val="22"/>
+        </w:rPr>
+      </w:pPr>
+      <w:r>
+        <w:rPr>
+          <w:sz w:val="22"/>
+          <w:szCs w:val="22"/>
+        </w:rPr>
+        <w:t>Combine both:</w:t>
+      </w:r>
+      <w:r>
+        <w:rPr>
+          <w:sz w:val="22"/>
+          <w:szCs w:val="22"/>
+        </w:rPr>
+        <w:t xml:space="preserve"> </w:t>
+      </w:r>
+      <w:r>
+        <w:rPr>
+          <w:sz w:val="22"/>
+          <w:szCs w:val="22"/>
+        </w:rPr>
+        <w:t>Hybrid Search</w:t>
+      </w:r>
+    </w:p>
+    <w:p>
+      <w:pPr>
+        <w:spacing w:after="0" w:line="240" w:lineRule="auto"/>
+        <w:rPr>
+          <w:sz w:val="22"/>
+          <w:szCs w:val="22"/>
+        </w:rPr>
+      </w:pPr>
+      <w:r>
+        <w:rPr>
+          <w:sz w:val="22"/>
+          <w:szCs w:val="22"/>
+        </w:rPr>
+        <w:pict w14:anchorId="5B74A922">
+          <v:rect id="_x0000_i3313" style="width:0;height:1.5pt" o:hralign="center" o:hrstd="t" o:hr="t" fillcolor="#a0a0a0" stroked="f"/>
+        </w:pict>
+      </w:r>
+    </w:p>
+    <w:p>
+      <w:pPr>
+        <w:spacing w:after="0" w:line="240" w:lineRule="auto"/>
+        <w:rPr>
+          <w:b/>
+          <w:bCs/>
+          <w:sz w:val="22"/>
+          <w:szCs w:val="22"/>
+        </w:rPr>
+      </w:pPr>
+      <w:r>
+        <w:rPr>
+          <w:b/>
+          <w:bCs/>
+          <w:sz w:val="22"/>
+          <w:szCs w:val="22"/>
+        </w:rPr>
+        <w:t>Semantic Search in RAG</w:t>
+      </w:r>
+    </w:p>
+    <w:p>
+      <w:pPr>
+        <w:spacing w:after="0" w:line="240" w:lineRule="auto"/>
+        <w:rPr>
+          <w:sz w:val="22"/>
+          <w:szCs w:val="22"/>
+        </w:rPr>
+      </w:pPr>
+      <w:r>
+        <w:rPr>
+          <w:sz w:val="22"/>
+          <w:szCs w:val="22"/>
+        </w:rPr>
+        <w:t>Without RAG:</w:t>
+      </w:r>
+    </w:p>
+    <w:p>
+      <w:pPr>
+        <w:spacing w:after="0" w:line="240" w:lineRule="auto"/>
+        <w:rPr>
+          <w:b/>
+          <w:bCs/>
+          <w:sz w:val="22"/>
+          <w:szCs w:val="22"/>
+        </w:rPr>
+      </w:pPr>
+      <w:r>
+        <w:rPr>
+          <w:b/>
+          <w:bCs/>
+          <w:sz w:val="22"/>
+          <w:szCs w:val="22"/>
+        </w:rPr>
+        <w:t>User Question</w:t>
+      </w:r>
+      <w:r>
+        <w:rPr>
+          <w:b/>
+          <w:bCs/>
+          <w:sz w:val="22"/>
+          <w:szCs w:val="22"/>
+        </w:rPr>
+        <w:t xml:space="preserve"> </w:t>
+      </w:r>
+      <w:r>
+        <w:rPr>
+          <w:b/>
+          <w:bCs/>
+          <w:sz w:val="22"/>
+          <w:szCs w:val="22"/>
+        </w:rPr>
+        <w:t>→</w:t>
+      </w:r>
+      <w:r>
+        <w:rPr>
+          <w:b/>
+          <w:bCs/>
+          <w:sz w:val="22"/>
+          <w:szCs w:val="22"/>
+        </w:rPr>
+        <w:t xml:space="preserve"> </w:t>
+      </w:r>
+      <w:r>
+        <w:rPr>
+          <w:b/>
+          <w:bCs/>
+          <w:sz w:val="22"/>
+          <w:szCs w:val="22"/>
+        </w:rPr>
+        <w:t>LLM</w:t>
+      </w:r>
+    </w:p>
+    <w:p>
+      <w:pPr>
+        <w:spacing w:after="0" w:line="240" w:lineRule="auto"/>
+        <w:rPr>
+          <w:sz w:val="22"/>
+          <w:szCs w:val="22"/>
+        </w:rPr>
+      </w:pPr>
+      <w:r>
+        <w:rPr>
+          <w:sz w:val="22"/>
+          <w:szCs w:val="22"/>
+        </w:rPr>
+        <w:t>Limited company knowledge.</w:t>
+      </w:r>
+    </w:p>
+    <w:p>
+      <w:pPr>
+        <w:spacing w:after="0" w:line="240" w:lineRule="auto"/>
+        <w:rPr>
+          <w:sz w:val="22"/>
+          <w:szCs w:val="22"/>
+        </w:rPr>
+      </w:pPr>
+      <w:r>
+        <w:rPr>
+          <w:sz w:val="22"/>
+          <w:szCs w:val="22"/>
+        </w:rPr>
+        <w:pict w14:anchorId="25895612">
+          <v:rect id="_x0000_i3314" style="width:0;height:1.5pt" o:hralign="center" o:hrstd="t" o:hr="t" fillcolor="#a0a0a0" stroked="f"/>
+        </w:pict>
+      </w:r>
+    </w:p>
+    <w:p>
+      <w:pPr>
+        <w:spacing w:after="0" w:line="240" w:lineRule="auto"/>
+        <w:rPr>
+          <w:sz w:val="22"/>
+          <w:szCs w:val="22"/>
+        </w:rPr>
+      </w:pPr>
+      <w:r>
+        <w:rPr>
+          <w:sz w:val="22"/>
+          <w:szCs w:val="22"/>
+        </w:rPr>
+        <w:t>With RAG:</w:t>
+      </w:r>
+    </w:p>
+    <w:p>
+      <w:pPr>
+        <w:spacing w:after="0" w:line="240" w:lineRule="auto"/>
+        <w:rPr>
+          <w:b/>
+          <w:bCs/>
+          <w:sz w:val="22"/>
+          <w:szCs w:val="22"/>
+        </w:rPr>
+      </w:pPr>
+      <w:r>
+        <w:rPr>
+          <w:b/>
+          <w:bCs/>
+          <w:sz w:val="22"/>
+          <w:szCs w:val="22"/>
+        </w:rPr>
+        <w:t>User Question</w:t>
+      </w:r>
+      <w:r>
+        <w:rPr>
+          <w:b/>
+          <w:bCs/>
+          <w:sz w:val="22"/>
+          <w:szCs w:val="22"/>
+        </w:rPr>
+        <w:t xml:space="preserve"> </w:t>
+      </w:r>
+      <w:r>
+        <w:rPr>
+          <w:b/>
+          <w:bCs/>
+          <w:sz w:val="22"/>
+          <w:szCs w:val="22"/>
+        </w:rPr>
+        <w:t>→</w:t>
+      </w:r>
+      <w:r>
+        <w:rPr>
+          <w:b/>
+          <w:bCs/>
+          <w:sz w:val="22"/>
+          <w:szCs w:val="22"/>
+        </w:rPr>
+        <w:t xml:space="preserve"> </w:t>
+      </w:r>
+      <w:r>
+        <w:rPr>
+          <w:b/>
+          <w:bCs/>
+          <w:sz w:val="22"/>
+          <w:szCs w:val="22"/>
+        </w:rPr>
+        <w:t>Semantic Search</w:t>
+      </w:r>
+      <w:r>
+        <w:rPr>
+          <w:b/>
+          <w:bCs/>
+          <w:sz w:val="22"/>
+          <w:szCs w:val="22"/>
+        </w:rPr>
+        <w:t xml:space="preserve"> </w:t>
+      </w:r>
+      <w:r>
+        <w:rPr>
+          <w:b/>
+          <w:bCs/>
+          <w:sz w:val="22"/>
+          <w:szCs w:val="22"/>
+        </w:rPr>
+        <w:t>→</w:t>
+      </w:r>
+      <w:r>
+        <w:rPr>
+          <w:b/>
+          <w:bCs/>
+          <w:sz w:val="22"/>
+          <w:szCs w:val="22"/>
+        </w:rPr>
+        <w:t xml:space="preserve"> </w:t>
+      </w:r>
+      <w:r>
+        <w:rPr>
+          <w:b/>
+          <w:bCs/>
+          <w:sz w:val="22"/>
+          <w:szCs w:val="22"/>
+        </w:rPr>
+        <w:t>Relevant Chunks</w:t>
+      </w:r>
+      <w:r>
+        <w:rPr>
+          <w:b/>
+          <w:bCs/>
+          <w:sz w:val="22"/>
+          <w:szCs w:val="22"/>
+        </w:rPr>
+        <w:t xml:space="preserve"> </w:t>
+      </w:r>
+      <w:r>
+        <w:rPr>
+          <w:b/>
+          <w:bCs/>
+          <w:sz w:val="22"/>
+          <w:szCs w:val="22"/>
+        </w:rPr>
+        <w:t>→</w:t>
+      </w:r>
+      <w:r>
+        <w:rPr>
+          <w:b/>
+          <w:bCs/>
+          <w:sz w:val="22"/>
+          <w:szCs w:val="22"/>
+        </w:rPr>
+        <w:t xml:space="preserve"> </w:t>
+      </w:r>
+      <w:r>
+        <w:rPr>
+          <w:b/>
+          <w:bCs/>
+          <w:sz w:val="22"/>
+          <w:szCs w:val="22"/>
+        </w:rPr>
+        <w:t>LLM</w:t>
+      </w:r>
+      <w:r>
+        <w:rPr>
+          <w:b/>
+          <w:bCs/>
+          <w:sz w:val="22"/>
+          <w:szCs w:val="22"/>
+        </w:rPr>
+        <w:t xml:space="preserve"> </w:t>
+      </w:r>
+      <w:r>
+        <w:rPr>
+          <w:b/>
+          <w:bCs/>
+          <w:sz w:val="22"/>
+          <w:szCs w:val="22"/>
+        </w:rPr>
+        <w:t>→</w:t>
+      </w:r>
+      <w:r>
+        <w:rPr>
+          <w:b/>
+          <w:bCs/>
+          <w:sz w:val="22"/>
+          <w:szCs w:val="22"/>
+        </w:rPr>
+        <w:t xml:space="preserve"> </w:t>
+      </w:r>
+      <w:r>
+        <w:rPr>
+          <w:b/>
+          <w:bCs/>
+          <w:sz w:val="22"/>
+          <w:szCs w:val="22"/>
+        </w:rPr>
+        <w:t>Answer</w:t>
+      </w:r>
+    </w:p>
+    <w:p>
+      <w:pPr>
+        <w:spacing w:after="0" w:line="240" w:lineRule="auto"/>
+        <w:rPr>
+          <w:sz w:val="22"/>
+          <w:szCs w:val="22"/>
+        </w:rPr>
+      </w:pPr>
+      <w:r>
+        <w:rPr>
+          <w:sz w:val="22"/>
+          <w:szCs w:val="22"/>
+        </w:rPr>
+        <w:t>Current enterprise standard.</w:t>
+      </w:r>
+    </w:p>
+    <w:p>
+      <w:pPr>
+        <w:spacing w:after="0" w:line="240" w:lineRule="auto"/>
+        <w:rPr>
+          <w:sz w:val="22"/>
+          <w:szCs w:val="22"/>
+        </w:rPr>
+      </w:pPr>
+      <w:r>
+        <w:rPr>
+          <w:sz w:val="22"/>
+          <w:szCs w:val="22"/>
+        </w:rPr>
+        <w:pict w14:anchorId="20B7A66A">
+          <v:rect id="_x0000_i3315" style="width:0;height:1.5pt" o:hralign="center" o:hrstd="t" o:hr="t" fillcolor="#a0a0a0" stroked="f"/>
+        </w:pict>
+      </w:r>
+    </w:p>
+    <w:p>
+      <w:pPr>
+        <w:spacing w:after="0" w:line="240" w:lineRule="auto"/>
+        <w:rPr>
+          <w:b/>
+          <w:bCs/>
+          <w:sz w:val="22"/>
+          <w:szCs w:val="22"/>
+        </w:rPr>
+      </w:pPr>
+      <w:r>
+        <w:rPr>
+          <w:b/>
+          <w:bCs/>
+          <w:sz w:val="22"/>
+          <w:szCs w:val="22"/>
+        </w:rPr>
+        <w:t>Example: Automotive Engineering Copilot</w:t>
+      </w:r>
+    </w:p>
+    <w:p>
+      <w:pPr>
+        <w:spacing w:after="0" w:line="240" w:lineRule="auto"/>
+        <w:rPr>
+          <w:sz w:val="22"/>
+          <w:szCs w:val="22"/>
+        </w:rPr>
+      </w:pPr>
+      <w:r>
+        <w:rPr>
+          <w:sz w:val="22"/>
+          <w:szCs w:val="22"/>
+        </w:rPr>
+        <w:t>Documents:</w:t>
+      </w:r>
+    </w:p>
+    <w:p>
+      <w:pPr>
+        <w:spacing w:after="0" w:line="240" w:lineRule="auto"/>
+        <w:rPr>
+          <w:sz w:val="22"/>
+          <w:szCs w:val="22"/>
+        </w:rPr>
+      </w:pPr>
+      <w:r>
+        <w:rPr>
+          <w:sz w:val="22"/>
+          <w:szCs w:val="22"/>
+        </w:rPr>
+        <w:t>Crash Reports</w:t>
+      </w:r>
+    </w:p>
+    <w:p>
+      <w:pPr>
+        <w:spacing w:after="0" w:line="240" w:lineRule="auto"/>
+        <w:rPr>
+          <w:sz w:val="22"/>
+          <w:szCs w:val="22"/>
+        </w:rPr>
+      </w:pPr>
+      <w:r>
+        <w:rPr>
+          <w:sz w:val="22"/>
+          <w:szCs w:val="22"/>
+        </w:rPr>
+        <w:t>CAE Simulations</w:t>
+      </w:r>
+    </w:p>
+    <w:p>
+      <w:pPr>
+        <w:spacing w:after="0" w:line="240" w:lineRule="auto"/>
+        <w:rPr>
+          <w:sz w:val="22"/>
+          <w:szCs w:val="22"/>
+        </w:rPr>
+      </w:pPr>
+      <w:r>
+        <w:rPr>
+          <w:sz w:val="22"/>
+          <w:szCs w:val="22"/>
+        </w:rPr>
+        <w:t>Design Standards</w:t>
+      </w:r>
+    </w:p>
+    <w:p>
+      <w:pPr>
+        <w:spacing w:after="0" w:line="240" w:lineRule="auto"/>
+        <w:rPr>
+          <w:sz w:val="22"/>
+          <w:szCs w:val="22"/>
+        </w:rPr>
+      </w:pPr>
+      <w:r>
+        <w:rPr>
+          <w:sz w:val="22"/>
+          <w:szCs w:val="22"/>
+        </w:rPr>
+        <w:t>Failure Investigations</w:t>
+      </w:r>
+    </w:p>
+    <w:p>
+      <w:pPr>
+        <w:spacing w:after="0" w:line="240" w:lineRule="auto"/>
+        <w:rPr>
+          <w:sz w:val="22"/>
+          <w:szCs w:val="22"/>
+        </w:rPr>
+      </w:pPr>
+      <w:r>
+        <w:rPr>
+          <w:sz w:val="22"/>
+          <w:szCs w:val="22"/>
+        </w:rPr>
+        <w:t>User:</w:t>
+      </w:r>
+    </w:p>
+    <w:p>
+      <w:pPr>
+        <w:spacing w:after="0" w:line="240" w:lineRule="auto"/>
+        <w:rPr>
+          <w:sz w:val="22"/>
+          <w:szCs w:val="22"/>
+        </w:rPr>
+      </w:pPr>
+      <w:r>
+        <w:rPr>
+          <w:sz w:val="22"/>
+          <w:szCs w:val="22"/>
+        </w:rPr>
+        <w:t>Have we seen similar hood failures before?</w:t>
+      </w:r>
+    </w:p>
+    <w:p>
+      <w:pPr>
+        <w:spacing w:after="0" w:line="240" w:lineRule="auto"/>
+        <w:rPr>
+          <w:sz w:val="22"/>
+          <w:szCs w:val="22"/>
+        </w:rPr>
+      </w:pPr>
+      <w:r>
+        <w:rPr>
+          <w:sz w:val="22"/>
+          <w:szCs w:val="22"/>
+        </w:rPr>
+        <w:t>System:</w:t>
+      </w:r>
+    </w:p>
+    <w:p>
+      <w:pPr>
+        <w:spacing w:after="0" w:line="240" w:lineRule="auto"/>
+        <w:rPr>
+          <w:b/>
+          <w:bCs/>
+          <w:sz w:val="22"/>
+          <w:szCs w:val="22"/>
+        </w:rPr>
+      </w:pPr>
+      <w:r>
+        <w:rPr>
+          <w:b/>
+          <w:bCs/>
+          <w:sz w:val="22"/>
+          <w:szCs w:val="22"/>
+        </w:rPr>
+        <w:t>Question</w:t>
+      </w:r>
+      <w:r>
+        <w:rPr>
+          <w:b/>
+          <w:bCs/>
+          <w:sz w:val="22"/>
+          <w:szCs w:val="22"/>
+        </w:rPr>
+        <w:t xml:space="preserve"> </w:t>
+      </w:r>
+      <w:r>
+        <w:rPr>
+          <w:b/>
+          <w:bCs/>
+          <w:sz w:val="22"/>
+          <w:szCs w:val="22"/>
+        </w:rPr>
+        <w:t>→</w:t>
+      </w:r>
+      <w:r>
+        <w:rPr>
+          <w:b/>
+          <w:bCs/>
+          <w:sz w:val="22"/>
+          <w:szCs w:val="22"/>
+        </w:rPr>
+        <w:t xml:space="preserve"> </w:t>
+      </w:r>
+      <w:r>
+        <w:rPr>
+          <w:b/>
+          <w:bCs/>
+          <w:sz w:val="22"/>
+          <w:szCs w:val="22"/>
+        </w:rPr>
+        <w:t>Embedding</w:t>
+      </w:r>
+      <w:r>
+        <w:rPr>
+          <w:b/>
+          <w:bCs/>
+          <w:sz w:val="22"/>
+          <w:szCs w:val="22"/>
+        </w:rPr>
+        <w:t xml:space="preserve"> </w:t>
+      </w:r>
+      <w:r>
+        <w:rPr>
+          <w:b/>
+          <w:bCs/>
+          <w:sz w:val="22"/>
+          <w:szCs w:val="22"/>
+        </w:rPr>
+        <w:t>→</w:t>
+      </w:r>
+      <w:r>
+        <w:rPr>
+          <w:b/>
+          <w:bCs/>
+          <w:sz w:val="22"/>
+          <w:szCs w:val="22"/>
+        </w:rPr>
+        <w:t xml:space="preserve"> </w:t>
+      </w:r>
+      <w:r>
+        <w:rPr>
+          <w:b/>
+          <w:bCs/>
+          <w:sz w:val="22"/>
+          <w:szCs w:val="22"/>
+        </w:rPr>
+        <w:t>Semantic Search</w:t>
+      </w:r>
+      <w:r>
+        <w:rPr>
+          <w:b/>
+          <w:bCs/>
+          <w:sz w:val="22"/>
+          <w:szCs w:val="22"/>
+        </w:rPr>
+        <w:t xml:space="preserve"> </w:t>
+      </w:r>
+      <w:r>
+        <w:rPr>
+          <w:b/>
+          <w:bCs/>
+          <w:sz w:val="22"/>
+          <w:szCs w:val="22"/>
+        </w:rPr>
+        <w:t>→</w:t>
+      </w:r>
+      <w:r>
+        <w:rPr>
+          <w:b/>
+          <w:bCs/>
+          <w:sz w:val="22"/>
+          <w:szCs w:val="22"/>
+        </w:rPr>
+        <w:t xml:space="preserve"> </w:t>
+      </w:r>
+      <w:r>
+        <w:rPr>
+          <w:b/>
+          <w:bCs/>
+          <w:sz w:val="22"/>
+          <w:szCs w:val="22"/>
+        </w:rPr>
+        <w:t>Find Similar Failures</w:t>
+      </w:r>
+      <w:r>
+        <w:rPr>
+          <w:b/>
+          <w:bCs/>
+          <w:sz w:val="22"/>
+          <w:szCs w:val="22"/>
+        </w:rPr>
+        <w:t xml:space="preserve"> </w:t>
+      </w:r>
+      <w:r>
+        <w:rPr>
+          <w:b/>
+          <w:bCs/>
+          <w:sz w:val="22"/>
+          <w:szCs w:val="22"/>
+        </w:rPr>
+        <w:t>→</w:t>
+      </w:r>
+      <w:r>
+        <w:rPr>
+          <w:b/>
+          <w:bCs/>
+          <w:sz w:val="22"/>
+          <w:szCs w:val="22"/>
+        </w:rPr>
+        <w:t xml:space="preserve"> </w:t>
+      </w:r>
+      <w:r>
+        <w:rPr>
+          <w:b/>
+          <w:bCs/>
+          <w:sz w:val="22"/>
+          <w:szCs w:val="22"/>
+        </w:rPr>
+        <w:t>Provide Results</w:t>
+      </w:r>
+    </w:p>
+    <w:p>
+      <w:pPr>
+        <w:spacing w:after="0" w:line="240" w:lineRule="auto"/>
+        <w:rPr>
+          <w:sz w:val="22"/>
+          <w:szCs w:val="22"/>
+        </w:rPr>
+      </w:pPr>
+      <w:r>
+        <w:rPr>
+          <w:sz w:val="22"/>
+          <w:szCs w:val="22"/>
+        </w:rPr>
+        <w:t>Much more powerful than keyword matching.</w:t>
+      </w:r>
+    </w:p>
+    <w:p>
+      <w:pPr>
+        <w:spacing w:after="0" w:line="240" w:lineRule="auto"/>
+        <w:rPr>
+          <w:sz w:val="22"/>
+          <w:szCs w:val="22"/>
+        </w:rPr>
+      </w:pPr>
+      <w:r>
+        <w:rPr>
+          <w:sz w:val="22"/>
+          <w:szCs w:val="22"/>
+        </w:rPr>
+        <w:pict w14:anchorId="4077FAFD">
+          <v:rect id="_x0000_i3316" style="width:0;height:1.5pt" o:hralign="center" o:hrstd="t" o:hr="t" fillcolor="#a0a0a0" stroked="f"/>
+        </w:pict>
+      </w:r>
+    </w:p>
+    <w:p>
+      <w:pPr>
+        <w:spacing w:after="0" w:line="240" w:lineRule="auto"/>
+        <w:rPr>
+          <w:b/>
+          <w:bCs/>
+          <w:sz w:val="22"/>
+          <w:szCs w:val="22"/>
+        </w:rPr>
+      </w:pPr>
+      <w:r>
+        <w:rPr>
+          <w:b/>
+          <w:bCs/>
+          <w:sz w:val="22"/>
+          <w:szCs w:val="22"/>
+        </w:rPr>
+        <w:t>Approximate Nearest Neighbor (ANN)</w:t>
+      </w:r>
+    </w:p>
+    <w:p>
+      <w:pPr>
+        <w:spacing w:after="0" w:line="240" w:lineRule="auto"/>
+        <w:rPr>
+          <w:sz w:val="22"/>
+          <w:szCs w:val="22"/>
+        </w:rPr>
+      </w:pPr>
+      <w:r>
+        <w:rPr>
+          <w:sz w:val="22"/>
+          <w:szCs w:val="22"/>
+        </w:rPr>
+        <w:t>For millions of documents:</w:t>
+      </w:r>
+    </w:p>
+    <w:p>
+      <w:pPr>
+        <w:spacing w:after="0" w:line="240" w:lineRule="auto"/>
+        <w:rPr>
+          <w:sz w:val="22"/>
+          <w:szCs w:val="22"/>
+        </w:rPr>
+      </w:pPr>
+      <w:r>
+        <w:rPr>
+          <w:sz w:val="22"/>
+          <w:szCs w:val="22"/>
+        </w:rPr>
+        <w:t>Brute force search becomes expensive.</w:t>
+      </w:r>
+    </w:p>
+    <w:p>
+      <w:pPr>
+        <w:spacing w:after="0" w:line="240" w:lineRule="auto"/>
+        <w:rPr>
+          <w:sz w:val="22"/>
+          <w:szCs w:val="22"/>
+        </w:rPr>
+      </w:pPr>
+      <w:r>
+        <w:rPr>
+          <w:sz w:val="22"/>
+          <w:szCs w:val="22"/>
+        </w:rPr>
+        <w:t>10 million vectors</w:t>
+      </w:r>
+    </w:p>
+    <w:p>
+      <w:pPr>
+        <w:spacing w:after="0" w:line="240" w:lineRule="auto"/>
+        <w:rPr>
+          <w:sz w:val="22"/>
+          <w:szCs w:val="22"/>
+        </w:rPr>
+      </w:pPr>
+      <w:r>
+        <w:rPr>
+          <w:sz w:val="22"/>
+          <w:szCs w:val="22"/>
+        </w:rPr>
+        <w:t>Comparing every vector is slow.</w:t>
+      </w:r>
+    </w:p>
+    <w:p>
+      <w:pPr>
+        <w:spacing w:after="0" w:line="240" w:lineRule="auto"/>
+        <w:rPr>
+          <w:sz w:val="22"/>
+          <w:szCs w:val="22"/>
+        </w:rPr>
+      </w:pPr>
+      <w:r>
+        <w:rPr>
+          <w:sz w:val="22"/>
+          <w:szCs w:val="22"/>
+        </w:rPr>
+        <w:t>Modern systems use:</w:t>
+      </w:r>
+      <w:r>
+        <w:rPr>
+          <w:sz w:val="22"/>
+          <w:szCs w:val="22"/>
+        </w:rPr>
+        <w:t xml:space="preserve"> </w:t>
+      </w:r>
+      <w:r>
+        <w:rPr>
+          <w:sz w:val="22"/>
+          <w:szCs w:val="22"/>
+        </w:rPr>
+        <w:t>HNSW</w:t>
+      </w:r>
+      <w:r>
+        <w:rPr>
+          <w:sz w:val="22"/>
+          <w:szCs w:val="22"/>
+        </w:rPr>
+        <w:t xml:space="preserve">, </w:t>
+      </w:r>
+      <w:r>
+        <w:rPr>
+          <w:sz w:val="22"/>
+          <w:szCs w:val="22"/>
+        </w:rPr>
+        <w:t>IVF</w:t>
+      </w:r>
+      <w:r>
+        <w:rPr>
+          <w:sz w:val="22"/>
+          <w:szCs w:val="22"/>
+        </w:rPr>
+        <w:t xml:space="preserve">, </w:t>
+      </w:r>
+      <w:r>
+        <w:rPr>
+          <w:sz w:val="22"/>
+          <w:szCs w:val="22"/>
+        </w:rPr>
+        <w:t>PQ</w:t>
+      </w:r>
+    </w:p>
+    <w:p>
+      <w:pPr>
+        <w:spacing w:after="0" w:line="240" w:lineRule="auto"/>
+        <w:rPr>
+          <w:sz w:val="22"/>
+          <w:szCs w:val="22"/>
+        </w:rPr>
+      </w:pPr>
+      <w:r>
+        <w:rPr>
+          <w:sz w:val="22"/>
+          <w:szCs w:val="22"/>
+        </w:rPr>
+        <w:t>These are ANN algorithms.</w:t>
+      </w:r>
+    </w:p>
+    <w:p>
+      <w:pPr>
+        <w:spacing w:after="0" w:line="240" w:lineRule="auto"/>
+        <w:rPr>
+          <w:sz w:val="22"/>
+          <w:szCs w:val="22"/>
+        </w:rPr>
+      </w:pPr>
+      <w:r>
+        <w:rPr>
+          <w:sz w:val="22"/>
+          <w:szCs w:val="22"/>
+        </w:rPr>
+        <w:t>They provide:</w:t>
+      </w:r>
+      <w:r>
+        <w:rPr>
+          <w:sz w:val="22"/>
+          <w:szCs w:val="22"/>
+        </w:rPr>
+        <w:t xml:space="preserve"> </w:t>
+      </w:r>
+      <w:r>
+        <w:rPr>
+          <w:sz w:val="22"/>
+          <w:szCs w:val="22"/>
+        </w:rPr>
+        <w:t>Very Fast Search</w:t>
+      </w:r>
+      <w:r>
+        <w:rPr>
+          <w:sz w:val="22"/>
+          <w:szCs w:val="22"/>
+        </w:rPr>
+        <w:t xml:space="preserve">, </w:t>
+      </w:r>
+      <w:r>
+        <w:rPr>
+          <w:sz w:val="22"/>
+          <w:szCs w:val="22"/>
+        </w:rPr>
+        <w:t>Low Latency</w:t>
+      </w:r>
+      <w:r>
+        <w:rPr>
+          <w:sz w:val="22"/>
+          <w:szCs w:val="22"/>
+        </w:rPr>
+        <w:t xml:space="preserve">, </w:t>
+      </w:r>
+      <w:r>
+        <w:rPr>
+          <w:sz w:val="22"/>
+          <w:szCs w:val="22"/>
+        </w:rPr>
+        <w:t>Good Accuracy</w:t>
+      </w:r>
+    </w:p>
+    <w:p>
+      <w:pPr>
+        <w:spacing w:after="0" w:line="240" w:lineRule="auto"/>
+        <w:rPr>
+          <w:sz w:val="22"/>
+          <w:szCs w:val="22"/>
+        </w:rPr>
+      </w:pPr>
+      <w:r>
+        <w:rPr>
+          <w:sz w:val="22"/>
+          <w:szCs w:val="22"/>
+        </w:rPr>
+        <w:t>Used in nearly all vector databases.</w:t>
+      </w:r>
+    </w:p>
+    <w:p>
+      <w:pPr>
+        <w:spacing w:after="0" w:line="240" w:lineRule="auto"/>
+        <w:rPr>
+          <w:sz w:val="22"/>
+          <w:szCs w:val="22"/>
+        </w:rPr>
+      </w:pPr>
+      <w:r>
+        <w:rPr>
+          <w:sz w:val="22"/>
+          <w:szCs w:val="22"/>
+        </w:rPr>
+        <w:pict w14:anchorId="55E48484">
+          <v:rect id="_x0000_i3317" style="width:0;height:1.5pt" o:hralign="center" o:hrstd="t" o:hr="t" fillcolor="#a0a0a0" stroked="f"/>
+        </w:pict>
+      </w:r>
+    </w:p>
+    <w:p>
+      <w:pPr>
+        <w:spacing w:after="0" w:line="240" w:lineRule="auto"/>
+        <w:rPr>
+          <w:b/>
+          <w:bCs/>
+          <w:sz w:val="22"/>
+          <w:szCs w:val="22"/>
+        </w:rPr>
+      </w:pPr>
+      <w:r>
+        <w:rPr>
+          <w:b/>
+          <w:bCs/>
+          <w:sz w:val="22"/>
+          <w:szCs w:val="22"/>
+        </w:rPr>
+        <w:t>Re-ranking</w:t>
+      </w:r>
+    </w:p>
+    <w:p>
+      <w:pPr>
+        <w:spacing w:after="0" w:line="240" w:lineRule="auto"/>
+        <w:rPr>
+          <w:sz w:val="22"/>
+          <w:szCs w:val="22"/>
+        </w:rPr>
+      </w:pPr>
+      <w:r>
+        <w:rPr>
+          <w:sz w:val="22"/>
+          <w:szCs w:val="22"/>
+        </w:rPr>
+        <w:t>Modern pipelines often use:</w:t>
+      </w:r>
+    </w:p>
+    <w:p>
+      <w:pPr>
+        <w:spacing w:after="0" w:line="240" w:lineRule="auto"/>
+        <w:rPr>
+          <w:b/>
+          <w:bCs/>
+          <w:sz w:val="22"/>
+          <w:szCs w:val="22"/>
+        </w:rPr>
+      </w:pPr>
+      <w:r>
+        <w:rPr>
+          <w:b/>
+          <w:bCs/>
+          <w:sz w:val="22"/>
+          <w:szCs w:val="22"/>
+        </w:rPr>
+        <w:t>Semantic Search</w:t>
+      </w:r>
+      <w:r>
+        <w:rPr>
+          <w:b/>
+          <w:bCs/>
+          <w:sz w:val="22"/>
+          <w:szCs w:val="22"/>
+        </w:rPr>
+        <w:t xml:space="preserve"> </w:t>
+      </w:r>
+      <w:r>
+        <w:rPr>
+          <w:b/>
+          <w:bCs/>
+          <w:sz w:val="22"/>
+          <w:szCs w:val="22"/>
+        </w:rPr>
+        <w:t>→Top 50 Results</w:t>
+      </w:r>
+      <w:r>
+        <w:rPr>
+          <w:b/>
+          <w:bCs/>
+          <w:sz w:val="22"/>
+          <w:szCs w:val="22"/>
+        </w:rPr>
+        <w:t xml:space="preserve"> </w:t>
+      </w:r>
+      <w:r>
+        <w:rPr>
+          <w:b/>
+          <w:bCs/>
+          <w:sz w:val="22"/>
+          <w:szCs w:val="22"/>
+        </w:rPr>
+        <w:t>→</w:t>
+      </w:r>
+      <w:r>
+        <w:rPr>
+          <w:b/>
+          <w:bCs/>
+          <w:sz w:val="22"/>
+          <w:szCs w:val="22"/>
+        </w:rPr>
+        <w:t xml:space="preserve"> </w:t>
+      </w:r>
+      <w:r>
+        <w:rPr>
+          <w:b/>
+          <w:bCs/>
+          <w:sz w:val="22"/>
+          <w:szCs w:val="22"/>
+        </w:rPr>
+        <w:t>Re-ranker Model</w:t>
+      </w:r>
+      <w:r>
+        <w:rPr>
+          <w:b/>
+          <w:bCs/>
+          <w:sz w:val="22"/>
+          <w:szCs w:val="22"/>
+        </w:rPr>
+        <w:t xml:space="preserve"> </w:t>
+      </w:r>
+      <w:r>
+        <w:rPr>
+          <w:b/>
+          <w:bCs/>
+          <w:sz w:val="22"/>
+          <w:szCs w:val="22"/>
+        </w:rPr>
+        <w:t>→</w:t>
+      </w:r>
+      <w:r>
+        <w:rPr>
+          <w:b/>
+          <w:bCs/>
+          <w:sz w:val="22"/>
+          <w:szCs w:val="22"/>
+        </w:rPr>
+        <w:t xml:space="preserve"> </w:t>
+      </w:r>
+      <w:r>
+        <w:rPr>
+          <w:b/>
+          <w:bCs/>
+          <w:sz w:val="22"/>
+          <w:szCs w:val="22"/>
+        </w:rPr>
+        <w:t>Top 5 Results</w:t>
+      </w:r>
+    </w:p>
+    <w:p>
+      <w:pPr>
+        <w:spacing w:after="0" w:line="240" w:lineRule="auto"/>
+        <w:rPr>
+          <w:sz w:val="22"/>
+          <w:szCs w:val="22"/>
+        </w:rPr>
+      </w:pPr>
+      <w:r>
+        <w:rPr>
+          <w:sz w:val="22"/>
+          <w:szCs w:val="22"/>
+        </w:rPr>
+        <w:t>Benefits:</w:t>
+      </w:r>
+    </w:p>
+    <w:p>
+      <w:pPr>
+        <w:numPr>
+          <w:ilvl w:val="0"/>
+          <w:numId w:val="21"/>
+        </w:numPr>
+        <w:spacing w:after="0" w:line="240" w:lineRule="auto"/>
+        <w:rPr>
+          <w:sz w:val="22"/>
+          <w:szCs w:val="22"/>
+        </w:rPr>
+      </w:pPr>
+      <w:r>
+        <w:rPr>
+          <w:sz w:val="22"/>
+          <w:szCs w:val="22"/>
+        </w:rPr>
+        <w:t>Better precision</w:t>
+      </w:r>
+    </w:p>
+    <w:p>
+      <w:pPr>
+        <w:numPr>
+          <w:ilvl w:val="0"/>
+          <w:numId w:val="21"/>
+        </w:numPr>
+        <w:spacing w:after="0" w:line="240" w:lineRule="auto"/>
+        <w:rPr>
+          <w:sz w:val="22"/>
+          <w:szCs w:val="22"/>
+        </w:rPr>
+      </w:pPr>
+      <w:r>
+        <w:rPr>
+          <w:sz w:val="22"/>
+          <w:szCs w:val="22"/>
+        </w:rPr>
+        <w:t>Better RAG quality</w:t>
+      </w:r>
+    </w:p>
+    <w:p>
+      <w:pPr>
+        <w:spacing w:after="0" w:line="240" w:lineRule="auto"/>
+        <w:rPr>
+          <w:sz w:val="22"/>
+          <w:szCs w:val="22"/>
+        </w:rPr>
+      </w:pPr>
+      <w:r>
+        <w:rPr>
+          <w:sz w:val="22"/>
+          <w:szCs w:val="22"/>
+        </w:rPr>
+        <w:t>Used by:</w:t>
+      </w:r>
+      <w:r>
+        <w:rPr>
+          <w:sz w:val="22"/>
+          <w:szCs w:val="22"/>
+        </w:rPr>
+        <w:t xml:space="preserve"> </w:t>
+      </w:r>
+      <w:r>
+        <w:rPr>
+          <w:sz w:val="22"/>
+          <w:szCs w:val="22"/>
+        </w:rPr>
+        <w:t>Azure AI Search</w:t>
+      </w:r>
+      <w:r>
+        <w:rPr>
+          <w:sz w:val="22"/>
+          <w:szCs w:val="22"/>
+        </w:rPr>
+        <w:t xml:space="preserve">, </w:t>
+      </w:r>
+      <w:r>
+        <w:rPr>
+          <w:sz w:val="22"/>
+          <w:szCs w:val="22"/>
+        </w:rPr>
+        <w:t>OpenAI Retrieval Systems</w:t>
+      </w:r>
+      <w:r>
+        <w:rPr>
+          <w:sz w:val="22"/>
+          <w:szCs w:val="22"/>
+        </w:rPr>
+        <w:t xml:space="preserve">, </w:t>
+      </w:r>
+      <w:r>
+        <w:rPr>
+          <w:sz w:val="22"/>
+          <w:szCs w:val="22"/>
+        </w:rPr>
+        <w:t>Enterprise Search Platforms</w:t>
+      </w:r>
+    </w:p>
+    <w:p>
+      <w:pPr>
+        <w:spacing w:after="0" w:line="240" w:lineRule="auto"/>
+        <w:rPr>
+          <w:sz w:val="22"/>
+          <w:szCs w:val="22"/>
+        </w:rPr>
+      </w:pPr>
+      <w:r>
+        <w:rPr>
+          <w:sz w:val="22"/>
+          <w:szCs w:val="22"/>
+        </w:rPr>
+        <w:pict w14:anchorId="3ABC962B">
+          <v:rect id="_x0000_i3318" style="width:0;height:1.5pt" o:hralign="center" o:hrstd="t" o:hr="t" fillcolor="#a0a0a0" stroked="f"/>
+        </w:pict>
+      </w:r>
+    </w:p>
+    <w:p>
+      <w:pPr>
+        <w:spacing w:after="0" w:line="240" w:lineRule="auto"/>
+        <w:rPr>
+          <w:b/>
+          <w:bCs/>
+          <w:sz w:val="22"/>
+          <w:szCs w:val="22"/>
+        </w:rPr>
+      </w:pPr>
+      <w:r>
+        <w:rPr>
+          <w:b/>
+          <w:bCs/>
+          <w:sz w:val="22"/>
+          <w:szCs w:val="22"/>
+        </w:rPr>
+        <w:t>Production Considerations</w:t>
+      </w:r>
+    </w:p>
+    <w:p>
+      <w:pPr>
+        <w:spacing w:after="0" w:line="240" w:lineRule="auto"/>
+        <w:rPr>
+          <w:b/>
+          <w:bCs/>
+          <w:sz w:val="22"/>
+          <w:szCs w:val="22"/>
+        </w:rPr>
+      </w:pPr>
+      <w:r>
+        <w:rPr>
+          <w:b/>
+          <w:bCs/>
+          <w:sz w:val="22"/>
+          <w:szCs w:val="22"/>
+        </w:rPr>
+        <w:t>Trade-Offs</w:t>
+      </w:r>
+    </w:p>
+    <w:p>
+      <w:pPr>
+        <w:spacing w:after="0" w:line="240" w:lineRule="auto"/>
+        <w:rPr>
+          <w:sz w:val="22"/>
+          <w:szCs w:val="22"/>
+        </w:rPr>
+      </w:pPr>
+      <w:r>
+        <w:rPr>
+          <w:sz w:val="22"/>
+          <w:szCs w:val="22"/>
+        </w:rPr>
+        <w:t>Semantic search is much better at understanding intent, but it requires:</w:t>
+      </w:r>
+    </w:p>
+    <w:p>
+      <w:pPr>
+        <w:spacing w:after="0" w:line="240" w:lineRule="auto"/>
+        <w:rPr>
+          <w:sz w:val="22"/>
+          <w:szCs w:val="22"/>
+        </w:rPr>
+      </w:pPr>
+      <w:r>
+        <w:rPr>
+          <w:sz w:val="22"/>
+          <w:szCs w:val="22"/>
+        </w:rPr>
+        <w:t>Embedding Generation</w:t>
+      </w:r>
+    </w:p>
+    <w:p>
+      <w:pPr>
+        <w:spacing w:after="0" w:line="240" w:lineRule="auto"/>
+        <w:rPr>
+          <w:sz w:val="22"/>
+          <w:szCs w:val="22"/>
+        </w:rPr>
+      </w:pPr>
+      <w:r>
+        <w:rPr>
+          <w:sz w:val="22"/>
+          <w:szCs w:val="22"/>
+        </w:rPr>
+        <w:t>Vector Storage</w:t>
+      </w:r>
+    </w:p>
+    <w:p>
+      <w:pPr>
+        <w:spacing w:after="0" w:line="240" w:lineRule="auto"/>
+        <w:rPr>
+          <w:sz w:val="22"/>
+          <w:szCs w:val="22"/>
+        </w:rPr>
+      </w:pPr>
+      <w:r>
+        <w:rPr>
+          <w:sz w:val="22"/>
+          <w:szCs w:val="22"/>
+        </w:rPr>
+        <w:t>Vector Search Infrastructure</w:t>
+      </w:r>
+    </w:p>
+    <w:p>
+      <w:pPr>
+        <w:spacing w:after="0" w:line="240" w:lineRule="auto"/>
+        <w:rPr>
+          <w:sz w:val="22"/>
+          <w:szCs w:val="22"/>
+        </w:rPr>
+      </w:pPr>
+      <w:r>
+        <w:rPr>
+          <w:sz w:val="22"/>
+          <w:szCs w:val="22"/>
+        </w:rPr>
+        <w:t>This increases system complexity compared to traditional search.</w:t>
+      </w:r>
+    </w:p>
+    <w:p>
+      <w:pPr>
+        <w:spacing w:after="0" w:line="240" w:lineRule="auto"/>
+        <w:rPr>
+          <w:sz w:val="22"/>
+          <w:szCs w:val="22"/>
+        </w:rPr>
+      </w:pPr>
+      <w:r>
+        <w:rPr>
+          <w:sz w:val="22"/>
+          <w:szCs w:val="22"/>
+        </w:rPr>
+        <w:pict w14:anchorId="6FD9BDC5">
+          <v:rect id="_x0000_i3319" style="width:0;height:1.5pt" o:hralign="center" o:hrstd="t" o:hr="t" fillcolor="#a0a0a0" stroked="f"/>
+        </w:pict>
+      </w:r>
+    </w:p>
+    <w:p>
+      <w:pPr>
+        <w:spacing w:after="0" w:line="240" w:lineRule="auto"/>
+        <w:rPr>
+          <w:b/>
+          <w:bCs/>
+          <w:sz w:val="22"/>
+          <w:szCs w:val="22"/>
+        </w:rPr>
+      </w:pPr>
+      <w:r>
+        <w:rPr>
+          <w:b/>
+          <w:bCs/>
+          <w:sz w:val="22"/>
+          <w:szCs w:val="22"/>
+        </w:rPr>
+        <w:t>Cost Considerations</w:t>
+      </w:r>
+    </w:p>
+    <w:p>
+      <w:pPr>
+        <w:spacing w:after="0" w:line="240" w:lineRule="auto"/>
+        <w:rPr>
+          <w:sz w:val="22"/>
+          <w:szCs w:val="22"/>
+        </w:rPr>
+      </w:pPr>
+      <w:r>
+        <w:rPr>
+          <w:sz w:val="22"/>
+          <w:szCs w:val="22"/>
+        </w:rPr>
+        <w:t>Major costs:</w:t>
+      </w:r>
+    </w:p>
+    <w:p>
+      <w:pPr>
+        <w:spacing w:after="0" w:line="240" w:lineRule="auto"/>
+        <w:rPr>
+          <w:sz w:val="22"/>
+          <w:szCs w:val="22"/>
+        </w:rPr>
+      </w:pPr>
+      <w:r>
+        <w:rPr>
+          <w:sz w:val="22"/>
+          <w:szCs w:val="22"/>
+        </w:rPr>
+        <w:t>Embedding creation</w:t>
+      </w:r>
+    </w:p>
+    <w:p>
+      <w:pPr>
+        <w:spacing w:after="0" w:line="240" w:lineRule="auto"/>
+        <w:rPr>
+          <w:sz w:val="22"/>
+          <w:szCs w:val="22"/>
+        </w:rPr>
+      </w:pPr>
+      <w:r>
+        <w:rPr>
+          <w:sz w:val="22"/>
+          <w:szCs w:val="22"/>
+        </w:rPr>
+        <w:t>Vector database</w:t>
+      </w:r>
+    </w:p>
+    <w:p>
+      <w:pPr>
+        <w:spacing w:after="0" w:line="240" w:lineRule="auto"/>
+        <w:rPr>
+          <w:sz w:val="22"/>
+          <w:szCs w:val="22"/>
+        </w:rPr>
+      </w:pPr>
+      <w:r>
+        <w:rPr>
+          <w:sz w:val="22"/>
+          <w:szCs w:val="22"/>
+        </w:rPr>
+        <w:t>Re-indexing documents</w:t>
+      </w:r>
+    </w:p>
+    <w:p>
+      <w:pPr>
+        <w:spacing w:after="0" w:line="240" w:lineRule="auto"/>
+        <w:rPr>
+          <w:sz w:val="22"/>
+          <w:szCs w:val="22"/>
+        </w:rPr>
+      </w:pPr>
+      <w:r>
+        <w:rPr>
+          <w:sz w:val="22"/>
+          <w:szCs w:val="22"/>
+        </w:rPr>
+        <w:t>Retrieval infrastructure</w:t>
+      </w:r>
+    </w:p>
+    <w:p>
+      <w:pPr>
+        <w:spacing w:after="0" w:line="240" w:lineRule="auto"/>
+        <w:rPr>
+          <w:sz w:val="22"/>
+          <w:szCs w:val="22"/>
+        </w:rPr>
+      </w:pPr>
+      <w:r>
+        <w:rPr>
+          <w:sz w:val="22"/>
+          <w:szCs w:val="22"/>
+        </w:rPr>
+        <w:t>Large enterprises may store hundreds of millions of vectors.</w:t>
+      </w:r>
+    </w:p>
+    <w:p>
+      <w:pPr>
+        <w:spacing w:after="0" w:line="240" w:lineRule="auto"/>
+        <w:rPr>
+          <w:sz w:val="22"/>
+          <w:szCs w:val="22"/>
+        </w:rPr>
+      </w:pPr>
+      <w:r>
+        <w:rPr>
+          <w:sz w:val="22"/>
+          <w:szCs w:val="22"/>
+        </w:rPr>
+        <w:pict w14:anchorId="0F5219B8">
+          <v:rect id="_x0000_i3320" style="width:0;height:1.5pt" o:hralign="center" o:hrstd="t" o:hr="t" fillcolor="#a0a0a0" stroked="f"/>
+        </w:pict>
+      </w:r>
+    </w:p>
+    <w:p>
+      <w:pPr>
+        <w:spacing w:after="0" w:line="240" w:lineRule="auto"/>
+        <w:rPr>
+          <w:b/>
+          <w:bCs/>
+          <w:sz w:val="22"/>
+          <w:szCs w:val="22"/>
+        </w:rPr>
+      </w:pPr>
+      <w:r>
+        <w:rPr>
+          <w:b/>
+          <w:bCs/>
+          <w:sz w:val="22"/>
+          <w:szCs w:val="22"/>
+        </w:rPr>
+        <w:t>Latency Considerations</w:t>
+      </w:r>
+    </w:p>
+    <w:p>
+      <w:pPr>
+        <w:spacing w:after="0" w:line="240" w:lineRule="auto"/>
+        <w:rPr>
+          <w:sz w:val="22"/>
+          <w:szCs w:val="22"/>
+        </w:rPr>
+      </w:pPr>
+      <w:r>
+        <w:rPr>
+          <w:sz w:val="22"/>
+          <w:szCs w:val="22"/>
+        </w:rPr>
+        <w:t>Pipeline:</w:t>
+      </w:r>
+    </w:p>
+    <w:p>
+      <w:pPr>
+        <w:spacing w:after="0" w:line="240" w:lineRule="auto"/>
+        <w:rPr>
+          <w:b/>
+          <w:bCs/>
+          <w:sz w:val="22"/>
+          <w:szCs w:val="22"/>
+        </w:rPr>
+      </w:pPr>
+      <w:r>
+        <w:rPr>
+          <w:b/>
+          <w:bCs/>
+          <w:sz w:val="22"/>
+          <w:szCs w:val="22"/>
+        </w:rPr>
+        <w:t>Query</w:t>
+      </w:r>
+      <w:r>
+        <w:rPr>
+          <w:b/>
+          <w:bCs/>
+          <w:sz w:val="22"/>
+          <w:szCs w:val="22"/>
+        </w:rPr>
+        <w:t xml:space="preserve"> </w:t>
+      </w:r>
+      <w:r>
+        <w:rPr>
+          <w:b/>
+          <w:bCs/>
+          <w:sz w:val="22"/>
+          <w:szCs w:val="22"/>
+        </w:rPr>
+        <w:t>→</w:t>
+      </w:r>
+      <w:r>
+        <w:rPr>
+          <w:b/>
+          <w:bCs/>
+          <w:sz w:val="22"/>
+          <w:szCs w:val="22"/>
+        </w:rPr>
+        <w:t xml:space="preserve"> </w:t>
+      </w:r>
+      <w:r>
+        <w:rPr>
+          <w:b/>
+          <w:bCs/>
+          <w:sz w:val="22"/>
+          <w:szCs w:val="22"/>
+        </w:rPr>
+        <w:t>Embedding</w:t>
+      </w:r>
+      <w:r>
+        <w:rPr>
+          <w:b/>
+          <w:bCs/>
+          <w:sz w:val="22"/>
+          <w:szCs w:val="22"/>
+        </w:rPr>
+        <w:t xml:space="preserve"> </w:t>
+      </w:r>
+      <w:r>
+        <w:rPr>
+          <w:b/>
+          <w:bCs/>
+          <w:sz w:val="22"/>
+          <w:szCs w:val="22"/>
+        </w:rPr>
+        <w:t>→</w:t>
+      </w:r>
+      <w:r>
+        <w:rPr>
+          <w:b/>
+          <w:bCs/>
+          <w:sz w:val="22"/>
+          <w:szCs w:val="22"/>
+        </w:rPr>
+        <w:t xml:space="preserve"> </w:t>
+      </w:r>
+      <w:r>
+        <w:rPr>
+          <w:b/>
+          <w:bCs/>
+          <w:sz w:val="22"/>
+          <w:szCs w:val="22"/>
+        </w:rPr>
+        <w:t>Vector Search</w:t>
+      </w:r>
+      <w:r>
+        <w:rPr>
+          <w:b/>
+          <w:bCs/>
+          <w:sz w:val="22"/>
+          <w:szCs w:val="22"/>
+        </w:rPr>
+        <w:t xml:space="preserve"> </w:t>
+      </w:r>
+      <w:r>
+        <w:rPr>
+          <w:b/>
+          <w:bCs/>
+          <w:sz w:val="22"/>
+          <w:szCs w:val="22"/>
+        </w:rPr>
+        <w:t>→</w:t>
+      </w:r>
+      <w:r>
+        <w:rPr>
+          <w:b/>
+          <w:bCs/>
+          <w:sz w:val="22"/>
+          <w:szCs w:val="22"/>
+        </w:rPr>
+        <w:t xml:space="preserve"> </w:t>
+      </w:r>
+      <w:r>
+        <w:rPr>
+          <w:b/>
+          <w:bCs/>
+          <w:sz w:val="22"/>
+          <w:szCs w:val="22"/>
+        </w:rPr>
+        <w:t>Reranking</w:t>
+      </w:r>
+      <w:r>
+        <w:rPr>
+          <w:b/>
+          <w:bCs/>
+          <w:sz w:val="22"/>
+          <w:szCs w:val="22"/>
+        </w:rPr>
+        <w:t xml:space="preserve"> </w:t>
+      </w:r>
+      <w:r>
+        <w:rPr>
+          <w:b/>
+          <w:bCs/>
+          <w:sz w:val="22"/>
+          <w:szCs w:val="22"/>
+        </w:rPr>
+        <w:t>→</w:t>
+      </w:r>
+      <w:r>
+        <w:rPr>
+          <w:b/>
+          <w:bCs/>
+          <w:sz w:val="22"/>
+          <w:szCs w:val="22"/>
+        </w:rPr>
+        <w:t xml:space="preserve"> </w:t>
+      </w:r>
+      <w:r>
+        <w:rPr>
+          <w:b/>
+          <w:bCs/>
+          <w:sz w:val="22"/>
+          <w:szCs w:val="22"/>
+        </w:rPr>
+        <w:t>LLM</w:t>
+      </w:r>
+    </w:p>
+    <w:p>
+      <w:pPr>
+        <w:spacing w:after="0" w:line="240" w:lineRule="auto"/>
+        <w:rPr>
+          <w:sz w:val="22"/>
+          <w:szCs w:val="22"/>
+        </w:rPr>
+      </w:pPr>
+      <w:r>
+        <w:rPr>
+          <w:sz w:val="22"/>
+          <w:szCs w:val="22"/>
+        </w:rPr>
+        <w:t>Each step adds latency.</w:t>
+      </w:r>
+    </w:p>
+    <w:p>
+      <w:pPr>
+        <w:spacing w:after="0" w:line="240" w:lineRule="auto"/>
+        <w:rPr>
+          <w:sz w:val="22"/>
+          <w:szCs w:val="22"/>
+        </w:rPr>
+      </w:pPr>
+      <w:r>
+        <w:rPr>
+          <w:sz w:val="22"/>
+          <w:szCs w:val="22"/>
+        </w:rPr>
+        <w:t>Better retrieval quality often means longer response times.</w:t>
+      </w:r>
+    </w:p>
+    <w:p>
+      <w:pPr>
+        <w:spacing w:after="0" w:line="240" w:lineRule="auto"/>
+        <w:rPr>
+          <w:sz w:val="22"/>
+          <w:szCs w:val="22"/>
+        </w:rPr>
+      </w:pPr>
+      <w:r>
+        <w:rPr>
+          <w:sz w:val="22"/>
+          <w:szCs w:val="22"/>
+        </w:rPr>
+        <w:pict w14:anchorId="5BB151BA">
+          <v:rect id="_x0000_i3321" style="width:0;height:1.5pt" o:hralign="center" o:hrstd="t" o:hr="t" fillcolor="#a0a0a0" stroked="f"/>
+        </w:pict>
+      </w:r>
+    </w:p>
+    <w:p>
+      <w:pPr>
+        <w:spacing w:after="0" w:line="240" w:lineRule="auto"/>
+        <w:rPr>
+          <w:b/>
+          <w:bCs/>
+          <w:sz w:val="22"/>
+          <w:szCs w:val="22"/>
+        </w:rPr>
+      </w:pPr>
+      <w:r>
+        <w:rPr>
+          <w:b/>
+          <w:bCs/>
+          <w:sz w:val="22"/>
+          <w:szCs w:val="22"/>
+        </w:rPr>
+        <w:t>Scalability Challenges</w:t>
+      </w:r>
+    </w:p>
+    <w:p>
+      <w:pPr>
+        <w:spacing w:after="0" w:line="240" w:lineRule="auto"/>
+        <w:rPr>
+          <w:sz w:val="22"/>
+          <w:szCs w:val="22"/>
+        </w:rPr>
+      </w:pPr>
+      <w:r>
+        <w:rPr>
+          <w:sz w:val="22"/>
+          <w:szCs w:val="22"/>
+        </w:rPr>
+        <w:t>As document volume grows:</w:t>
+      </w:r>
+    </w:p>
+    <w:p>
+      <w:pPr>
+        <w:spacing w:after="0" w:line="240" w:lineRule="auto"/>
+        <w:rPr>
+          <w:b/>
+          <w:bCs/>
+          <w:sz w:val="22"/>
+          <w:szCs w:val="22"/>
+        </w:rPr>
+      </w:pPr>
+      <w:r>
+        <w:rPr>
+          <w:b/>
+          <w:bCs/>
+          <w:sz w:val="22"/>
+          <w:szCs w:val="22"/>
+        </w:rPr>
+        <w:t>Thousands</w:t>
+      </w:r>
+      <w:r>
+        <w:rPr>
+          <w:b/>
+          <w:bCs/>
+          <w:sz w:val="22"/>
+          <w:szCs w:val="22"/>
+        </w:rPr>
+        <w:t xml:space="preserve"> </w:t>
+      </w:r>
+      <w:r>
+        <w:rPr>
+          <w:b/>
+          <w:bCs/>
+          <w:sz w:val="22"/>
+          <w:szCs w:val="22"/>
+        </w:rPr>
+        <w:t>→</w:t>
+      </w:r>
+      <w:r>
+        <w:rPr>
+          <w:b/>
+          <w:bCs/>
+          <w:sz w:val="22"/>
+          <w:szCs w:val="22"/>
+        </w:rPr>
+        <w:t xml:space="preserve"> </w:t>
+      </w:r>
+      <w:r>
+        <w:rPr>
+          <w:b/>
+          <w:bCs/>
+          <w:sz w:val="22"/>
+          <w:szCs w:val="22"/>
+        </w:rPr>
+        <w:t>Millions</w:t>
+      </w:r>
+      <w:r>
+        <w:rPr>
+          <w:b/>
+          <w:bCs/>
+          <w:sz w:val="22"/>
+          <w:szCs w:val="22"/>
+        </w:rPr>
+        <w:t xml:space="preserve"> </w:t>
+      </w:r>
+      <w:r>
+        <w:rPr>
+          <w:b/>
+          <w:bCs/>
+          <w:sz w:val="22"/>
+          <w:szCs w:val="22"/>
+        </w:rPr>
+        <w:t>→</w:t>
+      </w:r>
+      <w:r>
+        <w:rPr>
+          <w:b/>
+          <w:bCs/>
+          <w:sz w:val="22"/>
+          <w:szCs w:val="22"/>
+        </w:rPr>
+        <w:t xml:space="preserve"> </w:t>
+      </w:r>
+      <w:r>
+        <w:rPr>
+          <w:b/>
+          <w:bCs/>
+          <w:sz w:val="22"/>
+          <w:szCs w:val="22"/>
+        </w:rPr>
+        <w:t>Hundreds of Millions</w:t>
+      </w:r>
+    </w:p>
+    <w:p>
+      <w:pPr>
+        <w:spacing w:after="0" w:line="240" w:lineRule="auto"/>
+        <w:rPr>
+          <w:sz w:val="22"/>
+          <w:szCs w:val="22"/>
+        </w:rPr>
+      </w:pPr>
+      <w:r>
+        <w:rPr>
+          <w:sz w:val="22"/>
+          <w:szCs w:val="22"/>
+        </w:rPr>
+        <w:t>Need:</w:t>
+      </w:r>
+    </w:p>
+    <w:p>
+      <w:pPr>
+        <w:spacing w:after="0" w:line="240" w:lineRule="auto"/>
+        <w:rPr>
+          <w:sz w:val="22"/>
+          <w:szCs w:val="22"/>
+        </w:rPr>
+      </w:pPr>
+      <w:r>
+        <w:rPr>
+          <w:sz w:val="22"/>
+          <w:szCs w:val="22"/>
+        </w:rPr>
+        <w:t>ANN Search</w:t>
+      </w:r>
+    </w:p>
+    <w:p>
+      <w:pPr>
+        <w:spacing w:after="0" w:line="240" w:lineRule="auto"/>
+        <w:rPr>
+          <w:sz w:val="22"/>
+          <w:szCs w:val="22"/>
+        </w:rPr>
+      </w:pPr>
+      <w:r>
+        <w:rPr>
+          <w:sz w:val="22"/>
+          <w:szCs w:val="22"/>
+        </w:rPr>
+        <w:t>Distributed Vector Databases</w:t>
+      </w:r>
+    </w:p>
+    <w:p>
+      <w:pPr>
+        <w:spacing w:after="0" w:line="240" w:lineRule="auto"/>
+        <w:rPr>
+          <w:sz w:val="22"/>
+          <w:szCs w:val="22"/>
+        </w:rPr>
+      </w:pPr>
+      <w:proofErr w:type="gramStart"/>
+      <w:r>
+        <w:rPr>
+          <w:sz w:val="22"/>
+          <w:szCs w:val="22"/>
+        </w:rPr>
+        <w:t>Caching</w:t>
+      </w:r>
+      <w:proofErr w:type="gramEnd"/>
+    </w:p>
+    <w:p>
+      <w:pPr>
+        <w:spacing w:after="0" w:line="240" w:lineRule="auto"/>
+        <w:rPr>
+          <w:sz w:val="22"/>
+          <w:szCs w:val="22"/>
+        </w:rPr>
+      </w:pPr>
+      <w:r>
+        <w:rPr>
+          <w:sz w:val="22"/>
+          <w:szCs w:val="22"/>
+        </w:rPr>
+        <w:pict w14:anchorId="3C993B04">
+          <v:rect id="_x0000_i3322" style="width:0;height:1.5pt" o:hralign="center" o:hrstd="t" o:hr="t" fillcolor="#a0a0a0" stroked="f"/>
+        </w:pict>
+      </w:r>
+    </w:p>
+    <w:p>
+      <w:pPr>
+        <w:spacing w:after="0" w:line="240" w:lineRule="auto"/>
+        <w:rPr>
+          <w:b/>
+          <w:bCs/>
+          <w:sz w:val="22"/>
+          <w:szCs w:val="22"/>
+        </w:rPr>
+      </w:pPr>
+      <w:r>
+        <w:rPr>
+          <w:b/>
+          <w:bCs/>
+          <w:sz w:val="22"/>
+          <w:szCs w:val="22"/>
+        </w:rPr>
+        <w:t>Security Challenges</w:t>
+      </w:r>
+    </w:p>
+    <w:p>
+      <w:pPr>
+        <w:spacing w:after="0" w:line="240" w:lineRule="auto"/>
+        <w:rPr>
+          <w:sz w:val="22"/>
+          <w:szCs w:val="22"/>
+        </w:rPr>
+      </w:pPr>
+      <w:r>
+        <w:rPr>
+          <w:sz w:val="22"/>
+          <w:szCs w:val="22"/>
+        </w:rPr>
+        <w:t>Documents may contain:</w:t>
+      </w:r>
+    </w:p>
+    <w:p>
+      <w:pPr>
+        <w:spacing w:after="0" w:line="240" w:lineRule="auto"/>
+        <w:rPr>
+          <w:sz w:val="22"/>
+          <w:szCs w:val="22"/>
+        </w:rPr>
+      </w:pPr>
+      <w:r>
+        <w:rPr>
+          <w:sz w:val="22"/>
+          <w:szCs w:val="22"/>
+        </w:rPr>
+        <w:t>Proprietary Designs</w:t>
+      </w:r>
+    </w:p>
+    <w:p>
+      <w:pPr>
+        <w:spacing w:after="0" w:line="240" w:lineRule="auto"/>
+        <w:rPr>
+          <w:sz w:val="22"/>
+          <w:szCs w:val="22"/>
+        </w:rPr>
+      </w:pPr>
+      <w:r>
+        <w:rPr>
+          <w:sz w:val="22"/>
+          <w:szCs w:val="22"/>
+        </w:rPr>
+        <w:t>CAE Data</w:t>
+      </w:r>
+    </w:p>
+    <w:p>
+      <w:pPr>
+        <w:spacing w:after="0" w:line="240" w:lineRule="auto"/>
+        <w:rPr>
+          <w:sz w:val="22"/>
+          <w:szCs w:val="22"/>
+        </w:rPr>
+      </w:pPr>
+      <w:r>
+        <w:rPr>
+          <w:sz w:val="22"/>
+          <w:szCs w:val="22"/>
+        </w:rPr>
+        <w:t>Engineering Standards</w:t>
+      </w:r>
+    </w:p>
+    <w:p>
+      <w:pPr>
+        <w:spacing w:after="0" w:line="240" w:lineRule="auto"/>
+        <w:rPr>
+          <w:sz w:val="22"/>
+          <w:szCs w:val="22"/>
+        </w:rPr>
+      </w:pPr>
+      <w:r>
+        <w:rPr>
+          <w:sz w:val="22"/>
+          <w:szCs w:val="22"/>
+        </w:rPr>
+        <w:t>Therefore,</w:t>
+      </w:r>
+      <w:r>
+        <w:rPr>
+          <w:sz w:val="22"/>
+          <w:szCs w:val="22"/>
+        </w:rPr>
+        <w:t xml:space="preserve"> systems require:</w:t>
+      </w:r>
+    </w:p>
+    <w:p>
+      <w:pPr>
+        <w:spacing w:after="0" w:line="240" w:lineRule="auto"/>
+        <w:rPr>
+          <w:sz w:val="22"/>
+          <w:szCs w:val="22"/>
+        </w:rPr>
+      </w:pPr>
+      <w:r>
+        <w:rPr>
+          <w:sz w:val="22"/>
+          <w:szCs w:val="22"/>
+        </w:rPr>
+        <w:t>RBAC</w:t>
+      </w:r>
+    </w:p>
+    <w:p>
+      <w:pPr>
+        <w:spacing w:after="0" w:line="240" w:lineRule="auto"/>
+        <w:rPr>
+          <w:sz w:val="22"/>
+          <w:szCs w:val="22"/>
+        </w:rPr>
+      </w:pPr>
+      <w:r>
+        <w:rPr>
+          <w:sz w:val="22"/>
+          <w:szCs w:val="22"/>
+        </w:rPr>
+        <w:t>Document-Level Security</w:t>
+      </w:r>
+    </w:p>
+    <w:p>
+      <w:pPr>
+        <w:spacing w:after="0" w:line="240" w:lineRule="auto"/>
+        <w:rPr>
+          <w:sz w:val="22"/>
+          <w:szCs w:val="22"/>
+        </w:rPr>
+      </w:pPr>
+      <w:r>
+        <w:rPr>
+          <w:sz w:val="22"/>
+          <w:szCs w:val="22"/>
+        </w:rPr>
+        <w:t>Encryption</w:t>
+      </w:r>
+    </w:p>
+    <w:p>
+      <w:pPr>
+        <w:spacing w:after="0" w:line="240" w:lineRule="auto"/>
+        <w:rPr>
+          <w:sz w:val="22"/>
+          <w:szCs w:val="22"/>
+        </w:rPr>
+      </w:pPr>
+      <w:r>
+        <w:rPr>
+          <w:sz w:val="22"/>
+          <w:szCs w:val="22"/>
+        </w:rPr>
+        <w:t>Private Indexes</w:t>
+      </w:r>
+    </w:p>
+    <w:p>
+      <w:pPr>
+        <w:spacing w:after="0" w:line="240" w:lineRule="auto"/>
+        <w:rPr>
+          <w:sz w:val="22"/>
+          <w:szCs w:val="22"/>
+        </w:rPr>
+      </w:pPr>
+      <w:r>
+        <w:rPr>
+          <w:sz w:val="22"/>
+          <w:szCs w:val="22"/>
+        </w:rPr>
+        <w:pict w14:anchorId="5D79D840">
+          <v:rect id="_x0000_i3323" style="width:0;height:1.5pt" o:hralign="center" o:hrstd="t" o:hr="t" fillcolor="#a0a0a0" stroked="f"/>
+        </w:pict>
+      </w:r>
+    </w:p>
+    <w:p>
+      <w:pPr>
+        <w:spacing w:after="0" w:line="240" w:lineRule="auto"/>
+        <w:rPr>
+          <w:b/>
+          <w:bCs/>
+          <w:sz w:val="22"/>
+          <w:szCs w:val="22"/>
+        </w:rPr>
+      </w:pPr>
+      <w:r>
+        <w:rPr>
+          <w:b/>
+          <w:bCs/>
+          <w:sz w:val="22"/>
+          <w:szCs w:val="22"/>
+        </w:rPr>
+        <w:t>Common Failure Modes</w:t>
+      </w:r>
+    </w:p>
+    <w:p>
+      <w:pPr>
+        <w:spacing w:after="0" w:line="240" w:lineRule="auto"/>
+        <w:rPr>
+          <w:b/>
+          <w:bCs/>
+          <w:sz w:val="22"/>
+          <w:szCs w:val="22"/>
+        </w:rPr>
+      </w:pPr>
+      <w:r>
+        <w:rPr>
+          <w:b/>
+          <w:bCs/>
+          <w:sz w:val="22"/>
+          <w:szCs w:val="22"/>
+        </w:rPr>
+        <w:t>Poor Chunking</w:t>
+      </w:r>
+    </w:p>
+    <w:p>
+      <w:pPr>
+        <w:spacing w:after="0" w:line="240" w:lineRule="auto"/>
+        <w:rPr>
+          <w:sz w:val="22"/>
+          <w:szCs w:val="22"/>
+        </w:rPr>
+      </w:pPr>
+      <w:r>
+        <w:rPr>
+          <w:sz w:val="22"/>
+          <w:szCs w:val="22"/>
+        </w:rPr>
+        <w:t>Wrong chunk boundaries</w:t>
+      </w:r>
+    </w:p>
+    <w:p>
+      <w:pPr>
+        <w:spacing w:after="0" w:line="240" w:lineRule="auto"/>
+        <w:rPr>
+          <w:sz w:val="22"/>
+          <w:szCs w:val="22"/>
+        </w:rPr>
+      </w:pPr>
+      <w:r>
+        <w:rPr>
+          <w:sz w:val="22"/>
+          <w:szCs w:val="22"/>
+        </w:rPr>
+        <w:t>retrieves incomplete information.</w:t>
+      </w:r>
+    </w:p>
+    <w:p>
+      <w:pPr>
+        <w:spacing w:after="0" w:line="240" w:lineRule="auto"/>
+        <w:rPr>
+          <w:sz w:val="22"/>
+          <w:szCs w:val="22"/>
+        </w:rPr>
+      </w:pPr>
+      <w:r>
+        <w:rPr>
+          <w:sz w:val="22"/>
+          <w:szCs w:val="22"/>
+        </w:rPr>
+        <w:lastRenderedPageBreak/>
+        <w:pict w14:anchorId="2669FA40">
+          <v:rect id="_x0000_i3324" style="width:0;height:1.5pt" o:hralign="center" o:hrstd="t" o:hr="t" fillcolor="#a0a0a0" stroked="f"/>
+        </w:pict>
+      </w:r>
+    </w:p>
+    <w:p>
+      <w:pPr>
+        <w:spacing w:after="0" w:line="240" w:lineRule="auto"/>
+        <w:rPr>
+          <w:b/>
+          <w:bCs/>
+          <w:sz w:val="22"/>
+          <w:szCs w:val="22"/>
+        </w:rPr>
+      </w:pPr>
+      <w:r>
+        <w:rPr>
+          <w:b/>
+          <w:bCs/>
+          <w:sz w:val="22"/>
+          <w:szCs w:val="22"/>
+        </w:rPr>
+        <w:t>Wrong Embedding Model</w:t>
+      </w:r>
+    </w:p>
+    <w:p>
+      <w:pPr>
+        <w:spacing w:after="0" w:line="240" w:lineRule="auto"/>
+        <w:rPr>
+          <w:sz w:val="22"/>
+          <w:szCs w:val="22"/>
+        </w:rPr>
+      </w:pPr>
+      <w:r>
+        <w:rPr>
+          <w:sz w:val="22"/>
+          <w:szCs w:val="22"/>
+        </w:rPr>
+        <w:t>General-purpose models may struggle with:</w:t>
+      </w:r>
+    </w:p>
+    <w:p>
+      <w:pPr>
+        <w:spacing w:after="0" w:line="240" w:lineRule="auto"/>
+        <w:rPr>
+          <w:sz w:val="22"/>
+          <w:szCs w:val="22"/>
+        </w:rPr>
+      </w:pPr>
+      <w:r>
+        <w:rPr>
+          <w:sz w:val="22"/>
+          <w:szCs w:val="22"/>
+        </w:rPr>
+        <w:t>NVH</w:t>
+      </w:r>
+      <w:r>
+        <w:rPr>
+          <w:sz w:val="22"/>
+          <w:szCs w:val="22"/>
+        </w:rPr>
+        <w:t xml:space="preserve">, </w:t>
+      </w:r>
+      <w:r>
+        <w:rPr>
+          <w:sz w:val="22"/>
+          <w:szCs w:val="22"/>
+        </w:rPr>
+        <w:t>BIW</w:t>
+      </w:r>
+      <w:r>
+        <w:rPr>
+          <w:sz w:val="22"/>
+          <w:szCs w:val="22"/>
+        </w:rPr>
+        <w:t xml:space="preserve">, </w:t>
+      </w:r>
+      <w:r>
+        <w:rPr>
+          <w:sz w:val="22"/>
+          <w:szCs w:val="22"/>
+        </w:rPr>
+        <w:t>Crashworthiness</w:t>
+      </w:r>
+    </w:p>
+    <w:p>
+      <w:pPr>
+        <w:spacing w:after="0" w:line="240" w:lineRule="auto"/>
+        <w:rPr>
+          <w:sz w:val="22"/>
+          <w:szCs w:val="22"/>
+        </w:rPr>
+      </w:pPr>
+      <w:r>
+        <w:rPr>
+          <w:sz w:val="22"/>
+          <w:szCs w:val="22"/>
+        </w:rPr>
+        <w:t>Industry Terminology</w:t>
+      </w:r>
+      <w:r>
+        <w:rPr>
+          <w:sz w:val="22"/>
+          <w:szCs w:val="22"/>
+        </w:rPr>
+        <w:t>.</w:t>
+      </w:r>
+    </w:p>
+    <w:p>
+      <w:pPr>
+        <w:spacing w:after="0" w:line="240" w:lineRule="auto"/>
+        <w:rPr>
+          <w:sz w:val="22"/>
+          <w:szCs w:val="22"/>
+        </w:rPr>
+      </w:pPr>
+      <w:r>
+        <w:rPr>
+          <w:sz w:val="22"/>
+          <w:szCs w:val="22"/>
+        </w:rPr>
+        <w:pict w14:anchorId="4AB22B69">
+          <v:rect id="_x0000_i3325" style="width:0;height:1.5pt" o:hralign="center" o:hrstd="t" o:hr="t" fillcolor="#a0a0a0" stroked="f"/>
+        </w:pict>
+      </w:r>
+    </w:p>
+    <w:p>
+      <w:pPr>
+        <w:spacing w:after="0" w:line="240" w:lineRule="auto"/>
+        <w:rPr>
+          <w:b/>
+          <w:bCs/>
+          <w:sz w:val="22"/>
+          <w:szCs w:val="22"/>
+        </w:rPr>
+      </w:pPr>
+      <w:r>
+        <w:rPr>
+          <w:b/>
+          <w:bCs/>
+          <w:sz w:val="22"/>
+          <w:szCs w:val="22"/>
+        </w:rPr>
+        <w:t>Retrieval Drift</w:t>
+      </w:r>
+    </w:p>
+    <w:p>
+      <w:pPr>
+        <w:spacing w:after="0" w:line="240" w:lineRule="auto"/>
+        <w:rPr>
+          <w:sz w:val="22"/>
+          <w:szCs w:val="22"/>
+        </w:rPr>
+      </w:pPr>
+      <w:r>
+        <w:rPr>
+          <w:sz w:val="22"/>
+          <w:szCs w:val="22"/>
+        </w:rPr>
+        <w:t xml:space="preserve">Relevant </w:t>
+      </w:r>
+      <w:r>
+        <w:rPr>
+          <w:sz w:val="22"/>
+          <w:szCs w:val="22"/>
+        </w:rPr>
+        <w:t>documents exist</w:t>
+      </w:r>
+      <w:r>
+        <w:rPr>
+          <w:sz w:val="22"/>
+          <w:szCs w:val="22"/>
+        </w:rPr>
+        <w:t xml:space="preserve"> but </w:t>
+      </w:r>
+      <w:proofErr w:type="gramStart"/>
+      <w:r>
+        <w:rPr>
+          <w:sz w:val="22"/>
+          <w:szCs w:val="22"/>
+        </w:rPr>
+        <w:t>is</w:t>
+      </w:r>
+      <w:proofErr w:type="gramEnd"/>
+      <w:r>
+        <w:rPr>
+          <w:sz w:val="22"/>
+          <w:szCs w:val="22"/>
+        </w:rPr>
+        <w:t xml:space="preserve"> not retrieved.</w:t>
+      </w:r>
+    </w:p>
+    <w:p>
+      <w:pPr>
+        <w:spacing w:after="0" w:line="240" w:lineRule="auto"/>
+        <w:rPr>
+          <w:sz w:val="22"/>
+          <w:szCs w:val="22"/>
+        </w:rPr>
+      </w:pPr>
+      <w:r>
+        <w:rPr>
+          <w:sz w:val="22"/>
+          <w:szCs w:val="22"/>
+        </w:rPr>
+        <w:t>LLM cannot answer properly.</w:t>
+      </w:r>
+    </w:p>
+    <w:p>
+      <w:pPr>
+        <w:spacing w:after="0" w:line="240" w:lineRule="auto"/>
+        <w:rPr>
+          <w:sz w:val="22"/>
+          <w:szCs w:val="22"/>
+        </w:rPr>
+      </w:pPr>
+      <w:r>
+        <w:rPr>
+          <w:sz w:val="22"/>
+          <w:szCs w:val="22"/>
+        </w:rPr>
+        <w:pict w14:anchorId="303843E5">
+          <v:rect id="_x0000_i3326" style="width:0;height:1.5pt" o:hralign="center" o:hrstd="t" o:hr="t" fillcolor="#a0a0a0" stroked="f"/>
+        </w:pict>
+      </w:r>
+    </w:p>
+    <w:p>
+      <w:pPr>
+        <w:spacing w:after="0" w:line="240" w:lineRule="auto"/>
+        <w:rPr>
+          <w:b/>
+          <w:bCs/>
+          <w:sz w:val="22"/>
+          <w:szCs w:val="22"/>
+        </w:rPr>
+      </w:pPr>
+      <w:r>
+        <w:rPr>
+          <w:b/>
+          <w:bCs/>
+          <w:sz w:val="22"/>
+          <w:szCs w:val="22"/>
+        </w:rPr>
+        <w:t>Vector Pollution</w:t>
+      </w:r>
+    </w:p>
+    <w:p>
+      <w:pPr>
+        <w:spacing w:after="0" w:line="240" w:lineRule="auto"/>
+        <w:rPr>
+          <w:sz w:val="22"/>
+          <w:szCs w:val="22"/>
+        </w:rPr>
+      </w:pPr>
+      <w:r>
+        <w:rPr>
+          <w:sz w:val="22"/>
+          <w:szCs w:val="22"/>
+        </w:rPr>
+        <w:t>Outdated documents remain in the index.</w:t>
+      </w:r>
+    </w:p>
+    <w:p>
+      <w:pPr>
+        <w:spacing w:after="0" w:line="240" w:lineRule="auto"/>
+        <w:rPr>
+          <w:sz w:val="22"/>
+          <w:szCs w:val="22"/>
+        </w:rPr>
+      </w:pPr>
+      <w:r>
+        <w:rPr>
+          <w:sz w:val="22"/>
+          <w:szCs w:val="22"/>
+        </w:rPr>
+        <w:t>Results become noisy.</w:t>
+      </w:r>
+    </w:p>
+    <w:p>
+      <w:pPr>
+        <w:spacing w:after="0" w:line="240" w:lineRule="auto"/>
+        <w:rPr>
+          <w:sz w:val="22"/>
+          <w:szCs w:val="22"/>
+        </w:rPr>
+      </w:pPr>
+      <w:r>
+        <w:rPr>
+          <w:sz w:val="22"/>
+          <w:szCs w:val="22"/>
+        </w:rPr>
+        <w:pict w14:anchorId="79917F7B">
+          <v:rect id="_x0000_i3327" style="width:0;height:1.5pt" o:hralign="center" o:hrstd="t" o:hr="t" fillcolor="#a0a0a0" stroked="f"/>
+        </w:pict>
+      </w:r>
+    </w:p>
+    <w:p>
+      <w:pPr>
+        <w:spacing w:after="0" w:line="240" w:lineRule="auto"/>
+        <w:rPr>
+          <w:b/>
+          <w:bCs/>
+          <w:sz w:val="22"/>
+          <w:szCs w:val="22"/>
+        </w:rPr>
+      </w:pPr>
+      <w:r>
+        <w:rPr>
+          <w:b/>
+          <w:bCs/>
+          <w:sz w:val="22"/>
+          <w:szCs w:val="22"/>
+        </w:rPr>
+        <w:t>Architect Perspective</w:t>
+      </w:r>
+    </w:p>
+    <w:p>
+      <w:pPr>
+        <w:spacing w:after="0" w:line="240" w:lineRule="auto"/>
+        <w:rPr>
+          <w:b/>
+          <w:bCs/>
+          <w:sz w:val="22"/>
+          <w:szCs w:val="22"/>
+        </w:rPr>
+      </w:pPr>
+      <w:r>
+        <w:rPr>
+          <w:b/>
+          <w:bCs/>
+          <w:sz w:val="22"/>
+          <w:szCs w:val="22"/>
+        </w:rPr>
+        <w:t>When Should You Use Semantic Search?</w:t>
+      </w:r>
+    </w:p>
+    <w:p>
+      <w:pPr>
+        <w:spacing w:after="0" w:line="240" w:lineRule="auto"/>
+        <w:rPr>
+          <w:sz w:val="22"/>
+          <w:szCs w:val="22"/>
+        </w:rPr>
+      </w:pPr>
+      <w:r>
+        <w:rPr>
+          <w:sz w:val="22"/>
+          <w:szCs w:val="22"/>
+        </w:rPr>
+        <w:t>Use when:</w:t>
+      </w:r>
+    </w:p>
+    <w:p>
+      <w:pPr>
+        <w:spacing w:after="0" w:line="240" w:lineRule="auto"/>
+        <w:rPr>
+          <w:sz w:val="22"/>
+          <w:szCs w:val="22"/>
+        </w:rPr>
+      </w:pPr>
+      <w:r>
+        <w:rPr>
+          <w:sz w:val="22"/>
+          <w:szCs w:val="22"/>
+        </w:rPr>
+        <w:t>Users ask questions in natural language.</w:t>
+      </w:r>
+    </w:p>
+    <w:p>
+      <w:pPr>
+        <w:spacing w:after="0" w:line="240" w:lineRule="auto"/>
+        <w:rPr>
+          <w:sz w:val="22"/>
+          <w:szCs w:val="22"/>
+        </w:rPr>
+      </w:pPr>
+    </w:p>
+    <w:p>
+      <w:pPr>
+        <w:spacing w:after="0" w:line="240" w:lineRule="auto"/>
+        <w:rPr>
+          <w:sz w:val="22"/>
+          <w:szCs w:val="22"/>
+        </w:rPr>
+      </w:pPr>
+      <w:r>
+        <w:rPr>
+          <w:sz w:val="22"/>
+          <w:szCs w:val="22"/>
+        </w:rPr>
+        <w:t>Knowledge Base is large.</w:t>
+      </w:r>
+    </w:p>
+    <w:p>
+      <w:pPr>
+        <w:spacing w:after="0" w:line="240" w:lineRule="auto"/>
+        <w:rPr>
+          <w:sz w:val="22"/>
+          <w:szCs w:val="22"/>
+        </w:rPr>
+      </w:pPr>
+    </w:p>
+    <w:p>
+      <w:pPr>
+        <w:spacing w:after="0" w:line="240" w:lineRule="auto"/>
+        <w:rPr>
+          <w:sz w:val="22"/>
+          <w:szCs w:val="22"/>
+        </w:rPr>
+      </w:pPr>
+      <w:r>
+        <w:rPr>
+          <w:sz w:val="22"/>
+          <w:szCs w:val="22"/>
+        </w:rPr>
+        <w:t>Terminology varies.</w:t>
+      </w:r>
+    </w:p>
+    <w:p>
+      <w:pPr>
+        <w:spacing w:after="0" w:line="240" w:lineRule="auto"/>
+        <w:rPr>
+          <w:sz w:val="22"/>
+          <w:szCs w:val="22"/>
+        </w:rPr>
+      </w:pPr>
+    </w:p>
+    <w:p>
+      <w:pPr>
+        <w:spacing w:after="0" w:line="240" w:lineRule="auto"/>
+        <w:rPr>
+          <w:sz w:val="22"/>
+          <w:szCs w:val="22"/>
+        </w:rPr>
+      </w:pPr>
+      <w:r>
+        <w:rPr>
+          <w:sz w:val="22"/>
+          <w:szCs w:val="22"/>
+        </w:rPr>
+        <w:t>Exact keyword matching is insufficient.</w:t>
+      </w:r>
+    </w:p>
+    <w:p>
+      <w:pPr>
+        <w:spacing w:after="0" w:line="240" w:lineRule="auto"/>
+        <w:rPr>
+          <w:sz w:val="22"/>
+          <w:szCs w:val="22"/>
+        </w:rPr>
+      </w:pPr>
+      <w:r>
+        <w:rPr>
+          <w:sz w:val="22"/>
+          <w:szCs w:val="22"/>
+        </w:rPr>
+        <w:t>Examples:</w:t>
+      </w:r>
+    </w:p>
+    <w:p>
+      <w:pPr>
+        <w:spacing w:after="0" w:line="240" w:lineRule="auto"/>
+        <w:rPr>
+          <w:sz w:val="22"/>
+          <w:szCs w:val="22"/>
+        </w:rPr>
+      </w:pPr>
+      <w:r>
+        <w:rPr>
+          <w:sz w:val="22"/>
+          <w:szCs w:val="22"/>
+        </w:rPr>
+        <w:t>Engineering Copilot</w:t>
+      </w:r>
+    </w:p>
+    <w:p>
+      <w:pPr>
+        <w:spacing w:after="0" w:line="240" w:lineRule="auto"/>
+        <w:rPr>
+          <w:sz w:val="22"/>
+          <w:szCs w:val="22"/>
+        </w:rPr>
+      </w:pPr>
+      <w:r>
+        <w:rPr>
+          <w:sz w:val="22"/>
+          <w:szCs w:val="22"/>
+        </w:rPr>
+        <w:t>Knowledge Management</w:t>
+      </w:r>
+    </w:p>
+    <w:p>
+      <w:pPr>
+        <w:spacing w:after="0" w:line="240" w:lineRule="auto"/>
+        <w:rPr>
+          <w:sz w:val="22"/>
+          <w:szCs w:val="22"/>
+        </w:rPr>
+      </w:pPr>
+      <w:r>
+        <w:rPr>
+          <w:sz w:val="22"/>
+          <w:szCs w:val="22"/>
+        </w:rPr>
+        <w:t>Lessons Learned Systems</w:t>
+      </w:r>
+    </w:p>
+    <w:p>
+      <w:pPr>
+        <w:spacing w:after="0" w:line="240" w:lineRule="auto"/>
+        <w:rPr>
+          <w:sz w:val="22"/>
+          <w:szCs w:val="22"/>
+        </w:rPr>
+      </w:pPr>
+      <w:r>
+        <w:rPr>
+          <w:sz w:val="22"/>
+          <w:szCs w:val="22"/>
+        </w:rPr>
+        <w:t>Design Repositories</w:t>
+      </w:r>
+    </w:p>
+    <w:p>
+      <w:pPr>
+        <w:spacing w:after="0" w:line="240" w:lineRule="auto"/>
+        <w:rPr>
+          <w:sz w:val="22"/>
+          <w:szCs w:val="22"/>
+        </w:rPr>
+      </w:pPr>
+      <w:r>
+        <w:rPr>
+          <w:sz w:val="22"/>
+          <w:szCs w:val="22"/>
+        </w:rPr>
+        <w:pict w14:anchorId="5DD482F9">
+          <v:rect id="_x0000_i3328" style="width:0;height:1.5pt" o:hralign="center" o:hrstd="t" o:hr="t" fillcolor="#a0a0a0" stroked="f"/>
+        </w:pict>
+      </w:r>
+    </w:p>
+    <w:p>
+      <w:pPr>
+        <w:spacing w:after="0" w:line="240" w:lineRule="auto"/>
+        <w:rPr>
+          <w:b/>
+          <w:bCs/>
+          <w:sz w:val="22"/>
+          <w:szCs w:val="22"/>
+        </w:rPr>
+      </w:pPr>
+      <w:r>
+        <w:rPr>
+          <w:b/>
+          <w:bCs/>
+          <w:sz w:val="22"/>
+          <w:szCs w:val="22"/>
+        </w:rPr>
+        <w:t>When Should You NOT Use Semantic Search?</w:t>
+      </w:r>
+    </w:p>
+    <w:p>
+      <w:pPr>
+        <w:spacing w:after="0" w:line="240" w:lineRule="auto"/>
+        <w:rPr>
+          <w:sz w:val="22"/>
+          <w:szCs w:val="22"/>
+        </w:rPr>
+      </w:pPr>
+      <w:r>
+        <w:rPr>
+          <w:sz w:val="22"/>
+          <w:szCs w:val="22"/>
+        </w:rPr>
+        <w:t>Avoid when:</w:t>
+      </w:r>
+    </w:p>
+    <w:p>
+      <w:pPr>
+        <w:spacing w:after="0" w:line="240" w:lineRule="auto"/>
+        <w:rPr>
+          <w:sz w:val="22"/>
+          <w:szCs w:val="22"/>
+        </w:rPr>
+      </w:pPr>
+      <w:r>
+        <w:rPr>
+          <w:sz w:val="22"/>
+          <w:szCs w:val="22"/>
+        </w:rPr>
+        <w:t>Searching exact IDs</w:t>
+      </w:r>
+    </w:p>
+    <w:p>
+      <w:pPr>
+        <w:spacing w:after="0" w:line="240" w:lineRule="auto"/>
+        <w:rPr>
+          <w:sz w:val="22"/>
+          <w:szCs w:val="22"/>
+        </w:rPr>
+      </w:pPr>
+    </w:p>
+    <w:p>
+      <w:pPr>
+        <w:spacing w:after="0" w:line="240" w:lineRule="auto"/>
+        <w:rPr>
+          <w:sz w:val="22"/>
+          <w:szCs w:val="22"/>
+        </w:rPr>
+      </w:pPr>
+      <w:r>
+        <w:rPr>
+          <w:sz w:val="22"/>
+          <w:szCs w:val="22"/>
+        </w:rPr>
+        <w:t>Searching part numbers</w:t>
+      </w:r>
+    </w:p>
+    <w:p>
+      <w:pPr>
+        <w:spacing w:after="0" w:line="240" w:lineRule="auto"/>
+        <w:rPr>
+          <w:sz w:val="22"/>
+          <w:szCs w:val="22"/>
+        </w:rPr>
+      </w:pPr>
+    </w:p>
+    <w:p>
+      <w:pPr>
+        <w:spacing w:after="0" w:line="240" w:lineRule="auto"/>
+        <w:rPr>
+          <w:sz w:val="22"/>
+          <w:szCs w:val="22"/>
+        </w:rPr>
+      </w:pPr>
+      <w:r>
+        <w:rPr>
+          <w:sz w:val="22"/>
+          <w:szCs w:val="22"/>
+        </w:rPr>
+        <w:t>Invoice numbers</w:t>
+      </w:r>
+    </w:p>
+    <w:p>
+      <w:pPr>
+        <w:spacing w:after="0" w:line="240" w:lineRule="auto"/>
+        <w:rPr>
+          <w:sz w:val="22"/>
+          <w:szCs w:val="22"/>
+        </w:rPr>
+      </w:pPr>
+    </w:p>
+    <w:p>
+      <w:pPr>
+        <w:spacing w:after="0" w:line="240" w:lineRule="auto"/>
+        <w:rPr>
+          <w:sz w:val="22"/>
+          <w:szCs w:val="22"/>
+        </w:rPr>
+      </w:pPr>
+      <w:r>
+        <w:rPr>
+          <w:sz w:val="22"/>
+          <w:szCs w:val="22"/>
+        </w:rPr>
+        <w:t>Document references</w:t>
+      </w:r>
+    </w:p>
+    <w:p>
+      <w:pPr>
+        <w:spacing w:after="0" w:line="240" w:lineRule="auto"/>
+        <w:rPr>
+          <w:sz w:val="22"/>
+          <w:szCs w:val="22"/>
+        </w:rPr>
+      </w:pPr>
+      <w:r>
+        <w:rPr>
+          <w:sz w:val="22"/>
+          <w:szCs w:val="22"/>
+        </w:rPr>
+        <w:t>Example:</w:t>
+      </w:r>
+    </w:p>
+    <w:p>
+      <w:pPr>
+        <w:spacing w:after="0" w:line="240" w:lineRule="auto"/>
+        <w:rPr>
+          <w:sz w:val="22"/>
+          <w:szCs w:val="22"/>
+        </w:rPr>
+      </w:pPr>
+      <w:r>
+        <w:rPr>
+          <w:sz w:val="22"/>
+          <w:szCs w:val="22"/>
+        </w:rPr>
+        <w:t>Part Number:</w:t>
+      </w:r>
+      <w:r>
+        <w:rPr>
+          <w:sz w:val="22"/>
+          <w:szCs w:val="22"/>
+        </w:rPr>
+        <w:t xml:space="preserve"> </w:t>
+      </w:r>
+      <w:r>
+        <w:rPr>
+          <w:sz w:val="22"/>
+          <w:szCs w:val="22"/>
+        </w:rPr>
+        <w:t>ABC-124578</w:t>
+      </w:r>
+    </w:p>
+    <w:p>
+      <w:pPr>
+        <w:spacing w:after="0" w:line="240" w:lineRule="auto"/>
+        <w:rPr>
+          <w:sz w:val="22"/>
+          <w:szCs w:val="22"/>
+        </w:rPr>
+      </w:pPr>
+      <w:r>
+        <w:rPr>
+          <w:sz w:val="22"/>
+          <w:szCs w:val="22"/>
+        </w:rPr>
+        <w:t>Keyword search is better.</w:t>
+      </w:r>
+    </w:p>
+    <w:p>
+      <w:pPr>
+        <w:spacing w:after="0" w:line="240" w:lineRule="auto"/>
+        <w:rPr>
+          <w:sz w:val="22"/>
+          <w:szCs w:val="22"/>
+        </w:rPr>
+      </w:pPr>
+      <w:r>
+        <w:rPr>
+          <w:sz w:val="22"/>
+          <w:szCs w:val="22"/>
+        </w:rPr>
+        <w:pict w14:anchorId="3CB17CE0">
+          <v:rect id="_x0000_i3329" style="width:0;height:1.5pt" o:hralign="center" o:hrstd="t" o:hr="t" fillcolor="#a0a0a0" stroked="f"/>
+        </w:pict>
+      </w:r>
+    </w:p>
+    <w:p>
+      <w:pPr>
+        <w:spacing w:after="0" w:line="240" w:lineRule="auto"/>
+        <w:rPr>
+          <w:b/>
+          <w:bCs/>
+          <w:sz w:val="22"/>
+          <w:szCs w:val="22"/>
+        </w:rPr>
+      </w:pPr>
+      <w:r>
+        <w:rPr>
+          <w:b/>
+          <w:bCs/>
+          <w:sz w:val="22"/>
+          <w:szCs w:val="22"/>
+        </w:rPr>
+        <w:t>Why Not Just Use an LLM?</w:t>
+      </w:r>
+    </w:p>
+    <w:p>
+      <w:pPr>
+        <w:spacing w:after="0" w:line="240" w:lineRule="auto"/>
+        <w:rPr>
+          <w:sz w:val="22"/>
+          <w:szCs w:val="22"/>
+        </w:rPr>
+      </w:pPr>
+      <w:r>
+        <w:rPr>
+          <w:sz w:val="22"/>
+          <w:szCs w:val="22"/>
+        </w:rPr>
+        <w:t>Suppose company has:</w:t>
+      </w:r>
+    </w:p>
+    <w:p>
+      <w:pPr>
+        <w:spacing w:after="0" w:line="240" w:lineRule="auto"/>
+        <w:rPr>
+          <w:sz w:val="22"/>
+          <w:szCs w:val="22"/>
+        </w:rPr>
+      </w:pPr>
+      <w:r>
+        <w:rPr>
+          <w:sz w:val="22"/>
+          <w:szCs w:val="22"/>
+        </w:rPr>
+        <w:t>500,000 reports</w:t>
+      </w:r>
+    </w:p>
+    <w:p>
+      <w:pPr>
+        <w:spacing w:after="0" w:line="240" w:lineRule="auto"/>
+        <w:rPr>
+          <w:sz w:val="22"/>
+          <w:szCs w:val="22"/>
+        </w:rPr>
+      </w:pPr>
+      <w:r>
+        <w:rPr>
+          <w:sz w:val="22"/>
+          <w:szCs w:val="22"/>
+        </w:rPr>
+        <w:t>LLM cannot load everything into context.</w:t>
+      </w:r>
+    </w:p>
+    <w:p>
+      <w:pPr>
+        <w:spacing w:after="0" w:line="240" w:lineRule="auto"/>
+        <w:rPr>
+          <w:sz w:val="22"/>
+          <w:szCs w:val="22"/>
+        </w:rPr>
+      </w:pPr>
+      <w:r>
+        <w:rPr>
+          <w:sz w:val="22"/>
+          <w:szCs w:val="22"/>
+        </w:rPr>
+        <w:t>Semantic search retrieves only relevant data.</w:t>
+      </w:r>
+    </w:p>
+    <w:p>
+      <w:pPr>
+        <w:spacing w:after="0" w:line="240" w:lineRule="auto"/>
+        <w:rPr>
+          <w:sz w:val="22"/>
+          <w:szCs w:val="22"/>
+        </w:rPr>
+      </w:pPr>
+      <w:r>
+        <w:rPr>
+          <w:sz w:val="22"/>
+          <w:szCs w:val="22"/>
+        </w:rPr>
+        <w:t>Benefits:</w:t>
+      </w:r>
+      <w:r>
+        <w:rPr>
+          <w:sz w:val="22"/>
+          <w:szCs w:val="22"/>
+        </w:rPr>
+        <w:t xml:space="preserve"> </w:t>
+      </w:r>
+      <w:r>
+        <w:rPr>
+          <w:sz w:val="22"/>
+          <w:szCs w:val="22"/>
+        </w:rPr>
+        <w:t>Lower Cost</w:t>
+      </w:r>
+      <w:r>
+        <w:rPr>
+          <w:sz w:val="22"/>
+          <w:szCs w:val="22"/>
+        </w:rPr>
+        <w:t xml:space="preserve">, </w:t>
+      </w:r>
+      <w:r>
+        <w:rPr>
+          <w:sz w:val="22"/>
+          <w:szCs w:val="22"/>
+        </w:rPr>
+        <w:t>Faster</w:t>
+      </w:r>
+      <w:r>
+        <w:rPr>
+          <w:sz w:val="22"/>
+          <w:szCs w:val="22"/>
+        </w:rPr>
+        <w:t xml:space="preserve">, </w:t>
+      </w:r>
+      <w:r>
+        <w:rPr>
+          <w:sz w:val="22"/>
+          <w:szCs w:val="22"/>
+        </w:rPr>
+        <w:t>Scalable</w:t>
+      </w:r>
+      <w:r>
+        <w:rPr>
+          <w:sz w:val="22"/>
+          <w:szCs w:val="22"/>
+        </w:rPr>
+        <w:t xml:space="preserve">, </w:t>
+      </w:r>
+      <w:r>
+        <w:rPr>
+          <w:sz w:val="22"/>
+          <w:szCs w:val="22"/>
+        </w:rPr>
+        <w:t>More Accurate</w:t>
+      </w:r>
+    </w:p>
+    <w:p>
+      <w:pPr>
+        <w:spacing w:after="0" w:line="240" w:lineRule="auto"/>
+        <w:rPr>
+          <w:sz w:val="22"/>
+          <w:szCs w:val="22"/>
+        </w:rPr>
+      </w:pPr>
+      <w:r>
+        <w:rPr>
+          <w:sz w:val="22"/>
+          <w:szCs w:val="22"/>
+        </w:rPr>
+        <w:pict w14:anchorId="00105EDE">
+          <v:rect id="_x0000_i3330" style="width:0;height:1.5pt" o:hralign="center" o:hrstd="t" o:hr="t" fillcolor="#a0a0a0" stroked="f"/>
+        </w:pict>
+      </w:r>
+    </w:p>
+    <w:p>
+      <w:pPr>
+        <w:spacing w:after="0" w:line="240" w:lineRule="auto"/>
+        <w:rPr>
+          <w:b/>
+          <w:bCs/>
+          <w:sz w:val="22"/>
+          <w:szCs w:val="22"/>
+        </w:rPr>
+      </w:pPr>
+      <w:r>
+        <w:rPr>
+          <w:b/>
+          <w:bCs/>
+          <w:sz w:val="22"/>
+          <w:szCs w:val="22"/>
+        </w:rPr>
+        <w:t>Common Interview Questions</w:t>
+      </w:r>
+    </w:p>
+    <w:p>
+      <w:pPr>
+        <w:spacing w:after="0" w:line="240" w:lineRule="auto"/>
+        <w:rPr>
+          <w:b/>
+          <w:bCs/>
+          <w:sz w:val="22"/>
+          <w:szCs w:val="22"/>
+        </w:rPr>
+      </w:pPr>
+      <w:r>
+        <w:rPr>
+          <w:b/>
+          <w:bCs/>
+          <w:sz w:val="22"/>
+          <w:szCs w:val="22"/>
+        </w:rPr>
+        <w:t>1. What is semantic search?</w:t>
+      </w:r>
+    </w:p>
+    <w:p>
+      <w:pPr>
+        <w:spacing w:after="0" w:line="240" w:lineRule="auto"/>
+        <w:rPr>
+          <w:sz w:val="22"/>
+          <w:szCs w:val="22"/>
+        </w:rPr>
+      </w:pPr>
+      <w:r>
+        <w:rPr>
+          <w:b/>
+          <w:bCs/>
+          <w:sz w:val="22"/>
+          <w:szCs w:val="22"/>
+        </w:rPr>
+        <w:t>Answer:</w:t>
+      </w:r>
+      <w:r>
+        <w:rPr>
+          <w:sz w:val="22"/>
+          <w:szCs w:val="22"/>
+        </w:rPr>
+        <w:t xml:space="preserve"> A search technique that retrieves information based on meaning using embeddings rather than exact keyword matching.</w:t>
+      </w:r>
+    </w:p>
+    <w:p>
+      <w:pPr>
+        <w:spacing w:after="0" w:line="240" w:lineRule="auto"/>
+        <w:rPr>
+          <w:sz w:val="22"/>
+          <w:szCs w:val="22"/>
+        </w:rPr>
+      </w:pPr>
+      <w:r>
+        <w:rPr>
+          <w:sz w:val="22"/>
+          <w:szCs w:val="22"/>
+        </w:rPr>
+        <w:pict w14:anchorId="0F1414B0">
+          <v:rect id="_x0000_i3331" style="width:0;height:1.5pt" o:hralign="center" o:hrstd="t" o:hr="t" fillcolor="#a0a0a0" stroked="f"/>
+        </w:pict>
+      </w:r>
+    </w:p>
+    <w:p>
+      <w:pPr>
+        <w:spacing w:after="0" w:line="240" w:lineRule="auto"/>
+        <w:rPr>
+          <w:b/>
+          <w:bCs/>
+          <w:sz w:val="22"/>
+          <w:szCs w:val="22"/>
+        </w:rPr>
+      </w:pPr>
+      <w:r>
+        <w:rPr>
+          <w:b/>
+          <w:bCs/>
+          <w:sz w:val="22"/>
+          <w:szCs w:val="22"/>
+        </w:rPr>
+        <w:t>2. How does semantic search differ from keyword search?</w:t>
+      </w:r>
+    </w:p>
+    <w:p>
+      <w:pPr>
+        <w:spacing w:after="0" w:line="240" w:lineRule="auto"/>
+        <w:rPr>
+          <w:sz w:val="22"/>
+          <w:szCs w:val="22"/>
+        </w:rPr>
+      </w:pPr>
+      <w:r>
+        <w:rPr>
+          <w:b/>
+          <w:bCs/>
+          <w:sz w:val="22"/>
+          <w:szCs w:val="22"/>
+        </w:rPr>
+        <w:t>Answer:</w:t>
+      </w:r>
+      <w:r>
+        <w:rPr>
+          <w:sz w:val="22"/>
+          <w:szCs w:val="22"/>
+        </w:rPr>
+        <w:t xml:space="preserve"> Keyword search matches text directly, while semantic search matches concepts and intent through vector similarity.</w:t>
+      </w:r>
+    </w:p>
+    <w:p>
+      <w:pPr>
+        <w:spacing w:after="0" w:line="240" w:lineRule="auto"/>
+        <w:rPr>
+          <w:sz w:val="22"/>
+          <w:szCs w:val="22"/>
+        </w:rPr>
+      </w:pPr>
+      <w:r>
+        <w:rPr>
+          <w:sz w:val="22"/>
+          <w:szCs w:val="22"/>
+        </w:rPr>
+        <w:pict w14:anchorId="106A5399">
+          <v:rect id="_x0000_i3332" style="width:0;height:1.5pt" o:hralign="center" o:hrstd="t" o:hr="t" fillcolor="#a0a0a0" stroked="f"/>
+        </w:pict>
+      </w:r>
+    </w:p>
+    <w:p>
+      <w:pPr>
+        <w:spacing w:after="0" w:line="240" w:lineRule="auto"/>
+        <w:rPr>
+          <w:b/>
+          <w:bCs/>
+          <w:sz w:val="22"/>
+          <w:szCs w:val="22"/>
+        </w:rPr>
+      </w:pPr>
+      <w:r>
+        <w:rPr>
+          <w:b/>
+          <w:bCs/>
+          <w:sz w:val="22"/>
+          <w:szCs w:val="22"/>
+        </w:rPr>
+        <w:t>3. Why are embeddings important?</w:t>
+      </w:r>
+    </w:p>
+    <w:p>
+      <w:pPr>
+        <w:spacing w:after="0" w:line="240" w:lineRule="auto"/>
+        <w:rPr>
+          <w:sz w:val="22"/>
+          <w:szCs w:val="22"/>
+        </w:rPr>
+      </w:pPr>
+      <w:r>
+        <w:rPr>
+          <w:b/>
+          <w:bCs/>
+          <w:sz w:val="22"/>
+          <w:szCs w:val="22"/>
+        </w:rPr>
+        <w:t>Answer:</w:t>
+      </w:r>
+      <w:r>
+        <w:rPr>
+          <w:sz w:val="22"/>
+          <w:szCs w:val="22"/>
+        </w:rPr>
+        <w:t xml:space="preserve"> Embeddings convert text into semantic vectors that enable similarity search.</w:t>
+      </w:r>
+    </w:p>
+    <w:p>
+      <w:pPr>
+        <w:spacing w:after="0" w:line="240" w:lineRule="auto"/>
+        <w:rPr>
+          <w:sz w:val="22"/>
+          <w:szCs w:val="22"/>
+        </w:rPr>
+      </w:pPr>
+      <w:r>
+        <w:rPr>
+          <w:sz w:val="22"/>
+          <w:szCs w:val="22"/>
+        </w:rPr>
+        <w:pict w14:anchorId="5A15C36E">
+          <v:rect id="_x0000_i3333" style="width:0;height:1.5pt" o:hralign="center" o:hrstd="t" o:hr="t" fillcolor="#a0a0a0" stroked="f"/>
+        </w:pict>
+      </w:r>
+    </w:p>
+    <w:p>
+      <w:pPr>
+        <w:spacing w:after="0" w:line="240" w:lineRule="auto"/>
+        <w:rPr>
+          <w:b/>
+          <w:bCs/>
+          <w:sz w:val="22"/>
+          <w:szCs w:val="22"/>
+        </w:rPr>
+      </w:pPr>
+      <w:r>
+        <w:rPr>
+          <w:b/>
+          <w:bCs/>
+          <w:sz w:val="22"/>
+          <w:szCs w:val="22"/>
+        </w:rPr>
+        <w:t>4. Why is semantic search important for RAG?</w:t>
+      </w:r>
+    </w:p>
+    <w:p>
+      <w:pPr>
+        <w:spacing w:after="0" w:line="240" w:lineRule="auto"/>
+        <w:rPr>
+          <w:sz w:val="22"/>
+          <w:szCs w:val="22"/>
+        </w:rPr>
+      </w:pPr>
+      <w:r>
+        <w:rPr>
+          <w:b/>
+          <w:bCs/>
+          <w:sz w:val="22"/>
+          <w:szCs w:val="22"/>
+        </w:rPr>
+        <w:t>Answer:</w:t>
+      </w:r>
+      <w:r>
+        <w:rPr>
+          <w:sz w:val="22"/>
+          <w:szCs w:val="22"/>
+        </w:rPr>
+        <w:t xml:space="preserve"> It retrieves the most relevant chunks from enterprise knowledge before sending them to the LLM.</w:t>
+      </w:r>
+    </w:p>
+    <w:p>
+      <w:pPr>
+        <w:spacing w:after="0" w:line="240" w:lineRule="auto"/>
+        <w:rPr>
+          <w:sz w:val="22"/>
+          <w:szCs w:val="22"/>
+        </w:rPr>
+      </w:pPr>
+      <w:r>
+        <w:rPr>
+          <w:sz w:val="22"/>
+          <w:szCs w:val="22"/>
+        </w:rPr>
+        <w:pict w14:anchorId="0FF7391C">
+          <v:rect id="_x0000_i3334" style="width:0;height:1.5pt" o:hralign="center" o:hrstd="t" o:hr="t" fillcolor="#a0a0a0" stroked="f"/>
+        </w:pict>
+      </w:r>
+    </w:p>
+    <w:p>
+      <w:pPr>
+        <w:spacing w:after="0" w:line="240" w:lineRule="auto"/>
+        <w:rPr>
+          <w:b/>
+          <w:bCs/>
+          <w:sz w:val="22"/>
+          <w:szCs w:val="22"/>
+        </w:rPr>
+      </w:pPr>
+      <w:r>
+        <w:rPr>
+          <w:b/>
+          <w:bCs/>
+          <w:sz w:val="22"/>
+          <w:szCs w:val="22"/>
+        </w:rPr>
+        <w:t>5. What are common failure modes?</w:t>
+      </w:r>
+    </w:p>
+    <w:p>
+      <w:pPr>
+        <w:spacing w:after="0" w:line="240" w:lineRule="auto"/>
+        <w:rPr>
+          <w:sz w:val="22"/>
+          <w:szCs w:val="22"/>
+        </w:rPr>
+      </w:pPr>
+      <w:r>
+        <w:rPr>
+          <w:b/>
+          <w:bCs/>
+          <w:sz w:val="22"/>
+          <w:szCs w:val="22"/>
+        </w:rPr>
+        <w:t>Answer:</w:t>
+      </w:r>
+    </w:p>
+    <w:p>
+      <w:pPr>
+        <w:spacing w:after="0" w:line="240" w:lineRule="auto"/>
+        <w:rPr>
+          <w:sz w:val="22"/>
+          <w:szCs w:val="22"/>
+        </w:rPr>
+      </w:pPr>
+      <w:r>
+        <w:rPr>
+          <w:sz w:val="22"/>
+          <w:szCs w:val="22"/>
+        </w:rPr>
+        <w:t>Poor chunking</w:t>
+      </w:r>
+    </w:p>
+    <w:p>
+      <w:pPr>
+        <w:spacing w:after="0" w:line="240" w:lineRule="auto"/>
+        <w:rPr>
+          <w:sz w:val="22"/>
+          <w:szCs w:val="22"/>
+        </w:rPr>
+      </w:pPr>
+      <w:r>
+        <w:rPr>
+          <w:sz w:val="22"/>
+          <w:szCs w:val="22"/>
+        </w:rPr>
+        <w:t>Weak embeddings</w:t>
+      </w:r>
+    </w:p>
+    <w:p>
+      <w:pPr>
+        <w:spacing w:after="0" w:line="240" w:lineRule="auto"/>
+        <w:rPr>
+          <w:sz w:val="22"/>
+          <w:szCs w:val="22"/>
+        </w:rPr>
+      </w:pPr>
+      <w:r>
+        <w:rPr>
+          <w:sz w:val="22"/>
+          <w:szCs w:val="22"/>
+        </w:rPr>
+        <w:t>Bad retrieval</w:t>
+      </w:r>
+    </w:p>
+    <w:p>
+      <w:pPr>
+        <w:spacing w:after="0" w:line="240" w:lineRule="auto"/>
+        <w:rPr>
+          <w:sz w:val="22"/>
+          <w:szCs w:val="22"/>
+        </w:rPr>
+      </w:pPr>
+      <w:r>
+        <w:rPr>
+          <w:sz w:val="22"/>
+          <w:szCs w:val="22"/>
+        </w:rPr>
+        <w:t>Outdated indexes</w:t>
+      </w:r>
+    </w:p>
+    <w:p>
+      <w:pPr>
+        <w:spacing w:after="0" w:line="240" w:lineRule="auto"/>
+        <w:rPr>
+          <w:sz w:val="22"/>
+          <w:szCs w:val="22"/>
+        </w:rPr>
+      </w:pPr>
+      <w:r>
+        <w:rPr>
+          <w:sz w:val="22"/>
+          <w:szCs w:val="22"/>
+        </w:rPr>
+        <w:t>Domain mismatch</w:t>
+      </w:r>
+    </w:p>
+    <w:p>
+      <w:pPr>
+        <w:spacing w:after="0" w:line="240" w:lineRule="auto"/>
+        <w:rPr>
+          <w:sz w:val="22"/>
+          <w:szCs w:val="22"/>
+        </w:rPr>
+      </w:pPr>
+      <w:r>
+        <w:rPr>
+          <w:sz w:val="22"/>
+          <w:szCs w:val="22"/>
+        </w:rPr>
+        <w:pict w14:anchorId="1A56A8E3">
+          <v:rect id="_x0000_i3335" style="width:0;height:1.5pt" o:hralign="center" o:hrstd="t" o:hr="t" fillcolor="#a0a0a0" stroked="f"/>
+        </w:pict>
+      </w:r>
+    </w:p>
+    <w:p>
+      <w:pPr>
+        <w:spacing w:after="0" w:line="240" w:lineRule="auto"/>
+        <w:rPr>
+          <w:b/>
+          <w:bCs/>
+          <w:sz w:val="22"/>
+          <w:szCs w:val="22"/>
+        </w:rPr>
+      </w:pPr>
+      <w:r>
+        <w:rPr>
+          <w:b/>
+          <w:bCs/>
+          <w:sz w:val="22"/>
+          <w:szCs w:val="22"/>
+        </w:rPr>
+        <w:t>Enterprise Scenario</w:t>
+      </w:r>
+    </w:p>
+    <w:p>
+      <w:pPr>
+        <w:spacing w:after="0" w:line="240" w:lineRule="auto"/>
+        <w:rPr>
+          <w:b/>
+          <w:bCs/>
+          <w:sz w:val="22"/>
+          <w:szCs w:val="22"/>
+        </w:rPr>
+      </w:pPr>
+      <w:r>
+        <w:rPr>
+          <w:b/>
+          <w:bCs/>
+          <w:sz w:val="22"/>
+          <w:szCs w:val="22"/>
+        </w:rPr>
+        <w:t>Problem</w:t>
+      </w:r>
+    </w:p>
+    <w:p>
+      <w:pPr>
+        <w:spacing w:after="0" w:line="240" w:lineRule="auto"/>
+        <w:rPr>
+          <w:sz w:val="22"/>
+          <w:szCs w:val="22"/>
+        </w:rPr>
+      </w:pPr>
+      <w:r>
+        <w:rPr>
+          <w:sz w:val="22"/>
+          <w:szCs w:val="22"/>
+        </w:rPr>
+        <w:t>Mahindra has:</w:t>
+      </w:r>
+    </w:p>
+    <w:p>
+      <w:pPr>
+        <w:spacing w:after="0" w:line="240" w:lineRule="auto"/>
+        <w:rPr>
+          <w:sz w:val="22"/>
+          <w:szCs w:val="22"/>
+        </w:rPr>
+      </w:pPr>
+      <w:r>
+        <w:rPr>
+          <w:sz w:val="22"/>
+          <w:szCs w:val="22"/>
+        </w:rPr>
+        <w:t>200,000 CAE Reports</w:t>
+      </w:r>
+    </w:p>
+    <w:p>
+      <w:pPr>
+        <w:spacing w:after="0" w:line="240" w:lineRule="auto"/>
+        <w:rPr>
+          <w:sz w:val="22"/>
+          <w:szCs w:val="22"/>
+        </w:rPr>
+      </w:pPr>
+      <w:r>
+        <w:rPr>
+          <w:sz w:val="22"/>
+          <w:szCs w:val="22"/>
+        </w:rPr>
+        <w:t>Crash Studies</w:t>
+      </w:r>
+    </w:p>
+    <w:p>
+      <w:pPr>
+        <w:spacing w:after="0" w:line="240" w:lineRule="auto"/>
+        <w:rPr>
+          <w:sz w:val="22"/>
+          <w:szCs w:val="22"/>
+        </w:rPr>
+      </w:pPr>
+      <w:r>
+        <w:rPr>
+          <w:sz w:val="22"/>
+          <w:szCs w:val="22"/>
+        </w:rPr>
+        <w:t>Design Standards</w:t>
+      </w:r>
+    </w:p>
+    <w:p>
+      <w:pPr>
+        <w:spacing w:after="0" w:line="240" w:lineRule="auto"/>
+        <w:rPr>
+          <w:sz w:val="22"/>
+          <w:szCs w:val="22"/>
+        </w:rPr>
+      </w:pPr>
+      <w:r>
+        <w:rPr>
+          <w:sz w:val="22"/>
+          <w:szCs w:val="22"/>
+        </w:rPr>
+        <w:t>Failure Histories</w:t>
+      </w:r>
+    </w:p>
+    <w:p>
+      <w:pPr>
+        <w:spacing w:after="0" w:line="240" w:lineRule="auto"/>
+        <w:rPr>
+          <w:sz w:val="22"/>
+          <w:szCs w:val="22"/>
+        </w:rPr>
+      </w:pPr>
+      <w:r>
+        <w:rPr>
+          <w:sz w:val="22"/>
+          <w:szCs w:val="22"/>
+        </w:rPr>
+        <w:t>Engineers need answers like:</w:t>
+      </w:r>
+    </w:p>
+    <w:p>
+      <w:pPr>
+        <w:spacing w:after="0" w:line="240" w:lineRule="auto"/>
+        <w:rPr>
+          <w:sz w:val="22"/>
+          <w:szCs w:val="22"/>
+        </w:rPr>
+      </w:pPr>
+      <w:r>
+        <w:rPr>
+          <w:sz w:val="22"/>
+          <w:szCs w:val="22"/>
+        </w:rPr>
+        <w:t>Show similar hood failures from previous programs.</w:t>
+      </w:r>
+    </w:p>
+    <w:p>
+      <w:pPr>
+        <w:spacing w:after="0" w:line="240" w:lineRule="auto"/>
+        <w:rPr>
+          <w:sz w:val="22"/>
+          <w:szCs w:val="22"/>
+        </w:rPr>
+      </w:pPr>
+      <w:r>
+        <w:rPr>
+          <w:sz w:val="22"/>
+          <w:szCs w:val="22"/>
+        </w:rPr>
+        <w:pict w14:anchorId="0999CB69">
+          <v:rect id="_x0000_i3336" style="width:0;height:1.5pt" o:hralign="center" o:hrstd="t" o:hr="t" fillcolor="#a0a0a0" stroked="f"/>
+        </w:pict>
+      </w:r>
+    </w:p>
+    <w:p>
+      <w:pPr>
+        <w:spacing w:after="0" w:line="240" w:lineRule="auto"/>
+        <w:rPr>
+          <w:b/>
+          <w:bCs/>
+          <w:sz w:val="22"/>
+          <w:szCs w:val="22"/>
+        </w:rPr>
+      </w:pPr>
+      <w:r>
+        <w:rPr>
+          <w:b/>
+          <w:bCs/>
+          <w:sz w:val="22"/>
+          <w:szCs w:val="22"/>
+        </w:rPr>
+        <w:t>Why Choose Semantic Search?</w:t>
+      </w:r>
+    </w:p>
+    <w:p>
+      <w:pPr>
+        <w:spacing w:after="0" w:line="240" w:lineRule="auto"/>
+        <w:rPr>
+          <w:sz w:val="22"/>
+          <w:szCs w:val="22"/>
+        </w:rPr>
+      </w:pPr>
+      <w:r>
+        <w:rPr>
+          <w:sz w:val="22"/>
+          <w:szCs w:val="22"/>
+        </w:rPr>
+        <w:t>Because terminology varies:</w:t>
+      </w:r>
+    </w:p>
+    <w:p>
+      <w:pPr>
+        <w:spacing w:after="0" w:line="240" w:lineRule="auto"/>
+        <w:rPr>
+          <w:sz w:val="22"/>
+          <w:szCs w:val="22"/>
+        </w:rPr>
+      </w:pPr>
+      <w:r>
+        <w:rPr>
+          <w:sz w:val="22"/>
+          <w:szCs w:val="22"/>
+        </w:rPr>
+        <w:t>hood failure</w:t>
+      </w:r>
+    </w:p>
+    <w:p>
+      <w:pPr>
+        <w:spacing w:after="0" w:line="240" w:lineRule="auto"/>
+        <w:rPr>
+          <w:sz w:val="22"/>
+          <w:szCs w:val="22"/>
+        </w:rPr>
+      </w:pPr>
+      <w:r>
+        <w:rPr>
+          <w:sz w:val="22"/>
+          <w:szCs w:val="22"/>
+        </w:rPr>
+        <w:t>bonnet deformation</w:t>
+      </w:r>
+    </w:p>
+    <w:p>
+      <w:pPr>
+        <w:spacing w:after="0" w:line="240" w:lineRule="auto"/>
+        <w:rPr>
+          <w:sz w:val="22"/>
+          <w:szCs w:val="22"/>
+        </w:rPr>
+      </w:pPr>
+      <w:r>
+        <w:rPr>
+          <w:sz w:val="22"/>
+          <w:szCs w:val="22"/>
+        </w:rPr>
+        <w:t>front-end collapse</w:t>
+      </w:r>
+    </w:p>
+    <w:p>
+      <w:pPr>
+        <w:spacing w:after="0" w:line="240" w:lineRule="auto"/>
+        <w:rPr>
+          <w:sz w:val="22"/>
+          <w:szCs w:val="22"/>
+        </w:rPr>
+      </w:pPr>
+      <w:r>
+        <w:rPr>
+          <w:sz w:val="22"/>
+          <w:szCs w:val="22"/>
+        </w:rPr>
+        <w:t>impact intrusion</w:t>
+      </w:r>
+    </w:p>
+    <w:p>
+      <w:pPr>
+        <w:spacing w:after="0" w:line="240" w:lineRule="auto"/>
+        <w:rPr>
+          <w:sz w:val="22"/>
+          <w:szCs w:val="22"/>
+        </w:rPr>
+      </w:pPr>
+      <w:r>
+        <w:rPr>
+          <w:sz w:val="22"/>
+          <w:szCs w:val="22"/>
+        </w:rPr>
+        <w:t>Keyword search misses many relevant reports.</w:t>
+      </w:r>
+    </w:p>
+    <w:p>
+      <w:pPr>
+        <w:spacing w:after="0" w:line="240" w:lineRule="auto"/>
+        <w:rPr>
+          <w:sz w:val="22"/>
+          <w:szCs w:val="22"/>
+        </w:rPr>
+      </w:pPr>
+      <w:r>
+        <w:rPr>
+          <w:sz w:val="22"/>
+          <w:szCs w:val="22"/>
+        </w:rPr>
+        <w:t>Semantic search understands meaning.</w:t>
+      </w:r>
+    </w:p>
+    <w:p>
+      <w:pPr>
+        <w:spacing w:after="0" w:line="240" w:lineRule="auto"/>
+        <w:rPr>
+          <w:sz w:val="22"/>
+          <w:szCs w:val="22"/>
+        </w:rPr>
+      </w:pPr>
+      <w:r>
+        <w:rPr>
+          <w:sz w:val="22"/>
+          <w:szCs w:val="22"/>
+        </w:rPr>
+        <w:pict w14:anchorId="6C1D1E6F">
+          <v:rect id="_x0000_i3337" style="width:0;height:1.5pt" o:hralign="center" o:hrstd="t" o:hr="t" fillcolor="#a0a0a0" stroked="f"/>
+        </w:pict>
+      </w:r>
+    </w:p>
+    <w:p>
+      <w:pPr>
+        <w:spacing w:after="0" w:line="240" w:lineRule="auto"/>
+        <w:rPr>
+          <w:b/>
+          <w:bCs/>
+          <w:sz w:val="22"/>
+          <w:szCs w:val="22"/>
+        </w:rPr>
+      </w:pPr>
+      <w:r>
+        <w:rPr>
+          <w:b/>
+          <w:bCs/>
+          <w:sz w:val="22"/>
+          <w:szCs w:val="22"/>
+        </w:rPr>
+        <w:t>Why Not Use Only Keyword Search?</w:t>
+      </w:r>
+    </w:p>
+    <w:p>
+      <w:pPr>
+        <w:spacing w:after="0" w:line="240" w:lineRule="auto"/>
+        <w:rPr>
+          <w:sz w:val="22"/>
+          <w:szCs w:val="22"/>
+        </w:rPr>
+      </w:pPr>
+      <w:r>
+        <w:rPr>
+          <w:sz w:val="22"/>
+          <w:szCs w:val="22"/>
+        </w:rPr>
+        <w:t>Would miss conceptually related failures.</w:t>
+      </w:r>
+    </w:p>
+    <w:p>
+      <w:pPr>
+        <w:spacing w:after="0" w:line="240" w:lineRule="auto"/>
+        <w:rPr>
+          <w:sz w:val="22"/>
+          <w:szCs w:val="22"/>
+        </w:rPr>
+      </w:pPr>
+      <w:r>
+        <w:rPr>
+          <w:sz w:val="22"/>
+          <w:szCs w:val="22"/>
+        </w:rPr>
+        <w:t>Lower recall.</w:t>
+      </w:r>
+    </w:p>
+    <w:p>
+      <w:pPr>
+        <w:spacing w:after="0" w:line="240" w:lineRule="auto"/>
+        <w:rPr>
+          <w:sz w:val="22"/>
+          <w:szCs w:val="22"/>
+        </w:rPr>
+      </w:pPr>
+      <w:r>
+        <w:rPr>
+          <w:sz w:val="22"/>
+          <w:szCs w:val="22"/>
+        </w:rPr>
+        <w:pict w14:anchorId="3425775E">
+          <v:rect id="_x0000_i3338" style="width:0;height:1.5pt" o:hralign="center" o:hrstd="t" o:hr="t" fillcolor="#a0a0a0" stroked="f"/>
+        </w:pict>
+      </w:r>
+    </w:p>
+    <w:p>
+      <w:pPr>
+        <w:spacing w:after="0" w:line="240" w:lineRule="auto"/>
+        <w:rPr>
+          <w:b/>
+          <w:bCs/>
+          <w:sz w:val="22"/>
+          <w:szCs w:val="22"/>
+        </w:rPr>
+      </w:pPr>
+      <w:r>
+        <w:rPr>
+          <w:b/>
+          <w:bCs/>
+          <w:sz w:val="22"/>
+          <w:szCs w:val="22"/>
+        </w:rPr>
+        <w:t xml:space="preserve">Why Not Put Everything </w:t>
+      </w:r>
+      <w:r>
+        <w:rPr>
+          <w:b/>
+          <w:bCs/>
+          <w:sz w:val="22"/>
+          <w:szCs w:val="22"/>
+        </w:rPr>
+        <w:t>into</w:t>
+      </w:r>
+      <w:r>
+        <w:rPr>
+          <w:b/>
+          <w:bCs/>
+          <w:sz w:val="22"/>
+          <w:szCs w:val="22"/>
+        </w:rPr>
+        <w:t xml:space="preserve"> Context Window?</w:t>
+      </w:r>
+    </w:p>
+    <w:p>
+      <w:pPr>
+        <w:spacing w:after="0" w:line="240" w:lineRule="auto"/>
+        <w:rPr>
+          <w:sz w:val="22"/>
+          <w:szCs w:val="22"/>
+        </w:rPr>
+      </w:pPr>
+      <w:r>
+        <w:rPr>
+          <w:sz w:val="22"/>
+          <w:szCs w:val="22"/>
+        </w:rPr>
+        <w:t>Too expensive</w:t>
+      </w:r>
+      <w:r>
+        <w:rPr>
+          <w:sz w:val="22"/>
+          <w:szCs w:val="22"/>
+        </w:rPr>
+        <w:t xml:space="preserve">, </w:t>
+      </w:r>
+      <w:proofErr w:type="gramStart"/>
+      <w:r>
+        <w:rPr>
+          <w:sz w:val="22"/>
+          <w:szCs w:val="22"/>
+        </w:rPr>
+        <w:t>Too</w:t>
+      </w:r>
+      <w:proofErr w:type="gramEnd"/>
+      <w:r>
+        <w:rPr>
+          <w:sz w:val="22"/>
+          <w:szCs w:val="22"/>
+        </w:rPr>
+        <w:t xml:space="preserve"> slow</w:t>
+      </w:r>
+      <w:r>
+        <w:rPr>
+          <w:sz w:val="22"/>
+          <w:szCs w:val="22"/>
+        </w:rPr>
+        <w:t xml:space="preserve">, </w:t>
+      </w:r>
+      <w:proofErr w:type="gramStart"/>
+      <w:r>
+        <w:rPr>
+          <w:sz w:val="22"/>
+          <w:szCs w:val="22"/>
+        </w:rPr>
+        <w:t>Not</w:t>
+      </w:r>
+      <w:proofErr w:type="gramEnd"/>
+      <w:r>
+        <w:rPr>
+          <w:sz w:val="22"/>
+          <w:szCs w:val="22"/>
+        </w:rPr>
+        <w:t xml:space="preserve"> scalable</w:t>
+      </w:r>
+    </w:p>
+    <w:p>
+      <w:pPr>
+        <w:spacing w:after="0" w:line="240" w:lineRule="auto"/>
+        <w:rPr>
+          <w:sz w:val="22"/>
+          <w:szCs w:val="22"/>
+        </w:rPr>
+      </w:pPr>
+      <w:r>
+        <w:rPr>
+          <w:sz w:val="22"/>
+          <w:szCs w:val="22"/>
+        </w:rPr>
+        <w:pict w14:anchorId="1C61327C">
+          <v:rect id="_x0000_i3339" style="width:0;height:1.5pt" o:hralign="center" o:hrstd="t" o:hr="t" fillcolor="#a0a0a0" stroked="f"/>
+        </w:pict>
+      </w:r>
+    </w:p>
+    <w:p>
+      <w:pPr>
+        <w:spacing w:after="0" w:line="240" w:lineRule="auto"/>
+        <w:rPr>
+          <w:b/>
+          <w:bCs/>
+          <w:sz w:val="22"/>
+          <w:szCs w:val="22"/>
+        </w:rPr>
+      </w:pPr>
+      <w:r>
+        <w:rPr>
+          <w:b/>
+          <w:bCs/>
+          <w:sz w:val="22"/>
+          <w:szCs w:val="22"/>
+        </w:rPr>
+        <w:lastRenderedPageBreak/>
+        <w:t>Final Architecture Choice</w:t>
+      </w:r>
+    </w:p>
+    <w:p>
+      <w:pPr>
+        <w:spacing w:after="0" w:line="240" w:lineRule="auto"/>
+        <w:rPr>
+          <w:b/>
+          <w:bCs/>
+          <w:sz w:val="22"/>
+          <w:szCs w:val="22"/>
+        </w:rPr>
+      </w:pPr>
+      <w:r>
+        <w:rPr>
+          <w:b/>
+          <w:bCs/>
+          <w:sz w:val="22"/>
+          <w:szCs w:val="22"/>
+        </w:rPr>
+        <w:t>Documents</w:t>
+      </w:r>
+      <w:r>
+        <w:rPr>
+          <w:b/>
+          <w:bCs/>
+          <w:sz w:val="22"/>
+          <w:szCs w:val="22"/>
+        </w:rPr>
+        <w:t xml:space="preserve"> </w:t>
+      </w:r>
+      <w:r>
+        <w:rPr>
+          <w:b/>
+          <w:bCs/>
+          <w:sz w:val="22"/>
+          <w:szCs w:val="22"/>
+        </w:rPr>
+        <w:t>→Embeddings</w:t>
+      </w:r>
+      <w:r>
+        <w:rPr>
+          <w:b/>
+          <w:bCs/>
+          <w:sz w:val="22"/>
+          <w:szCs w:val="22"/>
+        </w:rPr>
+        <w:t xml:space="preserve"> </w:t>
+      </w:r>
+      <w:r>
+        <w:rPr>
+          <w:b/>
+          <w:bCs/>
+          <w:sz w:val="22"/>
+          <w:szCs w:val="22"/>
+        </w:rPr>
+        <w:t>→</w:t>
+      </w:r>
+      <w:r>
+        <w:rPr>
+          <w:b/>
+          <w:bCs/>
+          <w:sz w:val="22"/>
+          <w:szCs w:val="22"/>
+        </w:rPr>
+        <w:t xml:space="preserve"> </w:t>
+      </w:r>
+      <w:r>
+        <w:rPr>
+          <w:b/>
+          <w:bCs/>
+          <w:sz w:val="22"/>
+          <w:szCs w:val="22"/>
+        </w:rPr>
+        <w:t>Vector Database</w:t>
+      </w:r>
+      <w:r>
+        <w:rPr>
+          <w:b/>
+          <w:bCs/>
+          <w:sz w:val="22"/>
+          <w:szCs w:val="22"/>
+        </w:rPr>
+        <w:t xml:space="preserve"> </w:t>
+      </w:r>
+      <w:r>
+        <w:rPr>
+          <w:b/>
+          <w:bCs/>
+          <w:sz w:val="22"/>
+          <w:szCs w:val="22"/>
+        </w:rPr>
+        <w:t>→</w:t>
+      </w:r>
+      <w:r>
+        <w:rPr>
+          <w:b/>
+          <w:bCs/>
+          <w:sz w:val="22"/>
+          <w:szCs w:val="22"/>
+        </w:rPr>
+        <w:t xml:space="preserve"> </w:t>
+      </w:r>
+      <w:r>
+        <w:rPr>
+          <w:b/>
+          <w:bCs/>
+          <w:sz w:val="22"/>
+          <w:szCs w:val="22"/>
+        </w:rPr>
+        <w:t>Semantic Search</w:t>
+      </w:r>
+      <w:r>
+        <w:rPr>
+          <w:b/>
+          <w:bCs/>
+          <w:sz w:val="22"/>
+          <w:szCs w:val="22"/>
+        </w:rPr>
+        <w:t xml:space="preserve"> </w:t>
+      </w:r>
+      <w:r>
+        <w:rPr>
+          <w:b/>
+          <w:bCs/>
+          <w:sz w:val="22"/>
+          <w:szCs w:val="22"/>
+        </w:rPr>
+        <w:t>→</w:t>
+      </w:r>
+      <w:r>
+        <w:t xml:space="preserve"> </w:t>
+      </w:r>
+      <w:r>
+        <w:rPr>
+          <w:b/>
+          <w:bCs/>
+          <w:sz w:val="22"/>
+          <w:szCs w:val="22"/>
+        </w:rPr>
+        <w:t>RAG</w:t>
+      </w:r>
+      <w:r>
+        <w:rPr>
+          <w:b/>
+          <w:bCs/>
+          <w:sz w:val="22"/>
+          <w:szCs w:val="22"/>
+        </w:rPr>
+        <w:t xml:space="preserve"> </w:t>
+      </w:r>
+      <w:r>
+        <w:rPr>
+          <w:b/>
+          <w:bCs/>
+          <w:sz w:val="22"/>
+          <w:szCs w:val="22"/>
+        </w:rPr>
+        <w:t>→</w:t>
+      </w:r>
+      <w:r>
+        <w:rPr>
+          <w:b/>
+          <w:bCs/>
+          <w:sz w:val="22"/>
+          <w:szCs w:val="22"/>
+        </w:rPr>
+        <w:t xml:space="preserve"> </w:t>
+      </w:r>
+      <w:r>
+        <w:rPr>
+          <w:b/>
+          <w:bCs/>
+          <w:sz w:val="22"/>
+          <w:szCs w:val="22"/>
+        </w:rPr>
+        <w:t>LLM</w:t>
+      </w:r>
+      <w:r>
+        <w:rPr>
+          <w:b/>
+          <w:bCs/>
+          <w:sz w:val="22"/>
+          <w:szCs w:val="22"/>
+        </w:rPr>
+        <w:t xml:space="preserve"> </w:t>
+      </w:r>
+      <w:r>
+        <w:rPr>
+          <w:b/>
+          <w:bCs/>
+          <w:sz w:val="22"/>
+          <w:szCs w:val="22"/>
+        </w:rPr>
+        <w:t>→</w:t>
+      </w:r>
+      <w:r>
+        <w:rPr>
+          <w:b/>
+          <w:bCs/>
+          <w:sz w:val="22"/>
+          <w:szCs w:val="22"/>
+        </w:rPr>
+        <w:t xml:space="preserve"> </w:t>
+      </w:r>
+      <w:r>
+        <w:rPr>
+          <w:b/>
+          <w:bCs/>
+          <w:sz w:val="22"/>
+          <w:szCs w:val="22"/>
+        </w:rPr>
+        <w:t>Engineering Copilot</w:t>
+      </w:r>
+    </w:p>
+    <w:p>
+      <w:pPr>
+        <w:spacing w:after="0" w:line="240" w:lineRule="auto"/>
+        <w:rPr>
+          <w:sz w:val="22"/>
+          <w:szCs w:val="22"/>
+        </w:rPr>
+      </w:pPr>
+      <w:r>
+        <w:rPr>
+          <w:sz w:val="22"/>
+          <w:szCs w:val="22"/>
+        </w:rPr>
+        <w:t xml:space="preserve">This is the architecture most enterprises use today because it balances </w:t>
+      </w:r>
+      <w:r>
+        <w:rPr>
+          <w:b/>
+          <w:bCs/>
+          <w:sz w:val="22"/>
+          <w:szCs w:val="22"/>
+        </w:rPr>
+        <w:t>accuracy, cost, scalability, and retrieval quality</w:t>
+      </w:r>
+      <w:r>
+        <w:rPr>
+          <w:sz w:val="22"/>
+          <w:szCs w:val="22"/>
+        </w:rPr>
+        <w:t>.</w:t>
       </w:r>
     </w:p>
     <w:p>
@@ -29303,9 +36603,9 @@
     </w:lvl>
   </w:abstractNum>
   <w:abstractNum w:abstractNumId="4" w15:restartNumberingAfterBreak="0">
-    <w:nsid w:val="272F61E1"/>
+    <w:nsid w:val="24144B4B"/>
     <w:multiLevelType w:val="multilevel"/>
-    <w:tmpl w:val="6C243E7C"/>
+    <w:tmpl w:val="722A4450"/>
     <w:lvl w:ilvl="0">
       <w:start w:val="1"/>
       <w:numFmt w:val="bullet"/>
@@ -29452,9 +36752,9 @@
     </w:lvl>
   </w:abstractNum>
   <w:abstractNum w:abstractNumId="5" w15:restartNumberingAfterBreak="0">
-    <w:nsid w:val="29486DB3"/>
+    <w:nsid w:val="272F61E1"/>
     <w:multiLevelType w:val="multilevel"/>
-    <w:tmpl w:val="76AABD4C"/>
+    <w:tmpl w:val="6C243E7C"/>
     <w:lvl w:ilvl="0">
       <w:start w:val="1"/>
       <w:numFmt w:val="bullet"/>
@@ -29601,9 +36901,9 @@
     </w:lvl>
   </w:abstractNum>
   <w:abstractNum w:abstractNumId="6" w15:restartNumberingAfterBreak="0">
-    <w:nsid w:val="2AE71B39"/>
+    <w:nsid w:val="29486DB3"/>
     <w:multiLevelType w:val="multilevel"/>
-    <w:tmpl w:val="2348FBEA"/>
+    <w:tmpl w:val="76AABD4C"/>
     <w:lvl w:ilvl="0">
       <w:start w:val="1"/>
       <w:numFmt w:val="bullet"/>
@@ -29750,9 +37050,9 @@
     </w:lvl>
   </w:abstractNum>
   <w:abstractNum w:abstractNumId="7" w15:restartNumberingAfterBreak="0">
-    <w:nsid w:val="2EB9375B"/>
+    <w:nsid w:val="2AE71B39"/>
     <w:multiLevelType w:val="multilevel"/>
-    <w:tmpl w:val="AD60D506"/>
+    <w:tmpl w:val="2348FBEA"/>
     <w:lvl w:ilvl="0">
       <w:start w:val="1"/>
       <w:numFmt w:val="bullet"/>
@@ -29899,9 +37199,9 @@
     </w:lvl>
   </w:abstractNum>
   <w:abstractNum w:abstractNumId="8" w15:restartNumberingAfterBreak="0">
-    <w:nsid w:val="31A249BA"/>
+    <w:nsid w:val="2EB9375B"/>
     <w:multiLevelType w:val="multilevel"/>
-    <w:tmpl w:val="71B46316"/>
+    <w:tmpl w:val="AD60D506"/>
     <w:lvl w:ilvl="0">
       <w:start w:val="1"/>
       <w:numFmt w:val="bullet"/>
@@ -30048,9 +37348,9 @@
     </w:lvl>
   </w:abstractNum>
   <w:abstractNum w:abstractNumId="9" w15:restartNumberingAfterBreak="0">
-    <w:nsid w:val="34607C51"/>
+    <w:nsid w:val="31A249BA"/>
     <w:multiLevelType w:val="multilevel"/>
-    <w:tmpl w:val="E03CFB12"/>
+    <w:tmpl w:val="71B46316"/>
     <w:lvl w:ilvl="0">
       <w:start w:val="1"/>
       <w:numFmt w:val="bullet"/>
@@ -30197,9 +37497,9 @@
     </w:lvl>
   </w:abstractNum>
   <w:abstractNum w:abstractNumId="10" w15:restartNumberingAfterBreak="0">
-    <w:nsid w:val="396F2566"/>
+    <w:nsid w:val="34607C51"/>
     <w:multiLevelType w:val="multilevel"/>
-    <w:tmpl w:val="F3A80AC8"/>
+    <w:tmpl w:val="E03CFB12"/>
     <w:lvl w:ilvl="0">
       <w:start w:val="1"/>
       <w:numFmt w:val="bullet"/>
@@ -30346,9 +37646,9 @@
     </w:lvl>
   </w:abstractNum>
   <w:abstractNum w:abstractNumId="11" w15:restartNumberingAfterBreak="0">
-    <w:nsid w:val="3AE2431F"/>
+    <w:nsid w:val="396F2566"/>
     <w:multiLevelType w:val="multilevel"/>
-    <w:tmpl w:val="6BC4BB62"/>
+    <w:tmpl w:val="F3A80AC8"/>
     <w:lvl w:ilvl="0">
       <w:start w:val="1"/>
       <w:numFmt w:val="bullet"/>
@@ -30495,9 +37795,9 @@
     </w:lvl>
   </w:abstractNum>
   <w:abstractNum w:abstractNumId="12" w15:restartNumberingAfterBreak="0">
-    <w:nsid w:val="45883DB9"/>
+    <w:nsid w:val="3AE2431F"/>
     <w:multiLevelType w:val="multilevel"/>
-    <w:tmpl w:val="6C12574A"/>
+    <w:tmpl w:val="6BC4BB62"/>
     <w:lvl w:ilvl="0">
       <w:start w:val="1"/>
       <w:numFmt w:val="bullet"/>
@@ -30644,9 +37944,9 @@
     </w:lvl>
   </w:abstractNum>
   <w:abstractNum w:abstractNumId="13" w15:restartNumberingAfterBreak="0">
-    <w:nsid w:val="47902DD3"/>
+    <w:nsid w:val="45883DB9"/>
     <w:multiLevelType w:val="multilevel"/>
-    <w:tmpl w:val="7D9A08B4"/>
+    <w:tmpl w:val="6C12574A"/>
     <w:lvl w:ilvl="0">
       <w:start w:val="1"/>
       <w:numFmt w:val="bullet"/>
@@ -30793,9 +38093,9 @@
     </w:lvl>
   </w:abstractNum>
   <w:abstractNum w:abstractNumId="14" w15:restartNumberingAfterBreak="0">
-    <w:nsid w:val="4E0F6DD4"/>
+    <w:nsid w:val="47902DD3"/>
     <w:multiLevelType w:val="multilevel"/>
-    <w:tmpl w:val="4BCE77EC"/>
+    <w:tmpl w:val="7D9A08B4"/>
     <w:lvl w:ilvl="0">
       <w:start w:val="1"/>
       <w:numFmt w:val="bullet"/>
@@ -30942,9 +38242,9 @@
     </w:lvl>
   </w:abstractNum>
   <w:abstractNum w:abstractNumId="15" w15:restartNumberingAfterBreak="0">
-    <w:nsid w:val="5FB27AEC"/>
+    <w:nsid w:val="4E0F6DD4"/>
     <w:multiLevelType w:val="multilevel"/>
-    <w:tmpl w:val="F17E1AC4"/>
+    <w:tmpl w:val="4BCE77EC"/>
     <w:lvl w:ilvl="0">
       <w:start w:val="1"/>
       <w:numFmt w:val="bullet"/>
@@ -31091,9 +38391,9 @@
     </w:lvl>
   </w:abstractNum>
   <w:abstractNum w:abstractNumId="16" w15:restartNumberingAfterBreak="0">
-    <w:nsid w:val="64252290"/>
+    <w:nsid w:val="5FB27AEC"/>
     <w:multiLevelType w:val="multilevel"/>
-    <w:tmpl w:val="5DD2D0A6"/>
+    <w:tmpl w:val="F17E1AC4"/>
     <w:lvl w:ilvl="0">
       <w:start w:val="1"/>
       <w:numFmt w:val="bullet"/>
@@ -31240,9 +38540,9 @@
     </w:lvl>
   </w:abstractNum>
   <w:abstractNum w:abstractNumId="17" w15:restartNumberingAfterBreak="0">
-    <w:nsid w:val="6D257A35"/>
+    <w:nsid w:val="64252290"/>
     <w:multiLevelType w:val="multilevel"/>
-    <w:tmpl w:val="3A68022A"/>
+    <w:tmpl w:val="5DD2D0A6"/>
     <w:lvl w:ilvl="0">
       <w:start w:val="1"/>
       <w:numFmt w:val="bullet"/>
@@ -31389,9 +38689,9 @@
     </w:lvl>
   </w:abstractNum>
   <w:abstractNum w:abstractNumId="18" w15:restartNumberingAfterBreak="0">
-    <w:nsid w:val="70F2409D"/>
+    <w:nsid w:val="6D257A35"/>
     <w:multiLevelType w:val="multilevel"/>
-    <w:tmpl w:val="104EC99C"/>
+    <w:tmpl w:val="3A68022A"/>
     <w:lvl w:ilvl="0">
       <w:start w:val="1"/>
       <w:numFmt w:val="bullet"/>
@@ -31538,9 +38838,9 @@
     </w:lvl>
   </w:abstractNum>
   <w:abstractNum w:abstractNumId="19" w15:restartNumberingAfterBreak="0">
-    <w:nsid w:val="7C994A0B"/>
+    <w:nsid w:val="70F2409D"/>
     <w:multiLevelType w:val="multilevel"/>
-    <w:tmpl w:val="82E85BD8"/>
+    <w:tmpl w:val="104EC99C"/>
     <w:lvl w:ilvl="0">
       <w:start w:val="1"/>
       <w:numFmt w:val="bullet"/>
@@ -31686,65 +38986,217 @@
       </w:rPr>
     </w:lvl>
   </w:abstractNum>
+  <w:abstractNum w:abstractNumId="20" w15:restartNumberingAfterBreak="0">
+    <w:nsid w:val="7C994A0B"/>
+    <w:multiLevelType w:val="multilevel"/>
+    <w:tmpl w:val="82E85BD8"/>
+    <w:lvl w:ilvl="0">
+      <w:start w:val="1"/>
+      <w:numFmt w:val="bullet"/>
+      <w:lvlText w:val=""/>
+      <w:lvlJc w:val="left"/>
+      <w:pPr>
+        <w:tabs>
+          <w:tab w:val="num" w:pos="720"/>
+        </w:tabs>
+        <w:ind w:left="720" w:hanging="360"/>
+      </w:pPr>
+      <w:rPr>
+        <w:rFonts w:ascii="Symbol" w:hAnsi="Symbol" w:hint="default"/>
+        <w:sz w:val="20"/>
+      </w:rPr>
+    </w:lvl>
+    <w:lvl w:ilvl="1" w:tentative="1">
+      <w:start w:val="1"/>
+      <w:numFmt w:val="bullet"/>
+      <w:lvlText w:val="o"/>
+      <w:lvlJc w:val="left"/>
+      <w:pPr>
+        <w:tabs>
+          <w:tab w:val="num" w:pos="1440"/>
+        </w:tabs>
+        <w:ind w:left="1440" w:hanging="360"/>
+      </w:pPr>
+      <w:rPr>
+        <w:rFonts w:ascii="Courier New" w:hAnsi="Courier New" w:hint="default"/>
+        <w:sz w:val="20"/>
+      </w:rPr>
+    </w:lvl>
+    <w:lvl w:ilvl="2" w:tentative="1">
+      <w:start w:val="1"/>
+      <w:numFmt w:val="bullet"/>
+      <w:lvlText w:val=""/>
+      <w:lvlJc w:val="left"/>
+      <w:pPr>
+        <w:tabs>
+          <w:tab w:val="num" w:pos="2160"/>
+        </w:tabs>
+        <w:ind w:left="2160" w:hanging="360"/>
+      </w:pPr>
+      <w:rPr>
+        <w:rFonts w:ascii="Wingdings" w:hAnsi="Wingdings" w:hint="default"/>
+        <w:sz w:val="20"/>
+      </w:rPr>
+    </w:lvl>
+    <w:lvl w:ilvl="3" w:tentative="1">
+      <w:start w:val="1"/>
+      <w:numFmt w:val="bullet"/>
+      <w:lvlText w:val=""/>
+      <w:lvlJc w:val="left"/>
+      <w:pPr>
+        <w:tabs>
+          <w:tab w:val="num" w:pos="2880"/>
+        </w:tabs>
+        <w:ind w:left="2880" w:hanging="360"/>
+      </w:pPr>
+      <w:rPr>
+        <w:rFonts w:ascii="Wingdings" w:hAnsi="Wingdings" w:hint="default"/>
+        <w:sz w:val="20"/>
+      </w:rPr>
+    </w:lvl>
+    <w:lvl w:ilvl="4" w:tentative="1">
+      <w:start w:val="1"/>
+      <w:numFmt w:val="bullet"/>
+      <w:lvlText w:val=""/>
+      <w:lvlJc w:val="left"/>
+      <w:pPr>
+        <w:tabs>
+          <w:tab w:val="num" w:pos="3600"/>
+        </w:tabs>
+        <w:ind w:left="3600" w:hanging="360"/>
+      </w:pPr>
+      <w:rPr>
+        <w:rFonts w:ascii="Wingdings" w:hAnsi="Wingdings" w:hint="default"/>
+        <w:sz w:val="20"/>
+      </w:rPr>
+    </w:lvl>
+    <w:lvl w:ilvl="5" w:tentative="1">
+      <w:start w:val="1"/>
+      <w:numFmt w:val="bullet"/>
+      <w:lvlText w:val=""/>
+      <w:lvlJc w:val="left"/>
+      <w:pPr>
+        <w:tabs>
+          <w:tab w:val="num" w:pos="4320"/>
+        </w:tabs>
+        <w:ind w:left="4320" w:hanging="360"/>
+      </w:pPr>
+      <w:rPr>
+        <w:rFonts w:ascii="Wingdings" w:hAnsi="Wingdings" w:hint="default"/>
+        <w:sz w:val="20"/>
+      </w:rPr>
+    </w:lvl>
+    <w:lvl w:ilvl="6" w:tentative="1">
+      <w:start w:val="1"/>
+      <w:numFmt w:val="bullet"/>
+      <w:lvlText w:val=""/>
+      <w:lvlJc w:val="left"/>
+      <w:pPr>
+        <w:tabs>
+          <w:tab w:val="num" w:pos="5040"/>
+        </w:tabs>
+        <w:ind w:left="5040" w:hanging="360"/>
+      </w:pPr>
+      <w:rPr>
+        <w:rFonts w:ascii="Wingdings" w:hAnsi="Wingdings" w:hint="default"/>
+        <w:sz w:val="20"/>
+      </w:rPr>
+    </w:lvl>
+    <w:lvl w:ilvl="7" w:tentative="1">
+      <w:start w:val="1"/>
+      <w:numFmt w:val="bullet"/>
+      <w:lvlText w:val=""/>
+      <w:lvlJc w:val="left"/>
+      <w:pPr>
+        <w:tabs>
+          <w:tab w:val="num" w:pos="5760"/>
+        </w:tabs>
+        <w:ind w:left="5760" w:hanging="360"/>
+      </w:pPr>
+      <w:rPr>
+        <w:rFonts w:ascii="Wingdings" w:hAnsi="Wingdings" w:hint="default"/>
+        <w:sz w:val="20"/>
+      </w:rPr>
+    </w:lvl>
+    <w:lvl w:ilvl="8" w:tentative="1">
+      <w:start w:val="1"/>
+      <w:numFmt w:val="bullet"/>
+      <w:lvlText w:val=""/>
+      <w:lvlJc w:val="left"/>
+      <w:pPr>
+        <w:tabs>
+          <w:tab w:val="num" w:pos="6480"/>
+        </w:tabs>
+        <w:ind w:left="6480" w:hanging="360"/>
+      </w:pPr>
+      <w:rPr>
+        <w:rFonts w:ascii="Wingdings" w:hAnsi="Wingdings" w:hint="default"/>
+        <w:sz w:val="20"/>
+      </w:rPr>
+    </w:lvl>
+  </w:abstractNum>
   <w:num w:numId="1" w16cid:durableId="1025866894">
-    <w:abstractNumId w:val="17"/>
+    <w:abstractNumId w:val="18"/>
   </w:num>
   <w:num w:numId="2" w16cid:durableId="1148202411">
+    <w:abstractNumId w:val="10"/>
+  </w:num>
+  <w:num w:numId="3" w16cid:durableId="1384207143">
+    <w:abstractNumId w:val="6"/>
+  </w:num>
+  <w:num w:numId="4" w16cid:durableId="285428638">
+    <w:abstractNumId w:val="13"/>
+  </w:num>
+  <w:num w:numId="5" w16cid:durableId="944462162">
+    <w:abstractNumId w:val="5"/>
+  </w:num>
+  <w:num w:numId="6" w16cid:durableId="721247482">
+    <w:abstractNumId w:val="16"/>
+  </w:num>
+  <w:num w:numId="7" w16cid:durableId="1779762857">
     <w:abstractNumId w:val="9"/>
   </w:num>
-  <w:num w:numId="3" w16cid:durableId="1384207143">
-    <w:abstractNumId w:val="5"/>
-  </w:num>
-  <w:num w:numId="4" w16cid:durableId="285428638">
-    <w:abstractNumId w:val="12"/>
-  </w:num>
-  <w:num w:numId="5" w16cid:durableId="944462162">
-    <w:abstractNumId w:val="4"/>
-  </w:num>
-  <w:num w:numId="6" w16cid:durableId="721247482">
-    <w:abstractNumId w:val="15"/>
-  </w:num>
-  <w:num w:numId="7" w16cid:durableId="1779762857">
-    <w:abstractNumId w:val="8"/>
-  </w:num>
   <w:num w:numId="8" w16cid:durableId="1833135035">
-    <w:abstractNumId w:val="6"/>
+    <w:abstractNumId w:val="7"/>
   </w:num>
   <w:num w:numId="9" w16cid:durableId="833378108">
     <w:abstractNumId w:val="2"/>
   </w:num>
   <w:num w:numId="10" w16cid:durableId="189881795">
-    <w:abstractNumId w:val="16"/>
+    <w:abstractNumId w:val="17"/>
   </w:num>
   <w:num w:numId="11" w16cid:durableId="390006007">
-    <w:abstractNumId w:val="13"/>
+    <w:abstractNumId w:val="14"/>
   </w:num>
   <w:num w:numId="12" w16cid:durableId="2830353">
     <w:abstractNumId w:val="0"/>
   </w:num>
   <w:num w:numId="13" w16cid:durableId="1900313661">
-    <w:abstractNumId w:val="10"/>
+    <w:abstractNumId w:val="11"/>
   </w:num>
   <w:num w:numId="14" w16cid:durableId="2065525387">
+    <w:abstractNumId w:val="20"/>
+  </w:num>
+  <w:num w:numId="15" w16cid:durableId="1628928791">
+    <w:abstractNumId w:val="8"/>
+  </w:num>
+  <w:num w:numId="16" w16cid:durableId="193537661">
     <w:abstractNumId w:val="19"/>
   </w:num>
-  <w:num w:numId="15" w16cid:durableId="1628928791">
-    <w:abstractNumId w:val="7"/>
-  </w:num>
-  <w:num w:numId="16" w16cid:durableId="193537661">
-    <w:abstractNumId w:val="18"/>
-  </w:num>
   <w:num w:numId="17" w16cid:durableId="119154401">
-    <w:abstractNumId w:val="11"/>
+    <w:abstractNumId w:val="12"/>
   </w:num>
   <w:num w:numId="18" w16cid:durableId="523711912">
-    <w:abstractNumId w:val="14"/>
+    <w:abstractNumId w:val="15"/>
   </w:num>
   <w:num w:numId="19" w16cid:durableId="845902442">
     <w:abstractNumId w:val="1"/>
   </w:num>
   <w:num w:numId="20" w16cid:durableId="1894346835">
     <w:abstractNumId w:val="3"/>
+  </w:num>
+  <w:num w:numId="21" w16cid:durableId="179900101">
+    <w:abstractNumId w:val="4"/>
   </w:num>
 </w:numbering>
 </file>

--- a/day_1/Topic 1.docx
+++ b/day_1/Topic 1.docx
@@ -35974,6 +35974,6751 @@
           <w:szCs w:val="22"/>
         </w:rPr>
         <w:t>.</w:t>
+      </w:r>
+    </w:p>
+    <w:p>
+      <w:pPr>
+        <w:spacing w:after="0" w:line="240" w:lineRule="auto"/>
+        <w:rPr>
+          <w:sz w:val="22"/>
+          <w:szCs w:val="22"/>
+        </w:rPr>
+      </w:pPr>
+      <w:r>
+        <w:rPr>
+          <w:sz w:val="22"/>
+          <w:szCs w:val="22"/>
+        </w:rPr>
+        <w:pict w14:anchorId="38D8757C">
+          <v:rect id="_x0000_i3801" style="width:0;height:1.5pt" o:hralign="center" o:hrstd="t" o:hr="t" fillcolor="#a0a0a0" stroked="f"/>
+        </w:pict>
+      </w:r>
+    </w:p>
+    <w:p>
+      <w:pPr>
+        <w:spacing w:after="0" w:line="240" w:lineRule="auto"/>
+        <w:rPr>
+          <w:b/>
+          <w:bCs/>
+          <w:sz w:val="36"/>
+          <w:szCs w:val="36"/>
+        </w:rPr>
+      </w:pPr>
+      <w:r>
+        <w:rPr>
+          <w:b/>
+          <w:bCs/>
+          <w:sz w:val="36"/>
+          <w:szCs w:val="36"/>
+        </w:rPr>
+        <w:t>Topic 7: Vector Database</w:t>
+      </w:r>
+    </w:p>
+    <w:p>
+      <w:pPr>
+        <w:spacing w:after="0" w:line="240" w:lineRule="auto"/>
+        <w:rPr>
+          <w:b/>
+          <w:bCs/>
+          <w:sz w:val="22"/>
+          <w:szCs w:val="22"/>
+        </w:rPr>
+      </w:pPr>
+      <w:r>
+        <w:rPr>
+          <w:b/>
+          <w:bCs/>
+          <w:sz w:val="22"/>
+          <w:szCs w:val="22"/>
+        </w:rPr>
+        <w:t>What is a Vector Database?</w:t>
+      </w:r>
+    </w:p>
+    <w:p>
+      <w:pPr>
+        <w:spacing w:after="0" w:line="240" w:lineRule="auto"/>
+        <w:rPr>
+          <w:sz w:val="22"/>
+          <w:szCs w:val="22"/>
+        </w:rPr>
+      </w:pPr>
+      <w:r>
+        <w:rPr>
+          <w:sz w:val="22"/>
+          <w:szCs w:val="22"/>
+        </w:rPr>
+        <w:t xml:space="preserve">A Vector Database is a specialized database designed to store, index, and search </w:t>
+      </w:r>
+      <w:r>
+        <w:rPr>
+          <w:b/>
+          <w:bCs/>
+          <w:sz w:val="22"/>
+          <w:szCs w:val="22"/>
+        </w:rPr>
+        <w:t>embeddings (vectors)</w:t>
+      </w:r>
+      <w:r>
+        <w:rPr>
+          <w:sz w:val="22"/>
+          <w:szCs w:val="22"/>
+        </w:rPr>
+        <w:t xml:space="preserve"> efficiently.</w:t>
+      </w:r>
+    </w:p>
+    <w:p>
+      <w:pPr>
+        <w:spacing w:after="0" w:line="240" w:lineRule="auto"/>
+        <w:rPr>
+          <w:sz w:val="22"/>
+          <w:szCs w:val="22"/>
+        </w:rPr>
+      </w:pPr>
+      <w:r>
+        <w:rPr>
+          <w:sz w:val="22"/>
+          <w:szCs w:val="22"/>
+        </w:rPr>
+        <w:t>Traditional databases store:</w:t>
+      </w:r>
+    </w:p>
+    <w:p>
+      <w:pPr>
+        <w:spacing w:after="0" w:line="240" w:lineRule="auto"/>
+        <w:rPr>
+          <w:sz w:val="22"/>
+          <w:szCs w:val="22"/>
+        </w:rPr>
+      </w:pPr>
+      <w:r>
+        <w:rPr>
+          <w:sz w:val="22"/>
+          <w:szCs w:val="22"/>
+        </w:rPr>
+        <w:t>Customer ID</w:t>
+      </w:r>
+      <w:r>
+        <w:rPr>
+          <w:sz w:val="22"/>
+          <w:szCs w:val="22"/>
+        </w:rPr>
+        <w:t xml:space="preserve">, </w:t>
+      </w:r>
+      <w:r>
+        <w:rPr>
+          <w:sz w:val="22"/>
+          <w:szCs w:val="22"/>
+        </w:rPr>
+        <w:t>Part Number</w:t>
+      </w:r>
+      <w:r>
+        <w:rPr>
+          <w:sz w:val="22"/>
+          <w:szCs w:val="22"/>
+        </w:rPr>
+        <w:t xml:space="preserve">, </w:t>
+      </w:r>
+      <w:r>
+        <w:rPr>
+          <w:sz w:val="22"/>
+          <w:szCs w:val="22"/>
+        </w:rPr>
+        <w:t>Invoice Number</w:t>
+      </w:r>
+      <w:r>
+        <w:rPr>
+          <w:sz w:val="22"/>
+          <w:szCs w:val="22"/>
+        </w:rPr>
+        <w:t xml:space="preserve">, </w:t>
+      </w:r>
+      <w:r>
+        <w:rPr>
+          <w:sz w:val="22"/>
+          <w:szCs w:val="22"/>
+        </w:rPr>
+        <w:t>Document ID</w:t>
+      </w:r>
+    </w:p>
+    <w:p>
+      <w:pPr>
+        <w:spacing w:after="0" w:line="240" w:lineRule="auto"/>
+        <w:rPr>
+          <w:sz w:val="22"/>
+          <w:szCs w:val="22"/>
+        </w:rPr>
+      </w:pPr>
+      <w:r>
+        <w:rPr>
+          <w:sz w:val="22"/>
+          <w:szCs w:val="22"/>
+        </w:rPr>
+        <w:t>Vector databases store:</w:t>
+      </w:r>
+    </w:p>
+    <w:p>
+      <w:pPr>
+        <w:spacing w:after="0" w:line="240" w:lineRule="auto"/>
+        <w:rPr>
+          <w:sz w:val="22"/>
+          <w:szCs w:val="22"/>
+        </w:rPr>
+      </w:pPr>
+      <w:r>
+        <w:rPr>
+          <w:sz w:val="22"/>
+          <w:szCs w:val="22"/>
+        </w:rPr>
+        <w:t>[-0.42, 1.23, 0.87, ...]</w:t>
+      </w:r>
+    </w:p>
+    <w:p>
+      <w:pPr>
+        <w:spacing w:after="0" w:line="240" w:lineRule="auto"/>
+        <w:rPr>
+          <w:sz w:val="22"/>
+          <w:szCs w:val="22"/>
+        </w:rPr>
+      </w:pPr>
+      <w:r>
+        <w:rPr>
+          <w:sz w:val="22"/>
+          <w:szCs w:val="22"/>
+        </w:rPr>
+        <w:t>[0.18, -0.55, 1.91, ...]</w:t>
+      </w:r>
+    </w:p>
+    <w:p>
+      <w:pPr>
+        <w:spacing w:after="0" w:line="240" w:lineRule="auto"/>
+        <w:rPr>
+          <w:sz w:val="22"/>
+          <w:szCs w:val="22"/>
+        </w:rPr>
+      </w:pPr>
+      <w:r>
+        <w:rPr>
+          <w:sz w:val="22"/>
+          <w:szCs w:val="22"/>
+        </w:rPr>
+        <w:t>These vectors represent semantic meaning.</w:t>
+      </w:r>
+    </w:p>
+    <w:p>
+      <w:pPr>
+        <w:spacing w:after="0" w:line="240" w:lineRule="auto"/>
+        <w:rPr>
+          <w:sz w:val="22"/>
+          <w:szCs w:val="22"/>
+        </w:rPr>
+      </w:pPr>
+      <w:r>
+        <w:rPr>
+          <w:sz w:val="22"/>
+          <w:szCs w:val="22"/>
+        </w:rPr>
+        <w:pict w14:anchorId="3F3B077E">
+          <v:rect id="_x0000_i3697" style="width:0;height:1.5pt" o:hralign="center" o:hrstd="t" o:hr="t" fillcolor="#a0a0a0" stroked="f"/>
+        </w:pict>
+      </w:r>
+    </w:p>
+    <w:p>
+      <w:pPr>
+        <w:spacing w:after="0" w:line="240" w:lineRule="auto"/>
+        <w:rPr>
+          <w:b/>
+          <w:bCs/>
+          <w:sz w:val="22"/>
+          <w:szCs w:val="22"/>
+        </w:rPr>
+      </w:pPr>
+      <w:r>
+        <w:rPr>
+          <w:b/>
+          <w:bCs/>
+          <w:sz w:val="22"/>
+          <w:szCs w:val="22"/>
+        </w:rPr>
+        <w:t>Why Do We Need a Vector Database?</w:t>
+      </w:r>
+    </w:p>
+    <w:p>
+      <w:pPr>
+        <w:spacing w:after="0" w:line="240" w:lineRule="auto"/>
+        <w:rPr>
+          <w:sz w:val="22"/>
+          <w:szCs w:val="22"/>
+        </w:rPr>
+      </w:pPr>
+      <w:r>
+        <w:rPr>
+          <w:sz w:val="22"/>
+          <w:szCs w:val="22"/>
+        </w:rPr>
+        <w:t>Suppose you have:</w:t>
+      </w:r>
+      <w:r>
+        <w:rPr>
+          <w:sz w:val="22"/>
+          <w:szCs w:val="22"/>
+        </w:rPr>
+        <w:t xml:space="preserve"> </w:t>
+      </w:r>
+      <w:r>
+        <w:rPr>
+          <w:sz w:val="22"/>
+          <w:szCs w:val="22"/>
+        </w:rPr>
+        <w:t>500,000 Engineering Reports</w:t>
+      </w:r>
+    </w:p>
+    <w:p>
+      <w:pPr>
+        <w:spacing w:after="0" w:line="240" w:lineRule="auto"/>
+        <w:rPr>
+          <w:sz w:val="22"/>
+          <w:szCs w:val="22"/>
+        </w:rPr>
+      </w:pPr>
+      <w:r>
+        <w:rPr>
+          <w:sz w:val="22"/>
+          <w:szCs w:val="22"/>
+        </w:rPr>
+        <w:t>Each report is converted into embeddings.</w:t>
+      </w:r>
+    </w:p>
+    <w:p>
+      <w:pPr>
+        <w:spacing w:after="0" w:line="240" w:lineRule="auto"/>
+        <w:rPr>
+          <w:sz w:val="22"/>
+          <w:szCs w:val="22"/>
+        </w:rPr>
+      </w:pPr>
+      <w:r>
+        <w:rPr>
+          <w:sz w:val="22"/>
+          <w:szCs w:val="22"/>
+        </w:rPr>
+        <w:t>Example:</w:t>
+      </w:r>
+    </w:p>
+    <w:p>
+      <w:pPr>
+        <w:spacing w:after="0" w:line="240" w:lineRule="auto"/>
+        <w:rPr>
+          <w:sz w:val="22"/>
+          <w:szCs w:val="22"/>
+        </w:rPr>
+      </w:pPr>
+      <w:r>
+        <w:rPr>
+          <w:sz w:val="22"/>
+          <w:szCs w:val="22"/>
+        </w:rPr>
+        <w:t>Report A → [0.45, -0.82, ...]</w:t>
+      </w:r>
+    </w:p>
+    <w:p>
+      <w:pPr>
+        <w:spacing w:after="0" w:line="240" w:lineRule="auto"/>
+        <w:rPr>
+          <w:sz w:val="22"/>
+          <w:szCs w:val="22"/>
+        </w:rPr>
+      </w:pPr>
+      <w:r>
+        <w:rPr>
+          <w:sz w:val="22"/>
+          <w:szCs w:val="22"/>
+        </w:rPr>
+        <w:t>Report B → [-1.22, 0.53, ...]</w:t>
+      </w:r>
+    </w:p>
+    <w:p>
+      <w:pPr>
+        <w:spacing w:after="0" w:line="240" w:lineRule="auto"/>
+        <w:rPr>
+          <w:sz w:val="22"/>
+          <w:szCs w:val="22"/>
+        </w:rPr>
+      </w:pPr>
+      <w:r>
+        <w:rPr>
+          <w:sz w:val="22"/>
+          <w:szCs w:val="22"/>
+        </w:rPr>
+        <w:t>When a user asks:</w:t>
+      </w:r>
+      <w:r>
+        <w:rPr>
+          <w:sz w:val="22"/>
+          <w:szCs w:val="22"/>
+        </w:rPr>
+        <w:t xml:space="preserve"> </w:t>
+      </w:r>
+      <w:r>
+        <w:rPr>
+          <w:sz w:val="22"/>
+          <w:szCs w:val="22"/>
+        </w:rPr>
+        <w:t>Show similar hood failures.</w:t>
+      </w:r>
+    </w:p>
+    <w:p>
+      <w:pPr>
+        <w:spacing w:after="0" w:line="240" w:lineRule="auto"/>
+        <w:rPr>
+          <w:sz w:val="22"/>
+          <w:szCs w:val="22"/>
+        </w:rPr>
+      </w:pPr>
+      <w:r>
+        <w:rPr>
+          <w:sz w:val="22"/>
+          <w:szCs w:val="22"/>
+        </w:rPr>
+        <w:t>The system must find the most similar vectors quickly.</w:t>
+      </w:r>
+    </w:p>
+    <w:p>
+      <w:pPr>
+        <w:spacing w:after="0" w:line="240" w:lineRule="auto"/>
+        <w:rPr>
+          <w:sz w:val="22"/>
+          <w:szCs w:val="22"/>
+        </w:rPr>
+      </w:pPr>
+      <w:r>
+        <w:rPr>
+          <w:sz w:val="22"/>
+          <w:szCs w:val="22"/>
+        </w:rPr>
+        <w:t>A traditional SQL database is not optimized for similarity search.</w:t>
+      </w:r>
+    </w:p>
+    <w:p>
+      <w:pPr>
+        <w:spacing w:after="0" w:line="240" w:lineRule="auto"/>
+        <w:rPr>
+          <w:sz w:val="22"/>
+          <w:szCs w:val="22"/>
+        </w:rPr>
+      </w:pPr>
+      <w:r>
+        <w:rPr>
+          <w:sz w:val="22"/>
+          <w:szCs w:val="22"/>
+        </w:rPr>
+        <w:t>A Vector Database is built specifically for this purpose.</w:t>
+      </w:r>
+    </w:p>
+    <w:p>
+      <w:pPr>
+        <w:spacing w:after="0" w:line="240" w:lineRule="auto"/>
+        <w:rPr>
+          <w:sz w:val="22"/>
+          <w:szCs w:val="22"/>
+        </w:rPr>
+      </w:pPr>
+      <w:r>
+        <w:rPr>
+          <w:sz w:val="22"/>
+          <w:szCs w:val="22"/>
+        </w:rPr>
+        <w:pict w14:anchorId="569B390D">
+          <v:rect id="_x0000_i3698" style="width:0;height:1.5pt" o:hralign="center" o:hrstd="t" o:hr="t" fillcolor="#a0a0a0" stroked="f"/>
+        </w:pict>
+      </w:r>
+    </w:p>
+    <w:p>
+      <w:pPr>
+        <w:spacing w:after="0" w:line="240" w:lineRule="auto"/>
+        <w:rPr>
+          <w:b/>
+          <w:bCs/>
+          <w:sz w:val="22"/>
+          <w:szCs w:val="22"/>
+        </w:rPr>
+      </w:pPr>
+      <w:r>
+        <w:rPr>
+          <w:b/>
+          <w:bCs/>
+          <w:sz w:val="22"/>
+          <w:szCs w:val="22"/>
+        </w:rPr>
+        <w:t>Traditional Database vs Vector Database</w:t>
+      </w:r>
+    </w:p>
+    <w:p>
+      <w:pPr>
+        <w:spacing w:after="0" w:line="240" w:lineRule="auto"/>
+        <w:rPr>
+          <w:b/>
+          <w:bCs/>
+          <w:sz w:val="22"/>
+          <w:szCs w:val="22"/>
+        </w:rPr>
+      </w:pPr>
+      <w:r>
+        <w:rPr>
+          <w:b/>
+          <w:bCs/>
+          <w:sz w:val="22"/>
+          <w:szCs w:val="22"/>
+        </w:rPr>
+        <w:t>Traditional Database</w:t>
+      </w:r>
+    </w:p>
+    <w:p>
+      <w:pPr>
+        <w:spacing w:after="0" w:line="240" w:lineRule="auto"/>
+        <w:rPr>
+          <w:sz w:val="22"/>
+          <w:szCs w:val="22"/>
+        </w:rPr>
+      </w:pPr>
+      <w:r>
+        <w:rPr>
+          <w:sz w:val="22"/>
+          <w:szCs w:val="22"/>
+        </w:rPr>
+        <w:t>Stores:</w:t>
+      </w:r>
+      <w:r>
+        <w:rPr>
+          <w:sz w:val="22"/>
+          <w:szCs w:val="22"/>
+        </w:rPr>
+        <w:t xml:space="preserve"> </w:t>
+      </w:r>
+      <w:r>
+        <w:rPr>
+          <w:sz w:val="22"/>
+          <w:szCs w:val="22"/>
+        </w:rPr>
+        <w:t>Customer ID</w:t>
+      </w:r>
+      <w:r>
+        <w:rPr>
+          <w:sz w:val="22"/>
+          <w:szCs w:val="22"/>
+        </w:rPr>
+        <w:t xml:space="preserve">, </w:t>
+      </w:r>
+      <w:r>
+        <w:rPr>
+          <w:sz w:val="22"/>
+          <w:szCs w:val="22"/>
+        </w:rPr>
+        <w:t>Part Number</w:t>
+      </w:r>
+      <w:r>
+        <w:rPr>
+          <w:sz w:val="22"/>
+          <w:szCs w:val="22"/>
+        </w:rPr>
+        <w:t xml:space="preserve">, </w:t>
+      </w:r>
+      <w:r>
+        <w:rPr>
+          <w:sz w:val="22"/>
+          <w:szCs w:val="22"/>
+        </w:rPr>
+        <w:t>Invoice Number</w:t>
+      </w:r>
+    </w:p>
+    <w:p>
+      <w:pPr>
+        <w:spacing w:after="0" w:line="240" w:lineRule="auto"/>
+        <w:rPr>
+          <w:sz w:val="22"/>
+          <w:szCs w:val="22"/>
+        </w:rPr>
+      </w:pPr>
+      <w:r>
+        <w:rPr>
+          <w:sz w:val="22"/>
+          <w:szCs w:val="22"/>
+        </w:rPr>
+        <w:t>Query:</w:t>
+      </w:r>
+      <w:r>
+        <w:rPr>
+          <w:sz w:val="22"/>
+          <w:szCs w:val="22"/>
+        </w:rPr>
+        <w:t xml:space="preserve"> </w:t>
+      </w:r>
+      <w:r>
+        <w:rPr>
+          <w:sz w:val="22"/>
+          <w:szCs w:val="22"/>
+        </w:rPr>
+        <w:t>Find Part Number = ABC123</w:t>
+      </w:r>
+    </w:p>
+    <w:p>
+      <w:pPr>
+        <w:spacing w:after="0" w:line="240" w:lineRule="auto"/>
+        <w:rPr>
+          <w:sz w:val="22"/>
+          <w:szCs w:val="22"/>
+        </w:rPr>
+      </w:pPr>
+      <w:r>
+        <w:rPr>
+          <w:sz w:val="22"/>
+          <w:szCs w:val="22"/>
+        </w:rPr>
+        <w:t>Returns exact matches.</w:t>
+      </w:r>
+    </w:p>
+    <w:p>
+      <w:pPr>
+        <w:spacing w:after="0" w:line="240" w:lineRule="auto"/>
+        <w:rPr>
+          <w:sz w:val="22"/>
+          <w:szCs w:val="22"/>
+        </w:rPr>
+      </w:pPr>
+      <w:r>
+        <w:rPr>
+          <w:sz w:val="22"/>
+          <w:szCs w:val="22"/>
+        </w:rPr>
+        <w:pict w14:anchorId="1BE87E1E">
+          <v:rect id="_x0000_i3699" style="width:0;height:1.5pt" o:hralign="center" o:hrstd="t" o:hr="t" fillcolor="#a0a0a0" stroked="f"/>
+        </w:pict>
+      </w:r>
+    </w:p>
+    <w:p>
+      <w:pPr>
+        <w:spacing w:after="0" w:line="240" w:lineRule="auto"/>
+        <w:rPr>
+          <w:b/>
+          <w:bCs/>
+          <w:sz w:val="22"/>
+          <w:szCs w:val="22"/>
+        </w:rPr>
+      </w:pPr>
+      <w:r>
+        <w:rPr>
+          <w:b/>
+          <w:bCs/>
+          <w:sz w:val="22"/>
+          <w:szCs w:val="22"/>
+        </w:rPr>
+        <w:t>Vector Database</w:t>
+      </w:r>
+    </w:p>
+    <w:p>
+      <w:pPr>
+        <w:spacing w:after="0" w:line="240" w:lineRule="auto"/>
+        <w:rPr>
+          <w:sz w:val="22"/>
+          <w:szCs w:val="22"/>
+        </w:rPr>
+      </w:pPr>
+      <w:r>
+        <w:rPr>
+          <w:sz w:val="22"/>
+          <w:szCs w:val="22"/>
+        </w:rPr>
+        <w:t>Stores:</w:t>
+      </w:r>
+      <w:r>
+        <w:rPr>
+          <w:sz w:val="22"/>
+          <w:szCs w:val="22"/>
+        </w:rPr>
+        <w:t xml:space="preserve"> </w:t>
+      </w:r>
+      <w:r>
+        <w:rPr>
+          <w:sz w:val="22"/>
+          <w:szCs w:val="22"/>
+        </w:rPr>
+        <w:t>Embedding Vectors</w:t>
+      </w:r>
+    </w:p>
+    <w:p>
+      <w:pPr>
+        <w:spacing w:after="0" w:line="240" w:lineRule="auto"/>
+        <w:rPr>
+          <w:sz w:val="22"/>
+          <w:szCs w:val="22"/>
+        </w:rPr>
+      </w:pPr>
+      <w:r>
+        <w:rPr>
+          <w:sz w:val="22"/>
+          <w:szCs w:val="22"/>
+        </w:rPr>
+        <w:t>Query:</w:t>
+      </w:r>
+      <w:r>
+        <w:rPr>
+          <w:sz w:val="22"/>
+          <w:szCs w:val="22"/>
+        </w:rPr>
+        <w:t xml:space="preserve"> </w:t>
+      </w:r>
+      <w:r>
+        <w:rPr>
+          <w:sz w:val="22"/>
+          <w:szCs w:val="22"/>
+        </w:rPr>
+        <w:t xml:space="preserve">Find vectors most </w:t>
+      </w:r>
+      <w:proofErr w:type="gramStart"/>
+      <w:r>
+        <w:rPr>
+          <w:sz w:val="22"/>
+          <w:szCs w:val="22"/>
+        </w:rPr>
+        <w:t>similar to</w:t>
+      </w:r>
+      <w:proofErr w:type="gramEnd"/>
+      <w:r>
+        <w:rPr>
+          <w:sz w:val="22"/>
+          <w:szCs w:val="22"/>
+        </w:rPr>
+        <w:t xml:space="preserve"> [0.52, -1.1, 0.88]</w:t>
+      </w:r>
+    </w:p>
+    <w:p>
+      <w:pPr>
+        <w:spacing w:after="0" w:line="240" w:lineRule="auto"/>
+        <w:rPr>
+          <w:sz w:val="22"/>
+          <w:szCs w:val="22"/>
+        </w:rPr>
+      </w:pPr>
+      <w:r>
+        <w:rPr>
+          <w:sz w:val="22"/>
+          <w:szCs w:val="22"/>
+        </w:rPr>
+        <w:t>Returns:</w:t>
+      </w:r>
+      <w:r>
+        <w:rPr>
+          <w:sz w:val="22"/>
+          <w:szCs w:val="22"/>
+        </w:rPr>
+        <w:t xml:space="preserve"> </w:t>
+      </w:r>
+      <w:r>
+        <w:rPr>
+          <w:sz w:val="22"/>
+          <w:szCs w:val="22"/>
+        </w:rPr>
+        <w:t>Semantically Similar Documents</w:t>
+      </w:r>
+    </w:p>
+    <w:p>
+      <w:pPr>
+        <w:spacing w:after="0" w:line="240" w:lineRule="auto"/>
+        <w:rPr>
+          <w:sz w:val="22"/>
+          <w:szCs w:val="22"/>
+        </w:rPr>
+      </w:pPr>
+      <w:r>
+        <w:rPr>
+          <w:sz w:val="22"/>
+          <w:szCs w:val="22"/>
+        </w:rPr>
+        <w:t>Even if the wording is different.</w:t>
+      </w:r>
+    </w:p>
+    <w:p>
+      <w:pPr>
+        <w:spacing w:after="0" w:line="240" w:lineRule="auto"/>
+        <w:rPr>
+          <w:sz w:val="22"/>
+          <w:szCs w:val="22"/>
+        </w:rPr>
+      </w:pPr>
+      <w:r>
+        <w:rPr>
+          <w:sz w:val="22"/>
+          <w:szCs w:val="22"/>
+        </w:rPr>
+        <w:pict w14:anchorId="10D28FF8">
+          <v:rect id="_x0000_i3701" style="width:0;height:1.5pt" o:hralign="center" o:hrstd="t" o:hr="t" fillcolor="#a0a0a0" stroked="f"/>
+        </w:pict>
+      </w:r>
+    </w:p>
+    <w:p>
+      <w:pPr>
+        <w:spacing w:after="0" w:line="240" w:lineRule="auto"/>
+        <w:rPr>
+          <w:b/>
+          <w:bCs/>
+          <w:sz w:val="22"/>
+          <w:szCs w:val="22"/>
+        </w:rPr>
+      </w:pPr>
+      <w:r>
+        <w:rPr>
+          <w:b/>
+          <w:bCs/>
+          <w:sz w:val="22"/>
+          <w:szCs w:val="22"/>
+        </w:rPr>
+        <w:t>Example</w:t>
+      </w:r>
+    </w:p>
+    <w:p>
+      <w:pPr>
+        <w:spacing w:after="0" w:line="240" w:lineRule="auto"/>
+        <w:rPr>
+          <w:sz w:val="22"/>
+          <w:szCs w:val="22"/>
+        </w:rPr>
+      </w:pPr>
+      <w:r>
+        <w:rPr>
+          <w:sz w:val="22"/>
+          <w:szCs w:val="22"/>
+        </w:rPr>
+        <w:t>Documents:</w:t>
+      </w:r>
+      <w:r>
+        <w:rPr>
+          <w:sz w:val="22"/>
+          <w:szCs w:val="22"/>
+        </w:rPr>
+        <w:t xml:space="preserve"> </w:t>
+      </w:r>
+    </w:p>
+    <w:p>
+      <w:pPr>
+        <w:spacing w:after="0" w:line="240" w:lineRule="auto"/>
+        <w:rPr>
+          <w:sz w:val="22"/>
+          <w:szCs w:val="22"/>
+        </w:rPr>
+      </w:pPr>
+      <w:r>
+        <w:rPr>
+          <w:sz w:val="22"/>
+          <w:szCs w:val="22"/>
+        </w:rPr>
+        <w:t>Hood Deformation Report</w:t>
+      </w:r>
+      <w:r>
+        <w:rPr>
+          <w:sz w:val="22"/>
+          <w:szCs w:val="22"/>
+        </w:rPr>
+        <w:t xml:space="preserve">, </w:t>
+      </w:r>
+      <w:r>
+        <w:rPr>
+          <w:sz w:val="22"/>
+          <w:szCs w:val="22"/>
+        </w:rPr>
+        <w:t>Crash Investigation Report</w:t>
+      </w:r>
+    </w:p>
+    <w:p>
+      <w:pPr>
+        <w:spacing w:after="0" w:line="240" w:lineRule="auto"/>
+        <w:rPr>
+          <w:sz w:val="22"/>
+          <w:szCs w:val="22"/>
+        </w:rPr>
+      </w:pPr>
+      <w:r>
+        <w:rPr>
+          <w:sz w:val="22"/>
+          <w:szCs w:val="22"/>
+        </w:rPr>
+        <w:t>Stored as vectors.</w:t>
+      </w:r>
+    </w:p>
+    <w:p>
+      <w:pPr>
+        <w:spacing w:after="0" w:line="240" w:lineRule="auto"/>
+        <w:rPr>
+          <w:sz w:val="22"/>
+          <w:szCs w:val="22"/>
+        </w:rPr>
+      </w:pPr>
+      <w:r>
+        <w:rPr>
+          <w:sz w:val="22"/>
+          <w:szCs w:val="22"/>
+        </w:rPr>
+        <w:t>User asks:</w:t>
+      </w:r>
+      <w:r>
+        <w:rPr>
+          <w:sz w:val="22"/>
+          <w:szCs w:val="22"/>
+        </w:rPr>
+        <w:t xml:space="preserve"> </w:t>
+      </w:r>
+      <w:r>
+        <w:rPr>
+          <w:sz w:val="22"/>
+          <w:szCs w:val="22"/>
+        </w:rPr>
+        <w:t>Why did the hood structure collapse?</w:t>
+      </w:r>
+    </w:p>
+    <w:p>
+      <w:pPr>
+        <w:spacing w:after="0" w:line="240" w:lineRule="auto"/>
+        <w:rPr>
+          <w:sz w:val="22"/>
+          <w:szCs w:val="22"/>
+        </w:rPr>
+      </w:pPr>
+      <w:r>
+        <w:rPr>
+          <w:sz w:val="22"/>
+          <w:szCs w:val="22"/>
+        </w:rPr>
+        <w:t>System flow:</w:t>
+      </w:r>
+    </w:p>
+    <w:p>
+      <w:pPr>
+        <w:spacing w:after="0" w:line="240" w:lineRule="auto"/>
+        <w:rPr>
+          <w:b/>
+          <w:bCs/>
+          <w:sz w:val="22"/>
+          <w:szCs w:val="22"/>
+        </w:rPr>
+      </w:pPr>
+      <w:r>
+        <w:rPr>
+          <w:b/>
+          <w:bCs/>
+          <w:sz w:val="22"/>
+          <w:szCs w:val="22"/>
+        </w:rPr>
+        <w:t>Question → Embedding → Vector Search → Top Matching Documents → LLM → Answer</w:t>
+      </w:r>
+    </w:p>
+    <w:p>
+      <w:pPr>
+        <w:spacing w:after="0" w:line="240" w:lineRule="auto"/>
+        <w:rPr>
+          <w:sz w:val="22"/>
+          <w:szCs w:val="22"/>
+        </w:rPr>
+      </w:pPr>
+      <w:r>
+        <w:rPr>
+          <w:sz w:val="22"/>
+          <w:szCs w:val="22"/>
+        </w:rPr>
+        <w:pict w14:anchorId="78E9DA15">
+          <v:rect id="_x0000_i3702" style="width:0;height:1.5pt" o:hralign="center" o:hrstd="t" o:hr="t" fillcolor="#a0a0a0" stroked="f"/>
+        </w:pict>
+      </w:r>
+    </w:p>
+    <w:p>
+      <w:pPr>
+        <w:spacing w:after="0" w:line="240" w:lineRule="auto"/>
+        <w:rPr>
+          <w:b/>
+          <w:bCs/>
+          <w:sz w:val="22"/>
+          <w:szCs w:val="22"/>
+        </w:rPr>
+      </w:pPr>
+      <w:r>
+        <w:rPr>
+          <w:b/>
+          <w:bCs/>
+          <w:sz w:val="22"/>
+          <w:szCs w:val="22"/>
+        </w:rPr>
+        <w:t>Core Components of a Vector Database</w:t>
+      </w:r>
+    </w:p>
+    <w:p>
+      <w:pPr>
+        <w:spacing w:after="0" w:line="240" w:lineRule="auto"/>
+        <w:rPr>
+          <w:b/>
+          <w:bCs/>
+          <w:sz w:val="22"/>
+          <w:szCs w:val="22"/>
+        </w:rPr>
+      </w:pPr>
+      <w:r>
+        <w:rPr>
+          <w:b/>
+          <w:bCs/>
+          <w:sz w:val="22"/>
+          <w:szCs w:val="22"/>
+        </w:rPr>
+        <w:t>1. Vector Storage</w:t>
+      </w:r>
+    </w:p>
+    <w:p>
+      <w:pPr>
+        <w:spacing w:after="0" w:line="240" w:lineRule="auto"/>
+        <w:rPr>
+          <w:sz w:val="22"/>
+          <w:szCs w:val="22"/>
+        </w:rPr>
+      </w:pPr>
+      <w:r>
+        <w:rPr>
+          <w:sz w:val="22"/>
+          <w:szCs w:val="22"/>
+        </w:rPr>
+        <w:t>Stores embeddings.</w:t>
+      </w:r>
+    </w:p>
+    <w:p>
+      <w:pPr>
+        <w:spacing w:after="0" w:line="240" w:lineRule="auto"/>
+        <w:rPr>
+          <w:sz w:val="22"/>
+          <w:szCs w:val="22"/>
+        </w:rPr>
+      </w:pPr>
+      <w:r>
+        <w:rPr>
+          <w:sz w:val="22"/>
+          <w:szCs w:val="22"/>
+        </w:rPr>
+        <w:t>Example:</w:t>
+      </w:r>
+    </w:p>
+    <w:p>
+      <w:pPr>
+        <w:spacing w:after="0" w:line="240" w:lineRule="auto"/>
+        <w:rPr>
+          <w:sz w:val="22"/>
+          <w:szCs w:val="22"/>
+        </w:rPr>
+      </w:pPr>
+      <w:r>
+        <w:rPr>
+          <w:sz w:val="22"/>
+          <w:szCs w:val="22"/>
+        </w:rPr>
+        <w:t>ID: 1001</w:t>
+      </w:r>
+    </w:p>
+    <w:p>
+      <w:pPr>
+        <w:spacing w:after="0" w:line="240" w:lineRule="auto"/>
+        <w:rPr>
+          <w:sz w:val="22"/>
+          <w:szCs w:val="22"/>
+        </w:rPr>
+      </w:pPr>
+      <w:r>
+        <w:rPr>
+          <w:sz w:val="22"/>
+          <w:szCs w:val="22"/>
+        </w:rPr>
+        <w:t>Vector: [0.45, -0.12, 0.99, ...]</w:t>
+      </w:r>
+    </w:p>
+    <w:p>
+      <w:pPr>
+        <w:spacing w:after="0" w:line="240" w:lineRule="auto"/>
+        <w:rPr>
+          <w:sz w:val="22"/>
+          <w:szCs w:val="22"/>
+        </w:rPr>
+      </w:pPr>
+      <w:r>
+        <w:rPr>
+          <w:sz w:val="22"/>
+          <w:szCs w:val="22"/>
+        </w:rPr>
+        <w:pict w14:anchorId="3E605249">
+          <v:rect id="_x0000_i3703" style="width:0;height:1.5pt" o:hralign="center" o:hrstd="t" o:hr="t" fillcolor="#a0a0a0" stroked="f"/>
+        </w:pict>
+      </w:r>
+    </w:p>
+    <w:p>
+      <w:pPr>
+        <w:spacing w:after="0" w:line="240" w:lineRule="auto"/>
+        <w:rPr>
+          <w:b/>
+          <w:bCs/>
+          <w:sz w:val="22"/>
+          <w:szCs w:val="22"/>
+        </w:rPr>
+      </w:pPr>
+      <w:r>
+        <w:rPr>
+          <w:b/>
+          <w:bCs/>
+          <w:sz w:val="22"/>
+          <w:szCs w:val="22"/>
+        </w:rPr>
+        <w:t>2. Metadata Storage</w:t>
+      </w:r>
+    </w:p>
+    <w:p>
+      <w:pPr>
+        <w:spacing w:after="0" w:line="240" w:lineRule="auto"/>
+        <w:rPr>
+          <w:sz w:val="22"/>
+          <w:szCs w:val="22"/>
+        </w:rPr>
+      </w:pPr>
+      <w:r>
+        <w:rPr>
+          <w:sz w:val="22"/>
+          <w:szCs w:val="22"/>
+        </w:rPr>
+        <w:t>Stores associated information.</w:t>
+      </w:r>
+    </w:p>
+    <w:p>
+      <w:pPr>
+        <w:spacing w:after="0" w:line="240" w:lineRule="auto"/>
+        <w:rPr>
+          <w:sz w:val="22"/>
+          <w:szCs w:val="22"/>
+        </w:rPr>
+      </w:pPr>
+      <w:r>
+        <w:rPr>
+          <w:sz w:val="22"/>
+          <w:szCs w:val="22"/>
+        </w:rPr>
+        <w:t>Example:</w:t>
+      </w:r>
+      <w:r>
+        <w:rPr>
+          <w:sz w:val="22"/>
+          <w:szCs w:val="22"/>
+        </w:rPr>
+        <w:t xml:space="preserve"> </w:t>
+      </w:r>
+      <w:r>
+        <w:rPr>
+          <w:sz w:val="22"/>
+          <w:szCs w:val="22"/>
+        </w:rPr>
+        <w:t>Document Name</w:t>
+      </w:r>
+      <w:r>
+        <w:rPr>
+          <w:sz w:val="22"/>
+          <w:szCs w:val="22"/>
+        </w:rPr>
+        <w:t xml:space="preserve">, </w:t>
+      </w:r>
+      <w:r>
+        <w:rPr>
+          <w:sz w:val="22"/>
+          <w:szCs w:val="22"/>
+        </w:rPr>
+        <w:t>Vehicle Program</w:t>
+      </w:r>
+      <w:r>
+        <w:rPr>
+          <w:sz w:val="22"/>
+          <w:szCs w:val="22"/>
+        </w:rPr>
+        <w:t xml:space="preserve">, </w:t>
+      </w:r>
+      <w:r>
+        <w:rPr>
+          <w:sz w:val="22"/>
+          <w:szCs w:val="22"/>
+        </w:rPr>
+        <w:t>Department</w:t>
+      </w:r>
+      <w:r>
+        <w:rPr>
+          <w:sz w:val="22"/>
+          <w:szCs w:val="22"/>
+        </w:rPr>
+        <w:t xml:space="preserve">, </w:t>
+      </w:r>
+      <w:r>
+        <w:rPr>
+          <w:sz w:val="22"/>
+          <w:szCs w:val="22"/>
+        </w:rPr>
+        <w:t>Author</w:t>
+      </w:r>
+      <w:r>
+        <w:rPr>
+          <w:sz w:val="22"/>
+          <w:szCs w:val="22"/>
+        </w:rPr>
+        <w:t xml:space="preserve">, </w:t>
+      </w:r>
+      <w:r>
+        <w:rPr>
+          <w:sz w:val="22"/>
+          <w:szCs w:val="22"/>
+        </w:rPr>
+        <w:t>Date</w:t>
+      </w:r>
+      <w:r>
+        <w:rPr>
+          <w:sz w:val="22"/>
+          <w:szCs w:val="22"/>
+        </w:rPr>
+        <w:t xml:space="preserve">, </w:t>
+      </w:r>
+    </w:p>
+    <w:p>
+      <w:pPr>
+        <w:spacing w:after="0" w:line="240" w:lineRule="auto"/>
+        <w:rPr>
+          <w:sz w:val="22"/>
+          <w:szCs w:val="22"/>
+        </w:rPr>
+      </w:pPr>
+      <w:r>
+        <w:rPr>
+          <w:sz w:val="22"/>
+          <w:szCs w:val="22"/>
+        </w:rPr>
+        <w:t>Example Metadata:</w:t>
+      </w:r>
+    </w:p>
+    <w:p>
+      <w:pPr>
+        <w:spacing w:after="0" w:line="240" w:lineRule="auto"/>
+        <w:rPr>
+          <w:sz w:val="22"/>
+          <w:szCs w:val="22"/>
+        </w:rPr>
+      </w:pPr>
+      <w:r>
+        <w:rPr>
+          <w:sz w:val="22"/>
+          <w:szCs w:val="22"/>
+        </w:rPr>
+        <w:t>Report: Crash_Test_2025</w:t>
+      </w:r>
+    </w:p>
+    <w:p>
+      <w:pPr>
+        <w:spacing w:after="0" w:line="240" w:lineRule="auto"/>
+        <w:rPr>
+          <w:sz w:val="22"/>
+          <w:szCs w:val="22"/>
+        </w:rPr>
+      </w:pPr>
+      <w:r>
+        <w:rPr>
+          <w:sz w:val="22"/>
+          <w:szCs w:val="22"/>
+        </w:rPr>
+        <w:t>Vehicle: XUV700</w:t>
+      </w:r>
+    </w:p>
+    <w:p>
+      <w:pPr>
+        <w:spacing w:after="0" w:line="240" w:lineRule="auto"/>
+        <w:rPr>
+          <w:sz w:val="22"/>
+          <w:szCs w:val="22"/>
+        </w:rPr>
+      </w:pPr>
+      <w:r>
+        <w:rPr>
+          <w:sz w:val="22"/>
+          <w:szCs w:val="22"/>
+        </w:rPr>
+        <w:t>Department: CAE</w:t>
+      </w:r>
+    </w:p>
+    <w:p>
+      <w:pPr>
+        <w:spacing w:after="0" w:line="240" w:lineRule="auto"/>
+        <w:rPr>
+          <w:sz w:val="22"/>
+          <w:szCs w:val="22"/>
+        </w:rPr>
+      </w:pPr>
+      <w:r>
+        <w:rPr>
+          <w:sz w:val="22"/>
+          <w:szCs w:val="22"/>
+        </w:rPr>
+        <w:pict w14:anchorId="1041A1B3">
+          <v:rect id="_x0000_i3704" style="width:0;height:1.5pt" o:hralign="center" o:hrstd="t" o:hr="t" fillcolor="#a0a0a0" stroked="f"/>
+        </w:pict>
+      </w:r>
+    </w:p>
+    <w:p>
+      <w:pPr>
+        <w:spacing w:after="0" w:line="240" w:lineRule="auto"/>
+        <w:rPr>
+          <w:b/>
+          <w:bCs/>
+          <w:sz w:val="22"/>
+          <w:szCs w:val="22"/>
+        </w:rPr>
+      </w:pPr>
+      <w:r>
+        <w:rPr>
+          <w:b/>
+          <w:bCs/>
+          <w:sz w:val="22"/>
+          <w:szCs w:val="22"/>
+        </w:rPr>
+        <w:t>3. Indexing Engine</w:t>
+      </w:r>
+    </w:p>
+    <w:p>
+      <w:pPr>
+        <w:spacing w:after="0" w:line="240" w:lineRule="auto"/>
+        <w:rPr>
+          <w:sz w:val="22"/>
+          <w:szCs w:val="22"/>
+        </w:rPr>
+      </w:pPr>
+      <w:r>
+        <w:rPr>
+          <w:sz w:val="22"/>
+          <w:szCs w:val="22"/>
+        </w:rPr>
+        <w:t>Enables fast retrieval.</w:t>
+      </w:r>
+    </w:p>
+    <w:p>
+      <w:pPr>
+        <w:spacing w:after="0" w:line="240" w:lineRule="auto"/>
+        <w:rPr>
+          <w:sz w:val="22"/>
+          <w:szCs w:val="22"/>
+        </w:rPr>
+      </w:pPr>
+      <w:r>
+        <w:rPr>
+          <w:sz w:val="22"/>
+          <w:szCs w:val="22"/>
+        </w:rPr>
+        <w:t>Without indexing:</w:t>
+      </w:r>
+      <w:r>
+        <w:rPr>
+          <w:sz w:val="22"/>
+          <w:szCs w:val="22"/>
+        </w:rPr>
+        <w:t xml:space="preserve"> </w:t>
+      </w:r>
+      <w:r>
+        <w:rPr>
+          <w:sz w:val="22"/>
+          <w:szCs w:val="22"/>
+        </w:rPr>
+        <w:t>Compare Query Against Every Vector</w:t>
+      </w:r>
+      <w:r>
+        <w:rPr>
+          <w:sz w:val="22"/>
+          <w:szCs w:val="22"/>
+        </w:rPr>
+        <w:t xml:space="preserve">. </w:t>
+      </w:r>
+      <w:r>
+        <w:rPr>
+          <w:sz w:val="22"/>
+          <w:szCs w:val="22"/>
+        </w:rPr>
+        <w:t>Very slow.</w:t>
+      </w:r>
+    </w:p>
+    <w:p>
+      <w:pPr>
+        <w:spacing w:after="0" w:line="240" w:lineRule="auto"/>
+        <w:rPr>
+          <w:sz w:val="22"/>
+          <w:szCs w:val="22"/>
+        </w:rPr>
+      </w:pPr>
+      <w:r>
+        <w:rPr>
+          <w:sz w:val="22"/>
+          <w:szCs w:val="22"/>
+        </w:rPr>
+        <w:t>With indexing:</w:t>
+      </w:r>
+      <w:r>
+        <w:rPr>
+          <w:sz w:val="22"/>
+          <w:szCs w:val="22"/>
+        </w:rPr>
+        <w:t xml:space="preserve"> </w:t>
+      </w:r>
+    </w:p>
+    <w:p>
+      <w:pPr>
+        <w:spacing w:after="0" w:line="240" w:lineRule="auto"/>
+        <w:rPr>
+          <w:b/>
+          <w:bCs/>
+          <w:sz w:val="22"/>
+          <w:szCs w:val="22"/>
+        </w:rPr>
+      </w:pPr>
+      <w:r>
+        <w:rPr>
+          <w:b/>
+          <w:bCs/>
+          <w:sz w:val="22"/>
+          <w:szCs w:val="22"/>
+        </w:rPr>
+        <w:t>Query → Index → Nearby Vectors</w:t>
+      </w:r>
+    </w:p>
+    <w:p>
+      <w:pPr>
+        <w:spacing w:after="0" w:line="240" w:lineRule="auto"/>
+        <w:rPr>
+          <w:sz w:val="22"/>
+          <w:szCs w:val="22"/>
+        </w:rPr>
+      </w:pPr>
+      <w:r>
+        <w:rPr>
+          <w:sz w:val="22"/>
+          <w:szCs w:val="22"/>
+        </w:rPr>
+        <w:t>Very fast.</w:t>
+      </w:r>
+    </w:p>
+    <w:p>
+      <w:pPr>
+        <w:spacing w:after="0" w:line="240" w:lineRule="auto"/>
+        <w:rPr>
+          <w:sz w:val="22"/>
+          <w:szCs w:val="22"/>
+        </w:rPr>
+      </w:pPr>
+      <w:r>
+        <w:rPr>
+          <w:sz w:val="22"/>
+          <w:szCs w:val="22"/>
+        </w:rPr>
+        <w:pict w14:anchorId="40E50813">
+          <v:rect id="_x0000_i3705" style="width:0;height:1.5pt" o:hralign="center" o:hrstd="t" o:hr="t" fillcolor="#a0a0a0" stroked="f"/>
+        </w:pict>
+      </w:r>
+    </w:p>
+    <w:p>
+      <w:pPr>
+        <w:spacing w:after="0" w:line="240" w:lineRule="auto"/>
+        <w:rPr>
+          <w:b/>
+          <w:bCs/>
+          <w:sz w:val="22"/>
+          <w:szCs w:val="22"/>
+        </w:rPr>
+      </w:pPr>
+      <w:r>
+        <w:rPr>
+          <w:b/>
+          <w:bCs/>
+          <w:sz w:val="22"/>
+          <w:szCs w:val="22"/>
+        </w:rPr>
+        <w:t>4. Similarity Engine</w:t>
+      </w:r>
+    </w:p>
+    <w:p>
+      <w:pPr>
+        <w:spacing w:after="0" w:line="240" w:lineRule="auto"/>
+        <w:rPr>
+          <w:sz w:val="22"/>
+          <w:szCs w:val="22"/>
+        </w:rPr>
+      </w:pPr>
+      <w:r>
+        <w:rPr>
+          <w:sz w:val="22"/>
+          <w:szCs w:val="22"/>
+        </w:rPr>
+        <w:t>Measures closeness between vectors.</w:t>
+      </w:r>
+    </w:p>
+    <w:p>
+      <w:pPr>
+        <w:spacing w:after="0" w:line="240" w:lineRule="auto"/>
+        <w:rPr>
+          <w:sz w:val="22"/>
+          <w:szCs w:val="22"/>
+        </w:rPr>
+      </w:pPr>
+      <w:r>
+        <w:rPr>
+          <w:sz w:val="22"/>
+          <w:szCs w:val="22"/>
+        </w:rPr>
+        <w:t>Common methods:</w:t>
+      </w:r>
+      <w:r>
+        <w:rPr>
+          <w:sz w:val="22"/>
+          <w:szCs w:val="22"/>
+        </w:rPr>
+        <w:t xml:space="preserve"> </w:t>
+      </w:r>
+      <w:r>
+        <w:rPr>
+          <w:sz w:val="22"/>
+          <w:szCs w:val="22"/>
+        </w:rPr>
+        <w:t>Cosine Similarity</w:t>
+      </w:r>
+      <w:r>
+        <w:rPr>
+          <w:sz w:val="22"/>
+          <w:szCs w:val="22"/>
+        </w:rPr>
+        <w:t xml:space="preserve">, </w:t>
+      </w:r>
+      <w:r>
+        <w:rPr>
+          <w:sz w:val="22"/>
+          <w:szCs w:val="22"/>
+        </w:rPr>
+        <w:t>Dot Product</w:t>
+      </w:r>
+      <w:r>
+        <w:rPr>
+          <w:sz w:val="22"/>
+          <w:szCs w:val="22"/>
+        </w:rPr>
+        <w:t xml:space="preserve">, </w:t>
+      </w:r>
+      <w:r>
+        <w:rPr>
+          <w:sz w:val="22"/>
+          <w:szCs w:val="22"/>
+        </w:rPr>
+        <w:t>Euclidean Distance</w:t>
+      </w:r>
+    </w:p>
+    <w:p>
+      <w:pPr>
+        <w:spacing w:after="0" w:line="240" w:lineRule="auto"/>
+        <w:rPr>
+          <w:sz w:val="22"/>
+          <w:szCs w:val="22"/>
+        </w:rPr>
+      </w:pPr>
+      <w:r>
+        <w:rPr>
+          <w:sz w:val="22"/>
+          <w:szCs w:val="22"/>
+        </w:rPr>
+        <w:t>Most popular:</w:t>
+      </w:r>
+    </w:p>
+    <w:p>
+      <w:pPr>
+        <w:spacing w:after="0" w:line="240" w:lineRule="auto"/>
+        <w:rPr>
+          <w:sz w:val="22"/>
+          <w:szCs w:val="22"/>
+        </w:rPr>
+      </w:pPr>
+      <w:r>
+        <w:rPr>
+          <w:sz w:val="22"/>
+          <w:szCs w:val="22"/>
+        </w:rPr>
+        <w:t>Cosine Similarity</w:t>
+      </w:r>
+    </w:p>
+    <w:p>
+      <w:pPr>
+        <w:spacing w:after="0" w:line="240" w:lineRule="auto"/>
+        <w:rPr>
+          <w:sz w:val="22"/>
+          <w:szCs w:val="22"/>
+        </w:rPr>
+      </w:pPr>
+      <w:r>
+        <w:rPr>
+          <w:sz w:val="22"/>
+          <w:szCs w:val="22"/>
+        </w:rPr>
+        <w:pict w14:anchorId="2D7395A6">
+          <v:rect id="_x0000_i3706" style="width:0;height:1.5pt" o:hralign="center" o:hrstd="t" o:hr="t" fillcolor="#a0a0a0" stroked="f"/>
+        </w:pict>
+      </w:r>
+    </w:p>
+    <w:p>
+      <w:pPr>
+        <w:spacing w:after="0" w:line="240" w:lineRule="auto"/>
+        <w:rPr>
+          <w:b/>
+          <w:bCs/>
+          <w:sz w:val="22"/>
+          <w:szCs w:val="22"/>
+        </w:rPr>
+      </w:pPr>
+      <w:r>
+        <w:rPr>
+          <w:b/>
+          <w:bCs/>
+          <w:sz w:val="22"/>
+          <w:szCs w:val="22"/>
+        </w:rPr>
+        <w:t>How Search Works</w:t>
+      </w:r>
+    </w:p>
+    <w:p>
+      <w:pPr>
+        <w:spacing w:after="0" w:line="240" w:lineRule="auto"/>
+        <w:rPr>
+          <w:b/>
+          <w:bCs/>
+          <w:sz w:val="22"/>
+          <w:szCs w:val="22"/>
+        </w:rPr>
+      </w:pPr>
+      <w:r>
+        <w:rPr>
+          <w:b/>
+          <w:bCs/>
+          <w:sz w:val="22"/>
+          <w:szCs w:val="22"/>
+        </w:rPr>
+        <w:t>Step 1</w:t>
+      </w:r>
+    </w:p>
+    <w:p>
+      <w:pPr>
+        <w:spacing w:after="0" w:line="240" w:lineRule="auto"/>
+        <w:rPr>
+          <w:sz w:val="22"/>
+          <w:szCs w:val="22"/>
+        </w:rPr>
+      </w:pPr>
+      <w:r>
+        <w:rPr>
+          <w:sz w:val="22"/>
+          <w:szCs w:val="22"/>
+        </w:rPr>
+        <w:t>Documents are converted into embeddings.</w:t>
+      </w:r>
+    </w:p>
+    <w:p>
+      <w:pPr>
+        <w:spacing w:after="0" w:line="240" w:lineRule="auto"/>
+        <w:rPr>
+          <w:b/>
+          <w:bCs/>
+          <w:sz w:val="22"/>
+          <w:szCs w:val="22"/>
+        </w:rPr>
+      </w:pPr>
+      <w:r>
+        <w:rPr>
+          <w:b/>
+          <w:bCs/>
+          <w:sz w:val="22"/>
+          <w:szCs w:val="22"/>
+        </w:rPr>
+        <w:t>Documents → Embedding Model → Vectors</w:t>
+      </w:r>
+    </w:p>
+    <w:p>
+      <w:pPr>
+        <w:spacing w:after="0" w:line="240" w:lineRule="auto"/>
+        <w:rPr>
+          <w:sz w:val="22"/>
+          <w:szCs w:val="22"/>
+        </w:rPr>
+      </w:pPr>
+      <w:r>
+        <w:rPr>
+          <w:sz w:val="22"/>
+          <w:szCs w:val="22"/>
+        </w:rPr>
+        <w:pict w14:anchorId="4640C57D">
+          <v:rect id="_x0000_i3707" style="width:0;height:1.5pt" o:hralign="center" o:hrstd="t" o:hr="t" fillcolor="#a0a0a0" stroked="f"/>
+        </w:pict>
+      </w:r>
+    </w:p>
+    <w:p>
+      <w:pPr>
+        <w:spacing w:after="0" w:line="240" w:lineRule="auto"/>
+        <w:rPr>
+          <w:b/>
+          <w:bCs/>
+          <w:sz w:val="22"/>
+          <w:szCs w:val="22"/>
+        </w:rPr>
+      </w:pPr>
+      <w:r>
+        <w:rPr>
+          <w:b/>
+          <w:bCs/>
+          <w:sz w:val="22"/>
+          <w:szCs w:val="22"/>
+        </w:rPr>
+        <w:t>Step 2</w:t>
+      </w:r>
+    </w:p>
+    <w:p>
+      <w:pPr>
+        <w:spacing w:after="0" w:line="240" w:lineRule="auto"/>
+        <w:rPr>
+          <w:sz w:val="22"/>
+          <w:szCs w:val="22"/>
+        </w:rPr>
+      </w:pPr>
+      <w:r>
+        <w:rPr>
+          <w:sz w:val="22"/>
+          <w:szCs w:val="22"/>
+        </w:rPr>
+        <w:t>Vectors are stored.</w:t>
+      </w:r>
+    </w:p>
+    <w:p>
+      <w:pPr>
+        <w:spacing w:after="0" w:line="240" w:lineRule="auto"/>
+        <w:rPr>
+          <w:b/>
+          <w:bCs/>
+          <w:sz w:val="22"/>
+          <w:szCs w:val="22"/>
+        </w:rPr>
+      </w:pPr>
+      <w:r>
+        <w:rPr>
+          <w:b/>
+          <w:bCs/>
+          <w:sz w:val="22"/>
+          <w:szCs w:val="22"/>
+        </w:rPr>
+        <w:t>Vectors → Vector Database</w:t>
+      </w:r>
+    </w:p>
+    <w:p>
+      <w:pPr>
+        <w:spacing w:after="0" w:line="240" w:lineRule="auto"/>
+        <w:rPr>
+          <w:sz w:val="22"/>
+          <w:szCs w:val="22"/>
+        </w:rPr>
+      </w:pPr>
+      <w:r>
+        <w:rPr>
+          <w:sz w:val="22"/>
+          <w:szCs w:val="22"/>
+        </w:rPr>
+        <w:pict w14:anchorId="3DE5317D">
+          <v:rect id="_x0000_i3708" style="width:0;height:1.5pt" o:hralign="center" o:hrstd="t" o:hr="t" fillcolor="#a0a0a0" stroked="f"/>
+        </w:pict>
+      </w:r>
+    </w:p>
+    <w:p>
+      <w:pPr>
+        <w:spacing w:after="0" w:line="240" w:lineRule="auto"/>
+        <w:rPr>
+          <w:b/>
+          <w:bCs/>
+          <w:sz w:val="22"/>
+          <w:szCs w:val="22"/>
+        </w:rPr>
+      </w:pPr>
+      <w:r>
+        <w:rPr>
+          <w:b/>
+          <w:bCs/>
+          <w:sz w:val="22"/>
+          <w:szCs w:val="22"/>
+        </w:rPr>
+        <w:t>Step 3</w:t>
+      </w:r>
+    </w:p>
+    <w:p>
+      <w:pPr>
+        <w:spacing w:after="0" w:line="240" w:lineRule="auto"/>
+        <w:rPr>
+          <w:sz w:val="22"/>
+          <w:szCs w:val="22"/>
+        </w:rPr>
+      </w:pPr>
+      <w:r>
+        <w:rPr>
+          <w:sz w:val="22"/>
+          <w:szCs w:val="22"/>
+        </w:rPr>
+        <w:t>User submits a query.</w:t>
+      </w:r>
+    </w:p>
+    <w:p>
+      <w:pPr>
+        <w:spacing w:after="0" w:line="240" w:lineRule="auto"/>
+        <w:rPr>
+          <w:sz w:val="22"/>
+          <w:szCs w:val="22"/>
+        </w:rPr>
+      </w:pPr>
+      <w:r>
+        <w:rPr>
+          <w:sz w:val="22"/>
+          <w:szCs w:val="22"/>
+        </w:rPr>
+        <w:t>Show similar hood failures</w:t>
+      </w:r>
+    </w:p>
+    <w:p>
+      <w:pPr>
+        <w:spacing w:after="0" w:line="240" w:lineRule="auto"/>
+        <w:rPr>
+          <w:sz w:val="22"/>
+          <w:szCs w:val="22"/>
+        </w:rPr>
+      </w:pPr>
+      <w:r>
+        <w:rPr>
+          <w:sz w:val="22"/>
+          <w:szCs w:val="22"/>
+        </w:rPr>
+        <w:pict w14:anchorId="1CA86387">
+          <v:rect id="_x0000_i3709" style="width:0;height:1.5pt" o:hralign="center" o:hrstd="t" o:hr="t" fillcolor="#a0a0a0" stroked="f"/>
+        </w:pict>
+      </w:r>
+    </w:p>
+    <w:p>
+      <w:pPr>
+        <w:spacing w:after="0" w:line="240" w:lineRule="auto"/>
+        <w:rPr>
+          <w:b/>
+          <w:bCs/>
+          <w:sz w:val="22"/>
+          <w:szCs w:val="22"/>
+        </w:rPr>
+      </w:pPr>
+      <w:r>
+        <w:rPr>
+          <w:b/>
+          <w:bCs/>
+          <w:sz w:val="22"/>
+          <w:szCs w:val="22"/>
+        </w:rPr>
+        <w:t>Step 4</w:t>
+      </w:r>
+    </w:p>
+    <w:p>
+      <w:pPr>
+        <w:spacing w:after="0" w:line="240" w:lineRule="auto"/>
+        <w:rPr>
+          <w:sz w:val="22"/>
+          <w:szCs w:val="22"/>
+        </w:rPr>
+      </w:pPr>
+      <w:r>
+        <w:rPr>
+          <w:sz w:val="22"/>
+          <w:szCs w:val="22"/>
+        </w:rPr>
+        <w:t>Query becomes an embedding.</w:t>
+      </w:r>
+    </w:p>
+    <w:p>
+      <w:pPr>
+        <w:spacing w:after="0" w:line="240" w:lineRule="auto"/>
+        <w:rPr>
+          <w:b/>
+          <w:bCs/>
+          <w:sz w:val="22"/>
+          <w:szCs w:val="22"/>
+        </w:rPr>
+      </w:pPr>
+      <w:r>
+        <w:rPr>
+          <w:b/>
+          <w:bCs/>
+          <w:sz w:val="22"/>
+          <w:szCs w:val="22"/>
+        </w:rPr>
+        <w:t>Query → Embedding Model → Query Vector</w:t>
+      </w:r>
+    </w:p>
+    <w:p>
+      <w:pPr>
+        <w:spacing w:after="0" w:line="240" w:lineRule="auto"/>
+        <w:rPr>
+          <w:sz w:val="22"/>
+          <w:szCs w:val="22"/>
+        </w:rPr>
+      </w:pPr>
+      <w:r>
+        <w:rPr>
+          <w:sz w:val="22"/>
+          <w:szCs w:val="22"/>
+        </w:rPr>
+        <w:pict w14:anchorId="02FEE0BA">
+          <v:rect id="_x0000_i3710" style="width:0;height:1.5pt" o:hralign="center" o:hrstd="t" o:hr="t" fillcolor="#a0a0a0" stroked="f"/>
+        </w:pict>
+      </w:r>
+    </w:p>
+    <w:p>
+      <w:pPr>
+        <w:spacing w:after="0" w:line="240" w:lineRule="auto"/>
+        <w:rPr>
+          <w:b/>
+          <w:bCs/>
+          <w:sz w:val="22"/>
+          <w:szCs w:val="22"/>
+        </w:rPr>
+      </w:pPr>
+      <w:r>
+        <w:rPr>
+          <w:b/>
+          <w:bCs/>
+          <w:sz w:val="22"/>
+          <w:szCs w:val="22"/>
+        </w:rPr>
+        <w:lastRenderedPageBreak/>
+        <w:t>Step 5</w:t>
+      </w:r>
+    </w:p>
+    <w:p>
+      <w:pPr>
+        <w:spacing w:after="0" w:line="240" w:lineRule="auto"/>
+        <w:rPr>
+          <w:sz w:val="22"/>
+          <w:szCs w:val="22"/>
+        </w:rPr>
+      </w:pPr>
+      <w:r>
+        <w:rPr>
+          <w:sz w:val="22"/>
+          <w:szCs w:val="22"/>
+        </w:rPr>
+        <w:t>Similarity search is performed.</w:t>
+      </w:r>
+    </w:p>
+    <w:p>
+      <w:pPr>
+        <w:spacing w:after="0" w:line="240" w:lineRule="auto"/>
+        <w:rPr>
+          <w:b/>
+          <w:bCs/>
+          <w:sz w:val="22"/>
+          <w:szCs w:val="22"/>
+        </w:rPr>
+      </w:pPr>
+      <w:r>
+        <w:rPr>
+          <w:b/>
+          <w:bCs/>
+          <w:sz w:val="22"/>
+          <w:szCs w:val="22"/>
+        </w:rPr>
+        <w:t>Query Vector → Vector Database → Top Matches</w:t>
+      </w:r>
+    </w:p>
+    <w:p>
+      <w:pPr>
+        <w:spacing w:after="0" w:line="240" w:lineRule="auto"/>
+        <w:rPr>
+          <w:sz w:val="22"/>
+          <w:szCs w:val="22"/>
+        </w:rPr>
+      </w:pPr>
+      <w:r>
+        <w:rPr>
+          <w:sz w:val="22"/>
+          <w:szCs w:val="22"/>
+        </w:rPr>
+        <w:pict w14:anchorId="06FFF945">
+          <v:rect id="_x0000_i3711" style="width:0;height:1.5pt" o:hralign="center" o:hrstd="t" o:hr="t" fillcolor="#a0a0a0" stroked="f"/>
+        </w:pict>
+      </w:r>
+    </w:p>
+    <w:p>
+      <w:pPr>
+        <w:spacing w:after="0" w:line="240" w:lineRule="auto"/>
+        <w:rPr>
+          <w:b/>
+          <w:bCs/>
+          <w:sz w:val="22"/>
+          <w:szCs w:val="22"/>
+        </w:rPr>
+      </w:pPr>
+      <w:r>
+        <w:rPr>
+          <w:b/>
+          <w:bCs/>
+          <w:sz w:val="22"/>
+          <w:szCs w:val="22"/>
+        </w:rPr>
+        <w:t>Step 6</w:t>
+      </w:r>
+    </w:p>
+    <w:p>
+      <w:pPr>
+        <w:spacing w:after="0" w:line="240" w:lineRule="auto"/>
+        <w:rPr>
+          <w:sz w:val="22"/>
+          <w:szCs w:val="22"/>
+        </w:rPr>
+      </w:pPr>
+      <w:r>
+        <w:rPr>
+          <w:sz w:val="22"/>
+          <w:szCs w:val="22"/>
+        </w:rPr>
+        <w:t xml:space="preserve">Results are sent to </w:t>
+      </w:r>
+      <w:proofErr w:type="gramStart"/>
+      <w:r>
+        <w:rPr>
+          <w:sz w:val="22"/>
+          <w:szCs w:val="22"/>
+        </w:rPr>
+        <w:t>the LLM</w:t>
+      </w:r>
+      <w:proofErr w:type="gramEnd"/>
+      <w:r>
+        <w:rPr>
+          <w:sz w:val="22"/>
+          <w:szCs w:val="22"/>
+        </w:rPr>
+        <w:t>.</w:t>
+      </w:r>
+    </w:p>
+    <w:p>
+      <w:pPr>
+        <w:spacing w:after="0" w:line="240" w:lineRule="auto"/>
+        <w:rPr>
+          <w:b/>
+          <w:bCs/>
+          <w:sz w:val="22"/>
+          <w:szCs w:val="22"/>
+        </w:rPr>
+      </w:pPr>
+      <w:r>
+        <w:rPr>
+          <w:b/>
+          <w:bCs/>
+          <w:sz w:val="22"/>
+          <w:szCs w:val="22"/>
+        </w:rPr>
+        <w:t>Top Matches → LLM → Final Answer</w:t>
+      </w:r>
+    </w:p>
+    <w:p>
+      <w:pPr>
+        <w:spacing w:after="0" w:line="240" w:lineRule="auto"/>
+        <w:rPr>
+          <w:sz w:val="22"/>
+          <w:szCs w:val="22"/>
+        </w:rPr>
+      </w:pPr>
+      <w:r>
+        <w:rPr>
+          <w:sz w:val="22"/>
+          <w:szCs w:val="22"/>
+        </w:rPr>
+        <w:pict w14:anchorId="250A7A4D">
+          <v:rect id="_x0000_i3712" style="width:0;height:1.5pt" o:hralign="center" o:hrstd="t" o:hr="t" fillcolor="#a0a0a0" stroked="f"/>
+        </w:pict>
+      </w:r>
+    </w:p>
+    <w:p>
+      <w:pPr>
+        <w:spacing w:after="0" w:line="240" w:lineRule="auto"/>
+        <w:rPr>
+          <w:b/>
+          <w:bCs/>
+          <w:sz w:val="22"/>
+          <w:szCs w:val="22"/>
+        </w:rPr>
+      </w:pPr>
+      <w:r>
+        <w:rPr>
+          <w:b/>
+          <w:bCs/>
+          <w:sz w:val="22"/>
+          <w:szCs w:val="22"/>
+        </w:rPr>
+        <w:t>Approximate Nearest Neighbor (ANN)</w:t>
+      </w:r>
+    </w:p>
+    <w:p>
+      <w:pPr>
+        <w:spacing w:after="0" w:line="240" w:lineRule="auto"/>
+        <w:rPr>
+          <w:sz w:val="22"/>
+          <w:szCs w:val="22"/>
+        </w:rPr>
+      </w:pPr>
+      <w:r>
+        <w:rPr>
+          <w:sz w:val="22"/>
+          <w:szCs w:val="22"/>
+        </w:rPr>
+        <w:t>Searching millions of vectors using brute force is expensive.</w:t>
+      </w:r>
+    </w:p>
+    <w:p>
+      <w:pPr>
+        <w:spacing w:after="0" w:line="240" w:lineRule="auto"/>
+        <w:rPr>
+          <w:sz w:val="22"/>
+          <w:szCs w:val="22"/>
+        </w:rPr>
+      </w:pPr>
+      <w:r>
+        <w:rPr>
+          <w:sz w:val="22"/>
+          <w:szCs w:val="22"/>
+        </w:rPr>
+        <w:t>Example:</w:t>
+      </w:r>
+      <w:r>
+        <w:rPr>
+          <w:sz w:val="22"/>
+          <w:szCs w:val="22"/>
+        </w:rPr>
+        <w:t xml:space="preserve"> </w:t>
+      </w:r>
+      <w:r>
+        <w:rPr>
+          <w:sz w:val="22"/>
+          <w:szCs w:val="22"/>
+        </w:rPr>
+        <w:t xml:space="preserve">100 </w:t>
+      </w:r>
+      <w:proofErr w:type="gramStart"/>
+      <w:r>
+        <w:rPr>
+          <w:sz w:val="22"/>
+          <w:szCs w:val="22"/>
+        </w:rPr>
+        <w:t>Million</w:t>
+      </w:r>
+      <w:proofErr w:type="gramEnd"/>
+      <w:r>
+        <w:rPr>
+          <w:sz w:val="22"/>
+          <w:szCs w:val="22"/>
+        </w:rPr>
+        <w:t xml:space="preserve"> Embeddings</w:t>
+      </w:r>
+    </w:p>
+    <w:p>
+      <w:pPr>
+        <w:spacing w:after="0" w:line="240" w:lineRule="auto"/>
+        <w:rPr>
+          <w:sz w:val="22"/>
+          <w:szCs w:val="22"/>
+        </w:rPr>
+      </w:pPr>
+      <w:r>
+        <w:rPr>
+          <w:sz w:val="22"/>
+          <w:szCs w:val="22"/>
+        </w:rPr>
+        <w:t>Comparing every vector:</w:t>
+      </w:r>
+      <w:r>
+        <w:rPr>
+          <w:sz w:val="22"/>
+          <w:szCs w:val="22"/>
+        </w:rPr>
+        <w:t xml:space="preserve"> </w:t>
+      </w:r>
+      <w:r>
+        <w:rPr>
+          <w:sz w:val="22"/>
+          <w:szCs w:val="22"/>
+        </w:rPr>
+        <w:t>Slow</w:t>
+      </w:r>
+      <w:r>
+        <w:rPr>
+          <w:sz w:val="22"/>
+          <w:szCs w:val="22"/>
+        </w:rPr>
+        <w:t xml:space="preserve">, </w:t>
+      </w:r>
+      <w:r>
+        <w:rPr>
+          <w:sz w:val="22"/>
+          <w:szCs w:val="22"/>
+        </w:rPr>
+        <w:t>High Cost</w:t>
+      </w:r>
+    </w:p>
+    <w:p>
+      <w:pPr>
+        <w:spacing w:after="0" w:line="240" w:lineRule="auto"/>
+        <w:rPr>
+          <w:sz w:val="22"/>
+          <w:szCs w:val="22"/>
+        </w:rPr>
+      </w:pPr>
+      <w:r>
+        <w:rPr>
+          <w:sz w:val="22"/>
+          <w:szCs w:val="22"/>
+        </w:rPr>
+        <w:t>Solution:</w:t>
+      </w:r>
+    </w:p>
+    <w:p>
+      <w:pPr>
+        <w:spacing w:after="0" w:line="240" w:lineRule="auto"/>
+        <w:rPr>
+          <w:sz w:val="22"/>
+          <w:szCs w:val="22"/>
+        </w:rPr>
+      </w:pPr>
+      <w:r>
+        <w:rPr>
+          <w:sz w:val="22"/>
+          <w:szCs w:val="22"/>
+        </w:rPr>
+        <w:t>Approximate Nearest Neighbor (ANN)</w:t>
+      </w:r>
+    </w:p>
+    <w:p>
+      <w:pPr>
+        <w:spacing w:after="0" w:line="240" w:lineRule="auto"/>
+        <w:rPr>
+          <w:sz w:val="22"/>
+          <w:szCs w:val="22"/>
+        </w:rPr>
+      </w:pPr>
+      <w:r>
+        <w:rPr>
+          <w:sz w:val="22"/>
+          <w:szCs w:val="22"/>
+        </w:rPr>
+        <w:t>ANN finds the nearest vectors much faster.</w:t>
+      </w:r>
+    </w:p>
+    <w:p>
+      <w:pPr>
+        <w:spacing w:after="0" w:line="240" w:lineRule="auto"/>
+        <w:rPr>
+          <w:sz w:val="22"/>
+          <w:szCs w:val="22"/>
+        </w:rPr>
+      </w:pPr>
+      <w:r>
+        <w:rPr>
+          <w:sz w:val="22"/>
+          <w:szCs w:val="22"/>
+        </w:rPr>
+        <w:pict w14:anchorId="1E02A937">
+          <v:rect id="_x0000_i3713" style="width:0;height:1.5pt" o:hralign="center" o:hrstd="t" o:hr="t" fillcolor="#a0a0a0" stroked="f"/>
+        </w:pict>
+      </w:r>
+    </w:p>
+    <w:p>
+      <w:pPr>
+        <w:spacing w:after="0" w:line="240" w:lineRule="auto"/>
+        <w:rPr>
+          <w:b/>
+          <w:bCs/>
+          <w:sz w:val="22"/>
+          <w:szCs w:val="22"/>
+        </w:rPr>
+      </w:pPr>
+      <w:r>
+        <w:rPr>
+          <w:b/>
+          <w:bCs/>
+          <w:sz w:val="22"/>
+          <w:szCs w:val="22"/>
+        </w:rPr>
+        <w:t>Popular ANN Algorithms</w:t>
+      </w:r>
+    </w:p>
+    <w:p>
+      <w:pPr>
+        <w:spacing w:after="0" w:line="240" w:lineRule="auto"/>
+        <w:rPr>
+          <w:b/>
+          <w:bCs/>
+          <w:sz w:val="22"/>
+          <w:szCs w:val="22"/>
+        </w:rPr>
+      </w:pPr>
+      <w:r>
+        <w:rPr>
+          <w:b/>
+          <w:bCs/>
+          <w:sz w:val="22"/>
+          <w:szCs w:val="22"/>
+        </w:rPr>
+        <w:t>HNSW</w:t>
+      </w:r>
+    </w:p>
+    <w:p>
+      <w:pPr>
+        <w:spacing w:after="0" w:line="240" w:lineRule="auto"/>
+        <w:rPr>
+          <w:sz w:val="22"/>
+          <w:szCs w:val="22"/>
+        </w:rPr>
+      </w:pPr>
+      <w:r>
+        <w:rPr>
+          <w:sz w:val="22"/>
+          <w:szCs w:val="22"/>
+        </w:rPr>
+        <w:t>(Hierarchical Navigable Small World)</w:t>
+      </w:r>
+    </w:p>
+    <w:p>
+      <w:pPr>
+        <w:spacing w:after="0" w:line="240" w:lineRule="auto"/>
+        <w:rPr>
+          <w:sz w:val="22"/>
+          <w:szCs w:val="22"/>
+        </w:rPr>
+      </w:pPr>
+      <w:r>
+        <w:rPr>
+          <w:sz w:val="22"/>
+          <w:szCs w:val="22"/>
+        </w:rPr>
+        <w:t>Most widely used today.</w:t>
+      </w:r>
+    </w:p>
+    <w:p>
+      <w:pPr>
+        <w:spacing w:after="0" w:line="240" w:lineRule="auto"/>
+        <w:rPr>
+          <w:sz w:val="22"/>
+          <w:szCs w:val="22"/>
+        </w:rPr>
+      </w:pPr>
+      <w:r>
+        <w:rPr>
+          <w:sz w:val="22"/>
+          <w:szCs w:val="22"/>
+        </w:rPr>
+        <w:t>Advantages:</w:t>
+      </w:r>
+      <w:r>
+        <w:rPr>
+          <w:sz w:val="22"/>
+          <w:szCs w:val="22"/>
+        </w:rPr>
+        <w:t xml:space="preserve"> </w:t>
+      </w:r>
+      <w:r>
+        <w:rPr>
+          <w:sz w:val="22"/>
+          <w:szCs w:val="22"/>
+        </w:rPr>
+        <w:t>Fast Search</w:t>
+      </w:r>
+      <w:r>
+        <w:rPr>
+          <w:sz w:val="22"/>
+          <w:szCs w:val="22"/>
+        </w:rPr>
+        <w:t xml:space="preserve">, </w:t>
+      </w:r>
+      <w:r>
+        <w:rPr>
+          <w:sz w:val="22"/>
+          <w:szCs w:val="22"/>
+        </w:rPr>
+        <w:t xml:space="preserve">High </w:t>
+      </w:r>
+      <w:r>
+        <w:rPr>
+          <w:sz w:val="22"/>
+          <w:szCs w:val="22"/>
+        </w:rPr>
+        <w:t>Accuracy</w:t>
+      </w:r>
+      <w:r>
+        <w:rPr>
+          <w:sz w:val="22"/>
+          <w:szCs w:val="22"/>
+        </w:rPr>
+        <w:t xml:space="preserve">, Low, </w:t>
+      </w:r>
+      <w:r>
+        <w:rPr>
+          <w:sz w:val="22"/>
+          <w:szCs w:val="22"/>
+        </w:rPr>
+        <w:t>Latency</w:t>
+      </w:r>
+    </w:p>
+    <w:p>
+      <w:pPr>
+        <w:spacing w:after="0" w:line="240" w:lineRule="auto"/>
+        <w:rPr>
+          <w:sz w:val="22"/>
+          <w:szCs w:val="22"/>
+        </w:rPr>
+      </w:pPr>
+      <w:r>
+        <w:rPr>
+          <w:sz w:val="22"/>
+          <w:szCs w:val="22"/>
+        </w:rPr>
+        <w:t>Used by:</w:t>
+      </w:r>
+      <w:r>
+        <w:rPr>
+          <w:sz w:val="22"/>
+          <w:szCs w:val="22"/>
+        </w:rPr>
+        <w:t xml:space="preserve"> </w:t>
+      </w:r>
+      <w:r>
+        <w:rPr>
+          <w:sz w:val="22"/>
+          <w:szCs w:val="22"/>
+        </w:rPr>
+        <w:t>Azure AI Search</w:t>
+      </w:r>
+      <w:r>
+        <w:rPr>
+          <w:sz w:val="22"/>
+          <w:szCs w:val="22"/>
+        </w:rPr>
+        <w:t xml:space="preserve">, </w:t>
+      </w:r>
+      <w:r>
+        <w:rPr>
+          <w:sz w:val="22"/>
+          <w:szCs w:val="22"/>
+        </w:rPr>
+        <w:t>Pinecone</w:t>
+      </w:r>
+      <w:r>
+        <w:rPr>
+          <w:sz w:val="22"/>
+          <w:szCs w:val="22"/>
+        </w:rPr>
+        <w:t xml:space="preserve">, </w:t>
+      </w:r>
+      <w:r>
+        <w:rPr>
+          <w:sz w:val="22"/>
+          <w:szCs w:val="22"/>
+        </w:rPr>
+        <w:t>Milvus</w:t>
+      </w:r>
+      <w:r>
+        <w:rPr>
+          <w:sz w:val="22"/>
+          <w:szCs w:val="22"/>
+        </w:rPr>
+        <w:t xml:space="preserve">, </w:t>
+      </w:r>
+      <w:proofErr w:type="spellStart"/>
+      <w:r>
+        <w:rPr>
+          <w:sz w:val="22"/>
+          <w:szCs w:val="22"/>
+        </w:rPr>
+        <w:t>Weaviate</w:t>
+      </w:r>
+      <w:proofErr w:type="spellEnd"/>
+      <w:r>
+        <w:rPr>
+          <w:sz w:val="22"/>
+          <w:szCs w:val="22"/>
+        </w:rPr>
+        <w:t xml:space="preserve">, </w:t>
+      </w:r>
+      <w:proofErr w:type="spellStart"/>
+      <w:r>
+        <w:rPr>
+          <w:sz w:val="22"/>
+          <w:szCs w:val="22"/>
+        </w:rPr>
+        <w:t>Qdrant</w:t>
+      </w:r>
+      <w:proofErr w:type="spellEnd"/>
+    </w:p>
+    <w:p>
+      <w:pPr>
+        <w:spacing w:after="0" w:line="240" w:lineRule="auto"/>
+        <w:rPr>
+          <w:sz w:val="22"/>
+          <w:szCs w:val="22"/>
+        </w:rPr>
+      </w:pPr>
+      <w:r>
+        <w:rPr>
+          <w:sz w:val="22"/>
+          <w:szCs w:val="22"/>
+        </w:rPr>
+        <w:pict w14:anchorId="672277FC">
+          <v:rect id="_x0000_i3714" style="width:0;height:1.5pt" o:hralign="center" o:hrstd="t" o:hr="t" fillcolor="#a0a0a0" stroked="f"/>
+        </w:pict>
+      </w:r>
+    </w:p>
+    <w:p>
+      <w:pPr>
+        <w:spacing w:after="0" w:line="240" w:lineRule="auto"/>
+        <w:rPr>
+          <w:sz w:val="22"/>
+          <w:szCs w:val="22"/>
+        </w:rPr>
+      </w:pPr>
+      <w:r>
+        <w:rPr>
+          <w:b/>
+          <w:bCs/>
+          <w:sz w:val="22"/>
+          <w:szCs w:val="22"/>
+        </w:rPr>
+        <w:t>IVF</w:t>
+      </w:r>
+      <w:r>
+        <w:rPr>
+          <w:b/>
+          <w:bCs/>
+          <w:sz w:val="22"/>
+          <w:szCs w:val="22"/>
+        </w:rPr>
+        <w:t xml:space="preserve"> </w:t>
+      </w:r>
+      <w:r>
+        <w:rPr>
+          <w:sz w:val="22"/>
+          <w:szCs w:val="22"/>
+        </w:rPr>
+        <w:t>(Inverted File Index)</w:t>
+      </w:r>
+    </w:p>
+    <w:p>
+      <w:pPr>
+        <w:spacing w:after="0" w:line="240" w:lineRule="auto"/>
+        <w:rPr>
+          <w:sz w:val="22"/>
+          <w:szCs w:val="22"/>
+        </w:rPr>
+      </w:pPr>
+      <w:r>
+        <w:rPr>
+          <w:sz w:val="22"/>
+          <w:szCs w:val="22"/>
+        </w:rPr>
+        <w:t>Best suited for:</w:t>
+      </w:r>
+      <w:r>
+        <w:rPr>
+          <w:sz w:val="22"/>
+          <w:szCs w:val="22"/>
+        </w:rPr>
+        <w:t xml:space="preserve"> </w:t>
+      </w:r>
+      <w:r>
+        <w:rPr>
+          <w:sz w:val="22"/>
+          <w:szCs w:val="22"/>
+        </w:rPr>
+        <w:t>Large Scale Datasets</w:t>
+      </w:r>
+    </w:p>
+    <w:p>
+      <w:pPr>
+        <w:spacing w:after="0" w:line="240" w:lineRule="auto"/>
+        <w:rPr>
+          <w:sz w:val="22"/>
+          <w:szCs w:val="22"/>
+        </w:rPr>
+      </w:pPr>
+      <w:r>
+        <w:rPr>
+          <w:sz w:val="22"/>
+          <w:szCs w:val="22"/>
+        </w:rPr>
+        <w:pict w14:anchorId="3061EE4E">
+          <v:rect id="_x0000_i3715" style="width:0;height:1.5pt" o:hralign="center" o:hrstd="t" o:hr="t" fillcolor="#a0a0a0" stroked="f"/>
+        </w:pict>
+      </w:r>
+    </w:p>
+    <w:p>
+      <w:pPr>
+        <w:spacing w:after="0" w:line="240" w:lineRule="auto"/>
+        <w:rPr>
+          <w:sz w:val="22"/>
+          <w:szCs w:val="22"/>
+        </w:rPr>
+      </w:pPr>
+      <w:r>
+        <w:rPr>
+          <w:b/>
+          <w:bCs/>
+          <w:sz w:val="22"/>
+          <w:szCs w:val="22"/>
+        </w:rPr>
+        <w:t>PQ</w:t>
+      </w:r>
+      <w:r>
+        <w:rPr>
+          <w:b/>
+          <w:bCs/>
+          <w:sz w:val="22"/>
+          <w:szCs w:val="22"/>
+        </w:rPr>
+        <w:t xml:space="preserve"> </w:t>
+      </w:r>
+      <w:r>
+        <w:rPr>
+          <w:sz w:val="22"/>
+          <w:szCs w:val="22"/>
+        </w:rPr>
+        <w:t>(Product Quantization)</w:t>
+      </w:r>
+    </w:p>
+    <w:p>
+      <w:pPr>
+        <w:spacing w:after="0" w:line="240" w:lineRule="auto"/>
+        <w:rPr>
+          <w:sz w:val="22"/>
+          <w:szCs w:val="22"/>
+        </w:rPr>
+      </w:pPr>
+      <w:r>
+        <w:rPr>
+          <w:sz w:val="22"/>
+          <w:szCs w:val="22"/>
+        </w:rPr>
+        <w:t>Used for:</w:t>
+      </w:r>
+      <w:r>
+        <w:rPr>
+          <w:sz w:val="22"/>
+          <w:szCs w:val="22"/>
+        </w:rPr>
+        <w:t xml:space="preserve"> </w:t>
+      </w:r>
+      <w:r>
+        <w:rPr>
+          <w:sz w:val="22"/>
+          <w:szCs w:val="22"/>
+        </w:rPr>
+        <w:t>Compression</w:t>
+      </w:r>
+      <w:r>
+        <w:rPr>
+          <w:sz w:val="22"/>
+          <w:szCs w:val="22"/>
+        </w:rPr>
+        <w:t xml:space="preserve">, </w:t>
+      </w:r>
+      <w:r>
+        <w:rPr>
+          <w:sz w:val="22"/>
+          <w:szCs w:val="22"/>
+        </w:rPr>
+        <w:t>Memory Optimization</w:t>
+      </w:r>
+      <w:r>
+        <w:rPr>
+          <w:sz w:val="22"/>
+          <w:szCs w:val="22"/>
+        </w:rPr>
+        <w:t xml:space="preserve">, </w:t>
+      </w:r>
+      <w:r>
+        <w:rPr>
+          <w:sz w:val="22"/>
+          <w:szCs w:val="22"/>
+        </w:rPr>
+        <w:t>Cost Reduction</w:t>
+      </w:r>
+    </w:p>
+    <w:p>
+      <w:pPr>
+        <w:spacing w:after="0" w:line="240" w:lineRule="auto"/>
+        <w:rPr>
+          <w:sz w:val="22"/>
+          <w:szCs w:val="22"/>
+        </w:rPr>
+      </w:pPr>
+      <w:r>
+        <w:rPr>
+          <w:sz w:val="22"/>
+          <w:szCs w:val="22"/>
+        </w:rPr>
+        <w:pict w14:anchorId="37FFE9C6">
+          <v:rect id="_x0000_i3716" style="width:0;height:1.5pt" o:hralign="center" o:hrstd="t" o:hr="t" fillcolor="#a0a0a0" stroked="f"/>
+        </w:pict>
+      </w:r>
+    </w:p>
+    <w:p>
+      <w:pPr>
+        <w:spacing w:after="0" w:line="240" w:lineRule="auto"/>
+        <w:rPr>
+          <w:b/>
+          <w:bCs/>
+          <w:sz w:val="22"/>
+          <w:szCs w:val="22"/>
+        </w:rPr>
+      </w:pPr>
+      <w:r>
+        <w:rPr>
+          <w:b/>
+          <w:bCs/>
+          <w:sz w:val="22"/>
+          <w:szCs w:val="22"/>
+        </w:rPr>
+        <w:t>Popular Vector Databases</w:t>
+      </w:r>
+    </w:p>
+    <w:p>
+      <w:pPr>
+        <w:spacing w:after="0" w:line="240" w:lineRule="auto"/>
+        <w:rPr>
+          <w:b/>
+          <w:bCs/>
+          <w:sz w:val="22"/>
+          <w:szCs w:val="22"/>
+        </w:rPr>
+      </w:pPr>
+      <w:r>
+        <w:rPr>
+          <w:b/>
+          <w:bCs/>
+          <w:sz w:val="22"/>
+          <w:szCs w:val="22"/>
+        </w:rPr>
+        <w:t>Pinecone</w:t>
+      </w:r>
+    </w:p>
+    <w:p>
+      <w:pPr>
+        <w:spacing w:after="0" w:line="240" w:lineRule="auto"/>
+        <w:rPr>
+          <w:sz w:val="22"/>
+          <w:szCs w:val="22"/>
+        </w:rPr>
+      </w:pPr>
+      <w:r>
+        <w:rPr>
+          <w:sz w:val="22"/>
+          <w:szCs w:val="22"/>
+        </w:rPr>
+        <w:t>Pros:</w:t>
+      </w:r>
+      <w:r>
+        <w:rPr>
+          <w:sz w:val="22"/>
+          <w:szCs w:val="22"/>
+        </w:rPr>
+        <w:t xml:space="preserve"> </w:t>
+      </w:r>
+      <w:r>
+        <w:rPr>
+          <w:sz w:val="22"/>
+          <w:szCs w:val="22"/>
+        </w:rPr>
+        <w:t>Fully Managed</w:t>
+      </w:r>
+      <w:r>
+        <w:rPr>
+          <w:sz w:val="22"/>
+          <w:szCs w:val="22"/>
+        </w:rPr>
+        <w:t xml:space="preserve">, </w:t>
+      </w:r>
+      <w:r>
+        <w:rPr>
+          <w:sz w:val="22"/>
+          <w:szCs w:val="22"/>
+        </w:rPr>
+        <w:t>Cloud Native</w:t>
+      </w:r>
+      <w:r>
+        <w:rPr>
+          <w:sz w:val="22"/>
+          <w:szCs w:val="22"/>
+        </w:rPr>
+        <w:t xml:space="preserve">, </w:t>
+      </w:r>
+      <w:r>
+        <w:rPr>
+          <w:sz w:val="22"/>
+          <w:szCs w:val="22"/>
+        </w:rPr>
+        <w:t>Easy Setup</w:t>
+      </w:r>
+    </w:p>
+    <w:p>
+      <w:pPr>
+        <w:spacing w:after="0" w:line="240" w:lineRule="auto"/>
+        <w:rPr>
+          <w:sz w:val="22"/>
+          <w:szCs w:val="22"/>
+        </w:rPr>
+      </w:pPr>
+      <w:r>
+        <w:rPr>
+          <w:sz w:val="22"/>
+          <w:szCs w:val="22"/>
+        </w:rPr>
+        <w:pict w14:anchorId="6FB816AF">
+          <v:rect id="_x0000_i3717" style="width:0;height:1.5pt" o:hralign="center" o:hrstd="t" o:hr="t" fillcolor="#a0a0a0" stroked="f"/>
+        </w:pict>
+      </w:r>
+    </w:p>
+    <w:p>
+      <w:pPr>
+        <w:spacing w:after="0" w:line="240" w:lineRule="auto"/>
+        <w:rPr>
+          <w:b/>
+          <w:bCs/>
+          <w:sz w:val="22"/>
+          <w:szCs w:val="22"/>
+        </w:rPr>
+      </w:pPr>
+      <w:r>
+        <w:rPr>
+          <w:b/>
+          <w:bCs/>
+          <w:sz w:val="22"/>
+          <w:szCs w:val="22"/>
+        </w:rPr>
+        <w:t>Azure AI Search</w:t>
+      </w:r>
+    </w:p>
+    <w:p>
+      <w:pPr>
+        <w:spacing w:after="0" w:line="240" w:lineRule="auto"/>
+        <w:rPr>
+          <w:sz w:val="22"/>
+          <w:szCs w:val="22"/>
+        </w:rPr>
+      </w:pPr>
+      <w:r>
+        <w:rPr>
+          <w:sz w:val="22"/>
+          <w:szCs w:val="22"/>
+        </w:rPr>
+        <w:t>Pros:</w:t>
+      </w:r>
+      <w:r>
+        <w:rPr>
+          <w:sz w:val="22"/>
+          <w:szCs w:val="22"/>
+        </w:rPr>
+        <w:t xml:space="preserve"> </w:t>
+      </w:r>
+      <w:r>
+        <w:rPr>
+          <w:sz w:val="22"/>
+          <w:szCs w:val="22"/>
+        </w:rPr>
+        <w:t>Enterprise Security</w:t>
+      </w:r>
+      <w:r>
+        <w:rPr>
+          <w:sz w:val="22"/>
+          <w:szCs w:val="22"/>
+        </w:rPr>
+        <w:t xml:space="preserve">, </w:t>
+      </w:r>
+      <w:r>
+        <w:rPr>
+          <w:sz w:val="22"/>
+          <w:szCs w:val="22"/>
+        </w:rPr>
+        <w:t>Hybrid Search</w:t>
+      </w:r>
+      <w:r>
+        <w:rPr>
+          <w:sz w:val="22"/>
+          <w:szCs w:val="22"/>
+        </w:rPr>
+        <w:t xml:space="preserve">, </w:t>
+      </w:r>
+      <w:r>
+        <w:rPr>
+          <w:sz w:val="22"/>
+          <w:szCs w:val="22"/>
+        </w:rPr>
+        <w:t>Strong RAG Integration</w:t>
+      </w:r>
+    </w:p>
+    <w:p>
+      <w:pPr>
+        <w:spacing w:after="0" w:line="240" w:lineRule="auto"/>
+        <w:rPr>
+          <w:sz w:val="22"/>
+          <w:szCs w:val="22"/>
+        </w:rPr>
+      </w:pPr>
+      <w:r>
+        <w:rPr>
+          <w:sz w:val="22"/>
+          <w:szCs w:val="22"/>
+        </w:rPr>
+        <w:pict w14:anchorId="044B3BE7">
+          <v:rect id="_x0000_i3718" style="width:0;height:1.5pt" o:hralign="center" o:hrstd="t" o:hr="t" fillcolor="#a0a0a0" stroked="f"/>
+        </w:pict>
+      </w:r>
+    </w:p>
+    <w:p>
+      <w:pPr>
+        <w:spacing w:after="0" w:line="240" w:lineRule="auto"/>
+        <w:rPr>
+          <w:b/>
+          <w:bCs/>
+          <w:sz w:val="22"/>
+          <w:szCs w:val="22"/>
+        </w:rPr>
+      </w:pPr>
+      <w:r>
+        <w:rPr>
+          <w:b/>
+          <w:bCs/>
+          <w:sz w:val="22"/>
+          <w:szCs w:val="22"/>
+        </w:rPr>
+        <w:t>FAISS</w:t>
+      </w:r>
+    </w:p>
+    <w:p>
+      <w:pPr>
+        <w:spacing w:after="0" w:line="240" w:lineRule="auto"/>
+        <w:rPr>
+          <w:sz w:val="22"/>
+          <w:szCs w:val="22"/>
+        </w:rPr>
+      </w:pPr>
+      <w:r>
+        <w:rPr>
+          <w:sz w:val="22"/>
+          <w:szCs w:val="22"/>
+        </w:rPr>
+        <w:t>Pros:</w:t>
+      </w:r>
+      <w:r>
+        <w:rPr>
+          <w:sz w:val="22"/>
+          <w:szCs w:val="22"/>
+        </w:rPr>
+        <w:t xml:space="preserve"> </w:t>
+      </w:r>
+      <w:r>
+        <w:rPr>
+          <w:sz w:val="22"/>
+          <w:szCs w:val="22"/>
+        </w:rPr>
+        <w:t>Open Source</w:t>
+      </w:r>
+      <w:r>
+        <w:rPr>
+          <w:sz w:val="22"/>
+          <w:szCs w:val="22"/>
+        </w:rPr>
+        <w:t xml:space="preserve">, </w:t>
+      </w:r>
+      <w:r>
+        <w:rPr>
+          <w:sz w:val="22"/>
+          <w:szCs w:val="22"/>
+        </w:rPr>
+        <w:t>Very Fast</w:t>
+      </w:r>
+      <w:r>
+        <w:rPr>
+          <w:sz w:val="22"/>
+          <w:szCs w:val="22"/>
+        </w:rPr>
+        <w:t xml:space="preserve">, </w:t>
+      </w:r>
+      <w:r>
+        <w:rPr>
+          <w:sz w:val="22"/>
+          <w:szCs w:val="22"/>
+        </w:rPr>
+        <w:t>Highly Customizable</w:t>
+      </w:r>
+    </w:p>
+    <w:p>
+      <w:pPr>
+        <w:spacing w:after="0" w:line="240" w:lineRule="auto"/>
+        <w:rPr>
+          <w:sz w:val="22"/>
+          <w:szCs w:val="22"/>
+        </w:rPr>
+      </w:pPr>
+      <w:r>
+        <w:rPr>
+          <w:sz w:val="22"/>
+          <w:szCs w:val="22"/>
+        </w:rPr>
+        <w:t>Cons:</w:t>
+      </w:r>
+      <w:r>
+        <w:rPr>
+          <w:sz w:val="22"/>
+          <w:szCs w:val="22"/>
+        </w:rPr>
+        <w:t xml:space="preserve"> </w:t>
+      </w:r>
+      <w:r>
+        <w:rPr>
+          <w:sz w:val="22"/>
+          <w:szCs w:val="22"/>
+        </w:rPr>
+        <w:t>You Manage Infrastructure</w:t>
+      </w:r>
+    </w:p>
+    <w:p>
+      <w:pPr>
+        <w:spacing w:after="0" w:line="240" w:lineRule="auto"/>
+        <w:rPr>
+          <w:sz w:val="22"/>
+          <w:szCs w:val="22"/>
+        </w:rPr>
+      </w:pPr>
+      <w:r>
+        <w:rPr>
+          <w:sz w:val="22"/>
+          <w:szCs w:val="22"/>
+        </w:rPr>
+        <w:pict w14:anchorId="5545B800">
+          <v:rect id="_x0000_i3719" style="width:0;height:1.5pt" o:hralign="center" o:hrstd="t" o:hr="t" fillcolor="#a0a0a0" stroked="f"/>
+        </w:pict>
+      </w:r>
+    </w:p>
+    <w:p>
+      <w:pPr>
+        <w:spacing w:after="0" w:line="240" w:lineRule="auto"/>
+        <w:rPr>
+          <w:b/>
+          <w:bCs/>
+          <w:sz w:val="22"/>
+          <w:szCs w:val="22"/>
+        </w:rPr>
+      </w:pPr>
+      <w:proofErr w:type="spellStart"/>
+      <w:r>
+        <w:rPr>
+          <w:b/>
+          <w:bCs/>
+          <w:sz w:val="22"/>
+          <w:szCs w:val="22"/>
+        </w:rPr>
+        <w:t>Weaviate</w:t>
+      </w:r>
+      <w:proofErr w:type="spellEnd"/>
+    </w:p>
+    <w:p>
+      <w:pPr>
+        <w:spacing w:after="0" w:line="240" w:lineRule="auto"/>
+        <w:rPr>
+          <w:sz w:val="22"/>
+          <w:szCs w:val="22"/>
+        </w:rPr>
+      </w:pPr>
+      <w:r>
+        <w:rPr>
+          <w:sz w:val="22"/>
+          <w:szCs w:val="22"/>
+        </w:rPr>
+        <w:t>Pros:</w:t>
+      </w:r>
+      <w:r>
+        <w:rPr>
+          <w:sz w:val="22"/>
+          <w:szCs w:val="22"/>
+        </w:rPr>
+        <w:t xml:space="preserve"> </w:t>
+      </w:r>
+      <w:r>
+        <w:rPr>
+          <w:sz w:val="22"/>
+          <w:szCs w:val="22"/>
+        </w:rPr>
+        <w:t>Hybrid Search</w:t>
+      </w:r>
+      <w:r>
+        <w:rPr>
+          <w:sz w:val="22"/>
+          <w:szCs w:val="22"/>
+        </w:rPr>
+        <w:t xml:space="preserve">, </w:t>
+      </w:r>
+      <w:r>
+        <w:rPr>
+          <w:sz w:val="22"/>
+          <w:szCs w:val="22"/>
+        </w:rPr>
+        <w:t>Graph Capabilities</w:t>
+      </w:r>
+    </w:p>
+    <w:p>
+      <w:pPr>
+        <w:spacing w:after="0" w:line="240" w:lineRule="auto"/>
+        <w:rPr>
+          <w:sz w:val="22"/>
+          <w:szCs w:val="22"/>
+        </w:rPr>
+      </w:pPr>
+      <w:r>
+        <w:rPr>
+          <w:sz w:val="22"/>
+          <w:szCs w:val="22"/>
+        </w:rPr>
+        <w:pict w14:anchorId="6EB0C2D8">
+          <v:rect id="_x0000_i3720" style="width:0;height:1.5pt" o:hralign="center" o:hrstd="t" o:hr="t" fillcolor="#a0a0a0" stroked="f"/>
+        </w:pict>
+      </w:r>
+    </w:p>
+    <w:p>
+      <w:pPr>
+        <w:spacing w:after="0" w:line="240" w:lineRule="auto"/>
+        <w:rPr>
+          <w:b/>
+          <w:bCs/>
+          <w:sz w:val="22"/>
+          <w:szCs w:val="22"/>
+        </w:rPr>
+      </w:pPr>
+      <w:r>
+        <w:rPr>
+          <w:b/>
+          <w:bCs/>
+          <w:sz w:val="22"/>
+          <w:szCs w:val="22"/>
+        </w:rPr>
+        <w:t>Milvus</w:t>
+      </w:r>
+    </w:p>
+    <w:p>
+      <w:pPr>
+        <w:spacing w:after="0" w:line="240" w:lineRule="auto"/>
+        <w:rPr>
+          <w:sz w:val="22"/>
+          <w:szCs w:val="22"/>
+        </w:rPr>
+      </w:pPr>
+      <w:r>
+        <w:rPr>
+          <w:sz w:val="22"/>
+          <w:szCs w:val="22"/>
+        </w:rPr>
+        <w:t>Pros:</w:t>
+      </w:r>
+      <w:r>
+        <w:rPr>
+          <w:sz w:val="22"/>
+          <w:szCs w:val="22"/>
+        </w:rPr>
+        <w:t xml:space="preserve"> </w:t>
+      </w:r>
+      <w:r>
+        <w:rPr>
+          <w:sz w:val="22"/>
+          <w:szCs w:val="22"/>
+        </w:rPr>
+        <w:t>Enterprise Scale</w:t>
+      </w:r>
+      <w:r>
+        <w:rPr>
+          <w:sz w:val="22"/>
+          <w:szCs w:val="22"/>
+        </w:rPr>
+        <w:t xml:space="preserve">, </w:t>
+      </w:r>
+      <w:r>
+        <w:rPr>
+          <w:sz w:val="22"/>
+          <w:szCs w:val="22"/>
+        </w:rPr>
+        <w:t>Distributed Architecture</w:t>
+      </w:r>
+    </w:p>
+    <w:p>
+      <w:pPr>
+        <w:spacing w:after="0" w:line="240" w:lineRule="auto"/>
+        <w:rPr>
+          <w:sz w:val="22"/>
+          <w:szCs w:val="22"/>
+        </w:rPr>
+      </w:pPr>
+      <w:r>
+        <w:rPr>
+          <w:sz w:val="22"/>
+          <w:szCs w:val="22"/>
+        </w:rPr>
+        <w:pict w14:anchorId="0E2FD96C">
+          <v:rect id="_x0000_i3721" style="width:0;height:1.5pt" o:hralign="center" o:hrstd="t" o:hr="t" fillcolor="#a0a0a0" stroked="f"/>
+        </w:pict>
+      </w:r>
+    </w:p>
+    <w:p>
+      <w:pPr>
+        <w:spacing w:after="0" w:line="240" w:lineRule="auto"/>
+        <w:rPr>
+          <w:b/>
+          <w:bCs/>
+          <w:sz w:val="22"/>
+          <w:szCs w:val="22"/>
+        </w:rPr>
+      </w:pPr>
+      <w:r>
+        <w:rPr>
+          <w:b/>
+          <w:bCs/>
+          <w:sz w:val="22"/>
+          <w:szCs w:val="22"/>
+        </w:rPr>
+        <w:t>Chroma</w:t>
+      </w:r>
+    </w:p>
+    <w:p>
+      <w:pPr>
+        <w:spacing w:after="0" w:line="240" w:lineRule="auto"/>
+        <w:rPr>
+          <w:sz w:val="22"/>
+          <w:szCs w:val="22"/>
+        </w:rPr>
+      </w:pPr>
+      <w:r>
+        <w:rPr>
+          <w:sz w:val="22"/>
+          <w:szCs w:val="22"/>
+        </w:rPr>
+        <w:t>Pros:</w:t>
+      </w:r>
+      <w:r>
+        <w:rPr>
+          <w:sz w:val="22"/>
+          <w:szCs w:val="22"/>
+        </w:rPr>
+        <w:t xml:space="preserve"> </w:t>
+      </w:r>
+      <w:r>
+        <w:rPr>
+          <w:sz w:val="22"/>
+          <w:szCs w:val="22"/>
+        </w:rPr>
+        <w:t>Developer Friendly</w:t>
+      </w:r>
+      <w:r>
+        <w:rPr>
+          <w:sz w:val="22"/>
+          <w:szCs w:val="22"/>
+        </w:rPr>
+        <w:t xml:space="preserve">, </w:t>
+      </w:r>
+      <w:r>
+        <w:rPr>
+          <w:sz w:val="22"/>
+          <w:szCs w:val="22"/>
+        </w:rPr>
+        <w:t>Rapid Prototyping</w:t>
+      </w:r>
+      <w:r>
+        <w:rPr>
+          <w:sz w:val="22"/>
+          <w:szCs w:val="22"/>
+        </w:rPr>
+        <w:t>,</w:t>
+      </w:r>
+    </w:p>
+    <w:p>
+      <w:pPr>
+        <w:spacing w:after="0" w:line="240" w:lineRule="auto"/>
+        <w:rPr>
+          <w:sz w:val="22"/>
+          <w:szCs w:val="22"/>
+        </w:rPr>
+      </w:pPr>
+      <w:r>
+        <w:rPr>
+          <w:sz w:val="22"/>
+          <w:szCs w:val="22"/>
+        </w:rPr>
+        <w:pict w14:anchorId="5CB4CEF0">
+          <v:rect id="_x0000_i3722" style="width:0;height:1.5pt" o:hralign="center" o:hrstd="t" o:hr="t" fillcolor="#a0a0a0" stroked="f"/>
+        </w:pict>
+      </w:r>
+    </w:p>
+    <w:p>
+      <w:pPr>
+        <w:spacing w:after="0" w:line="240" w:lineRule="auto"/>
+        <w:rPr>
+          <w:b/>
+          <w:bCs/>
+          <w:sz w:val="22"/>
+          <w:szCs w:val="22"/>
+        </w:rPr>
+      </w:pPr>
+      <w:r>
+        <w:rPr>
+          <w:b/>
+          <w:bCs/>
+          <w:sz w:val="22"/>
+          <w:szCs w:val="22"/>
+        </w:rPr>
+        <w:t>Hybrid Search (Industry Standard)</w:t>
+      </w:r>
+    </w:p>
+    <w:p>
+      <w:pPr>
+        <w:spacing w:after="0" w:line="240" w:lineRule="auto"/>
+        <w:rPr>
+          <w:sz w:val="22"/>
+          <w:szCs w:val="22"/>
+        </w:rPr>
+      </w:pPr>
+      <w:r>
+        <w:rPr>
+          <w:sz w:val="22"/>
+          <w:szCs w:val="22"/>
+        </w:rPr>
+        <w:t>Most enterprises combine:</w:t>
+      </w:r>
+    </w:p>
+    <w:p>
+      <w:pPr>
+        <w:spacing w:after="0" w:line="240" w:lineRule="auto"/>
+        <w:rPr>
+          <w:sz w:val="22"/>
+          <w:szCs w:val="22"/>
+        </w:rPr>
+      </w:pPr>
+      <w:r>
+        <w:rPr>
+          <w:sz w:val="22"/>
+          <w:szCs w:val="22"/>
+        </w:rPr>
+        <w:t>Keyword Search + Vector Search</w:t>
+      </w:r>
+    </w:p>
+    <w:p>
+      <w:pPr>
+        <w:spacing w:after="0" w:line="240" w:lineRule="auto"/>
+        <w:rPr>
+          <w:sz w:val="22"/>
+          <w:szCs w:val="22"/>
+        </w:rPr>
+      </w:pPr>
+      <w:r>
+        <w:rPr>
+          <w:sz w:val="22"/>
+          <w:szCs w:val="22"/>
+        </w:rPr>
+        <w:t>Example:</w:t>
+      </w:r>
+    </w:p>
+    <w:p>
+      <w:pPr>
+        <w:spacing w:after="0" w:line="240" w:lineRule="auto"/>
+        <w:rPr>
+          <w:sz w:val="22"/>
+          <w:szCs w:val="22"/>
+        </w:rPr>
+      </w:pPr>
+      <w:r>
+        <w:rPr>
+          <w:sz w:val="22"/>
+          <w:szCs w:val="22"/>
+        </w:rPr>
+        <w:t>Query: XUV700 Hood Failure</w:t>
+      </w:r>
+    </w:p>
+    <w:p>
+      <w:pPr>
+        <w:spacing w:after="0" w:line="240" w:lineRule="auto"/>
+        <w:rPr>
+          <w:sz w:val="22"/>
+          <w:szCs w:val="22"/>
+        </w:rPr>
+      </w:pPr>
+      <w:r>
+        <w:rPr>
+          <w:sz w:val="22"/>
+          <w:szCs w:val="22"/>
+        </w:rPr>
+        <w:t xml:space="preserve">Keyword Search </w:t>
+      </w:r>
+      <w:proofErr w:type="gramStart"/>
+      <w:r>
+        <w:rPr>
+          <w:sz w:val="22"/>
+          <w:szCs w:val="22"/>
+        </w:rPr>
+        <w:t>handles</w:t>
+      </w:r>
+      <w:proofErr w:type="gramEnd"/>
+      <w:r>
+        <w:rPr>
+          <w:sz w:val="22"/>
+          <w:szCs w:val="22"/>
+        </w:rPr>
+        <w:t>:</w:t>
+      </w:r>
+      <w:r>
+        <w:rPr>
+          <w:sz w:val="22"/>
+          <w:szCs w:val="22"/>
+        </w:rPr>
+        <w:t xml:space="preserve"> </w:t>
+      </w:r>
+      <w:r>
+        <w:rPr>
+          <w:sz w:val="22"/>
+          <w:szCs w:val="22"/>
+        </w:rPr>
+        <w:t>XUV700</w:t>
+      </w:r>
+    </w:p>
+    <w:p>
+      <w:pPr>
+        <w:spacing w:after="0" w:line="240" w:lineRule="auto"/>
+        <w:rPr>
+          <w:sz w:val="22"/>
+          <w:szCs w:val="22"/>
+        </w:rPr>
+      </w:pPr>
+      <w:r>
+        <w:rPr>
+          <w:sz w:val="22"/>
+          <w:szCs w:val="22"/>
+        </w:rPr>
+        <w:t>Vector Search handles:</w:t>
+      </w:r>
+      <w:r>
+        <w:rPr>
+          <w:sz w:val="22"/>
+          <w:szCs w:val="22"/>
+        </w:rPr>
+        <w:t xml:space="preserve"> </w:t>
+      </w:r>
+      <w:r>
+        <w:rPr>
+          <w:sz w:val="22"/>
+          <w:szCs w:val="22"/>
+        </w:rPr>
+        <w:t>Hood Failure</w:t>
+      </w:r>
+      <w:r>
+        <w:rPr>
+          <w:sz w:val="22"/>
+          <w:szCs w:val="22"/>
+        </w:rPr>
+        <w:t xml:space="preserve">, </w:t>
+      </w:r>
+      <w:r>
+        <w:rPr>
+          <w:sz w:val="22"/>
+          <w:szCs w:val="22"/>
+        </w:rPr>
+        <w:t>Crash Issue</w:t>
+      </w:r>
+      <w:r>
+        <w:rPr>
+          <w:sz w:val="22"/>
+          <w:szCs w:val="22"/>
+        </w:rPr>
+        <w:t xml:space="preserve">, </w:t>
+      </w:r>
+      <w:r>
+        <w:rPr>
+          <w:sz w:val="22"/>
+          <w:szCs w:val="22"/>
+        </w:rPr>
+        <w:t>Front Structure Damage</w:t>
+      </w:r>
+    </w:p>
+    <w:p>
+      <w:pPr>
+        <w:spacing w:after="0" w:line="240" w:lineRule="auto"/>
+        <w:rPr>
+          <w:sz w:val="22"/>
+          <w:szCs w:val="22"/>
+        </w:rPr>
+      </w:pPr>
+      <w:r>
+        <w:rPr>
+          <w:sz w:val="22"/>
+          <w:szCs w:val="22"/>
+        </w:rPr>
+        <w:t>Combined:</w:t>
+      </w:r>
+    </w:p>
+    <w:p>
+      <w:pPr>
+        <w:spacing w:after="0" w:line="240" w:lineRule="auto"/>
+        <w:rPr>
+          <w:b/>
+          <w:bCs/>
+          <w:sz w:val="22"/>
+          <w:szCs w:val="22"/>
+        </w:rPr>
+      </w:pPr>
+      <w:r>
+        <w:rPr>
+          <w:b/>
+          <w:bCs/>
+          <w:sz w:val="22"/>
+          <w:szCs w:val="22"/>
+        </w:rPr>
+        <w:t>Query → Keyword Search + Semantic Search → Result Fusion → Top Results</w:t>
+      </w:r>
+    </w:p>
+    <w:p>
+      <w:pPr>
+        <w:spacing w:after="0" w:line="240" w:lineRule="auto"/>
+        <w:rPr>
+          <w:sz w:val="22"/>
+          <w:szCs w:val="22"/>
+        </w:rPr>
+      </w:pPr>
+      <w:r>
+        <w:rPr>
+          <w:sz w:val="22"/>
+          <w:szCs w:val="22"/>
+        </w:rPr>
+        <w:pict w14:anchorId="1F73AAB3">
+          <v:rect id="_x0000_i3723" style="width:0;height:1.5pt" o:hralign="center" o:hrstd="t" o:hr="t" fillcolor="#a0a0a0" stroked="f"/>
+        </w:pict>
+      </w:r>
+    </w:p>
+    <w:p>
+      <w:pPr>
+        <w:spacing w:after="0" w:line="240" w:lineRule="auto"/>
+        <w:rPr>
+          <w:b/>
+          <w:bCs/>
+          <w:sz w:val="22"/>
+          <w:szCs w:val="22"/>
+        </w:rPr>
+      </w:pPr>
+      <w:r>
+        <w:rPr>
+          <w:b/>
+          <w:bCs/>
+          <w:sz w:val="22"/>
+          <w:szCs w:val="22"/>
+        </w:rPr>
+        <w:t>Metadata Filtering</w:t>
+      </w:r>
+    </w:p>
+    <w:p>
+      <w:pPr>
+        <w:spacing w:after="0" w:line="240" w:lineRule="auto"/>
+        <w:rPr>
+          <w:sz w:val="22"/>
+          <w:szCs w:val="22"/>
+        </w:rPr>
+      </w:pPr>
+      <w:r>
+        <w:rPr>
+          <w:sz w:val="22"/>
+          <w:szCs w:val="22"/>
+        </w:rPr>
+        <w:t>Very important in production systems.</w:t>
+      </w:r>
+    </w:p>
+    <w:p>
+      <w:pPr>
+        <w:spacing w:after="0" w:line="240" w:lineRule="auto"/>
+        <w:rPr>
+          <w:sz w:val="22"/>
+          <w:szCs w:val="22"/>
+        </w:rPr>
+      </w:pPr>
+      <w:r>
+        <w:rPr>
+          <w:sz w:val="22"/>
+          <w:szCs w:val="22"/>
+        </w:rPr>
+        <w:t>Example:</w:t>
+      </w:r>
+    </w:p>
+    <w:p>
+      <w:pPr>
+        <w:spacing w:after="0" w:line="240" w:lineRule="auto"/>
+        <w:rPr>
+          <w:sz w:val="22"/>
+          <w:szCs w:val="22"/>
+        </w:rPr>
+      </w:pPr>
+      <w:proofErr w:type="gramStart"/>
+      <w:r>
+        <w:rPr>
+          <w:sz w:val="22"/>
+          <w:szCs w:val="22"/>
+        </w:rPr>
+        <w:t>Find</w:t>
+      </w:r>
+      <w:proofErr w:type="gramEnd"/>
+      <w:r>
+        <w:rPr>
+          <w:sz w:val="22"/>
+          <w:szCs w:val="22"/>
+        </w:rPr>
+        <w:t xml:space="preserve"> Hood Failures</w:t>
+      </w:r>
+    </w:p>
+    <w:p>
+      <w:pPr>
+        <w:spacing w:after="0" w:line="240" w:lineRule="auto"/>
+        <w:rPr>
+          <w:sz w:val="22"/>
+          <w:szCs w:val="22"/>
+        </w:rPr>
+      </w:pPr>
+      <w:r>
+        <w:rPr>
+          <w:sz w:val="22"/>
+          <w:szCs w:val="22"/>
+        </w:rPr>
+        <w:t>Vehicle = XUV700</w:t>
+      </w:r>
+    </w:p>
+    <w:p>
+      <w:pPr>
+        <w:spacing w:after="0" w:line="240" w:lineRule="auto"/>
+        <w:rPr>
+          <w:sz w:val="22"/>
+          <w:szCs w:val="22"/>
+        </w:rPr>
+      </w:pPr>
+      <w:r>
+        <w:rPr>
+          <w:sz w:val="22"/>
+          <w:szCs w:val="22"/>
+        </w:rPr>
+        <w:t>Year &gt;= 2024</w:t>
+      </w:r>
+    </w:p>
+    <w:p>
+      <w:pPr>
+        <w:spacing w:after="0" w:line="240" w:lineRule="auto"/>
+        <w:rPr>
+          <w:sz w:val="22"/>
+          <w:szCs w:val="22"/>
+        </w:rPr>
+      </w:pPr>
+      <w:r>
+        <w:rPr>
+          <w:sz w:val="22"/>
+          <w:szCs w:val="22"/>
+        </w:rPr>
+        <w:t>Department = CAE</w:t>
+      </w:r>
+    </w:p>
+    <w:p>
+      <w:pPr>
+        <w:spacing w:after="0" w:line="240" w:lineRule="auto"/>
+        <w:rPr>
+          <w:sz w:val="22"/>
+          <w:szCs w:val="22"/>
+        </w:rPr>
+      </w:pPr>
+      <w:r>
+        <w:rPr>
+          <w:sz w:val="22"/>
+          <w:szCs w:val="22"/>
+        </w:rPr>
+        <w:t>Pipeline:</w:t>
+      </w:r>
+    </w:p>
+    <w:p>
+      <w:pPr>
+        <w:spacing w:after="0" w:line="240" w:lineRule="auto"/>
+        <w:rPr>
+          <w:b/>
+          <w:bCs/>
+          <w:sz w:val="22"/>
+          <w:szCs w:val="22"/>
+        </w:rPr>
+      </w:pPr>
+      <w:r>
+        <w:rPr>
+          <w:b/>
+          <w:bCs/>
+          <w:sz w:val="22"/>
+          <w:szCs w:val="22"/>
+        </w:rPr>
+        <w:t>Query → Metadata Filter + Vector Search → Relevant Results</w:t>
+      </w:r>
+    </w:p>
+    <w:p>
+      <w:pPr>
+        <w:spacing w:after="0" w:line="240" w:lineRule="auto"/>
+        <w:rPr>
+          <w:sz w:val="22"/>
+          <w:szCs w:val="22"/>
+        </w:rPr>
+      </w:pPr>
+      <w:r>
+        <w:rPr>
+          <w:sz w:val="22"/>
+          <w:szCs w:val="22"/>
+        </w:rPr>
+        <w:t>Benefits:</w:t>
+      </w:r>
+      <w:r>
+        <w:rPr>
+          <w:sz w:val="22"/>
+          <w:szCs w:val="22"/>
+        </w:rPr>
+        <w:t xml:space="preserve"> </w:t>
+      </w:r>
+      <w:r>
+        <w:rPr>
+          <w:sz w:val="22"/>
+          <w:szCs w:val="22"/>
+        </w:rPr>
+        <w:t>Higher Precision</w:t>
+      </w:r>
+      <w:r>
+        <w:rPr>
+          <w:sz w:val="22"/>
+          <w:szCs w:val="22"/>
+        </w:rPr>
+        <w:t xml:space="preserve">, </w:t>
+      </w:r>
+      <w:r>
+        <w:rPr>
+          <w:sz w:val="22"/>
+          <w:szCs w:val="22"/>
+        </w:rPr>
+        <w:t>Faster Retrieval</w:t>
+      </w:r>
+      <w:r>
+        <w:rPr>
+          <w:sz w:val="22"/>
+          <w:szCs w:val="22"/>
+        </w:rPr>
+        <w:t xml:space="preserve">, </w:t>
+      </w:r>
+      <w:r>
+        <w:rPr>
+          <w:sz w:val="22"/>
+          <w:szCs w:val="22"/>
+        </w:rPr>
+        <w:t>Better Accuracy</w:t>
+      </w:r>
+    </w:p>
+    <w:p>
+      <w:pPr>
+        <w:spacing w:after="0" w:line="240" w:lineRule="auto"/>
+        <w:rPr>
+          <w:sz w:val="22"/>
+          <w:szCs w:val="22"/>
+        </w:rPr>
+      </w:pPr>
+      <w:r>
+        <w:rPr>
+          <w:sz w:val="22"/>
+          <w:szCs w:val="22"/>
+        </w:rPr>
+        <w:pict w14:anchorId="336862E1">
+          <v:rect id="_x0000_i3724" style="width:0;height:1.5pt" o:hralign="center" o:hrstd="t" o:hr="t" fillcolor="#a0a0a0" stroked="f"/>
+        </w:pict>
+      </w:r>
+    </w:p>
+    <w:p>
+      <w:pPr>
+        <w:spacing w:after="0" w:line="240" w:lineRule="auto"/>
+        <w:rPr>
+          <w:b/>
+          <w:bCs/>
+          <w:sz w:val="22"/>
+          <w:szCs w:val="22"/>
+        </w:rPr>
+      </w:pPr>
+      <w:r>
+        <w:rPr>
+          <w:b/>
+          <w:bCs/>
+          <w:sz w:val="22"/>
+          <w:szCs w:val="22"/>
+        </w:rPr>
+        <w:t>Vector Database in RAG</w:t>
+      </w:r>
+    </w:p>
+    <w:p>
+      <w:pPr>
+        <w:spacing w:after="0" w:line="240" w:lineRule="auto"/>
+        <w:rPr>
+          <w:sz w:val="22"/>
+          <w:szCs w:val="22"/>
+        </w:rPr>
+      </w:pPr>
+      <w:r>
+        <w:rPr>
+          <w:sz w:val="22"/>
+          <w:szCs w:val="22"/>
+        </w:rPr>
+        <w:t>Typical RAG Architecture:</w:t>
+      </w:r>
+    </w:p>
+    <w:p>
+      <w:pPr>
+        <w:spacing w:after="0" w:line="240" w:lineRule="auto"/>
+        <w:rPr>
+          <w:b/>
+          <w:bCs/>
+          <w:sz w:val="22"/>
+          <w:szCs w:val="22"/>
+        </w:rPr>
+      </w:pPr>
+      <w:r>
+        <w:rPr>
+          <w:b/>
+          <w:bCs/>
+          <w:sz w:val="22"/>
+          <w:szCs w:val="22"/>
+        </w:rPr>
+        <w:t>Documents → Chunking → Embeddings → Vector Database</w:t>
+      </w:r>
+    </w:p>
+    <w:p>
+      <w:pPr>
+        <w:spacing w:after="0" w:line="240" w:lineRule="auto"/>
+        <w:rPr>
+          <w:sz w:val="22"/>
+          <w:szCs w:val="22"/>
+        </w:rPr>
+      </w:pPr>
+      <w:r>
+        <w:rPr>
+          <w:sz w:val="22"/>
+          <w:szCs w:val="22"/>
+        </w:rPr>
+        <w:t>At Query Time:</w:t>
+      </w:r>
+    </w:p>
+    <w:p>
+      <w:pPr>
+        <w:spacing w:after="0" w:line="240" w:lineRule="auto"/>
+        <w:rPr>
+          <w:b/>
+          <w:bCs/>
+          <w:sz w:val="22"/>
+          <w:szCs w:val="22"/>
+        </w:rPr>
+      </w:pPr>
+      <w:r>
+        <w:rPr>
+          <w:b/>
+          <w:bCs/>
+          <w:sz w:val="22"/>
+          <w:szCs w:val="22"/>
+        </w:rPr>
+        <w:t>User Question → Query Embedding → Similarity Search → Retrieved Chunks → LLM → Answer</w:t>
+      </w:r>
+    </w:p>
+    <w:p>
+      <w:pPr>
+        <w:spacing w:after="0" w:line="240" w:lineRule="auto"/>
+        <w:rPr>
+          <w:sz w:val="22"/>
+          <w:szCs w:val="22"/>
+        </w:rPr>
+      </w:pPr>
+      <w:r>
+        <w:rPr>
+          <w:sz w:val="22"/>
+          <w:szCs w:val="22"/>
+        </w:rPr>
+        <w:pict w14:anchorId="46A62103">
+          <v:rect id="_x0000_i3725" style="width:0;height:1.5pt" o:hralign="center" o:hrstd="t" o:hr="t" fillcolor="#a0a0a0" stroked="f"/>
+        </w:pict>
+      </w:r>
+    </w:p>
+    <w:p>
+      <w:pPr>
+        <w:spacing w:after="0" w:line="240" w:lineRule="auto"/>
+        <w:rPr>
+          <w:b/>
+          <w:bCs/>
+          <w:sz w:val="22"/>
+          <w:szCs w:val="22"/>
+        </w:rPr>
+      </w:pPr>
+      <w:r>
+        <w:rPr>
+          <w:b/>
+          <w:bCs/>
+          <w:sz w:val="22"/>
+          <w:szCs w:val="22"/>
+        </w:rPr>
+        <w:t>Production Considerations</w:t>
+      </w:r>
+    </w:p>
+    <w:p>
+      <w:pPr>
+        <w:spacing w:after="0" w:line="240" w:lineRule="auto"/>
+        <w:rPr>
+          <w:b/>
+          <w:bCs/>
+          <w:sz w:val="22"/>
+          <w:szCs w:val="22"/>
+        </w:rPr>
+      </w:pPr>
+      <w:r>
+        <w:rPr>
+          <w:b/>
+          <w:bCs/>
+          <w:sz w:val="22"/>
+          <w:szCs w:val="22"/>
+        </w:rPr>
+        <w:t>Trade-Offs</w:t>
+      </w:r>
+    </w:p>
+    <w:p>
+      <w:pPr>
+        <w:spacing w:after="0" w:line="240" w:lineRule="auto"/>
+        <w:rPr>
+          <w:sz w:val="22"/>
+          <w:szCs w:val="22"/>
+        </w:rPr>
+      </w:pPr>
+      <w:r>
+        <w:rPr>
+          <w:sz w:val="22"/>
+          <w:szCs w:val="22"/>
+        </w:rPr>
+        <w:t>Vector databases provide semantic retrieval but add infrastructure complexity compared to SQL databases.</w:t>
+      </w:r>
+    </w:p>
+    <w:p>
+      <w:pPr>
+        <w:spacing w:after="0" w:line="240" w:lineRule="auto"/>
+        <w:rPr>
+          <w:sz w:val="22"/>
+          <w:szCs w:val="22"/>
+        </w:rPr>
+      </w:pPr>
+      <w:r>
+        <w:rPr>
+          <w:sz w:val="22"/>
+          <w:szCs w:val="22"/>
+        </w:rPr>
+        <w:t>Better Retrieval</w:t>
+      </w:r>
+      <w:r>
+        <w:rPr>
+          <w:sz w:val="22"/>
+          <w:szCs w:val="22"/>
+        </w:rPr>
+        <w:t xml:space="preserve">, </w:t>
+      </w:r>
+      <w:r>
+        <w:rPr>
+          <w:sz w:val="22"/>
+          <w:szCs w:val="22"/>
+        </w:rPr>
+        <w:t>Higher Cost</w:t>
+      </w:r>
+      <w:r>
+        <w:rPr>
+          <w:sz w:val="22"/>
+          <w:szCs w:val="22"/>
+        </w:rPr>
+        <w:t xml:space="preserve">, </w:t>
+      </w:r>
+      <w:r>
+        <w:rPr>
+          <w:sz w:val="22"/>
+          <w:szCs w:val="22"/>
+        </w:rPr>
+        <w:t>Additional Infrastructure</w:t>
+      </w:r>
+    </w:p>
+    <w:p>
+      <w:pPr>
+        <w:spacing w:after="0" w:line="240" w:lineRule="auto"/>
+        <w:rPr>
+          <w:sz w:val="22"/>
+          <w:szCs w:val="22"/>
+        </w:rPr>
+      </w:pPr>
+      <w:r>
+        <w:rPr>
+          <w:sz w:val="22"/>
+          <w:szCs w:val="22"/>
+        </w:rPr>
+        <w:pict w14:anchorId="6E4D50AB">
+          <v:rect id="_x0000_i3726" style="width:0;height:1.5pt" o:hralign="center" o:hrstd="t" o:hr="t" fillcolor="#a0a0a0" stroked="f"/>
+        </w:pict>
+      </w:r>
+    </w:p>
+    <w:p>
+      <w:pPr>
+        <w:spacing w:after="0" w:line="240" w:lineRule="auto"/>
+        <w:rPr>
+          <w:b/>
+          <w:bCs/>
+          <w:sz w:val="22"/>
+          <w:szCs w:val="22"/>
+        </w:rPr>
+      </w:pPr>
+      <w:r>
+        <w:rPr>
+          <w:b/>
+          <w:bCs/>
+          <w:sz w:val="22"/>
+          <w:szCs w:val="22"/>
+        </w:rPr>
+        <w:t>Cost Considerations</w:t>
+      </w:r>
+    </w:p>
+    <w:p>
+      <w:pPr>
+        <w:spacing w:after="0" w:line="240" w:lineRule="auto"/>
+        <w:rPr>
+          <w:sz w:val="22"/>
+          <w:szCs w:val="22"/>
+        </w:rPr>
+      </w:pPr>
+      <w:r>
+        <w:rPr>
+          <w:sz w:val="22"/>
+          <w:szCs w:val="22"/>
+        </w:rPr>
+        <w:t>Major costs:</w:t>
+      </w:r>
+    </w:p>
+    <w:p>
+      <w:pPr>
+        <w:spacing w:after="0" w:line="240" w:lineRule="auto"/>
+        <w:rPr>
+          <w:sz w:val="22"/>
+          <w:szCs w:val="22"/>
+        </w:rPr>
+      </w:pPr>
+      <w:r>
+        <w:rPr>
+          <w:sz w:val="22"/>
+          <w:szCs w:val="22"/>
+        </w:rPr>
+        <w:t>Embedding Generation</w:t>
+      </w:r>
+    </w:p>
+    <w:p>
+      <w:pPr>
+        <w:spacing w:after="0" w:line="240" w:lineRule="auto"/>
+        <w:rPr>
+          <w:sz w:val="22"/>
+          <w:szCs w:val="22"/>
+        </w:rPr>
+      </w:pPr>
+      <w:r>
+        <w:rPr>
+          <w:sz w:val="22"/>
+          <w:szCs w:val="22"/>
+        </w:rPr>
+        <w:t>Storage</w:t>
+      </w:r>
+    </w:p>
+    <w:p>
+      <w:pPr>
+        <w:spacing w:after="0" w:line="240" w:lineRule="auto"/>
+        <w:rPr>
+          <w:sz w:val="22"/>
+          <w:szCs w:val="22"/>
+        </w:rPr>
+      </w:pPr>
+      <w:r>
+        <w:rPr>
+          <w:sz w:val="22"/>
+          <w:szCs w:val="22"/>
+        </w:rPr>
+        <w:t>Index Maintenance</w:t>
+      </w:r>
+    </w:p>
+    <w:p>
+      <w:pPr>
+        <w:spacing w:after="0" w:line="240" w:lineRule="auto"/>
+        <w:rPr>
+          <w:sz w:val="22"/>
+          <w:szCs w:val="22"/>
+        </w:rPr>
+      </w:pPr>
+      <w:r>
+        <w:rPr>
+          <w:sz w:val="22"/>
+          <w:szCs w:val="22"/>
+        </w:rPr>
+        <w:t>Replication</w:t>
+      </w:r>
+    </w:p>
+    <w:p>
+      <w:pPr>
+        <w:spacing w:after="0" w:line="240" w:lineRule="auto"/>
+        <w:rPr>
+          <w:sz w:val="22"/>
+          <w:szCs w:val="22"/>
+        </w:rPr>
+      </w:pPr>
+      <w:r>
+        <w:rPr>
+          <w:sz w:val="22"/>
+          <w:szCs w:val="22"/>
+        </w:rPr>
+        <w:t>Retrieval Infrastructure</w:t>
+      </w:r>
+    </w:p>
+    <w:p>
+      <w:pPr>
+        <w:spacing w:after="0" w:line="240" w:lineRule="auto"/>
+        <w:rPr>
+          <w:sz w:val="22"/>
+          <w:szCs w:val="22"/>
+        </w:rPr>
+      </w:pPr>
+      <w:r>
+        <w:rPr>
+          <w:sz w:val="22"/>
+          <w:szCs w:val="22"/>
+        </w:rPr>
+        <w:t>Large enterprises may store:</w:t>
+      </w:r>
+    </w:p>
+    <w:p>
+      <w:pPr>
+        <w:spacing w:after="0" w:line="240" w:lineRule="auto"/>
+        <w:rPr>
+          <w:sz w:val="22"/>
+          <w:szCs w:val="22"/>
+        </w:rPr>
+      </w:pPr>
+      <w:r>
+        <w:rPr>
+          <w:sz w:val="22"/>
+          <w:szCs w:val="22"/>
+        </w:rPr>
+        <w:t>Millions to Billions of Vectors</w:t>
+      </w:r>
+    </w:p>
+    <w:p>
+      <w:pPr>
+        <w:spacing w:after="0" w:line="240" w:lineRule="auto"/>
+        <w:rPr>
+          <w:sz w:val="22"/>
+          <w:szCs w:val="22"/>
+        </w:rPr>
+      </w:pPr>
+      <w:r>
+        <w:rPr>
+          <w:sz w:val="22"/>
+          <w:szCs w:val="22"/>
+        </w:rPr>
+        <w:pict w14:anchorId="271CB57F">
+          <v:rect id="_x0000_i3727" style="width:0;height:1.5pt" o:hralign="center" o:hrstd="t" o:hr="t" fillcolor="#a0a0a0" stroked="f"/>
+        </w:pict>
+      </w:r>
+    </w:p>
+    <w:p>
+      <w:pPr>
+        <w:spacing w:after="0" w:line="240" w:lineRule="auto"/>
+        <w:rPr>
+          <w:b/>
+          <w:bCs/>
+          <w:sz w:val="22"/>
+          <w:szCs w:val="22"/>
+        </w:rPr>
+      </w:pPr>
+      <w:r>
+        <w:rPr>
+          <w:b/>
+          <w:bCs/>
+          <w:sz w:val="22"/>
+          <w:szCs w:val="22"/>
+        </w:rPr>
+        <w:t>Latency Considerations</w:t>
+      </w:r>
+    </w:p>
+    <w:p>
+      <w:pPr>
+        <w:spacing w:after="0" w:line="240" w:lineRule="auto"/>
+        <w:rPr>
+          <w:sz w:val="22"/>
+          <w:szCs w:val="22"/>
+        </w:rPr>
+      </w:pPr>
+      <w:r>
+        <w:rPr>
+          <w:sz w:val="22"/>
+          <w:szCs w:val="22"/>
+        </w:rPr>
+        <w:lastRenderedPageBreak/>
+        <w:t>Pipeline:</w:t>
+      </w:r>
+    </w:p>
+    <w:p>
+      <w:pPr>
+        <w:spacing w:after="0" w:line="240" w:lineRule="auto"/>
+        <w:rPr>
+          <w:b/>
+          <w:bCs/>
+          <w:sz w:val="22"/>
+          <w:szCs w:val="22"/>
+        </w:rPr>
+      </w:pPr>
+      <w:r>
+        <w:rPr>
+          <w:b/>
+          <w:bCs/>
+          <w:sz w:val="22"/>
+          <w:szCs w:val="22"/>
+        </w:rPr>
+        <w:t>Query → Embedding → Vector Search → Reranking → LLM → Response</w:t>
+      </w:r>
+    </w:p>
+    <w:p>
+      <w:pPr>
+        <w:spacing w:after="0" w:line="240" w:lineRule="auto"/>
+        <w:rPr>
+          <w:sz w:val="22"/>
+          <w:szCs w:val="22"/>
+        </w:rPr>
+      </w:pPr>
+      <w:r>
+        <w:rPr>
+          <w:sz w:val="22"/>
+          <w:szCs w:val="22"/>
+        </w:rPr>
+        <w:t>Every stage adds latency.</w:t>
+      </w:r>
+    </w:p>
+    <w:p>
+      <w:pPr>
+        <w:spacing w:after="0" w:line="240" w:lineRule="auto"/>
+        <w:rPr>
+          <w:sz w:val="22"/>
+          <w:szCs w:val="22"/>
+        </w:rPr>
+      </w:pPr>
+      <w:r>
+        <w:rPr>
+          <w:sz w:val="22"/>
+          <w:szCs w:val="22"/>
+        </w:rPr>
+        <w:t>Better retrieval quality usually increases response time.</w:t>
+      </w:r>
+    </w:p>
+    <w:p>
+      <w:pPr>
+        <w:spacing w:after="0" w:line="240" w:lineRule="auto"/>
+        <w:rPr>
+          <w:sz w:val="22"/>
+          <w:szCs w:val="22"/>
+        </w:rPr>
+      </w:pPr>
+      <w:r>
+        <w:rPr>
+          <w:sz w:val="22"/>
+          <w:szCs w:val="22"/>
+        </w:rPr>
+        <w:pict w14:anchorId="136B88E7">
+          <v:rect id="_x0000_i3728" style="width:0;height:1.5pt" o:hralign="center" o:hrstd="t" o:hr="t" fillcolor="#a0a0a0" stroked="f"/>
+        </w:pict>
+      </w:r>
+    </w:p>
+    <w:p>
+      <w:pPr>
+        <w:spacing w:after="0" w:line="240" w:lineRule="auto"/>
+        <w:rPr>
+          <w:b/>
+          <w:bCs/>
+          <w:sz w:val="22"/>
+          <w:szCs w:val="22"/>
+        </w:rPr>
+      </w:pPr>
+      <w:r>
+        <w:rPr>
+          <w:b/>
+          <w:bCs/>
+          <w:sz w:val="22"/>
+          <w:szCs w:val="22"/>
+        </w:rPr>
+        <w:t>Scalability Challenges</w:t>
+      </w:r>
+    </w:p>
+    <w:p>
+      <w:pPr>
+        <w:spacing w:after="0" w:line="240" w:lineRule="auto"/>
+        <w:rPr>
+          <w:sz w:val="22"/>
+          <w:szCs w:val="22"/>
+        </w:rPr>
+      </w:pPr>
+      <w:r>
+        <w:rPr>
+          <w:sz w:val="22"/>
+          <w:szCs w:val="22"/>
+        </w:rPr>
+        <w:t>Growth pattern:</w:t>
+      </w:r>
+    </w:p>
+    <w:p>
+      <w:pPr>
+        <w:spacing w:after="0" w:line="240" w:lineRule="auto"/>
+        <w:rPr>
+          <w:b/>
+          <w:bCs/>
+          <w:sz w:val="22"/>
+          <w:szCs w:val="22"/>
+        </w:rPr>
+      </w:pPr>
+      <w:r>
+        <w:rPr>
+          <w:b/>
+          <w:bCs/>
+          <w:sz w:val="22"/>
+          <w:szCs w:val="22"/>
+        </w:rPr>
+        <w:t>10K Documents → 1M Documents → 100M Documents</w:t>
+      </w:r>
+    </w:p>
+    <w:p>
+      <w:pPr>
+        <w:spacing w:after="0" w:line="240" w:lineRule="auto"/>
+        <w:rPr>
+          <w:sz w:val="22"/>
+          <w:szCs w:val="22"/>
+        </w:rPr>
+      </w:pPr>
+      <w:r>
+        <w:rPr>
+          <w:sz w:val="22"/>
+          <w:szCs w:val="22"/>
+        </w:rPr>
+        <w:t>Requires:</w:t>
+      </w:r>
+      <w:r>
+        <w:rPr>
+          <w:sz w:val="22"/>
+          <w:szCs w:val="22"/>
+        </w:rPr>
+        <w:t xml:space="preserve"> </w:t>
+      </w:r>
+      <w:r>
+        <w:rPr>
+          <w:sz w:val="22"/>
+          <w:szCs w:val="22"/>
+        </w:rPr>
+        <w:t>ANN Indexes</w:t>
+      </w:r>
+      <w:r>
+        <w:rPr>
+          <w:sz w:val="22"/>
+          <w:szCs w:val="22"/>
+        </w:rPr>
+        <w:t xml:space="preserve">, </w:t>
+      </w:r>
+      <w:r>
+        <w:rPr>
+          <w:sz w:val="22"/>
+          <w:szCs w:val="22"/>
+        </w:rPr>
+        <w:t>Sharding</w:t>
+      </w:r>
+      <w:r>
+        <w:rPr>
+          <w:sz w:val="22"/>
+          <w:szCs w:val="22"/>
+        </w:rPr>
+        <w:t xml:space="preserve">, </w:t>
+      </w:r>
+      <w:r>
+        <w:rPr>
+          <w:sz w:val="22"/>
+          <w:szCs w:val="22"/>
+        </w:rPr>
+        <w:t>Distributed Search</w:t>
+      </w:r>
+      <w:r>
+        <w:rPr>
+          <w:sz w:val="22"/>
+          <w:szCs w:val="22"/>
+        </w:rPr>
+        <w:t xml:space="preserve">, </w:t>
+      </w:r>
+      <w:r>
+        <w:rPr>
+          <w:sz w:val="22"/>
+          <w:szCs w:val="22"/>
+        </w:rPr>
+        <w:t>Caching</w:t>
+      </w:r>
+    </w:p>
+    <w:p>
+      <w:pPr>
+        <w:spacing w:after="0" w:line="240" w:lineRule="auto"/>
+        <w:rPr>
+          <w:sz w:val="22"/>
+          <w:szCs w:val="22"/>
+        </w:rPr>
+      </w:pPr>
+      <w:r>
+        <w:rPr>
+          <w:sz w:val="22"/>
+          <w:szCs w:val="22"/>
+        </w:rPr>
+        <w:pict w14:anchorId="1F6FCF80">
+          <v:rect id="_x0000_i3729" style="width:0;height:1.5pt" o:hralign="center" o:hrstd="t" o:hr="t" fillcolor="#a0a0a0" stroked="f"/>
+        </w:pict>
+      </w:r>
+    </w:p>
+    <w:p>
+      <w:pPr>
+        <w:spacing w:after="0" w:line="240" w:lineRule="auto"/>
+        <w:rPr>
+          <w:b/>
+          <w:bCs/>
+          <w:sz w:val="22"/>
+          <w:szCs w:val="22"/>
+        </w:rPr>
+      </w:pPr>
+      <w:r>
+        <w:rPr>
+          <w:b/>
+          <w:bCs/>
+          <w:sz w:val="22"/>
+          <w:szCs w:val="22"/>
+        </w:rPr>
+        <w:t>Security Challenges</w:t>
+      </w:r>
+    </w:p>
+    <w:p>
+      <w:pPr>
+        <w:spacing w:after="0" w:line="240" w:lineRule="auto"/>
+        <w:rPr>
+          <w:sz w:val="22"/>
+          <w:szCs w:val="22"/>
+        </w:rPr>
+      </w:pPr>
+      <w:r>
+        <w:rPr>
+          <w:sz w:val="22"/>
+          <w:szCs w:val="22"/>
+        </w:rPr>
+        <w:t>Vector indexes may contain sensitive information.</w:t>
+      </w:r>
+    </w:p>
+    <w:p>
+      <w:pPr>
+        <w:spacing w:after="0" w:line="240" w:lineRule="auto"/>
+        <w:rPr>
+          <w:sz w:val="22"/>
+          <w:szCs w:val="22"/>
+        </w:rPr>
+      </w:pPr>
+      <w:r>
+        <w:rPr>
+          <w:b/>
+          <w:bCs/>
+          <w:sz w:val="22"/>
+          <w:szCs w:val="22"/>
+        </w:rPr>
+        <w:t>Examples:</w:t>
+      </w:r>
+      <w:r>
+        <w:rPr>
+          <w:sz w:val="22"/>
+          <w:szCs w:val="22"/>
+        </w:rPr>
+        <w:t xml:space="preserve"> </w:t>
+      </w:r>
+      <w:r>
+        <w:rPr>
+          <w:sz w:val="22"/>
+          <w:szCs w:val="22"/>
+        </w:rPr>
+        <w:t>CAD Data</w:t>
+      </w:r>
+      <w:r>
+        <w:rPr>
+          <w:sz w:val="22"/>
+          <w:szCs w:val="22"/>
+        </w:rPr>
+        <w:t xml:space="preserve">, </w:t>
+      </w:r>
+      <w:r>
+        <w:rPr>
+          <w:sz w:val="22"/>
+          <w:szCs w:val="22"/>
+        </w:rPr>
+        <w:t>CAE Reports</w:t>
+      </w:r>
+      <w:r>
+        <w:rPr>
+          <w:sz w:val="22"/>
+          <w:szCs w:val="22"/>
+        </w:rPr>
+        <w:t xml:space="preserve">, </w:t>
+      </w:r>
+      <w:r>
+        <w:rPr>
+          <w:sz w:val="22"/>
+          <w:szCs w:val="22"/>
+        </w:rPr>
+        <w:t>Vehicle Programs</w:t>
+      </w:r>
+      <w:r>
+        <w:rPr>
+          <w:sz w:val="22"/>
+          <w:szCs w:val="22"/>
+        </w:rPr>
+        <w:t xml:space="preserve">, </w:t>
+      </w:r>
+      <w:r>
+        <w:rPr>
+          <w:sz w:val="22"/>
+          <w:szCs w:val="22"/>
+        </w:rPr>
+        <w:t>Design Standards</w:t>
+      </w:r>
+      <w:r>
+        <w:rPr>
+          <w:sz w:val="22"/>
+          <w:szCs w:val="22"/>
+        </w:rPr>
+        <w:t xml:space="preserve">, </w:t>
+      </w:r>
+      <w:r>
+        <w:rPr>
+          <w:sz w:val="22"/>
+          <w:szCs w:val="22"/>
+        </w:rPr>
+        <w:t>IP Data</w:t>
+      </w:r>
+    </w:p>
+    <w:p>
+      <w:pPr>
+        <w:spacing w:after="0" w:line="240" w:lineRule="auto"/>
+        <w:rPr>
+          <w:sz w:val="22"/>
+          <w:szCs w:val="22"/>
+        </w:rPr>
+      </w:pPr>
+      <w:r>
+        <w:rPr>
+          <w:b/>
+          <w:bCs/>
+          <w:sz w:val="22"/>
+          <w:szCs w:val="22"/>
+        </w:rPr>
+        <w:t>Controls needed:</w:t>
+      </w:r>
+      <w:r>
+        <w:rPr>
+          <w:sz w:val="22"/>
+          <w:szCs w:val="22"/>
+        </w:rPr>
+        <w:t xml:space="preserve"> </w:t>
+      </w:r>
+      <w:r>
+        <w:rPr>
+          <w:sz w:val="22"/>
+          <w:szCs w:val="22"/>
+        </w:rPr>
+        <w:t>RBAC</w:t>
+      </w:r>
+      <w:r>
+        <w:rPr>
+          <w:sz w:val="22"/>
+          <w:szCs w:val="22"/>
+        </w:rPr>
+        <w:t xml:space="preserve">, </w:t>
+      </w:r>
+      <w:r>
+        <w:rPr>
+          <w:sz w:val="22"/>
+          <w:szCs w:val="22"/>
+        </w:rPr>
+        <w:t>Encryption</w:t>
+      </w:r>
+      <w:r>
+        <w:rPr>
+          <w:sz w:val="22"/>
+          <w:szCs w:val="22"/>
+        </w:rPr>
+        <w:t xml:space="preserve">, </w:t>
+      </w:r>
+      <w:r>
+        <w:rPr>
+          <w:sz w:val="22"/>
+          <w:szCs w:val="22"/>
+        </w:rPr>
+        <w:t>Private Networking</w:t>
+      </w:r>
+      <w:r>
+        <w:rPr>
+          <w:sz w:val="22"/>
+          <w:szCs w:val="22"/>
+        </w:rPr>
+        <w:t xml:space="preserve">, </w:t>
+      </w:r>
+      <w:r>
+        <w:rPr>
+          <w:sz w:val="22"/>
+          <w:szCs w:val="22"/>
+        </w:rPr>
+        <w:t>Document-Level Security</w:t>
+      </w:r>
+      <w:r>
+        <w:rPr>
+          <w:sz w:val="22"/>
+          <w:szCs w:val="22"/>
+        </w:rPr>
+        <w:t xml:space="preserve">, </w:t>
+      </w:r>
+      <w:r>
+        <w:rPr>
+          <w:sz w:val="22"/>
+          <w:szCs w:val="22"/>
+        </w:rPr>
+        <w:t>Audit Logging</w:t>
+      </w:r>
+    </w:p>
+    <w:p>
+      <w:pPr>
+        <w:spacing w:after="0" w:line="240" w:lineRule="auto"/>
+        <w:rPr>
+          <w:sz w:val="22"/>
+          <w:szCs w:val="22"/>
+        </w:rPr>
+      </w:pPr>
+      <w:r>
+        <w:rPr>
+          <w:sz w:val="22"/>
+          <w:szCs w:val="22"/>
+        </w:rPr>
+        <w:pict w14:anchorId="1F782337">
+          <v:rect id="_x0000_i3730" style="width:0;height:1.5pt" o:hralign="center" o:hrstd="t" o:hr="t" fillcolor="#a0a0a0" stroked="f"/>
+        </w:pict>
+      </w:r>
+    </w:p>
+    <w:p>
+      <w:pPr>
+        <w:spacing w:after="0" w:line="240" w:lineRule="auto"/>
+        <w:rPr>
+          <w:b/>
+          <w:bCs/>
+          <w:sz w:val="22"/>
+          <w:szCs w:val="22"/>
+        </w:rPr>
+      </w:pPr>
+      <w:r>
+        <w:rPr>
+          <w:b/>
+          <w:bCs/>
+          <w:sz w:val="22"/>
+          <w:szCs w:val="22"/>
+        </w:rPr>
+        <w:t>Common Failure Modes</w:t>
+      </w:r>
+    </w:p>
+    <w:p>
+      <w:pPr>
+        <w:spacing w:after="0" w:line="240" w:lineRule="auto"/>
+        <w:rPr>
+          <w:b/>
+          <w:bCs/>
+          <w:sz w:val="22"/>
+          <w:szCs w:val="22"/>
+        </w:rPr>
+      </w:pPr>
+      <w:r>
+        <w:rPr>
+          <w:b/>
+          <w:bCs/>
+          <w:sz w:val="22"/>
+          <w:szCs w:val="22"/>
+        </w:rPr>
+        <w:t>Bad Chunking</w:t>
+      </w:r>
+    </w:p>
+    <w:p>
+      <w:pPr>
+        <w:spacing w:after="0" w:line="240" w:lineRule="auto"/>
+        <w:rPr>
+          <w:b/>
+          <w:bCs/>
+          <w:sz w:val="22"/>
+          <w:szCs w:val="22"/>
+        </w:rPr>
+      </w:pPr>
+      <w:r>
+        <w:rPr>
+          <w:b/>
+          <w:bCs/>
+          <w:sz w:val="22"/>
+          <w:szCs w:val="22"/>
+        </w:rPr>
+        <w:t>Poor Chunk Size → Poor Retrieval</w:t>
+      </w:r>
+    </w:p>
+    <w:p>
+      <w:pPr>
+        <w:spacing w:after="0" w:line="240" w:lineRule="auto"/>
+        <w:rPr>
+          <w:sz w:val="22"/>
+          <w:szCs w:val="22"/>
+        </w:rPr>
+      </w:pPr>
+      <w:r>
+        <w:rPr>
+          <w:sz w:val="22"/>
+          <w:szCs w:val="22"/>
+        </w:rPr>
+        <w:pict w14:anchorId="5EEBB3EB">
+          <v:rect id="_x0000_i3731" style="width:0;height:1.5pt" o:hralign="center" o:hrstd="t" o:hr="t" fillcolor="#a0a0a0" stroked="f"/>
+        </w:pict>
+      </w:r>
+    </w:p>
+    <w:p>
+      <w:pPr>
+        <w:spacing w:after="0" w:line="240" w:lineRule="auto"/>
+        <w:rPr>
+          <w:b/>
+          <w:bCs/>
+          <w:sz w:val="22"/>
+          <w:szCs w:val="22"/>
+        </w:rPr>
+      </w:pPr>
+      <w:r>
+        <w:rPr>
+          <w:b/>
+          <w:bCs/>
+          <w:sz w:val="22"/>
+          <w:szCs w:val="22"/>
+        </w:rPr>
+        <w:t>Wrong Embedding Model</w:t>
+      </w:r>
+    </w:p>
+    <w:p>
+      <w:pPr>
+        <w:spacing w:after="0" w:line="240" w:lineRule="auto"/>
+        <w:rPr>
+          <w:sz w:val="22"/>
+          <w:szCs w:val="22"/>
+        </w:rPr>
+      </w:pPr>
+      <w:r>
+        <w:rPr>
+          <w:sz w:val="22"/>
+          <w:szCs w:val="22"/>
+        </w:rPr>
+        <w:t>General-purpose embeddings may poorly understand:</w:t>
+      </w:r>
+    </w:p>
+    <w:p>
+      <w:pPr>
+        <w:spacing w:after="0" w:line="240" w:lineRule="auto"/>
+        <w:rPr>
+          <w:sz w:val="22"/>
+          <w:szCs w:val="22"/>
+        </w:rPr>
+      </w:pPr>
+      <w:r>
+        <w:rPr>
+          <w:sz w:val="22"/>
+          <w:szCs w:val="22"/>
+        </w:rPr>
+        <w:t>NVH</w:t>
+      </w:r>
+    </w:p>
+    <w:p>
+      <w:pPr>
+        <w:spacing w:after="0" w:line="240" w:lineRule="auto"/>
+        <w:rPr>
+          <w:sz w:val="22"/>
+          <w:szCs w:val="22"/>
+        </w:rPr>
+      </w:pPr>
+      <w:r>
+        <w:rPr>
+          <w:sz w:val="22"/>
+          <w:szCs w:val="22"/>
+        </w:rPr>
+        <w:t>BIW</w:t>
+      </w:r>
+    </w:p>
+    <w:p>
+      <w:pPr>
+        <w:spacing w:after="0" w:line="240" w:lineRule="auto"/>
+        <w:rPr>
+          <w:sz w:val="22"/>
+          <w:szCs w:val="22"/>
+        </w:rPr>
+      </w:pPr>
+      <w:r>
+        <w:rPr>
+          <w:sz w:val="22"/>
+          <w:szCs w:val="22"/>
+        </w:rPr>
+        <w:t>Crashworthiness</w:t>
+      </w:r>
+    </w:p>
+    <w:p>
+      <w:pPr>
+        <w:spacing w:after="0" w:line="240" w:lineRule="auto"/>
+        <w:rPr>
+          <w:sz w:val="22"/>
+          <w:szCs w:val="22"/>
+        </w:rPr>
+      </w:pPr>
+      <w:r>
+        <w:rPr>
+          <w:sz w:val="22"/>
+          <w:szCs w:val="22"/>
+        </w:rPr>
+        <w:t>Durability</w:t>
+      </w:r>
+    </w:p>
+    <w:p>
+      <w:pPr>
+        <w:spacing w:after="0" w:line="240" w:lineRule="auto"/>
+        <w:rPr>
+          <w:sz w:val="22"/>
+          <w:szCs w:val="22"/>
+        </w:rPr>
+      </w:pPr>
+      <w:r>
+        <w:rPr>
+          <w:sz w:val="22"/>
+          <w:szCs w:val="22"/>
+        </w:rPr>
+        <w:pict w14:anchorId="13622E64">
+          <v:rect id="_x0000_i3732" style="width:0;height:1.5pt" o:hralign="center" o:hrstd="t" o:hr="t" fillcolor="#a0a0a0" stroked="f"/>
+        </w:pict>
+      </w:r>
+    </w:p>
+    <w:p>
+      <w:pPr>
+        <w:spacing w:after="0" w:line="240" w:lineRule="auto"/>
+        <w:rPr>
+          <w:b/>
+          <w:bCs/>
+          <w:sz w:val="22"/>
+          <w:szCs w:val="22"/>
+        </w:rPr>
+      </w:pPr>
+      <w:r>
+        <w:rPr>
+          <w:b/>
+          <w:bCs/>
+          <w:sz w:val="22"/>
+          <w:szCs w:val="22"/>
+        </w:rPr>
+        <w:t>Outdated Vector Index</w:t>
+      </w:r>
+    </w:p>
+    <w:p>
+      <w:pPr>
+        <w:spacing w:after="0" w:line="240" w:lineRule="auto"/>
+        <w:rPr>
+          <w:sz w:val="22"/>
+          <w:szCs w:val="22"/>
+        </w:rPr>
+      </w:pPr>
+      <w:r>
+        <w:rPr>
+          <w:sz w:val="22"/>
+          <w:szCs w:val="22"/>
+        </w:rPr>
+        <w:t>New Documents Not Indexed</w:t>
+      </w:r>
+    </w:p>
+    <w:p>
+      <w:pPr>
+        <w:spacing w:after="0" w:line="240" w:lineRule="auto"/>
+        <w:rPr>
+          <w:sz w:val="22"/>
+          <w:szCs w:val="22"/>
+        </w:rPr>
+      </w:pPr>
+      <w:r>
+        <w:rPr>
+          <w:sz w:val="22"/>
+          <w:szCs w:val="22"/>
+        </w:rPr>
+        <w:t>Results become stale.</w:t>
+      </w:r>
+    </w:p>
+    <w:p>
+      <w:pPr>
+        <w:spacing w:after="0" w:line="240" w:lineRule="auto"/>
+        <w:rPr>
+          <w:sz w:val="22"/>
+          <w:szCs w:val="22"/>
+        </w:rPr>
+      </w:pPr>
+      <w:r>
+        <w:rPr>
+          <w:sz w:val="22"/>
+          <w:szCs w:val="22"/>
+        </w:rPr>
+        <w:pict w14:anchorId="389A7B02">
+          <v:rect id="_x0000_i3733" style="width:0;height:1.5pt" o:hralign="center" o:hrstd="t" o:hr="t" fillcolor="#a0a0a0" stroked="f"/>
+        </w:pict>
+      </w:r>
+    </w:p>
+    <w:p>
+      <w:pPr>
+        <w:spacing w:after="0" w:line="240" w:lineRule="auto"/>
+        <w:rPr>
+          <w:b/>
+          <w:bCs/>
+          <w:sz w:val="22"/>
+          <w:szCs w:val="22"/>
+        </w:rPr>
+      </w:pPr>
+      <w:r>
+        <w:rPr>
+          <w:b/>
+          <w:bCs/>
+          <w:sz w:val="22"/>
+          <w:szCs w:val="22"/>
+        </w:rPr>
+        <w:t>Missing Metadata Filters</w:t>
+      </w:r>
+    </w:p>
+    <w:p>
+      <w:pPr>
+        <w:spacing w:after="0" w:line="240" w:lineRule="auto"/>
+        <w:rPr>
+          <w:sz w:val="22"/>
+          <w:szCs w:val="22"/>
+        </w:rPr>
+      </w:pPr>
+      <w:r>
+        <w:rPr>
+          <w:sz w:val="22"/>
+          <w:szCs w:val="22"/>
+        </w:rPr>
+        <w:t>Users receive irrelevant results.</w:t>
+      </w:r>
+    </w:p>
+    <w:p>
+      <w:pPr>
+        <w:spacing w:after="0" w:line="240" w:lineRule="auto"/>
+        <w:rPr>
+          <w:sz w:val="22"/>
+          <w:szCs w:val="22"/>
+        </w:rPr>
+      </w:pPr>
+      <w:r>
+        <w:rPr>
+          <w:sz w:val="22"/>
+          <w:szCs w:val="22"/>
+        </w:rPr>
+        <w:pict w14:anchorId="196DDCE9">
+          <v:rect id="_x0000_i3734" style="width:0;height:1.5pt" o:hralign="center" o:hrstd="t" o:hr="t" fillcolor="#a0a0a0" stroked="f"/>
+        </w:pict>
+      </w:r>
+    </w:p>
+    <w:p>
+      <w:pPr>
+        <w:spacing w:after="0" w:line="240" w:lineRule="auto"/>
+        <w:rPr>
+          <w:b/>
+          <w:bCs/>
+          <w:sz w:val="22"/>
+          <w:szCs w:val="22"/>
+        </w:rPr>
+      </w:pPr>
+      <w:r>
+        <w:rPr>
+          <w:b/>
+          <w:bCs/>
+          <w:sz w:val="22"/>
+          <w:szCs w:val="22"/>
+        </w:rPr>
+        <w:t>Retrieval Failure</w:t>
+      </w:r>
+    </w:p>
+    <w:p>
+      <w:pPr>
+        <w:spacing w:after="0" w:line="240" w:lineRule="auto"/>
+        <w:rPr>
+          <w:sz w:val="22"/>
+          <w:szCs w:val="22"/>
+        </w:rPr>
+      </w:pPr>
+      <w:r>
+        <w:rPr>
+          <w:sz w:val="22"/>
+          <w:szCs w:val="22"/>
+        </w:rPr>
+        <w:t>Relevant information exists but is not retrieved.</w:t>
+      </w:r>
+    </w:p>
+    <w:p>
+      <w:pPr>
+        <w:spacing w:after="0" w:line="240" w:lineRule="auto"/>
+        <w:rPr>
+          <w:sz w:val="22"/>
+          <w:szCs w:val="22"/>
+        </w:rPr>
+      </w:pPr>
+      <w:r>
+        <w:rPr>
+          <w:sz w:val="22"/>
+          <w:szCs w:val="22"/>
+        </w:rPr>
+        <w:t>Result:</w:t>
+      </w:r>
+    </w:p>
+    <w:p>
+      <w:pPr>
+        <w:spacing w:after="0" w:line="240" w:lineRule="auto"/>
+        <w:rPr>
+          <w:sz w:val="22"/>
+          <w:szCs w:val="22"/>
+        </w:rPr>
+      </w:pPr>
+      <w:r>
+        <w:rPr>
+          <w:sz w:val="22"/>
+          <w:szCs w:val="22"/>
+        </w:rPr>
+        <w:t>LLM Produces Weak Answer</w:t>
+      </w:r>
+    </w:p>
+    <w:p>
+      <w:pPr>
+        <w:spacing w:after="0" w:line="240" w:lineRule="auto"/>
+        <w:rPr>
+          <w:sz w:val="22"/>
+          <w:szCs w:val="22"/>
+        </w:rPr>
+      </w:pPr>
+      <w:r>
+        <w:rPr>
+          <w:sz w:val="22"/>
+          <w:szCs w:val="22"/>
+        </w:rPr>
+        <w:pict w14:anchorId="26C0A0AD">
+          <v:rect id="_x0000_i3735" style="width:0;height:1.5pt" o:hralign="center" o:hrstd="t" o:hr="t" fillcolor="#a0a0a0" stroked="f"/>
+        </w:pict>
+      </w:r>
+    </w:p>
+    <w:p>
+      <w:pPr>
+        <w:spacing w:after="0" w:line="240" w:lineRule="auto"/>
+        <w:rPr>
+          <w:b/>
+          <w:bCs/>
+          <w:sz w:val="22"/>
+          <w:szCs w:val="22"/>
+        </w:rPr>
+      </w:pPr>
+      <w:r>
+        <w:rPr>
+          <w:b/>
+          <w:bCs/>
+          <w:sz w:val="22"/>
+          <w:szCs w:val="22"/>
+        </w:rPr>
+        <w:t>Architect Perspective</w:t>
+      </w:r>
+    </w:p>
+    <w:p>
+      <w:pPr>
+        <w:spacing w:after="0" w:line="240" w:lineRule="auto"/>
+        <w:rPr>
+          <w:b/>
+          <w:bCs/>
+          <w:sz w:val="22"/>
+          <w:szCs w:val="22"/>
+        </w:rPr>
+      </w:pPr>
+      <w:r>
+        <w:rPr>
+          <w:b/>
+          <w:bCs/>
+          <w:sz w:val="22"/>
+          <w:szCs w:val="22"/>
+        </w:rPr>
+        <w:t>When Should You Use a Vector Database?</w:t>
+      </w:r>
+    </w:p>
+    <w:p>
+      <w:pPr>
+        <w:spacing w:after="0" w:line="240" w:lineRule="auto"/>
+        <w:rPr>
+          <w:sz w:val="22"/>
+          <w:szCs w:val="22"/>
+        </w:rPr>
+      </w:pPr>
+      <w:r>
+        <w:rPr>
+          <w:sz w:val="22"/>
+          <w:szCs w:val="22"/>
+        </w:rPr>
+        <w:t>Use when:</w:t>
+      </w:r>
+    </w:p>
+    <w:p>
+      <w:pPr>
+        <w:spacing w:after="0" w:line="240" w:lineRule="auto"/>
+        <w:rPr>
+          <w:sz w:val="22"/>
+          <w:szCs w:val="22"/>
+        </w:rPr>
+      </w:pPr>
+      <w:r>
+        <w:rPr>
+          <w:sz w:val="22"/>
+          <w:szCs w:val="22"/>
+        </w:rPr>
+        <w:t>Semantic Search</w:t>
+      </w:r>
+    </w:p>
+    <w:p>
+      <w:pPr>
+        <w:spacing w:after="0" w:line="240" w:lineRule="auto"/>
+        <w:rPr>
+          <w:sz w:val="22"/>
+          <w:szCs w:val="22"/>
+        </w:rPr>
+      </w:pPr>
+      <w:r>
+        <w:rPr>
+          <w:sz w:val="22"/>
+          <w:szCs w:val="22"/>
+        </w:rPr>
+        <w:t>Enterprise Search</w:t>
+      </w:r>
+    </w:p>
+    <w:p>
+      <w:pPr>
+        <w:spacing w:after="0" w:line="240" w:lineRule="auto"/>
+        <w:rPr>
+          <w:sz w:val="22"/>
+          <w:szCs w:val="22"/>
+        </w:rPr>
+      </w:pPr>
+      <w:r>
+        <w:rPr>
+          <w:sz w:val="22"/>
+          <w:szCs w:val="22"/>
+        </w:rPr>
+        <w:t>RAG Systems</w:t>
+      </w:r>
+    </w:p>
+    <w:p>
+      <w:pPr>
+        <w:spacing w:after="0" w:line="240" w:lineRule="auto"/>
+        <w:rPr>
+          <w:sz w:val="22"/>
+          <w:szCs w:val="22"/>
+        </w:rPr>
+      </w:pPr>
+      <w:r>
+        <w:rPr>
+          <w:sz w:val="22"/>
+          <w:szCs w:val="22"/>
+        </w:rPr>
+        <w:t>Knowledge Assistants</w:t>
+      </w:r>
+    </w:p>
+    <w:p>
+      <w:pPr>
+        <w:spacing w:after="0" w:line="240" w:lineRule="auto"/>
+        <w:rPr>
+          <w:sz w:val="22"/>
+          <w:szCs w:val="22"/>
+        </w:rPr>
+      </w:pPr>
+      <w:r>
+        <w:rPr>
+          <w:sz w:val="22"/>
+          <w:szCs w:val="22"/>
+        </w:rPr>
+        <w:t>Recommendation Systems</w:t>
+      </w:r>
+    </w:p>
+    <w:p>
+      <w:pPr>
+        <w:spacing w:after="0" w:line="240" w:lineRule="auto"/>
+        <w:rPr>
+          <w:sz w:val="22"/>
+          <w:szCs w:val="22"/>
+        </w:rPr>
+      </w:pPr>
+      <w:r>
+        <w:rPr>
+          <w:sz w:val="22"/>
+          <w:szCs w:val="22"/>
+        </w:rPr>
+        <w:t>Document Similarity</w:t>
+      </w:r>
+    </w:p>
+    <w:p>
+      <w:pPr>
+        <w:spacing w:after="0" w:line="240" w:lineRule="auto"/>
+        <w:rPr>
+          <w:sz w:val="22"/>
+          <w:szCs w:val="22"/>
+        </w:rPr>
+      </w:pPr>
+      <w:r>
+        <w:rPr>
+          <w:sz w:val="22"/>
+          <w:szCs w:val="22"/>
+        </w:rPr>
+        <w:t>Engineering Copilots</w:t>
+      </w:r>
+    </w:p>
+    <w:p>
+      <w:pPr>
+        <w:spacing w:after="0" w:line="240" w:lineRule="auto"/>
+        <w:rPr>
+          <w:sz w:val="22"/>
+          <w:szCs w:val="22"/>
+        </w:rPr>
+      </w:pPr>
+      <w:r>
+        <w:rPr>
+          <w:sz w:val="22"/>
+          <w:szCs w:val="22"/>
+        </w:rPr>
+        <w:pict w14:anchorId="46E0D202">
+          <v:rect id="_x0000_i3736" style="width:0;height:1.5pt" o:hralign="center" o:hrstd="t" o:hr="t" fillcolor="#a0a0a0" stroked="f"/>
+        </w:pict>
+      </w:r>
+    </w:p>
+    <w:p>
+      <w:pPr>
+        <w:spacing w:after="0" w:line="240" w:lineRule="auto"/>
+        <w:rPr>
+          <w:b/>
+          <w:bCs/>
+          <w:sz w:val="22"/>
+          <w:szCs w:val="22"/>
+        </w:rPr>
+      </w:pPr>
+      <w:r>
+        <w:rPr>
+          <w:b/>
+          <w:bCs/>
+          <w:sz w:val="22"/>
+          <w:szCs w:val="22"/>
+        </w:rPr>
+        <w:t>When Should You NOT Use a Vector Database?</w:t>
+      </w:r>
+    </w:p>
+    <w:p>
+      <w:pPr>
+        <w:spacing w:after="0" w:line="240" w:lineRule="auto"/>
+        <w:rPr>
+          <w:sz w:val="22"/>
+          <w:szCs w:val="22"/>
+        </w:rPr>
+      </w:pPr>
+      <w:r>
+        <w:rPr>
+          <w:sz w:val="22"/>
+          <w:szCs w:val="22"/>
+        </w:rPr>
+        <w:t>Avoid when:</w:t>
+      </w:r>
+    </w:p>
+    <w:p>
+      <w:pPr>
+        <w:spacing w:after="0" w:line="240" w:lineRule="auto"/>
+        <w:rPr>
+          <w:sz w:val="22"/>
+          <w:szCs w:val="22"/>
+        </w:rPr>
+      </w:pPr>
+      <w:r>
+        <w:rPr>
+          <w:sz w:val="22"/>
+          <w:szCs w:val="22"/>
+        </w:rPr>
+        <w:t>ERP Transactions</w:t>
+      </w:r>
+    </w:p>
+    <w:p>
+      <w:pPr>
+        <w:spacing w:after="0" w:line="240" w:lineRule="auto"/>
+        <w:rPr>
+          <w:sz w:val="22"/>
+          <w:szCs w:val="22"/>
+        </w:rPr>
+      </w:pPr>
+      <w:r>
+        <w:rPr>
+          <w:sz w:val="22"/>
+          <w:szCs w:val="22"/>
+        </w:rPr>
+        <w:t>Banking Systems</w:t>
+      </w:r>
+    </w:p>
+    <w:p>
+      <w:pPr>
+        <w:spacing w:after="0" w:line="240" w:lineRule="auto"/>
+        <w:rPr>
+          <w:sz w:val="22"/>
+          <w:szCs w:val="22"/>
+        </w:rPr>
+      </w:pPr>
+      <w:r>
+        <w:rPr>
+          <w:sz w:val="22"/>
+          <w:szCs w:val="22"/>
+        </w:rPr>
+        <w:t>Inventory Management</w:t>
+      </w:r>
+    </w:p>
+    <w:p>
+      <w:pPr>
+        <w:spacing w:after="0" w:line="240" w:lineRule="auto"/>
+        <w:rPr>
+          <w:sz w:val="22"/>
+          <w:szCs w:val="22"/>
+        </w:rPr>
+      </w:pPr>
+      <w:r>
+        <w:rPr>
+          <w:sz w:val="22"/>
+          <w:szCs w:val="22"/>
+        </w:rPr>
+        <w:t>Order Processing</w:t>
+      </w:r>
+    </w:p>
+    <w:p>
+      <w:pPr>
+        <w:spacing w:after="0" w:line="240" w:lineRule="auto"/>
+        <w:rPr>
+          <w:sz w:val="22"/>
+          <w:szCs w:val="22"/>
+        </w:rPr>
+      </w:pPr>
+      <w:r>
+        <w:rPr>
+          <w:sz w:val="22"/>
+          <w:szCs w:val="22"/>
+        </w:rPr>
+        <w:t>Part Number Lookup</w:t>
+      </w:r>
+    </w:p>
+    <w:p>
+      <w:pPr>
+        <w:spacing w:after="0" w:line="240" w:lineRule="auto"/>
+        <w:rPr>
+          <w:sz w:val="22"/>
+          <w:szCs w:val="22"/>
+        </w:rPr>
+      </w:pPr>
+      <w:r>
+        <w:rPr>
+          <w:sz w:val="22"/>
+          <w:szCs w:val="22"/>
+        </w:rPr>
+        <w:t>Exact Record Retrieval</w:t>
+      </w:r>
+    </w:p>
+    <w:p>
+      <w:pPr>
+        <w:spacing w:after="0" w:line="240" w:lineRule="auto"/>
+        <w:rPr>
+          <w:sz w:val="22"/>
+          <w:szCs w:val="22"/>
+        </w:rPr>
+      </w:pPr>
+      <w:r>
+        <w:rPr>
+          <w:sz w:val="22"/>
+          <w:szCs w:val="22"/>
+        </w:rPr>
+        <w:t>SQL databases are more suitable.</w:t>
+      </w:r>
+    </w:p>
+    <w:p>
+      <w:pPr>
+        <w:spacing w:after="0" w:line="240" w:lineRule="auto"/>
+        <w:rPr>
+          <w:sz w:val="22"/>
+          <w:szCs w:val="22"/>
+        </w:rPr>
+      </w:pPr>
+      <w:r>
+        <w:rPr>
+          <w:sz w:val="22"/>
+          <w:szCs w:val="22"/>
+        </w:rPr>
+        <w:pict w14:anchorId="39E5634E">
+          <v:rect id="_x0000_i3737" style="width:0;height:1.5pt" o:hralign="center" o:hrstd="t" o:hr="t" fillcolor="#a0a0a0" stroked="f"/>
+        </w:pict>
+      </w:r>
+    </w:p>
+    <w:p>
+      <w:pPr>
+        <w:spacing w:after="0" w:line="240" w:lineRule="auto"/>
+        <w:rPr>
+          <w:b/>
+          <w:bCs/>
+          <w:sz w:val="22"/>
+          <w:szCs w:val="22"/>
+        </w:rPr>
+      </w:pPr>
+      <w:r>
+        <w:rPr>
+          <w:b/>
+          <w:bCs/>
+          <w:sz w:val="22"/>
+          <w:szCs w:val="22"/>
+        </w:rPr>
+        <w:t>Why Not Use Only SQL?</w:t>
+      </w:r>
+    </w:p>
+    <w:p>
+      <w:pPr>
+        <w:spacing w:after="0" w:line="240" w:lineRule="auto"/>
+        <w:rPr>
+          <w:sz w:val="22"/>
+          <w:szCs w:val="22"/>
+        </w:rPr>
+      </w:pPr>
+      <w:r>
+        <w:rPr>
+          <w:sz w:val="22"/>
+          <w:szCs w:val="22"/>
+        </w:rPr>
+        <w:t>SQL answers:</w:t>
+      </w:r>
+    </w:p>
+    <w:p>
+      <w:pPr>
+        <w:spacing w:after="0" w:line="240" w:lineRule="auto"/>
+        <w:rPr>
+          <w:sz w:val="22"/>
+          <w:szCs w:val="22"/>
+        </w:rPr>
+      </w:pPr>
+      <w:r>
+        <w:rPr>
+          <w:sz w:val="22"/>
+          <w:szCs w:val="22"/>
+        </w:rPr>
+        <w:t>What Exactly Matches?</w:t>
+      </w:r>
+    </w:p>
+    <w:p>
+      <w:pPr>
+        <w:spacing w:after="0" w:line="240" w:lineRule="auto"/>
+        <w:rPr>
+          <w:sz w:val="22"/>
+          <w:szCs w:val="22"/>
+        </w:rPr>
+      </w:pPr>
+      <w:r>
+        <w:rPr>
+          <w:sz w:val="22"/>
+          <w:szCs w:val="22"/>
+        </w:rPr>
+        <w:t>Vector Databases answer:</w:t>
+      </w:r>
+    </w:p>
+    <w:p>
+      <w:pPr>
+        <w:spacing w:after="0" w:line="240" w:lineRule="auto"/>
+        <w:rPr>
+          <w:sz w:val="22"/>
+          <w:szCs w:val="22"/>
+        </w:rPr>
+      </w:pPr>
+      <w:r>
+        <w:rPr>
+          <w:sz w:val="22"/>
+          <w:szCs w:val="22"/>
+        </w:rPr>
+        <w:t>What Is Semantically Similar?</w:t>
+      </w:r>
+    </w:p>
+    <w:p>
+      <w:pPr>
+        <w:spacing w:after="0" w:line="240" w:lineRule="auto"/>
+        <w:rPr>
+          <w:sz w:val="22"/>
+          <w:szCs w:val="22"/>
+        </w:rPr>
+      </w:pPr>
+      <w:r>
+        <w:rPr>
+          <w:sz w:val="22"/>
+          <w:szCs w:val="22"/>
+        </w:rPr>
+        <w:t>Both solve different problems.</w:t>
+      </w:r>
+    </w:p>
+    <w:p>
+      <w:pPr>
+        <w:spacing w:after="0" w:line="240" w:lineRule="auto"/>
+        <w:rPr>
+          <w:sz w:val="22"/>
+          <w:szCs w:val="22"/>
+        </w:rPr>
+      </w:pPr>
+      <w:r>
+        <w:rPr>
+          <w:sz w:val="22"/>
+          <w:szCs w:val="22"/>
+        </w:rPr>
+        <w:pict w14:anchorId="301F733D">
+          <v:rect id="_x0000_i3738" style="width:0;height:1.5pt" o:hralign="center" o:hrstd="t" o:hr="t" fillcolor="#a0a0a0" stroked="f"/>
+        </w:pict>
+      </w:r>
+    </w:p>
+    <w:p>
+      <w:pPr>
+        <w:spacing w:after="0" w:line="240" w:lineRule="auto"/>
+        <w:rPr>
+          <w:b/>
+          <w:bCs/>
+          <w:sz w:val="22"/>
+          <w:szCs w:val="22"/>
+        </w:rPr>
+      </w:pPr>
+      <w:r>
+        <w:rPr>
+          <w:b/>
+          <w:bCs/>
+          <w:sz w:val="22"/>
+          <w:szCs w:val="22"/>
+        </w:rPr>
+        <w:t>Why Not Use Only an LLM?</w:t>
+      </w:r>
+    </w:p>
+    <w:p>
+      <w:pPr>
+        <w:spacing w:after="0" w:line="240" w:lineRule="auto"/>
+        <w:rPr>
+          <w:sz w:val="22"/>
+          <w:szCs w:val="22"/>
+        </w:rPr>
+      </w:pPr>
+      <w:r>
+        <w:rPr>
+          <w:sz w:val="22"/>
+          <w:szCs w:val="22"/>
+        </w:rPr>
+        <w:t>Suppose:</w:t>
+      </w:r>
+    </w:p>
+    <w:p>
+      <w:pPr>
+        <w:spacing w:after="0" w:line="240" w:lineRule="auto"/>
+        <w:rPr>
+          <w:sz w:val="22"/>
+          <w:szCs w:val="22"/>
+        </w:rPr>
+      </w:pPr>
+      <w:r>
+        <w:rPr>
+          <w:sz w:val="22"/>
+          <w:szCs w:val="22"/>
+        </w:rPr>
+        <w:t>500,000 Engineering Reports</w:t>
+      </w:r>
+    </w:p>
+    <w:p>
+      <w:pPr>
+        <w:spacing w:after="0" w:line="240" w:lineRule="auto"/>
+        <w:rPr>
+          <w:sz w:val="22"/>
+          <w:szCs w:val="22"/>
+        </w:rPr>
+      </w:pPr>
+      <w:r>
+        <w:rPr>
+          <w:sz w:val="22"/>
+          <w:szCs w:val="22"/>
+        </w:rPr>
+        <w:t>Problems:</w:t>
+      </w:r>
+    </w:p>
+    <w:p>
+      <w:pPr>
+        <w:spacing w:after="0" w:line="240" w:lineRule="auto"/>
+        <w:rPr>
+          <w:sz w:val="22"/>
+          <w:szCs w:val="22"/>
+        </w:rPr>
+      </w:pPr>
+      <w:r>
+        <w:rPr>
+          <w:sz w:val="22"/>
+          <w:szCs w:val="22"/>
+        </w:rPr>
+        <w:t>Cannot Fit in Context Window</w:t>
+      </w:r>
+    </w:p>
+    <w:p>
+      <w:pPr>
+        <w:spacing w:after="0" w:line="240" w:lineRule="auto"/>
+        <w:rPr>
+          <w:sz w:val="22"/>
+          <w:szCs w:val="22"/>
+        </w:rPr>
+      </w:pPr>
+      <w:r>
+        <w:rPr>
+          <w:sz w:val="22"/>
+          <w:szCs w:val="22"/>
+        </w:rPr>
+        <w:t>Very Expensive</w:t>
+      </w:r>
+    </w:p>
+    <w:p>
+      <w:pPr>
+        <w:spacing w:after="0" w:line="240" w:lineRule="auto"/>
+        <w:rPr>
+          <w:sz w:val="22"/>
+          <w:szCs w:val="22"/>
+        </w:rPr>
+      </w:pPr>
+      <w:r>
+        <w:rPr>
+          <w:sz w:val="22"/>
+          <w:szCs w:val="22"/>
+        </w:rPr>
+        <w:t>High Latency</w:t>
+      </w:r>
+    </w:p>
+    <w:p>
+      <w:pPr>
+        <w:spacing w:after="0" w:line="240" w:lineRule="auto"/>
+        <w:rPr>
+          <w:sz w:val="22"/>
+          <w:szCs w:val="22"/>
+        </w:rPr>
+      </w:pPr>
+      <w:r>
+        <w:rPr>
+          <w:sz w:val="22"/>
+          <w:szCs w:val="22"/>
+        </w:rPr>
+        <w:t>Poor Scalability</w:t>
+      </w:r>
+    </w:p>
+    <w:p>
+      <w:pPr>
+        <w:spacing w:after="0" w:line="240" w:lineRule="auto"/>
+        <w:rPr>
+          <w:sz w:val="22"/>
+          <w:szCs w:val="22"/>
+        </w:rPr>
+      </w:pPr>
+      <w:r>
+        <w:rPr>
+          <w:sz w:val="22"/>
+          <w:szCs w:val="22"/>
+        </w:rPr>
+        <w:t>Vector databases retrieve only the relevant knowledge before calling the LLM.</w:t>
+      </w:r>
+    </w:p>
+    <w:p>
+      <w:pPr>
+        <w:spacing w:after="0" w:line="240" w:lineRule="auto"/>
+        <w:rPr>
+          <w:sz w:val="22"/>
+          <w:szCs w:val="22"/>
+        </w:rPr>
+      </w:pPr>
+      <w:r>
+        <w:rPr>
+          <w:sz w:val="22"/>
+          <w:szCs w:val="22"/>
+        </w:rPr>
+        <w:pict w14:anchorId="4194C513">
+          <v:rect id="_x0000_i3739" style="width:0;height:1.5pt" o:hralign="center" o:hrstd="t" o:hr="t" fillcolor="#a0a0a0" stroked="f"/>
+        </w:pict>
+      </w:r>
+    </w:p>
+    <w:p>
+      <w:pPr>
+        <w:spacing w:after="0" w:line="240" w:lineRule="auto"/>
+        <w:rPr>
+          <w:b/>
+          <w:bCs/>
+          <w:sz w:val="22"/>
+          <w:szCs w:val="22"/>
+        </w:rPr>
+      </w:pPr>
+      <w:r>
+        <w:rPr>
+          <w:b/>
+          <w:bCs/>
+          <w:sz w:val="22"/>
+          <w:szCs w:val="22"/>
+        </w:rPr>
+        <w:t>Common Interview Questions</w:t>
+      </w:r>
+    </w:p>
+    <w:p>
+      <w:pPr>
+        <w:spacing w:after="0" w:line="240" w:lineRule="auto"/>
+        <w:rPr>
+          <w:b/>
+          <w:bCs/>
+          <w:sz w:val="22"/>
+          <w:szCs w:val="22"/>
+        </w:rPr>
+      </w:pPr>
+      <w:r>
+        <w:rPr>
+          <w:b/>
+          <w:bCs/>
+          <w:sz w:val="22"/>
+          <w:szCs w:val="22"/>
+        </w:rPr>
+        <w:t>1. What is a Vector Database?</w:t>
+      </w:r>
+    </w:p>
+    <w:p>
+      <w:pPr>
+        <w:spacing w:after="0" w:line="240" w:lineRule="auto"/>
+        <w:rPr>
+          <w:sz w:val="22"/>
+          <w:szCs w:val="22"/>
+        </w:rPr>
+      </w:pPr>
+      <w:r>
+        <w:rPr>
+          <w:sz w:val="22"/>
+          <w:szCs w:val="22"/>
+        </w:rPr>
+        <w:t>A database optimized for storing embeddings and performing similarity searches efficiently.</w:t>
+      </w:r>
+    </w:p>
+    <w:p>
+      <w:pPr>
+        <w:spacing w:after="0" w:line="240" w:lineRule="auto"/>
+        <w:rPr>
+          <w:sz w:val="22"/>
+          <w:szCs w:val="22"/>
+        </w:rPr>
+      </w:pPr>
+      <w:r>
+        <w:rPr>
+          <w:sz w:val="22"/>
+          <w:szCs w:val="22"/>
+        </w:rPr>
+        <w:pict w14:anchorId="0359428C">
+          <v:rect id="_x0000_i3740" style="width:0;height:1.5pt" o:hralign="center" o:hrstd="t" o:hr="t" fillcolor="#a0a0a0" stroked="f"/>
+        </w:pict>
+      </w:r>
+    </w:p>
+    <w:p>
+      <w:pPr>
+        <w:spacing w:after="0" w:line="240" w:lineRule="auto"/>
+        <w:rPr>
+          <w:b/>
+          <w:bCs/>
+          <w:sz w:val="22"/>
+          <w:szCs w:val="22"/>
+        </w:rPr>
+      </w:pPr>
+      <w:r>
+        <w:rPr>
+          <w:b/>
+          <w:bCs/>
+          <w:sz w:val="22"/>
+          <w:szCs w:val="22"/>
+        </w:rPr>
+        <w:t>2. Why is a Vector Database required in RAG?</w:t>
+      </w:r>
+    </w:p>
+    <w:p>
+      <w:pPr>
+        <w:spacing w:after="0" w:line="240" w:lineRule="auto"/>
+        <w:rPr>
+          <w:sz w:val="22"/>
+          <w:szCs w:val="22"/>
+        </w:rPr>
+      </w:pPr>
+      <w:r>
+        <w:rPr>
+          <w:sz w:val="22"/>
+          <w:szCs w:val="22"/>
+        </w:rPr>
+        <w:t>It enables fast retrieval of semantically relevant document chunks before sending context to the LLM.</w:t>
+      </w:r>
+    </w:p>
+    <w:p>
+      <w:pPr>
+        <w:spacing w:after="0" w:line="240" w:lineRule="auto"/>
+        <w:rPr>
+          <w:sz w:val="22"/>
+          <w:szCs w:val="22"/>
+        </w:rPr>
+      </w:pPr>
+      <w:r>
+        <w:rPr>
+          <w:sz w:val="22"/>
+          <w:szCs w:val="22"/>
+        </w:rPr>
+        <w:pict w14:anchorId="125AA3C5">
+          <v:rect id="_x0000_i3741" style="width:0;height:1.5pt" o:hralign="center" o:hrstd="t" o:hr="t" fillcolor="#a0a0a0" stroked="f"/>
+        </w:pict>
+      </w:r>
+    </w:p>
+    <w:p>
+      <w:pPr>
+        <w:spacing w:after="0" w:line="240" w:lineRule="auto"/>
+        <w:rPr>
+          <w:b/>
+          <w:bCs/>
+          <w:sz w:val="22"/>
+          <w:szCs w:val="22"/>
+        </w:rPr>
+      </w:pPr>
+      <w:r>
+        <w:rPr>
+          <w:b/>
+          <w:bCs/>
+          <w:sz w:val="22"/>
+          <w:szCs w:val="22"/>
+        </w:rPr>
+        <w:t>3. What is ANN?</w:t>
+      </w:r>
+    </w:p>
+    <w:p>
+      <w:pPr>
+        <w:spacing w:after="0" w:line="240" w:lineRule="auto"/>
+        <w:rPr>
+          <w:sz w:val="22"/>
+          <w:szCs w:val="22"/>
+        </w:rPr>
+      </w:pPr>
+      <w:r>
+        <w:rPr>
+          <w:sz w:val="22"/>
+          <w:szCs w:val="22"/>
+        </w:rPr>
+        <w:t>Approximate Nearest Neighbor is a technique used to quickly retrieve similar vectors without comparing against every vector.</w:t>
+      </w:r>
+    </w:p>
+    <w:p>
+      <w:pPr>
+        <w:spacing w:after="0" w:line="240" w:lineRule="auto"/>
+        <w:rPr>
+          <w:sz w:val="22"/>
+          <w:szCs w:val="22"/>
+        </w:rPr>
+      </w:pPr>
+      <w:r>
+        <w:rPr>
+          <w:sz w:val="22"/>
+          <w:szCs w:val="22"/>
+        </w:rPr>
+        <w:pict w14:anchorId="3A4964CE">
+          <v:rect id="_x0000_i3742" style="width:0;height:1.5pt" o:hralign="center" o:hrstd="t" o:hr="t" fillcolor="#a0a0a0" stroked="f"/>
+        </w:pict>
+      </w:r>
+    </w:p>
+    <w:p>
+      <w:pPr>
+        <w:spacing w:after="0" w:line="240" w:lineRule="auto"/>
+        <w:rPr>
+          <w:b/>
+          <w:bCs/>
+          <w:sz w:val="22"/>
+          <w:szCs w:val="22"/>
+        </w:rPr>
+      </w:pPr>
+      <w:r>
+        <w:rPr>
+          <w:b/>
+          <w:bCs/>
+          <w:sz w:val="22"/>
+          <w:szCs w:val="22"/>
+        </w:rPr>
+        <w:t>4. What is HNSW?</w:t>
+      </w:r>
+    </w:p>
+    <w:p>
+      <w:pPr>
+        <w:spacing w:after="0" w:line="240" w:lineRule="auto"/>
+        <w:rPr>
+          <w:sz w:val="22"/>
+          <w:szCs w:val="22"/>
+        </w:rPr>
+      </w:pPr>
+      <w:r>
+        <w:rPr>
+          <w:sz w:val="22"/>
+          <w:szCs w:val="22"/>
+        </w:rPr>
+        <w:t>A graph-based ANN indexing algorithm widely used for fast and accurate vector retrieval.</w:t>
+      </w:r>
+    </w:p>
+    <w:p>
+      <w:pPr>
+        <w:spacing w:after="0" w:line="240" w:lineRule="auto"/>
+        <w:rPr>
+          <w:sz w:val="22"/>
+          <w:szCs w:val="22"/>
+        </w:rPr>
+      </w:pPr>
+      <w:r>
+        <w:rPr>
+          <w:sz w:val="22"/>
+          <w:szCs w:val="22"/>
+        </w:rPr>
+        <w:pict w14:anchorId="2CACFB11">
+          <v:rect id="_x0000_i3743" style="width:0;height:1.5pt" o:hralign="center" o:hrstd="t" o:hr="t" fillcolor="#a0a0a0" stroked="f"/>
+        </w:pict>
+      </w:r>
+    </w:p>
+    <w:p>
+      <w:pPr>
+        <w:spacing w:after="0" w:line="240" w:lineRule="auto"/>
+        <w:rPr>
+          <w:b/>
+          <w:bCs/>
+          <w:sz w:val="22"/>
+          <w:szCs w:val="22"/>
+        </w:rPr>
+      </w:pPr>
+      <w:r>
+        <w:rPr>
+          <w:b/>
+          <w:bCs/>
+          <w:sz w:val="22"/>
+          <w:szCs w:val="22"/>
+        </w:rPr>
+        <w:t>5. Why is Hybrid Search preferred?</w:t>
+      </w:r>
+    </w:p>
+    <w:p>
+      <w:pPr>
+        <w:spacing w:after="0" w:line="240" w:lineRule="auto"/>
+        <w:rPr>
+          <w:sz w:val="22"/>
+          <w:szCs w:val="22"/>
+        </w:rPr>
+      </w:pPr>
+      <w:r>
+        <w:rPr>
+          <w:sz w:val="22"/>
+          <w:szCs w:val="22"/>
+        </w:rPr>
+        <w:t>It combines:</w:t>
+      </w:r>
+    </w:p>
+    <w:p>
+      <w:pPr>
+        <w:spacing w:after="0" w:line="240" w:lineRule="auto"/>
+        <w:rPr>
+          <w:sz w:val="22"/>
+          <w:szCs w:val="22"/>
+        </w:rPr>
+      </w:pPr>
+      <w:r>
+        <w:rPr>
+          <w:sz w:val="22"/>
+          <w:szCs w:val="22"/>
+        </w:rPr>
+        <w:t>Keyword Precision + Semantic Understanding</w:t>
+      </w:r>
+    </w:p>
+    <w:p>
+      <w:pPr>
+        <w:spacing w:after="0" w:line="240" w:lineRule="auto"/>
+        <w:rPr>
+          <w:sz w:val="22"/>
+          <w:szCs w:val="22"/>
+        </w:rPr>
+      </w:pPr>
+      <w:r>
+        <w:rPr>
+          <w:sz w:val="22"/>
+          <w:szCs w:val="22"/>
+        </w:rPr>
+        <w:t>resulting in higher retrieval accuracy.</w:t>
+      </w:r>
+    </w:p>
+    <w:p>
+      <w:pPr>
+        <w:spacing w:after="0" w:line="240" w:lineRule="auto"/>
+        <w:rPr>
+          <w:sz w:val="22"/>
+          <w:szCs w:val="22"/>
+        </w:rPr>
+      </w:pPr>
+      <w:r>
+        <w:rPr>
+          <w:sz w:val="22"/>
+          <w:szCs w:val="22"/>
+        </w:rPr>
+        <w:lastRenderedPageBreak/>
+        <w:pict w14:anchorId="032898EA">
+          <v:rect id="_x0000_i3744" style="width:0;height:1.5pt" o:hralign="center" o:hrstd="t" o:hr="t" fillcolor="#a0a0a0" stroked="f"/>
+        </w:pict>
+      </w:r>
+    </w:p>
+    <w:p>
+      <w:pPr>
+        <w:spacing w:after="0" w:line="240" w:lineRule="auto"/>
+        <w:rPr>
+          <w:b/>
+          <w:bCs/>
+          <w:sz w:val="22"/>
+          <w:szCs w:val="22"/>
+        </w:rPr>
+      </w:pPr>
+      <w:r>
+        <w:rPr>
+          <w:b/>
+          <w:bCs/>
+          <w:sz w:val="22"/>
+          <w:szCs w:val="22"/>
+        </w:rPr>
+        <w:t>Enterprise Scenario</w:t>
+      </w:r>
+    </w:p>
+    <w:p>
+      <w:pPr>
+        <w:spacing w:after="0" w:line="240" w:lineRule="auto"/>
+        <w:rPr>
+          <w:b/>
+          <w:bCs/>
+          <w:sz w:val="22"/>
+          <w:szCs w:val="22"/>
+        </w:rPr>
+      </w:pPr>
+      <w:r>
+        <w:rPr>
+          <w:b/>
+          <w:bCs/>
+          <w:sz w:val="22"/>
+          <w:szCs w:val="22"/>
+        </w:rPr>
+        <w:t>Problem</w:t>
+      </w:r>
+    </w:p>
+    <w:p>
+      <w:pPr>
+        <w:spacing w:after="0" w:line="240" w:lineRule="auto"/>
+        <w:rPr>
+          <w:sz w:val="22"/>
+          <w:szCs w:val="22"/>
+        </w:rPr>
+      </w:pPr>
+      <w:r>
+        <w:rPr>
+          <w:sz w:val="22"/>
+          <w:szCs w:val="22"/>
+        </w:rPr>
+        <w:t>Mahindra wants an Engineering Knowledge Copilot.</w:t>
+      </w:r>
+    </w:p>
+    <w:p>
+      <w:pPr>
+        <w:spacing w:after="0" w:line="240" w:lineRule="auto"/>
+        <w:rPr>
+          <w:sz w:val="22"/>
+          <w:szCs w:val="22"/>
+        </w:rPr>
+      </w:pPr>
+      <w:r>
+        <w:rPr>
+          <w:sz w:val="22"/>
+          <w:szCs w:val="22"/>
+        </w:rPr>
+        <w:t>Knowledge Sources:</w:t>
+      </w:r>
+    </w:p>
+    <w:p>
+      <w:pPr>
+        <w:spacing w:after="0" w:line="240" w:lineRule="auto"/>
+        <w:rPr>
+          <w:sz w:val="22"/>
+          <w:szCs w:val="22"/>
+        </w:rPr>
+      </w:pPr>
+      <w:r>
+        <w:rPr>
+          <w:sz w:val="22"/>
+          <w:szCs w:val="22"/>
+        </w:rPr>
+        <w:t>CAE Reports</w:t>
+      </w:r>
+    </w:p>
+    <w:p>
+      <w:pPr>
+        <w:spacing w:after="0" w:line="240" w:lineRule="auto"/>
+        <w:rPr>
+          <w:sz w:val="22"/>
+          <w:szCs w:val="22"/>
+        </w:rPr>
+      </w:pPr>
+      <w:r>
+        <w:rPr>
+          <w:sz w:val="22"/>
+          <w:szCs w:val="22"/>
+        </w:rPr>
+        <w:t>Crash Studies</w:t>
+      </w:r>
+    </w:p>
+    <w:p>
+      <w:pPr>
+        <w:spacing w:after="0" w:line="240" w:lineRule="auto"/>
+        <w:rPr>
+          <w:sz w:val="22"/>
+          <w:szCs w:val="22"/>
+        </w:rPr>
+      </w:pPr>
+      <w:r>
+        <w:rPr>
+          <w:sz w:val="22"/>
+          <w:szCs w:val="22"/>
+        </w:rPr>
+        <w:t>Lessons Learned</w:t>
+      </w:r>
+    </w:p>
+    <w:p>
+      <w:pPr>
+        <w:spacing w:after="0" w:line="240" w:lineRule="auto"/>
+        <w:rPr>
+          <w:sz w:val="22"/>
+          <w:szCs w:val="22"/>
+        </w:rPr>
+      </w:pPr>
+      <w:r>
+        <w:rPr>
+          <w:sz w:val="22"/>
+          <w:szCs w:val="22"/>
+        </w:rPr>
+        <w:t>Design Standards</w:t>
+      </w:r>
+    </w:p>
+    <w:p>
+      <w:pPr>
+        <w:spacing w:after="0" w:line="240" w:lineRule="auto"/>
+        <w:rPr>
+          <w:sz w:val="22"/>
+          <w:szCs w:val="22"/>
+        </w:rPr>
+      </w:pPr>
+      <w:r>
+        <w:rPr>
+          <w:sz w:val="22"/>
+          <w:szCs w:val="22"/>
+        </w:rPr>
+        <w:t>Failure Investigations</w:t>
+      </w:r>
+    </w:p>
+    <w:p>
+      <w:pPr>
+        <w:spacing w:after="0" w:line="240" w:lineRule="auto"/>
+        <w:rPr>
+          <w:sz w:val="22"/>
+          <w:szCs w:val="22"/>
+        </w:rPr>
+      </w:pPr>
+      <w:r>
+        <w:rPr>
+          <w:sz w:val="22"/>
+          <w:szCs w:val="22"/>
+        </w:rPr>
+        <w:t>Total:</w:t>
+      </w:r>
+    </w:p>
+    <w:p>
+      <w:pPr>
+        <w:spacing w:after="0" w:line="240" w:lineRule="auto"/>
+        <w:rPr>
+          <w:sz w:val="22"/>
+          <w:szCs w:val="22"/>
+        </w:rPr>
+      </w:pPr>
+      <w:r>
+        <w:rPr>
+          <w:sz w:val="22"/>
+          <w:szCs w:val="22"/>
+        </w:rPr>
+        <w:t>500,000+ Documents</w:t>
+      </w:r>
+    </w:p>
+    <w:p>
+      <w:pPr>
+        <w:spacing w:after="0" w:line="240" w:lineRule="auto"/>
+        <w:rPr>
+          <w:sz w:val="22"/>
+          <w:szCs w:val="22"/>
+        </w:rPr>
+      </w:pPr>
+      <w:r>
+        <w:rPr>
+          <w:sz w:val="22"/>
+          <w:szCs w:val="22"/>
+        </w:rPr>
+        <w:t>Engineers ask:</w:t>
+      </w:r>
+    </w:p>
+    <w:p>
+      <w:pPr>
+        <w:spacing w:after="0" w:line="240" w:lineRule="auto"/>
+        <w:rPr>
+          <w:sz w:val="22"/>
+          <w:szCs w:val="22"/>
+        </w:rPr>
+      </w:pPr>
+      <w:r>
+        <w:rPr>
+          <w:sz w:val="22"/>
+          <w:szCs w:val="22"/>
+        </w:rPr>
+        <w:t>Show similar hood failures from previous vehicle programs.</w:t>
+      </w:r>
+    </w:p>
+    <w:p>
+      <w:pPr>
+        <w:spacing w:after="0" w:line="240" w:lineRule="auto"/>
+        <w:rPr>
+          <w:sz w:val="22"/>
+          <w:szCs w:val="22"/>
+        </w:rPr>
+      </w:pPr>
+      <w:r>
+        <w:rPr>
+          <w:sz w:val="22"/>
+          <w:szCs w:val="22"/>
+        </w:rPr>
+        <w:pict w14:anchorId="477F0566">
+          <v:rect id="_x0000_i3745" style="width:0;height:1.5pt" o:hralign="center" o:hrstd="t" o:hr="t" fillcolor="#a0a0a0" stroked="f"/>
+        </w:pict>
+      </w:r>
+    </w:p>
+    <w:p>
+      <w:pPr>
+        <w:spacing w:after="0" w:line="240" w:lineRule="auto"/>
+        <w:rPr>
+          <w:b/>
+          <w:bCs/>
+          <w:sz w:val="22"/>
+          <w:szCs w:val="22"/>
+        </w:rPr>
+      </w:pPr>
+      <w:r>
+        <w:rPr>
+          <w:b/>
+          <w:bCs/>
+          <w:sz w:val="22"/>
+          <w:szCs w:val="22"/>
+        </w:rPr>
+        <w:t>Why Choose a Vector Database?</w:t>
+      </w:r>
+    </w:p>
+    <w:p>
+      <w:pPr>
+        <w:spacing w:after="0" w:line="240" w:lineRule="auto"/>
+        <w:rPr>
+          <w:sz w:val="22"/>
+          <w:szCs w:val="22"/>
+        </w:rPr>
+      </w:pPr>
+      <w:r>
+        <w:rPr>
+          <w:sz w:val="22"/>
+          <w:szCs w:val="22"/>
+        </w:rPr>
+        <w:t>Because similar failures may be described differently:</w:t>
+      </w:r>
+    </w:p>
+    <w:p>
+      <w:pPr>
+        <w:spacing w:after="0" w:line="240" w:lineRule="auto"/>
+        <w:rPr>
+          <w:sz w:val="22"/>
+          <w:szCs w:val="22"/>
+        </w:rPr>
+      </w:pPr>
+      <w:r>
+        <w:rPr>
+          <w:sz w:val="22"/>
+          <w:szCs w:val="22"/>
+        </w:rPr>
+        <w:t>Hood Failure</w:t>
+      </w:r>
+    </w:p>
+    <w:p>
+      <w:pPr>
+        <w:spacing w:after="0" w:line="240" w:lineRule="auto"/>
+        <w:rPr>
+          <w:sz w:val="22"/>
+          <w:szCs w:val="22"/>
+        </w:rPr>
+      </w:pPr>
+      <w:r>
+        <w:rPr>
+          <w:sz w:val="22"/>
+          <w:szCs w:val="22"/>
+        </w:rPr>
+        <w:t>Bonnet Collapse</w:t>
+      </w:r>
+    </w:p>
+    <w:p>
+      <w:pPr>
+        <w:spacing w:after="0" w:line="240" w:lineRule="auto"/>
+        <w:rPr>
+          <w:sz w:val="22"/>
+          <w:szCs w:val="22"/>
+        </w:rPr>
+      </w:pPr>
+      <w:r>
+        <w:rPr>
+          <w:sz w:val="22"/>
+          <w:szCs w:val="22"/>
+        </w:rPr>
+        <w:t>Front-End Intrusion</w:t>
+      </w:r>
+    </w:p>
+    <w:p>
+      <w:pPr>
+        <w:spacing w:after="0" w:line="240" w:lineRule="auto"/>
+        <w:rPr>
+          <w:sz w:val="22"/>
+          <w:szCs w:val="22"/>
+        </w:rPr>
+      </w:pPr>
+      <w:r>
+        <w:rPr>
+          <w:sz w:val="22"/>
+          <w:szCs w:val="22"/>
+        </w:rPr>
+        <w:t>Impact Deformation</w:t>
+      </w:r>
+    </w:p>
+    <w:p>
+      <w:pPr>
+        <w:spacing w:after="0" w:line="240" w:lineRule="auto"/>
+        <w:rPr>
+          <w:sz w:val="22"/>
+          <w:szCs w:val="22"/>
+        </w:rPr>
+      </w:pPr>
+      <w:r>
+        <w:rPr>
+          <w:sz w:val="22"/>
+          <w:szCs w:val="22"/>
+        </w:rPr>
+        <w:t>Vector search understands semantic similarity.</w:t>
+      </w:r>
+    </w:p>
+    <w:p>
+      <w:pPr>
+        <w:spacing w:after="0" w:line="240" w:lineRule="auto"/>
+        <w:rPr>
+          <w:sz w:val="22"/>
+          <w:szCs w:val="22"/>
+        </w:rPr>
+      </w:pPr>
+      <w:r>
+        <w:rPr>
+          <w:sz w:val="22"/>
+          <w:szCs w:val="22"/>
+        </w:rPr>
+        <w:pict w14:anchorId="6EFF0354">
+          <v:rect id="_x0000_i3746" style="width:0;height:1.5pt" o:hralign="center" o:hrstd="t" o:hr="t" fillcolor="#a0a0a0" stroked="f"/>
+        </w:pict>
+      </w:r>
+    </w:p>
+    <w:p>
+      <w:pPr>
+        <w:spacing w:after="0" w:line="240" w:lineRule="auto"/>
+        <w:rPr>
+          <w:b/>
+          <w:bCs/>
+          <w:sz w:val="22"/>
+          <w:szCs w:val="22"/>
+        </w:rPr>
+      </w:pPr>
+      <w:r>
+        <w:rPr>
+          <w:b/>
+          <w:bCs/>
+          <w:sz w:val="22"/>
+          <w:szCs w:val="22"/>
+        </w:rPr>
+        <w:t>Why Not Use Only SQL?</w:t>
+      </w:r>
+    </w:p>
+    <w:p>
+      <w:pPr>
+        <w:spacing w:after="0" w:line="240" w:lineRule="auto"/>
+        <w:rPr>
+          <w:sz w:val="22"/>
+          <w:szCs w:val="22"/>
+        </w:rPr>
+      </w:pPr>
+      <w:r>
+        <w:rPr>
+          <w:sz w:val="22"/>
+          <w:szCs w:val="22"/>
+        </w:rPr>
+        <w:t>SQL cannot answer:</w:t>
+      </w:r>
+    </w:p>
+    <w:p>
+      <w:pPr>
+        <w:spacing w:after="0" w:line="240" w:lineRule="auto"/>
+        <w:rPr>
+          <w:sz w:val="22"/>
+          <w:szCs w:val="22"/>
+        </w:rPr>
+      </w:pPr>
+      <w:r>
+        <w:rPr>
+          <w:sz w:val="22"/>
+          <w:szCs w:val="22"/>
+        </w:rPr>
+        <w:t>Show conceptually similar failure cases.</w:t>
+      </w:r>
+    </w:p>
+    <w:p>
+      <w:pPr>
+        <w:spacing w:after="0" w:line="240" w:lineRule="auto"/>
+        <w:rPr>
+          <w:sz w:val="22"/>
+          <w:szCs w:val="22"/>
+        </w:rPr>
+      </w:pPr>
+      <w:r>
+        <w:rPr>
+          <w:sz w:val="22"/>
+          <w:szCs w:val="22"/>
+        </w:rPr>
+        <w:t>It only supports exact matching.</w:t>
+      </w:r>
+    </w:p>
+    <w:p>
+      <w:pPr>
+        <w:spacing w:after="0" w:line="240" w:lineRule="auto"/>
+        <w:rPr>
+          <w:sz w:val="22"/>
+          <w:szCs w:val="22"/>
+        </w:rPr>
+      </w:pPr>
+      <w:r>
+        <w:rPr>
+          <w:sz w:val="22"/>
+          <w:szCs w:val="22"/>
+        </w:rPr>
+        <w:pict w14:anchorId="482FA63A">
+          <v:rect id="_x0000_i3747" style="width:0;height:1.5pt" o:hralign="center" o:hrstd="t" o:hr="t" fillcolor="#a0a0a0" stroked="f"/>
+        </w:pict>
+      </w:r>
+    </w:p>
+    <w:p>
+      <w:pPr>
+        <w:spacing w:after="0" w:line="240" w:lineRule="auto"/>
+        <w:rPr>
+          <w:b/>
+          <w:bCs/>
+          <w:sz w:val="22"/>
+          <w:szCs w:val="22"/>
+        </w:rPr>
+      </w:pPr>
+      <w:r>
+        <w:rPr>
+          <w:b/>
+          <w:bCs/>
+          <w:sz w:val="22"/>
+          <w:szCs w:val="22"/>
+        </w:rPr>
+        <w:t>Why Not Use Only Semantic Search?</w:t>
+      </w:r>
+    </w:p>
+    <w:p>
+      <w:pPr>
+        <w:spacing w:after="0" w:line="240" w:lineRule="auto"/>
+        <w:rPr>
+          <w:sz w:val="22"/>
+          <w:szCs w:val="22"/>
+        </w:rPr>
+      </w:pPr>
+      <w:r>
+        <w:rPr>
+          <w:sz w:val="22"/>
+          <w:szCs w:val="22"/>
+        </w:rPr>
+        <w:t>If engineers search:</w:t>
+      </w:r>
+    </w:p>
+    <w:p>
+      <w:pPr>
+        <w:spacing w:after="0" w:line="240" w:lineRule="auto"/>
+        <w:rPr>
+          <w:sz w:val="22"/>
+          <w:szCs w:val="22"/>
+        </w:rPr>
+      </w:pPr>
+      <w:r>
+        <w:rPr>
+          <w:sz w:val="22"/>
+          <w:szCs w:val="22"/>
+        </w:rPr>
+        <w:t>Document ID: CAE-2025-00451</w:t>
+      </w:r>
+    </w:p>
+    <w:p>
+      <w:pPr>
+        <w:spacing w:after="0" w:line="240" w:lineRule="auto"/>
+        <w:rPr>
+          <w:sz w:val="22"/>
+          <w:szCs w:val="22"/>
+        </w:rPr>
+      </w:pPr>
+      <w:r>
+        <w:rPr>
+          <w:sz w:val="22"/>
+          <w:szCs w:val="22"/>
+        </w:rPr>
+        <w:t>Keyword search is better.</w:t>
+      </w:r>
+    </w:p>
+    <w:p>
+      <w:pPr>
+        <w:spacing w:after="0" w:line="240" w:lineRule="auto"/>
+        <w:rPr>
+          <w:sz w:val="22"/>
+          <w:szCs w:val="22"/>
+        </w:rPr>
+      </w:pPr>
+      <w:r>
+        <w:rPr>
+          <w:sz w:val="22"/>
+          <w:szCs w:val="22"/>
+        </w:rPr>
+        <w:t>Therefore:</w:t>
+      </w:r>
+    </w:p>
+    <w:p>
+      <w:pPr>
+        <w:spacing w:after="0" w:line="240" w:lineRule="auto"/>
+        <w:rPr>
+          <w:sz w:val="22"/>
+          <w:szCs w:val="22"/>
+        </w:rPr>
+      </w:pPr>
+      <w:r>
+        <w:rPr>
+          <w:sz w:val="22"/>
+          <w:szCs w:val="22"/>
+        </w:rPr>
+        <w:t>Hybrid Search = Keyword Search + Vector Search</w:t>
+      </w:r>
+    </w:p>
+    <w:p>
+      <w:pPr>
+        <w:spacing w:after="0" w:line="240" w:lineRule="auto"/>
+        <w:rPr>
+          <w:sz w:val="22"/>
+          <w:szCs w:val="22"/>
+        </w:rPr>
+      </w:pPr>
+      <w:r>
+        <w:rPr>
+          <w:sz w:val="22"/>
+          <w:szCs w:val="22"/>
+        </w:rPr>
+        <w:pict w14:anchorId="6708CA85">
+          <v:rect id="_x0000_i3748" style="width:0;height:1.5pt" o:hralign="center" o:hrstd="t" o:hr="t" fillcolor="#a0a0a0" stroked="f"/>
+        </w:pict>
+      </w:r>
+    </w:p>
+    <w:p>
+      <w:pPr>
+        <w:spacing w:after="0" w:line="240" w:lineRule="auto"/>
+        <w:rPr>
+          <w:b/>
+          <w:bCs/>
+          <w:sz w:val="22"/>
+          <w:szCs w:val="22"/>
+        </w:rPr>
+      </w:pPr>
+      <w:r>
+        <w:rPr>
+          <w:b/>
+          <w:bCs/>
+          <w:sz w:val="22"/>
+          <w:szCs w:val="22"/>
+        </w:rPr>
+        <w:t>Final Architecture Choice</w:t>
+      </w:r>
+    </w:p>
+    <w:p>
+      <w:pPr>
+        <w:spacing w:after="0" w:line="240" w:lineRule="auto"/>
+        <w:rPr>
+          <w:sz w:val="22"/>
+          <w:szCs w:val="22"/>
+        </w:rPr>
+      </w:pPr>
+      <w:r>
+        <w:rPr>
+          <w:sz w:val="22"/>
+          <w:szCs w:val="22"/>
+        </w:rPr>
+        <w:t>Engineering Documents → Chunking → Embeddings → Vector Database → Hybrid Search → RAG → LLM → Engineering Copilot</w:t>
+      </w:r>
+    </w:p>
+    <w:p>
+      <w:pPr>
+        <w:spacing w:after="0" w:line="240" w:lineRule="auto"/>
+        <w:rPr>
+          <w:b/>
+          <w:bCs/>
+          <w:sz w:val="22"/>
+          <w:szCs w:val="22"/>
+        </w:rPr>
+      </w:pPr>
+      <w:r>
+        <w:rPr>
+          <w:b/>
+          <w:bCs/>
+          <w:sz w:val="22"/>
+          <w:szCs w:val="22"/>
+        </w:rPr>
+        <w:t>Why This Architecture?</w:t>
+      </w:r>
+    </w:p>
+    <w:p>
+      <w:pPr>
+        <w:spacing w:after="0" w:line="240" w:lineRule="auto"/>
+        <w:rPr>
+          <w:sz w:val="22"/>
+          <w:szCs w:val="22"/>
+        </w:rPr>
+      </w:pPr>
+      <w:r>
+        <w:rPr>
+          <w:sz w:val="22"/>
+          <w:szCs w:val="22"/>
+        </w:rPr>
+        <w:t>Higher Accuracy</w:t>
+      </w:r>
+    </w:p>
+    <w:p>
+      <w:pPr>
+        <w:spacing w:after="0" w:line="240" w:lineRule="auto"/>
+        <w:rPr>
+          <w:sz w:val="22"/>
+          <w:szCs w:val="22"/>
+        </w:rPr>
+      </w:pPr>
+      <w:r>
+        <w:rPr>
+          <w:sz w:val="22"/>
+          <w:szCs w:val="22"/>
+        </w:rPr>
+        <w:t>Lower LLM Cost</w:t>
+      </w:r>
+    </w:p>
+    <w:p>
+      <w:pPr>
+        <w:spacing w:after="0" w:line="240" w:lineRule="auto"/>
+        <w:rPr>
+          <w:sz w:val="22"/>
+          <w:szCs w:val="22"/>
+        </w:rPr>
+      </w:pPr>
+      <w:r>
+        <w:rPr>
+          <w:sz w:val="22"/>
+          <w:szCs w:val="22"/>
+        </w:rPr>
+        <w:t>Scalable to Millions of Documents</w:t>
+      </w:r>
+    </w:p>
+    <w:p>
+      <w:pPr>
+        <w:spacing w:after="0" w:line="240" w:lineRule="auto"/>
+        <w:rPr>
+          <w:sz w:val="22"/>
+          <w:szCs w:val="22"/>
+        </w:rPr>
+      </w:pPr>
+      <w:r>
+        <w:rPr>
+          <w:sz w:val="22"/>
+          <w:szCs w:val="22"/>
+        </w:rPr>
+        <w:t>Fast Retrieval</w:t>
+      </w:r>
+    </w:p>
+    <w:p>
+      <w:pPr>
+        <w:spacing w:after="0" w:line="240" w:lineRule="auto"/>
+        <w:rPr>
+          <w:sz w:val="22"/>
+          <w:szCs w:val="22"/>
+        </w:rPr>
+      </w:pPr>
+      <w:r>
+        <w:rPr>
+          <w:sz w:val="22"/>
+          <w:szCs w:val="22"/>
+        </w:rPr>
+        <w:t>Enterprise Security</w:t>
+      </w:r>
+    </w:p>
+    <w:p>
+      <w:pPr>
+        <w:spacing w:after="0" w:line="240" w:lineRule="auto"/>
+        <w:rPr>
+          <w:sz w:val="22"/>
+          <w:szCs w:val="22"/>
+        </w:rPr>
+      </w:pPr>
+      <w:r>
+        <w:rPr>
+          <w:sz w:val="22"/>
+          <w:szCs w:val="22"/>
+        </w:rPr>
+        <w:t>Better User Experience</w:t>
+      </w:r>
+    </w:p>
+    <w:p>
+      <w:pPr>
+        <w:spacing w:after="0" w:line="240" w:lineRule="auto"/>
+        <w:rPr>
+          <w:sz w:val="22"/>
+          <w:szCs w:val="22"/>
+        </w:rPr>
+      </w:pPr>
+      <w:r>
+        <w:rPr>
+          <w:sz w:val="22"/>
+          <w:szCs w:val="22"/>
+        </w:rPr>
+        <w:t>This is the architecture used by most enterprise GenAI applications today.</w:t>
       </w:r>
     </w:p>
     <w:p>

--- a/day_1/Topic 1.docx
+++ b/day_1/Topic 1.docx
@@ -30167,15 +30167,6 @@
           <w:szCs w:val="22"/>
         </w:rPr>
       </w:pPr>
-    </w:p>
-    <w:p>
-      <w:pPr>
-        <w:spacing w:after="0" w:line="240" w:lineRule="auto"/>
-        <w:rPr>
-          <w:sz w:val="22"/>
-          <w:szCs w:val="22"/>
-        </w:rPr>
-      </w:pPr>
       <w:r>
         <w:rPr>
           <w:sz w:val="22"/>
@@ -30204,15 +30195,6 @@
         </w:rPr>
         <w:t>collapse</w:t>
       </w:r>
-    </w:p>
-    <w:p>
-      <w:pPr>
-        <w:spacing w:after="0" w:line="240" w:lineRule="auto"/>
-        <w:rPr>
-          <w:sz w:val="22"/>
-          <w:szCs w:val="22"/>
-        </w:rPr>
-      </w:pPr>
     </w:p>
     <w:p>
       <w:pPr>
@@ -30320,15 +30302,13 @@
         </w:rPr>
         <w:t>Most enterprises use:</w:t>
       </w:r>
-    </w:p>
-    <w:p>
-      <w:pPr>
-        <w:spacing w:after="0" w:line="240" w:lineRule="auto"/>
-        <w:rPr>
-          <w:sz w:val="22"/>
-          <w:szCs w:val="22"/>
-        </w:rPr>
-      </w:pPr>
+      <w:r>
+        <w:rPr>
+          <w:sz w:val="22"/>
+          <w:szCs w:val="22"/>
+        </w:rPr>
+        <w:t xml:space="preserve"> </w:t>
+      </w:r>
       <w:r>
         <w:rPr>
           <w:sz w:val="22"/>
@@ -30364,15 +30344,13 @@
         </w:rPr>
         <w:t>Semantic Search</w:t>
       </w:r>
-    </w:p>
-    <w:p>
-      <w:pPr>
-        <w:spacing w:after="0" w:line="240" w:lineRule="auto"/>
-        <w:rPr>
-          <w:sz w:val="22"/>
-          <w:szCs w:val="22"/>
-        </w:rPr>
-      </w:pPr>
+      <w:r>
+        <w:rPr>
+          <w:sz w:val="22"/>
+          <w:szCs w:val="22"/>
+        </w:rPr>
+        <w:t xml:space="preserve"> </w:t>
+      </w:r>
       <w:r>
         <w:rPr>
           <w:sz w:val="22"/>
@@ -30466,95 +30444,95 @@
           <w:sz w:val="22"/>
           <w:szCs w:val="22"/>
         </w:rPr>
+        <w:t>Semantic search is excellent for:</w:t>
+      </w:r>
+      <w:r>
+        <w:rPr>
+          <w:sz w:val="22"/>
+          <w:szCs w:val="22"/>
+        </w:rPr>
+        <w:t xml:space="preserve"> </w:t>
+      </w:r>
+      <w:r>
+        <w:rPr>
+          <w:sz w:val="22"/>
+          <w:szCs w:val="22"/>
+        </w:rPr>
+        <w:t>Meaning</w:t>
+      </w:r>
+      <w:r>
+        <w:rPr>
+          <w:sz w:val="22"/>
+          <w:szCs w:val="22"/>
+        </w:rPr>
+        <w:t xml:space="preserve">, </w:t>
+      </w:r>
+      <w:r>
+        <w:rPr>
+          <w:sz w:val="22"/>
+          <w:szCs w:val="22"/>
+        </w:rPr>
+        <w:t>Intent</w:t>
+      </w:r>
+      <w:r>
+        <w:rPr>
+          <w:sz w:val="22"/>
+          <w:szCs w:val="22"/>
+        </w:rPr>
+        <w:t xml:space="preserve">, </w:t>
+      </w:r>
+      <w:r>
+        <w:rPr>
+          <w:sz w:val="22"/>
+          <w:szCs w:val="22"/>
+        </w:rPr>
+        <w:t>Knowledge Discovery</w:t>
+      </w:r>
+    </w:p>
+    <w:p>
+      <w:pPr>
+        <w:spacing w:after="0" w:line="240" w:lineRule="auto"/>
+        <w:rPr>
+          <w:sz w:val="22"/>
+          <w:szCs w:val="22"/>
+        </w:rPr>
+      </w:pPr>
+      <w:r>
+        <w:rPr>
+          <w:sz w:val="22"/>
+          <w:szCs w:val="22"/>
+        </w:rPr>
+        <w:t>Combine both:</w:t>
+      </w:r>
+      <w:r>
+        <w:rPr>
+          <w:sz w:val="22"/>
+          <w:szCs w:val="22"/>
+        </w:rPr>
+        <w:t xml:space="preserve"> </w:t>
+      </w:r>
+      <w:r>
+        <w:rPr>
+          <w:sz w:val="22"/>
+          <w:szCs w:val="22"/>
+        </w:rPr>
+        <w:t>Hybrid Search</w:t>
+      </w:r>
+    </w:p>
+    <w:p>
+      <w:pPr>
+        <w:spacing w:after="0" w:line="240" w:lineRule="auto"/>
+        <w:rPr>
+          <w:sz w:val="22"/>
+          <w:szCs w:val="22"/>
+        </w:rPr>
+      </w:pPr>
+      <w:r>
+        <w:rPr>
+          <w:sz w:val="22"/>
+          <w:szCs w:val="22"/>
+        </w:rPr>
         <w:lastRenderedPageBreak/>
-        <w:t>Semantic search is excellent for:</w:t>
-      </w:r>
-      <w:r>
-        <w:rPr>
-          <w:sz w:val="22"/>
-          <w:szCs w:val="22"/>
-        </w:rPr>
-        <w:t xml:space="preserve"> </w:t>
-      </w:r>
-      <w:r>
-        <w:rPr>
-          <w:sz w:val="22"/>
-          <w:szCs w:val="22"/>
-        </w:rPr>
-        <w:t>Meaning</w:t>
-      </w:r>
-      <w:r>
-        <w:rPr>
-          <w:sz w:val="22"/>
-          <w:szCs w:val="22"/>
-        </w:rPr>
-        <w:t xml:space="preserve">, </w:t>
-      </w:r>
-      <w:r>
-        <w:rPr>
-          <w:sz w:val="22"/>
-          <w:szCs w:val="22"/>
-        </w:rPr>
-        <w:t>Intent</w:t>
-      </w:r>
-      <w:r>
-        <w:rPr>
-          <w:sz w:val="22"/>
-          <w:szCs w:val="22"/>
-        </w:rPr>
-        <w:t xml:space="preserve">, </w:t>
-      </w:r>
-      <w:r>
-        <w:rPr>
-          <w:sz w:val="22"/>
-          <w:szCs w:val="22"/>
-        </w:rPr>
-        <w:t>Knowledge Discovery</w:t>
-      </w:r>
-    </w:p>
-    <w:p>
-      <w:pPr>
-        <w:spacing w:after="0" w:line="240" w:lineRule="auto"/>
-        <w:rPr>
-          <w:sz w:val="22"/>
-          <w:szCs w:val="22"/>
-        </w:rPr>
-      </w:pPr>
-      <w:r>
-        <w:rPr>
-          <w:sz w:val="22"/>
-          <w:szCs w:val="22"/>
-        </w:rPr>
-        <w:t>Combine both:</w:t>
-      </w:r>
-      <w:r>
-        <w:rPr>
-          <w:sz w:val="22"/>
-          <w:szCs w:val="22"/>
-        </w:rPr>
-        <w:t xml:space="preserve"> </w:t>
-      </w:r>
-      <w:r>
-        <w:rPr>
-          <w:sz w:val="22"/>
-          <w:szCs w:val="22"/>
-        </w:rPr>
-        <w:t>Hybrid Search</w:t>
-      </w:r>
-    </w:p>
-    <w:p>
-      <w:pPr>
-        <w:spacing w:after="0" w:line="240" w:lineRule="auto"/>
-        <w:rPr>
-          <w:sz w:val="22"/>
-          <w:szCs w:val="22"/>
-        </w:rPr>
-      </w:pPr>
-      <w:r>
-        <w:rPr>
-          <w:sz w:val="22"/>
-          <w:szCs w:val="22"/>
-        </w:rPr>
         <w:pict w14:anchorId="5B74A922">
           <v:rect id="_x0000_i3313" style="width:0;height:1.5pt" o:hralign="center" o:hrstd="t" o:hr="t" fillcolor="#a0a0a0" stroked="f"/>
         </w:pict>
@@ -30949,33 +30927,15 @@
           <w:sz w:val="22"/>
           <w:szCs w:val="22"/>
         </w:rPr>
-        <w:t>Crash Reports</w:t>
-      </w:r>
-    </w:p>
-    <w:p>
-      <w:pPr>
-        <w:spacing w:after="0" w:line="240" w:lineRule="auto"/>
-        <w:rPr>
-          <w:sz w:val="22"/>
-          <w:szCs w:val="22"/>
-        </w:rPr>
-      </w:pPr>
-      <w:r>
-        <w:rPr>
-          <w:sz w:val="22"/>
-          <w:szCs w:val="22"/>
-        </w:rPr>
-        <w:t>CAE Simulations</w:t>
-      </w:r>
-    </w:p>
-    <w:p>
-      <w:pPr>
-        <w:spacing w:after="0" w:line="240" w:lineRule="auto"/>
-        <w:rPr>
-          <w:sz w:val="22"/>
-          <w:szCs w:val="22"/>
-        </w:rPr>
-      </w:pPr>
+        <w:t>Reports</w:t>
+      </w:r>
+      <w:r>
+        <w:rPr>
+          <w:sz w:val="22"/>
+          <w:szCs w:val="22"/>
+        </w:rPr>
+        <w:t xml:space="preserve">, </w:t>
+      </w:r>
       <w:r>
         <w:rPr>
           <w:sz w:val="22"/>
@@ -30983,15 +30943,13 @@
         </w:rPr>
         <w:t>Design Standards</w:t>
       </w:r>
-    </w:p>
-    <w:p>
-      <w:pPr>
-        <w:spacing w:after="0" w:line="240" w:lineRule="auto"/>
-        <w:rPr>
-          <w:sz w:val="22"/>
-          <w:szCs w:val="22"/>
-        </w:rPr>
-      </w:pPr>
+      <w:r>
+        <w:rPr>
+          <w:sz w:val="22"/>
+          <w:szCs w:val="22"/>
+        </w:rPr>
+        <w:t xml:space="preserve">, </w:t>
+      </w:r>
       <w:r>
         <w:rPr>
           <w:sz w:val="22"/>
@@ -31845,15 +31803,13 @@
         </w:rPr>
         <w:t>Embedding Generation</w:t>
       </w:r>
-    </w:p>
-    <w:p>
-      <w:pPr>
-        <w:spacing w:after="0" w:line="240" w:lineRule="auto"/>
-        <w:rPr>
-          <w:sz w:val="22"/>
-          <w:szCs w:val="22"/>
-        </w:rPr>
-      </w:pPr>
+      <w:r>
+        <w:rPr>
+          <w:sz w:val="22"/>
+          <w:szCs w:val="22"/>
+        </w:rPr>
+        <w:t xml:space="preserve">, </w:t>
+      </w:r>
       <w:r>
         <w:rPr>
           <w:sz w:val="22"/>
@@ -31861,15 +31817,13 @@
         </w:rPr>
         <w:t>Vector Storage</w:t>
       </w:r>
-    </w:p>
-    <w:p>
-      <w:pPr>
-        <w:spacing w:after="0" w:line="240" w:lineRule="auto"/>
-        <w:rPr>
-          <w:sz w:val="22"/>
-          <w:szCs w:val="22"/>
-        </w:rPr>
-      </w:pPr>
+      <w:r>
+        <w:rPr>
+          <w:sz w:val="22"/>
+          <w:szCs w:val="22"/>
+        </w:rPr>
+        <w:t xml:space="preserve">, </w:t>
+      </w:r>
       <w:r>
         <w:rPr>
           <w:sz w:val="22"/>
@@ -32551,15 +32505,13 @@
         </w:rPr>
         <w:t>Proprietary Designs</w:t>
       </w:r>
-    </w:p>
-    <w:p>
-      <w:pPr>
-        <w:spacing w:after="0" w:line="240" w:lineRule="auto"/>
-        <w:rPr>
-          <w:sz w:val="22"/>
-          <w:szCs w:val="22"/>
-        </w:rPr>
-      </w:pPr>
+      <w:r>
+        <w:rPr>
+          <w:sz w:val="22"/>
+          <w:szCs w:val="22"/>
+        </w:rPr>
+        <w:t xml:space="preserve">, </w:t>
+      </w:r>
       <w:r>
         <w:rPr>
           <w:sz w:val="22"/>
@@ -32567,15 +32519,13 @@
         </w:rPr>
         <w:t>CAE Data</w:t>
       </w:r>
-    </w:p>
-    <w:p>
-      <w:pPr>
-        <w:spacing w:after="0" w:line="240" w:lineRule="auto"/>
-        <w:rPr>
-          <w:sz w:val="22"/>
-          <w:szCs w:val="22"/>
-        </w:rPr>
-      </w:pPr>
+      <w:r>
+        <w:rPr>
+          <w:sz w:val="22"/>
+          <w:szCs w:val="22"/>
+        </w:rPr>
+        <w:t xml:space="preserve">, </w:t>
+      </w:r>
       <w:r>
         <w:rPr>
           <w:sz w:val="22"/>
@@ -32622,15 +32572,13 @@
         </w:rPr>
         <w:t>RBAC</w:t>
       </w:r>
-    </w:p>
-    <w:p>
-      <w:pPr>
-        <w:spacing w:after="0" w:line="240" w:lineRule="auto"/>
-        <w:rPr>
-          <w:sz w:val="22"/>
-          <w:szCs w:val="22"/>
-        </w:rPr>
-      </w:pPr>
+      <w:r>
+        <w:rPr>
+          <w:sz w:val="22"/>
+          <w:szCs w:val="22"/>
+        </w:rPr>
+        <w:t xml:space="preserve">, </w:t>
+      </w:r>
       <w:r>
         <w:rPr>
           <w:sz w:val="22"/>
@@ -32638,15 +32586,13 @@
         </w:rPr>
         <w:t>Document-Level Security</w:t>
       </w:r>
-    </w:p>
-    <w:p>
-      <w:pPr>
-        <w:spacing w:after="0" w:line="240" w:lineRule="auto"/>
-        <w:rPr>
-          <w:sz w:val="22"/>
-          <w:szCs w:val="22"/>
-        </w:rPr>
-      </w:pPr>
+      <w:r>
+        <w:rPr>
+          <w:sz w:val="22"/>
+          <w:szCs w:val="22"/>
+        </w:rPr>
+        <w:t xml:space="preserve">, </w:t>
+      </w:r>
       <w:r>
         <w:rPr>
           <w:sz w:val="22"/>
@@ -33015,7 +32961,6 @@
           <w:sz w:val="22"/>
           <w:szCs w:val="22"/>
         </w:rPr>
-        <w:lastRenderedPageBreak/>
         <w:t>Vector Pollution</w:t>
       </w:r>
     </w:p>
@@ -33149,15 +33094,6 @@
           <w:szCs w:val="22"/>
         </w:rPr>
       </w:pPr>
-    </w:p>
-    <w:p>
-      <w:pPr>
-        <w:spacing w:after="0" w:line="240" w:lineRule="auto"/>
-        <w:rPr>
-          <w:sz w:val="22"/>
-          <w:szCs w:val="22"/>
-        </w:rPr>
-      </w:pPr>
       <w:r>
         <w:rPr>
           <w:sz w:val="22"/>
@@ -33174,15 +33110,6 @@
           <w:szCs w:val="22"/>
         </w:rPr>
       </w:pPr>
-    </w:p>
-    <w:p>
-      <w:pPr>
-        <w:spacing w:after="0" w:line="240" w:lineRule="auto"/>
-        <w:rPr>
-          <w:sz w:val="22"/>
-          <w:szCs w:val="22"/>
-        </w:rPr>
-      </w:pPr>
       <w:r>
         <w:rPr>
           <w:sz w:val="22"/>
@@ -33199,20 +33126,12 @@
           <w:szCs w:val="22"/>
         </w:rPr>
       </w:pPr>
-    </w:p>
-    <w:p>
-      <w:pPr>
-        <w:spacing w:after="0" w:line="240" w:lineRule="auto"/>
-        <w:rPr>
-          <w:sz w:val="22"/>
-          <w:szCs w:val="22"/>
-        </w:rPr>
-      </w:pPr>
-      <w:r>
-        <w:rPr>
-          <w:sz w:val="22"/>
-          <w:szCs w:val="22"/>
-        </w:rPr>
+      <w:r>
+        <w:rPr>
+          <w:sz w:val="22"/>
+          <w:szCs w:val="22"/>
+        </w:rPr>
+        <w:lastRenderedPageBreak/>
         <w:t>Exact keyword matching is insufficient.</w:t>
       </w:r>
     </w:p>
@@ -33247,15 +33166,13 @@
         </w:rPr>
         <w:t>Engineering Copilot</w:t>
       </w:r>
-    </w:p>
-    <w:p>
-      <w:pPr>
-        <w:spacing w:after="0" w:line="240" w:lineRule="auto"/>
-        <w:rPr>
-          <w:sz w:val="22"/>
-          <w:szCs w:val="22"/>
-        </w:rPr>
-      </w:pPr>
+      <w:r>
+        <w:rPr>
+          <w:sz w:val="22"/>
+          <w:szCs w:val="22"/>
+        </w:rPr>
+        <w:t xml:space="preserve">, </w:t>
+      </w:r>
       <w:r>
         <w:rPr>
           <w:sz w:val="22"/>
@@ -33279,15 +33196,13 @@
         </w:rPr>
         <w:t>Lessons Learned Systems</w:t>
       </w:r>
-    </w:p>
-    <w:p>
-      <w:pPr>
-        <w:spacing w:after="0" w:line="240" w:lineRule="auto"/>
-        <w:rPr>
-          <w:sz w:val="22"/>
-          <w:szCs w:val="22"/>
-        </w:rPr>
-      </w:pPr>
+      <w:r>
+        <w:rPr>
+          <w:sz w:val="22"/>
+          <w:szCs w:val="22"/>
+        </w:rPr>
+        <w:t xml:space="preserve">, </w:t>
+      </w:r>
       <w:r>
         <w:rPr>
           <w:sz w:val="22"/>
@@ -33374,15 +33289,6 @@
           <w:szCs w:val="22"/>
         </w:rPr>
       </w:pPr>
-    </w:p>
-    <w:p>
-      <w:pPr>
-        <w:spacing w:after="0" w:line="240" w:lineRule="auto"/>
-        <w:rPr>
-          <w:sz w:val="22"/>
-          <w:szCs w:val="22"/>
-        </w:rPr>
-      </w:pPr>
       <w:r>
         <w:rPr>
           <w:sz w:val="22"/>
@@ -33399,15 +33305,6 @@
           <w:szCs w:val="22"/>
         </w:rPr>
       </w:pPr>
-    </w:p>
-    <w:p>
-      <w:pPr>
-        <w:spacing w:after="0" w:line="240" w:lineRule="auto"/>
-        <w:rPr>
-          <w:sz w:val="22"/>
-          <w:szCs w:val="22"/>
-        </w:rPr>
-      </w:pPr>
       <w:r>
         <w:rPr>
           <w:sz w:val="22"/>
@@ -33415,15 +33312,6 @@
         </w:rPr>
         <w:t>Invoice numbers</w:t>
       </w:r>
-    </w:p>
-    <w:p>
-      <w:pPr>
-        <w:spacing w:after="0" w:line="240" w:lineRule="auto"/>
-        <w:rPr>
-          <w:sz w:val="22"/>
-          <w:szCs w:val="22"/>
-        </w:rPr>
-      </w:pPr>
     </w:p>
     <w:p>
       <w:pPr>
@@ -34020,15 +33908,13 @@
         </w:rPr>
         <w:t>Poor chunking</w:t>
       </w:r>
-    </w:p>
-    <w:p>
-      <w:pPr>
-        <w:spacing w:after="0" w:line="240" w:lineRule="auto"/>
-        <w:rPr>
-          <w:sz w:val="22"/>
-          <w:szCs w:val="22"/>
-        </w:rPr>
-      </w:pPr>
+      <w:r>
+        <w:rPr>
+          <w:sz w:val="22"/>
+          <w:szCs w:val="22"/>
+        </w:rPr>
+        <w:t xml:space="preserve">, </w:t>
+      </w:r>
       <w:r>
         <w:rPr>
           <w:sz w:val="22"/>
@@ -34036,15 +33922,13 @@
         </w:rPr>
         <w:t>Weak embeddings</w:t>
       </w:r>
-    </w:p>
-    <w:p>
-      <w:pPr>
-        <w:spacing w:after="0" w:line="240" w:lineRule="auto"/>
-        <w:rPr>
-          <w:sz w:val="22"/>
-          <w:szCs w:val="22"/>
-        </w:rPr>
-      </w:pPr>
+      <w:r>
+        <w:rPr>
+          <w:sz w:val="22"/>
+          <w:szCs w:val="22"/>
+        </w:rPr>
+        <w:t xml:space="preserve">, </w:t>
+      </w:r>
       <w:r>
         <w:rPr>
           <w:sz w:val="22"/>
@@ -34052,15 +33936,13 @@
         </w:rPr>
         <w:t>Bad retrieval</w:t>
       </w:r>
-    </w:p>
-    <w:p>
-      <w:pPr>
-        <w:spacing w:after="0" w:line="240" w:lineRule="auto"/>
-        <w:rPr>
-          <w:sz w:val="22"/>
-          <w:szCs w:val="22"/>
-        </w:rPr>
-      </w:pPr>
+      <w:r>
+        <w:rPr>
+          <w:sz w:val="22"/>
+          <w:szCs w:val="22"/>
+        </w:rPr>
+        <w:t xml:space="preserve">, </w:t>
+      </w:r>
       <w:r>
         <w:rPr>
           <w:sz w:val="22"/>
@@ -34068,15 +33950,13 @@
         </w:rPr>
         <w:t>Outdated indexes</w:t>
       </w:r>
-    </w:p>
-    <w:p>
-      <w:pPr>
-        <w:spacing w:after="0" w:line="240" w:lineRule="auto"/>
-        <w:rPr>
-          <w:sz w:val="22"/>
-          <w:szCs w:val="22"/>
-        </w:rPr>
-      </w:pPr>
+      <w:r>
+        <w:rPr>
+          <w:sz w:val="22"/>
+          <w:szCs w:val="22"/>
+        </w:rPr>
+        <w:t xml:space="preserve">, </w:t>
+      </w:r>
       <w:r>
         <w:rPr>
           <w:sz w:val="22"/>
@@ -34174,15 +34054,13 @@
         </w:rPr>
         <w:t>200,000 CAE Reports</w:t>
       </w:r>
-    </w:p>
-    <w:p>
-      <w:pPr>
-        <w:spacing w:after="0" w:line="240" w:lineRule="auto"/>
-        <w:rPr>
-          <w:sz w:val="22"/>
-          <w:szCs w:val="22"/>
-        </w:rPr>
-      </w:pPr>
+      <w:r>
+        <w:rPr>
+          <w:sz w:val="22"/>
+          <w:szCs w:val="22"/>
+        </w:rPr>
+        <w:t xml:space="preserve">, </w:t>
+      </w:r>
       <w:r>
         <w:rPr>
           <w:sz w:val="22"/>
@@ -34190,37 +34068,19 @@
         </w:rPr>
         <w:t>Crash Studies</w:t>
       </w:r>
-    </w:p>
-    <w:p>
-      <w:pPr>
-        <w:spacing w:after="0" w:line="240" w:lineRule="auto"/>
-        <w:rPr>
-          <w:sz w:val="22"/>
-          <w:szCs w:val="22"/>
-        </w:rPr>
-      </w:pPr>
+      <w:r>
+        <w:rPr>
+          <w:sz w:val="22"/>
+          <w:szCs w:val="22"/>
+        </w:rPr>
+        <w:t xml:space="preserve">, </w:t>
+      </w:r>
       <w:r>
         <w:rPr>
           <w:sz w:val="22"/>
           <w:szCs w:val="22"/>
         </w:rPr>
         <w:t>Design Standards</w:t>
-      </w:r>
-    </w:p>
-    <w:p>
-      <w:pPr>
-        <w:spacing w:after="0" w:line="240" w:lineRule="auto"/>
-        <w:rPr>
-          <w:sz w:val="22"/>
-          <w:szCs w:val="22"/>
-        </w:rPr>
-      </w:pPr>
-      <w:r>
-        <w:rPr>
-          <w:sz w:val="22"/>
-          <w:szCs w:val="22"/>
-        </w:rPr>
-        <w:t>Failure Histories</w:t>
       </w:r>
     </w:p>
     <w:p>
@@ -34324,15 +34184,13 @@
         </w:rPr>
         <w:t>hood failure</w:t>
       </w:r>
-    </w:p>
-    <w:p>
-      <w:pPr>
-        <w:spacing w:after="0" w:line="240" w:lineRule="auto"/>
-        <w:rPr>
-          <w:sz w:val="22"/>
-          <w:szCs w:val="22"/>
-        </w:rPr>
-      </w:pPr>
+      <w:r>
+        <w:rPr>
+          <w:sz w:val="22"/>
+          <w:szCs w:val="22"/>
+        </w:rPr>
+        <w:t xml:space="preserve">, </w:t>
+      </w:r>
       <w:r>
         <w:rPr>
           <w:sz w:val="22"/>
@@ -34340,37 +34198,19 @@
         </w:rPr>
         <w:t>bonnet deformation</w:t>
       </w:r>
-    </w:p>
-    <w:p>
-      <w:pPr>
-        <w:spacing w:after="0" w:line="240" w:lineRule="auto"/>
-        <w:rPr>
-          <w:sz w:val="22"/>
-          <w:szCs w:val="22"/>
-        </w:rPr>
-      </w:pPr>
+      <w:r>
+        <w:rPr>
+          <w:sz w:val="22"/>
+          <w:szCs w:val="22"/>
+        </w:rPr>
+        <w:t xml:space="preserve">, </w:t>
+      </w:r>
       <w:r>
         <w:rPr>
           <w:sz w:val="22"/>
           <w:szCs w:val="22"/>
         </w:rPr>
         <w:t>front-end collapse</w:t>
-      </w:r>
-    </w:p>
-    <w:p>
-      <w:pPr>
-        <w:spacing w:after="0" w:line="240" w:lineRule="auto"/>
-        <w:rPr>
-          <w:sz w:val="22"/>
-          <w:szCs w:val="22"/>
-        </w:rPr>
-      </w:pPr>
-      <w:r>
-        <w:rPr>
-          <w:sz w:val="22"/>
-          <w:szCs w:val="22"/>
-        </w:rPr>
-        <w:t>impact intrusion</w:t>
       </w:r>
     </w:p>
     <w:p>
@@ -34919,7 +34759,6 @@
           <w:sz w:val="22"/>
           <w:szCs w:val="22"/>
         </w:rPr>
-        <w:lastRenderedPageBreak/>
         <w:t>What is a Vector Database?</w:t>
       </w:r>
     </w:p>
@@ -35316,6 +35155,7 @@
           <w:sz w:val="22"/>
           <w:szCs w:val="22"/>
         </w:rPr>
+        <w:lastRenderedPageBreak/>
         <w:pict w14:anchorId="569B390D">
           <v:rect id="_x0000_i3698" style="width:0;height:1.5pt" o:hralign="center" o:hrstd="t" o:hr="t" fillcolor="#a0a0a0" stroked="f"/>
         </w:pict>
@@ -35885,15 +35725,13 @@
         </w:rPr>
         <w:t>Example:</w:t>
       </w:r>
-    </w:p>
-    <w:p>
-      <w:pPr>
-        <w:spacing w:after="0" w:line="240" w:lineRule="auto"/>
-        <w:rPr>
-          <w:sz w:val="22"/>
-          <w:szCs w:val="22"/>
-        </w:rPr>
-      </w:pPr>
+      <w:r>
+        <w:rPr>
+          <w:sz w:val="22"/>
+          <w:szCs w:val="22"/>
+        </w:rPr>
+        <w:t xml:space="preserve"> </w:t>
+      </w:r>
       <w:r>
         <w:rPr>
           <w:sz w:val="22"/>
@@ -36955,7 +36793,6 @@
           <w:sz w:val="22"/>
           <w:szCs w:val="22"/>
         </w:rPr>
-        <w:lastRenderedPageBreak/>
         <w:t>Searching millions of vectors using brute force is expensive.</w:t>
       </w:r>
     </w:p>
@@ -37657,6 +37494,7 @@
           <w:sz w:val="22"/>
           <w:szCs w:val="22"/>
         </w:rPr>
+        <w:lastRenderedPageBreak/>
         <w:pict w14:anchorId="6FB816AF">
           <v:rect id="_x0000_i3717" style="width:0;height:1.5pt" o:hralign="center" o:hrstd="t" o:hr="t" fillcolor="#a0a0a0" stroked="f"/>
         </w:pict>
@@ -37888,8 +37726,6 @@
       <w:pPr>
         <w:spacing w:after="0" w:line="240" w:lineRule="auto"/>
         <w:rPr>
-          <w:b/>
-          <w:bCs/>
           <w:sz w:val="22"/>
           <w:szCs w:val="22"/>
         </w:rPr>
@@ -37903,15 +37739,15 @@
         </w:rPr>
         <w:t>Weaviate</w:t>
       </w:r>
-    </w:p>
-    <w:p>
-      <w:pPr>
-        <w:spacing w:after="0" w:line="240" w:lineRule="auto"/>
-        <w:rPr>
-          <w:sz w:val="22"/>
-          <w:szCs w:val="22"/>
-        </w:rPr>
-      </w:pPr>
+      <w:r>
+        <w:rPr>
+          <w:b/>
+          <w:bCs/>
+          <w:sz w:val="22"/>
+          <w:szCs w:val="22"/>
+        </w:rPr>
+        <w:t xml:space="preserve"> :</w:t>
+      </w:r>
       <w:r>
         <w:rPr>
           <w:sz w:val="22"/>
@@ -37970,8 +37806,6 @@
       <w:pPr>
         <w:spacing w:after="0" w:line="240" w:lineRule="auto"/>
         <w:rPr>
-          <w:b/>
-          <w:bCs/>
           <w:sz w:val="22"/>
           <w:szCs w:val="22"/>
         </w:rPr>
@@ -37985,15 +37819,15 @@
         </w:rPr>
         <w:t>Milvus</w:t>
       </w:r>
-    </w:p>
-    <w:p>
-      <w:pPr>
-        <w:spacing w:after="0" w:line="240" w:lineRule="auto"/>
-        <w:rPr>
-          <w:sz w:val="22"/>
-          <w:szCs w:val="22"/>
-        </w:rPr>
-      </w:pPr>
+      <w:r>
+        <w:rPr>
+          <w:b/>
+          <w:bCs/>
+          <w:sz w:val="22"/>
+          <w:szCs w:val="22"/>
+        </w:rPr>
+        <w:t xml:space="preserve">: </w:t>
+      </w:r>
       <w:r>
         <w:rPr>
           <w:sz w:val="22"/>
@@ -38052,8 +37886,6 @@
       <w:pPr>
         <w:spacing w:after="0" w:line="240" w:lineRule="auto"/>
         <w:rPr>
-          <w:b/>
-          <w:bCs/>
           <w:sz w:val="22"/>
           <w:szCs w:val="22"/>
         </w:rPr>
@@ -38067,15 +37899,15 @@
         </w:rPr>
         <w:t>Chroma</w:t>
       </w:r>
-    </w:p>
-    <w:p>
-      <w:pPr>
-        <w:spacing w:after="0" w:line="240" w:lineRule="auto"/>
-        <w:rPr>
-          <w:sz w:val="22"/>
-          <w:szCs w:val="22"/>
-        </w:rPr>
-      </w:pPr>
+      <w:r>
+        <w:rPr>
+          <w:b/>
+          <w:bCs/>
+          <w:sz w:val="22"/>
+          <w:szCs w:val="22"/>
+        </w:rPr>
+        <w:t xml:space="preserve">: </w:t>
+      </w:r>
       <w:r>
         <w:rPr>
           <w:sz w:val="22"/>
@@ -38891,15 +38723,13 @@
         </w:rPr>
         <w:t>Embedding Generation</w:t>
       </w:r>
-    </w:p>
-    <w:p>
-      <w:pPr>
-        <w:spacing w:after="0" w:line="240" w:lineRule="auto"/>
-        <w:rPr>
-          <w:sz w:val="22"/>
-          <w:szCs w:val="22"/>
-        </w:rPr>
-      </w:pPr>
+      <w:r>
+        <w:rPr>
+          <w:sz w:val="22"/>
+          <w:szCs w:val="22"/>
+        </w:rPr>
+        <w:t xml:space="preserve">, </w:t>
+      </w:r>
       <w:r>
         <w:rPr>
           <w:sz w:val="22"/>
@@ -38907,15 +38737,13 @@
         </w:rPr>
         <w:t>Storage</w:t>
       </w:r>
-    </w:p>
-    <w:p>
-      <w:pPr>
-        <w:spacing w:after="0" w:line="240" w:lineRule="auto"/>
-        <w:rPr>
-          <w:sz w:val="22"/>
-          <w:szCs w:val="22"/>
-        </w:rPr>
-      </w:pPr>
+      <w:r>
+        <w:rPr>
+          <w:sz w:val="22"/>
+          <w:szCs w:val="22"/>
+        </w:rPr>
+        <w:t xml:space="preserve">, </w:t>
+      </w:r>
       <w:r>
         <w:rPr>
           <w:sz w:val="22"/>
@@ -38923,15 +38751,13 @@
         </w:rPr>
         <w:t>Index Maintenance</w:t>
       </w:r>
-    </w:p>
-    <w:p>
-      <w:pPr>
-        <w:spacing w:after="0" w:line="240" w:lineRule="auto"/>
-        <w:rPr>
-          <w:sz w:val="22"/>
-          <w:szCs w:val="22"/>
-        </w:rPr>
-      </w:pPr>
+      <w:r>
+        <w:rPr>
+          <w:sz w:val="22"/>
+          <w:szCs w:val="22"/>
+        </w:rPr>
+        <w:t xml:space="preserve">, </w:t>
+      </w:r>
       <w:r>
         <w:rPr>
           <w:sz w:val="22"/>
@@ -38939,15 +38765,13 @@
         </w:rPr>
         <w:t>Replication</w:t>
       </w:r>
-    </w:p>
-    <w:p>
-      <w:pPr>
-        <w:spacing w:after="0" w:line="240" w:lineRule="auto"/>
-        <w:rPr>
-          <w:sz w:val="22"/>
-          <w:szCs w:val="22"/>
-        </w:rPr>
-      </w:pPr>
+      <w:r>
+        <w:rPr>
+          <w:sz w:val="22"/>
+          <w:szCs w:val="22"/>
+        </w:rPr>
+        <w:t xml:space="preserve">, </w:t>
+      </w:r>
       <w:r>
         <w:rPr>
           <w:sz w:val="22"/>
@@ -38955,6 +38779,13 @@
         </w:rPr>
         <w:t>Retrieval Infrastructure</w:t>
       </w:r>
+      <w:r>
+        <w:rPr>
+          <w:sz w:val="22"/>
+          <w:szCs w:val="22"/>
+        </w:rPr>
+        <w:t xml:space="preserve">, </w:t>
+      </w:r>
     </w:p>
     <w:p>
       <w:pPr>
@@ -38971,15 +38802,13 @@
         </w:rPr>
         <w:t>Large enterprises may store:</w:t>
       </w:r>
-    </w:p>
-    <w:p>
-      <w:pPr>
-        <w:spacing w:after="0" w:line="240" w:lineRule="auto"/>
-        <w:rPr>
-          <w:sz w:val="22"/>
-          <w:szCs w:val="22"/>
-        </w:rPr>
-      </w:pPr>
+      <w:r>
+        <w:rPr>
+          <w:sz w:val="22"/>
+          <w:szCs w:val="22"/>
+        </w:rPr>
+        <w:t xml:space="preserve"> </w:t>
+      </w:r>
       <w:r>
         <w:rPr>
           <w:sz w:val="22"/>
@@ -39030,6 +38859,8 @@
       <w:pPr>
         <w:spacing w:after="0" w:line="240" w:lineRule="auto"/>
         <w:rPr>
+          <w:b/>
+          <w:bCs/>
           <w:sz w:val="22"/>
           <w:szCs w:val="22"/>
         </w:rPr>
@@ -39041,17 +38872,13 @@
         </w:rPr>
         <w:t>Pipeline:</w:t>
       </w:r>
-    </w:p>
-    <w:p>
-      <w:pPr>
-        <w:spacing w:after="0" w:line="240" w:lineRule="auto"/>
-        <w:rPr>
-          <w:b/>
-          <w:bCs/>
-          <w:sz w:val="22"/>
-          <w:szCs w:val="22"/>
-        </w:rPr>
-      </w:pPr>
+      <w:r>
+        <w:rPr>
+          <w:sz w:val="22"/>
+          <w:szCs w:val="22"/>
+        </w:rPr>
+        <w:t xml:space="preserve"> </w:t>
+      </w:r>
       <w:r>
         <w:rPr>
           <w:b/>
@@ -39165,7 +38992,6 @@
           <w:sz w:val="22"/>
           <w:szCs w:val="22"/>
         </w:rPr>
-        <w:lastRenderedPageBreak/>
         <w:t>10K Documents → 1M Documents → 100M Documents</w:t>
       </w:r>
     </w:p>
@@ -39826,6 +39652,7 @@
           <w:sz w:val="22"/>
           <w:szCs w:val="22"/>
         </w:rPr>
+        <w:lastRenderedPageBreak/>
         <w:t>Retrieval Failure</w:t>
       </w:r>
     </w:p>
@@ -41002,7 +40829,6 @@
           <w:sz w:val="22"/>
           <w:szCs w:val="22"/>
         </w:rPr>
-        <w:lastRenderedPageBreak/>
         <w:t>Failure Investigations</w:t>
       </w:r>
     </w:p>
@@ -41459,6 +41285,7 @@
           <w:sz w:val="22"/>
           <w:szCs w:val="22"/>
         </w:rPr>
+        <w:lastRenderedPageBreak/>
         <w:t>Engineering Documents → Chunking → Embeddings → Vector Database → Hybrid Search → RAG → LLM → Engineering Copilot</w:t>
       </w:r>
     </w:p>
@@ -41620,6 +41447,7 @@
           <w:bCs/>
           <w:sz w:val="22"/>
           <w:szCs w:val="22"/>
+          <w:u w:val="single"/>
         </w:rPr>
       </w:pPr>
       <w:r>
@@ -41628,6 +41456,7 @@
           <w:bCs/>
           <w:sz w:val="36"/>
           <w:szCs w:val="36"/>
+          <w:u w:val="single"/>
         </w:rPr>
         <w:t>Topic 8: (RAG)</w:t>
       </w:r>
@@ -42713,7 +42542,6 @@
           <w:sz w:val="22"/>
           <w:szCs w:val="22"/>
         </w:rPr>
-        <w:lastRenderedPageBreak/>
         <w:pict w14:anchorId="5EDE5057">
           <v:rect id="_x0000_i4185" style="width:0;height:1.5pt" o:hralign="center" o:hrstd="t" o:hr="t" fillcolor="#a0a0a0" stroked="f"/>
         </w:pict>
@@ -42886,34 +42714,6 @@
         </w:rPr>
         <w:t>Milvus</w:t>
       </w:r>
-      <w:r>
-        <w:rPr>
-          <w:sz w:val="22"/>
-          <w:szCs w:val="22"/>
-        </w:rPr>
-        <w:t xml:space="preserve">, </w:t>
-      </w:r>
-      <w:r>
-        <w:rPr>
-          <w:sz w:val="22"/>
-          <w:szCs w:val="22"/>
-        </w:rPr>
-        <w:t>Weaviate</w:t>
-      </w:r>
-      <w:r>
-        <w:rPr>
-          <w:sz w:val="22"/>
-          <w:szCs w:val="22"/>
-        </w:rPr>
-        <w:t xml:space="preserve">, </w:t>
-      </w:r>
-      <w:r>
-        <w:rPr>
-          <w:sz w:val="22"/>
-          <w:szCs w:val="22"/>
-        </w:rPr>
-        <w:t>FAISS</w:t>
-      </w:r>
     </w:p>
     <w:p>
       <w:pPr>
@@ -43266,6 +43066,7 @@
           <w:sz w:val="22"/>
           <w:szCs w:val="22"/>
         </w:rPr>
+        <w:lastRenderedPageBreak/>
         <w:t>Complete RAG Architecture</w:t>
       </w:r>
       <w:r>
@@ -43860,22 +43661,6 @@
           <w:sz w:val="22"/>
           <w:szCs w:val="22"/>
         </w:rPr>
-        <w:t>Weaviate</w:t>
-      </w:r>
-    </w:p>
-    <w:p>
-      <w:pPr>
-        <w:spacing w:after="0" w:line="240" w:lineRule="auto"/>
-        <w:rPr>
-          <w:sz w:val="22"/>
-          <w:szCs w:val="22"/>
-        </w:rPr>
-      </w:pPr>
-      <w:r>
-        <w:rPr>
-          <w:sz w:val="22"/>
-          <w:szCs w:val="22"/>
-        </w:rPr>
         <w:pict w14:anchorId="4E10B5B9">
           <v:rect id="_x0000_i4198" style="width:0;height:1.5pt" o:hralign="center" o:hrstd="t" o:hr="t" fillcolor="#a0a0a0" stroked="f"/>
         </w:pict>
@@ -44962,7 +44747,6 @@
           <w:sz w:val="22"/>
           <w:szCs w:val="22"/>
         </w:rPr>
-        <w:lastRenderedPageBreak/>
         <w:t>External Knowledge → Retrieval → Prompt</w:t>
       </w:r>
     </w:p>
@@ -45585,6 +45369,7 @@
           <w:sz w:val="22"/>
           <w:szCs w:val="22"/>
         </w:rPr>
+        <w:lastRenderedPageBreak/>
         <w:t>Engineer asks:</w:t>
       </w:r>
     </w:p>
@@ -46863,15 +46648,13 @@
         </w:rPr>
         <w:t>Examples:</w:t>
       </w:r>
-    </w:p>
-    <w:p>
-      <w:pPr>
-        <w:spacing w:after="0" w:line="240" w:lineRule="auto"/>
-        <w:rPr>
-          <w:sz w:val="22"/>
-          <w:szCs w:val="22"/>
-        </w:rPr>
-      </w:pPr>
+      <w:r>
+        <w:rPr>
+          <w:sz w:val="22"/>
+          <w:szCs w:val="22"/>
+        </w:rPr>
+        <w:t xml:space="preserve"> </w:t>
+      </w:r>
       <w:r>
         <w:rPr>
           <w:sz w:val="22"/>
@@ -47135,7 +46918,6 @@
           <w:sz w:val="22"/>
           <w:szCs w:val="22"/>
         </w:rPr>
-        <w:lastRenderedPageBreak/>
         <w:t>Retraining</w:t>
       </w:r>
       <w:r>
@@ -47721,6 +47503,7 @@
           <w:sz w:val="22"/>
           <w:szCs w:val="22"/>
         </w:rPr>
+        <w:lastRenderedPageBreak/>
         <w:t>Fine-Tuning → Change Behavior</w:t>
       </w:r>
     </w:p>
@@ -47957,15 +47740,13 @@
         </w:rPr>
         <w:t>200,000 CAE Reports</w:t>
       </w:r>
-    </w:p>
-    <w:p>
-      <w:pPr>
-        <w:spacing w:after="0" w:line="240" w:lineRule="auto"/>
-        <w:rPr>
-          <w:sz w:val="22"/>
-          <w:szCs w:val="22"/>
-        </w:rPr>
-      </w:pPr>
+      <w:r>
+        <w:rPr>
+          <w:sz w:val="22"/>
+          <w:szCs w:val="22"/>
+        </w:rPr>
+        <w:t xml:space="preserve">, </w:t>
+      </w:r>
       <w:r>
         <w:rPr>
           <w:sz w:val="22"/>
@@ -47973,53 +47754,12 @@
         </w:rPr>
         <w:t>Design Standards</w:t>
       </w:r>
-    </w:p>
-    <w:p>
-      <w:pPr>
-        <w:spacing w:after="0" w:line="240" w:lineRule="auto"/>
-        <w:rPr>
-          <w:sz w:val="22"/>
-          <w:szCs w:val="22"/>
-        </w:rPr>
-      </w:pPr>
-      <w:r>
-        <w:rPr>
-          <w:sz w:val="22"/>
-          <w:szCs w:val="22"/>
-        </w:rPr>
-        <w:t>NVH Reports</w:t>
-      </w:r>
-    </w:p>
-    <w:p>
-      <w:pPr>
-        <w:spacing w:after="0" w:line="240" w:lineRule="auto"/>
-        <w:rPr>
-          <w:sz w:val="22"/>
-          <w:szCs w:val="22"/>
-        </w:rPr>
-      </w:pPr>
-      <w:r>
-        <w:rPr>
-          <w:sz w:val="22"/>
-          <w:szCs w:val="22"/>
-        </w:rPr>
-        <w:t>Crash Investigations</w:t>
-      </w:r>
-    </w:p>
-    <w:p>
-      <w:pPr>
-        <w:spacing w:after="0" w:line="240" w:lineRule="auto"/>
-        <w:rPr>
-          <w:sz w:val="22"/>
-          <w:szCs w:val="22"/>
-        </w:rPr>
-      </w:pPr>
-      <w:r>
-        <w:rPr>
-          <w:sz w:val="22"/>
-          <w:szCs w:val="22"/>
-        </w:rPr>
-        <w:t>Lessons Learned</w:t>
+      <w:r>
+        <w:rPr>
+          <w:sz w:val="22"/>
+          <w:szCs w:val="22"/>
+        </w:rPr>
+        <w:t xml:space="preserve"> </w:t>
       </w:r>
     </w:p>
     <w:p>
@@ -48037,15 +47777,13 @@
         </w:rPr>
         <w:t>Engineers ask:</w:t>
       </w:r>
-    </w:p>
-    <w:p>
-      <w:pPr>
-        <w:spacing w:after="0" w:line="240" w:lineRule="auto"/>
-        <w:rPr>
-          <w:sz w:val="22"/>
-          <w:szCs w:val="22"/>
-        </w:rPr>
-      </w:pPr>
+      <w:r>
+        <w:rPr>
+          <w:sz w:val="22"/>
+          <w:szCs w:val="22"/>
+        </w:rPr>
+        <w:t xml:space="preserve"> </w:t>
+      </w:r>
       <w:r>
         <w:rPr>
           <w:sz w:val="22"/>
@@ -48123,15 +47861,13 @@
         </w:rPr>
         <w:t>Changes Frequently</w:t>
       </w:r>
-    </w:p>
-    <w:p>
-      <w:pPr>
-        <w:spacing w:after="0" w:line="240" w:lineRule="auto"/>
-        <w:rPr>
-          <w:sz w:val="22"/>
-          <w:szCs w:val="22"/>
-        </w:rPr>
-      </w:pPr>
+      <w:r>
+        <w:rPr>
+          <w:sz w:val="22"/>
+          <w:szCs w:val="22"/>
+        </w:rPr>
+        <w:t xml:space="preserve">, </w:t>
+      </w:r>
       <w:r>
         <w:rPr>
           <w:sz w:val="22"/>
@@ -48139,15 +47875,13 @@
         </w:rPr>
         <w:t>Is Proprietary</w:t>
       </w:r>
-    </w:p>
-    <w:p>
-      <w:pPr>
-        <w:spacing w:after="0" w:line="240" w:lineRule="auto"/>
-        <w:rPr>
-          <w:sz w:val="22"/>
-          <w:szCs w:val="22"/>
-        </w:rPr>
-      </w:pPr>
+      <w:r>
+        <w:rPr>
+          <w:sz w:val="22"/>
+          <w:szCs w:val="22"/>
+        </w:rPr>
+        <w:t xml:space="preserve">, </w:t>
+      </w:r>
       <w:r>
         <w:rPr>
           <w:sz w:val="22"/>
@@ -48263,15 +47997,13 @@
         </w:rPr>
         <w:t>Updating standards every month would require repeated retraining.</w:t>
       </w:r>
-    </w:p>
-    <w:p>
-      <w:pPr>
-        <w:spacing w:after="0" w:line="240" w:lineRule="auto"/>
-        <w:rPr>
-          <w:sz w:val="22"/>
-          <w:szCs w:val="22"/>
-        </w:rPr>
-      </w:pPr>
+      <w:r>
+        <w:rPr>
+          <w:sz w:val="22"/>
+          <w:szCs w:val="22"/>
+        </w:rPr>
+        <w:t xml:space="preserve"> </w:t>
+      </w:r>
       <w:r>
         <w:rPr>
           <w:sz w:val="22"/>
@@ -48333,15 +48065,13 @@
         </w:rPr>
         <w:t>Too Expensive</w:t>
       </w:r>
-    </w:p>
-    <w:p>
-      <w:pPr>
-        <w:spacing w:after="0" w:line="240" w:lineRule="auto"/>
-        <w:rPr>
-          <w:sz w:val="22"/>
-          <w:szCs w:val="22"/>
-        </w:rPr>
-      </w:pPr>
+      <w:r>
+        <w:rPr>
+          <w:sz w:val="22"/>
+          <w:szCs w:val="22"/>
+        </w:rPr>
+        <w:t xml:space="preserve">, </w:t>
+      </w:r>
       <w:r>
         <w:rPr>
           <w:sz w:val="22"/>
@@ -48349,15 +48079,13 @@
         </w:rPr>
         <w:t>Too Slow</w:t>
       </w:r>
-    </w:p>
-    <w:p>
-      <w:pPr>
-        <w:spacing w:after="0" w:line="240" w:lineRule="auto"/>
-        <w:rPr>
-          <w:sz w:val="22"/>
-          <w:szCs w:val="22"/>
-        </w:rPr>
-      </w:pPr>
+      <w:r>
+        <w:rPr>
+          <w:sz w:val="22"/>
+          <w:szCs w:val="22"/>
+        </w:rPr>
+        <w:t xml:space="preserve">, </w:t>
+      </w:r>
       <w:r>
         <w:rPr>
           <w:sz w:val="22"/>
@@ -48455,15 +48183,13 @@
         </w:rPr>
         <w:t>Lower Hallucinations</w:t>
       </w:r>
-    </w:p>
-    <w:p>
-      <w:pPr>
-        <w:spacing w:after="0" w:line="240" w:lineRule="auto"/>
-        <w:rPr>
-          <w:sz w:val="22"/>
-          <w:szCs w:val="22"/>
-        </w:rPr>
-      </w:pPr>
+      <w:r>
+        <w:rPr>
+          <w:sz w:val="22"/>
+          <w:szCs w:val="22"/>
+        </w:rPr>
+        <w:t xml:space="preserve">, </w:t>
+      </w:r>
       <w:r>
         <w:rPr>
           <w:sz w:val="22"/>
@@ -48471,15 +48197,13 @@
         </w:rPr>
         <w:t>Current Knowledge</w:t>
       </w:r>
-    </w:p>
-    <w:p>
-      <w:pPr>
-        <w:spacing w:after="0" w:line="240" w:lineRule="auto"/>
-        <w:rPr>
-          <w:sz w:val="22"/>
-          <w:szCs w:val="22"/>
-        </w:rPr>
-      </w:pPr>
+      <w:r>
+        <w:rPr>
+          <w:sz w:val="22"/>
+          <w:szCs w:val="22"/>
+        </w:rPr>
+        <w:t xml:space="preserve">, </w:t>
+      </w:r>
       <w:r>
         <w:rPr>
           <w:sz w:val="22"/>
@@ -48487,15 +48211,13 @@
         </w:rPr>
         <w:t>Source Citations</w:t>
       </w:r>
-    </w:p>
-    <w:p>
-      <w:pPr>
-        <w:spacing w:after="0" w:line="240" w:lineRule="auto"/>
-        <w:rPr>
-          <w:sz w:val="22"/>
-          <w:szCs w:val="22"/>
-        </w:rPr>
-      </w:pPr>
+      <w:r>
+        <w:rPr>
+          <w:sz w:val="22"/>
+          <w:szCs w:val="22"/>
+        </w:rPr>
+        <w:t xml:space="preserve">, </w:t>
+      </w:r>
       <w:r>
         <w:rPr>
           <w:sz w:val="22"/>
@@ -48503,15 +48225,13 @@
         </w:rPr>
         <w:t>Scalable to Millions of Documents</w:t>
       </w:r>
-    </w:p>
-    <w:p>
-      <w:pPr>
-        <w:spacing w:after="0" w:line="240" w:lineRule="auto"/>
-        <w:rPr>
-          <w:sz w:val="22"/>
-          <w:szCs w:val="22"/>
-        </w:rPr>
-      </w:pPr>
+      <w:r>
+        <w:rPr>
+          <w:sz w:val="22"/>
+          <w:szCs w:val="22"/>
+        </w:rPr>
+        <w:t xml:space="preserve">, </w:t>
+      </w:r>
       <w:r>
         <w:rPr>
           <w:sz w:val="22"/>
@@ -48519,15 +48239,13 @@
         </w:rPr>
         <w:t>Lower Cost Than Massive Context Windows</w:t>
       </w:r>
-    </w:p>
-    <w:p>
-      <w:pPr>
-        <w:spacing w:after="0" w:line="240" w:lineRule="auto"/>
-        <w:rPr>
-          <w:sz w:val="22"/>
-          <w:szCs w:val="22"/>
-        </w:rPr>
-      </w:pPr>
+      <w:r>
+        <w:rPr>
+          <w:sz w:val="22"/>
+          <w:szCs w:val="22"/>
+        </w:rPr>
+        <w:t xml:space="preserve">, </w:t>
+      </w:r>
       <w:r>
         <w:rPr>
           <w:sz w:val="22"/>
@@ -48535,15 +48253,13 @@
         </w:rPr>
         <w:t>Enterprise Security Support</w:t>
       </w:r>
-    </w:p>
-    <w:p>
-      <w:pPr>
-        <w:spacing w:after="0" w:line="240" w:lineRule="auto"/>
-        <w:rPr>
-          <w:sz w:val="22"/>
-          <w:szCs w:val="22"/>
-        </w:rPr>
-      </w:pPr>
+      <w:r>
+        <w:rPr>
+          <w:sz w:val="22"/>
+          <w:szCs w:val="22"/>
+        </w:rPr>
+        <w:t xml:space="preserve">, </w:t>
+      </w:r>
       <w:r>
         <w:rPr>
           <w:sz w:val="22"/>
@@ -48560,6 +48276,7666 @@
           <w:szCs w:val="22"/>
         </w:rPr>
       </w:pPr>
+      <w:r>
+        <w:rPr>
+          <w:sz w:val="22"/>
+          <w:szCs w:val="22"/>
+        </w:rPr>
+        <w:pict w14:anchorId="436E1677">
+          <v:rect id="_x0000_i5748" style="width:0;height:1.5pt" o:hralign="center" o:hrstd="t" o:hr="t" fillcolor="#a0a0a0" stroked="f"/>
+        </w:pict>
+      </w:r>
+    </w:p>
+    <w:p>
+      <w:pPr>
+        <w:spacing w:after="0" w:line="240" w:lineRule="auto"/>
+        <w:rPr>
+          <w:b/>
+          <w:bCs/>
+          <w:sz w:val="36"/>
+          <w:szCs w:val="36"/>
+        </w:rPr>
+      </w:pPr>
+      <w:r>
+        <w:rPr>
+          <w:b/>
+          <w:bCs/>
+          <w:sz w:val="36"/>
+          <w:szCs w:val="36"/>
+        </w:rPr>
+        <w:t xml:space="preserve">Topic 9: Advanced RAG </w:t>
+      </w:r>
+    </w:p>
+    <w:p>
+      <w:pPr>
+        <w:spacing w:after="0" w:line="240" w:lineRule="auto"/>
+        <w:rPr>
+          <w:b/>
+          <w:bCs/>
+          <w:sz w:val="22"/>
+          <w:szCs w:val="22"/>
+        </w:rPr>
+      </w:pPr>
+      <w:r>
+        <w:rPr>
+          <w:b/>
+          <w:bCs/>
+          <w:sz w:val="22"/>
+          <w:szCs w:val="22"/>
+        </w:rPr>
+        <w:t>What is Advanced RAG?</w:t>
+      </w:r>
+    </w:p>
+    <w:p>
+      <w:pPr>
+        <w:spacing w:after="0" w:line="240" w:lineRule="auto"/>
+        <w:rPr>
+          <w:sz w:val="22"/>
+          <w:szCs w:val="22"/>
+        </w:rPr>
+      </w:pPr>
+      <w:r>
+        <w:rPr>
+          <w:sz w:val="22"/>
+          <w:szCs w:val="22"/>
+        </w:rPr>
+        <w:t>Basic RAG works as:</w:t>
+      </w:r>
+      <w:r>
+        <w:rPr>
+          <w:sz w:val="22"/>
+          <w:szCs w:val="22"/>
+        </w:rPr>
+        <w:t xml:space="preserve"> </w:t>
+      </w:r>
+    </w:p>
+    <w:p>
+      <w:pPr>
+        <w:spacing w:after="0" w:line="240" w:lineRule="auto"/>
+        <w:rPr>
+          <w:b/>
+          <w:bCs/>
+          <w:sz w:val="22"/>
+          <w:szCs w:val="22"/>
+        </w:rPr>
+      </w:pPr>
+      <w:r>
+        <w:rPr>
+          <w:b/>
+          <w:bCs/>
+          <w:sz w:val="22"/>
+          <w:szCs w:val="22"/>
+        </w:rPr>
+        <w:t>Question → Retrieval → LLM → Answer</w:t>
+      </w:r>
+    </w:p>
+    <w:p>
+      <w:pPr>
+        <w:spacing w:after="0" w:line="240" w:lineRule="auto"/>
+        <w:rPr>
+          <w:sz w:val="22"/>
+          <w:szCs w:val="22"/>
+        </w:rPr>
+      </w:pPr>
+      <w:r>
+        <w:rPr>
+          <w:sz w:val="22"/>
+          <w:szCs w:val="22"/>
+        </w:rPr>
+        <w:t>Advanced RAG improves retrieval quality, reasoning quality, scalability, accuracy, security, and enterprise readiness.</w:t>
+      </w:r>
+    </w:p>
+    <w:p>
+      <w:pPr>
+        <w:spacing w:after="0" w:line="240" w:lineRule="auto"/>
+        <w:rPr>
+          <w:sz w:val="22"/>
+          <w:szCs w:val="22"/>
+        </w:rPr>
+      </w:pPr>
+      <w:r>
+        <w:rPr>
+          <w:sz w:val="22"/>
+          <w:szCs w:val="22"/>
+        </w:rPr>
+        <w:t>Modern enterprise copilots rarely use Basic RAG.</w:t>
+      </w:r>
+    </w:p>
+    <w:p>
+      <w:pPr>
+        <w:spacing w:after="0" w:line="240" w:lineRule="auto"/>
+        <w:rPr>
+          <w:sz w:val="22"/>
+          <w:szCs w:val="22"/>
+        </w:rPr>
+      </w:pPr>
+      <w:r>
+        <w:rPr>
+          <w:sz w:val="22"/>
+          <w:szCs w:val="22"/>
+        </w:rPr>
+        <w:t>Instead they use:</w:t>
+      </w:r>
+    </w:p>
+    <w:p>
+      <w:pPr>
+        <w:spacing w:after="0" w:line="240" w:lineRule="auto"/>
+        <w:rPr>
+          <w:b/>
+          <w:bCs/>
+          <w:sz w:val="22"/>
+          <w:szCs w:val="22"/>
+        </w:rPr>
+      </w:pPr>
+      <w:r>
+        <w:rPr>
+          <w:b/>
+          <w:bCs/>
+          <w:sz w:val="22"/>
+          <w:szCs w:val="22"/>
+        </w:rPr>
+        <w:t>Question → Query Understanding → Hybrid Retrieval → Reranking → Context Optimization → LLM → Validation → Answer</w:t>
+      </w:r>
+    </w:p>
+    <w:p>
+      <w:pPr>
+        <w:spacing w:after="0" w:line="240" w:lineRule="auto"/>
+        <w:rPr>
+          <w:sz w:val="22"/>
+          <w:szCs w:val="22"/>
+        </w:rPr>
+      </w:pPr>
+      <w:r>
+        <w:rPr>
+          <w:sz w:val="22"/>
+          <w:szCs w:val="22"/>
+        </w:rPr>
+        <w:pict w14:anchorId="64EDAD9D">
+          <v:rect id="_x0000_i5604" style="width:0;height:1.5pt" o:hralign="center" o:hrstd="t" o:hr="t" fillcolor="#a0a0a0" stroked="f"/>
+        </w:pict>
+      </w:r>
+    </w:p>
+    <w:p>
+      <w:pPr>
+        <w:spacing w:after="0" w:line="240" w:lineRule="auto"/>
+        <w:rPr>
+          <w:b/>
+          <w:bCs/>
+          <w:sz w:val="22"/>
+          <w:szCs w:val="22"/>
+        </w:rPr>
+      </w:pPr>
+      <w:r>
+        <w:rPr>
+          <w:b/>
+          <w:bCs/>
+          <w:sz w:val="22"/>
+          <w:szCs w:val="22"/>
+        </w:rPr>
+        <w:t>Why Basic RAG Is Not Enough</w:t>
+      </w:r>
+    </w:p>
+    <w:p>
+      <w:pPr>
+        <w:spacing w:after="0" w:line="240" w:lineRule="auto"/>
+        <w:rPr>
+          <w:sz w:val="22"/>
+          <w:szCs w:val="22"/>
+        </w:rPr>
+      </w:pPr>
+      <w:r>
+        <w:rPr>
+          <w:sz w:val="22"/>
+          <w:szCs w:val="22"/>
+        </w:rPr>
+        <w:t>Basic RAG often suffers from:</w:t>
+      </w:r>
+    </w:p>
+    <w:p>
+      <w:pPr>
+        <w:spacing w:after="0" w:line="240" w:lineRule="auto"/>
+        <w:rPr>
+          <w:sz w:val="22"/>
+          <w:szCs w:val="22"/>
+        </w:rPr>
+      </w:pPr>
+      <w:r>
+        <w:rPr>
+          <w:sz w:val="22"/>
+          <w:szCs w:val="22"/>
+        </w:rPr>
+        <w:t>Poor Retrieval</w:t>
+      </w:r>
+      <w:r>
+        <w:rPr>
+          <w:sz w:val="22"/>
+          <w:szCs w:val="22"/>
+        </w:rPr>
+        <w:t xml:space="preserve">, </w:t>
+      </w:r>
+      <w:r>
+        <w:rPr>
+          <w:sz w:val="22"/>
+          <w:szCs w:val="22"/>
+        </w:rPr>
+        <w:t>Context Noise</w:t>
+      </w:r>
+      <w:r>
+        <w:rPr>
+          <w:sz w:val="22"/>
+          <w:szCs w:val="22"/>
+        </w:rPr>
+        <w:t xml:space="preserve">, </w:t>
+      </w:r>
+      <w:r>
+        <w:rPr>
+          <w:sz w:val="22"/>
+          <w:szCs w:val="22"/>
+        </w:rPr>
+        <w:t>Missing Documents</w:t>
+      </w:r>
+      <w:r>
+        <w:rPr>
+          <w:sz w:val="22"/>
+          <w:szCs w:val="22"/>
+        </w:rPr>
+        <w:t xml:space="preserve">, </w:t>
+      </w:r>
+      <w:r>
+        <w:rPr>
+          <w:sz w:val="22"/>
+          <w:szCs w:val="22"/>
+        </w:rPr>
+        <w:t>Duplicate Chunks</w:t>
+      </w:r>
+      <w:r>
+        <w:rPr>
+          <w:sz w:val="22"/>
+          <w:szCs w:val="22"/>
+        </w:rPr>
+        <w:t xml:space="preserve">, </w:t>
+      </w:r>
+      <w:r>
+        <w:rPr>
+          <w:sz w:val="22"/>
+          <w:szCs w:val="22"/>
+        </w:rPr>
+        <w:t>Hallucinations</w:t>
+      </w:r>
+      <w:r>
+        <w:rPr>
+          <w:sz w:val="22"/>
+          <w:szCs w:val="22"/>
+        </w:rPr>
+        <w:t xml:space="preserve">, </w:t>
+      </w:r>
+      <w:r>
+        <w:rPr>
+          <w:sz w:val="22"/>
+          <w:szCs w:val="22"/>
+        </w:rPr>
+        <w:t>High Cost</w:t>
+      </w:r>
+    </w:p>
+    <w:p>
+      <w:pPr>
+        <w:spacing w:after="0" w:line="240" w:lineRule="auto"/>
+        <w:rPr>
+          <w:sz w:val="22"/>
+          <w:szCs w:val="22"/>
+        </w:rPr>
+      </w:pPr>
+      <w:r>
+        <w:rPr>
+          <w:sz w:val="22"/>
+          <w:szCs w:val="22"/>
+        </w:rPr>
+        <w:t>Enterprise systems require:</w:t>
+      </w:r>
+    </w:p>
+    <w:p>
+      <w:pPr>
+        <w:spacing w:after="0" w:line="240" w:lineRule="auto"/>
+        <w:rPr>
+          <w:sz w:val="22"/>
+          <w:szCs w:val="22"/>
+        </w:rPr>
+      </w:pPr>
+      <w:r>
+        <w:rPr>
+          <w:sz w:val="22"/>
+          <w:szCs w:val="22"/>
+        </w:rPr>
+        <w:t>Higher Accuracy</w:t>
+      </w:r>
+      <w:r>
+        <w:rPr>
+          <w:sz w:val="22"/>
+          <w:szCs w:val="22"/>
+        </w:rPr>
+        <w:t xml:space="preserve">, </w:t>
+      </w:r>
+      <w:r>
+        <w:rPr>
+          <w:sz w:val="22"/>
+          <w:szCs w:val="22"/>
+        </w:rPr>
+        <w:t>Source Traceability</w:t>
+      </w:r>
+      <w:r>
+        <w:rPr>
+          <w:sz w:val="22"/>
+          <w:szCs w:val="22"/>
+        </w:rPr>
+        <w:t xml:space="preserve">, </w:t>
+      </w:r>
+      <w:r>
+        <w:rPr>
+          <w:sz w:val="22"/>
+          <w:szCs w:val="22"/>
+        </w:rPr>
+        <w:t>Security</w:t>
+      </w:r>
+      <w:r>
+        <w:rPr>
+          <w:sz w:val="22"/>
+          <w:szCs w:val="22"/>
+        </w:rPr>
+        <w:t xml:space="preserve">, </w:t>
+      </w:r>
+      <w:r>
+        <w:rPr>
+          <w:sz w:val="22"/>
+          <w:szCs w:val="22"/>
+        </w:rPr>
+        <w:t>Scalability</w:t>
+      </w:r>
+      <w:r>
+        <w:rPr>
+          <w:sz w:val="22"/>
+          <w:szCs w:val="22"/>
+        </w:rPr>
+        <w:t xml:space="preserve">, </w:t>
+      </w:r>
+      <w:r>
+        <w:rPr>
+          <w:sz w:val="22"/>
+          <w:szCs w:val="22"/>
+        </w:rPr>
+        <w:t>Lower Hallucination Rates</w:t>
+      </w:r>
+    </w:p>
+    <w:p>
+      <w:pPr>
+        <w:spacing w:after="0" w:line="240" w:lineRule="auto"/>
+        <w:rPr>
+          <w:sz w:val="22"/>
+          <w:szCs w:val="22"/>
+        </w:rPr>
+      </w:pPr>
+      <w:r>
+        <w:rPr>
+          <w:sz w:val="22"/>
+          <w:szCs w:val="22"/>
+        </w:rPr>
+        <w:pict w14:anchorId="0D2A4D82">
+          <v:rect id="_x0000_i5605" style="width:0;height:1.5pt" o:hralign="center" o:hrstd="t" o:hr="t" fillcolor="#a0a0a0" stroked="f"/>
+        </w:pict>
+      </w:r>
+    </w:p>
+    <w:p>
+      <w:pPr>
+        <w:spacing w:after="0" w:line="240" w:lineRule="auto"/>
+        <w:rPr>
+          <w:b/>
+          <w:bCs/>
+          <w:sz w:val="22"/>
+          <w:szCs w:val="22"/>
+        </w:rPr>
+      </w:pPr>
+      <w:r>
+        <w:rPr>
+          <w:b/>
+          <w:bCs/>
+          <w:sz w:val="22"/>
+          <w:szCs w:val="22"/>
+        </w:rPr>
+        <w:t>Advanced RAG Architecture</w:t>
+      </w:r>
+    </w:p>
+    <w:p>
+      <w:pPr>
+        <w:spacing w:after="0" w:line="240" w:lineRule="auto"/>
+        <w:rPr>
+          <w:sz w:val="22"/>
+          <w:szCs w:val="22"/>
+        </w:rPr>
+      </w:pPr>
+      <w:r>
+        <w:rPr>
+          <w:sz w:val="22"/>
+          <w:szCs w:val="22"/>
+        </w:rPr>
+        <w:t>Documents→ Chunking→ Embeddings→ Vector Database</w:t>
+      </w:r>
+    </w:p>
+    <w:p>
+      <w:pPr>
+        <w:spacing w:after="0" w:line="240" w:lineRule="auto"/>
+        <w:rPr>
+          <w:sz w:val="22"/>
+          <w:szCs w:val="22"/>
+        </w:rPr>
+      </w:pPr>
+    </w:p>
+    <w:p>
+      <w:pPr>
+        <w:spacing w:after="0" w:line="240" w:lineRule="auto"/>
+        <w:rPr>
+          <w:sz w:val="22"/>
+          <w:szCs w:val="22"/>
+        </w:rPr>
+      </w:pPr>
+      <w:r>
+        <w:rPr>
+          <w:sz w:val="22"/>
+          <w:szCs w:val="22"/>
+        </w:rPr>
+        <w:t>User Query→ Query Rewriting→ Hybrid Search→ Metadata Filtering→ Reranking→ Context Compression→ LLM→ Grounding Validation→ Answer</w:t>
+      </w:r>
+    </w:p>
+    <w:p>
+      <w:pPr>
+        <w:spacing w:after="0" w:line="240" w:lineRule="auto"/>
+        <w:rPr>
+          <w:sz w:val="22"/>
+          <w:szCs w:val="22"/>
+        </w:rPr>
+      </w:pPr>
+      <w:r>
+        <w:rPr>
+          <w:sz w:val="22"/>
+          <w:szCs w:val="22"/>
+        </w:rPr>
+        <w:pict w14:anchorId="2AEC362A">
+          <v:rect id="_x0000_i5606" style="width:0;height:1.5pt" o:hralign="center" o:hrstd="t" o:hr="t" fillcolor="#a0a0a0" stroked="f"/>
+        </w:pict>
+      </w:r>
+    </w:p>
+    <w:p>
+      <w:pPr>
+        <w:spacing w:after="0" w:line="240" w:lineRule="auto"/>
+        <w:rPr>
+          <w:b/>
+          <w:bCs/>
+          <w:sz w:val="22"/>
+          <w:szCs w:val="22"/>
+        </w:rPr>
+      </w:pPr>
+      <w:r>
+        <w:rPr>
+          <w:b/>
+          <w:bCs/>
+          <w:sz w:val="22"/>
+          <w:szCs w:val="22"/>
+        </w:rPr>
+        <w:t>1. Query Rewriting</w:t>
+      </w:r>
+    </w:p>
+    <w:p>
+      <w:pPr>
+        <w:spacing w:after="0" w:line="240" w:lineRule="auto"/>
+        <w:rPr>
+          <w:b/>
+          <w:bCs/>
+          <w:sz w:val="22"/>
+          <w:szCs w:val="22"/>
+        </w:rPr>
+      </w:pPr>
+      <w:r>
+        <w:rPr>
+          <w:b/>
+          <w:bCs/>
+          <w:sz w:val="22"/>
+          <w:szCs w:val="22"/>
+        </w:rPr>
+        <w:t>What Is It?</w:t>
+      </w:r>
+    </w:p>
+    <w:p>
+      <w:pPr>
+        <w:spacing w:after="0" w:line="240" w:lineRule="auto"/>
+        <w:rPr>
+          <w:sz w:val="22"/>
+          <w:szCs w:val="22"/>
+        </w:rPr>
+      </w:pPr>
+      <w:r>
+        <w:rPr>
+          <w:sz w:val="22"/>
+          <w:szCs w:val="22"/>
+        </w:rPr>
+        <w:t>Before retrieval, the user question is improved.</w:t>
+      </w:r>
+    </w:p>
+    <w:p>
+      <w:pPr>
+        <w:spacing w:after="0" w:line="240" w:lineRule="auto"/>
+        <w:rPr>
+          <w:b/>
+          <w:bCs/>
+          <w:sz w:val="22"/>
+          <w:szCs w:val="22"/>
+        </w:rPr>
+      </w:pPr>
+      <w:r>
+        <w:rPr>
+          <w:b/>
+          <w:bCs/>
+          <w:sz w:val="22"/>
+          <w:szCs w:val="22"/>
+        </w:rPr>
+        <w:t>User Query</w:t>
+      </w:r>
+    </w:p>
+    <w:p>
+      <w:pPr>
+        <w:spacing w:after="0" w:line="240" w:lineRule="auto"/>
+        <w:rPr>
+          <w:sz w:val="22"/>
+          <w:szCs w:val="22"/>
+        </w:rPr>
+      </w:pPr>
+      <w:r>
+        <w:rPr>
+          <w:sz w:val="22"/>
+          <w:szCs w:val="22"/>
+        </w:rPr>
+        <w:t>Why did it fail?</w:t>
+      </w:r>
+    </w:p>
+    <w:p>
+      <w:pPr>
+        <w:spacing w:after="0" w:line="240" w:lineRule="auto"/>
+        <w:rPr>
+          <w:sz w:val="22"/>
+          <w:szCs w:val="22"/>
+        </w:rPr>
+      </w:pPr>
+      <w:r>
+        <w:rPr>
+          <w:sz w:val="22"/>
+          <w:szCs w:val="22"/>
+        </w:rPr>
+        <w:t>Very ambiguous.</w:t>
+      </w:r>
+    </w:p>
+    <w:p>
+      <w:pPr>
+        <w:spacing w:after="0" w:line="240" w:lineRule="auto"/>
+        <w:rPr>
+          <w:sz w:val="22"/>
+          <w:szCs w:val="22"/>
+        </w:rPr>
+      </w:pPr>
+      <w:r>
+        <w:rPr>
+          <w:sz w:val="22"/>
+          <w:szCs w:val="22"/>
+        </w:rPr>
+        <w:pict w14:anchorId="42E6BD1A">
+          <v:rect id="_x0000_i5607" style="width:0;height:1.5pt" o:hralign="center" o:hrstd="t" o:hr="t" fillcolor="#a0a0a0" stroked="f"/>
+        </w:pict>
+      </w:r>
+    </w:p>
+    <w:p>
+      <w:pPr>
+        <w:spacing w:after="0" w:line="240" w:lineRule="auto"/>
+        <w:rPr>
+          <w:b/>
+          <w:bCs/>
+          <w:sz w:val="22"/>
+          <w:szCs w:val="22"/>
+        </w:rPr>
+      </w:pPr>
+      <w:r>
+        <w:rPr>
+          <w:b/>
+          <w:bCs/>
+          <w:sz w:val="22"/>
+          <w:szCs w:val="22"/>
+        </w:rPr>
+        <w:t>Rewritten Query</w:t>
+      </w:r>
+    </w:p>
+    <w:p>
+      <w:pPr>
+        <w:spacing w:after="0" w:line="240" w:lineRule="auto"/>
+        <w:rPr>
+          <w:sz w:val="22"/>
+          <w:szCs w:val="22"/>
+        </w:rPr>
+      </w:pPr>
+      <w:r>
+        <w:rPr>
+          <w:sz w:val="22"/>
+          <w:szCs w:val="22"/>
+        </w:rPr>
+        <w:t>Why did the hood structure fail during frontal crash testing?</w:t>
+      </w:r>
+    </w:p>
+    <w:p>
+      <w:pPr>
+        <w:spacing w:after="0" w:line="240" w:lineRule="auto"/>
+        <w:rPr>
+          <w:sz w:val="22"/>
+          <w:szCs w:val="22"/>
+        </w:rPr>
+      </w:pPr>
+      <w:r>
+        <w:rPr>
+          <w:sz w:val="22"/>
+          <w:szCs w:val="22"/>
+        </w:rPr>
+        <w:t>Better retrieval.</w:t>
+      </w:r>
+    </w:p>
+    <w:p>
+      <w:pPr>
+        <w:spacing w:after="0" w:line="240" w:lineRule="auto"/>
+        <w:rPr>
+          <w:sz w:val="22"/>
+          <w:szCs w:val="22"/>
+        </w:rPr>
+      </w:pPr>
+      <w:r>
+        <w:rPr>
+          <w:sz w:val="22"/>
+          <w:szCs w:val="22"/>
+        </w:rPr>
+        <w:pict w14:anchorId="28F1721A">
+          <v:rect id="_x0000_i5608" style="width:0;height:1.5pt" o:hralign="center" o:hrstd="t" o:hr="t" fillcolor="#a0a0a0" stroked="f"/>
+        </w:pict>
+      </w:r>
+    </w:p>
+    <w:p>
+      <w:pPr>
+        <w:spacing w:after="0" w:line="240" w:lineRule="auto"/>
+        <w:rPr>
+          <w:b/>
+          <w:bCs/>
+          <w:sz w:val="22"/>
+          <w:szCs w:val="22"/>
+        </w:rPr>
+      </w:pPr>
+      <w:r>
+        <w:rPr>
+          <w:b/>
+          <w:bCs/>
+          <w:sz w:val="22"/>
+          <w:szCs w:val="22"/>
+        </w:rPr>
+        <w:t>Benefits</w:t>
+      </w:r>
+    </w:p>
+    <w:p>
+      <w:pPr>
+        <w:spacing w:after="0" w:line="240" w:lineRule="auto"/>
+        <w:rPr>
+          <w:sz w:val="22"/>
+          <w:szCs w:val="22"/>
+        </w:rPr>
+      </w:pPr>
+      <w:r>
+        <w:rPr>
+          <w:sz w:val="22"/>
+          <w:szCs w:val="22"/>
+        </w:rPr>
+        <w:t>Better Recall</w:t>
+      </w:r>
+      <w:r>
+        <w:rPr>
+          <w:sz w:val="22"/>
+          <w:szCs w:val="22"/>
+        </w:rPr>
+        <w:t xml:space="preserve">, </w:t>
+      </w:r>
+      <w:r>
+        <w:rPr>
+          <w:sz w:val="22"/>
+          <w:szCs w:val="22"/>
+        </w:rPr>
+        <w:t>Retrieval Accuracy</w:t>
+      </w:r>
+      <w:r>
+        <w:rPr>
+          <w:sz w:val="22"/>
+          <w:szCs w:val="22"/>
+        </w:rPr>
+        <w:t xml:space="preserve">, </w:t>
+      </w:r>
+      <w:r>
+        <w:rPr>
+          <w:sz w:val="22"/>
+          <w:szCs w:val="22"/>
+        </w:rPr>
+        <w:t>Reduced Ambiguity</w:t>
+      </w:r>
+    </w:p>
+    <w:p>
+      <w:pPr>
+        <w:spacing w:after="0" w:line="240" w:lineRule="auto"/>
+        <w:rPr>
+          <w:sz w:val="22"/>
+          <w:szCs w:val="22"/>
+        </w:rPr>
+      </w:pPr>
+      <w:r>
+        <w:rPr>
+          <w:sz w:val="22"/>
+          <w:szCs w:val="22"/>
+        </w:rPr>
+        <w:pict w14:anchorId="51B31940">
+          <v:rect id="_x0000_i5609" style="width:0;height:1.5pt" o:hralign="center" o:hrstd="t" o:hr="t" fillcolor="#a0a0a0" stroked="f"/>
+        </w:pict>
+      </w:r>
+    </w:p>
+    <w:p>
+      <w:pPr>
+        <w:spacing w:after="0" w:line="240" w:lineRule="auto"/>
+        <w:rPr>
+          <w:b/>
+          <w:bCs/>
+          <w:sz w:val="22"/>
+          <w:szCs w:val="22"/>
+        </w:rPr>
+      </w:pPr>
+      <w:r>
+        <w:rPr>
+          <w:b/>
+          <w:bCs/>
+          <w:sz w:val="22"/>
+          <w:szCs w:val="22"/>
+        </w:rPr>
+        <w:t>Architecture</w:t>
+      </w:r>
+    </w:p>
+    <w:p>
+      <w:pPr>
+        <w:spacing w:after="0" w:line="240" w:lineRule="auto"/>
+        <w:rPr>
+          <w:sz w:val="22"/>
+          <w:szCs w:val="22"/>
+        </w:rPr>
+      </w:pPr>
+      <w:r>
+        <w:rPr>
+          <w:sz w:val="22"/>
+          <w:szCs w:val="22"/>
+        </w:rPr>
+        <w:t>User Query → Query Rewriter → Optimized Query → Retrieval</w:t>
+      </w:r>
+    </w:p>
+    <w:p>
+      <w:pPr>
+        <w:spacing w:after="0" w:line="240" w:lineRule="auto"/>
+        <w:rPr>
+          <w:sz w:val="22"/>
+          <w:szCs w:val="22"/>
+        </w:rPr>
+      </w:pPr>
+      <w:r>
+        <w:rPr>
+          <w:sz w:val="22"/>
+          <w:szCs w:val="22"/>
+        </w:rPr>
+        <w:pict w14:anchorId="5EDC82DE">
+          <v:rect id="_x0000_i5610" style="width:0;height:1.5pt" o:hralign="center" o:hrstd="t" o:hr="t" fillcolor="#a0a0a0" stroked="f"/>
+        </w:pict>
+      </w:r>
+    </w:p>
+    <w:p>
+      <w:pPr>
+        <w:spacing w:after="0" w:line="240" w:lineRule="auto"/>
+        <w:rPr>
+          <w:b/>
+          <w:bCs/>
+          <w:sz w:val="22"/>
+          <w:szCs w:val="22"/>
+        </w:rPr>
+      </w:pPr>
+      <w:r>
+        <w:rPr>
+          <w:b/>
+          <w:bCs/>
+          <w:sz w:val="22"/>
+          <w:szCs w:val="22"/>
+        </w:rPr>
+        <w:t>2. Hybrid Search</w:t>
+      </w:r>
+    </w:p>
+    <w:p>
+      <w:pPr>
+        <w:spacing w:after="0" w:line="240" w:lineRule="auto"/>
+        <w:rPr>
+          <w:sz w:val="22"/>
+          <w:szCs w:val="22"/>
+        </w:rPr>
+      </w:pPr>
+      <w:r>
+        <w:rPr>
+          <w:sz w:val="22"/>
+          <w:szCs w:val="22"/>
+        </w:rPr>
+        <w:t>Most enterprise systems do not use only vector search.</w:t>
+      </w:r>
+    </w:p>
+    <w:p>
+      <w:pPr>
+        <w:spacing w:after="0" w:line="240" w:lineRule="auto"/>
+        <w:rPr>
+          <w:sz w:val="22"/>
+          <w:szCs w:val="22"/>
+        </w:rPr>
+      </w:pPr>
+      <w:r>
+        <w:rPr>
+          <w:sz w:val="22"/>
+          <w:szCs w:val="22"/>
+        </w:rPr>
+        <w:t>They combine:</w:t>
+      </w:r>
+      <w:r>
+        <w:rPr>
+          <w:sz w:val="22"/>
+          <w:szCs w:val="22"/>
+        </w:rPr>
+        <w:t xml:space="preserve"> </w:t>
+      </w:r>
+      <w:r>
+        <w:rPr>
+          <w:sz w:val="22"/>
+          <w:szCs w:val="22"/>
+        </w:rPr>
+        <w:t>Semantic Search</w:t>
+      </w:r>
+      <w:r>
+        <w:rPr>
+          <w:sz w:val="22"/>
+          <w:szCs w:val="22"/>
+        </w:rPr>
+        <w:t xml:space="preserve"> </w:t>
+      </w:r>
+      <w:r>
+        <w:rPr>
+          <w:sz w:val="22"/>
+          <w:szCs w:val="22"/>
+        </w:rPr>
+        <w:t>+</w:t>
+      </w:r>
+      <w:r>
+        <w:rPr>
+          <w:sz w:val="22"/>
+          <w:szCs w:val="22"/>
+        </w:rPr>
+        <w:t xml:space="preserve"> </w:t>
+      </w:r>
+      <w:r>
+        <w:rPr>
+          <w:sz w:val="22"/>
+          <w:szCs w:val="22"/>
+        </w:rPr>
+        <w:t>Keyword Search</w:t>
+      </w:r>
+    </w:p>
+    <w:p>
+      <w:pPr>
+        <w:spacing w:after="0" w:line="240" w:lineRule="auto"/>
+        <w:rPr>
+          <w:sz w:val="22"/>
+          <w:szCs w:val="22"/>
+        </w:rPr>
+      </w:pPr>
+      <w:r>
+        <w:rPr>
+          <w:sz w:val="22"/>
+          <w:szCs w:val="22"/>
+        </w:rPr>
+        <w:pict w14:anchorId="4C955796">
+          <v:rect id="_x0000_i5611" style="width:0;height:1.5pt" o:hralign="center" o:hrstd="t" o:hr="t" fillcolor="#a0a0a0" stroked="f"/>
+        </w:pict>
+      </w:r>
+    </w:p>
+    <w:p>
+      <w:pPr>
+        <w:spacing w:after="0" w:line="240" w:lineRule="auto"/>
+        <w:rPr>
+          <w:b/>
+          <w:bCs/>
+          <w:sz w:val="22"/>
+          <w:szCs w:val="22"/>
+        </w:rPr>
+      </w:pPr>
+      <w:r>
+        <w:rPr>
+          <w:b/>
+          <w:bCs/>
+          <w:sz w:val="22"/>
+          <w:szCs w:val="22"/>
+        </w:rPr>
+        <w:t>Why?</w:t>
+      </w:r>
+    </w:p>
+    <w:p>
+      <w:pPr>
+        <w:spacing w:after="0" w:line="240" w:lineRule="auto"/>
+        <w:rPr>
+          <w:sz w:val="22"/>
+          <w:szCs w:val="22"/>
+        </w:rPr>
+      </w:pPr>
+      <w:r>
+        <w:rPr>
+          <w:sz w:val="22"/>
+          <w:szCs w:val="22"/>
+        </w:rPr>
+        <w:t>Semantic Search is good for:</w:t>
+      </w:r>
+    </w:p>
+    <w:p>
+      <w:pPr>
+        <w:spacing w:after="0" w:line="240" w:lineRule="auto"/>
+        <w:rPr>
+          <w:sz w:val="22"/>
+          <w:szCs w:val="22"/>
+        </w:rPr>
+      </w:pPr>
+      <w:r>
+        <w:rPr>
+          <w:sz w:val="22"/>
+          <w:szCs w:val="22"/>
+        </w:rPr>
+        <w:t>Intent</w:t>
+      </w:r>
+      <w:r>
+        <w:rPr>
+          <w:sz w:val="22"/>
+          <w:szCs w:val="22"/>
+        </w:rPr>
+        <w:t xml:space="preserve">, </w:t>
+      </w:r>
+      <w:r>
+        <w:rPr>
+          <w:sz w:val="22"/>
+          <w:szCs w:val="22"/>
+        </w:rPr>
+        <w:t>Meaning</w:t>
+      </w:r>
+      <w:r>
+        <w:rPr>
+          <w:sz w:val="22"/>
+          <w:szCs w:val="22"/>
+        </w:rPr>
+        <w:t xml:space="preserve">, </w:t>
+      </w:r>
+      <w:r>
+        <w:rPr>
+          <w:sz w:val="22"/>
+          <w:szCs w:val="22"/>
+        </w:rPr>
+        <w:t>Relationships</w:t>
+      </w:r>
+    </w:p>
+    <w:p>
+      <w:pPr>
+        <w:spacing w:after="0" w:line="240" w:lineRule="auto"/>
+        <w:rPr>
+          <w:sz w:val="22"/>
+          <w:szCs w:val="22"/>
+        </w:rPr>
+      </w:pPr>
+      <w:r>
+        <w:rPr>
+          <w:sz w:val="22"/>
+          <w:szCs w:val="22"/>
+        </w:rPr>
+        <w:t>Keyword Search is good for:</w:t>
+      </w:r>
+    </w:p>
+    <w:p>
+      <w:pPr>
+        <w:spacing w:after="0" w:line="240" w:lineRule="auto"/>
+        <w:rPr>
+          <w:sz w:val="22"/>
+          <w:szCs w:val="22"/>
+        </w:rPr>
+      </w:pPr>
+      <w:r>
+        <w:rPr>
+          <w:sz w:val="22"/>
+          <w:szCs w:val="22"/>
+        </w:rPr>
+        <w:t>Part Numbers</w:t>
+      </w:r>
+      <w:r>
+        <w:rPr>
+          <w:sz w:val="22"/>
+          <w:szCs w:val="22"/>
+        </w:rPr>
+        <w:t xml:space="preserve">, </w:t>
+      </w:r>
+      <w:r>
+        <w:rPr>
+          <w:sz w:val="22"/>
+          <w:szCs w:val="22"/>
+        </w:rPr>
+        <w:t>Program Names</w:t>
+      </w:r>
+      <w:r>
+        <w:rPr>
+          <w:sz w:val="22"/>
+          <w:szCs w:val="22"/>
+        </w:rPr>
+        <w:t xml:space="preserve">, </w:t>
+      </w:r>
+      <w:r>
+        <w:rPr>
+          <w:sz w:val="22"/>
+          <w:szCs w:val="22"/>
+        </w:rPr>
+        <w:t>Patient IDs</w:t>
+      </w:r>
+      <w:r>
+        <w:rPr>
+          <w:sz w:val="22"/>
+          <w:szCs w:val="22"/>
+        </w:rPr>
+        <w:t xml:space="preserve">, </w:t>
+      </w:r>
+      <w:r>
+        <w:rPr>
+          <w:sz w:val="22"/>
+          <w:szCs w:val="22"/>
+        </w:rPr>
+        <w:t>Error Codes</w:t>
+      </w:r>
+    </w:p>
+    <w:p>
+      <w:pPr>
+        <w:spacing w:after="0" w:line="240" w:lineRule="auto"/>
+        <w:rPr>
+          <w:sz w:val="22"/>
+          <w:szCs w:val="22"/>
+        </w:rPr>
+      </w:pPr>
+      <w:r>
+        <w:rPr>
+          <w:sz w:val="22"/>
+          <w:szCs w:val="22"/>
+        </w:rPr>
+        <w:pict w14:anchorId="184E06A3">
+          <v:rect id="_x0000_i5612" style="width:0;height:1.5pt" o:hralign="center" o:hrstd="t" o:hr="t" fillcolor="#a0a0a0" stroked="f"/>
+        </w:pict>
+      </w:r>
+    </w:p>
+    <w:p>
+      <w:pPr>
+        <w:spacing w:after="0" w:line="240" w:lineRule="auto"/>
+        <w:rPr>
+          <w:b/>
+          <w:bCs/>
+          <w:sz w:val="22"/>
+          <w:szCs w:val="22"/>
+        </w:rPr>
+      </w:pPr>
+      <w:r>
+        <w:rPr>
+          <w:b/>
+          <w:bCs/>
+          <w:sz w:val="22"/>
+          <w:szCs w:val="22"/>
+        </w:rPr>
+        <w:lastRenderedPageBreak/>
+        <w:t>Example</w:t>
+      </w:r>
+    </w:p>
+    <w:p>
+      <w:pPr>
+        <w:spacing w:after="0" w:line="240" w:lineRule="auto"/>
+        <w:rPr>
+          <w:sz w:val="22"/>
+          <w:szCs w:val="22"/>
+        </w:rPr>
+      </w:pPr>
+      <w:r>
+        <w:rPr>
+          <w:sz w:val="22"/>
+          <w:szCs w:val="22"/>
+        </w:rPr>
+        <w:t>Query:</w:t>
+      </w:r>
+      <w:r>
+        <w:rPr>
+          <w:sz w:val="22"/>
+          <w:szCs w:val="22"/>
+        </w:rPr>
+        <w:t xml:space="preserve"> </w:t>
+      </w:r>
+      <w:r>
+        <w:rPr>
+          <w:sz w:val="22"/>
+          <w:szCs w:val="22"/>
+        </w:rPr>
+        <w:t>XUV700 hood failure</w:t>
+      </w:r>
+    </w:p>
+    <w:p>
+      <w:pPr>
+        <w:spacing w:after="0" w:line="240" w:lineRule="auto"/>
+        <w:rPr>
+          <w:sz w:val="22"/>
+          <w:szCs w:val="22"/>
+        </w:rPr>
+      </w:pPr>
+      <w:r>
+        <w:rPr>
+          <w:sz w:val="22"/>
+          <w:szCs w:val="22"/>
+        </w:rPr>
+        <w:t>Keyword Search retrieves:</w:t>
+      </w:r>
+      <w:r>
+        <w:rPr>
+          <w:sz w:val="22"/>
+          <w:szCs w:val="22"/>
+        </w:rPr>
+        <w:t xml:space="preserve"> </w:t>
+      </w:r>
+      <w:r>
+        <w:rPr>
+          <w:sz w:val="22"/>
+          <w:szCs w:val="22"/>
+        </w:rPr>
+        <w:t>XUV700</w:t>
+      </w:r>
+    </w:p>
+    <w:p>
+      <w:pPr>
+        <w:spacing w:after="0" w:line="240" w:lineRule="auto"/>
+        <w:rPr>
+          <w:sz w:val="22"/>
+          <w:szCs w:val="22"/>
+        </w:rPr>
+      </w:pPr>
+      <w:r>
+        <w:rPr>
+          <w:sz w:val="22"/>
+          <w:szCs w:val="22"/>
+        </w:rPr>
+        <w:t>Semantic Search retrieves:</w:t>
+      </w:r>
+      <w:r>
+        <w:rPr>
+          <w:sz w:val="22"/>
+          <w:szCs w:val="22"/>
+        </w:rPr>
+        <w:t xml:space="preserve"> </w:t>
+      </w:r>
+      <w:r>
+        <w:rPr>
+          <w:sz w:val="22"/>
+          <w:szCs w:val="22"/>
+        </w:rPr>
+        <w:t>Similar failure reports</w:t>
+      </w:r>
+    </w:p>
+    <w:p>
+      <w:pPr>
+        <w:spacing w:after="0" w:line="240" w:lineRule="auto"/>
+        <w:rPr>
+          <w:sz w:val="22"/>
+          <w:szCs w:val="22"/>
+        </w:rPr>
+      </w:pPr>
+      <w:r>
+        <w:rPr>
+          <w:sz w:val="22"/>
+          <w:szCs w:val="22"/>
+        </w:rPr>
+        <w:pict w14:anchorId="04615956">
+          <v:rect id="_x0000_i5613" style="width:0;height:1.5pt" o:hralign="center" o:hrstd="t" o:hr="t" fillcolor="#a0a0a0" stroked="f"/>
+        </w:pict>
+      </w:r>
+    </w:p>
+    <w:p>
+      <w:pPr>
+        <w:spacing w:after="0" w:line="240" w:lineRule="auto"/>
+        <w:rPr>
+          <w:b/>
+          <w:bCs/>
+          <w:sz w:val="22"/>
+          <w:szCs w:val="22"/>
+        </w:rPr>
+      </w:pPr>
+      <w:r>
+        <w:rPr>
+          <w:b/>
+          <w:bCs/>
+          <w:sz w:val="22"/>
+          <w:szCs w:val="22"/>
+        </w:rPr>
+        <w:t>Pipeline</w:t>
+      </w:r>
+    </w:p>
+    <w:p>
+      <w:pPr>
+        <w:spacing w:after="0" w:line="240" w:lineRule="auto"/>
+        <w:rPr>
+          <w:sz w:val="22"/>
+          <w:szCs w:val="22"/>
+        </w:rPr>
+      </w:pPr>
+      <w:r>
+        <w:rPr>
+          <w:sz w:val="22"/>
+          <w:szCs w:val="22"/>
+        </w:rPr>
+        <w:t>Query → Keyword Search + Semantic Search → Fusion → Results</w:t>
+      </w:r>
+    </w:p>
+    <w:p>
+      <w:pPr>
+        <w:spacing w:after="0" w:line="240" w:lineRule="auto"/>
+        <w:rPr>
+          <w:sz w:val="22"/>
+          <w:szCs w:val="22"/>
+        </w:rPr>
+      </w:pPr>
+      <w:r>
+        <w:rPr>
+          <w:sz w:val="22"/>
+          <w:szCs w:val="22"/>
+        </w:rPr>
+        <w:pict w14:anchorId="25ACDB9C">
+          <v:rect id="_x0000_i5614" style="width:0;height:1.5pt" o:hralign="center" o:hrstd="t" o:hr="t" fillcolor="#a0a0a0" stroked="f"/>
+        </w:pict>
+      </w:r>
+    </w:p>
+    <w:p>
+      <w:pPr>
+        <w:spacing w:after="0" w:line="240" w:lineRule="auto"/>
+        <w:rPr>
+          <w:b/>
+          <w:bCs/>
+          <w:sz w:val="22"/>
+          <w:szCs w:val="22"/>
+        </w:rPr>
+      </w:pPr>
+      <w:r>
+        <w:rPr>
+          <w:b/>
+          <w:bCs/>
+          <w:sz w:val="22"/>
+          <w:szCs w:val="22"/>
+        </w:rPr>
+        <w:t>3. Metadata Filtering</w:t>
+      </w:r>
+    </w:p>
+    <w:p>
+      <w:pPr>
+        <w:spacing w:after="0" w:line="240" w:lineRule="auto"/>
+        <w:rPr>
+          <w:sz w:val="22"/>
+          <w:szCs w:val="22"/>
+        </w:rPr>
+      </w:pPr>
+      <w:r>
+        <w:rPr>
+          <w:sz w:val="22"/>
+          <w:szCs w:val="22"/>
+        </w:rPr>
+        <w:t>Huge enterprise repositories require filtering.</w:t>
+      </w:r>
+    </w:p>
+    <w:p>
+      <w:pPr>
+        <w:spacing w:after="0" w:line="240" w:lineRule="auto"/>
+        <w:rPr>
+          <w:sz w:val="22"/>
+          <w:szCs w:val="22"/>
+        </w:rPr>
+      </w:pPr>
+      <w:r>
+        <w:rPr>
+          <w:sz w:val="22"/>
+          <w:szCs w:val="22"/>
+        </w:rPr>
+        <w:t>Example:</w:t>
+      </w:r>
+    </w:p>
+    <w:p>
+      <w:pPr>
+        <w:spacing w:after="0" w:line="240" w:lineRule="auto"/>
+        <w:rPr>
+          <w:sz w:val="22"/>
+          <w:szCs w:val="22"/>
+        </w:rPr>
+      </w:pPr>
+      <w:r>
+        <w:rPr>
+          <w:sz w:val="22"/>
+          <w:szCs w:val="22"/>
+        </w:rPr>
+        <w:t>Vehicle = XUV700</w:t>
+      </w:r>
+    </w:p>
+    <w:p>
+      <w:pPr>
+        <w:spacing w:after="0" w:line="240" w:lineRule="auto"/>
+        <w:rPr>
+          <w:sz w:val="22"/>
+          <w:szCs w:val="22"/>
+        </w:rPr>
+      </w:pPr>
+      <w:r>
+        <w:rPr>
+          <w:sz w:val="22"/>
+          <w:szCs w:val="22"/>
+        </w:rPr>
+        <w:t>Year &gt;= 2024</w:t>
+      </w:r>
+    </w:p>
+    <w:p>
+      <w:pPr>
+        <w:spacing w:after="0" w:line="240" w:lineRule="auto"/>
+        <w:rPr>
+          <w:sz w:val="22"/>
+          <w:szCs w:val="22"/>
+        </w:rPr>
+      </w:pPr>
+      <w:r>
+        <w:rPr>
+          <w:sz w:val="22"/>
+          <w:szCs w:val="22"/>
+        </w:rPr>
+        <w:t>Department = CAE</w:t>
+      </w:r>
+    </w:p>
+    <w:p>
+      <w:pPr>
+        <w:spacing w:after="0" w:line="240" w:lineRule="auto"/>
+        <w:rPr>
+          <w:sz w:val="22"/>
+          <w:szCs w:val="22"/>
+        </w:rPr>
+      </w:pPr>
+      <w:r>
+        <w:rPr>
+          <w:sz w:val="22"/>
+          <w:szCs w:val="22"/>
+        </w:rPr>
+        <w:pict w14:anchorId="7371BF51">
+          <v:rect id="_x0000_i5615" style="width:0;height:1.5pt" o:hralign="center" o:hrstd="t" o:hr="t" fillcolor="#a0a0a0" stroked="f"/>
+        </w:pict>
+      </w:r>
+    </w:p>
+    <w:p>
+      <w:pPr>
+        <w:spacing w:after="0" w:line="240" w:lineRule="auto"/>
+        <w:rPr>
+          <w:b/>
+          <w:bCs/>
+          <w:sz w:val="22"/>
+          <w:szCs w:val="22"/>
+        </w:rPr>
+      </w:pPr>
+      <w:r>
+        <w:rPr>
+          <w:b/>
+          <w:bCs/>
+          <w:sz w:val="22"/>
+          <w:szCs w:val="22"/>
+        </w:rPr>
+        <w:t>Pipeline</w:t>
+      </w:r>
+    </w:p>
+    <w:p>
+      <w:pPr>
+        <w:spacing w:after="0" w:line="240" w:lineRule="auto"/>
+        <w:rPr>
+          <w:sz w:val="22"/>
+          <w:szCs w:val="22"/>
+        </w:rPr>
+      </w:pPr>
+      <w:r>
+        <w:rPr>
+          <w:sz w:val="22"/>
+          <w:szCs w:val="22"/>
+        </w:rPr>
+        <w:t>Query→ Metadata Filter→ Semantic Search→ Results</w:t>
+      </w:r>
+    </w:p>
+    <w:p>
+      <w:pPr>
+        <w:spacing w:after="0" w:line="240" w:lineRule="auto"/>
+        <w:rPr>
+          <w:sz w:val="22"/>
+          <w:szCs w:val="22"/>
+        </w:rPr>
+      </w:pPr>
+      <w:r>
+        <w:rPr>
+          <w:sz w:val="22"/>
+          <w:szCs w:val="22"/>
+        </w:rPr>
+        <w:pict w14:anchorId="6DC589D9">
+          <v:rect id="_x0000_i5616" style="width:0;height:1.5pt" o:hralign="center" o:hrstd="t" o:hr="t" fillcolor="#a0a0a0" stroked="f"/>
+        </w:pict>
+      </w:r>
+    </w:p>
+    <w:p>
+      <w:pPr>
+        <w:spacing w:after="0" w:line="240" w:lineRule="auto"/>
+        <w:rPr>
+          <w:b/>
+          <w:bCs/>
+          <w:sz w:val="22"/>
+          <w:szCs w:val="22"/>
+        </w:rPr>
+      </w:pPr>
+      <w:r>
+        <w:rPr>
+          <w:b/>
+          <w:bCs/>
+          <w:sz w:val="22"/>
+          <w:szCs w:val="22"/>
+        </w:rPr>
+        <w:t>Why It Matters</w:t>
+      </w:r>
+    </w:p>
+    <w:p>
+      <w:pPr>
+        <w:spacing w:after="0" w:line="240" w:lineRule="auto"/>
+        <w:rPr>
+          <w:sz w:val="22"/>
+          <w:szCs w:val="22"/>
+        </w:rPr>
+      </w:pPr>
+      <w:r>
+        <w:rPr>
+          <w:sz w:val="22"/>
+          <w:szCs w:val="22"/>
+        </w:rPr>
+        <w:t>Without filtering:</w:t>
+      </w:r>
+      <w:r>
+        <w:rPr>
+          <w:sz w:val="22"/>
+          <w:szCs w:val="22"/>
+        </w:rPr>
+        <w:t xml:space="preserve"> </w:t>
+      </w:r>
+      <w:r>
+        <w:rPr>
+          <w:sz w:val="22"/>
+          <w:szCs w:val="22"/>
+        </w:rPr>
+        <w:t>50,000 irrelevant reports</w:t>
+      </w:r>
+    </w:p>
+    <w:p>
+      <w:pPr>
+        <w:spacing w:after="0" w:line="240" w:lineRule="auto"/>
+        <w:rPr>
+          <w:sz w:val="22"/>
+          <w:szCs w:val="22"/>
+        </w:rPr>
+      </w:pPr>
+      <w:r>
+        <w:rPr>
+          <w:sz w:val="22"/>
+          <w:szCs w:val="22"/>
+        </w:rPr>
+        <w:t>With filtering:</w:t>
+      </w:r>
+      <w:r>
+        <w:rPr>
+          <w:sz w:val="22"/>
+          <w:szCs w:val="22"/>
+        </w:rPr>
+        <w:t xml:space="preserve"> </w:t>
+      </w:r>
+      <w:r>
+        <w:rPr>
+          <w:sz w:val="22"/>
+          <w:szCs w:val="22"/>
+        </w:rPr>
+        <w:t>200 relevant reports</w:t>
+      </w:r>
+    </w:p>
+    <w:p>
+      <w:pPr>
+        <w:spacing w:after="0" w:line="240" w:lineRule="auto"/>
+        <w:rPr>
+          <w:sz w:val="22"/>
+          <w:szCs w:val="22"/>
+        </w:rPr>
+      </w:pPr>
+      <w:r>
+        <w:rPr>
+          <w:sz w:val="22"/>
+          <w:szCs w:val="22"/>
+        </w:rPr>
+        <w:t>Better accuracy.</w:t>
+      </w:r>
+    </w:p>
+    <w:p>
+      <w:pPr>
+        <w:spacing w:after="0" w:line="240" w:lineRule="auto"/>
+        <w:rPr>
+          <w:sz w:val="22"/>
+          <w:szCs w:val="22"/>
+        </w:rPr>
+      </w:pPr>
+      <w:r>
+        <w:rPr>
+          <w:sz w:val="22"/>
+          <w:szCs w:val="22"/>
+        </w:rPr>
+        <w:pict w14:anchorId="4E463AC0">
+          <v:rect id="_x0000_i5617" style="width:0;height:1.5pt" o:hralign="center" o:hrstd="t" o:hr="t" fillcolor="#a0a0a0" stroked="f"/>
+        </w:pict>
+      </w:r>
+    </w:p>
+    <w:p>
+      <w:pPr>
+        <w:spacing w:after="0" w:line="240" w:lineRule="auto"/>
+        <w:rPr>
+          <w:b/>
+          <w:bCs/>
+          <w:sz w:val="22"/>
+          <w:szCs w:val="22"/>
+        </w:rPr>
+      </w:pPr>
+      <w:r>
+        <w:rPr>
+          <w:b/>
+          <w:bCs/>
+          <w:sz w:val="22"/>
+          <w:szCs w:val="22"/>
+        </w:rPr>
+        <w:t>4. Multi-Stage Retrieval</w:t>
+      </w:r>
+    </w:p>
+    <w:p>
+      <w:pPr>
+        <w:spacing w:after="0" w:line="240" w:lineRule="auto"/>
+        <w:rPr>
+          <w:sz w:val="22"/>
+          <w:szCs w:val="22"/>
+        </w:rPr>
+      </w:pPr>
+      <w:r>
+        <w:rPr>
+          <w:sz w:val="22"/>
+          <w:szCs w:val="22"/>
+        </w:rPr>
+        <w:t>Basic RAG:</w:t>
+      </w:r>
+      <w:r>
+        <w:rPr>
+          <w:sz w:val="22"/>
+          <w:szCs w:val="22"/>
+        </w:rPr>
+        <w:t xml:space="preserve"> </w:t>
+      </w:r>
+      <w:r>
+        <w:rPr>
+          <w:sz w:val="22"/>
+          <w:szCs w:val="22"/>
+        </w:rPr>
+        <w:t>Retrieve Top 5</w:t>
+      </w:r>
+    </w:p>
+    <w:p>
+      <w:pPr>
+        <w:spacing w:after="0" w:line="240" w:lineRule="auto"/>
+        <w:rPr>
+          <w:sz w:val="22"/>
+          <w:szCs w:val="22"/>
+        </w:rPr>
+      </w:pPr>
+      <w:r>
+        <w:rPr>
+          <w:sz w:val="22"/>
+          <w:szCs w:val="22"/>
+        </w:rPr>
+        <w:t>Advanced RAG:</w:t>
+      </w:r>
+      <w:r>
+        <w:rPr>
+          <w:sz w:val="22"/>
+          <w:szCs w:val="22"/>
+        </w:rPr>
+        <w:t xml:space="preserve"> </w:t>
+      </w:r>
+      <w:r>
+        <w:rPr>
+          <w:sz w:val="22"/>
+          <w:szCs w:val="22"/>
+        </w:rPr>
+        <w:t>Retrieve Top 100→ Rerank→ Select Top 10</w:t>
+      </w:r>
+    </w:p>
+    <w:p>
+      <w:pPr>
+        <w:spacing w:after="0" w:line="240" w:lineRule="auto"/>
+        <w:rPr>
+          <w:sz w:val="22"/>
+          <w:szCs w:val="22"/>
+        </w:rPr>
+      </w:pPr>
+      <w:r>
+        <w:rPr>
+          <w:sz w:val="22"/>
+          <w:szCs w:val="22"/>
+        </w:rPr>
+        <w:pict w14:anchorId="7748A765">
+          <v:rect id="_x0000_i5618" style="width:0;height:1.5pt" o:hralign="center" o:hrstd="t" o:hr="t" fillcolor="#a0a0a0" stroked="f"/>
+        </w:pict>
+      </w:r>
+    </w:p>
+    <w:p>
+      <w:pPr>
+        <w:spacing w:after="0" w:line="240" w:lineRule="auto"/>
+        <w:rPr>
+          <w:b/>
+          <w:bCs/>
+          <w:sz w:val="22"/>
+          <w:szCs w:val="22"/>
+        </w:rPr>
+      </w:pPr>
+      <w:r>
+        <w:rPr>
+          <w:b/>
+          <w:bCs/>
+          <w:sz w:val="22"/>
+          <w:szCs w:val="22"/>
+        </w:rPr>
+        <w:t>Benefits</w:t>
+      </w:r>
+    </w:p>
+    <w:p>
+      <w:pPr>
+        <w:spacing w:after="0" w:line="240" w:lineRule="auto"/>
+        <w:rPr>
+          <w:sz w:val="22"/>
+          <w:szCs w:val="22"/>
+        </w:rPr>
+      </w:pPr>
+      <w:r>
+        <w:rPr>
+          <w:sz w:val="22"/>
+          <w:szCs w:val="22"/>
+        </w:rPr>
+        <w:t>Higher Recall</w:t>
+      </w:r>
+    </w:p>
+    <w:p>
+      <w:pPr>
+        <w:spacing w:after="0" w:line="240" w:lineRule="auto"/>
+        <w:rPr>
+          <w:sz w:val="22"/>
+          <w:szCs w:val="22"/>
+        </w:rPr>
+      </w:pPr>
+      <w:r>
+        <w:rPr>
+          <w:sz w:val="22"/>
+          <w:szCs w:val="22"/>
+        </w:rPr>
+        <w:t>Higher Precision</w:t>
+      </w:r>
+    </w:p>
+    <w:p>
+      <w:pPr>
+        <w:spacing w:after="0" w:line="240" w:lineRule="auto"/>
+        <w:rPr>
+          <w:sz w:val="22"/>
+          <w:szCs w:val="22"/>
+        </w:rPr>
+      </w:pPr>
+      <w:r>
+        <w:rPr>
+          <w:sz w:val="22"/>
+          <w:szCs w:val="22"/>
+        </w:rPr>
+        <w:pict w14:anchorId="394AD11E">
+          <v:rect id="_x0000_i5619" style="width:0;height:1.5pt" o:hralign="center" o:hrstd="t" o:hr="t" fillcolor="#a0a0a0" stroked="f"/>
+        </w:pict>
+      </w:r>
+    </w:p>
+    <w:p>
+      <w:pPr>
+        <w:spacing w:after="0" w:line="240" w:lineRule="auto"/>
+        <w:rPr>
+          <w:b/>
+          <w:bCs/>
+          <w:sz w:val="22"/>
+          <w:szCs w:val="22"/>
+        </w:rPr>
+      </w:pPr>
+      <w:r>
+        <w:rPr>
+          <w:b/>
+          <w:bCs/>
+          <w:sz w:val="22"/>
+          <w:szCs w:val="22"/>
+        </w:rPr>
+        <w:t>5. Reranking</w:t>
+      </w:r>
+    </w:p>
+    <w:p>
+      <w:pPr>
+        <w:spacing w:after="0" w:line="240" w:lineRule="auto"/>
+        <w:rPr>
+          <w:sz w:val="22"/>
+          <w:szCs w:val="22"/>
+        </w:rPr>
+      </w:pPr>
+      <w:r>
+        <w:rPr>
+          <w:sz w:val="22"/>
+          <w:szCs w:val="22"/>
+        </w:rPr>
+        <w:t>One of the most important improvements.</w:t>
+      </w:r>
+    </w:p>
+    <w:p>
+      <w:pPr>
+        <w:spacing w:after="0" w:line="240" w:lineRule="auto"/>
+        <w:rPr>
+          <w:sz w:val="22"/>
+          <w:szCs w:val="22"/>
+        </w:rPr>
+      </w:pPr>
+      <w:r>
+        <w:rPr>
+          <w:sz w:val="22"/>
+          <w:szCs w:val="22"/>
+        </w:rPr>
+        <w:t>Initial retrieval may return:</w:t>
+      </w:r>
+    </w:p>
+    <w:p>
+      <w:pPr>
+        <w:spacing w:after="0" w:line="240" w:lineRule="auto"/>
+        <w:rPr>
+          <w:sz w:val="22"/>
+          <w:szCs w:val="22"/>
+        </w:rPr>
+      </w:pPr>
+      <w:r>
+        <w:rPr>
+          <w:sz w:val="22"/>
+          <w:szCs w:val="22"/>
+        </w:rPr>
+        <w:t>Relevant</w:t>
+      </w:r>
+      <w:r>
+        <w:rPr>
+          <w:sz w:val="22"/>
+          <w:szCs w:val="22"/>
+        </w:rPr>
+        <w:t xml:space="preserve">, </w:t>
+      </w:r>
+      <w:r>
+        <w:rPr>
+          <w:sz w:val="22"/>
+          <w:szCs w:val="22"/>
+        </w:rPr>
+        <w:t>Partially Relevant</w:t>
+      </w:r>
+      <w:r>
+        <w:rPr>
+          <w:sz w:val="22"/>
+          <w:szCs w:val="22"/>
+        </w:rPr>
+        <w:t xml:space="preserve">, </w:t>
+      </w:r>
+      <w:r>
+        <w:rPr>
+          <w:sz w:val="22"/>
+          <w:szCs w:val="22"/>
+        </w:rPr>
+        <w:t>Noisy Results</w:t>
+      </w:r>
+    </w:p>
+    <w:p>
+      <w:pPr>
+        <w:spacing w:after="0" w:line="240" w:lineRule="auto"/>
+        <w:rPr>
+          <w:sz w:val="22"/>
+          <w:szCs w:val="22"/>
+        </w:rPr>
+      </w:pPr>
+      <w:r>
+        <w:rPr>
+          <w:sz w:val="22"/>
+          <w:szCs w:val="22"/>
+        </w:rPr>
+        <w:t>Reranking</w:t>
+      </w:r>
+      <w:r>
+        <w:rPr>
+          <w:sz w:val="22"/>
+          <w:szCs w:val="22"/>
+        </w:rPr>
+        <w:t xml:space="preserve"> model reorders results.</w:t>
+      </w:r>
+    </w:p>
+    <w:p>
+      <w:pPr>
+        <w:spacing w:after="0" w:line="240" w:lineRule="auto"/>
+        <w:rPr>
+          <w:sz w:val="22"/>
+          <w:szCs w:val="22"/>
+        </w:rPr>
+      </w:pPr>
+      <w:r>
+        <w:rPr>
+          <w:sz w:val="22"/>
+          <w:szCs w:val="22"/>
+        </w:rPr>
+        <w:pict w14:anchorId="06453675">
+          <v:rect id="_x0000_i5620" style="width:0;height:1.5pt" o:hralign="center" o:hrstd="t" o:hr="t" fillcolor="#a0a0a0" stroked="f"/>
+        </w:pict>
+      </w:r>
+    </w:p>
+    <w:p>
+      <w:pPr>
+        <w:spacing w:after="0" w:line="240" w:lineRule="auto"/>
+        <w:rPr>
+          <w:b/>
+          <w:bCs/>
+          <w:sz w:val="22"/>
+          <w:szCs w:val="22"/>
+        </w:rPr>
+      </w:pPr>
+      <w:r>
+        <w:rPr>
+          <w:b/>
+          <w:bCs/>
+          <w:sz w:val="22"/>
+          <w:szCs w:val="22"/>
+        </w:rPr>
+        <w:t>Pipeline</w:t>
+      </w:r>
+    </w:p>
+    <w:p>
+      <w:pPr>
+        <w:spacing w:after="0" w:line="240" w:lineRule="auto"/>
+        <w:rPr>
+          <w:sz w:val="22"/>
+          <w:szCs w:val="22"/>
+        </w:rPr>
+      </w:pPr>
+      <w:r>
+        <w:rPr>
+          <w:sz w:val="22"/>
+          <w:szCs w:val="22"/>
+        </w:rPr>
+        <w:t>Top 100 Chunks→ Cross Encoder Reranker→ Top 10 Chunks</w:t>
+      </w:r>
+    </w:p>
+    <w:p>
+      <w:pPr>
+        <w:spacing w:after="0" w:line="240" w:lineRule="auto"/>
+        <w:rPr>
+          <w:sz w:val="22"/>
+          <w:szCs w:val="22"/>
+        </w:rPr>
+      </w:pPr>
+      <w:r>
+        <w:rPr>
+          <w:sz w:val="22"/>
+          <w:szCs w:val="22"/>
+        </w:rPr>
+        <w:pict w14:anchorId="2846CFB7">
+          <v:rect id="_x0000_i5621" style="width:0;height:1.5pt" o:hralign="center" o:hrstd="t" o:hr="t" fillcolor="#a0a0a0" stroked="f"/>
+        </w:pict>
+      </w:r>
+    </w:p>
+    <w:p>
+      <w:pPr>
+        <w:spacing w:after="0" w:line="240" w:lineRule="auto"/>
+        <w:rPr>
+          <w:b/>
+          <w:bCs/>
+          <w:sz w:val="22"/>
+          <w:szCs w:val="22"/>
+        </w:rPr>
+      </w:pPr>
+      <w:r>
+        <w:rPr>
+          <w:b/>
+          <w:bCs/>
+          <w:sz w:val="22"/>
+          <w:szCs w:val="22"/>
+        </w:rPr>
+        <w:t>Common Tools</w:t>
+      </w:r>
+    </w:p>
+    <w:p>
+      <w:pPr>
+        <w:spacing w:after="0" w:line="240" w:lineRule="auto"/>
+        <w:rPr>
+          <w:sz w:val="22"/>
+          <w:szCs w:val="22"/>
+        </w:rPr>
+      </w:pPr>
+      <w:r>
+        <w:rPr>
+          <w:sz w:val="22"/>
+          <w:szCs w:val="22"/>
+        </w:rPr>
+        <w:t>Cohere Rerank</w:t>
+      </w:r>
+      <w:r>
+        <w:rPr>
+          <w:sz w:val="22"/>
+          <w:szCs w:val="22"/>
+        </w:rPr>
+        <w:t xml:space="preserve">, </w:t>
+      </w:r>
+      <w:r>
+        <w:rPr>
+          <w:sz w:val="22"/>
+          <w:szCs w:val="22"/>
+        </w:rPr>
+        <w:t>BGE Reranker</w:t>
+      </w:r>
+      <w:r>
+        <w:rPr>
+          <w:sz w:val="22"/>
+          <w:szCs w:val="22"/>
+        </w:rPr>
+        <w:t xml:space="preserve">, </w:t>
+      </w:r>
+      <w:r>
+        <w:rPr>
+          <w:sz w:val="22"/>
+          <w:szCs w:val="22"/>
+        </w:rPr>
+        <w:t>Cross Encoders</w:t>
+      </w:r>
+      <w:r>
+        <w:rPr>
+          <w:sz w:val="22"/>
+          <w:szCs w:val="22"/>
+        </w:rPr>
+        <w:t xml:space="preserve">, </w:t>
+      </w:r>
+      <w:r>
+        <w:rPr>
+          <w:sz w:val="22"/>
+          <w:szCs w:val="22"/>
+        </w:rPr>
+        <w:t>Azure AI Search Semantic Ranker</w:t>
+      </w:r>
+    </w:p>
+    <w:p>
+      <w:pPr>
+        <w:spacing w:after="0" w:line="240" w:lineRule="auto"/>
+        <w:rPr>
+          <w:sz w:val="22"/>
+          <w:szCs w:val="22"/>
+        </w:rPr>
+      </w:pPr>
+      <w:r>
+        <w:rPr>
+          <w:sz w:val="22"/>
+          <w:szCs w:val="22"/>
+        </w:rPr>
+        <w:pict w14:anchorId="3F9B7593">
+          <v:rect id="_x0000_i5622" style="width:0;height:1.5pt" o:hralign="center" o:hrstd="t" o:hr="t" fillcolor="#a0a0a0" stroked="f"/>
+        </w:pict>
+      </w:r>
+    </w:p>
+    <w:p>
+      <w:pPr>
+        <w:spacing w:after="0" w:line="240" w:lineRule="auto"/>
+        <w:rPr>
+          <w:b/>
+          <w:bCs/>
+          <w:sz w:val="22"/>
+          <w:szCs w:val="22"/>
+        </w:rPr>
+      </w:pPr>
+      <w:r>
+        <w:rPr>
+          <w:b/>
+          <w:bCs/>
+          <w:sz w:val="22"/>
+          <w:szCs w:val="22"/>
+        </w:rPr>
+        <w:t>6. Context Compression</w:t>
+      </w:r>
+    </w:p>
+    <w:p>
+      <w:pPr>
+        <w:spacing w:after="0" w:line="240" w:lineRule="auto"/>
+        <w:rPr>
+          <w:sz w:val="22"/>
+          <w:szCs w:val="22"/>
+        </w:rPr>
+      </w:pPr>
+      <w:r>
+        <w:rPr>
+          <w:sz w:val="22"/>
+          <w:szCs w:val="22"/>
+        </w:rPr>
+        <w:t>Retrieval often fetches too much information.</w:t>
+      </w:r>
+    </w:p>
+    <w:p>
+      <w:pPr>
+        <w:spacing w:after="0" w:line="240" w:lineRule="auto"/>
+        <w:rPr>
+          <w:sz w:val="22"/>
+          <w:szCs w:val="22"/>
+        </w:rPr>
+      </w:pPr>
+      <w:r>
+        <w:rPr>
+          <w:sz w:val="22"/>
+          <w:szCs w:val="22"/>
+        </w:rPr>
+        <w:t>Example:</w:t>
+      </w:r>
+      <w:r>
+        <w:rPr>
+          <w:sz w:val="22"/>
+          <w:szCs w:val="22"/>
+        </w:rPr>
+        <w:t xml:space="preserve"> </w:t>
+      </w:r>
+      <w:r>
+        <w:rPr>
+          <w:sz w:val="22"/>
+          <w:szCs w:val="22"/>
+        </w:rPr>
+        <w:t>20 pages retrieved</w:t>
+      </w:r>
+    </w:p>
+    <w:p>
+      <w:pPr>
+        <w:spacing w:after="0" w:line="240" w:lineRule="auto"/>
+        <w:rPr>
+          <w:sz w:val="22"/>
+          <w:szCs w:val="22"/>
+        </w:rPr>
+      </w:pPr>
+      <w:r>
+        <w:rPr>
+          <w:sz w:val="22"/>
+          <w:szCs w:val="22"/>
+        </w:rPr>
+        <w:t>LLM only needs:</w:t>
+      </w:r>
+      <w:r>
+        <w:rPr>
+          <w:sz w:val="22"/>
+          <w:szCs w:val="22"/>
+        </w:rPr>
+        <w:t xml:space="preserve"> </w:t>
+      </w:r>
+      <w:r>
+        <w:rPr>
+          <w:sz w:val="22"/>
+          <w:szCs w:val="22"/>
+        </w:rPr>
+        <w:t>2 paragraphs</w:t>
+      </w:r>
+    </w:p>
+    <w:p>
+      <w:pPr>
+        <w:spacing w:after="0" w:line="240" w:lineRule="auto"/>
+        <w:rPr>
+          <w:sz w:val="22"/>
+          <w:szCs w:val="22"/>
+        </w:rPr>
+      </w:pPr>
+      <w:r>
+        <w:rPr>
+          <w:sz w:val="22"/>
+          <w:szCs w:val="22"/>
+        </w:rPr>
+        <w:pict w14:anchorId="49FA56ED">
+          <v:rect id="_x0000_i5623" style="width:0;height:1.5pt" o:hralign="center" o:hrstd="t" o:hr="t" fillcolor="#a0a0a0" stroked="f"/>
+        </w:pict>
+      </w:r>
+    </w:p>
+    <w:p>
+      <w:pPr>
+        <w:spacing w:after="0" w:line="240" w:lineRule="auto"/>
+        <w:rPr>
+          <w:b/>
+          <w:bCs/>
+          <w:sz w:val="22"/>
+          <w:szCs w:val="22"/>
+        </w:rPr>
+      </w:pPr>
+      <w:r>
+        <w:rPr>
+          <w:b/>
+          <w:bCs/>
+          <w:sz w:val="22"/>
+          <w:szCs w:val="22"/>
+        </w:rPr>
+        <w:t>Pipeline</w:t>
+      </w:r>
+    </w:p>
+    <w:p>
+      <w:pPr>
+        <w:spacing w:after="0" w:line="240" w:lineRule="auto"/>
+        <w:rPr>
+          <w:sz w:val="22"/>
+          <w:szCs w:val="22"/>
+        </w:rPr>
+      </w:pPr>
+      <w:r>
+        <w:rPr>
+          <w:sz w:val="22"/>
+          <w:szCs w:val="22"/>
+        </w:rPr>
+        <w:t>Retrieved Chunks→ Compression→ Relevant Sentences→ LLM</w:t>
+      </w:r>
+    </w:p>
+    <w:p>
+      <w:pPr>
+        <w:spacing w:after="0" w:line="240" w:lineRule="auto"/>
+        <w:rPr>
+          <w:sz w:val="22"/>
+          <w:szCs w:val="22"/>
+        </w:rPr>
+      </w:pPr>
+      <w:r>
+        <w:rPr>
+          <w:sz w:val="22"/>
+          <w:szCs w:val="22"/>
+        </w:rPr>
+        <w:pict w14:anchorId="23E5A9BA">
+          <v:rect id="_x0000_i5624" style="width:0;height:1.5pt" o:hralign="center" o:hrstd="t" o:hr="t" fillcolor="#a0a0a0" stroked="f"/>
+        </w:pict>
+      </w:r>
+    </w:p>
+    <w:p>
+      <w:pPr>
+        <w:spacing w:after="0" w:line="240" w:lineRule="auto"/>
+        <w:rPr>
+          <w:b/>
+          <w:bCs/>
+          <w:sz w:val="22"/>
+          <w:szCs w:val="22"/>
+        </w:rPr>
+      </w:pPr>
+      <w:r>
+        <w:rPr>
+          <w:b/>
+          <w:bCs/>
+          <w:sz w:val="22"/>
+          <w:szCs w:val="22"/>
+        </w:rPr>
+        <w:t>Benefits</w:t>
+      </w:r>
+    </w:p>
+    <w:p>
+      <w:pPr>
+        <w:spacing w:after="0" w:line="240" w:lineRule="auto"/>
+        <w:rPr>
+          <w:sz w:val="22"/>
+          <w:szCs w:val="22"/>
+        </w:rPr>
+      </w:pPr>
+      <w:r>
+        <w:rPr>
+          <w:sz w:val="22"/>
+          <w:szCs w:val="22"/>
+        </w:rPr>
+        <w:t>Lower Cost</w:t>
+      </w:r>
+      <w:r>
+        <w:rPr>
+          <w:sz w:val="22"/>
+          <w:szCs w:val="22"/>
+        </w:rPr>
+        <w:t xml:space="preserve">, </w:t>
+      </w:r>
+      <w:r>
+        <w:rPr>
+          <w:sz w:val="22"/>
+          <w:szCs w:val="22"/>
+        </w:rPr>
+        <w:t>Lower Latency</w:t>
+      </w:r>
+      <w:r>
+        <w:rPr>
+          <w:sz w:val="22"/>
+          <w:szCs w:val="22"/>
+        </w:rPr>
+        <w:t xml:space="preserve">, </w:t>
+      </w:r>
+      <w:r>
+        <w:rPr>
+          <w:sz w:val="22"/>
+          <w:szCs w:val="22"/>
+        </w:rPr>
+        <w:t>Better Accuracy</w:t>
+      </w:r>
+    </w:p>
+    <w:p>
+      <w:pPr>
+        <w:spacing w:after="0" w:line="240" w:lineRule="auto"/>
+        <w:rPr>
+          <w:sz w:val="22"/>
+          <w:szCs w:val="22"/>
+        </w:rPr>
+      </w:pPr>
+      <w:r>
+        <w:rPr>
+          <w:sz w:val="22"/>
+          <w:szCs w:val="22"/>
+        </w:rPr>
+        <w:pict w14:anchorId="3CAD0010">
+          <v:rect id="_x0000_i5625" style="width:0;height:1.5pt" o:hralign="center" o:hrstd="t" o:hr="t" fillcolor="#a0a0a0" stroked="f"/>
+        </w:pict>
+      </w:r>
+    </w:p>
+    <w:p>
+      <w:pPr>
+        <w:spacing w:after="0" w:line="240" w:lineRule="auto"/>
+        <w:rPr>
+          <w:b/>
+          <w:bCs/>
+          <w:sz w:val="22"/>
+          <w:szCs w:val="22"/>
+        </w:rPr>
+      </w:pPr>
+      <w:r>
+        <w:rPr>
+          <w:b/>
+          <w:bCs/>
+          <w:sz w:val="22"/>
+          <w:szCs w:val="22"/>
+        </w:rPr>
+        <w:t>7. Parent-Child Retrieval</w:t>
+      </w:r>
+    </w:p>
+    <w:p>
+      <w:pPr>
+        <w:spacing w:after="0" w:line="240" w:lineRule="auto"/>
+        <w:rPr>
+          <w:sz w:val="22"/>
+          <w:szCs w:val="22"/>
+        </w:rPr>
+      </w:pPr>
+      <w:r>
+        <w:rPr>
+          <w:sz w:val="22"/>
+          <w:szCs w:val="22"/>
+        </w:rPr>
+        <w:t>Normal chunking may lose context.</w:t>
+      </w:r>
+    </w:p>
+    <w:p>
+      <w:pPr>
+        <w:spacing w:after="0" w:line="240" w:lineRule="auto"/>
+        <w:rPr>
+          <w:sz w:val="22"/>
+          <w:szCs w:val="22"/>
+        </w:rPr>
+      </w:pPr>
+      <w:r>
+        <w:rPr>
+          <w:sz w:val="22"/>
+          <w:szCs w:val="22"/>
+        </w:rPr>
+        <w:pict w14:anchorId="53E84831">
+          <v:rect id="_x0000_i5626" style="width:0;height:1.5pt" o:hralign="center" o:hrstd="t" o:hr="t" fillcolor="#a0a0a0" stroked="f"/>
+        </w:pict>
+      </w:r>
+    </w:p>
+    <w:p>
+      <w:pPr>
+        <w:spacing w:after="0" w:line="240" w:lineRule="auto"/>
+        <w:rPr>
+          <w:b/>
+          <w:bCs/>
+          <w:sz w:val="22"/>
+          <w:szCs w:val="22"/>
+        </w:rPr>
+      </w:pPr>
+      <w:r>
+        <w:rPr>
+          <w:b/>
+          <w:bCs/>
+          <w:sz w:val="22"/>
+          <w:szCs w:val="22"/>
+        </w:rPr>
+        <w:t>Example</w:t>
+      </w:r>
+    </w:p>
+    <w:p>
+      <w:pPr>
+        <w:spacing w:after="0" w:line="240" w:lineRule="auto"/>
+        <w:rPr>
+          <w:sz w:val="22"/>
+          <w:szCs w:val="22"/>
+        </w:rPr>
+      </w:pPr>
+      <w:r>
+        <w:rPr>
+          <w:sz w:val="22"/>
+          <w:szCs w:val="22"/>
+        </w:rPr>
+        <w:t>Document:</w:t>
+      </w:r>
+      <w:r>
+        <w:rPr>
+          <w:sz w:val="22"/>
+          <w:szCs w:val="22"/>
+        </w:rPr>
+        <w:t xml:space="preserve"> </w:t>
+      </w:r>
+      <w:r>
+        <w:rPr>
+          <w:sz w:val="22"/>
+          <w:szCs w:val="22"/>
+        </w:rPr>
+        <w:t>100 Page Crash Report</w:t>
+      </w:r>
+    </w:p>
+    <w:p>
+      <w:pPr>
+        <w:spacing w:after="0" w:line="240" w:lineRule="auto"/>
+        <w:rPr>
+          <w:sz w:val="22"/>
+          <w:szCs w:val="22"/>
+        </w:rPr>
+      </w:pPr>
+      <w:r>
+        <w:rPr>
+          <w:sz w:val="22"/>
+          <w:szCs w:val="22"/>
+        </w:rPr>
+        <w:t>Split into:</w:t>
+      </w:r>
+      <w:r>
+        <w:rPr>
+          <w:sz w:val="22"/>
+          <w:szCs w:val="22"/>
+        </w:rPr>
+        <w:t xml:space="preserve"> </w:t>
+      </w:r>
+      <w:r>
+        <w:rPr>
+          <w:sz w:val="22"/>
+          <w:szCs w:val="22"/>
+        </w:rPr>
+        <w:t>500 Small Chunks</w:t>
+      </w:r>
+    </w:p>
+    <w:p>
+      <w:pPr>
+        <w:spacing w:after="0" w:line="240" w:lineRule="auto"/>
+        <w:rPr>
+          <w:sz w:val="22"/>
+          <w:szCs w:val="22"/>
+        </w:rPr>
+      </w:pPr>
+      <w:r>
+        <w:rPr>
+          <w:sz w:val="22"/>
+          <w:szCs w:val="22"/>
+        </w:rPr>
+        <w:t>Problem:</w:t>
+      </w:r>
+      <w:r>
+        <w:rPr>
+          <w:sz w:val="22"/>
+          <w:szCs w:val="22"/>
+        </w:rPr>
+        <w:t xml:space="preserve"> </w:t>
+      </w:r>
+      <w:r>
+        <w:rPr>
+          <w:sz w:val="22"/>
+          <w:szCs w:val="22"/>
+        </w:rPr>
+        <w:t>Chunk loses overall meaning</w:t>
+      </w:r>
+    </w:p>
+    <w:p>
+      <w:pPr>
+        <w:spacing w:after="0" w:line="240" w:lineRule="auto"/>
+        <w:rPr>
+          <w:sz w:val="22"/>
+          <w:szCs w:val="22"/>
+        </w:rPr>
+      </w:pPr>
+      <w:r>
+        <w:rPr>
+          <w:sz w:val="22"/>
+          <w:szCs w:val="22"/>
+        </w:rPr>
+        <w:pict w14:anchorId="11266C9A">
+          <v:rect id="_x0000_i5627" style="width:0;height:1.5pt" o:hralign="center" o:hrstd="t" o:hr="t" fillcolor="#a0a0a0" stroked="f"/>
+        </w:pict>
+      </w:r>
+    </w:p>
+    <w:p>
+      <w:pPr>
+        <w:spacing w:after="0" w:line="240" w:lineRule="auto"/>
+        <w:rPr>
+          <w:b/>
+          <w:bCs/>
+          <w:sz w:val="22"/>
+          <w:szCs w:val="22"/>
+        </w:rPr>
+      </w:pPr>
+      <w:r>
+        <w:rPr>
+          <w:b/>
+          <w:bCs/>
+          <w:sz w:val="22"/>
+          <w:szCs w:val="22"/>
+        </w:rPr>
+        <w:t>Solution</w:t>
+      </w:r>
+    </w:p>
+    <w:p>
+      <w:pPr>
+        <w:spacing w:after="0" w:line="240" w:lineRule="auto"/>
+        <w:rPr>
+          <w:sz w:val="22"/>
+          <w:szCs w:val="22"/>
+        </w:rPr>
+      </w:pPr>
+      <w:r>
+        <w:rPr>
+          <w:sz w:val="22"/>
+          <w:szCs w:val="22"/>
+        </w:rPr>
+        <w:t>Store:</w:t>
+      </w:r>
+      <w:r>
+        <w:rPr>
+          <w:sz w:val="22"/>
+          <w:szCs w:val="22"/>
+        </w:rPr>
+        <w:t xml:space="preserve"> </w:t>
+      </w:r>
+      <w:r>
+        <w:rPr>
+          <w:sz w:val="22"/>
+          <w:szCs w:val="22"/>
+        </w:rPr>
+        <w:t>Parent Document</w:t>
+      </w:r>
+      <w:r>
+        <w:rPr>
+          <w:sz w:val="22"/>
+          <w:szCs w:val="22"/>
+        </w:rPr>
+        <w:t xml:space="preserve"> </w:t>
+      </w:r>
+      <w:r>
+        <w:rPr>
+          <w:sz w:val="22"/>
+          <w:szCs w:val="22"/>
+        </w:rPr>
+        <w:t>+</w:t>
+      </w:r>
+      <w:r>
+        <w:rPr>
+          <w:sz w:val="22"/>
+          <w:szCs w:val="22"/>
+        </w:rPr>
+        <w:t xml:space="preserve"> </w:t>
+      </w:r>
+      <w:r>
+        <w:rPr>
+          <w:sz w:val="22"/>
+          <w:szCs w:val="22"/>
+        </w:rPr>
+        <w:t>Child Chunks</w:t>
+      </w:r>
+    </w:p>
+    <w:p>
+      <w:pPr>
+        <w:spacing w:after="0" w:line="240" w:lineRule="auto"/>
+        <w:rPr>
+          <w:sz w:val="22"/>
+          <w:szCs w:val="22"/>
+        </w:rPr>
+      </w:pPr>
+      <w:r>
+        <w:rPr>
+          <w:sz w:val="22"/>
+          <w:szCs w:val="22"/>
+        </w:rPr>
+        <w:t>Retrieval:</w:t>
+      </w:r>
+      <w:r>
+        <w:rPr>
+          <w:sz w:val="22"/>
+          <w:szCs w:val="22"/>
+        </w:rPr>
+        <w:t xml:space="preserve"> </w:t>
+      </w:r>
+      <w:r>
+        <w:rPr>
+          <w:sz w:val="22"/>
+          <w:szCs w:val="22"/>
+        </w:rPr>
+        <w:t>Find Child Chunk</w:t>
+      </w:r>
+      <w:r>
+        <w:rPr>
+          <w:sz w:val="22"/>
+          <w:szCs w:val="22"/>
+        </w:rPr>
+        <w:t xml:space="preserve"> </w:t>
+      </w:r>
+      <w:r>
+        <w:rPr>
+          <w:sz w:val="22"/>
+          <w:szCs w:val="22"/>
+        </w:rPr>
+        <w:t>→ Retrieve Parent Section</w:t>
+      </w:r>
+    </w:p>
+    <w:p>
+      <w:pPr>
+        <w:spacing w:after="0" w:line="240" w:lineRule="auto"/>
+        <w:rPr>
+          <w:sz w:val="22"/>
+          <w:szCs w:val="22"/>
+        </w:rPr>
+      </w:pPr>
+      <w:r>
+        <w:rPr>
+          <w:sz w:val="22"/>
+          <w:szCs w:val="22"/>
+        </w:rPr>
+        <w:pict w14:anchorId="0A20F989">
+          <v:rect id="_x0000_i5628" style="width:0;height:1.5pt" o:hralign="center" o:hrstd="t" o:hr="t" fillcolor="#a0a0a0" stroked="f"/>
+        </w:pict>
+      </w:r>
+    </w:p>
+    <w:p>
+      <w:pPr>
+        <w:spacing w:after="0" w:line="240" w:lineRule="auto"/>
+        <w:rPr>
+          <w:sz w:val="22"/>
+          <w:szCs w:val="22"/>
+        </w:rPr>
+      </w:pPr>
+      <w:r>
+        <w:rPr>
+          <w:b/>
+          <w:bCs/>
+          <w:sz w:val="22"/>
+          <w:szCs w:val="22"/>
+        </w:rPr>
+        <w:t>Benefits</w:t>
+      </w:r>
+      <w:r>
+        <w:rPr>
+          <w:b/>
+          <w:bCs/>
+          <w:sz w:val="22"/>
+          <w:szCs w:val="22"/>
+        </w:rPr>
+        <w:t xml:space="preserve"> : </w:t>
+      </w:r>
+      <w:r>
+        <w:rPr>
+          <w:sz w:val="22"/>
+          <w:szCs w:val="22"/>
+        </w:rPr>
+        <w:t>Better Context</w:t>
+      </w:r>
+      <w:r>
+        <w:rPr>
+          <w:sz w:val="22"/>
+          <w:szCs w:val="22"/>
+        </w:rPr>
+        <w:t xml:space="preserve">, </w:t>
+      </w:r>
+      <w:r>
+        <w:rPr>
+          <w:sz w:val="22"/>
+          <w:szCs w:val="22"/>
+        </w:rPr>
+        <w:t>Better Answers</w:t>
+      </w:r>
+    </w:p>
+    <w:p>
+      <w:pPr>
+        <w:spacing w:after="0" w:line="240" w:lineRule="auto"/>
+        <w:rPr>
+          <w:sz w:val="22"/>
+          <w:szCs w:val="22"/>
+        </w:rPr>
+      </w:pPr>
+      <w:r>
+        <w:rPr>
+          <w:sz w:val="22"/>
+          <w:szCs w:val="22"/>
+        </w:rPr>
+        <w:pict w14:anchorId="2E11A8FB">
+          <v:rect id="_x0000_i5629" style="width:0;height:1.5pt" o:hralign="center" o:hrstd="t" o:hr="t" fillcolor="#a0a0a0" stroked="f"/>
+        </w:pict>
+      </w:r>
+    </w:p>
+    <w:p>
+      <w:pPr>
+        <w:spacing w:after="0" w:line="240" w:lineRule="auto"/>
+        <w:rPr>
+          <w:b/>
+          <w:bCs/>
+          <w:sz w:val="22"/>
+          <w:szCs w:val="22"/>
+        </w:rPr>
+      </w:pPr>
+      <w:r>
+        <w:rPr>
+          <w:b/>
+          <w:bCs/>
+          <w:sz w:val="22"/>
+          <w:szCs w:val="22"/>
+        </w:rPr>
+        <w:t>8. Multi-Vector Retrieval</w:t>
+      </w:r>
+    </w:p>
+    <w:p>
+      <w:pPr>
+        <w:spacing w:after="0" w:line="240" w:lineRule="auto"/>
+        <w:rPr>
+          <w:sz w:val="22"/>
+          <w:szCs w:val="22"/>
+        </w:rPr>
+      </w:pPr>
+      <w:r>
+        <w:rPr>
+          <w:sz w:val="22"/>
+          <w:szCs w:val="22"/>
+        </w:rPr>
+        <w:t>Instead of one embedding per chunk:</w:t>
+      </w:r>
+    </w:p>
+    <w:p>
+      <w:pPr>
+        <w:spacing w:after="0" w:line="240" w:lineRule="auto"/>
+        <w:rPr>
+          <w:sz w:val="22"/>
+          <w:szCs w:val="22"/>
+        </w:rPr>
+      </w:pPr>
+      <w:r>
+        <w:rPr>
+          <w:sz w:val="22"/>
+          <w:szCs w:val="22"/>
+        </w:rPr>
+        <w:t>Chunk</w:t>
+      </w:r>
+      <w:r>
+        <w:rPr>
+          <w:sz w:val="22"/>
+          <w:szCs w:val="22"/>
+        </w:rPr>
+        <w:t xml:space="preserve"> </w:t>
+      </w:r>
+      <w:r>
+        <w:rPr>
+          <w:sz w:val="22"/>
+          <w:szCs w:val="22"/>
+        </w:rPr>
+        <w:t>→ Multiple Embeddings</w:t>
+      </w:r>
+    </w:p>
+    <w:p>
+      <w:pPr>
+        <w:spacing w:after="0" w:line="240" w:lineRule="auto"/>
+        <w:rPr>
+          <w:sz w:val="22"/>
+          <w:szCs w:val="22"/>
+        </w:rPr>
+      </w:pPr>
+      <w:r>
+        <w:rPr>
+          <w:sz w:val="22"/>
+          <w:szCs w:val="22"/>
+        </w:rPr>
+        <w:t>Represent:</w:t>
+      </w:r>
+      <w:r>
+        <w:rPr>
+          <w:sz w:val="22"/>
+          <w:szCs w:val="22"/>
+        </w:rPr>
+        <w:t xml:space="preserve"> </w:t>
+      </w:r>
+      <w:r>
+        <w:rPr>
+          <w:sz w:val="22"/>
+          <w:szCs w:val="22"/>
+        </w:rPr>
+        <w:t>Summary</w:t>
+      </w:r>
+      <w:r>
+        <w:rPr>
+          <w:sz w:val="22"/>
+          <w:szCs w:val="22"/>
+        </w:rPr>
+        <w:t xml:space="preserve">, </w:t>
+      </w:r>
+      <w:r>
+        <w:rPr>
+          <w:sz w:val="22"/>
+          <w:szCs w:val="22"/>
+        </w:rPr>
+        <w:t>Keywords</w:t>
+      </w:r>
+      <w:r>
+        <w:rPr>
+          <w:sz w:val="22"/>
+          <w:szCs w:val="22"/>
+        </w:rPr>
+        <w:t xml:space="preserve">, </w:t>
+      </w:r>
+      <w:r>
+        <w:rPr>
+          <w:sz w:val="22"/>
+          <w:szCs w:val="22"/>
+        </w:rPr>
+        <w:t>Technical Meaning</w:t>
+      </w:r>
+    </w:p>
+    <w:p>
+      <w:pPr>
+        <w:spacing w:after="0" w:line="240" w:lineRule="auto"/>
+        <w:rPr>
+          <w:sz w:val="22"/>
+          <w:szCs w:val="22"/>
+        </w:rPr>
+      </w:pPr>
+      <w:r>
+        <w:rPr>
+          <w:sz w:val="22"/>
+          <w:szCs w:val="22"/>
+        </w:rPr>
+        <w:pict w14:anchorId="768C5F1A">
+          <v:rect id="_x0000_i5630" style="width:0;height:1.5pt" o:hralign="center" o:hrstd="t" o:hr="t" fillcolor="#a0a0a0" stroked="f"/>
+        </w:pict>
+      </w:r>
+    </w:p>
+    <w:p>
+      <w:pPr>
+        <w:spacing w:after="0" w:line="240" w:lineRule="auto"/>
+        <w:rPr>
+          <w:b/>
+          <w:bCs/>
+          <w:sz w:val="22"/>
+          <w:szCs w:val="22"/>
+        </w:rPr>
+      </w:pPr>
+      <w:r>
+        <w:rPr>
+          <w:b/>
+          <w:bCs/>
+          <w:sz w:val="22"/>
+          <w:szCs w:val="22"/>
+        </w:rPr>
+        <w:t>Benefits</w:t>
+      </w:r>
+    </w:p>
+    <w:p>
+      <w:pPr>
+        <w:spacing w:after="0" w:line="240" w:lineRule="auto"/>
+        <w:rPr>
+          <w:sz w:val="22"/>
+          <w:szCs w:val="22"/>
+        </w:rPr>
+      </w:pPr>
+      <w:r>
+        <w:rPr>
+          <w:sz w:val="22"/>
+          <w:szCs w:val="22"/>
+        </w:rPr>
+        <w:t>Higher Retrieval Accuracy</w:t>
+      </w:r>
+      <w:r>
+        <w:rPr>
+          <w:sz w:val="22"/>
+          <w:szCs w:val="22"/>
+        </w:rPr>
+        <w:t xml:space="preserve">, </w:t>
+      </w:r>
+      <w:r>
+        <w:rPr>
+          <w:sz w:val="22"/>
+          <w:szCs w:val="22"/>
+        </w:rPr>
+        <w:t>Better Semantic Coverage</w:t>
+      </w:r>
+    </w:p>
+    <w:p>
+      <w:pPr>
+        <w:spacing w:after="0" w:line="240" w:lineRule="auto"/>
+        <w:rPr>
+          <w:sz w:val="22"/>
+          <w:szCs w:val="22"/>
+        </w:rPr>
+      </w:pPr>
+      <w:r>
+        <w:rPr>
+          <w:sz w:val="22"/>
+          <w:szCs w:val="22"/>
+        </w:rPr>
+        <w:pict w14:anchorId="022951F3">
+          <v:rect id="_x0000_i5631" style="width:0;height:1.5pt" o:hralign="center" o:hrstd="t" o:hr="t" fillcolor="#a0a0a0" stroked="f"/>
+        </w:pict>
+      </w:r>
+    </w:p>
+    <w:p>
+      <w:pPr>
+        <w:spacing w:after="0" w:line="240" w:lineRule="auto"/>
+        <w:rPr>
+          <w:b/>
+          <w:bCs/>
+          <w:sz w:val="22"/>
+          <w:szCs w:val="22"/>
+        </w:rPr>
+      </w:pPr>
+      <w:r>
+        <w:rPr>
+          <w:b/>
+          <w:bCs/>
+          <w:sz w:val="22"/>
+          <w:szCs w:val="22"/>
+        </w:rPr>
+        <w:t>9. Hypothetical Document Embeddings (HyDE)</w:t>
+      </w:r>
+    </w:p>
+    <w:p>
+      <w:pPr>
+        <w:spacing w:after="0" w:line="240" w:lineRule="auto"/>
+        <w:rPr>
+          <w:sz w:val="22"/>
+          <w:szCs w:val="22"/>
+        </w:rPr>
+      </w:pPr>
+      <w:r>
+        <w:rPr>
+          <w:sz w:val="22"/>
+          <w:szCs w:val="22"/>
+        </w:rPr>
+        <w:t>Advanced retrieval technique.</w:t>
+      </w:r>
+    </w:p>
+    <w:p>
+      <w:pPr>
+        <w:spacing w:after="0" w:line="240" w:lineRule="auto"/>
+        <w:rPr>
+          <w:sz w:val="22"/>
+          <w:szCs w:val="22"/>
+        </w:rPr>
+      </w:pPr>
+      <w:r>
+        <w:rPr>
+          <w:sz w:val="22"/>
+          <w:szCs w:val="22"/>
+        </w:rPr>
+        <w:pict w14:anchorId="0639812B">
+          <v:rect id="_x0000_i5632" style="width:0;height:1.5pt" o:hralign="center" o:hrstd="t" o:hr="t" fillcolor="#a0a0a0" stroked="f"/>
+        </w:pict>
+      </w:r>
+    </w:p>
+    <w:p>
+      <w:pPr>
+        <w:spacing w:after="0" w:line="240" w:lineRule="auto"/>
+        <w:rPr>
+          <w:b/>
+          <w:bCs/>
+          <w:sz w:val="22"/>
+          <w:szCs w:val="22"/>
+        </w:rPr>
+      </w:pPr>
+      <w:r>
+        <w:rPr>
+          <w:b/>
+          <w:bCs/>
+          <w:sz w:val="22"/>
+          <w:szCs w:val="22"/>
+        </w:rPr>
+        <w:t>Process</w:t>
+      </w:r>
+    </w:p>
+    <w:p>
+      <w:pPr>
+        <w:spacing w:after="0" w:line="240" w:lineRule="auto"/>
+        <w:rPr>
+          <w:sz w:val="22"/>
+          <w:szCs w:val="22"/>
+        </w:rPr>
+      </w:pPr>
+      <w:r>
+        <w:rPr>
+          <w:sz w:val="22"/>
+          <w:szCs w:val="22"/>
+        </w:rPr>
+        <w:t>User Query:</w:t>
+      </w:r>
+      <w:r>
+        <w:rPr>
+          <w:sz w:val="22"/>
+          <w:szCs w:val="22"/>
+        </w:rPr>
+        <w:t xml:space="preserve"> </w:t>
+      </w:r>
+      <w:r>
+        <w:rPr>
+          <w:sz w:val="22"/>
+          <w:szCs w:val="22"/>
+        </w:rPr>
+        <w:t>Why did hood collapse?</w:t>
+      </w:r>
+    </w:p>
+    <w:p>
+      <w:pPr>
+        <w:spacing w:after="0" w:line="240" w:lineRule="auto"/>
+        <w:rPr>
+          <w:sz w:val="22"/>
+          <w:szCs w:val="22"/>
+        </w:rPr>
+      </w:pPr>
+      <w:r>
+        <w:rPr>
+          <w:sz w:val="22"/>
+          <w:szCs w:val="22"/>
+        </w:rPr>
+        <w:t>LLM first generates:</w:t>
+      </w:r>
+      <w:r>
+        <w:rPr>
+          <w:sz w:val="22"/>
+          <w:szCs w:val="22"/>
+        </w:rPr>
+        <w:t xml:space="preserve"> </w:t>
+      </w:r>
+      <w:r>
+        <w:rPr>
+          <w:sz w:val="22"/>
+          <w:szCs w:val="22"/>
+        </w:rPr>
+        <w:t>Hypothetical Answer</w:t>
+      </w:r>
+      <w:r>
+        <w:rPr>
+          <w:sz w:val="22"/>
+          <w:szCs w:val="22"/>
+        </w:rPr>
+        <w:t xml:space="preserve"> </w:t>
+      </w:r>
+      <w:r>
+        <w:rPr>
+          <w:sz w:val="22"/>
+          <w:szCs w:val="22"/>
+        </w:rPr>
+        <w:t>Then embeds it.</w:t>
+      </w:r>
+    </w:p>
+    <w:p>
+      <w:pPr>
+        <w:spacing w:after="0" w:line="240" w:lineRule="auto"/>
+        <w:rPr>
+          <w:sz w:val="22"/>
+          <w:szCs w:val="22"/>
+        </w:rPr>
+      </w:pPr>
+      <w:r>
+        <w:rPr>
+          <w:sz w:val="22"/>
+          <w:szCs w:val="22"/>
+        </w:rPr>
+        <w:pict w14:anchorId="671CF057">
+          <v:rect id="_x0000_i5633" style="width:0;height:1.5pt" o:hralign="center" o:hrstd="t" o:hr="t" fillcolor="#a0a0a0" stroked="f"/>
+        </w:pict>
+      </w:r>
+    </w:p>
+    <w:p>
+      <w:pPr>
+        <w:spacing w:after="0" w:line="240" w:lineRule="auto"/>
+        <w:rPr>
+          <w:b/>
+          <w:bCs/>
+          <w:sz w:val="22"/>
+          <w:szCs w:val="22"/>
+        </w:rPr>
+      </w:pPr>
+      <w:r>
+        <w:rPr>
+          <w:b/>
+          <w:bCs/>
+          <w:sz w:val="22"/>
+          <w:szCs w:val="22"/>
+        </w:rPr>
+        <w:t>Pipeline</w:t>
+      </w:r>
+    </w:p>
+    <w:p>
+      <w:pPr>
+        <w:spacing w:after="0" w:line="240" w:lineRule="auto"/>
+        <w:rPr>
+          <w:sz w:val="22"/>
+          <w:szCs w:val="22"/>
+        </w:rPr>
+      </w:pPr>
+      <w:r>
+        <w:rPr>
+          <w:sz w:val="22"/>
+          <w:szCs w:val="22"/>
+        </w:rPr>
+        <w:t>Question→ Generate Synthetic Answer</w:t>
+      </w:r>
+      <w:r>
+        <w:rPr>
+          <w:sz w:val="22"/>
+          <w:szCs w:val="22"/>
+        </w:rPr>
+        <w:t xml:space="preserve"> </w:t>
+      </w:r>
+      <w:r>
+        <w:rPr>
+          <w:sz w:val="22"/>
+          <w:szCs w:val="22"/>
+        </w:rPr>
+        <w:t>→ Embedding</w:t>
+      </w:r>
+      <w:r>
+        <w:rPr>
+          <w:sz w:val="22"/>
+          <w:szCs w:val="22"/>
+        </w:rPr>
+        <w:t xml:space="preserve"> </w:t>
+      </w:r>
+      <w:r>
+        <w:rPr>
+          <w:sz w:val="22"/>
+          <w:szCs w:val="22"/>
+        </w:rPr>
+        <w:t>→Retrieval</w:t>
+      </w:r>
+    </w:p>
+    <w:p>
+      <w:pPr>
+        <w:spacing w:after="0" w:line="240" w:lineRule="auto"/>
+        <w:rPr>
+          <w:sz w:val="22"/>
+          <w:szCs w:val="22"/>
+        </w:rPr>
+      </w:pPr>
+      <w:r>
+        <w:rPr>
+          <w:sz w:val="22"/>
+          <w:szCs w:val="22"/>
+        </w:rPr>
+        <w:pict w14:anchorId="5C3D2065">
+          <v:rect id="_x0000_i5634" style="width:0;height:1.5pt" o:hralign="center" o:hrstd="t" o:hr="t" fillcolor="#a0a0a0" stroked="f"/>
+        </w:pict>
+      </w:r>
+    </w:p>
+    <w:p>
+      <w:pPr>
+        <w:spacing w:after="0" w:line="240" w:lineRule="auto"/>
+        <w:rPr>
+          <w:b/>
+          <w:bCs/>
+          <w:sz w:val="22"/>
+          <w:szCs w:val="22"/>
+        </w:rPr>
+      </w:pPr>
+      <w:r>
+        <w:rPr>
+          <w:b/>
+          <w:bCs/>
+          <w:sz w:val="22"/>
+          <w:szCs w:val="22"/>
+        </w:rPr>
+        <w:t>Benefits</w:t>
+      </w:r>
+    </w:p>
+    <w:p>
+      <w:pPr>
+        <w:spacing w:after="0" w:line="240" w:lineRule="auto"/>
+        <w:rPr>
+          <w:sz w:val="22"/>
+          <w:szCs w:val="22"/>
+        </w:rPr>
+      </w:pPr>
+      <w:r>
+        <w:rPr>
+          <w:sz w:val="22"/>
+          <w:szCs w:val="22"/>
+        </w:rPr>
+        <w:t>Better Search Recall</w:t>
+      </w:r>
+      <w:r>
+        <w:rPr>
+          <w:sz w:val="22"/>
+          <w:szCs w:val="22"/>
+        </w:rPr>
+        <w:t xml:space="preserve">, </w:t>
+      </w:r>
+      <w:r>
+        <w:rPr>
+          <w:sz w:val="22"/>
+          <w:szCs w:val="22"/>
+        </w:rPr>
+        <w:t>Improved Retrieval</w:t>
+      </w:r>
+      <w:r>
+        <w:rPr>
+          <w:sz w:val="22"/>
+          <w:szCs w:val="22"/>
+        </w:rPr>
+        <w:t xml:space="preserve">, </w:t>
+      </w:r>
+      <w:r>
+        <w:rPr>
+          <w:sz w:val="22"/>
+          <w:szCs w:val="22"/>
+        </w:rPr>
+        <w:t>Especially effective for short queries.</w:t>
+      </w:r>
+    </w:p>
+    <w:p>
+      <w:pPr>
+        <w:spacing w:after="0" w:line="240" w:lineRule="auto"/>
+        <w:rPr>
+          <w:sz w:val="22"/>
+          <w:szCs w:val="22"/>
+        </w:rPr>
+      </w:pPr>
+      <w:r>
+        <w:rPr>
+          <w:sz w:val="22"/>
+          <w:szCs w:val="22"/>
+        </w:rPr>
+        <w:pict w14:anchorId="3010BBB4">
+          <v:rect id="_x0000_i5635" style="width:0;height:1.5pt" o:hralign="center" o:hrstd="t" o:hr="t" fillcolor="#a0a0a0" stroked="f"/>
+        </w:pict>
+      </w:r>
+    </w:p>
+    <w:p>
+      <w:pPr>
+        <w:spacing w:after="0" w:line="240" w:lineRule="auto"/>
+        <w:rPr>
+          <w:b/>
+          <w:bCs/>
+          <w:sz w:val="22"/>
+          <w:szCs w:val="22"/>
+        </w:rPr>
+      </w:pPr>
+      <w:r>
+        <w:rPr>
+          <w:b/>
+          <w:bCs/>
+          <w:sz w:val="22"/>
+          <w:szCs w:val="22"/>
+        </w:rPr>
+        <w:t>10. Knowledge Graph RAG (Graph RAG)</w:t>
+      </w:r>
+    </w:p>
+    <w:p>
+      <w:pPr>
+        <w:spacing w:after="0" w:line="240" w:lineRule="auto"/>
+        <w:rPr>
+          <w:sz w:val="22"/>
+          <w:szCs w:val="22"/>
+        </w:rPr>
+      </w:pPr>
+      <w:r>
+        <w:rPr>
+          <w:sz w:val="22"/>
+          <w:szCs w:val="22"/>
+        </w:rPr>
+        <w:t>Combines:</w:t>
+      </w:r>
+      <w:r>
+        <w:rPr>
+          <w:sz w:val="22"/>
+          <w:szCs w:val="22"/>
+        </w:rPr>
+        <w:t xml:space="preserve"> </w:t>
+      </w:r>
+      <w:r>
+        <w:rPr>
+          <w:sz w:val="22"/>
+          <w:szCs w:val="22"/>
+        </w:rPr>
+        <w:t>Vector Search</w:t>
+      </w:r>
+      <w:r>
+        <w:rPr>
+          <w:sz w:val="22"/>
+          <w:szCs w:val="22"/>
+        </w:rPr>
+        <w:t xml:space="preserve"> </w:t>
+      </w:r>
+      <w:r>
+        <w:rPr>
+          <w:sz w:val="22"/>
+          <w:szCs w:val="22"/>
+        </w:rPr>
+        <w:t>+</w:t>
+      </w:r>
+      <w:r>
+        <w:rPr>
+          <w:sz w:val="22"/>
+          <w:szCs w:val="22"/>
+        </w:rPr>
+        <w:t xml:space="preserve"> </w:t>
+      </w:r>
+      <w:r>
+        <w:rPr>
+          <w:sz w:val="22"/>
+          <w:szCs w:val="22"/>
+        </w:rPr>
+        <w:t>Knowledge Graph</w:t>
+      </w:r>
+    </w:p>
+    <w:p>
+      <w:pPr>
+        <w:spacing w:after="0" w:line="240" w:lineRule="auto"/>
+        <w:rPr>
+          <w:sz w:val="22"/>
+          <w:szCs w:val="22"/>
+        </w:rPr>
+      </w:pPr>
+      <w:r>
+        <w:rPr>
+          <w:sz w:val="22"/>
+          <w:szCs w:val="22"/>
+        </w:rPr>
+        <w:pict w14:anchorId="0CFDA948">
+          <v:rect id="_x0000_i5636" style="width:0;height:1.5pt" o:hralign="center" o:hrstd="t" o:hr="t" fillcolor="#a0a0a0" stroked="f"/>
+        </w:pict>
+      </w:r>
+    </w:p>
+    <w:p>
+      <w:pPr>
+        <w:spacing w:after="0" w:line="240" w:lineRule="auto"/>
+        <w:rPr>
+          <w:b/>
+          <w:bCs/>
+          <w:sz w:val="22"/>
+          <w:szCs w:val="22"/>
+        </w:rPr>
+      </w:pPr>
+      <w:r>
+        <w:rPr>
+          <w:b/>
+          <w:bCs/>
+          <w:sz w:val="22"/>
+          <w:szCs w:val="22"/>
+        </w:rPr>
+        <w:t>Example</w:t>
+      </w:r>
+    </w:p>
+    <w:p>
+      <w:pPr>
+        <w:spacing w:after="0" w:line="240" w:lineRule="auto"/>
+        <w:rPr>
+          <w:sz w:val="22"/>
+          <w:szCs w:val="22"/>
+        </w:rPr>
+      </w:pPr>
+      <w:r>
+        <w:rPr>
+          <w:sz w:val="22"/>
+          <w:szCs w:val="22"/>
+        </w:rPr>
+        <w:t>Relationship:</w:t>
+      </w:r>
+    </w:p>
+    <w:p>
+      <w:pPr>
+        <w:spacing w:after="0" w:line="240" w:lineRule="auto"/>
+        <w:rPr>
+          <w:sz w:val="22"/>
+          <w:szCs w:val="22"/>
+        </w:rPr>
+      </w:pPr>
+      <w:r>
+        <w:rPr>
+          <w:sz w:val="22"/>
+          <w:szCs w:val="22"/>
+        </w:rPr>
+        <w:t>Vehicle</w:t>
+      </w:r>
+    </w:p>
+    <w:p>
+      <w:pPr>
+        <w:spacing w:after="0" w:line="240" w:lineRule="auto"/>
+        <w:rPr>
+          <w:sz w:val="22"/>
+          <w:szCs w:val="22"/>
+        </w:rPr>
+      </w:pPr>
+      <w:r>
+        <w:rPr>
+          <w:sz w:val="22"/>
+          <w:szCs w:val="22"/>
+        </w:rPr>
+        <w:t>→ Hood</w:t>
+      </w:r>
+    </w:p>
+    <w:p>
+      <w:pPr>
+        <w:spacing w:after="0" w:line="240" w:lineRule="auto"/>
+        <w:rPr>
+          <w:sz w:val="22"/>
+          <w:szCs w:val="22"/>
+        </w:rPr>
+      </w:pPr>
+      <w:r>
+        <w:rPr>
+          <w:sz w:val="22"/>
+          <w:szCs w:val="22"/>
+        </w:rPr>
+        <w:t>→ Crash Test</w:t>
+      </w:r>
+    </w:p>
+    <w:p>
+      <w:pPr>
+        <w:spacing w:after="0" w:line="240" w:lineRule="auto"/>
+        <w:rPr>
+          <w:sz w:val="22"/>
+          <w:szCs w:val="22"/>
+        </w:rPr>
+      </w:pPr>
+      <w:r>
+        <w:rPr>
+          <w:sz w:val="22"/>
+          <w:szCs w:val="22"/>
+        </w:rPr>
+        <w:t>→ Failure Mode</w:t>
+      </w:r>
+    </w:p>
+    <w:p>
+      <w:pPr>
+        <w:spacing w:after="0" w:line="240" w:lineRule="auto"/>
+        <w:rPr>
+          <w:sz w:val="22"/>
+          <w:szCs w:val="22"/>
+        </w:rPr>
+      </w:pPr>
+      <w:r>
+        <w:rPr>
+          <w:sz w:val="22"/>
+          <w:szCs w:val="22"/>
+        </w:rPr>
+        <w:lastRenderedPageBreak/>
+        <w:pict w14:anchorId="7A53EE2B">
+          <v:rect id="_x0000_i5637" style="width:0;height:1.5pt" o:hralign="center" o:hrstd="t" o:hr="t" fillcolor="#a0a0a0" stroked="f"/>
+        </w:pict>
+      </w:r>
+    </w:p>
+    <w:p>
+      <w:pPr>
+        <w:spacing w:after="0" w:line="240" w:lineRule="auto"/>
+        <w:rPr>
+          <w:b/>
+          <w:bCs/>
+          <w:sz w:val="22"/>
+          <w:szCs w:val="22"/>
+        </w:rPr>
+      </w:pPr>
+      <w:r>
+        <w:rPr>
+          <w:b/>
+          <w:bCs/>
+          <w:sz w:val="22"/>
+          <w:szCs w:val="22"/>
+        </w:rPr>
+        <w:t>Why?</w:t>
+      </w:r>
+    </w:p>
+    <w:p>
+      <w:pPr>
+        <w:spacing w:after="0" w:line="240" w:lineRule="auto"/>
+        <w:rPr>
+          <w:sz w:val="22"/>
+          <w:szCs w:val="22"/>
+        </w:rPr>
+      </w:pPr>
+      <w:r>
+        <w:rPr>
+          <w:sz w:val="22"/>
+          <w:szCs w:val="22"/>
+        </w:rPr>
+        <w:t>Normal RAG retrieves text.</w:t>
+      </w:r>
+    </w:p>
+    <w:p>
+      <w:pPr>
+        <w:spacing w:after="0" w:line="240" w:lineRule="auto"/>
+        <w:rPr>
+          <w:sz w:val="22"/>
+          <w:szCs w:val="22"/>
+        </w:rPr>
+      </w:pPr>
+      <w:r>
+        <w:rPr>
+          <w:sz w:val="22"/>
+          <w:szCs w:val="22"/>
+        </w:rPr>
+        <w:t>Graph RAG retrieves:</w:t>
+      </w:r>
+    </w:p>
+    <w:p>
+      <w:pPr>
+        <w:spacing w:after="0" w:line="240" w:lineRule="auto"/>
+        <w:rPr>
+          <w:sz w:val="22"/>
+          <w:szCs w:val="22"/>
+        </w:rPr>
+      </w:pPr>
+      <w:r>
+        <w:rPr>
+          <w:sz w:val="22"/>
+          <w:szCs w:val="22"/>
+        </w:rPr>
+        <w:t>Entities</w:t>
+      </w:r>
+      <w:r>
+        <w:rPr>
+          <w:sz w:val="22"/>
+          <w:szCs w:val="22"/>
+        </w:rPr>
+        <w:t xml:space="preserve">, </w:t>
+      </w:r>
+      <w:r>
+        <w:rPr>
+          <w:sz w:val="22"/>
+          <w:szCs w:val="22"/>
+        </w:rPr>
+        <w:t>Relationships</w:t>
+      </w:r>
+      <w:r>
+        <w:rPr>
+          <w:sz w:val="22"/>
+          <w:szCs w:val="22"/>
+        </w:rPr>
+        <w:t xml:space="preserve">, </w:t>
+      </w:r>
+      <w:r>
+        <w:rPr>
+          <w:sz w:val="22"/>
+          <w:szCs w:val="22"/>
+        </w:rPr>
+        <w:t>Dependencies</w:t>
+      </w:r>
+    </w:p>
+    <w:p>
+      <w:pPr>
+        <w:spacing w:after="0" w:line="240" w:lineRule="auto"/>
+        <w:rPr>
+          <w:sz w:val="22"/>
+          <w:szCs w:val="22"/>
+        </w:rPr>
+      </w:pPr>
+      <w:r>
+        <w:rPr>
+          <w:sz w:val="22"/>
+          <w:szCs w:val="22"/>
+        </w:rPr>
+        <w:pict w14:anchorId="00E4DE9D">
+          <v:rect id="_x0000_i5638" style="width:0;height:1.5pt" o:hralign="center" o:hrstd="t" o:hr="t" fillcolor="#a0a0a0" stroked="f"/>
+        </w:pict>
+      </w:r>
+    </w:p>
+    <w:p>
+      <w:pPr>
+        <w:spacing w:after="0" w:line="240" w:lineRule="auto"/>
+        <w:rPr>
+          <w:b/>
+          <w:bCs/>
+          <w:sz w:val="22"/>
+          <w:szCs w:val="22"/>
+        </w:rPr>
+      </w:pPr>
+      <w:r>
+        <w:rPr>
+          <w:b/>
+          <w:bCs/>
+          <w:sz w:val="22"/>
+          <w:szCs w:val="22"/>
+        </w:rPr>
+        <w:t>Use Cases</w:t>
+      </w:r>
+    </w:p>
+    <w:p>
+      <w:pPr>
+        <w:spacing w:after="0" w:line="240" w:lineRule="auto"/>
+        <w:rPr>
+          <w:sz w:val="22"/>
+          <w:szCs w:val="22"/>
+        </w:rPr>
+      </w:pPr>
+      <w:r>
+        <w:rPr>
+          <w:sz w:val="22"/>
+          <w:szCs w:val="22"/>
+        </w:rPr>
+        <w:t>Engineering Systems</w:t>
+      </w:r>
+      <w:r>
+        <w:rPr>
+          <w:sz w:val="22"/>
+          <w:szCs w:val="22"/>
+        </w:rPr>
+        <w:t xml:space="preserve">, </w:t>
+      </w:r>
+      <w:r>
+        <w:rPr>
+          <w:sz w:val="22"/>
+          <w:szCs w:val="22"/>
+        </w:rPr>
+        <w:t>Healthcare</w:t>
+      </w:r>
+      <w:r>
+        <w:rPr>
+          <w:sz w:val="22"/>
+          <w:szCs w:val="22"/>
+        </w:rPr>
+        <w:t xml:space="preserve">, </w:t>
+      </w:r>
+      <w:r>
+        <w:rPr>
+          <w:sz w:val="22"/>
+          <w:szCs w:val="22"/>
+        </w:rPr>
+        <w:t>Fraud Detection</w:t>
+      </w:r>
+    </w:p>
+    <w:p>
+      <w:pPr>
+        <w:spacing w:after="0" w:line="240" w:lineRule="auto"/>
+        <w:rPr>
+          <w:sz w:val="22"/>
+          <w:szCs w:val="22"/>
+        </w:rPr>
+      </w:pPr>
+      <w:r>
+        <w:rPr>
+          <w:sz w:val="22"/>
+          <w:szCs w:val="22"/>
+        </w:rPr>
+        <w:pict w14:anchorId="673CCB3B">
+          <v:rect id="_x0000_i5639" style="width:0;height:1.5pt" o:hralign="center" o:hrstd="t" o:hr="t" fillcolor="#a0a0a0" stroked="f"/>
+        </w:pict>
+      </w:r>
+    </w:p>
+    <w:p>
+      <w:pPr>
+        <w:spacing w:after="0" w:line="240" w:lineRule="auto"/>
+        <w:rPr>
+          <w:b/>
+          <w:bCs/>
+          <w:sz w:val="22"/>
+          <w:szCs w:val="22"/>
+        </w:rPr>
+      </w:pPr>
+      <w:r>
+        <w:rPr>
+          <w:b/>
+          <w:bCs/>
+          <w:sz w:val="22"/>
+          <w:szCs w:val="22"/>
+        </w:rPr>
+        <w:t>11. Agentic RAG</w:t>
+      </w:r>
+    </w:p>
+    <w:p>
+      <w:pPr>
+        <w:spacing w:after="0" w:line="240" w:lineRule="auto"/>
+        <w:rPr>
+          <w:sz w:val="22"/>
+          <w:szCs w:val="22"/>
+        </w:rPr>
+      </w:pPr>
+      <w:r>
+        <w:rPr>
+          <w:sz w:val="22"/>
+          <w:szCs w:val="22"/>
+        </w:rPr>
+        <w:t>Traditional RAG:</w:t>
+      </w:r>
+      <w:r>
+        <w:rPr>
+          <w:sz w:val="22"/>
+          <w:szCs w:val="22"/>
+        </w:rPr>
+        <w:t xml:space="preserve"> </w:t>
+      </w:r>
+      <w:r>
+        <w:rPr>
+          <w:sz w:val="22"/>
+          <w:szCs w:val="22"/>
+        </w:rPr>
+        <w:t>Single Retrieval</w:t>
+      </w:r>
+    </w:p>
+    <w:p>
+      <w:pPr>
+        <w:spacing w:after="0" w:line="240" w:lineRule="auto"/>
+        <w:rPr>
+          <w:sz w:val="22"/>
+          <w:szCs w:val="22"/>
+        </w:rPr>
+      </w:pPr>
+      <w:r>
+        <w:rPr>
+          <w:sz w:val="22"/>
+          <w:szCs w:val="22"/>
+        </w:rPr>
+        <w:t>Agentic RAG:</w:t>
+      </w:r>
+      <w:r>
+        <w:rPr>
+          <w:sz w:val="22"/>
+          <w:szCs w:val="22"/>
+        </w:rPr>
+        <w:t xml:space="preserve"> </w:t>
+      </w:r>
+      <w:r>
+        <w:rPr>
+          <w:sz w:val="22"/>
+          <w:szCs w:val="22"/>
+        </w:rPr>
+        <w:t>Plan</w:t>
+      </w:r>
+      <w:r>
+        <w:rPr>
+          <w:sz w:val="22"/>
+          <w:szCs w:val="22"/>
+        </w:rPr>
+        <w:t xml:space="preserve">, </w:t>
+      </w:r>
+      <w:r>
+        <w:rPr>
+          <w:sz w:val="22"/>
+          <w:szCs w:val="22"/>
+        </w:rPr>
+        <w:t>Search</w:t>
+      </w:r>
+      <w:r>
+        <w:rPr>
+          <w:sz w:val="22"/>
+          <w:szCs w:val="22"/>
+        </w:rPr>
+        <w:t xml:space="preserve">, </w:t>
+      </w:r>
+      <w:r>
+        <w:rPr>
+          <w:sz w:val="22"/>
+          <w:szCs w:val="22"/>
+        </w:rPr>
+        <w:t>Reason</w:t>
+      </w:r>
+      <w:r>
+        <w:rPr>
+          <w:sz w:val="22"/>
+          <w:szCs w:val="22"/>
+        </w:rPr>
+        <w:t xml:space="preserve">, </w:t>
+      </w:r>
+      <w:r>
+        <w:rPr>
+          <w:sz w:val="22"/>
+          <w:szCs w:val="22"/>
+        </w:rPr>
+        <w:t>Search Again</w:t>
+      </w:r>
+      <w:r>
+        <w:rPr>
+          <w:sz w:val="22"/>
+          <w:szCs w:val="22"/>
+        </w:rPr>
+        <w:t xml:space="preserve">, </w:t>
+      </w:r>
+      <w:r>
+        <w:rPr>
+          <w:sz w:val="22"/>
+          <w:szCs w:val="22"/>
+        </w:rPr>
+        <w:t>Answer</w:t>
+      </w:r>
+    </w:p>
+    <w:p>
+      <w:pPr>
+        <w:spacing w:after="0" w:line="240" w:lineRule="auto"/>
+        <w:rPr>
+          <w:sz w:val="22"/>
+          <w:szCs w:val="22"/>
+        </w:rPr>
+      </w:pPr>
+      <w:r>
+        <w:rPr>
+          <w:sz w:val="22"/>
+          <w:szCs w:val="22"/>
+        </w:rPr>
+        <w:pict w14:anchorId="224D77FE">
+          <v:rect id="_x0000_i5640" style="width:0;height:1.5pt" o:hralign="center" o:hrstd="t" o:hr="t" fillcolor="#a0a0a0" stroked="f"/>
+        </w:pict>
+      </w:r>
+    </w:p>
+    <w:p>
+      <w:pPr>
+        <w:spacing w:after="0" w:line="240" w:lineRule="auto"/>
+        <w:rPr>
+          <w:b/>
+          <w:bCs/>
+          <w:sz w:val="22"/>
+          <w:szCs w:val="22"/>
+        </w:rPr>
+      </w:pPr>
+      <w:r>
+        <w:rPr>
+          <w:b/>
+          <w:bCs/>
+          <w:sz w:val="22"/>
+          <w:szCs w:val="22"/>
+        </w:rPr>
+        <w:t>Pipeline</w:t>
+      </w:r>
+    </w:p>
+    <w:p>
+      <w:pPr>
+        <w:spacing w:after="0" w:line="240" w:lineRule="auto"/>
+        <w:rPr>
+          <w:sz w:val="22"/>
+          <w:szCs w:val="22"/>
+        </w:rPr>
+      </w:pPr>
+      <w:r>
+        <w:rPr>
+          <w:sz w:val="22"/>
+          <w:szCs w:val="22"/>
+        </w:rPr>
+        <w:t>Question→ Agent→ Multi-Step Retrieval→ Tool Calls→LLM→ Answer</w:t>
+      </w:r>
+    </w:p>
+    <w:p>
+      <w:pPr>
+        <w:spacing w:after="0" w:line="240" w:lineRule="auto"/>
+        <w:rPr>
+          <w:sz w:val="22"/>
+          <w:szCs w:val="22"/>
+        </w:rPr>
+      </w:pPr>
+      <w:r>
+        <w:rPr>
+          <w:sz w:val="22"/>
+          <w:szCs w:val="22"/>
+        </w:rPr>
+        <w:pict w14:anchorId="11011D40">
+          <v:rect id="_x0000_i5641" style="width:0;height:1.5pt" o:hralign="center" o:hrstd="t" o:hr="t" fillcolor="#a0a0a0" stroked="f"/>
+        </w:pict>
+      </w:r>
+    </w:p>
+    <w:p>
+      <w:pPr>
+        <w:spacing w:after="0" w:line="240" w:lineRule="auto"/>
+        <w:rPr>
+          <w:b/>
+          <w:bCs/>
+          <w:sz w:val="22"/>
+          <w:szCs w:val="22"/>
+        </w:rPr>
+      </w:pPr>
+      <w:r>
+        <w:rPr>
+          <w:b/>
+          <w:bCs/>
+          <w:sz w:val="22"/>
+          <w:szCs w:val="22"/>
+        </w:rPr>
+        <w:t>Example</w:t>
+      </w:r>
+    </w:p>
+    <w:p>
+      <w:pPr>
+        <w:spacing w:after="0" w:line="240" w:lineRule="auto"/>
+        <w:rPr>
+          <w:sz w:val="22"/>
+          <w:szCs w:val="22"/>
+        </w:rPr>
+      </w:pPr>
+      <w:r>
+        <w:rPr>
+          <w:sz w:val="22"/>
+          <w:szCs w:val="22"/>
+        </w:rPr>
+        <w:t>User asks:</w:t>
+      </w:r>
+    </w:p>
+    <w:p>
+      <w:pPr>
+        <w:spacing w:after="0" w:line="240" w:lineRule="auto"/>
+        <w:rPr>
+          <w:sz w:val="22"/>
+          <w:szCs w:val="22"/>
+        </w:rPr>
+      </w:pPr>
+      <w:r>
+        <w:rPr>
+          <w:sz w:val="22"/>
+          <w:szCs w:val="22"/>
+        </w:rPr>
+        <w:t>Compare hood failures across all SUV programs.</w:t>
+      </w:r>
+    </w:p>
+    <w:p>
+      <w:pPr>
+        <w:spacing w:after="0" w:line="240" w:lineRule="auto"/>
+        <w:rPr>
+          <w:sz w:val="22"/>
+          <w:szCs w:val="22"/>
+        </w:rPr>
+      </w:pPr>
+      <w:r>
+        <w:rPr>
+          <w:sz w:val="22"/>
+          <w:szCs w:val="22"/>
+        </w:rPr>
+        <w:t>Agent performs:</w:t>
+      </w:r>
+    </w:p>
+    <w:p>
+      <w:pPr>
+        <w:spacing w:after="0" w:line="240" w:lineRule="auto"/>
+        <w:rPr>
+          <w:sz w:val="22"/>
+          <w:szCs w:val="22"/>
+        </w:rPr>
+      </w:pPr>
+      <w:r>
+        <w:rPr>
+          <w:sz w:val="22"/>
+          <w:szCs w:val="22"/>
+        </w:rPr>
+        <w:t>Search 1</w:t>
+      </w:r>
+      <w:r>
+        <w:rPr>
+          <w:sz w:val="22"/>
+          <w:szCs w:val="22"/>
+        </w:rPr>
+        <w:t xml:space="preserve">, </w:t>
+      </w:r>
+      <w:r>
+        <w:rPr>
+          <w:sz w:val="22"/>
+          <w:szCs w:val="22"/>
+        </w:rPr>
+        <w:t>Search 2</w:t>
+      </w:r>
+      <w:r>
+        <w:rPr>
+          <w:sz w:val="22"/>
+          <w:szCs w:val="22"/>
+        </w:rPr>
+        <w:t xml:space="preserve">, </w:t>
+      </w:r>
+      <w:r>
+        <w:rPr>
+          <w:sz w:val="22"/>
+          <w:szCs w:val="22"/>
+        </w:rPr>
+        <w:t>Compare Results</w:t>
+      </w:r>
+      <w:r>
+        <w:rPr>
+          <w:sz w:val="22"/>
+          <w:szCs w:val="22"/>
+        </w:rPr>
+        <w:t xml:space="preserve">, </w:t>
+      </w:r>
+      <w:r>
+        <w:rPr>
+          <w:sz w:val="22"/>
+          <w:szCs w:val="22"/>
+        </w:rPr>
+        <w:t>Generate Summary</w:t>
+      </w:r>
+    </w:p>
+    <w:p>
+      <w:pPr>
+        <w:spacing w:after="0" w:line="240" w:lineRule="auto"/>
+        <w:rPr>
+          <w:sz w:val="22"/>
+          <w:szCs w:val="22"/>
+        </w:rPr>
+      </w:pPr>
+      <w:r>
+        <w:rPr>
+          <w:sz w:val="22"/>
+          <w:szCs w:val="22"/>
+        </w:rPr>
+        <w:pict w14:anchorId="72CBC8C9">
+          <v:rect id="_x0000_i5642" style="width:0;height:1.5pt" o:hralign="center" o:hrstd="t" o:hr="t" fillcolor="#a0a0a0" stroked="f"/>
+        </w:pict>
+      </w:r>
+    </w:p>
+    <w:p>
+      <w:pPr>
+        <w:spacing w:after="0" w:line="240" w:lineRule="auto"/>
+        <w:rPr>
+          <w:b/>
+          <w:bCs/>
+          <w:sz w:val="22"/>
+          <w:szCs w:val="22"/>
+        </w:rPr>
+      </w:pPr>
+      <w:r>
+        <w:rPr>
+          <w:b/>
+          <w:bCs/>
+          <w:sz w:val="22"/>
+          <w:szCs w:val="22"/>
+        </w:rPr>
+        <w:t>12. Self-Correcting RAG</w:t>
+      </w:r>
+    </w:p>
+    <w:p>
+      <w:pPr>
+        <w:spacing w:after="0" w:line="240" w:lineRule="auto"/>
+        <w:rPr>
+          <w:sz w:val="22"/>
+          <w:szCs w:val="22"/>
+        </w:rPr>
+      </w:pPr>
+      <w:r>
+        <w:rPr>
+          <w:sz w:val="22"/>
+          <w:szCs w:val="22"/>
+        </w:rPr>
+        <w:t>LLM validates its own answer.</w:t>
+      </w:r>
+    </w:p>
+    <w:p>
+      <w:pPr>
+        <w:spacing w:after="0" w:line="240" w:lineRule="auto"/>
+        <w:rPr>
+          <w:sz w:val="22"/>
+          <w:szCs w:val="22"/>
+        </w:rPr>
+      </w:pPr>
+      <w:r>
+        <w:rPr>
+          <w:sz w:val="22"/>
+          <w:szCs w:val="22"/>
+        </w:rPr>
+        <w:pict w14:anchorId="0EE2AB21">
+          <v:rect id="_x0000_i5643" style="width:0;height:1.5pt" o:hralign="center" o:hrstd="t" o:hr="t" fillcolor="#a0a0a0" stroked="f"/>
+        </w:pict>
+      </w:r>
+    </w:p>
+    <w:p>
+      <w:pPr>
+        <w:spacing w:after="0" w:line="240" w:lineRule="auto"/>
+        <w:rPr>
+          <w:b/>
+          <w:bCs/>
+          <w:sz w:val="22"/>
+          <w:szCs w:val="22"/>
+        </w:rPr>
+      </w:pPr>
+      <w:r>
+        <w:rPr>
+          <w:b/>
+          <w:bCs/>
+          <w:sz w:val="22"/>
+          <w:szCs w:val="22"/>
+        </w:rPr>
+        <w:t>Pipeline</w:t>
+      </w:r>
+    </w:p>
+    <w:p>
+      <w:pPr>
+        <w:spacing w:after="0" w:line="240" w:lineRule="auto"/>
+        <w:rPr>
+          <w:sz w:val="22"/>
+          <w:szCs w:val="22"/>
+        </w:rPr>
+      </w:pPr>
+      <w:r>
+        <w:rPr>
+          <w:sz w:val="22"/>
+          <w:szCs w:val="22"/>
+        </w:rPr>
+        <w:t>Question→ Retrieval</w:t>
+      </w:r>
+      <w:r>
+        <w:rPr>
+          <w:sz w:val="22"/>
+          <w:szCs w:val="22"/>
+        </w:rPr>
+        <w:t xml:space="preserve"> </w:t>
+      </w:r>
+      <w:r>
+        <w:rPr>
+          <w:sz w:val="22"/>
+          <w:szCs w:val="22"/>
+        </w:rPr>
+        <w:t>→ LLM Response</w:t>
+      </w:r>
+      <w:r>
+        <w:rPr>
+          <w:sz w:val="22"/>
+          <w:szCs w:val="22"/>
+        </w:rPr>
+        <w:t xml:space="preserve"> </w:t>
+      </w:r>
+      <w:r>
+        <w:rPr>
+          <w:sz w:val="22"/>
+          <w:szCs w:val="22"/>
+        </w:rPr>
+        <w:t>→ Verification Step</w:t>
+      </w:r>
+      <w:r>
+        <w:rPr>
+          <w:sz w:val="22"/>
+          <w:szCs w:val="22"/>
+        </w:rPr>
+        <w:t xml:space="preserve"> </w:t>
+      </w:r>
+      <w:r>
+        <w:rPr>
+          <w:sz w:val="22"/>
+          <w:szCs w:val="22"/>
+        </w:rPr>
+        <w:t>→ Final Answer</w:t>
+      </w:r>
+    </w:p>
+    <w:p>
+      <w:pPr>
+        <w:spacing w:after="0" w:line="240" w:lineRule="auto"/>
+        <w:rPr>
+          <w:sz w:val="22"/>
+          <w:szCs w:val="22"/>
+        </w:rPr>
+      </w:pPr>
+      <w:r>
+        <w:rPr>
+          <w:sz w:val="22"/>
+          <w:szCs w:val="22"/>
+        </w:rPr>
+        <w:pict w14:anchorId="28CBB7E1">
+          <v:rect id="_x0000_i5644" style="width:0;height:1.5pt" o:hralign="center" o:hrstd="t" o:hr="t" fillcolor="#a0a0a0" stroked="f"/>
+        </w:pict>
+      </w:r>
+    </w:p>
+    <w:p>
+      <w:pPr>
+        <w:spacing w:after="0" w:line="240" w:lineRule="auto"/>
+        <w:rPr>
+          <w:b/>
+          <w:bCs/>
+          <w:sz w:val="22"/>
+          <w:szCs w:val="22"/>
+        </w:rPr>
+      </w:pPr>
+      <w:r>
+        <w:rPr>
+          <w:b/>
+          <w:bCs/>
+          <w:sz w:val="22"/>
+          <w:szCs w:val="22"/>
+        </w:rPr>
+        <w:t>Benefits</w:t>
+      </w:r>
+    </w:p>
+    <w:p>
+      <w:pPr>
+        <w:spacing w:after="0" w:line="240" w:lineRule="auto"/>
+        <w:rPr>
+          <w:sz w:val="22"/>
+          <w:szCs w:val="22"/>
+        </w:rPr>
+      </w:pPr>
+      <w:r>
+        <w:rPr>
+          <w:sz w:val="22"/>
+          <w:szCs w:val="22"/>
+        </w:rPr>
+        <w:t>Lower Hallucination Rate</w:t>
+      </w:r>
+      <w:r>
+        <w:rPr>
+          <w:sz w:val="22"/>
+          <w:szCs w:val="22"/>
+        </w:rPr>
+        <w:t xml:space="preserve">, </w:t>
+      </w:r>
+      <w:r>
+        <w:rPr>
+          <w:sz w:val="22"/>
+          <w:szCs w:val="22"/>
+        </w:rPr>
+        <w:t>Higher Reliability</w:t>
+      </w:r>
+    </w:p>
+    <w:p>
+      <w:pPr>
+        <w:spacing w:after="0" w:line="240" w:lineRule="auto"/>
+        <w:rPr>
+          <w:sz w:val="22"/>
+          <w:szCs w:val="22"/>
+        </w:rPr>
+      </w:pPr>
+      <w:r>
+        <w:rPr>
+          <w:sz w:val="22"/>
+          <w:szCs w:val="22"/>
+        </w:rPr>
+        <w:pict w14:anchorId="2A59F0A1">
+          <v:rect id="_x0000_i5645" style="width:0;height:1.5pt" o:hralign="center" o:hrstd="t" o:hr="t" fillcolor="#a0a0a0" stroked="f"/>
+        </w:pict>
+      </w:r>
+    </w:p>
+    <w:p>
+      <w:pPr>
+        <w:spacing w:after="0" w:line="240" w:lineRule="auto"/>
+        <w:rPr>
+          <w:b/>
+          <w:bCs/>
+          <w:sz w:val="22"/>
+          <w:szCs w:val="22"/>
+        </w:rPr>
+      </w:pPr>
+      <w:r>
+        <w:rPr>
+          <w:b/>
+          <w:bCs/>
+          <w:sz w:val="22"/>
+          <w:szCs w:val="22"/>
+        </w:rPr>
+        <w:t>13. Citation &amp; Source Validation</w:t>
+      </w:r>
+    </w:p>
+    <w:p>
+      <w:pPr>
+        <w:spacing w:after="0" w:line="240" w:lineRule="auto"/>
+        <w:rPr>
+          <w:sz w:val="22"/>
+          <w:szCs w:val="22"/>
+        </w:rPr>
+      </w:pPr>
+      <w:r>
+        <w:rPr>
+          <w:sz w:val="22"/>
+          <w:szCs w:val="22"/>
+        </w:rPr>
+        <w:t>Enterprise systems require traceability.</w:t>
+      </w:r>
+    </w:p>
+    <w:p>
+      <w:pPr>
+        <w:spacing w:after="0" w:line="240" w:lineRule="auto"/>
+        <w:rPr>
+          <w:sz w:val="22"/>
+          <w:szCs w:val="22"/>
+        </w:rPr>
+      </w:pPr>
+      <w:r>
+        <w:rPr>
+          <w:sz w:val="22"/>
+          <w:szCs w:val="22"/>
+        </w:rPr>
+        <w:pict w14:anchorId="57712BAD">
+          <v:rect id="_x0000_i5646" style="width:0;height:1.5pt" o:hralign="center" o:hrstd="t" o:hr="t" fillcolor="#a0a0a0" stroked="f"/>
+        </w:pict>
+      </w:r>
+    </w:p>
+    <w:p>
+      <w:pPr>
+        <w:spacing w:after="0" w:line="240" w:lineRule="auto"/>
+        <w:rPr>
+          <w:b/>
+          <w:bCs/>
+          <w:sz w:val="22"/>
+          <w:szCs w:val="22"/>
+        </w:rPr>
+      </w:pPr>
+      <w:r>
+        <w:rPr>
+          <w:b/>
+          <w:bCs/>
+          <w:sz w:val="22"/>
+          <w:szCs w:val="22"/>
+        </w:rPr>
+        <w:t>Output</w:t>
+      </w:r>
+    </w:p>
+    <w:p>
+      <w:pPr>
+        <w:spacing w:after="0" w:line="240" w:lineRule="auto"/>
+        <w:rPr>
+          <w:sz w:val="22"/>
+          <w:szCs w:val="22"/>
+        </w:rPr>
+      </w:pPr>
+      <w:r>
+        <w:rPr>
+          <w:sz w:val="22"/>
+          <w:szCs w:val="22"/>
+        </w:rPr>
+        <w:t>Answer</w:t>
+      </w:r>
+    </w:p>
+    <w:p>
+      <w:pPr>
+        <w:spacing w:after="0" w:line="240" w:lineRule="auto"/>
+        <w:rPr>
+          <w:sz w:val="22"/>
+          <w:szCs w:val="22"/>
+        </w:rPr>
+      </w:pPr>
+    </w:p>
+    <w:p>
+      <w:pPr>
+        <w:spacing w:after="0" w:line="240" w:lineRule="auto"/>
+        <w:rPr>
+          <w:sz w:val="22"/>
+          <w:szCs w:val="22"/>
+        </w:rPr>
+      </w:pPr>
+      <w:r>
+        <w:rPr>
+          <w:sz w:val="22"/>
+          <w:szCs w:val="22"/>
+        </w:rPr>
+        <w:t>Sources:</w:t>
+      </w:r>
+    </w:p>
+    <w:p>
+      <w:pPr>
+        <w:spacing w:after="0" w:line="240" w:lineRule="auto"/>
+        <w:rPr>
+          <w:sz w:val="22"/>
+          <w:szCs w:val="22"/>
+        </w:rPr>
+      </w:pPr>
+      <w:r>
+        <w:rPr>
+          <w:sz w:val="22"/>
+          <w:szCs w:val="22"/>
+        </w:rPr>
+        <w:t>Crash_Report_2025.pdf</w:t>
+      </w:r>
+    </w:p>
+    <w:p>
+      <w:pPr>
+        <w:spacing w:after="0" w:line="240" w:lineRule="auto"/>
+        <w:rPr>
+          <w:sz w:val="22"/>
+          <w:szCs w:val="22"/>
+        </w:rPr>
+      </w:pPr>
+      <w:r>
+        <w:rPr>
+          <w:sz w:val="22"/>
+          <w:szCs w:val="22"/>
+        </w:rPr>
+        <w:t>Section 4.2</w:t>
+      </w:r>
+    </w:p>
+    <w:p>
+      <w:pPr>
+        <w:spacing w:after="0" w:line="240" w:lineRule="auto"/>
+        <w:rPr>
+          <w:sz w:val="22"/>
+          <w:szCs w:val="22"/>
+        </w:rPr>
+      </w:pPr>
+    </w:p>
+    <w:p>
+      <w:pPr>
+        <w:spacing w:after="0" w:line="240" w:lineRule="auto"/>
+        <w:rPr>
+          <w:sz w:val="22"/>
+          <w:szCs w:val="22"/>
+        </w:rPr>
+      </w:pPr>
+      <w:r>
+        <w:rPr>
+          <w:sz w:val="22"/>
+          <w:szCs w:val="22"/>
+        </w:rPr>
+        <w:t>Design_Guideline_17.pdf</w:t>
+      </w:r>
+    </w:p>
+    <w:p>
+      <w:pPr>
+        <w:spacing w:after="0" w:line="240" w:lineRule="auto"/>
+        <w:rPr>
+          <w:sz w:val="22"/>
+          <w:szCs w:val="22"/>
+        </w:rPr>
+      </w:pPr>
+      <w:r>
+        <w:rPr>
+          <w:sz w:val="22"/>
+          <w:szCs w:val="22"/>
+        </w:rPr>
+        <w:t>Page 6</w:t>
+      </w:r>
+    </w:p>
+    <w:p>
+      <w:pPr>
+        <w:spacing w:after="0" w:line="240" w:lineRule="auto"/>
+        <w:rPr>
+          <w:sz w:val="22"/>
+          <w:szCs w:val="22"/>
+        </w:rPr>
+      </w:pPr>
+      <w:r>
+        <w:rPr>
+          <w:sz w:val="22"/>
+          <w:szCs w:val="22"/>
+        </w:rPr>
+        <w:pict w14:anchorId="2BA567DC">
+          <v:rect id="_x0000_i5647" style="width:0;height:1.5pt" o:hralign="center" o:hrstd="t" o:hr="t" fillcolor="#a0a0a0" stroked="f"/>
+        </w:pict>
+      </w:r>
+    </w:p>
+    <w:p>
+      <w:pPr>
+        <w:spacing w:after="0" w:line="240" w:lineRule="auto"/>
+        <w:rPr>
+          <w:b/>
+          <w:bCs/>
+          <w:sz w:val="22"/>
+          <w:szCs w:val="22"/>
+        </w:rPr>
+      </w:pPr>
+      <w:r>
+        <w:rPr>
+          <w:b/>
+          <w:bCs/>
+          <w:sz w:val="22"/>
+          <w:szCs w:val="22"/>
+        </w:rPr>
+        <w:t>Benefits</w:t>
+      </w:r>
+    </w:p>
+    <w:p>
+      <w:pPr>
+        <w:spacing w:after="0" w:line="240" w:lineRule="auto"/>
+        <w:rPr>
+          <w:sz w:val="22"/>
+          <w:szCs w:val="22"/>
+        </w:rPr>
+      </w:pPr>
+      <w:r>
+        <w:rPr>
+          <w:sz w:val="22"/>
+          <w:szCs w:val="22"/>
+        </w:rPr>
+        <w:t>Trust</w:t>
+      </w:r>
+      <w:r>
+        <w:rPr>
+          <w:sz w:val="22"/>
+          <w:szCs w:val="22"/>
+        </w:rPr>
+        <w:t xml:space="preserve">, </w:t>
+      </w:r>
+      <w:r>
+        <w:rPr>
+          <w:sz w:val="22"/>
+          <w:szCs w:val="22"/>
+        </w:rPr>
+        <w:t>Compliance</w:t>
+      </w:r>
+      <w:r>
+        <w:rPr>
+          <w:sz w:val="22"/>
+          <w:szCs w:val="22"/>
+        </w:rPr>
+        <w:t xml:space="preserve">, </w:t>
+      </w:r>
+      <w:r>
+        <w:rPr>
+          <w:sz w:val="22"/>
+          <w:szCs w:val="22"/>
+        </w:rPr>
+        <w:t>Auditability</w:t>
+      </w:r>
+    </w:p>
+    <w:p>
+      <w:pPr>
+        <w:spacing w:after="0" w:line="240" w:lineRule="auto"/>
+        <w:rPr>
+          <w:sz w:val="22"/>
+          <w:szCs w:val="22"/>
+        </w:rPr>
+      </w:pPr>
+      <w:r>
+        <w:rPr>
+          <w:sz w:val="22"/>
+          <w:szCs w:val="22"/>
+        </w:rPr>
+        <w:pict w14:anchorId="038E3EDD">
+          <v:rect id="_x0000_i5648" style="width:0;height:1.5pt" o:hralign="center" o:hrstd="t" o:hr="t" fillcolor="#a0a0a0" stroked="f"/>
+        </w:pict>
+      </w:r>
+    </w:p>
+    <w:p>
+      <w:pPr>
+        <w:spacing w:after="0" w:line="240" w:lineRule="auto"/>
+        <w:rPr>
+          <w:b/>
+          <w:bCs/>
+          <w:sz w:val="22"/>
+          <w:szCs w:val="22"/>
+        </w:rPr>
+      </w:pPr>
+      <w:r>
+        <w:rPr>
+          <w:b/>
+          <w:bCs/>
+          <w:sz w:val="22"/>
+          <w:szCs w:val="22"/>
+        </w:rPr>
+        <w:t>Advanced Chunking Strategies</w:t>
+      </w:r>
+    </w:p>
+    <w:p>
+      <w:pPr>
+        <w:spacing w:after="0" w:line="240" w:lineRule="auto"/>
+        <w:rPr>
+          <w:b/>
+          <w:bCs/>
+          <w:sz w:val="22"/>
+          <w:szCs w:val="22"/>
+        </w:rPr>
+      </w:pPr>
+      <w:r>
+        <w:rPr>
+          <w:b/>
+          <w:bCs/>
+          <w:sz w:val="22"/>
+          <w:szCs w:val="22"/>
+        </w:rPr>
+        <w:t>Fixed Size Chunking</w:t>
+      </w:r>
+    </w:p>
+    <w:p>
+      <w:pPr>
+        <w:spacing w:after="0" w:line="240" w:lineRule="auto"/>
+        <w:rPr>
+          <w:sz w:val="22"/>
+          <w:szCs w:val="22"/>
+        </w:rPr>
+      </w:pPr>
+      <w:r>
+        <w:rPr>
+          <w:sz w:val="22"/>
+          <w:szCs w:val="22"/>
+        </w:rPr>
+        <w:t>500 Tokens</w:t>
+      </w:r>
+      <w:r>
+        <w:rPr>
+          <w:sz w:val="22"/>
+          <w:szCs w:val="22"/>
+        </w:rPr>
+        <w:t xml:space="preserve">, </w:t>
+      </w:r>
+      <w:r>
+        <w:rPr>
+          <w:sz w:val="22"/>
+          <w:szCs w:val="22"/>
+        </w:rPr>
+        <w:t>Simple but may split meaning.</w:t>
+      </w:r>
+    </w:p>
+    <w:p>
+      <w:pPr>
+        <w:spacing w:after="0" w:line="240" w:lineRule="auto"/>
+        <w:rPr>
+          <w:sz w:val="22"/>
+          <w:szCs w:val="22"/>
+        </w:rPr>
+      </w:pPr>
+      <w:r>
+        <w:rPr>
+          <w:sz w:val="22"/>
+          <w:szCs w:val="22"/>
+        </w:rPr>
+        <w:pict w14:anchorId="030E52E5">
+          <v:rect id="_x0000_i5649" style="width:0;height:1.5pt" o:hralign="center" o:hrstd="t" o:hr="t" fillcolor="#a0a0a0" stroked="f"/>
+        </w:pict>
+      </w:r>
+    </w:p>
+    <w:p>
+      <w:pPr>
+        <w:spacing w:after="0" w:line="240" w:lineRule="auto"/>
+        <w:rPr>
+          <w:b/>
+          <w:bCs/>
+          <w:sz w:val="22"/>
+          <w:szCs w:val="22"/>
+        </w:rPr>
+      </w:pPr>
+      <w:r>
+        <w:rPr>
+          <w:b/>
+          <w:bCs/>
+          <w:sz w:val="22"/>
+          <w:szCs w:val="22"/>
+        </w:rPr>
+        <w:t>Semantic Chunking</w:t>
+      </w:r>
+    </w:p>
+    <w:p>
+      <w:pPr>
+        <w:spacing w:after="0" w:line="240" w:lineRule="auto"/>
+        <w:rPr>
+          <w:sz w:val="22"/>
+          <w:szCs w:val="22"/>
+        </w:rPr>
+      </w:pPr>
+      <w:r>
+        <w:rPr>
+          <w:sz w:val="22"/>
+          <w:szCs w:val="22"/>
+        </w:rPr>
+        <w:t>Split based on meaning.</w:t>
+      </w:r>
+    </w:p>
+    <w:p>
+      <w:pPr>
+        <w:spacing w:after="0" w:line="240" w:lineRule="auto"/>
+        <w:rPr>
+          <w:sz w:val="22"/>
+          <w:szCs w:val="22"/>
+        </w:rPr>
+      </w:pPr>
+      <w:r>
+        <w:rPr>
+          <w:sz w:val="22"/>
+          <w:szCs w:val="22"/>
+        </w:rPr>
+        <w:t>Topic Boundary</w:t>
+      </w:r>
+      <w:r>
+        <w:rPr>
+          <w:sz w:val="22"/>
+          <w:szCs w:val="22"/>
+        </w:rPr>
+        <w:t xml:space="preserve">, </w:t>
+      </w:r>
+      <w:r>
+        <w:rPr>
+          <w:sz w:val="22"/>
+          <w:szCs w:val="22"/>
+        </w:rPr>
+        <w:t>instead of token count.</w:t>
+      </w:r>
+    </w:p>
+    <w:p>
+      <w:pPr>
+        <w:spacing w:after="0" w:line="240" w:lineRule="auto"/>
+        <w:rPr>
+          <w:sz w:val="22"/>
+          <w:szCs w:val="22"/>
+        </w:rPr>
+      </w:pPr>
+      <w:r>
+        <w:rPr>
+          <w:sz w:val="22"/>
+          <w:szCs w:val="22"/>
+        </w:rPr>
+        <w:pict w14:anchorId="578ECDEB">
+          <v:rect id="_x0000_i5650" style="width:0;height:1.5pt" o:hralign="center" o:hrstd="t" o:hr="t" fillcolor="#a0a0a0" stroked="f"/>
+        </w:pict>
+      </w:r>
+    </w:p>
+    <w:p>
+      <w:pPr>
+        <w:spacing w:after="0" w:line="240" w:lineRule="auto"/>
+        <w:rPr>
+          <w:b/>
+          <w:bCs/>
+          <w:sz w:val="22"/>
+          <w:szCs w:val="22"/>
+        </w:rPr>
+      </w:pPr>
+      <w:r>
+        <w:rPr>
+          <w:b/>
+          <w:bCs/>
+          <w:sz w:val="22"/>
+          <w:szCs w:val="22"/>
+        </w:rPr>
+        <w:t>Section-Based Chunking</w:t>
+      </w:r>
+    </w:p>
+    <w:p>
+      <w:pPr>
+        <w:spacing w:after="0" w:line="240" w:lineRule="auto"/>
+        <w:rPr>
+          <w:sz w:val="22"/>
+          <w:szCs w:val="22"/>
+        </w:rPr>
+      </w:pPr>
+      <w:r>
+        <w:rPr>
+          <w:sz w:val="22"/>
+          <w:szCs w:val="22"/>
+        </w:rPr>
+        <w:t>Example:</w:t>
+      </w:r>
+    </w:p>
+    <w:p>
+      <w:pPr>
+        <w:spacing w:after="0" w:line="240" w:lineRule="auto"/>
+        <w:rPr>
+          <w:sz w:val="22"/>
+          <w:szCs w:val="22"/>
+        </w:rPr>
+      </w:pPr>
+      <w:r>
+        <w:rPr>
+          <w:sz w:val="22"/>
+          <w:szCs w:val="22"/>
+        </w:rPr>
+        <w:t>Introduction</w:t>
+      </w:r>
+      <w:r>
+        <w:rPr>
+          <w:sz w:val="22"/>
+          <w:szCs w:val="22"/>
+        </w:rPr>
+        <w:t xml:space="preserve">, , </w:t>
+      </w:r>
+      <w:r>
+        <w:rPr>
+          <w:sz w:val="22"/>
+          <w:szCs w:val="22"/>
+        </w:rPr>
+        <w:t>Results</w:t>
+      </w:r>
+      <w:r>
+        <w:rPr>
+          <w:sz w:val="22"/>
+          <w:szCs w:val="22"/>
+        </w:rPr>
+        <w:t xml:space="preserve">, </w:t>
+      </w:r>
+      <w:r>
+        <w:rPr>
+          <w:sz w:val="22"/>
+          <w:szCs w:val="22"/>
+        </w:rPr>
+        <w:t>Recommendations</w:t>
+      </w:r>
+    </w:p>
+    <w:p>
+      <w:pPr>
+        <w:spacing w:after="0" w:line="240" w:lineRule="auto"/>
+        <w:rPr>
+          <w:sz w:val="22"/>
+          <w:szCs w:val="22"/>
+        </w:rPr>
+      </w:pPr>
+      <w:r>
+        <w:rPr>
+          <w:sz w:val="22"/>
+          <w:szCs w:val="22"/>
+        </w:rPr>
+        <w:pict w14:anchorId="1C7E8917">
+          <v:rect id="_x0000_i5651" style="width:0;height:1.5pt" o:hralign="center" o:hrstd="t" o:hr="t" fillcolor="#a0a0a0" stroked="f"/>
+        </w:pict>
+      </w:r>
+    </w:p>
+    <w:p>
+      <w:pPr>
+        <w:spacing w:after="0" w:line="240" w:lineRule="auto"/>
+        <w:rPr>
+          <w:b/>
+          <w:bCs/>
+          <w:sz w:val="22"/>
+          <w:szCs w:val="22"/>
+        </w:rPr>
+      </w:pPr>
+      <w:r>
+        <w:rPr>
+          <w:b/>
+          <w:bCs/>
+          <w:sz w:val="22"/>
+          <w:szCs w:val="22"/>
+        </w:rPr>
+        <w:t>Hierarchical Chunking</w:t>
+      </w:r>
+    </w:p>
+    <w:p>
+      <w:pPr>
+        <w:spacing w:after="0" w:line="240" w:lineRule="auto"/>
+        <w:rPr>
+          <w:sz w:val="22"/>
+          <w:szCs w:val="22"/>
+        </w:rPr>
+      </w:pPr>
+      <w:r>
+        <w:rPr>
+          <w:sz w:val="22"/>
+          <w:szCs w:val="22"/>
+        </w:rPr>
+        <w:t>Document</w:t>
+      </w:r>
+    </w:p>
+    <w:p>
+      <w:pPr>
+        <w:spacing w:after="0" w:line="240" w:lineRule="auto"/>
+        <w:rPr>
+          <w:sz w:val="22"/>
+          <w:szCs w:val="22"/>
+        </w:rPr>
+      </w:pPr>
+      <w:r>
+        <w:rPr>
+          <w:sz w:val="22"/>
+          <w:szCs w:val="22"/>
+        </w:rPr>
+        <w:t>→ Chapter</w:t>
+      </w:r>
+    </w:p>
+    <w:p>
+      <w:pPr>
+        <w:spacing w:after="0" w:line="240" w:lineRule="auto"/>
+        <w:rPr>
+          <w:sz w:val="22"/>
+          <w:szCs w:val="22"/>
+        </w:rPr>
+      </w:pPr>
+      <w:r>
+        <w:rPr>
+          <w:sz w:val="22"/>
+          <w:szCs w:val="22"/>
+        </w:rPr>
+        <w:t>→ Section</w:t>
+      </w:r>
+    </w:p>
+    <w:p>
+      <w:pPr>
+        <w:spacing w:after="0" w:line="240" w:lineRule="auto"/>
+        <w:rPr>
+          <w:sz w:val="22"/>
+          <w:szCs w:val="22"/>
+        </w:rPr>
+      </w:pPr>
+      <w:r>
+        <w:rPr>
+          <w:sz w:val="22"/>
+          <w:szCs w:val="22"/>
+        </w:rPr>
+        <w:t>→ Paragraph</w:t>
+      </w:r>
+    </w:p>
+    <w:p>
+      <w:pPr>
+        <w:spacing w:after="0" w:line="240" w:lineRule="auto"/>
+        <w:rPr>
+          <w:sz w:val="22"/>
+          <w:szCs w:val="22"/>
+        </w:rPr>
+      </w:pPr>
+      <w:r>
+        <w:rPr>
+          <w:sz w:val="22"/>
+          <w:szCs w:val="22"/>
+        </w:rPr>
+        <w:t>Most enterprise systems gradually move toward this approach.</w:t>
+      </w:r>
+    </w:p>
+    <w:p>
+      <w:pPr>
+        <w:spacing w:after="0" w:line="240" w:lineRule="auto"/>
+        <w:rPr>
+          <w:sz w:val="22"/>
+          <w:szCs w:val="22"/>
+        </w:rPr>
+      </w:pPr>
+      <w:r>
+        <w:rPr>
+          <w:sz w:val="22"/>
+          <w:szCs w:val="22"/>
+        </w:rPr>
+        <w:pict w14:anchorId="3D5E043B">
+          <v:rect id="_x0000_i5652" style="width:0;height:1.5pt" o:hralign="center" o:hrstd="t" o:hr="t" fillcolor="#a0a0a0" stroked="f"/>
+        </w:pict>
+      </w:r>
+    </w:p>
+    <w:p>
+      <w:pPr>
+        <w:spacing w:after="0" w:line="240" w:lineRule="auto"/>
+        <w:rPr>
+          <w:b/>
+          <w:bCs/>
+          <w:sz w:val="22"/>
+          <w:szCs w:val="22"/>
+        </w:rPr>
+      </w:pPr>
+      <w:r>
+        <w:rPr>
+          <w:b/>
+          <w:bCs/>
+          <w:sz w:val="22"/>
+          <w:szCs w:val="22"/>
+        </w:rPr>
+        <w:t>Production Considerations</w:t>
+      </w:r>
+    </w:p>
+    <w:p>
+      <w:pPr>
+        <w:spacing w:after="0" w:line="240" w:lineRule="auto"/>
+        <w:rPr>
+          <w:b/>
+          <w:bCs/>
+          <w:sz w:val="22"/>
+          <w:szCs w:val="22"/>
+        </w:rPr>
+      </w:pPr>
+      <w:r>
+        <w:rPr>
+          <w:b/>
+          <w:bCs/>
+          <w:sz w:val="22"/>
+          <w:szCs w:val="22"/>
+        </w:rPr>
+        <w:t>Trade-Offs</w:t>
+      </w:r>
+    </w:p>
+    <w:p>
+      <w:pPr>
+        <w:spacing w:after="0" w:line="240" w:lineRule="auto"/>
+        <w:rPr>
+          <w:sz w:val="22"/>
+          <w:szCs w:val="22"/>
+        </w:rPr>
+      </w:pPr>
+      <w:r>
+        <w:rPr>
+          <w:sz w:val="22"/>
+          <w:szCs w:val="22"/>
+        </w:rPr>
+        <w:t>Advanced RAG significantly improves retrieval quality but increases:</w:t>
+      </w:r>
+      <w:r>
+        <w:rPr>
+          <w:sz w:val="22"/>
+          <w:szCs w:val="22"/>
+        </w:rPr>
+        <w:t xml:space="preserve"> </w:t>
+      </w:r>
+      <w:r>
+        <w:rPr>
+          <w:sz w:val="22"/>
+          <w:szCs w:val="22"/>
+        </w:rPr>
+        <w:t>Infrastructure Complexity</w:t>
+      </w:r>
+      <w:r>
+        <w:rPr>
+          <w:sz w:val="22"/>
+          <w:szCs w:val="22"/>
+        </w:rPr>
+        <w:t xml:space="preserve">, </w:t>
+      </w:r>
+      <w:r>
+        <w:rPr>
+          <w:sz w:val="22"/>
+          <w:szCs w:val="22"/>
+        </w:rPr>
+        <w:t>Operational Cost</w:t>
+      </w:r>
+      <w:r>
+        <w:rPr>
+          <w:sz w:val="22"/>
+          <w:szCs w:val="22"/>
+        </w:rPr>
+        <w:t xml:space="preserve">, </w:t>
+      </w:r>
+      <w:r>
+        <w:rPr>
+          <w:sz w:val="22"/>
+          <w:szCs w:val="22"/>
+        </w:rPr>
+        <w:t>Engineering Effort</w:t>
+      </w:r>
+      <w:r>
+        <w:rPr>
+          <w:sz w:val="22"/>
+          <w:szCs w:val="22"/>
+        </w:rPr>
+        <w:t xml:space="preserve">, </w:t>
+      </w:r>
+      <w:r>
+        <w:rPr>
+          <w:sz w:val="22"/>
+          <w:szCs w:val="22"/>
+        </w:rPr>
+        <w:t>Compared to Basic RAG.</w:t>
+      </w:r>
+    </w:p>
+    <w:p>
+      <w:pPr>
+        <w:spacing w:after="0" w:line="240" w:lineRule="auto"/>
+        <w:rPr>
+          <w:sz w:val="22"/>
+          <w:szCs w:val="22"/>
+        </w:rPr>
+      </w:pPr>
+      <w:r>
+        <w:rPr>
+          <w:sz w:val="22"/>
+          <w:szCs w:val="22"/>
+        </w:rPr>
+        <w:pict w14:anchorId="5AD53335">
+          <v:rect id="_x0000_i5653" style="width:0;height:1.5pt" o:hralign="center" o:hrstd="t" o:hr="t" fillcolor="#a0a0a0" stroked="f"/>
+        </w:pict>
+      </w:r>
+    </w:p>
+    <w:p>
+      <w:pPr>
+        <w:spacing w:after="0" w:line="240" w:lineRule="auto"/>
+        <w:rPr>
+          <w:b/>
+          <w:bCs/>
+          <w:sz w:val="22"/>
+          <w:szCs w:val="22"/>
+        </w:rPr>
+      </w:pPr>
+      <w:r>
+        <w:rPr>
+          <w:b/>
+          <w:bCs/>
+          <w:sz w:val="22"/>
+          <w:szCs w:val="22"/>
+        </w:rPr>
+        <w:t>Cost Considerations</w:t>
+      </w:r>
+    </w:p>
+    <w:p>
+      <w:pPr>
+        <w:spacing w:after="0" w:line="240" w:lineRule="auto"/>
+        <w:rPr>
+          <w:sz w:val="22"/>
+          <w:szCs w:val="22"/>
+        </w:rPr>
+      </w:pPr>
+      <w:r>
+        <w:rPr>
+          <w:sz w:val="22"/>
+          <w:szCs w:val="22"/>
+        </w:rPr>
+        <w:t>Additional components:</w:t>
+      </w:r>
+    </w:p>
+    <w:p>
+      <w:pPr>
+        <w:spacing w:after="0" w:line="240" w:lineRule="auto"/>
+        <w:rPr>
+          <w:sz w:val="22"/>
+          <w:szCs w:val="22"/>
+        </w:rPr>
+      </w:pPr>
+      <w:r>
+        <w:rPr>
+          <w:sz w:val="22"/>
+          <w:szCs w:val="22"/>
+        </w:rPr>
+        <w:t>Query Rewriter</w:t>
+      </w:r>
+      <w:r>
+        <w:rPr>
+          <w:sz w:val="22"/>
+          <w:szCs w:val="22"/>
+        </w:rPr>
+        <w:t xml:space="preserve">, </w:t>
+      </w:r>
+      <w:r>
+        <w:rPr>
+          <w:sz w:val="22"/>
+          <w:szCs w:val="22"/>
+        </w:rPr>
+        <w:t>Reranker</w:t>
+      </w:r>
+      <w:r>
+        <w:rPr>
+          <w:sz w:val="22"/>
+          <w:szCs w:val="22"/>
+        </w:rPr>
+        <w:t xml:space="preserve">, </w:t>
+      </w:r>
+      <w:r>
+        <w:rPr>
+          <w:sz w:val="22"/>
+          <w:szCs w:val="22"/>
+        </w:rPr>
+        <w:t>Graph Storage</w:t>
+      </w:r>
+      <w:r>
+        <w:rPr>
+          <w:sz w:val="22"/>
+          <w:szCs w:val="22"/>
+        </w:rPr>
+        <w:t xml:space="preserve">, </w:t>
+      </w:r>
+      <w:r>
+        <w:rPr>
+          <w:sz w:val="22"/>
+          <w:szCs w:val="22"/>
+        </w:rPr>
+        <w:t>Agents</w:t>
+      </w:r>
+      <w:r>
+        <w:rPr>
+          <w:sz w:val="22"/>
+          <w:szCs w:val="22"/>
+        </w:rPr>
+        <w:t xml:space="preserve">, </w:t>
+      </w:r>
+      <w:r>
+        <w:rPr>
+          <w:sz w:val="22"/>
+          <w:szCs w:val="22"/>
+        </w:rPr>
+        <w:t>Validation Models</w:t>
+      </w:r>
+      <w:r>
+        <w:rPr>
+          <w:sz w:val="22"/>
+          <w:szCs w:val="22"/>
+        </w:rPr>
+        <w:t xml:space="preserve">, </w:t>
+      </w:r>
+      <w:r>
+        <w:rPr>
+          <w:sz w:val="22"/>
+          <w:szCs w:val="22"/>
+        </w:rPr>
+        <w:t>increase cost.</w:t>
+      </w:r>
+    </w:p>
+    <w:p>
+      <w:pPr>
+        <w:spacing w:after="0" w:line="240" w:lineRule="auto"/>
+        <w:rPr>
+          <w:sz w:val="22"/>
+          <w:szCs w:val="22"/>
+        </w:rPr>
+      </w:pPr>
+      <w:r>
+        <w:rPr>
+          <w:sz w:val="22"/>
+          <w:szCs w:val="22"/>
+        </w:rPr>
+        <w:t>However they may reduce costly hallucinations.</w:t>
+      </w:r>
+    </w:p>
+    <w:p>
+      <w:pPr>
+        <w:spacing w:after="0" w:line="240" w:lineRule="auto"/>
+        <w:rPr>
+          <w:sz w:val="22"/>
+          <w:szCs w:val="22"/>
+        </w:rPr>
+      </w:pPr>
+      <w:r>
+        <w:rPr>
+          <w:sz w:val="22"/>
+          <w:szCs w:val="22"/>
+        </w:rPr>
+        <w:pict w14:anchorId="401A680C">
+          <v:rect id="_x0000_i5654" style="width:0;height:1.5pt" o:hralign="center" o:hrstd="t" o:hr="t" fillcolor="#a0a0a0" stroked="f"/>
+        </w:pict>
+      </w:r>
+    </w:p>
+    <w:p>
+      <w:pPr>
+        <w:spacing w:after="0" w:line="240" w:lineRule="auto"/>
+        <w:rPr>
+          <w:b/>
+          <w:bCs/>
+          <w:sz w:val="22"/>
+          <w:szCs w:val="22"/>
+        </w:rPr>
+      </w:pPr>
+      <w:r>
+        <w:rPr>
+          <w:b/>
+          <w:bCs/>
+          <w:sz w:val="22"/>
+          <w:szCs w:val="22"/>
+        </w:rPr>
+        <w:t>Latency Considerations</w:t>
+      </w:r>
+    </w:p>
+    <w:p>
+      <w:pPr>
+        <w:spacing w:after="0" w:line="240" w:lineRule="auto"/>
+        <w:rPr>
+          <w:sz w:val="22"/>
+          <w:szCs w:val="22"/>
+        </w:rPr>
+      </w:pPr>
+      <w:r>
+        <w:rPr>
+          <w:sz w:val="22"/>
+          <w:szCs w:val="22"/>
+        </w:rPr>
+        <w:t>Pipeline:</w:t>
+      </w:r>
+    </w:p>
+    <w:p>
+      <w:pPr>
+        <w:spacing w:after="0" w:line="240" w:lineRule="auto"/>
+        <w:rPr>
+          <w:sz w:val="22"/>
+          <w:szCs w:val="22"/>
+        </w:rPr>
+      </w:pPr>
+      <w:r>
+        <w:rPr>
+          <w:sz w:val="22"/>
+          <w:szCs w:val="22"/>
+        </w:rPr>
+        <w:t>Query</w:t>
+      </w:r>
+    </w:p>
+    <w:p>
+      <w:pPr>
+        <w:spacing w:after="0" w:line="240" w:lineRule="auto"/>
+        <w:rPr>
+          <w:sz w:val="22"/>
+          <w:szCs w:val="22"/>
+        </w:rPr>
+      </w:pPr>
+      <w:r>
+        <w:rPr>
+          <w:sz w:val="22"/>
+          <w:szCs w:val="22"/>
+        </w:rPr>
+        <w:t>→ Rewrite</w:t>
+      </w:r>
+    </w:p>
+    <w:p>
+      <w:pPr>
+        <w:spacing w:after="0" w:line="240" w:lineRule="auto"/>
+        <w:rPr>
+          <w:sz w:val="22"/>
+          <w:szCs w:val="22"/>
+        </w:rPr>
+      </w:pPr>
+      <w:r>
+        <w:rPr>
+          <w:sz w:val="22"/>
+          <w:szCs w:val="22"/>
+        </w:rPr>
+        <w:t>→ Retrieval</w:t>
+      </w:r>
+    </w:p>
+    <w:p>
+      <w:pPr>
+        <w:spacing w:after="0" w:line="240" w:lineRule="auto"/>
+        <w:rPr>
+          <w:sz w:val="22"/>
+          <w:szCs w:val="22"/>
+        </w:rPr>
+      </w:pPr>
+      <w:r>
+        <w:rPr>
+          <w:sz w:val="22"/>
+          <w:szCs w:val="22"/>
+        </w:rPr>
+        <w:t>→ Reranking</w:t>
+      </w:r>
+    </w:p>
+    <w:p>
+      <w:pPr>
+        <w:spacing w:after="0" w:line="240" w:lineRule="auto"/>
+        <w:rPr>
+          <w:sz w:val="22"/>
+          <w:szCs w:val="22"/>
+        </w:rPr>
+      </w:pPr>
+      <w:r>
+        <w:rPr>
+          <w:sz w:val="22"/>
+          <w:szCs w:val="22"/>
+        </w:rPr>
+        <w:t>→ Compression</w:t>
+      </w:r>
+    </w:p>
+    <w:p>
+      <w:pPr>
+        <w:spacing w:after="0" w:line="240" w:lineRule="auto"/>
+        <w:rPr>
+          <w:sz w:val="22"/>
+          <w:szCs w:val="22"/>
+        </w:rPr>
+      </w:pPr>
+      <w:r>
+        <w:rPr>
+          <w:sz w:val="22"/>
+          <w:szCs w:val="22"/>
+        </w:rPr>
+        <w:t>→ LLM</w:t>
+      </w:r>
+    </w:p>
+    <w:p>
+      <w:pPr>
+        <w:spacing w:after="0" w:line="240" w:lineRule="auto"/>
+        <w:rPr>
+          <w:sz w:val="22"/>
+          <w:szCs w:val="22"/>
+        </w:rPr>
+      </w:pPr>
+      <w:r>
+        <w:rPr>
+          <w:sz w:val="22"/>
+          <w:szCs w:val="22"/>
+        </w:rPr>
+        <w:t>→ Validation</w:t>
+      </w:r>
+    </w:p>
+    <w:p>
+      <w:pPr>
+        <w:spacing w:after="0" w:line="240" w:lineRule="auto"/>
+        <w:rPr>
+          <w:sz w:val="22"/>
+          <w:szCs w:val="22"/>
+        </w:rPr>
+      </w:pPr>
+      <w:r>
+        <w:rPr>
+          <w:sz w:val="22"/>
+          <w:szCs w:val="22"/>
+        </w:rPr>
+        <w:t>→ Response</w:t>
+      </w:r>
+    </w:p>
+    <w:p>
+      <w:pPr>
+        <w:spacing w:after="0" w:line="240" w:lineRule="auto"/>
+        <w:rPr>
+          <w:sz w:val="22"/>
+          <w:szCs w:val="22"/>
+        </w:rPr>
+      </w:pPr>
+      <w:r>
+        <w:rPr>
+          <w:sz w:val="22"/>
+          <w:szCs w:val="22"/>
+        </w:rPr>
+        <w:t>Each stage adds latency.</w:t>
+      </w:r>
+    </w:p>
+    <w:p>
+      <w:pPr>
+        <w:spacing w:after="0" w:line="240" w:lineRule="auto"/>
+        <w:rPr>
+          <w:sz w:val="22"/>
+          <w:szCs w:val="22"/>
+        </w:rPr>
+      </w:pPr>
+      <w:r>
+        <w:rPr>
+          <w:sz w:val="22"/>
+          <w:szCs w:val="22"/>
+        </w:rPr>
+        <w:t>Need balance between:</w:t>
+      </w:r>
+      <w:r>
+        <w:rPr>
+          <w:sz w:val="22"/>
+          <w:szCs w:val="22"/>
+        </w:rPr>
+        <w:t xml:space="preserve"> </w:t>
+      </w:r>
+      <w:r>
+        <w:rPr>
+          <w:sz w:val="22"/>
+          <w:szCs w:val="22"/>
+        </w:rPr>
+        <w:t>Accuracy vs Speed</w:t>
+      </w:r>
+    </w:p>
+    <w:p>
+      <w:pPr>
+        <w:spacing w:after="0" w:line="240" w:lineRule="auto"/>
+        <w:rPr>
+          <w:sz w:val="22"/>
+          <w:szCs w:val="22"/>
+        </w:rPr>
+      </w:pPr>
+      <w:r>
+        <w:rPr>
+          <w:sz w:val="22"/>
+          <w:szCs w:val="22"/>
+        </w:rPr>
+        <w:pict w14:anchorId="50166E7F">
+          <v:rect id="_x0000_i5655" style="width:0;height:1.5pt" o:hralign="center" o:hrstd="t" o:hr="t" fillcolor="#a0a0a0" stroked="f"/>
+        </w:pict>
+      </w:r>
+    </w:p>
+    <w:p>
+      <w:pPr>
+        <w:spacing w:after="0" w:line="240" w:lineRule="auto"/>
+        <w:rPr>
+          <w:b/>
+          <w:bCs/>
+          <w:sz w:val="22"/>
+          <w:szCs w:val="22"/>
+        </w:rPr>
+      </w:pPr>
+      <w:r>
+        <w:rPr>
+          <w:b/>
+          <w:bCs/>
+          <w:sz w:val="22"/>
+          <w:szCs w:val="22"/>
+        </w:rPr>
+        <w:t>Scalability Challenges</w:t>
+      </w:r>
+    </w:p>
+    <w:p>
+      <w:pPr>
+        <w:spacing w:after="0" w:line="240" w:lineRule="auto"/>
+        <w:rPr>
+          <w:sz w:val="22"/>
+          <w:szCs w:val="22"/>
+        </w:rPr>
+      </w:pPr>
+      <w:r>
+        <w:rPr>
+          <w:sz w:val="22"/>
+          <w:szCs w:val="22"/>
+        </w:rPr>
+        <w:t>Large enterprises may have:</w:t>
+      </w:r>
+    </w:p>
+    <w:p>
+      <w:pPr>
+        <w:spacing w:after="0" w:line="240" w:lineRule="auto"/>
+        <w:rPr>
+          <w:sz w:val="22"/>
+          <w:szCs w:val="22"/>
+        </w:rPr>
+      </w:pPr>
+      <w:r>
+        <w:rPr>
+          <w:sz w:val="22"/>
+          <w:szCs w:val="22"/>
+        </w:rPr>
+        <w:t>Millions of Documents</w:t>
+      </w:r>
+      <w:r>
+        <w:rPr>
+          <w:sz w:val="22"/>
+          <w:szCs w:val="22"/>
+        </w:rPr>
+        <w:t xml:space="preserve">, </w:t>
+      </w:r>
+      <w:r>
+        <w:rPr>
+          <w:sz w:val="22"/>
+          <w:szCs w:val="22"/>
+        </w:rPr>
+        <w:t>Billions of Vectors</w:t>
+      </w:r>
+    </w:p>
+    <w:p>
+      <w:pPr>
+        <w:spacing w:after="0" w:line="240" w:lineRule="auto"/>
+        <w:rPr>
+          <w:sz w:val="22"/>
+          <w:szCs w:val="22"/>
+        </w:rPr>
+      </w:pPr>
+      <w:r>
+        <w:rPr>
+          <w:sz w:val="22"/>
+          <w:szCs w:val="22"/>
+        </w:rPr>
+        <w:t>Need:</w:t>
+      </w:r>
+      <w:r>
+        <w:rPr>
+          <w:sz w:val="22"/>
+          <w:szCs w:val="22"/>
+        </w:rPr>
+        <w:t xml:space="preserve"> </w:t>
+      </w:r>
+      <w:r>
+        <w:rPr>
+          <w:sz w:val="22"/>
+          <w:szCs w:val="22"/>
+        </w:rPr>
+        <w:t>Distributed Search</w:t>
+      </w:r>
+      <w:r>
+        <w:rPr>
+          <w:sz w:val="22"/>
+          <w:szCs w:val="22"/>
+        </w:rPr>
+        <w:t xml:space="preserve">, </w:t>
+      </w:r>
+      <w:r>
+        <w:rPr>
+          <w:sz w:val="22"/>
+          <w:szCs w:val="22"/>
+        </w:rPr>
+        <w:t>Caching</w:t>
+      </w:r>
+      <w:r>
+        <w:rPr>
+          <w:sz w:val="22"/>
+          <w:szCs w:val="22"/>
+        </w:rPr>
+        <w:t xml:space="preserve">, </w:t>
+      </w:r>
+      <w:r>
+        <w:rPr>
+          <w:sz w:val="22"/>
+          <w:szCs w:val="22"/>
+        </w:rPr>
+        <w:t>Load Balancing</w:t>
+      </w:r>
+      <w:r>
+        <w:rPr>
+          <w:sz w:val="22"/>
+          <w:szCs w:val="22"/>
+        </w:rPr>
+        <w:t xml:space="preserve">, </w:t>
+      </w:r>
+      <w:r>
+        <w:rPr>
+          <w:sz w:val="22"/>
+          <w:szCs w:val="22"/>
+        </w:rPr>
+        <w:t>ANN Indexes</w:t>
+      </w:r>
+    </w:p>
+    <w:p>
+      <w:pPr>
+        <w:spacing w:after="0" w:line="240" w:lineRule="auto"/>
+        <w:rPr>
+          <w:sz w:val="22"/>
+          <w:szCs w:val="22"/>
+        </w:rPr>
+      </w:pPr>
+      <w:r>
+        <w:rPr>
+          <w:sz w:val="22"/>
+          <w:szCs w:val="22"/>
+        </w:rPr>
+        <w:pict w14:anchorId="0799EBB0">
+          <v:rect id="_x0000_i5656" style="width:0;height:1.5pt" o:hralign="center" o:hrstd="t" o:hr="t" fillcolor="#a0a0a0" stroked="f"/>
+        </w:pict>
+      </w:r>
+    </w:p>
+    <w:p>
+      <w:pPr>
+        <w:spacing w:after="0" w:line="240" w:lineRule="auto"/>
+        <w:rPr>
+          <w:b/>
+          <w:bCs/>
+          <w:sz w:val="22"/>
+          <w:szCs w:val="22"/>
+        </w:rPr>
+      </w:pPr>
+      <w:r>
+        <w:rPr>
+          <w:b/>
+          <w:bCs/>
+          <w:sz w:val="22"/>
+          <w:szCs w:val="22"/>
+        </w:rPr>
+        <w:t>Security Challenges</w:t>
+      </w:r>
+    </w:p>
+    <w:p>
+      <w:pPr>
+        <w:spacing w:after="0" w:line="240" w:lineRule="auto"/>
+        <w:rPr>
+          <w:sz w:val="22"/>
+          <w:szCs w:val="22"/>
+        </w:rPr>
+      </w:pPr>
+      <w:r>
+        <w:rPr>
+          <w:sz w:val="22"/>
+          <w:szCs w:val="22"/>
+        </w:rPr>
+        <w:t>Advanced RAG often accesses:</w:t>
+      </w:r>
+    </w:p>
+    <w:p>
+      <w:pPr>
+        <w:spacing w:after="0" w:line="240" w:lineRule="auto"/>
+        <w:rPr>
+          <w:sz w:val="22"/>
+          <w:szCs w:val="22"/>
+        </w:rPr>
+      </w:pPr>
+      <w:r>
+        <w:rPr>
+          <w:sz w:val="22"/>
+          <w:szCs w:val="22"/>
+        </w:rPr>
+        <w:t>SharePoint</w:t>
+      </w:r>
+      <w:r>
+        <w:rPr>
+          <w:sz w:val="22"/>
+          <w:szCs w:val="22"/>
+        </w:rPr>
+        <w:t xml:space="preserve">, </w:t>
+      </w:r>
+      <w:r>
+        <w:rPr>
+          <w:sz w:val="22"/>
+          <w:szCs w:val="22"/>
+        </w:rPr>
+        <w:t>PLM Systems</w:t>
+      </w:r>
+      <w:r>
+        <w:rPr>
+          <w:sz w:val="22"/>
+          <w:szCs w:val="22"/>
+        </w:rPr>
+        <w:t xml:space="preserve">, </w:t>
+      </w:r>
+      <w:r>
+        <w:rPr>
+          <w:sz w:val="22"/>
+          <w:szCs w:val="22"/>
+        </w:rPr>
+        <w:t>ERP Systems</w:t>
+      </w:r>
+      <w:r>
+        <w:rPr>
+          <w:sz w:val="22"/>
+          <w:szCs w:val="22"/>
+        </w:rPr>
+        <w:t xml:space="preserve">, </w:t>
+      </w:r>
+      <w:r>
+        <w:rPr>
+          <w:sz w:val="22"/>
+          <w:szCs w:val="22"/>
+        </w:rPr>
+        <w:t>Engineering Databases</w:t>
+      </w:r>
+    </w:p>
+    <w:p>
+      <w:pPr>
+        <w:spacing w:after="0" w:line="240" w:lineRule="auto"/>
+        <w:rPr>
+          <w:sz w:val="22"/>
+          <w:szCs w:val="22"/>
+        </w:rPr>
+      </w:pPr>
+      <w:r>
+        <w:rPr>
+          <w:sz w:val="22"/>
+          <w:szCs w:val="22"/>
+        </w:rPr>
+        <w:lastRenderedPageBreak/>
+        <w:t>Requires:</w:t>
+      </w:r>
+    </w:p>
+    <w:p>
+      <w:pPr>
+        <w:spacing w:after="0" w:line="240" w:lineRule="auto"/>
+        <w:rPr>
+          <w:sz w:val="22"/>
+          <w:szCs w:val="22"/>
+        </w:rPr>
+      </w:pPr>
+      <w:r>
+        <w:rPr>
+          <w:sz w:val="22"/>
+          <w:szCs w:val="22"/>
+        </w:rPr>
+        <w:t>RBAC</w:t>
+      </w:r>
+      <w:r>
+        <w:rPr>
+          <w:sz w:val="22"/>
+          <w:szCs w:val="22"/>
+        </w:rPr>
+        <w:t xml:space="preserve">, </w:t>
+      </w:r>
+      <w:r>
+        <w:rPr>
+          <w:sz w:val="22"/>
+          <w:szCs w:val="22"/>
+        </w:rPr>
+        <w:t>Data Masking</w:t>
+      </w:r>
+      <w:r>
+        <w:rPr>
+          <w:sz w:val="22"/>
+          <w:szCs w:val="22"/>
+        </w:rPr>
+        <w:t xml:space="preserve">, </w:t>
+      </w:r>
+      <w:r>
+        <w:rPr>
+          <w:sz w:val="22"/>
+          <w:szCs w:val="22"/>
+        </w:rPr>
+        <w:t>Access Control</w:t>
+      </w:r>
+      <w:r>
+        <w:rPr>
+          <w:sz w:val="22"/>
+          <w:szCs w:val="22"/>
+        </w:rPr>
+        <w:t xml:space="preserve">, </w:t>
+      </w:r>
+      <w:r>
+        <w:rPr>
+          <w:sz w:val="22"/>
+          <w:szCs w:val="22"/>
+        </w:rPr>
+        <w:t>Source-Level Security</w:t>
+      </w:r>
+      <w:r>
+        <w:rPr>
+          <w:sz w:val="22"/>
+          <w:szCs w:val="22"/>
+        </w:rPr>
+        <w:t xml:space="preserve">, </w:t>
+      </w:r>
+      <w:r>
+        <w:rPr>
+          <w:sz w:val="22"/>
+          <w:szCs w:val="22"/>
+        </w:rPr>
+        <w:t>Audit Logs</w:t>
+      </w:r>
+    </w:p>
+    <w:p>
+      <w:pPr>
+        <w:spacing w:after="0" w:line="240" w:lineRule="auto"/>
+        <w:rPr>
+          <w:sz w:val="22"/>
+          <w:szCs w:val="22"/>
+        </w:rPr>
+      </w:pPr>
+      <w:r>
+        <w:rPr>
+          <w:sz w:val="22"/>
+          <w:szCs w:val="22"/>
+        </w:rPr>
+        <w:pict w14:anchorId="36F3617B">
+          <v:rect id="_x0000_i5657" style="width:0;height:1.5pt" o:hralign="center" o:hrstd="t" o:hr="t" fillcolor="#a0a0a0" stroked="f"/>
+        </w:pict>
+      </w:r>
+    </w:p>
+    <w:p>
+      <w:pPr>
+        <w:spacing w:after="0" w:line="240" w:lineRule="auto"/>
+        <w:rPr>
+          <w:b/>
+          <w:bCs/>
+          <w:sz w:val="22"/>
+          <w:szCs w:val="22"/>
+        </w:rPr>
+      </w:pPr>
+      <w:r>
+        <w:rPr>
+          <w:b/>
+          <w:bCs/>
+          <w:sz w:val="22"/>
+          <w:szCs w:val="22"/>
+        </w:rPr>
+        <w:t>Common Failure Modes</w:t>
+      </w:r>
+    </w:p>
+    <w:p>
+      <w:pPr>
+        <w:spacing w:after="0" w:line="240" w:lineRule="auto"/>
+        <w:rPr>
+          <w:b/>
+          <w:bCs/>
+          <w:sz w:val="22"/>
+          <w:szCs w:val="22"/>
+        </w:rPr>
+      </w:pPr>
+      <w:r>
+        <w:rPr>
+          <w:b/>
+          <w:bCs/>
+          <w:sz w:val="22"/>
+          <w:szCs w:val="22"/>
+        </w:rPr>
+        <w:t>Poor Query Rewriting</w:t>
+      </w:r>
+    </w:p>
+    <w:p>
+      <w:pPr>
+        <w:spacing w:after="0" w:line="240" w:lineRule="auto"/>
+        <w:rPr>
+          <w:sz w:val="22"/>
+          <w:szCs w:val="22"/>
+        </w:rPr>
+      </w:pPr>
+      <w:r>
+        <w:rPr>
+          <w:sz w:val="22"/>
+          <w:szCs w:val="22"/>
+        </w:rPr>
+        <w:t>Wrong rewrite retrieves wrong documents.</w:t>
+      </w:r>
+    </w:p>
+    <w:p>
+      <w:pPr>
+        <w:spacing w:after="0" w:line="240" w:lineRule="auto"/>
+        <w:rPr>
+          <w:sz w:val="22"/>
+          <w:szCs w:val="22"/>
+        </w:rPr>
+      </w:pPr>
+      <w:r>
+        <w:rPr>
+          <w:sz w:val="22"/>
+          <w:szCs w:val="22"/>
+        </w:rPr>
+        <w:pict w14:anchorId="31EF7B69">
+          <v:rect id="_x0000_i5658" style="width:0;height:1.5pt" o:hralign="center" o:hrstd="t" o:hr="t" fillcolor="#a0a0a0" stroked="f"/>
+        </w:pict>
+      </w:r>
+    </w:p>
+    <w:p>
+      <w:pPr>
+        <w:spacing w:after="0" w:line="240" w:lineRule="auto"/>
+        <w:rPr>
+          <w:b/>
+          <w:bCs/>
+          <w:sz w:val="22"/>
+          <w:szCs w:val="22"/>
+        </w:rPr>
+      </w:pPr>
+      <w:r>
+        <w:rPr>
+          <w:b/>
+          <w:bCs/>
+          <w:sz w:val="22"/>
+          <w:szCs w:val="22"/>
+        </w:rPr>
+        <w:t>Reranking Failure</w:t>
+      </w:r>
+    </w:p>
+    <w:p>
+      <w:pPr>
+        <w:spacing w:after="0" w:line="240" w:lineRule="auto"/>
+        <w:rPr>
+          <w:sz w:val="22"/>
+          <w:szCs w:val="22"/>
+        </w:rPr>
+      </w:pPr>
+      <w:r>
+        <w:rPr>
+          <w:sz w:val="22"/>
+          <w:szCs w:val="22"/>
+        </w:rPr>
+        <w:t>Relevant document removed during reranking.</w:t>
+      </w:r>
+    </w:p>
+    <w:p>
+      <w:pPr>
+        <w:spacing w:after="0" w:line="240" w:lineRule="auto"/>
+        <w:rPr>
+          <w:sz w:val="22"/>
+          <w:szCs w:val="22"/>
+        </w:rPr>
+      </w:pPr>
+      <w:r>
+        <w:rPr>
+          <w:sz w:val="22"/>
+          <w:szCs w:val="22"/>
+        </w:rPr>
+        <w:pict w14:anchorId="4B5E28CF">
+          <v:rect id="_x0000_i5659" style="width:0;height:1.5pt" o:hralign="center" o:hrstd="t" o:hr="t" fillcolor="#a0a0a0" stroked="f"/>
+        </w:pict>
+      </w:r>
+    </w:p>
+    <w:p>
+      <w:pPr>
+        <w:spacing w:after="0" w:line="240" w:lineRule="auto"/>
+        <w:rPr>
+          <w:b/>
+          <w:bCs/>
+          <w:sz w:val="22"/>
+          <w:szCs w:val="22"/>
+        </w:rPr>
+      </w:pPr>
+      <w:r>
+        <w:rPr>
+          <w:b/>
+          <w:bCs/>
+          <w:sz w:val="22"/>
+          <w:szCs w:val="22"/>
+        </w:rPr>
+        <w:t>Context Compression Failure</w:t>
+      </w:r>
+    </w:p>
+    <w:p>
+      <w:pPr>
+        <w:spacing w:after="0" w:line="240" w:lineRule="auto"/>
+        <w:rPr>
+          <w:sz w:val="22"/>
+          <w:szCs w:val="22"/>
+        </w:rPr>
+      </w:pPr>
+      <w:r>
+        <w:rPr>
+          <w:sz w:val="22"/>
+          <w:szCs w:val="22"/>
+        </w:rPr>
+        <w:t>Important facts removed.</w:t>
+      </w:r>
+    </w:p>
+    <w:p>
+      <w:pPr>
+        <w:spacing w:after="0" w:line="240" w:lineRule="auto"/>
+        <w:rPr>
+          <w:sz w:val="22"/>
+          <w:szCs w:val="22"/>
+        </w:rPr>
+      </w:pPr>
+      <w:r>
+        <w:rPr>
+          <w:sz w:val="22"/>
+          <w:szCs w:val="22"/>
+        </w:rPr>
+        <w:pict w14:anchorId="765079D8">
+          <v:rect id="_x0000_i5660" style="width:0;height:1.5pt" o:hralign="center" o:hrstd="t" o:hr="t" fillcolor="#a0a0a0" stroked="f"/>
+        </w:pict>
+      </w:r>
+    </w:p>
+    <w:p>
+      <w:pPr>
+        <w:spacing w:after="0" w:line="240" w:lineRule="auto"/>
+        <w:rPr>
+          <w:b/>
+          <w:bCs/>
+          <w:sz w:val="22"/>
+          <w:szCs w:val="22"/>
+        </w:rPr>
+      </w:pPr>
+      <w:r>
+        <w:rPr>
+          <w:b/>
+          <w:bCs/>
+          <w:sz w:val="22"/>
+          <w:szCs w:val="22"/>
+        </w:rPr>
+        <w:t>Graph Construction Errors</w:t>
+      </w:r>
+    </w:p>
+    <w:p>
+      <w:pPr>
+        <w:spacing w:after="0" w:line="240" w:lineRule="auto"/>
+        <w:rPr>
+          <w:sz w:val="22"/>
+          <w:szCs w:val="22"/>
+        </w:rPr>
+      </w:pPr>
+      <w:r>
+        <w:rPr>
+          <w:sz w:val="22"/>
+          <w:szCs w:val="22"/>
+        </w:rPr>
+        <w:t>Incorrect relationships in Graph RAG.</w:t>
+      </w:r>
+    </w:p>
+    <w:p>
+      <w:pPr>
+        <w:spacing w:after="0" w:line="240" w:lineRule="auto"/>
+        <w:rPr>
+          <w:sz w:val="22"/>
+          <w:szCs w:val="22"/>
+        </w:rPr>
+      </w:pPr>
+      <w:r>
+        <w:rPr>
+          <w:sz w:val="22"/>
+          <w:szCs w:val="22"/>
+        </w:rPr>
+        <w:pict w14:anchorId="085F3BD9">
+          <v:rect id="_x0000_i5661" style="width:0;height:1.5pt" o:hralign="center" o:hrstd="t" o:hr="t" fillcolor="#a0a0a0" stroked="f"/>
+        </w:pict>
+      </w:r>
+    </w:p>
+    <w:p>
+      <w:pPr>
+        <w:spacing w:after="0" w:line="240" w:lineRule="auto"/>
+        <w:rPr>
+          <w:b/>
+          <w:bCs/>
+          <w:sz w:val="22"/>
+          <w:szCs w:val="22"/>
+        </w:rPr>
+      </w:pPr>
+      <w:r>
+        <w:rPr>
+          <w:b/>
+          <w:bCs/>
+          <w:sz w:val="22"/>
+          <w:szCs w:val="22"/>
+        </w:rPr>
+        <w:t>Agent Looping</w:t>
+      </w:r>
+    </w:p>
+    <w:p>
+      <w:pPr>
+        <w:spacing w:after="0" w:line="240" w:lineRule="auto"/>
+        <w:rPr>
+          <w:sz w:val="22"/>
+          <w:szCs w:val="22"/>
+        </w:rPr>
+      </w:pPr>
+      <w:r>
+        <w:rPr>
+          <w:sz w:val="22"/>
+          <w:szCs w:val="22"/>
+        </w:rPr>
+        <w:t>Agent repeatedly calls retrieval tools.</w:t>
+      </w:r>
+    </w:p>
+    <w:p>
+      <w:pPr>
+        <w:spacing w:after="0" w:line="240" w:lineRule="auto"/>
+        <w:rPr>
+          <w:sz w:val="22"/>
+          <w:szCs w:val="22"/>
+        </w:rPr>
+      </w:pPr>
+      <w:r>
+        <w:rPr>
+          <w:sz w:val="22"/>
+          <w:szCs w:val="22"/>
+        </w:rPr>
+        <w:t>Results:</w:t>
+      </w:r>
+    </w:p>
+    <w:p>
+      <w:pPr>
+        <w:spacing w:after="0" w:line="240" w:lineRule="auto"/>
+        <w:rPr>
+          <w:sz w:val="22"/>
+          <w:szCs w:val="22"/>
+        </w:rPr>
+      </w:pPr>
+      <w:r>
+        <w:rPr>
+          <w:sz w:val="22"/>
+          <w:szCs w:val="22"/>
+        </w:rPr>
+        <w:t>High Cost</w:t>
+      </w:r>
+      <w:r>
+        <w:rPr>
+          <w:sz w:val="22"/>
+          <w:szCs w:val="22"/>
+        </w:rPr>
+        <w:t xml:space="preserve">, </w:t>
+      </w:r>
+      <w:r>
+        <w:rPr>
+          <w:sz w:val="22"/>
+          <w:szCs w:val="22"/>
+        </w:rPr>
+        <w:t>Poor Response Times</w:t>
+      </w:r>
+    </w:p>
+    <w:p>
+      <w:pPr>
+        <w:spacing w:after="0" w:line="240" w:lineRule="auto"/>
+        <w:rPr>
+          <w:sz w:val="22"/>
+          <w:szCs w:val="22"/>
+        </w:rPr>
+      </w:pPr>
+      <w:r>
+        <w:rPr>
+          <w:sz w:val="22"/>
+          <w:szCs w:val="22"/>
+        </w:rPr>
+        <w:pict w14:anchorId="4887A85B">
+          <v:rect id="_x0000_i5662" style="width:0;height:1.5pt" o:hralign="center" o:hrstd="t" o:hr="t" fillcolor="#a0a0a0" stroked="f"/>
+        </w:pict>
+      </w:r>
+    </w:p>
+    <w:p>
+      <w:pPr>
+        <w:spacing w:after="0" w:line="240" w:lineRule="auto"/>
+        <w:rPr>
+          <w:b/>
+          <w:bCs/>
+          <w:sz w:val="22"/>
+          <w:szCs w:val="22"/>
+        </w:rPr>
+      </w:pPr>
+      <w:r>
+        <w:rPr>
+          <w:b/>
+          <w:bCs/>
+          <w:sz w:val="22"/>
+          <w:szCs w:val="22"/>
+        </w:rPr>
+        <w:t>Architect Perspective</w:t>
+      </w:r>
+    </w:p>
+    <w:p>
+      <w:pPr>
+        <w:spacing w:after="0" w:line="240" w:lineRule="auto"/>
+        <w:rPr>
+          <w:b/>
+          <w:bCs/>
+          <w:sz w:val="22"/>
+          <w:szCs w:val="22"/>
+        </w:rPr>
+      </w:pPr>
+      <w:r>
+        <w:rPr>
+          <w:b/>
+          <w:bCs/>
+          <w:sz w:val="22"/>
+          <w:szCs w:val="22"/>
+        </w:rPr>
+        <w:t>When Should You Use Basic RAG?</w:t>
+      </w:r>
+    </w:p>
+    <w:p>
+      <w:pPr>
+        <w:spacing w:after="0" w:line="240" w:lineRule="auto"/>
+        <w:rPr>
+          <w:sz w:val="22"/>
+          <w:szCs w:val="22"/>
+        </w:rPr>
+      </w:pPr>
+      <w:r>
+        <w:rPr>
+          <w:sz w:val="22"/>
+          <w:szCs w:val="22"/>
+        </w:rPr>
+        <w:t>Use when:</w:t>
+      </w:r>
+    </w:p>
+    <w:p>
+      <w:pPr>
+        <w:spacing w:after="0" w:line="240" w:lineRule="auto"/>
+        <w:rPr>
+          <w:sz w:val="22"/>
+          <w:szCs w:val="22"/>
+        </w:rPr>
+      </w:pPr>
+      <w:r>
+        <w:rPr>
+          <w:sz w:val="22"/>
+          <w:szCs w:val="22"/>
+        </w:rPr>
+        <w:t>Small Knowledge Base</w:t>
+      </w:r>
+      <w:r>
+        <w:rPr>
+          <w:sz w:val="22"/>
+          <w:szCs w:val="22"/>
+        </w:rPr>
+        <w:t xml:space="preserve">, </w:t>
+      </w:r>
+      <w:r>
+        <w:rPr>
+          <w:sz w:val="22"/>
+          <w:szCs w:val="22"/>
+        </w:rPr>
+        <w:t>Prototype</w:t>
+      </w:r>
+      <w:r>
+        <w:rPr>
+          <w:sz w:val="22"/>
+          <w:szCs w:val="22"/>
+        </w:rPr>
+        <w:t xml:space="preserve">, </w:t>
+      </w:r>
+      <w:r>
+        <w:rPr>
+          <w:sz w:val="22"/>
+          <w:szCs w:val="22"/>
+        </w:rPr>
+        <w:t>PoC</w:t>
+      </w:r>
+      <w:r>
+        <w:rPr>
+          <w:sz w:val="22"/>
+          <w:szCs w:val="22"/>
+        </w:rPr>
+        <w:t xml:space="preserve">, </w:t>
+      </w:r>
+      <w:r>
+        <w:rPr>
+          <w:sz w:val="22"/>
+          <w:szCs w:val="22"/>
+        </w:rPr>
+        <w:t>Few Thousand Documents</w:t>
+      </w:r>
+    </w:p>
+    <w:p>
+      <w:pPr>
+        <w:spacing w:after="0" w:line="240" w:lineRule="auto"/>
+        <w:rPr>
+          <w:sz w:val="22"/>
+          <w:szCs w:val="22"/>
+        </w:rPr>
+      </w:pPr>
+      <w:r>
+        <w:rPr>
+          <w:sz w:val="22"/>
+          <w:szCs w:val="22"/>
+        </w:rPr>
+        <w:pict w14:anchorId="17529190">
+          <v:rect id="_x0000_i5663" style="width:0;height:1.5pt" o:hralign="center" o:hrstd="t" o:hr="t" fillcolor="#a0a0a0" stroked="f"/>
+        </w:pict>
+      </w:r>
+    </w:p>
+    <w:p>
+      <w:pPr>
+        <w:spacing w:after="0" w:line="240" w:lineRule="auto"/>
+        <w:rPr>
+          <w:b/>
+          <w:bCs/>
+          <w:sz w:val="22"/>
+          <w:szCs w:val="22"/>
+        </w:rPr>
+      </w:pPr>
+      <w:r>
+        <w:rPr>
+          <w:b/>
+          <w:bCs/>
+          <w:sz w:val="22"/>
+          <w:szCs w:val="22"/>
+        </w:rPr>
+        <w:t>When Should You Use Advanced RAG?</w:t>
+      </w:r>
+    </w:p>
+    <w:p>
+      <w:pPr>
+        <w:spacing w:after="0" w:line="240" w:lineRule="auto"/>
+        <w:rPr>
+          <w:sz w:val="22"/>
+          <w:szCs w:val="22"/>
+        </w:rPr>
+      </w:pPr>
+      <w:r>
+        <w:rPr>
+          <w:sz w:val="22"/>
+          <w:szCs w:val="22"/>
+        </w:rPr>
+        <w:t>Use when:</w:t>
+      </w:r>
+      <w:r>
+        <w:rPr>
+          <w:sz w:val="22"/>
+          <w:szCs w:val="22"/>
+        </w:rPr>
+        <w:t xml:space="preserve"> </w:t>
+      </w:r>
+      <w:r>
+        <w:rPr>
+          <w:sz w:val="22"/>
+          <w:szCs w:val="22"/>
+        </w:rPr>
+        <w:t>Enterprise Scale</w:t>
+      </w:r>
+      <w:r>
+        <w:rPr>
+          <w:sz w:val="22"/>
+          <w:szCs w:val="22"/>
+        </w:rPr>
+        <w:t xml:space="preserve">, </w:t>
+      </w:r>
+      <w:r>
+        <w:rPr>
+          <w:sz w:val="22"/>
+          <w:szCs w:val="22"/>
+        </w:rPr>
+        <w:t>High Accuracy Required</w:t>
+      </w:r>
+      <w:r>
+        <w:rPr>
+          <w:sz w:val="22"/>
+          <w:szCs w:val="22"/>
+        </w:rPr>
+        <w:t xml:space="preserve">, </w:t>
+      </w:r>
+      <w:r>
+        <w:rPr>
+          <w:sz w:val="22"/>
+          <w:szCs w:val="22"/>
+        </w:rPr>
+        <w:t>Millions of Documents</w:t>
+      </w:r>
+      <w:r>
+        <w:rPr>
+          <w:sz w:val="22"/>
+          <w:szCs w:val="22"/>
+        </w:rPr>
+        <w:t xml:space="preserve">, </w:t>
+      </w:r>
+      <w:r>
+        <w:rPr>
+          <w:sz w:val="22"/>
+          <w:szCs w:val="22"/>
+        </w:rPr>
+        <w:t>Compliance Requirements</w:t>
+      </w:r>
+      <w:r>
+        <w:rPr>
+          <w:sz w:val="22"/>
+          <w:szCs w:val="22"/>
+        </w:rPr>
+        <w:t xml:space="preserve">, </w:t>
+      </w:r>
+      <w:r>
+        <w:rPr>
+          <w:sz w:val="22"/>
+          <w:szCs w:val="22"/>
+        </w:rPr>
+        <w:t>Complex Knowledge Retrieval</w:t>
+      </w:r>
+    </w:p>
+    <w:p>
+      <w:pPr>
+        <w:spacing w:after="0" w:line="240" w:lineRule="auto"/>
+        <w:rPr>
+          <w:sz w:val="22"/>
+          <w:szCs w:val="22"/>
+        </w:rPr>
+      </w:pPr>
+      <w:r>
+        <w:rPr>
+          <w:sz w:val="22"/>
+          <w:szCs w:val="22"/>
+        </w:rPr>
+        <w:pict w14:anchorId="55A7075F">
+          <v:rect id="_x0000_i5664" style="width:0;height:1.5pt" o:hralign="center" o:hrstd="t" o:hr="t" fillcolor="#a0a0a0" stroked="f"/>
+        </w:pict>
+      </w:r>
+    </w:p>
+    <w:p>
+      <w:pPr>
+        <w:spacing w:after="0" w:line="240" w:lineRule="auto"/>
+        <w:rPr>
+          <w:b/>
+          <w:bCs/>
+          <w:sz w:val="22"/>
+          <w:szCs w:val="22"/>
+        </w:rPr>
+      </w:pPr>
+      <w:r>
+        <w:rPr>
+          <w:b/>
+          <w:bCs/>
+          <w:sz w:val="22"/>
+          <w:szCs w:val="22"/>
+        </w:rPr>
+        <w:t>When Should You NOT Use Advanced RAG?</w:t>
+      </w:r>
+    </w:p>
+    <w:p>
+      <w:pPr>
+        <w:spacing w:after="0" w:line="240" w:lineRule="auto"/>
+        <w:rPr>
+          <w:sz w:val="22"/>
+          <w:szCs w:val="22"/>
+        </w:rPr>
+      </w:pPr>
+      <w:r>
+        <w:rPr>
+          <w:sz w:val="22"/>
+          <w:szCs w:val="22"/>
+        </w:rPr>
+        <w:t>Avoid when:</w:t>
+      </w:r>
+    </w:p>
+    <w:p>
+      <w:pPr>
+        <w:spacing w:after="0" w:line="240" w:lineRule="auto"/>
+        <w:rPr>
+          <w:sz w:val="22"/>
+          <w:szCs w:val="22"/>
+        </w:rPr>
+      </w:pPr>
+      <w:r>
+        <w:rPr>
+          <w:sz w:val="22"/>
+          <w:szCs w:val="22"/>
+        </w:rPr>
+        <w:t>Small FAQ Bot</w:t>
+      </w:r>
+      <w:r>
+        <w:rPr>
+          <w:sz w:val="22"/>
+          <w:szCs w:val="22"/>
+        </w:rPr>
+        <w:t xml:space="preserve">, </w:t>
+      </w:r>
+      <w:r>
+        <w:rPr>
+          <w:sz w:val="22"/>
+          <w:szCs w:val="22"/>
+        </w:rPr>
+        <w:t>Simple Search Tool</w:t>
+      </w:r>
+      <w:r>
+        <w:rPr>
+          <w:sz w:val="22"/>
+          <w:szCs w:val="22"/>
+        </w:rPr>
+        <w:t xml:space="preserve">, </w:t>
+      </w:r>
+      <w:r>
+        <w:rPr>
+          <w:sz w:val="22"/>
+          <w:szCs w:val="22"/>
+        </w:rPr>
+        <w:t>Limited Budget</w:t>
+      </w:r>
+      <w:r>
+        <w:rPr>
+          <w:sz w:val="22"/>
+          <w:szCs w:val="22"/>
+        </w:rPr>
+        <w:t xml:space="preserve">, </w:t>
+      </w:r>
+      <w:r>
+        <w:rPr>
+          <w:sz w:val="22"/>
+          <w:szCs w:val="22"/>
+        </w:rPr>
+        <w:t>Low Complexity Domain</w:t>
+      </w:r>
+      <w:r>
+        <w:rPr>
+          <w:sz w:val="22"/>
+          <w:szCs w:val="22"/>
+        </w:rPr>
+        <w:t xml:space="preserve">, </w:t>
+      </w:r>
+      <w:r>
+        <w:rPr>
+          <w:sz w:val="22"/>
+          <w:szCs w:val="22"/>
+        </w:rPr>
+        <w:t>Complexity may outweigh benefits.</w:t>
+      </w:r>
+    </w:p>
+    <w:p>
+      <w:pPr>
+        <w:spacing w:after="0" w:line="240" w:lineRule="auto"/>
+        <w:rPr>
+          <w:sz w:val="22"/>
+          <w:szCs w:val="22"/>
+        </w:rPr>
+      </w:pPr>
+      <w:r>
+        <w:rPr>
+          <w:sz w:val="22"/>
+          <w:szCs w:val="22"/>
+        </w:rPr>
+        <w:pict w14:anchorId="03D29AFC">
+          <v:rect id="_x0000_i5665" style="width:0;height:1.5pt" o:hralign="center" o:hrstd="t" o:hr="t" fillcolor="#a0a0a0" stroked="f"/>
+        </w:pict>
+      </w:r>
+    </w:p>
+    <w:p>
+      <w:pPr>
+        <w:spacing w:after="0" w:line="240" w:lineRule="auto"/>
+        <w:rPr>
+          <w:b/>
+          <w:bCs/>
+          <w:sz w:val="22"/>
+          <w:szCs w:val="22"/>
+        </w:rPr>
+      </w:pPr>
+      <w:r>
+        <w:rPr>
+          <w:b/>
+          <w:bCs/>
+          <w:sz w:val="22"/>
+          <w:szCs w:val="22"/>
+        </w:rPr>
+        <w:t>Why Not Fine-Tuning?</w:t>
+      </w:r>
+    </w:p>
+    <w:p>
+      <w:pPr>
+        <w:spacing w:after="0" w:line="240" w:lineRule="auto"/>
+        <w:rPr>
+          <w:sz w:val="22"/>
+          <w:szCs w:val="22"/>
+        </w:rPr>
+      </w:pPr>
+      <w:r>
+        <w:rPr>
+          <w:sz w:val="22"/>
+          <w:szCs w:val="22"/>
+        </w:rPr>
+        <w:t>Fine-Tuning:</w:t>
+      </w:r>
+      <w:r>
+        <w:rPr>
+          <w:sz w:val="22"/>
+          <w:szCs w:val="22"/>
+        </w:rPr>
+        <w:t xml:space="preserve"> </w:t>
+      </w:r>
+      <w:r>
+        <w:rPr>
+          <w:sz w:val="22"/>
+          <w:szCs w:val="22"/>
+        </w:rPr>
+        <w:t>Changes Model Behavior</w:t>
+      </w:r>
+    </w:p>
+    <w:p>
+      <w:pPr>
+        <w:spacing w:after="0" w:line="240" w:lineRule="auto"/>
+        <w:rPr>
+          <w:sz w:val="22"/>
+          <w:szCs w:val="22"/>
+        </w:rPr>
+      </w:pPr>
+      <w:r>
+        <w:rPr>
+          <w:sz w:val="22"/>
+          <w:szCs w:val="22"/>
+        </w:rPr>
+        <w:t>Advanced RAG:</w:t>
+      </w:r>
+      <w:r>
+        <w:rPr>
+          <w:sz w:val="22"/>
+          <w:szCs w:val="22"/>
+        </w:rPr>
+        <w:t xml:space="preserve"> </w:t>
+      </w:r>
+      <w:r>
+        <w:rPr>
+          <w:sz w:val="22"/>
+          <w:szCs w:val="22"/>
+        </w:rPr>
+        <w:t>Improves Knowledge Retrieval</w:t>
+      </w:r>
+    </w:p>
+    <w:p>
+      <w:pPr>
+        <w:spacing w:after="0" w:line="240" w:lineRule="auto"/>
+        <w:rPr>
+          <w:sz w:val="22"/>
+          <w:szCs w:val="22"/>
+        </w:rPr>
+      </w:pPr>
+      <w:r>
+        <w:rPr>
+          <w:sz w:val="22"/>
+          <w:szCs w:val="22"/>
+        </w:rPr>
+        <w:t>Industry rule:</w:t>
+      </w:r>
+      <w:r>
+        <w:rPr>
+          <w:sz w:val="22"/>
+          <w:szCs w:val="22"/>
+        </w:rPr>
+        <w:t xml:space="preserve"> </w:t>
+      </w:r>
+      <w:r>
+        <w:rPr>
+          <w:sz w:val="22"/>
+          <w:szCs w:val="22"/>
+        </w:rPr>
+        <w:t>Knowledge Problem → RAG</w:t>
+      </w:r>
+    </w:p>
+    <w:p>
+      <w:pPr>
+        <w:spacing w:after="0" w:line="240" w:lineRule="auto"/>
+        <w:rPr>
+          <w:sz w:val="22"/>
+          <w:szCs w:val="22"/>
+        </w:rPr>
+      </w:pPr>
+      <w:r>
+        <w:rPr>
+          <w:sz w:val="22"/>
+          <w:szCs w:val="22"/>
+        </w:rPr>
+        <w:t>Behavior Problem → Fine-Tuning</w:t>
+      </w:r>
+    </w:p>
+    <w:p>
+      <w:pPr>
+        <w:spacing w:after="0" w:line="240" w:lineRule="auto"/>
+        <w:rPr>
+          <w:sz w:val="22"/>
+          <w:szCs w:val="22"/>
+        </w:rPr>
+      </w:pPr>
+      <w:r>
+        <w:rPr>
+          <w:sz w:val="22"/>
+          <w:szCs w:val="22"/>
+        </w:rPr>
+        <w:pict w14:anchorId="4190765C">
+          <v:rect id="_x0000_i5666" style="width:0;height:1.5pt" o:hralign="center" o:hrstd="t" o:hr="t" fillcolor="#a0a0a0" stroked="f"/>
+        </w:pict>
+      </w:r>
+    </w:p>
+    <w:p>
+      <w:pPr>
+        <w:spacing w:after="0" w:line="240" w:lineRule="auto"/>
+        <w:rPr>
+          <w:b/>
+          <w:bCs/>
+          <w:sz w:val="22"/>
+          <w:szCs w:val="22"/>
+        </w:rPr>
+      </w:pPr>
+      <w:r>
+        <w:rPr>
+          <w:b/>
+          <w:bCs/>
+          <w:sz w:val="22"/>
+          <w:szCs w:val="22"/>
+        </w:rPr>
+        <w:t>Common Interview Questions</w:t>
+      </w:r>
+    </w:p>
+    <w:p>
+      <w:pPr>
+        <w:spacing w:after="0" w:line="240" w:lineRule="auto"/>
+        <w:rPr>
+          <w:b/>
+          <w:bCs/>
+          <w:sz w:val="22"/>
+          <w:szCs w:val="22"/>
+        </w:rPr>
+      </w:pPr>
+      <w:r>
+        <w:rPr>
+          <w:b/>
+          <w:bCs/>
+          <w:sz w:val="22"/>
+          <w:szCs w:val="22"/>
+        </w:rPr>
+        <w:t>1. What are the limitations of Basic RAG?</w:t>
+      </w:r>
+    </w:p>
+    <w:p>
+      <w:pPr>
+        <w:spacing w:after="0" w:line="240" w:lineRule="auto"/>
+        <w:rPr>
+          <w:sz w:val="22"/>
+          <w:szCs w:val="22"/>
+        </w:rPr>
+      </w:pPr>
+      <w:r>
+        <w:rPr>
+          <w:sz w:val="22"/>
+          <w:szCs w:val="22"/>
+        </w:rPr>
+        <w:t>Poor Retrieval</w:t>
+      </w:r>
+      <w:r>
+        <w:rPr>
+          <w:sz w:val="22"/>
+          <w:szCs w:val="22"/>
+        </w:rPr>
+        <w:t xml:space="preserve">, </w:t>
+      </w:r>
+      <w:r>
+        <w:rPr>
+          <w:sz w:val="22"/>
+          <w:szCs w:val="22"/>
+        </w:rPr>
+        <w:t>Noise</w:t>
+      </w:r>
+      <w:r>
+        <w:rPr>
+          <w:sz w:val="22"/>
+          <w:szCs w:val="22"/>
+        </w:rPr>
+        <w:t xml:space="preserve">, </w:t>
+      </w:r>
+      <w:r>
+        <w:rPr>
+          <w:sz w:val="22"/>
+          <w:szCs w:val="22"/>
+        </w:rPr>
+        <w:t>Hallucinations</w:t>
+      </w:r>
+      <w:r>
+        <w:rPr>
+          <w:sz w:val="22"/>
+          <w:szCs w:val="22"/>
+        </w:rPr>
+        <w:t xml:space="preserve">, </w:t>
+      </w:r>
+      <w:r>
+        <w:rPr>
+          <w:sz w:val="22"/>
+          <w:szCs w:val="22"/>
+        </w:rPr>
+        <w:t>Missing Context</w:t>
+      </w:r>
+    </w:p>
+    <w:p>
+      <w:pPr>
+        <w:spacing w:after="0" w:line="240" w:lineRule="auto"/>
+        <w:rPr>
+          <w:sz w:val="22"/>
+          <w:szCs w:val="22"/>
+        </w:rPr>
+      </w:pPr>
+      <w:r>
+        <w:rPr>
+          <w:sz w:val="22"/>
+          <w:szCs w:val="22"/>
+        </w:rPr>
+        <w:pict w14:anchorId="5E1985D4">
+          <v:rect id="_x0000_i5667" style="width:0;height:1.5pt" o:hralign="center" o:hrstd="t" o:hr="t" fillcolor="#a0a0a0" stroked="f"/>
+        </w:pict>
+      </w:r>
+    </w:p>
+    <w:p>
+      <w:pPr>
+        <w:spacing w:after="0" w:line="240" w:lineRule="auto"/>
+        <w:rPr>
+          <w:b/>
+          <w:bCs/>
+          <w:sz w:val="22"/>
+          <w:szCs w:val="22"/>
+        </w:rPr>
+      </w:pPr>
+      <w:r>
+        <w:rPr>
+          <w:b/>
+          <w:bCs/>
+          <w:sz w:val="22"/>
+          <w:szCs w:val="22"/>
+        </w:rPr>
+        <w:t>2. What is Hybrid Search?</w:t>
+      </w:r>
+    </w:p>
+    <w:p>
+      <w:pPr>
+        <w:spacing w:after="0" w:line="240" w:lineRule="auto"/>
+        <w:rPr>
+          <w:sz w:val="22"/>
+          <w:szCs w:val="22"/>
+        </w:rPr>
+      </w:pPr>
+      <w:r>
+        <w:rPr>
+          <w:sz w:val="22"/>
+          <w:szCs w:val="22"/>
+        </w:rPr>
+        <w:t>Combining:</w:t>
+      </w:r>
+      <w:r>
+        <w:rPr>
+          <w:sz w:val="22"/>
+          <w:szCs w:val="22"/>
+        </w:rPr>
+        <w:t xml:space="preserve"> </w:t>
+      </w:r>
+      <w:r>
+        <w:rPr>
+          <w:sz w:val="22"/>
+          <w:szCs w:val="22"/>
+        </w:rPr>
+        <w:t>Keyword Search + Semantic Search</w:t>
+      </w:r>
+    </w:p>
+    <w:p>
+      <w:pPr>
+        <w:spacing w:after="0" w:line="240" w:lineRule="auto"/>
+        <w:rPr>
+          <w:sz w:val="22"/>
+          <w:szCs w:val="22"/>
+        </w:rPr>
+      </w:pPr>
+      <w:r>
+        <w:rPr>
+          <w:sz w:val="22"/>
+          <w:szCs w:val="22"/>
+        </w:rPr>
+        <w:t>to improve retrieval.</w:t>
+      </w:r>
+    </w:p>
+    <w:p>
+      <w:pPr>
+        <w:spacing w:after="0" w:line="240" w:lineRule="auto"/>
+        <w:rPr>
+          <w:sz w:val="22"/>
+          <w:szCs w:val="22"/>
+        </w:rPr>
+      </w:pPr>
+      <w:r>
+        <w:rPr>
+          <w:sz w:val="22"/>
+          <w:szCs w:val="22"/>
+        </w:rPr>
+        <w:pict w14:anchorId="14301120">
+          <v:rect id="_x0000_i5668" style="width:0;height:1.5pt" o:hralign="center" o:hrstd="t" o:hr="t" fillcolor="#a0a0a0" stroked="f"/>
+        </w:pict>
+      </w:r>
+    </w:p>
+    <w:p>
+      <w:pPr>
+        <w:spacing w:after="0" w:line="240" w:lineRule="auto"/>
+        <w:rPr>
+          <w:b/>
+          <w:bCs/>
+          <w:sz w:val="22"/>
+          <w:szCs w:val="22"/>
+        </w:rPr>
+      </w:pPr>
+      <w:r>
+        <w:rPr>
+          <w:b/>
+          <w:bCs/>
+          <w:sz w:val="22"/>
+          <w:szCs w:val="22"/>
+        </w:rPr>
+        <w:t>3. What is Reranking?</w:t>
+      </w:r>
+    </w:p>
+    <w:p>
+      <w:pPr>
+        <w:spacing w:after="0" w:line="240" w:lineRule="auto"/>
+        <w:rPr>
+          <w:sz w:val="22"/>
+          <w:szCs w:val="22"/>
+        </w:rPr>
+      </w:pPr>
+      <w:r>
+        <w:rPr>
+          <w:sz w:val="22"/>
+          <w:szCs w:val="22"/>
+        </w:rPr>
+        <w:t>A secondary ranking stage that improves retrieval precision by reordering retrieved documents.</w:t>
+      </w:r>
+    </w:p>
+    <w:p>
+      <w:pPr>
+        <w:spacing w:after="0" w:line="240" w:lineRule="auto"/>
+        <w:rPr>
+          <w:sz w:val="22"/>
+          <w:szCs w:val="22"/>
+        </w:rPr>
+      </w:pPr>
+      <w:r>
+        <w:rPr>
+          <w:sz w:val="22"/>
+          <w:szCs w:val="22"/>
+        </w:rPr>
+        <w:pict w14:anchorId="130DBCD0">
+          <v:rect id="_x0000_i5669" style="width:0;height:1.5pt" o:hralign="center" o:hrstd="t" o:hr="t" fillcolor="#a0a0a0" stroked="f"/>
+        </w:pict>
+      </w:r>
+    </w:p>
+    <w:p>
+      <w:pPr>
+        <w:spacing w:after="0" w:line="240" w:lineRule="auto"/>
+        <w:rPr>
+          <w:b/>
+          <w:bCs/>
+          <w:sz w:val="22"/>
+          <w:szCs w:val="22"/>
+        </w:rPr>
+      </w:pPr>
+      <w:r>
+        <w:rPr>
+          <w:b/>
+          <w:bCs/>
+          <w:sz w:val="22"/>
+          <w:szCs w:val="22"/>
+        </w:rPr>
+        <w:t>4. What is Graph RAG?</w:t>
+      </w:r>
+    </w:p>
+    <w:p>
+      <w:pPr>
+        <w:spacing w:after="0" w:line="240" w:lineRule="auto"/>
+        <w:rPr>
+          <w:sz w:val="22"/>
+          <w:szCs w:val="22"/>
+        </w:rPr>
+      </w:pPr>
+      <w:r>
+        <w:rPr>
+          <w:sz w:val="22"/>
+          <w:szCs w:val="22"/>
+        </w:rPr>
+        <w:t>Combines knowledge graphs and vector retrieval to capture relationships between entities.</w:t>
+      </w:r>
+    </w:p>
+    <w:p>
+      <w:pPr>
+        <w:spacing w:after="0" w:line="240" w:lineRule="auto"/>
+        <w:rPr>
+          <w:sz w:val="22"/>
+          <w:szCs w:val="22"/>
+        </w:rPr>
+      </w:pPr>
+      <w:r>
+        <w:rPr>
+          <w:sz w:val="22"/>
+          <w:szCs w:val="22"/>
+        </w:rPr>
+        <w:pict w14:anchorId="11113648">
+          <v:rect id="_x0000_i5670" style="width:0;height:1.5pt" o:hralign="center" o:hrstd="t" o:hr="t" fillcolor="#a0a0a0" stroked="f"/>
+        </w:pict>
+      </w:r>
+    </w:p>
+    <w:p>
+      <w:pPr>
+        <w:spacing w:after="0" w:line="240" w:lineRule="auto"/>
+        <w:rPr>
+          <w:b/>
+          <w:bCs/>
+          <w:sz w:val="22"/>
+          <w:szCs w:val="22"/>
+        </w:rPr>
+      </w:pPr>
+      <w:r>
+        <w:rPr>
+          <w:b/>
+          <w:bCs/>
+          <w:sz w:val="22"/>
+          <w:szCs w:val="22"/>
+        </w:rPr>
+        <w:t>5. What is Agentic RAG?</w:t>
+      </w:r>
+    </w:p>
+    <w:p>
+      <w:pPr>
+        <w:spacing w:after="0" w:line="240" w:lineRule="auto"/>
+        <w:rPr>
+          <w:sz w:val="22"/>
+          <w:szCs w:val="22"/>
+        </w:rPr>
+      </w:pPr>
+      <w:r>
+        <w:rPr>
+          <w:sz w:val="22"/>
+          <w:szCs w:val="22"/>
+        </w:rPr>
+        <w:t>An agent-driven retrieval approach where the system performs multiple retrieval and reasoning steps before answering.</w:t>
+      </w:r>
+    </w:p>
+    <w:p>
+      <w:pPr>
+        <w:spacing w:after="0" w:line="240" w:lineRule="auto"/>
+        <w:rPr>
+          <w:sz w:val="22"/>
+          <w:szCs w:val="22"/>
+        </w:rPr>
+      </w:pPr>
+      <w:r>
+        <w:rPr>
+          <w:sz w:val="22"/>
+          <w:szCs w:val="22"/>
+        </w:rPr>
+        <w:pict w14:anchorId="5C5C1CE8">
+          <v:rect id="_x0000_i5671" style="width:0;height:1.5pt" o:hralign="center" o:hrstd="t" o:hr="t" fillcolor="#a0a0a0" stroked="f"/>
+        </w:pict>
+      </w:r>
+    </w:p>
+    <w:p>
+      <w:pPr>
+        <w:spacing w:after="0" w:line="240" w:lineRule="auto"/>
+        <w:rPr>
+          <w:b/>
+          <w:bCs/>
+          <w:sz w:val="22"/>
+          <w:szCs w:val="22"/>
+        </w:rPr>
+      </w:pPr>
+      <w:r>
+        <w:rPr>
+          <w:b/>
+          <w:bCs/>
+          <w:sz w:val="22"/>
+          <w:szCs w:val="22"/>
+        </w:rPr>
+        <w:t>Enterprise Scenario</w:t>
+      </w:r>
+    </w:p>
+    <w:p>
+      <w:pPr>
+        <w:spacing w:after="0" w:line="240" w:lineRule="auto"/>
+        <w:rPr>
+          <w:b/>
+          <w:bCs/>
+          <w:sz w:val="22"/>
+          <w:szCs w:val="22"/>
+        </w:rPr>
+      </w:pPr>
+      <w:r>
+        <w:rPr>
+          <w:b/>
+          <w:bCs/>
+          <w:sz w:val="22"/>
+          <w:szCs w:val="22"/>
+        </w:rPr>
+        <w:t>Problem</w:t>
+      </w:r>
+    </w:p>
+    <w:p>
+      <w:pPr>
+        <w:spacing w:after="0" w:line="240" w:lineRule="auto"/>
+        <w:rPr>
+          <w:sz w:val="22"/>
+          <w:szCs w:val="22"/>
+        </w:rPr>
+      </w:pPr>
+      <w:r>
+        <w:rPr>
+          <w:sz w:val="22"/>
+          <w:szCs w:val="22"/>
+        </w:rPr>
+        <w:t>Mahindra wants an enterprise-wide Engineering Copilot.</w:t>
+      </w:r>
+    </w:p>
+    <w:p>
+      <w:pPr>
+        <w:spacing w:after="0" w:line="240" w:lineRule="auto"/>
+        <w:rPr>
+          <w:sz w:val="22"/>
+          <w:szCs w:val="22"/>
+        </w:rPr>
+      </w:pPr>
+      <w:r>
+        <w:rPr>
+          <w:sz w:val="22"/>
+          <w:szCs w:val="22"/>
+        </w:rPr>
+        <w:t>Knowledge Sources:</w:t>
+      </w:r>
+    </w:p>
+    <w:p>
+      <w:pPr>
+        <w:spacing w:after="0" w:line="240" w:lineRule="auto"/>
+        <w:rPr>
+          <w:sz w:val="22"/>
+          <w:szCs w:val="22"/>
+        </w:rPr>
+      </w:pPr>
+      <w:r>
+        <w:rPr>
+          <w:sz w:val="22"/>
+          <w:szCs w:val="22"/>
+        </w:rPr>
+        <w:t>CAE Reports</w:t>
+      </w:r>
+      <w:r>
+        <w:rPr>
+          <w:sz w:val="22"/>
+          <w:szCs w:val="22"/>
+        </w:rPr>
+        <w:t xml:space="preserve">, </w:t>
+      </w:r>
+      <w:r>
+        <w:rPr>
+          <w:sz w:val="22"/>
+          <w:szCs w:val="22"/>
+        </w:rPr>
+        <w:t>NVH Reports</w:t>
+      </w:r>
+      <w:r>
+        <w:rPr>
+          <w:sz w:val="22"/>
+          <w:szCs w:val="22"/>
+        </w:rPr>
+        <w:t xml:space="preserve">, </w:t>
+      </w:r>
+      <w:r>
+        <w:rPr>
+          <w:sz w:val="22"/>
+          <w:szCs w:val="22"/>
+        </w:rPr>
+        <w:t>Crash Studies</w:t>
+      </w:r>
+      <w:r>
+        <w:rPr>
+          <w:sz w:val="22"/>
+          <w:szCs w:val="22"/>
+        </w:rPr>
+        <w:t xml:space="preserve">, </w:t>
+      </w:r>
+      <w:r>
+        <w:rPr>
+          <w:sz w:val="22"/>
+          <w:szCs w:val="22"/>
+        </w:rPr>
+        <w:t>PLM Data</w:t>
+      </w:r>
+      <w:r>
+        <w:rPr>
+          <w:sz w:val="22"/>
+          <w:szCs w:val="22"/>
+        </w:rPr>
+        <w:t xml:space="preserve">, </w:t>
+      </w:r>
+      <w:r>
+        <w:rPr>
+          <w:sz w:val="22"/>
+          <w:szCs w:val="22"/>
+        </w:rPr>
+        <w:t>Design Standards</w:t>
+      </w:r>
+      <w:r>
+        <w:rPr>
+          <w:sz w:val="22"/>
+          <w:szCs w:val="22"/>
+        </w:rPr>
+        <w:t xml:space="preserve">, </w:t>
+      </w:r>
+      <w:r>
+        <w:rPr>
+          <w:sz w:val="22"/>
+          <w:szCs w:val="22"/>
+        </w:rPr>
+        <w:t>Failure Databases</w:t>
+      </w:r>
+    </w:p>
+    <w:p>
+      <w:pPr>
+        <w:spacing w:after="0" w:line="240" w:lineRule="auto"/>
+        <w:rPr>
+          <w:sz w:val="22"/>
+          <w:szCs w:val="22"/>
+        </w:rPr>
+      </w:pPr>
+      <w:r>
+        <w:rPr>
+          <w:sz w:val="22"/>
+          <w:szCs w:val="22"/>
+        </w:rPr>
+        <w:t>Volume:</w:t>
+      </w:r>
+      <w:r>
+        <w:rPr>
+          <w:sz w:val="22"/>
+          <w:szCs w:val="22"/>
+        </w:rPr>
+        <w:t xml:space="preserve"> </w:t>
+      </w:r>
+      <w:r>
+        <w:rPr>
+          <w:sz w:val="22"/>
+          <w:szCs w:val="22"/>
+        </w:rPr>
+        <w:t>2 Million+ Documents</w:t>
+      </w:r>
+      <w:r>
+        <w:rPr>
+          <w:sz w:val="22"/>
+          <w:szCs w:val="22"/>
+        </w:rPr>
+        <w:t xml:space="preserve">, </w:t>
+      </w:r>
+    </w:p>
+    <w:p>
+      <w:pPr>
+        <w:spacing w:after="0" w:line="240" w:lineRule="auto"/>
+        <w:rPr>
+          <w:sz w:val="22"/>
+          <w:szCs w:val="22"/>
+        </w:rPr>
+      </w:pPr>
+      <w:r>
+        <w:rPr>
+          <w:sz w:val="22"/>
+          <w:szCs w:val="22"/>
+        </w:rPr>
+        <w:pict w14:anchorId="54CDC553">
+          <v:rect id="_x0000_i5672" style="width:0;height:1.5pt" o:hralign="center" o:hrstd="t" o:hr="t" fillcolor="#a0a0a0" stroked="f"/>
+        </w:pict>
+      </w:r>
+    </w:p>
+    <w:p>
+      <w:pPr>
+        <w:spacing w:after="0" w:line="240" w:lineRule="auto"/>
+        <w:rPr>
+          <w:b/>
+          <w:bCs/>
+          <w:sz w:val="22"/>
+          <w:szCs w:val="22"/>
+        </w:rPr>
+      </w:pPr>
+      <w:r>
+        <w:rPr>
+          <w:b/>
+          <w:bCs/>
+          <w:sz w:val="22"/>
+          <w:szCs w:val="22"/>
+        </w:rPr>
+        <w:t>Why Basic RAG Fails?</w:t>
+      </w:r>
+    </w:p>
+    <w:p>
+      <w:pPr>
+        <w:spacing w:after="0" w:line="240" w:lineRule="auto"/>
+        <w:rPr>
+          <w:sz w:val="22"/>
+          <w:szCs w:val="22"/>
+        </w:rPr>
+      </w:pPr>
+      <w:r>
+        <w:rPr>
+          <w:sz w:val="22"/>
+          <w:szCs w:val="22"/>
+        </w:rPr>
+        <w:t>Issues:</w:t>
+      </w:r>
+    </w:p>
+    <w:p>
+      <w:pPr>
+        <w:spacing w:after="0" w:line="240" w:lineRule="auto"/>
+        <w:rPr>
+          <w:sz w:val="22"/>
+          <w:szCs w:val="22"/>
+        </w:rPr>
+      </w:pPr>
+      <w:r>
+        <w:rPr>
+          <w:sz w:val="22"/>
+          <w:szCs w:val="22"/>
+        </w:rPr>
+        <w:t>Large Knowledge Base</w:t>
+      </w:r>
+      <w:r>
+        <w:rPr>
+          <w:sz w:val="22"/>
+          <w:szCs w:val="22"/>
+        </w:rPr>
+        <w:t xml:space="preserve">, </w:t>
+      </w:r>
+      <w:r>
+        <w:rPr>
+          <w:sz w:val="22"/>
+          <w:szCs w:val="22"/>
+        </w:rPr>
+        <w:t>Multiple Document Types</w:t>
+      </w:r>
+      <w:r>
+        <w:rPr>
+          <w:sz w:val="22"/>
+          <w:szCs w:val="22"/>
+        </w:rPr>
+        <w:t xml:space="preserve">, </w:t>
+      </w:r>
+      <w:r>
+        <w:rPr>
+          <w:sz w:val="22"/>
+          <w:szCs w:val="22"/>
+        </w:rPr>
+        <w:t>Complex Relationships</w:t>
+      </w:r>
+      <w:r>
+        <w:rPr>
+          <w:sz w:val="22"/>
+          <w:szCs w:val="22"/>
+        </w:rPr>
+        <w:t xml:space="preserve">, </w:t>
+      </w:r>
+      <w:r>
+        <w:rPr>
+          <w:sz w:val="22"/>
+          <w:szCs w:val="22"/>
+        </w:rPr>
+        <w:t>High Precision Requirement</w:t>
+      </w:r>
+    </w:p>
+    <w:p>
+      <w:pPr>
+        <w:spacing w:after="0" w:line="240" w:lineRule="auto"/>
+        <w:rPr>
+          <w:sz w:val="22"/>
+          <w:szCs w:val="22"/>
+        </w:rPr>
+      </w:pPr>
+      <w:r>
+        <w:rPr>
+          <w:sz w:val="22"/>
+          <w:szCs w:val="22"/>
+        </w:rPr>
+        <w:pict w14:anchorId="7517E135">
+          <v:rect id="_x0000_i5673" style="width:0;height:1.5pt" o:hralign="center" o:hrstd="t" o:hr="t" fillcolor="#a0a0a0" stroked="f"/>
+        </w:pict>
+      </w:r>
+    </w:p>
+    <w:p>
+      <w:pPr>
+        <w:spacing w:after="0" w:line="240" w:lineRule="auto"/>
+        <w:rPr>
+          <w:b/>
+          <w:bCs/>
+          <w:sz w:val="22"/>
+          <w:szCs w:val="22"/>
+        </w:rPr>
+      </w:pPr>
+      <w:r>
+        <w:rPr>
+          <w:b/>
+          <w:bCs/>
+          <w:sz w:val="22"/>
+          <w:szCs w:val="22"/>
+        </w:rPr>
+        <w:t>Why Choose Advanced RAG?</w:t>
+      </w:r>
+    </w:p>
+    <w:p>
+      <w:pPr>
+        <w:spacing w:after="0" w:line="240" w:lineRule="auto"/>
+        <w:rPr>
+          <w:sz w:val="22"/>
+          <w:szCs w:val="22"/>
+        </w:rPr>
+      </w:pPr>
+      <w:r>
+        <w:rPr>
+          <w:sz w:val="22"/>
+          <w:szCs w:val="22"/>
+        </w:rPr>
+        <w:t>Need:</w:t>
+      </w:r>
+    </w:p>
+    <w:p>
+      <w:pPr>
+        <w:spacing w:after="0" w:line="240" w:lineRule="auto"/>
+        <w:rPr>
+          <w:sz w:val="22"/>
+          <w:szCs w:val="22"/>
+        </w:rPr>
+      </w:pPr>
+      <w:r>
+        <w:rPr>
+          <w:sz w:val="22"/>
+          <w:szCs w:val="22"/>
+        </w:rPr>
+        <w:t>Hybrid Search</w:t>
+      </w:r>
+      <w:r>
+        <w:rPr>
+          <w:sz w:val="22"/>
+          <w:szCs w:val="22"/>
+        </w:rPr>
+        <w:t xml:space="preserve">, </w:t>
+      </w:r>
+      <w:r>
+        <w:rPr>
+          <w:sz w:val="22"/>
+          <w:szCs w:val="22"/>
+        </w:rPr>
+        <w:t>Metadata Filtering</w:t>
+      </w:r>
+      <w:r>
+        <w:rPr>
+          <w:sz w:val="22"/>
+          <w:szCs w:val="22"/>
+        </w:rPr>
+        <w:t xml:space="preserve">, </w:t>
+      </w:r>
+      <w:r>
+        <w:rPr>
+          <w:sz w:val="22"/>
+          <w:szCs w:val="22"/>
+        </w:rPr>
+        <w:t>Reranking</w:t>
+      </w:r>
+      <w:r>
+        <w:rPr>
+          <w:sz w:val="22"/>
+          <w:szCs w:val="22"/>
+        </w:rPr>
+        <w:t xml:space="preserve">, </w:t>
+      </w:r>
+      <w:r>
+        <w:rPr>
+          <w:sz w:val="22"/>
+          <w:szCs w:val="22"/>
+        </w:rPr>
+        <w:t>Agentic Retrieval</w:t>
+      </w:r>
+      <w:r>
+        <w:rPr>
+          <w:sz w:val="22"/>
+          <w:szCs w:val="22"/>
+        </w:rPr>
+        <w:t xml:space="preserve">, </w:t>
+      </w:r>
+      <w:r>
+        <w:rPr>
+          <w:sz w:val="22"/>
+          <w:szCs w:val="22"/>
+        </w:rPr>
+        <w:t>Source Citations</w:t>
+      </w:r>
+    </w:p>
+    <w:p>
+      <w:pPr>
+        <w:spacing w:after="0" w:line="240" w:lineRule="auto"/>
+        <w:rPr>
+          <w:sz w:val="22"/>
+          <w:szCs w:val="22"/>
+        </w:rPr>
+      </w:pPr>
+      <w:r>
+        <w:rPr>
+          <w:sz w:val="22"/>
+          <w:szCs w:val="22"/>
+        </w:rPr>
+        <w:pict w14:anchorId="3027A936">
+          <v:rect id="_x0000_i5674" style="width:0;height:1.5pt" o:hralign="center" o:hrstd="t" o:hr="t" fillcolor="#a0a0a0" stroked="f"/>
+        </w:pict>
+      </w:r>
+    </w:p>
+    <w:p>
+      <w:pPr>
+        <w:spacing w:after="0" w:line="240" w:lineRule="auto"/>
+        <w:rPr>
+          <w:b/>
+          <w:bCs/>
+          <w:sz w:val="22"/>
+          <w:szCs w:val="22"/>
+        </w:rPr>
+      </w:pPr>
+      <w:r>
+        <w:rPr>
+          <w:b/>
+          <w:bCs/>
+          <w:sz w:val="22"/>
+          <w:szCs w:val="22"/>
+        </w:rPr>
+        <w:t>Why Not Only Large Context Windows?</w:t>
+      </w:r>
+    </w:p>
+    <w:p>
+      <w:pPr>
+        <w:spacing w:after="0" w:line="240" w:lineRule="auto"/>
+        <w:rPr>
+          <w:sz w:val="22"/>
+          <w:szCs w:val="22"/>
+        </w:rPr>
+      </w:pPr>
+      <w:r>
+        <w:rPr>
+          <w:sz w:val="22"/>
+          <w:szCs w:val="22"/>
+        </w:rPr>
+        <w:t>Very Expensive</w:t>
+      </w:r>
+      <w:r>
+        <w:rPr>
+          <w:sz w:val="22"/>
+          <w:szCs w:val="22"/>
+        </w:rPr>
+        <w:t xml:space="preserve">, </w:t>
+      </w:r>
+      <w:r>
+        <w:rPr>
+          <w:sz w:val="22"/>
+          <w:szCs w:val="22"/>
+        </w:rPr>
+        <w:t>Slow</w:t>
+      </w:r>
+      <w:r>
+        <w:rPr>
+          <w:sz w:val="22"/>
+          <w:szCs w:val="22"/>
+        </w:rPr>
+        <w:t xml:space="preserve">, </w:t>
+      </w:r>
+      <w:r>
+        <w:rPr>
+          <w:sz w:val="22"/>
+          <w:szCs w:val="22"/>
+        </w:rPr>
+        <w:t>Does Not Scale</w:t>
+      </w:r>
+      <w:r>
+        <w:rPr>
+          <w:sz w:val="22"/>
+          <w:szCs w:val="22"/>
+        </w:rPr>
+        <w:t xml:space="preserve">, </w:t>
+      </w:r>
+      <w:r>
+        <w:rPr>
+          <w:sz w:val="22"/>
+          <w:szCs w:val="22"/>
+        </w:rPr>
+        <w:t>Retrieval Quality Still Poor</w:t>
+      </w:r>
+    </w:p>
+    <w:p>
+      <w:pPr>
+        <w:spacing w:after="0" w:line="240" w:lineRule="auto"/>
+        <w:rPr>
+          <w:sz w:val="22"/>
+          <w:szCs w:val="22"/>
+        </w:rPr>
+      </w:pPr>
+      <w:r>
+        <w:rPr>
+          <w:sz w:val="22"/>
+          <w:szCs w:val="22"/>
+        </w:rPr>
+        <w:pict w14:anchorId="7C93594D">
+          <v:rect id="_x0000_i5675" style="width:0;height:1.5pt" o:hralign="center" o:hrstd="t" o:hr="t" fillcolor="#a0a0a0" stroked="f"/>
+        </w:pict>
+      </w:r>
+    </w:p>
+    <w:p>
+      <w:pPr>
+        <w:spacing w:after="0" w:line="240" w:lineRule="auto"/>
+        <w:rPr>
+          <w:b/>
+          <w:bCs/>
+          <w:sz w:val="22"/>
+          <w:szCs w:val="22"/>
+        </w:rPr>
+      </w:pPr>
+      <w:r>
+        <w:rPr>
+          <w:b/>
+          <w:bCs/>
+          <w:sz w:val="22"/>
+          <w:szCs w:val="22"/>
+        </w:rPr>
+        <w:t>Final Architecture Choice</w:t>
+      </w:r>
+    </w:p>
+    <w:p>
+      <w:pPr>
+        <w:spacing w:after="0" w:line="240" w:lineRule="auto"/>
+        <w:rPr>
+          <w:sz w:val="22"/>
+          <w:szCs w:val="22"/>
+        </w:rPr>
+      </w:pPr>
+      <w:r>
+        <w:rPr>
+          <w:sz w:val="22"/>
+          <w:szCs w:val="22"/>
+        </w:rPr>
+        <w:t>Documents → Semantic Chunking → Embeddings → Vector Database → Hybrid Search → Metadata Filtering → Reranking → Context Compression → Agentic Retrieval → LLM → Validation → Citations → Engineering Copilot</w:t>
+      </w:r>
+    </w:p>
+    <w:p>
+      <w:pPr>
+        <w:spacing w:after="0" w:line="240" w:lineRule="auto"/>
+        <w:rPr>
+          <w:b/>
+          <w:bCs/>
+          <w:sz w:val="22"/>
+          <w:szCs w:val="22"/>
+        </w:rPr>
+      </w:pPr>
+      <w:r>
+        <w:rPr>
+          <w:b/>
+          <w:bCs/>
+          <w:sz w:val="22"/>
+          <w:szCs w:val="22"/>
+        </w:rPr>
+        <w:t>Why This Architecture?</w:t>
+      </w:r>
+    </w:p>
+    <w:p>
+      <w:pPr>
+        <w:spacing w:after="0" w:line="240" w:lineRule="auto"/>
+        <w:rPr>
+          <w:sz w:val="22"/>
+          <w:szCs w:val="22"/>
+        </w:rPr>
+      </w:pPr>
+      <w:r>
+        <w:rPr>
+          <w:sz w:val="22"/>
+          <w:szCs w:val="22"/>
+        </w:rPr>
+        <w:t>Highest Accuracy</w:t>
+      </w:r>
+      <w:r>
+        <w:rPr>
+          <w:sz w:val="22"/>
+          <w:szCs w:val="22"/>
+        </w:rPr>
+        <w:t xml:space="preserve">, </w:t>
+      </w:r>
+      <w:r>
+        <w:rPr>
+          <w:sz w:val="22"/>
+          <w:szCs w:val="22"/>
+        </w:rPr>
+        <w:t>Lower Hallucinations</w:t>
+      </w:r>
+      <w:r>
+        <w:rPr>
+          <w:sz w:val="22"/>
+          <w:szCs w:val="22"/>
+        </w:rPr>
+        <w:t xml:space="preserve">, </w:t>
+      </w:r>
+      <w:r>
+        <w:rPr>
+          <w:sz w:val="22"/>
+          <w:szCs w:val="22"/>
+        </w:rPr>
+        <w:t>Enterprise Security</w:t>
+      </w:r>
+      <w:r>
+        <w:rPr>
+          <w:sz w:val="22"/>
+          <w:szCs w:val="22"/>
+        </w:rPr>
+        <w:t xml:space="preserve">, </w:t>
+      </w:r>
+      <w:r>
+        <w:rPr>
+          <w:sz w:val="22"/>
+          <w:szCs w:val="22"/>
+        </w:rPr>
+        <w:t>Source Traceability</w:t>
+      </w:r>
+      <w:r>
+        <w:rPr>
+          <w:sz w:val="22"/>
+          <w:szCs w:val="22"/>
+        </w:rPr>
+        <w:t xml:space="preserve">, </w:t>
+      </w:r>
+      <w:r>
+        <w:rPr>
+          <w:sz w:val="22"/>
+          <w:szCs w:val="22"/>
+        </w:rPr>
+        <w:t>Scales to Millions of Documents</w:t>
+      </w:r>
+      <w:r>
+        <w:rPr>
+          <w:sz w:val="22"/>
+          <w:szCs w:val="22"/>
+        </w:rPr>
+        <w:t xml:space="preserve">, </w:t>
+      </w:r>
+      <w:r>
+        <w:rPr>
+          <w:sz w:val="22"/>
+          <w:szCs w:val="22"/>
+        </w:rPr>
+        <w:t>Supports Complex Engineering Queries</w:t>
+      </w:r>
+    </w:p>
+    <w:p>
+      <w:pPr>
+        <w:spacing w:after="0" w:line="240" w:lineRule="auto"/>
+        <w:rPr>
+          <w:sz w:val="22"/>
+          <w:szCs w:val="22"/>
+        </w:rPr>
+      </w:pPr>
+      <w:r>
+        <w:rPr>
+          <w:sz w:val="22"/>
+          <w:szCs w:val="22"/>
+        </w:rPr>
+        <w:t>This is the type of architecture used in modern enterprise copilots, advanced knowledge assistants, engineering copilots, and large-scale GenAI platforms.</w:t>
+      </w:r>
     </w:p>
     <w:p>
       <w:pPr>
